--- a/por/docx/56.content.docx
+++ b/por/docx/56.content.docx
@@ -821,6 +821,21 @@
           <w:b/>
           <w:lang w:val="pt_PT" w:bidi="pt_PT"/>
         </w:rPr>
+        <w:t>κατὰ πίστιν ἐκλεκτῶν Θεοῦ καὶ ἐπίγνωσιν ἀληθείας</w:t>
+      </w:r>
+    </w:p>
+    <w:p>
+      <w:pPr/>
+      <w:r>
+        <w:rPr>
+          <w:lang w:val="pt_PT" w:bidi="pt_PT"/>
+        </w:rPr>
+      </w:r>
+      <w:r>
+        <w:rPr>
+          <w:b/>
+          <w:lang w:val="pt_PT" w:bidi="pt_PT"/>
+        </w:rPr>
         <w:t>"pela fé dos eleitos de Deus e pelo conhecimento da verdade"</w:t>
       </w:r>
     </w:p>
@@ -943,6 +958,21 @@
           <w:b/>
           <w:lang w:val="pt_PT" w:bidi="pt_PT"/>
         </w:rPr>
+        <w:t>ἐκλεκτῶν Θεοῦ</w:t>
+      </w:r>
+    </w:p>
+    <w:p>
+      <w:pPr/>
+      <w:r>
+        <w:rPr>
+          <w:lang w:val="pt_PT" w:bidi="pt_PT"/>
+        </w:rPr>
+      </w:r>
+      <w:r>
+        <w:rPr>
+          <w:b/>
+          <w:lang w:val="pt_PT" w:bidi="pt_PT"/>
+        </w:rPr>
         <w:t>"dos eleitos de Deus"</w:t>
       </w:r>
     </w:p>
@@ -1026,6 +1056,21 @@
           <w:b/>
           <w:lang w:val="pt_PT" w:bidi="pt_PT"/>
         </w:rPr>
+        <w:t>καὶ ἐπίγνωσιν ἀληθείας</w:t>
+      </w:r>
+    </w:p>
+    <w:p>
+      <w:pPr/>
+      <w:r>
+        <w:rPr>
+          <w:lang w:val="pt_PT" w:bidi="pt_PT"/>
+        </w:rPr>
+      </w:r>
+      <w:r>
+        <w:rPr>
+          <w:b/>
+          <w:lang w:val="pt_PT" w:bidi="pt_PT"/>
+        </w:rPr>
         <w:t>"e seu conhecimento da verdade"</w:t>
       </w:r>
     </w:p>
@@ -1109,6 +1154,21 @@
           <w:b/>
           <w:lang w:val="pt_PT" w:bidi="pt_PT"/>
         </w:rPr>
+        <w:t>τῆς κατ’ εὐσέβειαν</w:t>
+      </w:r>
+    </w:p>
+    <w:p>
+      <w:pPr/>
+      <w:r>
+        <w:rPr>
+          <w:lang w:val="pt_PT" w:bidi="pt_PT"/>
+        </w:rPr>
+      </w:r>
+      <w:r>
+        <w:rPr>
+          <w:b/>
+          <w:lang w:val="pt_PT" w:bidi="pt_PT"/>
+        </w:rPr>
         <w:t>"que leva à piedade"</w:t>
       </w:r>
     </w:p>
@@ -1205,6 +1265,21 @@
           <w:b/>
           <w:lang w:val="pt_PT" w:bidi="pt_PT"/>
         </w:rPr>
+        <w:t>ἐπ’ ἐλπίδι ζωῆς αἰωνίου</w:t>
+      </w:r>
+    </w:p>
+    <w:p>
+      <w:pPr/>
+      <w:r>
+        <w:rPr>
+          <w:lang w:val="pt_PT" w:bidi="pt_PT"/>
+        </w:rPr>
+      </w:r>
+      <w:r>
+        <w:rPr>
+          <w:b/>
+          <w:lang w:val="pt_PT" w:bidi="pt_PT"/>
+        </w:rPr>
         <w:t>"na esperança da vida eterna"</w:t>
       </w:r>
     </w:p>
@@ -1327,6 +1402,21 @@
           <w:b/>
           <w:lang w:val="pt_PT" w:bidi="pt_PT"/>
         </w:rPr>
+        <w:t>ἐπ’ ἐλπίδι ζωῆς αἰωνίου</w:t>
+      </w:r>
+    </w:p>
+    <w:p>
+      <w:pPr/>
+      <w:r>
+        <w:rPr>
+          <w:lang w:val="pt_PT" w:bidi="pt_PT"/>
+        </w:rPr>
+      </w:r>
+      <w:r>
+        <w:rPr>
+          <w:b/>
+          <w:lang w:val="pt_PT" w:bidi="pt_PT"/>
+        </w:rPr>
         <w:t>"na esperança da vida eterna"</w:t>
       </w:r>
     </w:p>
@@ -1423,6 +1513,21 @@
           <w:b/>
           <w:lang w:val="pt_PT" w:bidi="pt_PT"/>
         </w:rPr>
+        <w:t>ὁ ἀψευδὴς Θεὸς</w:t>
+      </w:r>
+    </w:p>
+    <w:p>
+      <w:pPr/>
+      <w:r>
+        <w:rPr>
+          <w:lang w:val="pt_PT" w:bidi="pt_PT"/>
+        </w:rPr>
+      </w:r>
+      <w:r>
+        <w:rPr>
+          <w:b/>
+          <w:lang w:val="pt_PT" w:bidi="pt_PT"/>
+        </w:rPr>
         <w:t>"Deus que não pode mentir"</w:t>
       </w:r>
     </w:p>
@@ -1569,6 +1674,21 @@
           <w:b/>
           <w:lang w:val="pt_PT" w:bidi="pt_PT"/>
         </w:rPr>
+        <w:t>καιροῖς ἰδίοις</w:t>
+      </w:r>
+    </w:p>
+    <w:p>
+      <w:pPr/>
+      <w:r>
+        <w:rPr>
+          <w:lang w:val="pt_PT" w:bidi="pt_PT"/>
+        </w:rPr>
+      </w:r>
+      <w:r>
+        <w:rPr>
+          <w:b/>
+          <w:lang w:val="pt_PT" w:bidi="pt_PT"/>
+        </w:rPr>
         <w:t>"No Seu próprio tempo"</w:t>
       </w:r>
     </w:p>
@@ -1632,6 +1752,21 @@
           <w:b/>
           <w:lang w:val="pt_PT" w:bidi="pt_PT"/>
         </w:rPr>
+        <w:t>ἐφανέρωσεν &amp; τὸν λόγον αὐτοῦ</w:t>
+      </w:r>
+    </w:p>
+    <w:p>
+      <w:pPr/>
+      <w:r>
+        <w:rPr>
+          <w:lang w:val="pt_PT" w:bidi="pt_PT"/>
+        </w:rPr>
+      </w:r>
+      <w:r>
+        <w:rPr>
+          <w:b/>
+          <w:lang w:val="pt_PT" w:bidi="pt_PT"/>
+        </w:rPr>
         <w:t>"Ele fez"</w:t>
       </w:r>
       <w:r>
@@ -1728,6 +1863,21 @@
           <w:b/>
           <w:lang w:val="pt_PT" w:bidi="pt_PT"/>
         </w:rPr>
+        <w:t>ἐν κηρύγματι</w:t>
+      </w:r>
+    </w:p>
+    <w:p>
+      <w:pPr/>
+      <w:r>
+        <w:rPr>
+          <w:lang w:val="pt_PT" w:bidi="pt_PT"/>
+        </w:rPr>
+      </w:r>
+      <w:r>
+        <w:rPr>
+          <w:b/>
+          <w:lang w:val="pt_PT" w:bidi="pt_PT"/>
+        </w:rPr>
         <w:t>"na proclamação"</w:t>
       </w:r>
     </w:p>
@@ -1824,6 +1974,21 @@
           <w:b/>
           <w:lang w:val="pt_PT" w:bidi="pt_PT"/>
         </w:rPr>
+        <w:t>ὃ ἐπιστεύθην ἐγὼ</w:t>
+      </w:r>
+    </w:p>
+    <w:p>
+      <w:pPr/>
+      <w:r>
+        <w:rPr>
+          <w:lang w:val="pt_PT" w:bidi="pt_PT"/>
+        </w:rPr>
+      </w:r>
+      <w:r>
+        <w:rPr>
+          <w:b/>
+          <w:lang w:val="pt_PT" w:bidi="pt_PT"/>
+        </w:rPr>
         <w:t>"confiado a mim"</w:t>
       </w:r>
     </w:p>
@@ -1907,6 +2072,21 @@
           <w:b/>
           <w:lang w:val="pt_PT" w:bidi="pt_PT"/>
         </w:rPr>
+        <w:t>ἡμῶν</w:t>
+      </w:r>
+    </w:p>
+    <w:p>
+      <w:pPr/>
+      <w:r>
+        <w:rPr>
+          <w:lang w:val="pt_PT" w:bidi="pt_PT"/>
+        </w:rPr>
+      </w:r>
+      <w:r>
+        <w:rPr>
+          <w:b/>
+          <w:lang w:val="pt_PT" w:bidi="pt_PT"/>
+        </w:rPr>
         <w:t>"nosso"</w:t>
       </w:r>
     </w:p>
@@ -2003,6 +2183,21 @@
           <w:b/>
           <w:lang w:val="pt_PT" w:bidi="pt_PT"/>
         </w:rPr>
+        <w:t>γνησίῳ τέκνῳ</w:t>
+      </w:r>
+    </w:p>
+    <w:p>
+      <w:pPr/>
+      <w:r>
+        <w:rPr>
+          <w:lang w:val="pt_PT" w:bidi="pt_PT"/>
+        </w:rPr>
+      </w:r>
+      <w:r>
+        <w:rPr>
+          <w:b/>
+          <w:lang w:val="pt_PT" w:bidi="pt_PT"/>
+        </w:rPr>
         <w:t>"meu VERDADEIRO filho"</w:t>
       </w:r>
     </w:p>
@@ -2099,6 +2294,21 @@
           <w:b/>
           <w:lang w:val="pt_PT" w:bidi="pt_PT"/>
         </w:rPr>
+        <w:t>κατὰ κοινὴν πίστιν</w:t>
+      </w:r>
+    </w:p>
+    <w:p>
+      <w:pPr/>
+      <w:r>
+        <w:rPr>
+          <w:lang w:val="pt_PT" w:bidi="pt_PT"/>
+        </w:rPr>
+      </w:r>
+      <w:r>
+        <w:rPr>
+          <w:b/>
+          <w:lang w:val="pt_PT" w:bidi="pt_PT"/>
+        </w:rPr>
         <w:t>"em nossa fé comum"</w:t>
       </w:r>
     </w:p>
@@ -2208,6 +2418,21 @@
           <w:b/>
           <w:lang w:val="pt_PT" w:bidi="pt_PT"/>
         </w:rPr>
+        <w:t>χάρις καὶ εἰρήνη</w:t>
+      </w:r>
+    </w:p>
+    <w:p>
+      <w:pPr/>
+      <w:r>
+        <w:rPr>
+          <w:lang w:val="pt_PT" w:bidi="pt_PT"/>
+        </w:rPr>
+      </w:r>
+      <w:r>
+        <w:rPr>
+          <w:b/>
+          <w:lang w:val="pt_PT" w:bidi="pt_PT"/>
+        </w:rPr>
         <w:t>"Graça e paz"</w:t>
       </w:r>
     </w:p>
@@ -2291,6 +2516,21 @@
           <w:b/>
           <w:lang w:val="pt_PT" w:bidi="pt_PT"/>
         </w:rPr>
+        <w:t>χάρις καὶ εἰρήνη ἀπὸ Θεοῦ Πατρὸς καὶ Χριστοῦ Ἰησοῦ τοῦ Σωτῆρος ἡμῶν</w:t>
+      </w:r>
+    </w:p>
+    <w:p>
+      <w:pPr/>
+      <w:r>
+        <w:rPr>
+          <w:lang w:val="pt_PT" w:bidi="pt_PT"/>
+        </w:rPr>
+      </w:r>
+      <w:r>
+        <w:rPr>
+          <w:b/>
+          <w:lang w:val="pt_PT" w:bidi="pt_PT"/>
+        </w:rPr>
         <w:t>"Graça e paz de Deus o Pai e Cristo Jesus nosso Salvador"</w:t>
       </w:r>
     </w:p>
@@ -2400,6 +2640,21 @@
           <w:b/>
           <w:lang w:val="pt_PT" w:bidi="pt_PT"/>
         </w:rPr>
+        <w:t>Χριστοῦ Ἰησοῦ τοῦ Σωτῆρος ἡμῶν</w:t>
+      </w:r>
+    </w:p>
+    <w:p>
+      <w:pPr/>
+      <w:r>
+        <w:rPr>
+          <w:lang w:val="pt_PT" w:bidi="pt_PT"/>
+        </w:rPr>
+      </w:r>
+      <w:r>
+        <w:rPr>
+          <w:b/>
+          <w:lang w:val="pt_PT" w:bidi="pt_PT"/>
+        </w:rPr>
         <w:t>"Cristo Jesus nosso Salvador"</w:t>
       </w:r>
     </w:p>
@@ -2463,6 +2718,21 @@
           <w:b/>
           <w:lang w:val="pt_PT" w:bidi="pt_PT"/>
         </w:rPr>
+        <w:t>ἡμῶν</w:t>
+      </w:r>
+    </w:p>
+    <w:p>
+      <w:pPr/>
+      <w:r>
+        <w:rPr>
+          <w:lang w:val="pt_PT" w:bidi="pt_PT"/>
+        </w:rPr>
+      </w:r>
+      <w:r>
+        <w:rPr>
+          <w:b/>
+          <w:lang w:val="pt_PT" w:bidi="pt_PT"/>
+        </w:rPr>
         <w:t>"nosso"</w:t>
       </w:r>
     </w:p>
@@ -2559,6 +2829,21 @@
           <w:b/>
           <w:lang w:val="pt_PT" w:bidi="pt_PT"/>
         </w:rPr>
+        <w:t>τούτου χάριν</w:t>
+      </w:r>
+    </w:p>
+    <w:p>
+      <w:pPr/>
+      <w:r>
+        <w:rPr>
+          <w:lang w:val="pt_PT" w:bidi="pt_PT"/>
+        </w:rPr>
+      </w:r>
+      <w:r>
+        <w:rPr>
+          <w:b/>
+          <w:lang w:val="pt_PT" w:bidi="pt_PT"/>
+        </w:rPr>
         <w:t>"A razão"</w:t>
       </w:r>
     </w:p>
@@ -2655,6 +2940,21 @@
           <w:b/>
           <w:lang w:val="pt_PT" w:bidi="pt_PT"/>
         </w:rPr>
+        <w:t>ἀπέλιπόν σε ἐν Κρήτῃ</w:t>
+      </w:r>
+    </w:p>
+    <w:p>
+      <w:pPr/>
+      <w:r>
+        <w:rPr>
+          <w:lang w:val="pt_PT" w:bidi="pt_PT"/>
+        </w:rPr>
+      </w:r>
+      <w:r>
+        <w:rPr>
+          <w:b/>
+          <w:lang w:val="pt_PT" w:bidi="pt_PT"/>
+        </w:rPr>
         <w:t>"Eu deixei você em Creta"</w:t>
       </w:r>
     </w:p>
@@ -2718,6 +3018,21 @@
           <w:b/>
           <w:lang w:val="pt_PT" w:bidi="pt_PT"/>
         </w:rPr>
+        <w:t>ἵνα τὰ λείποντα ἐπιδιορθώσῃ</w:t>
+      </w:r>
+    </w:p>
+    <w:p>
+      <w:pPr/>
+      <w:r>
+        <w:rPr>
+          <w:lang w:val="pt_PT" w:bidi="pt_PT"/>
+        </w:rPr>
+      </w:r>
+      <w:r>
+        <w:rPr>
+          <w:b/>
+          <w:lang w:val="pt_PT" w:bidi="pt_PT"/>
+        </w:rPr>
         <w:t>"para que você colocasse em ordem o que estava inacabado"</w:t>
       </w:r>
     </w:p>
@@ -2781,6 +3096,21 @@
           <w:b/>
           <w:lang w:val="pt_PT" w:bidi="pt_PT"/>
         </w:rPr>
+        <w:t>καταστήσῃς &amp; πρεσβυτέρους</w:t>
+      </w:r>
+    </w:p>
+    <w:p>
+      <w:pPr/>
+      <w:r>
+        <w:rPr>
+          <w:lang w:val="pt_PT" w:bidi="pt_PT"/>
+        </w:rPr>
+      </w:r>
+      <w:r>
+        <w:rPr>
+          <w:b/>
+          <w:lang w:val="pt_PT" w:bidi="pt_PT"/>
+        </w:rPr>
         <w:t>"nomear"</w:t>
       </w:r>
       <w:r>
@@ -2857,6 +3187,21 @@
           <w:b/>
           <w:lang w:val="pt_PT" w:bidi="pt_PT"/>
         </w:rPr>
+        <w:t>εἴ τίς ἐστιν ἀνέγκλητος</w:t>
+      </w:r>
+    </w:p>
+    <w:p>
+      <w:pPr/>
+      <w:r>
+        <w:rPr>
+          <w:lang w:val="pt_PT" w:bidi="pt_PT"/>
+        </w:rPr>
+      </w:r>
+      <w:r>
+        <w:rPr>
+          <w:b/>
+          <w:lang w:val="pt_PT" w:bidi="pt_PT"/>
+        </w:rPr>
         <w:t>"Um ancião deve ser irrepreensível"</w:t>
       </w:r>
     </w:p>
@@ -2940,6 +3285,21 @@
           <w:b/>
           <w:lang w:val="pt_PT" w:bidi="pt_PT"/>
         </w:rPr>
+        <w:t>ἀνέγκλητος</w:t>
+      </w:r>
+    </w:p>
+    <w:p>
+      <w:pPr/>
+      <w:r>
+        <w:rPr>
+          <w:lang w:val="pt_PT" w:bidi="pt_PT"/>
+        </w:rPr>
+      </w:r>
+      <w:r>
+        <w:rPr>
+          <w:b/>
+          <w:lang w:val="pt_PT" w:bidi="pt_PT"/>
+        </w:rPr>
         <w:t>"irrepreensível"</w:t>
       </w:r>
     </w:p>
@@ -3036,6 +3396,21 @@
           <w:b/>
           <w:lang w:val="pt_PT" w:bidi="pt_PT"/>
         </w:rPr>
+        <w:t>μιᾶς γυναικὸς ἀνήρ</w:t>
+      </w:r>
+    </w:p>
+    <w:p>
+      <w:pPr/>
+      <w:r>
+        <w:rPr>
+          <w:lang w:val="pt_PT" w:bidi="pt_PT"/>
+        </w:rPr>
+      </w:r>
+      <w:r>
+        <w:rPr>
+          <w:b/>
+          <w:lang w:val="pt_PT" w:bidi="pt_PT"/>
+        </w:rPr>
         <w:t>"o marido de apenas uma esposa"</w:t>
       </w:r>
     </w:p>
@@ -3132,6 +3507,21 @@
           <w:b/>
           <w:lang w:val="pt_PT" w:bidi="pt_PT"/>
         </w:rPr>
+        <w:t>τέκνα &amp; πιστά</w:t>
+      </w:r>
+    </w:p>
+    <w:p>
+      <w:pPr/>
+      <w:r>
+        <w:rPr>
+          <w:lang w:val="pt_PT" w:bidi="pt_PT"/>
+        </w:rPr>
+      </w:r>
+      <w:r>
+        <w:rPr>
+          <w:b/>
+          <w:lang w:val="pt_PT" w:bidi="pt_PT"/>
+        </w:rPr>
         <w:t>"crianças"</w:t>
       </w:r>
       <w:r>
@@ -3228,6 +3618,21 @@
           <w:b/>
           <w:lang w:val="pt_PT" w:bidi="pt_PT"/>
         </w:rPr>
+        <w:t>τὸν ἐπίσκοπον</w:t>
+      </w:r>
+    </w:p>
+    <w:p>
+      <w:pPr/>
+      <w:r>
+        <w:rPr>
+          <w:lang w:val="pt_PT" w:bidi="pt_PT"/>
+        </w:rPr>
+      </w:r>
+      <w:r>
+        <w:rPr>
+          <w:b/>
+          <w:lang w:val="pt_PT" w:bidi="pt_PT"/>
+        </w:rPr>
         <w:t>"um supervisor"</w:t>
       </w:r>
     </w:p>
@@ -3324,6 +3729,21 @@
           <w:b/>
           <w:lang w:val="pt_PT" w:bidi="pt_PT"/>
         </w:rPr>
+        <w:t>Θεοῦ οἰκονόμον</w:t>
+      </w:r>
+    </w:p>
+    <w:p>
+      <w:pPr/>
+      <w:r>
+        <w:rPr>
+          <w:lang w:val="pt_PT" w:bidi="pt_PT"/>
+        </w:rPr>
+      </w:r>
+      <w:r>
+        <w:rPr>
+          <w:b/>
+          <w:lang w:val="pt_PT" w:bidi="pt_PT"/>
+        </w:rPr>
         <w:t>"Mordomo de Deus"</w:t>
       </w:r>
     </w:p>
@@ -3420,6 +3840,21 @@
           <w:b/>
           <w:lang w:val="pt_PT" w:bidi="pt_PT"/>
         </w:rPr>
+        <w:t>μὴ πάροινον</w:t>
+      </w:r>
+    </w:p>
+    <w:p>
+      <w:pPr/>
+      <w:r>
+        <w:rPr>
+          <w:lang w:val="pt_PT" w:bidi="pt_PT"/>
+        </w:rPr>
+      </w:r>
+      <w:r>
+        <w:rPr>
+          <w:b/>
+          <w:lang w:val="pt_PT" w:bidi="pt_PT"/>
+        </w:rPr>
         <w:t>"não deve ser chegado ao vinho"</w:t>
       </w:r>
     </w:p>
@@ -3483,6 +3918,21 @@
           <w:b/>
           <w:lang w:val="pt_PT" w:bidi="pt_PT"/>
         </w:rPr>
+        <w:t>μὴ πλήκτην</w:t>
+      </w:r>
+    </w:p>
+    <w:p>
+      <w:pPr/>
+      <w:r>
+        <w:rPr>
+          <w:lang w:val="pt_PT" w:bidi="pt_PT"/>
+        </w:rPr>
+      </w:r>
+      <w:r>
+        <w:rPr>
+          <w:b/>
+          <w:lang w:val="pt_PT" w:bidi="pt_PT"/>
+        </w:rPr>
         <w:t>"nem violento"</w:t>
       </w:r>
     </w:p>
@@ -3546,6 +3996,21 @@
           <w:b/>
           <w:lang w:val="pt_PT" w:bidi="pt_PT"/>
         </w:rPr>
+        <w:t>ἀλλὰ</w:t>
+      </w:r>
+    </w:p>
+    <w:p>
+      <w:pPr/>
+      <w:r>
+        <w:rPr>
+          <w:lang w:val="pt_PT" w:bidi="pt_PT"/>
+        </w:rPr>
+      </w:r>
+      <w:r>
+        <w:rPr>
+          <w:b/>
+          <w:lang w:val="pt_PT" w:bidi="pt_PT"/>
+        </w:rPr>
         <w:t>"Em vez disso"</w:t>
       </w:r>
     </w:p>
@@ -3642,6 +4107,21 @@
           <w:b/>
           <w:lang w:val="pt_PT" w:bidi="pt_PT"/>
         </w:rPr>
+        <w:t>φιλάγαθον</w:t>
+      </w:r>
+    </w:p>
+    <w:p>
+      <w:pPr/>
+      <w:r>
+        <w:rPr>
+          <w:lang w:val="pt_PT" w:bidi="pt_PT"/>
+        </w:rPr>
+      </w:r>
+      <w:r>
+        <w:rPr>
+          <w:b/>
+          <w:lang w:val="pt_PT" w:bidi="pt_PT"/>
+        </w:rPr>
         <w:t>"amar o bem"</w:t>
       </w:r>
     </w:p>
@@ -3751,6 +4231,21 @@
           <w:b/>
           <w:lang w:val="pt_PT" w:bidi="pt_PT"/>
         </w:rPr>
+        <w:t>σώφρονα &amp; ἐγκρατῆ</w:t>
+      </w:r>
+    </w:p>
+    <w:p>
+      <w:pPr/>
+      <w:r>
+        <w:rPr>
+          <w:lang w:val="pt_PT" w:bidi="pt_PT"/>
+        </w:rPr>
+      </w:r>
+      <w:r>
+        <w:rPr>
+          <w:b/>
+          <w:lang w:val="pt_PT" w:bidi="pt_PT"/>
+        </w:rPr>
         <w:t>"prudente"</w:t>
       </w:r>
       <w:r>
@@ -3873,6 +4368,21 @@
           <w:b/>
           <w:lang w:val="pt_PT" w:bidi="pt_PT"/>
         </w:rPr>
+        <w:t>δίκαιον, ὅσιον</w:t>
+      </w:r>
+    </w:p>
+    <w:p>
+      <w:pPr/>
+      <w:r>
+        <w:rPr>
+          <w:lang w:val="pt_PT" w:bidi="pt_PT"/>
+        </w:rPr>
+      </w:r>
+      <w:r>
+        <w:rPr>
+          <w:b/>
+          <w:lang w:val="pt_PT" w:bidi="pt_PT"/>
+        </w:rPr>
         <w:t>"justo, dedicado a Deus"</w:t>
       </w:r>
     </w:p>
@@ -3982,6 +4492,21 @@
           <w:b/>
           <w:lang w:val="pt_PT" w:bidi="pt_PT"/>
         </w:rPr>
+        <w:t>ἀντεχόμενον</w:t>
+      </w:r>
+    </w:p>
+    <w:p>
+      <w:pPr/>
+      <w:r>
+        <w:rPr>
+          <w:lang w:val="pt_PT" w:bidi="pt_PT"/>
+        </w:rPr>
+      </w:r>
+      <w:r>
+        <w:rPr>
+          <w:b/>
+          <w:lang w:val="pt_PT" w:bidi="pt_PT"/>
+        </w:rPr>
         <w:t>"Ele deve manter firme".</w:t>
       </w:r>
     </w:p>
@@ -4065,6 +4590,21 @@
           <w:b/>
           <w:lang w:val="pt_PT" w:bidi="pt_PT"/>
         </w:rPr>
+        <w:t>κατὰ τὴν διδαχὴν</w:t>
+      </w:r>
+    </w:p>
+    <w:p>
+      <w:pPr/>
+      <w:r>
+        <w:rPr>
+          <w:lang w:val="pt_PT" w:bidi="pt_PT"/>
+        </w:rPr>
+      </w:r>
+      <w:r>
+        <w:rPr>
+          <w:b/>
+          <w:lang w:val="pt_PT" w:bidi="pt_PT"/>
+        </w:rPr>
         <w:t>"que está de acordo com a doutrina".</w:t>
       </w:r>
     </w:p>
@@ -4128,6 +4668,21 @@
           <w:b/>
           <w:lang w:val="pt_PT" w:bidi="pt_PT"/>
         </w:rPr>
+        <w:t>ἵνα</w:t>
+      </w:r>
+    </w:p>
+    <w:p>
+      <w:pPr/>
+      <w:r>
+        <w:rPr>
+          <w:lang w:val="pt_PT" w:bidi="pt_PT"/>
+        </w:rPr>
+      </w:r>
+      <w:r>
+        <w:rPr>
+          <w:b/>
+          <w:lang w:val="pt_PT" w:bidi="pt_PT"/>
+        </w:rPr>
         <w:t>"Assim".</w:t>
       </w:r>
     </w:p>
@@ -4224,6 +4779,21 @@
           <w:b/>
           <w:lang w:val="pt_PT" w:bidi="pt_PT"/>
         </w:rPr>
+        <w:t>τῇ διδασκαλίᾳ τῇ ὑγιαινούσῃ</w:t>
+      </w:r>
+    </w:p>
+    <w:p>
+      <w:pPr/>
+      <w:r>
+        <w:rPr>
+          <w:lang w:val="pt_PT" w:bidi="pt_PT"/>
+        </w:rPr>
+      </w:r>
+      <w:r>
+        <w:rPr>
+          <w:b/>
+          <w:lang w:val="pt_PT" w:bidi="pt_PT"/>
+        </w:rPr>
         <w:t>"verdadeiro ensinamento".</w:t>
       </w:r>
     </w:p>
@@ -4333,6 +4903,21 @@
           <w:b/>
           <w:lang w:val="pt_PT" w:bidi="pt_PT"/>
         </w:rPr>
+        <w:t>ματαιολόγοι</w:t>
+      </w:r>
+    </w:p>
+    <w:p>
+      <w:pPr/>
+      <w:r>
+        <w:rPr>
+          <w:lang w:val="pt_PT" w:bidi="pt_PT"/>
+        </w:rPr>
+      </w:r>
+      <w:r>
+        <w:rPr>
+          <w:b/>
+          <w:lang w:val="pt_PT" w:bidi="pt_PT"/>
+        </w:rPr>
         <w:t>"com as suas tolices".</w:t>
       </w:r>
     </w:p>
@@ -4429,6 +5014,21 @@
           <w:b/>
           <w:lang w:val="pt_PT" w:bidi="pt_PT"/>
         </w:rPr>
+        <w:t>φρεναπάται</w:t>
+      </w:r>
+    </w:p>
+    <w:p>
+      <w:pPr/>
+      <w:r>
+        <w:rPr>
+          <w:lang w:val="pt_PT" w:bidi="pt_PT"/>
+        </w:rPr>
+      </w:r>
+      <w:r>
+        <w:rPr>
+          <w:b/>
+          <w:lang w:val="pt_PT" w:bidi="pt_PT"/>
+        </w:rPr>
         <w:t>"enganam".</w:t>
       </w:r>
     </w:p>
@@ -4525,6 +5125,21 @@
           <w:b/>
           <w:lang w:val="pt_PT" w:bidi="pt_PT"/>
         </w:rPr>
+        <w:t>ματαιολόγοι, καὶ φρεναπάται</w:t>
+      </w:r>
+    </w:p>
+    <w:p>
+      <w:pPr/>
+      <w:r>
+        <w:rPr>
+          <w:lang w:val="pt_PT" w:bidi="pt_PT"/>
+        </w:rPr>
+      </w:r>
+      <w:r>
+        <w:rPr>
+          <w:b/>
+          <w:lang w:val="pt_PT" w:bidi="pt_PT"/>
+        </w:rPr>
         <w:t>"que são revoltados e enganam os outros com as suas tolices".</w:t>
       </w:r>
     </w:p>
@@ -4647,6 +5262,21 @@
           <w:b/>
           <w:lang w:val="pt_PT" w:bidi="pt_PT"/>
         </w:rPr>
+        <w:t>οἱ ἐκ τῆς περιτομῆς</w:t>
+      </w:r>
+    </w:p>
+    <w:p>
+      <w:pPr/>
+      <w:r>
+        <w:rPr>
+          <w:lang w:val="pt_PT" w:bidi="pt_PT"/>
+        </w:rPr>
+      </w:r>
+      <w:r>
+        <w:rPr>
+          <w:b/>
+          <w:lang w:val="pt_PT" w:bidi="pt_PT"/>
+        </w:rPr>
         <w:t>"os que vieram do Judaísmo".</w:t>
       </w:r>
     </w:p>
@@ -4743,6 +5373,21 @@
           <w:b/>
           <w:lang w:val="pt_PT" w:bidi="pt_PT"/>
         </w:rPr>
+        <w:t>οὓς δεῖ ἐπιστομίζειν</w:t>
+      </w:r>
+    </w:p>
+    <w:p>
+      <w:pPr/>
+      <w:r>
+        <w:rPr>
+          <w:lang w:val="pt_PT" w:bidi="pt_PT"/>
+        </w:rPr>
+      </w:r>
+      <w:r>
+        <w:rPr>
+          <w:b/>
+          <w:lang w:val="pt_PT" w:bidi="pt_PT"/>
+        </w:rPr>
         <w:t>"é preciso fazê-los calar".</w:t>
       </w:r>
     </w:p>
@@ -4826,6 +5471,21 @@
           <w:b/>
           <w:lang w:val="pt_PT" w:bidi="pt_PT"/>
         </w:rPr>
+        <w:t>ὅλους οἴκους ἀνατρέπουσιν</w:t>
+      </w:r>
+    </w:p>
+    <w:p>
+      <w:pPr/>
+      <w:r>
+        <w:rPr>
+          <w:lang w:val="pt_PT" w:bidi="pt_PT"/>
+        </w:rPr>
+      </w:r>
+      <w:r>
+        <w:rPr>
+          <w:b/>
+          <w:lang w:val="pt_PT" w:bidi="pt_PT"/>
+        </w:rPr>
         <w:t>"atrapalhando famílias inteiras".</w:t>
       </w:r>
     </w:p>
@@ -4909,6 +5569,21 @@
           <w:b/>
           <w:lang w:val="pt_PT" w:bidi="pt_PT"/>
         </w:rPr>
+        <w:t>αἰσχροῦ κέρδους χάριν</w:t>
+      </w:r>
+    </w:p>
+    <w:p>
+      <w:pPr/>
+      <w:r>
+        <w:rPr>
+          <w:lang w:val="pt_PT" w:bidi="pt_PT"/>
+        </w:rPr>
+      </w:r>
+      <w:r>
+        <w:rPr>
+          <w:b/>
+          <w:lang w:val="pt_PT" w:bidi="pt_PT"/>
+        </w:rPr>
         <w:t>"intenção vergonhosa de ganhar dinheiro".</w:t>
       </w:r>
     </w:p>
@@ -5018,6 +5693,21 @@
           <w:b/>
           <w:lang w:val="pt_PT" w:bidi="pt_PT"/>
         </w:rPr>
+        <w:t>τις ἐξ αὐτῶν, ἴδιος αὐτῶν προφήτης</w:t>
+      </w:r>
+    </w:p>
+    <w:p>
+      <w:pPr/>
+      <w:r>
+        <w:rPr>
+          <w:lang w:val="pt_PT" w:bidi="pt_PT"/>
+        </w:rPr>
+      </w:r>
+      <w:r>
+        <w:rPr>
+          <w:b/>
+          <w:lang w:val="pt_PT" w:bidi="pt_PT"/>
+        </w:rPr>
         <w:t>"um deles, um profeta da ilha de Creta".</w:t>
       </w:r>
     </w:p>
@@ -5081,6 +5771,21 @@
           <w:b/>
           <w:lang w:val="pt_PT" w:bidi="pt_PT"/>
         </w:rPr>
+        <w:t>Κρῆτες ἀεὶ ψεῦσται</w:t>
+      </w:r>
+    </w:p>
+    <w:p>
+      <w:pPr/>
+      <w:r>
+        <w:rPr>
+          <w:lang w:val="pt_PT" w:bidi="pt_PT"/>
+        </w:rPr>
+      </w:r>
+      <w:r>
+        <w:rPr>
+          <w:b/>
+          <w:lang w:val="pt_PT" w:bidi="pt_PT"/>
+        </w:rPr>
         <w:t>"Os cretenses só dizem mentiras".</w:t>
       </w:r>
     </w:p>
@@ -5177,6 +5882,21 @@
           <w:b/>
           <w:lang w:val="pt_PT" w:bidi="pt_PT"/>
         </w:rPr>
+        <w:t>κακὰ θηρία</w:t>
+      </w:r>
+    </w:p>
+    <w:p>
+      <w:pPr/>
+      <w:r>
+        <w:rPr>
+          <w:lang w:val="pt_PT" w:bidi="pt_PT"/>
+        </w:rPr>
+      </w:r>
+      <w:r>
+        <w:rPr>
+          <w:b/>
+          <w:lang w:val="pt_PT" w:bidi="pt_PT"/>
+        </w:rPr>
         <w:t>"animais selvagens".</w:t>
       </w:r>
     </w:p>
@@ -5286,6 +6006,21 @@
           <w:b/>
           <w:lang w:val="pt_PT" w:bidi="pt_PT"/>
         </w:rPr>
+        <w:t>γαστέρες ἀργαί</w:t>
+      </w:r>
+    </w:p>
+    <w:p>
+      <w:pPr/>
+      <w:r>
+        <w:rPr>
+          <w:lang w:val="pt_PT" w:bidi="pt_PT"/>
+        </w:rPr>
+      </w:r>
+      <w:r>
+        <w:rPr>
+          <w:b/>
+          <w:lang w:val="pt_PT" w:bidi="pt_PT"/>
+        </w:rPr>
         <w:t>"preguiçosos que só pensam em comida".</w:t>
       </w:r>
     </w:p>
@@ -5369,6 +6104,21 @@
           <w:b/>
           <w:lang w:val="pt_PT" w:bidi="pt_PT"/>
         </w:rPr>
+        <w:t>δι’ ἣν αἰτίαν ἔλεγχε αὐτοὺς ἀποτόμως</w:t>
+      </w:r>
+    </w:p>
+    <w:p>
+      <w:pPr/>
+      <w:r>
+        <w:rPr>
+          <w:lang w:val="pt_PT" w:bidi="pt_PT"/>
+        </w:rPr>
+      </w:r>
+      <w:r>
+        <w:rPr>
+          <w:b/>
+          <w:lang w:val="pt_PT" w:bidi="pt_PT"/>
+        </w:rPr>
         <w:t>"Portanto, você tem de repreender duramente".</w:t>
       </w:r>
     </w:p>
@@ -5432,6 +6182,21 @@
           <w:b/>
           <w:lang w:val="pt_PT" w:bidi="pt_PT"/>
         </w:rPr>
+        <w:t>δι’ ἣν αἰτίαν</w:t>
+      </w:r>
+    </w:p>
+    <w:p>
+      <w:pPr/>
+      <w:r>
+        <w:rPr>
+          <w:lang w:val="pt_PT" w:bidi="pt_PT"/>
+        </w:rPr>
+      </w:r>
+      <w:r>
+        <w:rPr>
+          <w:b/>
+          <w:lang w:val="pt_PT" w:bidi="pt_PT"/>
+        </w:rPr>
         <w:t>"Portanto".</w:t>
       </w:r>
     </w:p>
@@ -5514,6 +6279,21 @@
         <w:rPr>
           <w:lang w:val="pt_PT" w:bidi="pt_PT"/>
         </w:rPr>
+      </w:r>
+    </w:p>
+    <w:p>
+      <w:pPr/>
+      <w:r>
+        <w:rPr>
+          <w:lang w:val="pt_PT" w:bidi="pt_PT"/>
+        </w:rPr>
+      </w:r>
+      <w:r>
+        <w:rPr>
+          <w:b/>
+          <w:lang w:val="pt_PT" w:bidi="pt_PT"/>
+        </w:rPr>
+        <w:t>αὐτοὺς</w:t>
       </w:r>
     </w:p>
     <w:p>
@@ -5677,6 +6457,21 @@
           <w:b/>
           <w:lang w:val="pt_PT" w:bidi="pt_PT"/>
         </w:rPr>
+        <w:t>ἵνα ὑγιαίνωσιν ἐν τῇ πίστει</w:t>
+      </w:r>
+    </w:p>
+    <w:p>
+      <w:pPr/>
+      <w:r>
+        <w:rPr>
+          <w:lang w:val="pt_PT" w:bidi="pt_PT"/>
+        </w:rPr>
+      </w:r>
+      <w:r>
+        <w:rPr>
+          <w:b/>
+          <w:lang w:val="pt_PT" w:bidi="pt_PT"/>
+        </w:rPr>
         <w:t>"para que sejam sadios na fé".</w:t>
       </w:r>
     </w:p>
@@ -5773,6 +6568,21 @@
           <w:b/>
           <w:lang w:val="pt_PT" w:bidi="pt_PT"/>
         </w:rPr>
+        <w:t>ἵνα</w:t>
+      </w:r>
+    </w:p>
+    <w:p>
+      <w:pPr/>
+      <w:r>
+        <w:rPr>
+          <w:lang w:val="pt_PT" w:bidi="pt_PT"/>
+        </w:rPr>
+      </w:r>
+      <w:r>
+        <w:rPr>
+          <w:b/>
+          <w:lang w:val="pt_PT" w:bidi="pt_PT"/>
+        </w:rPr>
         <w:t>"para que".</w:t>
       </w:r>
     </w:p>
@@ -5882,6 +6692,21 @@
           <w:b/>
           <w:lang w:val="pt_PT" w:bidi="pt_PT"/>
         </w:rPr>
+        <w:t>ἐν τῇ πίστει</w:t>
+      </w:r>
+    </w:p>
+    <w:p>
+      <w:pPr/>
+      <w:r>
+        <w:rPr>
+          <w:lang w:val="pt_PT" w:bidi="pt_PT"/>
+        </w:rPr>
+      </w:r>
+      <w:r>
+        <w:rPr>
+          <w:b/>
+          <w:lang w:val="pt_PT" w:bidi="pt_PT"/>
+        </w:rPr>
         <w:t>"na fé".</w:t>
       </w:r>
     </w:p>
@@ -5978,6 +6803,21 @@
           <w:b/>
           <w:lang w:val="pt_PT" w:bidi="pt_PT"/>
         </w:rPr>
+        <w:t>Ἰουδαϊκοῖς μύθοις</w:t>
+      </w:r>
+    </w:p>
+    <w:p>
+      <w:pPr/>
+      <w:r>
+        <w:rPr>
+          <w:lang w:val="pt_PT" w:bidi="pt_PT"/>
+        </w:rPr>
+      </w:r>
+      <w:r>
+        <w:rPr>
+          <w:b/>
+          <w:lang w:val="pt_PT" w:bidi="pt_PT"/>
+        </w:rPr>
         <w:t>"histórias inventadas por judeus".</w:t>
       </w:r>
     </w:p>
@@ -6041,6 +6881,21 @@
           <w:b/>
           <w:lang w:val="pt_PT" w:bidi="pt_PT"/>
         </w:rPr>
+        <w:t>ἀποστρεφομένων τὴν ἀλήθειαν</w:t>
+      </w:r>
+    </w:p>
+    <w:p>
+      <w:pPr/>
+      <w:r>
+        <w:rPr>
+          <w:lang w:val="pt_PT" w:bidi="pt_PT"/>
+        </w:rPr>
+      </w:r>
+      <w:r>
+        <w:rPr>
+          <w:b/>
+          <w:lang w:val="pt_PT" w:bidi="pt_PT"/>
+        </w:rPr>
         <w:t>"que rejeitam a verdade".</w:t>
       </w:r>
     </w:p>
@@ -6124,6 +6979,21 @@
           <w:b/>
           <w:lang w:val="pt_PT" w:bidi="pt_PT"/>
         </w:rPr>
+        <w:t>πάντα καθαρὰ τοῖς καθαροῖς</w:t>
+      </w:r>
+    </w:p>
+    <w:p>
+      <w:pPr/>
+      <w:r>
+        <w:rPr>
+          <w:lang w:val="pt_PT" w:bidi="pt_PT"/>
+        </w:rPr>
+      </w:r>
+      <w:r>
+        <w:rPr>
+          <w:b/>
+          <w:lang w:val="pt_PT" w:bidi="pt_PT"/>
+        </w:rPr>
         <w:t>"Tudo é puro para os que são puros".</w:t>
       </w:r>
     </w:p>
@@ -6207,6 +7077,21 @@
           <w:b/>
           <w:lang w:val="pt_PT" w:bidi="pt_PT"/>
         </w:rPr>
+        <w:t>τοῖς καθαροῖς</w:t>
+      </w:r>
+    </w:p>
+    <w:p>
+      <w:pPr/>
+      <w:r>
+        <w:rPr>
+          <w:lang w:val="pt_PT" w:bidi="pt_PT"/>
+        </w:rPr>
+      </w:r>
+      <w:r>
+        <w:rPr>
+          <w:b/>
+          <w:lang w:val="pt_PT" w:bidi="pt_PT"/>
+        </w:rPr>
         <w:t>"Para os que são puros".</w:t>
       </w:r>
     </w:p>
@@ -6270,6 +7155,21 @@
           <w:b/>
           <w:lang w:val="pt_PT" w:bidi="pt_PT"/>
         </w:rPr>
+        <w:t>δὲ</w:t>
+      </w:r>
+    </w:p>
+    <w:p>
+      <w:pPr/>
+      <w:r>
+        <w:rPr>
+          <w:lang w:val="pt_PT" w:bidi="pt_PT"/>
+        </w:rPr>
+      </w:r>
+      <w:r>
+        <w:rPr>
+          <w:b/>
+          <w:lang w:val="pt_PT" w:bidi="pt_PT"/>
+        </w:rPr>
         <w:t>"mas".</w:t>
       </w:r>
     </w:p>
@@ -6372,6 +7272,21 @@
           <w:b/>
           <w:lang w:val="pt_PT" w:bidi="pt_PT"/>
         </w:rPr>
+        <w:t>τοῖς δὲ μεμιαμμένοις καὶ ἀπίστοις, οὐδὲν καθαρόν</w:t>
+      </w:r>
+    </w:p>
+    <w:p>
+      <w:pPr/>
+      <w:r>
+        <w:rPr>
+          <w:lang w:val="pt_PT" w:bidi="pt_PT"/>
+        </w:rPr>
+      </w:r>
+      <w:r>
+        <w:rPr>
+          <w:b/>
+          <w:lang w:val="pt_PT" w:bidi="pt_PT"/>
+        </w:rPr>
         <w:t>"mas nada é puro para os impuros e descrentes".</w:t>
       </w:r>
     </w:p>
@@ -6455,6 +7370,21 @@
           <w:b/>
           <w:lang w:val="pt_PT" w:bidi="pt_PT"/>
         </w:rPr>
+        <w:t>δὲ</w:t>
+      </w:r>
+    </w:p>
+    <w:p>
+      <w:pPr/>
+      <w:r>
+        <w:rPr>
+          <w:lang w:val="pt_PT" w:bidi="pt_PT"/>
+        </w:rPr>
+      </w:r>
+      <w:r>
+        <w:rPr>
+          <w:b/>
+          <w:lang w:val="pt_PT" w:bidi="pt_PT"/>
+        </w:rPr>
         <w:t>"mas".</w:t>
       </w:r>
     </w:p>
@@ -6551,6 +7481,21 @@
           <w:b/>
           <w:lang w:val="pt_PT" w:bidi="pt_PT"/>
         </w:rPr>
+        <w:t>τοῖς &amp; ἔργοις ἀρνοῦνται</w:t>
+      </w:r>
+    </w:p>
+    <w:p>
+      <w:pPr/>
+      <w:r>
+        <w:rPr>
+          <w:lang w:val="pt_PT" w:bidi="pt_PT"/>
+        </w:rPr>
+      </w:r>
+      <w:r>
+        <w:rPr>
+          <w:b/>
+          <w:lang w:val="pt_PT" w:bidi="pt_PT"/>
+        </w:rPr>
         <w:t>"o que eles fazem mostra que isso não é verdade".</w:t>
       </w:r>
     </w:p>
@@ -6723,6 +7668,21 @@
           <w:b/>
           <w:lang w:val="pt_PT" w:bidi="pt_PT"/>
         </w:rPr>
+        <w:t>σὺ δὲ</w:t>
+      </w:r>
+    </w:p>
+    <w:p>
+      <w:pPr/>
+      <w:r>
+        <w:rPr>
+          <w:lang w:val="pt_PT" w:bidi="pt_PT"/>
+        </w:rPr>
+      </w:r>
+      <w:r>
+        <w:rPr>
+          <w:b/>
+          <w:lang w:val="pt_PT" w:bidi="pt_PT"/>
+        </w:rPr>
         <w:t>"Mas você, Tito".</w:t>
       </w:r>
     </w:p>
@@ -6845,6 +7805,21 @@
           <w:b/>
           <w:lang w:val="pt_PT" w:bidi="pt_PT"/>
         </w:rPr>
+        <w:t>τῇ ὑγιαινούσῃ διδασκαλίᾳ</w:t>
+      </w:r>
+    </w:p>
+    <w:p>
+      <w:pPr/>
+      <w:r>
+        <w:rPr>
+          <w:lang w:val="pt_PT" w:bidi="pt_PT"/>
+        </w:rPr>
+      </w:r>
+      <w:r>
+        <w:rPr>
+          <w:b/>
+          <w:lang w:val="pt_PT" w:bidi="pt_PT"/>
+        </w:rPr>
         <w:t>"doutrina verdadeira".</w:t>
       </w:r>
     </w:p>
@@ -6941,6 +7916,21 @@
           <w:b/>
           <w:lang w:val="pt_PT" w:bidi="pt_PT"/>
         </w:rPr>
+        <w:t>πρεσβύτας &amp; εἶναι</w:t>
+      </w:r>
+    </w:p>
+    <w:p>
+      <w:pPr/>
+      <w:r>
+        <w:rPr>
+          <w:lang w:val="pt_PT" w:bidi="pt_PT"/>
+        </w:rPr>
+      </w:r>
+      <w:r>
+        <w:rPr>
+          <w:b/>
+          <w:lang w:val="pt_PT" w:bidi="pt_PT"/>
+        </w:rPr>
         <w:t>"Ensine os mais velhos a serem".</w:t>
       </w:r>
     </w:p>
@@ -7024,6 +8014,21 @@
           <w:b/>
           <w:lang w:val="pt_PT" w:bidi="pt_PT"/>
         </w:rPr>
+        <w:t>νηφαλίους &amp; σεμνούς, σώφρονας</w:t>
+      </w:r>
+    </w:p>
+    <w:p>
+      <w:pPr/>
+      <w:r>
+        <w:rPr>
+          <w:lang w:val="pt_PT" w:bidi="pt_PT"/>
+        </w:rPr>
+      </w:r>
+      <w:r>
+        <w:rPr>
+          <w:b/>
+          <w:lang w:val="pt_PT" w:bidi="pt_PT"/>
+        </w:rPr>
         <w:t>"moderados, sérios, prudentes".</w:t>
       </w:r>
     </w:p>
@@ -7107,6 +8112,21 @@
           <w:b/>
           <w:lang w:val="pt_PT" w:bidi="pt_PT"/>
         </w:rPr>
+        <w:t>νηφαλίους</w:t>
+      </w:r>
+    </w:p>
+    <w:p>
+      <w:pPr/>
+      <w:r>
+        <w:rPr>
+          <w:lang w:val="pt_PT" w:bidi="pt_PT"/>
+        </w:rPr>
+      </w:r>
+      <w:r>
+        <w:rPr>
+          <w:b/>
+          <w:lang w:val="pt_PT" w:bidi="pt_PT"/>
+        </w:rPr>
         <w:t>"moderados".</w:t>
       </w:r>
     </w:p>
@@ -7170,6 +8190,21 @@
           <w:b/>
           <w:lang w:val="pt_PT" w:bidi="pt_PT"/>
         </w:rPr>
+        <w:t>σώφρονας</w:t>
+      </w:r>
+    </w:p>
+    <w:p>
+      <w:pPr/>
+      <w:r>
+        <w:rPr>
+          <w:lang w:val="pt_PT" w:bidi="pt_PT"/>
+        </w:rPr>
+      </w:r>
+      <w:r>
+        <w:rPr>
+          <w:b/>
+          <w:lang w:val="pt_PT" w:bidi="pt_PT"/>
+        </w:rPr>
         <w:t>"autocontrolados".</w:t>
       </w:r>
     </w:p>
@@ -7233,6 +8268,21 @@
           <w:b/>
           <w:lang w:val="pt_PT" w:bidi="pt_PT"/>
         </w:rPr>
+        <w:t>ὑγιαίνοντας τῇ πίστει τῇ ἀγάπῃ, τῇ ὑπομονῇ</w:t>
+      </w:r>
+    </w:p>
+    <w:p>
+      <w:pPr/>
+      <w:r>
+        <w:rPr>
+          <w:lang w:val="pt_PT" w:bidi="pt_PT"/>
+        </w:rPr>
+      </w:r>
+      <w:r>
+        <w:rPr>
+          <w:b/>
+          <w:lang w:val="pt_PT" w:bidi="pt_PT"/>
+        </w:rPr>
         <w:t>"e firmes na fé, no amor e na perseverança".</w:t>
       </w:r>
     </w:p>
@@ -7394,6 +8444,21 @@
           <w:b/>
           <w:lang w:val="pt_PT" w:bidi="pt_PT"/>
         </w:rPr>
+        <w:t>ὑγιαίνοντας τῇ πίστει</w:t>
+      </w:r>
+    </w:p>
+    <w:p>
+      <w:pPr/>
+      <w:r>
+        <w:rPr>
+          <w:lang w:val="pt_PT" w:bidi="pt_PT"/>
+        </w:rPr>
+      </w:r>
+      <w:r>
+        <w:rPr>
+          <w:b/>
+          <w:lang w:val="pt_PT" w:bidi="pt_PT"/>
+        </w:rPr>
         <w:t>"e firmes na fé".</w:t>
       </w:r>
     </w:p>
@@ -7490,6 +8555,21 @@
           <w:b/>
           <w:lang w:val="pt_PT" w:bidi="pt_PT"/>
         </w:rPr>
+        <w:t>τῇ ἀγάπῃ</w:t>
+      </w:r>
+    </w:p>
+    <w:p>
+      <w:pPr/>
+      <w:r>
+        <w:rPr>
+          <w:lang w:val="pt_PT" w:bidi="pt_PT"/>
+        </w:rPr>
+      </w:r>
+      <w:r>
+        <w:rPr>
+          <w:b/>
+          <w:lang w:val="pt_PT" w:bidi="pt_PT"/>
+        </w:rPr>
         <w:t>"no amor e".</w:t>
       </w:r>
     </w:p>
@@ -7586,6 +8666,21 @@
           <w:b/>
           <w:lang w:val="pt_PT" w:bidi="pt_PT"/>
         </w:rPr>
+        <w:t>τῇ ὑπομονῇ</w:t>
+      </w:r>
+    </w:p>
+    <w:p>
+      <w:pPr/>
+      <w:r>
+        <w:rPr>
+          <w:lang w:val="pt_PT" w:bidi="pt_PT"/>
+        </w:rPr>
+      </w:r>
+      <w:r>
+        <w:rPr>
+          <w:b/>
+          <w:lang w:val="pt_PT" w:bidi="pt_PT"/>
+        </w:rPr>
         <w:t>"e na perseverança".</w:t>
       </w:r>
     </w:p>
@@ -7682,6 +8777,21 @@
           <w:b/>
           <w:lang w:val="pt_PT" w:bidi="pt_PT"/>
         </w:rPr>
+        <w:t>πρεσβύτιδας ὡσαύτως</w:t>
+      </w:r>
+    </w:p>
+    <w:p>
+      <w:pPr/>
+      <w:r>
+        <w:rPr>
+          <w:lang w:val="pt_PT" w:bidi="pt_PT"/>
+        </w:rPr>
+      </w:r>
+      <w:r>
+        <w:rPr>
+          <w:b/>
+          <w:lang w:val="pt_PT" w:bidi="pt_PT"/>
+        </w:rPr>
         <w:t>"Aconselhe também as mulheres mais idosas".</w:t>
       </w:r>
     </w:p>
@@ -7765,6 +8875,21 @@
           <w:b/>
           <w:lang w:val="pt_PT" w:bidi="pt_PT"/>
         </w:rPr>
+        <w:t>οἴνῳ πολλῷ δεδουλωμένας</w:t>
+      </w:r>
+    </w:p>
+    <w:p>
+      <w:pPr/>
+      <w:r>
+        <w:rPr>
+          <w:lang w:val="pt_PT" w:bidi="pt_PT"/>
+        </w:rPr>
+      </w:r>
+      <w:r>
+        <w:rPr>
+          <w:b/>
+          <w:lang w:val="pt_PT" w:bidi="pt_PT"/>
+        </w:rPr>
         <w:t>"muito chegadas ao vinho!".</w:t>
       </w:r>
     </w:p>
@@ -7848,6 +8973,21 @@
           <w:b/>
           <w:lang w:val="pt_PT" w:bidi="pt_PT"/>
         </w:rPr>
+        <w:t>οἴνῳ πολλῷ δεδουλωμένας</w:t>
+      </w:r>
+    </w:p>
+    <w:p>
+      <w:pPr/>
+      <w:r>
+        <w:rPr>
+          <w:lang w:val="pt_PT" w:bidi="pt_PT"/>
+        </w:rPr>
+      </w:r>
+      <w:r>
+        <w:rPr>
+          <w:b/>
+          <w:lang w:val="pt_PT" w:bidi="pt_PT"/>
+        </w:rPr>
         <w:t>"muito chegadas ao vinho!".</w:t>
       </w:r>
     </w:p>
@@ -7931,6 +9071,21 @@
           <w:b/>
           <w:lang w:val="pt_PT" w:bidi="pt_PT"/>
         </w:rPr>
+        <w:t>καλοδιδασκάλους</w:t>
+      </w:r>
+    </w:p>
+    <w:p>
+      <w:pPr/>
+      <w:r>
+        <w:rPr>
+          <w:lang w:val="pt_PT" w:bidi="pt_PT"/>
+        </w:rPr>
+      </w:r>
+      <w:r>
+        <w:rPr>
+          <w:b/>
+          <w:lang w:val="pt_PT" w:bidi="pt_PT"/>
+        </w:rPr>
         <w:t>"Que elas ensinem o que é bom".</w:t>
       </w:r>
     </w:p>
@@ -8014,6 +9169,21 @@
           <w:b/>
           <w:lang w:val="pt_PT" w:bidi="pt_PT"/>
         </w:rPr>
+        <w:t>ἵνα</w:t>
+      </w:r>
+    </w:p>
+    <w:p>
+      <w:pPr/>
+      <w:r>
+        <w:rPr>
+          <w:lang w:val="pt_PT" w:bidi="pt_PT"/>
+        </w:rPr>
+      </w:r>
+      <w:r>
+        <w:rPr>
+          <w:b/>
+          <w:lang w:val="pt_PT" w:bidi="pt_PT"/>
+        </w:rPr>
         <w:t>"para que".</w:t>
       </w:r>
     </w:p>
@@ -8123,6 +9293,21 @@
           <w:b/>
           <w:lang w:val="pt_PT" w:bidi="pt_PT"/>
         </w:rPr>
+        <w:t>φιλάνδρους</w:t>
+      </w:r>
+    </w:p>
+    <w:p>
+      <w:pPr/>
+      <w:r>
+        <w:rPr>
+          <w:lang w:val="pt_PT" w:bidi="pt_PT"/>
+        </w:rPr>
+      </w:r>
+      <w:r>
+        <w:rPr>
+          <w:b/>
+          <w:lang w:val="pt_PT" w:bidi="pt_PT"/>
+        </w:rPr>
         <w:t>"amar o marido".</w:t>
       </w:r>
     </w:p>
@@ -8186,6 +9371,21 @@
           <w:b/>
           <w:lang w:val="pt_PT" w:bidi="pt_PT"/>
         </w:rPr>
+        <w:t>φιλοτέκνους</w:t>
+      </w:r>
+    </w:p>
+    <w:p>
+      <w:pPr/>
+      <w:r>
+        <w:rPr>
+          <w:lang w:val="pt_PT" w:bidi="pt_PT"/>
+        </w:rPr>
+      </w:r>
+      <w:r>
+        <w:rPr>
+          <w:b/>
+          <w:lang w:val="pt_PT" w:bidi="pt_PT"/>
+        </w:rPr>
         <w:t>"e os filhos".</w:t>
       </w:r>
     </w:p>
@@ -8249,6 +9449,21 @@
           <w:b/>
           <w:lang w:val="pt_PT" w:bidi="pt_PT"/>
         </w:rPr>
+        <w:t>ὑποτασσομένας τοῖς ἰδίοις ἀνδράσιν</w:t>
+      </w:r>
+    </w:p>
+    <w:p>
+      <w:pPr/>
+      <w:r>
+        <w:rPr>
+          <w:lang w:val="pt_PT" w:bidi="pt_PT"/>
+        </w:rPr>
+      </w:r>
+      <w:r>
+        <w:rPr>
+          <w:b/>
+          <w:lang w:val="pt_PT" w:bidi="pt_PT"/>
+        </w:rPr>
         <w:t>"e obedientes ao marido".</w:t>
       </w:r>
     </w:p>
@@ -8312,6 +9527,21 @@
           <w:b/>
           <w:lang w:val="pt_PT" w:bidi="pt_PT"/>
         </w:rPr>
+        <w:t>ἵνα</w:t>
+      </w:r>
+    </w:p>
+    <w:p>
+      <w:pPr/>
+      <w:r>
+        <w:rPr>
+          <w:lang w:val="pt_PT" w:bidi="pt_PT"/>
+        </w:rPr>
+      </w:r>
+      <w:r>
+        <w:rPr>
+          <w:b/>
+          <w:lang w:val="pt_PT" w:bidi="pt_PT"/>
+        </w:rPr>
         <w:t>"a fim de que".</w:t>
       </w:r>
     </w:p>
@@ -8421,6 +9651,21 @@
           <w:b/>
           <w:lang w:val="pt_PT" w:bidi="pt_PT"/>
         </w:rPr>
+        <w:t>ἵνα μὴ ὁ λόγος τοῦ Θεοῦ βλασφημῆται</w:t>
+      </w:r>
+    </w:p>
+    <w:p>
+      <w:pPr/>
+      <w:r>
+        <w:rPr>
+          <w:lang w:val="pt_PT" w:bidi="pt_PT"/>
+        </w:rPr>
+      </w:r>
+      <w:r>
+        <w:rPr>
+          <w:b/>
+          <w:lang w:val="pt_PT" w:bidi="pt_PT"/>
+        </w:rPr>
         <w:t>"ninguém fale mal da mensagem de Deus!".</w:t>
       </w:r>
     </w:p>
@@ -8517,6 +9762,21 @@
           <w:b/>
           <w:lang w:val="pt_PT" w:bidi="pt_PT"/>
         </w:rPr>
+        <w:t>ὁ λόγος τοῦ Θεοῦ</w:t>
+      </w:r>
+    </w:p>
+    <w:p>
+      <w:pPr/>
+      <w:r>
+        <w:rPr>
+          <w:lang w:val="pt_PT" w:bidi="pt_PT"/>
+        </w:rPr>
+      </w:r>
+      <w:r>
+        <w:rPr>
+          <w:b/>
+          <w:lang w:val="pt_PT" w:bidi="pt_PT"/>
+        </w:rPr>
         <w:t>"mensagem de Deus".</w:t>
       </w:r>
     </w:p>
@@ -8613,6 +9873,21 @@
           <w:b/>
           <w:lang w:val="pt_PT" w:bidi="pt_PT"/>
         </w:rPr>
+        <w:t>ὡσαύτως</w:t>
+      </w:r>
+    </w:p>
+    <w:p>
+      <w:pPr/>
+      <w:r>
+        <w:rPr>
+          <w:lang w:val="pt_PT" w:bidi="pt_PT"/>
+        </w:rPr>
+      </w:r>
+      <w:r>
+        <w:rPr>
+          <w:b/>
+          <w:lang w:val="pt_PT" w:bidi="pt_PT"/>
+        </w:rPr>
         <w:t>"Aconselhe também".</w:t>
       </w:r>
     </w:p>
@@ -8676,6 +9951,21 @@
           <w:b/>
           <w:lang w:val="pt_PT" w:bidi="pt_PT"/>
         </w:rPr>
+        <w:t>περὶ πάντα</w:t>
+      </w:r>
+    </w:p>
+    <w:p>
+      <w:pPr/>
+      <w:r>
+        <w:rPr>
+          <w:lang w:val="pt_PT" w:bidi="pt_PT"/>
+        </w:rPr>
+      </w:r>
+      <w:r>
+        <w:rPr>
+          <w:b/>
+          <w:lang w:val="pt_PT" w:bidi="pt_PT"/>
+        </w:rPr>
         <w:t>"em tudo".</w:t>
       </w:r>
     </w:p>
@@ -8739,6 +10029,21 @@
           <w:b/>
           <w:lang w:val="pt_PT" w:bidi="pt_PT"/>
         </w:rPr>
+        <w:t>σεαυτὸν παρεχόμενος</w:t>
+      </w:r>
+    </w:p>
+    <w:p>
+      <w:pPr/>
+      <w:r>
+        <w:rPr>
+          <w:lang w:val="pt_PT" w:bidi="pt_PT"/>
+        </w:rPr>
+      </w:r>
+      <w:r>
+        <w:rPr>
+          <w:b/>
+          <w:lang w:val="pt_PT" w:bidi="pt_PT"/>
+        </w:rPr>
         <w:t>"Você mesmo deve ser... um exemplo".</w:t>
       </w:r>
     </w:p>
@@ -8802,6 +10107,21 @@
           <w:b/>
           <w:lang w:val="pt_PT" w:bidi="pt_PT"/>
         </w:rPr>
+        <w:t>τύπον καλῶν ἔργων</w:t>
+      </w:r>
+    </w:p>
+    <w:p>
+      <w:pPr/>
+      <w:r>
+        <w:rPr>
+          <w:lang w:val="pt_PT" w:bidi="pt_PT"/>
+        </w:rPr>
+      </w:r>
+      <w:r>
+        <w:rPr>
+          <w:b/>
+          <w:lang w:val="pt_PT" w:bidi="pt_PT"/>
+        </w:rPr>
         <w:t>"um exemplo de boa conduta".</w:t>
       </w:r>
     </w:p>
@@ -8865,6 +10185,21 @@
           <w:b/>
           <w:lang w:val="pt_PT" w:bidi="pt_PT"/>
         </w:rPr>
+        <w:t>ἐν τῇ διδασκαλίᾳ ἀφθορίαν, σεμνότητα</w:t>
+      </w:r>
+    </w:p>
+    <w:p>
+      <w:pPr/>
+      <w:r>
+        <w:rPr>
+          <w:lang w:val="pt_PT" w:bidi="pt_PT"/>
+        </w:rPr>
+      </w:r>
+      <w:r>
+        <w:rPr>
+          <w:b/>
+          <w:lang w:val="pt_PT" w:bidi="pt_PT"/>
+        </w:rPr>
         <w:t>"Seja sincero e sério quando estiver ensinando".</w:t>
       </w:r>
     </w:p>
@@ -8948,6 +10283,21 @@
           <w:b/>
           <w:lang w:val="pt_PT" w:bidi="pt_PT"/>
         </w:rPr>
+        <w:t>ἐν τῇ διδασκαλίᾳ ἀφθορίαν, σεμνότητα</w:t>
+      </w:r>
+    </w:p>
+    <w:p>
+      <w:pPr/>
+      <w:r>
+        <w:rPr>
+          <w:lang w:val="pt_PT" w:bidi="pt_PT"/>
+        </w:rPr>
+      </w:r>
+      <w:r>
+        <w:rPr>
+          <w:b/>
+          <w:lang w:val="pt_PT" w:bidi="pt_PT"/>
+        </w:rPr>
         <w:t>"Seja sincero e sério quando estiver ensinando".</w:t>
       </w:r>
     </w:p>
@@ -9057,6 +10407,21 @@
           <w:b/>
           <w:lang w:val="pt_PT" w:bidi="pt_PT"/>
         </w:rPr>
+        <w:t>ἀφθορίαν</w:t>
+      </w:r>
+    </w:p>
+    <w:p>
+      <w:pPr/>
+      <w:r>
+        <w:rPr>
+          <w:lang w:val="pt_PT" w:bidi="pt_PT"/>
+        </w:rPr>
+      </w:r>
+      <w:r>
+        <w:rPr>
+          <w:b/>
+          <w:lang w:val="pt_PT" w:bidi="pt_PT"/>
+        </w:rPr>
         <w:t>"sincero".</w:t>
       </w:r>
     </w:p>
@@ -9140,6 +10505,21 @@
           <w:b/>
           <w:lang w:val="pt_PT" w:bidi="pt_PT"/>
         </w:rPr>
+        <w:t>ὑγιῆ</w:t>
+      </w:r>
+    </w:p>
+    <w:p>
+      <w:pPr/>
+      <w:r>
+        <w:rPr>
+          <w:lang w:val="pt_PT" w:bidi="pt_PT"/>
+        </w:rPr>
+      </w:r>
+      <w:r>
+        <w:rPr>
+          <w:b/>
+          <w:lang w:val="pt_PT" w:bidi="pt_PT"/>
+        </w:rPr>
         <w:t>"palavras certas".</w:t>
       </w:r>
     </w:p>
@@ -9249,6 +10629,21 @@
           <w:b/>
           <w:lang w:val="pt_PT" w:bidi="pt_PT"/>
         </w:rPr>
+        <w:t>ἵνα</w:t>
+      </w:r>
+    </w:p>
+    <w:p>
+      <w:pPr/>
+      <w:r>
+        <w:rPr>
+          <w:lang w:val="pt_PT" w:bidi="pt_PT"/>
+        </w:rPr>
+      </w:r>
+      <w:r>
+        <w:rPr>
+          <w:b/>
+          <w:lang w:val="pt_PT" w:bidi="pt_PT"/>
+        </w:rPr>
         <w:t>"para que".</w:t>
       </w:r>
     </w:p>
@@ -9345,6 +10740,21 @@
           <w:b/>
           <w:lang w:val="pt_PT" w:bidi="pt_PT"/>
         </w:rPr>
+        <w:t>ἵνα ὁ ἐξ ἐναντίας ἐντραπῇ</w:t>
+      </w:r>
+    </w:p>
+    <w:p>
+      <w:pPr/>
+      <w:r>
+        <w:rPr>
+          <w:lang w:val="pt_PT" w:bidi="pt_PT"/>
+        </w:rPr>
+      </w:r>
+      <w:r>
+        <w:rPr>
+          <w:b/>
+          <w:lang w:val="pt_PT" w:bidi="pt_PT"/>
+        </w:rPr>
         <w:t>"para que os inimigos fiquem envergonhados".</w:t>
       </w:r>
     </w:p>
@@ -9428,6 +10838,21 @@
           <w:b/>
           <w:lang w:val="pt_PT" w:bidi="pt_PT"/>
         </w:rPr>
+        <w:t>ἡμῶν</w:t>
+      </w:r>
+    </w:p>
+    <w:p>
+      <w:pPr/>
+      <w:r>
+        <w:rPr>
+          <w:lang w:val="pt_PT" w:bidi="pt_PT"/>
+        </w:rPr>
+      </w:r>
+      <w:r>
+        <w:rPr>
+          <w:b/>
+          <w:lang w:val="pt_PT" w:bidi="pt_PT"/>
+        </w:rPr>
         <w:t>"nosso".</w:t>
       </w:r>
     </w:p>
@@ -9524,6 +10949,21 @@
           <w:b/>
           <w:lang w:val="pt_PT" w:bidi="pt_PT"/>
         </w:rPr>
+        <w:t>δούλους ἰδίοις δεσπόταις ὑποτάσσεσθαι</w:t>
+      </w:r>
+    </w:p>
+    <w:p>
+      <w:pPr/>
+      <w:r>
+        <w:rPr>
+          <w:lang w:val="pt_PT" w:bidi="pt_PT"/>
+        </w:rPr>
+      </w:r>
+      <w:r>
+        <w:rPr>
+          <w:b/>
+          <w:lang w:val="pt_PT" w:bidi="pt_PT"/>
+        </w:rPr>
         <w:t>"Que os escravos obedeçam aos seus donos".</w:t>
       </w:r>
     </w:p>
@@ -9607,6 +11047,21 @@
           <w:b/>
           <w:lang w:val="pt_PT" w:bidi="pt_PT"/>
         </w:rPr>
+        <w:t>ἐν πᾶσιν</w:t>
+      </w:r>
+    </w:p>
+    <w:p>
+      <w:pPr/>
+      <w:r>
+        <w:rPr>
+          <w:lang w:val="pt_PT" w:bidi="pt_PT"/>
+        </w:rPr>
+      </w:r>
+      <w:r>
+        <w:rPr>
+          <w:b/>
+          <w:lang w:val="pt_PT" w:bidi="pt_PT"/>
+        </w:rPr>
         <w:t>"em tudo".</w:t>
       </w:r>
     </w:p>
@@ -9670,6 +11125,21 @@
           <w:b/>
           <w:lang w:val="pt_PT" w:bidi="pt_PT"/>
         </w:rPr>
+        <w:t>εὐαρέστους εἶναι</w:t>
+      </w:r>
+    </w:p>
+    <w:p>
+      <w:pPr/>
+      <w:r>
+        <w:rPr>
+          <w:lang w:val="pt_PT" w:bidi="pt_PT"/>
+        </w:rPr>
+      </w:r>
+      <w:r>
+        <w:rPr>
+          <w:b/>
+          <w:lang w:val="pt_PT" w:bidi="pt_PT"/>
+        </w:rPr>
         <w:t>"agradem em tudo".</w:t>
       </w:r>
     </w:p>
@@ -9766,6 +11236,21 @@
           <w:b/>
           <w:lang w:val="pt_PT" w:bidi="pt_PT"/>
         </w:rPr>
+        <w:t>μὴ νοσφιζομένους</w:t>
+      </w:r>
+    </w:p>
+    <w:p>
+      <w:pPr/>
+      <w:r>
+        <w:rPr>
+          <w:lang w:val="pt_PT" w:bidi="pt_PT"/>
+        </w:rPr>
+      </w:r>
+      <w:r>
+        <w:rPr>
+          <w:b/>
+          <w:lang w:val="pt_PT" w:bidi="pt_PT"/>
+        </w:rPr>
         <w:t>"nem roubem os seus donos".</w:t>
       </w:r>
     </w:p>
@@ -9849,6 +11334,21 @@
           <w:b/>
           <w:lang w:val="pt_PT" w:bidi="pt_PT"/>
         </w:rPr>
+        <w:t>ἀλλὰ</w:t>
+      </w:r>
+    </w:p>
+    <w:p>
+      <w:pPr/>
+      <w:r>
+        <w:rPr>
+          <w:lang w:val="pt_PT" w:bidi="pt_PT"/>
+        </w:rPr>
+      </w:r>
+      <w:r>
+        <w:rPr>
+          <w:b/>
+          <w:lang w:val="pt_PT" w:bidi="pt_PT"/>
+        </w:rPr>
         <w:t>"pelo contrário".</w:t>
       </w:r>
     </w:p>
@@ -9945,6 +11445,21 @@
           <w:b/>
           <w:lang w:val="pt_PT" w:bidi="pt_PT"/>
         </w:rPr>
+        <w:t>πᾶσαν πίστιν ἐνδεικνυμένους ἀγαθήν</w:t>
+      </w:r>
+    </w:p>
+    <w:p>
+      <w:pPr/>
+      <w:r>
+        <w:rPr>
+          <w:lang w:val="pt_PT" w:bidi="pt_PT"/>
+        </w:rPr>
+      </w:r>
+      <w:r>
+        <w:rPr>
+          <w:b/>
+          <w:lang w:val="pt_PT" w:bidi="pt_PT"/>
+        </w:rPr>
         <w:t>"mostrem que são sempre bons".</w:t>
       </w:r>
     </w:p>
@@ -10008,6 +11523,21 @@
           <w:b/>
           <w:lang w:val="pt_PT" w:bidi="pt_PT"/>
         </w:rPr>
+        <w:t>ἵνα</w:t>
+      </w:r>
+    </w:p>
+    <w:p>
+      <w:pPr/>
+      <w:r>
+        <w:rPr>
+          <w:lang w:val="pt_PT" w:bidi="pt_PT"/>
+        </w:rPr>
+      </w:r>
+      <w:r>
+        <w:rPr>
+          <w:b/>
+          <w:lang w:val="pt_PT" w:bidi="pt_PT"/>
+        </w:rPr>
         <w:t>"Desse modo".</w:t>
       </w:r>
     </w:p>
@@ -10130,6 +11660,21 @@
           <w:b/>
           <w:lang w:val="pt_PT" w:bidi="pt_PT"/>
         </w:rPr>
+        <w:t>ἐν πᾶσιν</w:t>
+      </w:r>
+    </w:p>
+    <w:p>
+      <w:pPr/>
+      <w:r>
+        <w:rPr>
+          <w:lang w:val="pt_PT" w:bidi="pt_PT"/>
+        </w:rPr>
+      </w:r>
+      <w:r>
+        <w:rPr>
+          <w:b/>
+          <w:lang w:val="pt_PT" w:bidi="pt_PT"/>
+        </w:rPr>
         <w:t>"em tudo".</w:t>
       </w:r>
     </w:p>
@@ -10193,6 +11738,21 @@
           <w:b/>
           <w:lang w:val="pt_PT" w:bidi="pt_PT"/>
         </w:rPr>
+        <w:t>τὴν διδασκαλίαν τὴν τοῦ Σωτῆρος ἡμῶν, Θεοῦ, κοσμῶσιν</w:t>
+      </w:r>
+    </w:p>
+    <w:p>
+      <w:pPr/>
+      <w:r>
+        <w:rPr>
+          <w:lang w:val="pt_PT" w:bidi="pt_PT"/>
+        </w:rPr>
+      </w:r>
+      <w:r>
+        <w:rPr>
+          <w:b/>
+          <w:lang w:val="pt_PT" w:bidi="pt_PT"/>
+        </w:rPr>
         <w:t>"todos falarão bem da doutrina a respeito de Deus, o nosso Salvador".</w:t>
       </w:r>
     </w:p>
@@ -10256,6 +11816,21 @@
           <w:b/>
           <w:lang w:val="pt_PT" w:bidi="pt_PT"/>
         </w:rPr>
+        <w:t>ἡμῶν</w:t>
+      </w:r>
+    </w:p>
+    <w:p>
+      <w:pPr/>
+      <w:r>
+        <w:rPr>
+          <w:lang w:val="pt_PT" w:bidi="pt_PT"/>
+        </w:rPr>
+      </w:r>
+      <w:r>
+        <w:rPr>
+          <w:b/>
+          <w:lang w:val="pt_PT" w:bidi="pt_PT"/>
+        </w:rPr>
         <w:t>"nosso".</w:t>
       </w:r>
     </w:p>
@@ -10358,6 +11933,21 @@
           <w:b/>
           <w:lang w:val="pt_PT" w:bidi="pt_PT"/>
         </w:rPr>
+        <w:t>γὰρ</w:t>
+      </w:r>
+    </w:p>
+    <w:p>
+      <w:pPr/>
+      <w:r>
+        <w:rPr>
+          <w:lang w:val="pt_PT" w:bidi="pt_PT"/>
+        </w:rPr>
+      </w:r>
+      <w:r>
+        <w:rPr>
+          <w:b/>
+          <w:lang w:val="pt_PT" w:bidi="pt_PT"/>
+        </w:rPr>
         <w:t>"Pois".</w:t>
       </w:r>
     </w:p>
@@ -10454,6 +12044,21 @@
           <w:b/>
           <w:lang w:val="pt_PT" w:bidi="pt_PT"/>
         </w:rPr>
+        <w:t>ἐπεφάνη &amp; ἡ χάρις τοῦ Θεοῦ</w:t>
+      </w:r>
+    </w:p>
+    <w:p>
+      <w:pPr/>
+      <w:r>
+        <w:rPr>
+          <w:lang w:val="pt_PT" w:bidi="pt_PT"/>
+        </w:rPr>
+      </w:r>
+      <w:r>
+        <w:rPr>
+          <w:b/>
+          <w:lang w:val="pt_PT" w:bidi="pt_PT"/>
+        </w:rPr>
         <w:t>"Deus revelou a sua graça".</w:t>
       </w:r>
     </w:p>
@@ -10550,6 +12155,21 @@
           <w:b/>
           <w:lang w:val="pt_PT" w:bidi="pt_PT"/>
         </w:rPr>
+        <w:t>ἐπεφάνη γὰρ ἡ χάρις τοῦ Θεοῦ σωτήριος πᾶσιν ἀνθρώποις</w:t>
+      </w:r>
+    </w:p>
+    <w:p>
+      <w:pPr/>
+      <w:r>
+        <w:rPr>
+          <w:lang w:val="pt_PT" w:bidi="pt_PT"/>
+        </w:rPr>
+      </w:r>
+      <w:r>
+        <w:rPr>
+          <w:b/>
+          <w:lang w:val="pt_PT" w:bidi="pt_PT"/>
+        </w:rPr>
         <w:t>"Pois Deus revelou a sua graça para dar a salvação a todos".</w:t>
       </w:r>
     </w:p>
@@ -10646,6 +12266,21 @@
           <w:b/>
           <w:lang w:val="pt_PT" w:bidi="pt_PT"/>
         </w:rPr>
+        <w:t>σωτήριος πᾶσιν ἀνθρώποις</w:t>
+      </w:r>
+    </w:p>
+    <w:p>
+      <w:pPr/>
+      <w:r>
+        <w:rPr>
+          <w:lang w:val="pt_PT" w:bidi="pt_PT"/>
+        </w:rPr>
+      </w:r>
+      <w:r>
+        <w:rPr>
+          <w:b/>
+          <w:lang w:val="pt_PT" w:bidi="pt_PT"/>
+        </w:rPr>
         <w:t>"para dar a salvação a todos".</w:t>
       </w:r>
     </w:p>
@@ -10755,6 +12390,21 @@
           <w:b/>
           <w:lang w:val="pt_PT" w:bidi="pt_PT"/>
         </w:rPr>
+        <w:t>πᾶσιν ἀνθρώποις</w:t>
+      </w:r>
+    </w:p>
+    <w:p>
+      <w:pPr/>
+      <w:r>
+        <w:rPr>
+          <w:lang w:val="pt_PT" w:bidi="pt_PT"/>
+        </w:rPr>
+      </w:r>
+      <w:r>
+        <w:rPr>
+          <w:b/>
+          <w:lang w:val="pt_PT" w:bidi="pt_PT"/>
+        </w:rPr>
         <w:t>"a todos".</w:t>
       </w:r>
     </w:p>
@@ -10851,6 +12501,21 @@
           <w:b/>
           <w:lang w:val="pt_PT" w:bidi="pt_PT"/>
         </w:rPr>
+        <w:t>παιδεύουσα ἡμᾶς</w:t>
+      </w:r>
+    </w:p>
+    <w:p>
+      <w:pPr/>
+      <w:r>
+        <w:rPr>
+          <w:lang w:val="pt_PT" w:bidi="pt_PT"/>
+        </w:rPr>
+      </w:r>
+      <w:r>
+        <w:rPr>
+          <w:b/>
+          <w:lang w:val="pt_PT" w:bidi="pt_PT"/>
+        </w:rPr>
         <w:t>"nos ensina".</w:t>
       </w:r>
     </w:p>
@@ -10934,6 +12599,21 @@
           <w:b/>
           <w:lang w:val="pt_PT" w:bidi="pt_PT"/>
         </w:rPr>
+        <w:t>ἡμᾶς</w:t>
+      </w:r>
+    </w:p>
+    <w:p>
+      <w:pPr/>
+      <w:r>
+        <w:rPr>
+          <w:lang w:val="pt_PT" w:bidi="pt_PT"/>
+        </w:rPr>
+      </w:r>
+      <w:r>
+        <w:rPr>
+          <w:b/>
+          <w:lang w:val="pt_PT" w:bidi="pt_PT"/>
+        </w:rPr>
         <w:t>"nos".</w:t>
       </w:r>
     </w:p>
@@ -11036,6 +12716,21 @@
           <w:b/>
           <w:lang w:val="pt_PT" w:bidi="pt_PT"/>
         </w:rPr>
+        <w:t>τὴν ἀσέβειαν</w:t>
+      </w:r>
+    </w:p>
+    <w:p>
+      <w:pPr/>
+      <w:r>
+        <w:rPr>
+          <w:lang w:val="pt_PT" w:bidi="pt_PT"/>
+        </w:rPr>
+      </w:r>
+      <w:r>
+        <w:rPr>
+          <w:b/>
+          <w:lang w:val="pt_PT" w:bidi="pt_PT"/>
+        </w:rPr>
         <w:t>"descrença".</w:t>
       </w:r>
     </w:p>
@@ -11132,6 +12827,21 @@
           <w:b/>
           <w:lang w:val="pt_PT" w:bidi="pt_PT"/>
         </w:rPr>
+        <w:t>τὰς κοσμικὰς ἐπιθυμίας</w:t>
+      </w:r>
+    </w:p>
+    <w:p>
+      <w:pPr/>
+      <w:r>
+        <w:rPr>
+          <w:lang w:val="pt_PT" w:bidi="pt_PT"/>
+        </w:rPr>
+      </w:r>
+      <w:r>
+        <w:rPr>
+          <w:b/>
+          <w:lang w:val="pt_PT" w:bidi="pt_PT"/>
+        </w:rPr>
         <w:t>"paixões mundanas".</w:t>
       </w:r>
     </w:p>
@@ -11228,6 +12938,21 @@
           <w:b/>
           <w:lang w:val="pt_PT" w:bidi="pt_PT"/>
         </w:rPr>
+        <w:t>ἀσέβειαν &amp; εὐσεβῶς</w:t>
+      </w:r>
+    </w:p>
+    <w:p>
+      <w:pPr/>
+      <w:r>
+        <w:rPr>
+          <w:lang w:val="pt_PT" w:bidi="pt_PT"/>
+        </w:rPr>
+      </w:r>
+      <w:r>
+        <w:rPr>
+          <w:b/>
+          <w:lang w:val="pt_PT" w:bidi="pt_PT"/>
+        </w:rPr>
         <w:t>"descrença"</w:t>
       </w:r>
       <w:r>
@@ -11304,6 +13029,21 @@
           <w:b/>
           <w:lang w:val="pt_PT" w:bidi="pt_PT"/>
         </w:rPr>
+        <w:t>ἐν τῷ νῦν αἰῶνι</w:t>
+      </w:r>
+    </w:p>
+    <w:p>
+      <w:pPr/>
+      <w:r>
+        <w:rPr>
+          <w:lang w:val="pt_PT" w:bidi="pt_PT"/>
+        </w:rPr>
+      </w:r>
+      <w:r>
+        <w:rPr>
+          <w:b/>
+          <w:lang w:val="pt_PT" w:bidi="pt_PT"/>
+        </w:rPr>
         <w:t>"vivermos neste mundo".</w:t>
       </w:r>
     </w:p>
@@ -11367,6 +13107,21 @@
           <w:b/>
           <w:lang w:val="pt_PT" w:bidi="pt_PT"/>
         </w:rPr>
+        <w:t>προσδεχόμενοι</w:t>
+      </w:r>
+    </w:p>
+    <w:p>
+      <w:pPr/>
+      <w:r>
+        <w:rPr>
+          <w:lang w:val="pt_PT" w:bidi="pt_PT"/>
+        </w:rPr>
+      </w:r>
+      <w:r>
+        <w:rPr>
+          <w:b/>
+          <w:lang w:val="pt_PT" w:bidi="pt_PT"/>
+        </w:rPr>
         <w:t>"enquanto ficamos esperando".</w:t>
       </w:r>
     </w:p>
@@ -11430,6 +13185,21 @@
           <w:b/>
           <w:lang w:val="pt_PT" w:bidi="pt_PT"/>
         </w:rPr>
+        <w:t>τὴν μακαρίαν ἐλπίδα, καὶ ἐπιφάνειαν τῆς δόξης</w:t>
+      </w:r>
+    </w:p>
+    <w:p>
+      <w:pPr/>
+      <w:r>
+        <w:rPr>
+          <w:lang w:val="pt_PT" w:bidi="pt_PT"/>
+        </w:rPr>
+      </w:r>
+      <w:r>
+        <w:rPr>
+          <w:b/>
+          <w:lang w:val="pt_PT" w:bidi="pt_PT"/>
+        </w:rPr>
         <w:t>"ficamos esperando o dia feliz em que aparecerá".</w:t>
       </w:r>
     </w:p>
@@ -11539,6 +13309,21 @@
           <w:b/>
           <w:lang w:val="pt_PT" w:bidi="pt_PT"/>
         </w:rPr>
+        <w:t>τὴν μακαρίαν ἐλπίδα, καὶ ἐπιφάνειαν τῆς δόξης</w:t>
+      </w:r>
+    </w:p>
+    <w:p>
+      <w:pPr/>
+      <w:r>
+        <w:rPr>
+          <w:lang w:val="pt_PT" w:bidi="pt_PT"/>
+        </w:rPr>
+      </w:r>
+      <w:r>
+        <w:rPr>
+          <w:b/>
+          <w:lang w:val="pt_PT" w:bidi="pt_PT"/>
+        </w:rPr>
         <w:t>"ficamos esperando o dia feliz em que aparecerá a glória do nosso grande Deus".</w:t>
       </w:r>
     </w:p>
@@ -11648,6 +13433,21 @@
           <w:b/>
           <w:lang w:val="pt_PT" w:bidi="pt_PT"/>
         </w:rPr>
+        <w:t>τὴν μακαρίαν ἐλπίδα, καὶ ἐπιφάνειαν τῆς δόξης τοῦ μεγάλου Θεοῦ καὶ Σωτῆρος ἡμῶν, Ἰησοῦ Χριστοῦ</w:t>
+      </w:r>
+    </w:p>
+    <w:p>
+      <w:pPr/>
+      <w:r>
+        <w:rPr>
+          <w:lang w:val="pt_PT" w:bidi="pt_PT"/>
+        </w:rPr>
+      </w:r>
+      <w:r>
+        <w:rPr>
+          <w:b/>
+          <w:lang w:val="pt_PT" w:bidi="pt_PT"/>
+        </w:rPr>
         <w:t>"ficamos esperando o dia feliz em que aparecerá a glória do nosso grande Deus e Salvador Jesus Cristo".</w:t>
       </w:r>
     </w:p>
@@ -11770,6 +13570,21 @@
           <w:b/>
           <w:lang w:val="pt_PT" w:bidi="pt_PT"/>
         </w:rPr>
+        <w:t>τοῦ μεγάλου Θεοῦ καὶ Σωτῆρος ἡμῶν, Ἰησοῦ Χριστοῦ</w:t>
+      </w:r>
+    </w:p>
+    <w:p>
+      <w:pPr/>
+      <w:r>
+        <w:rPr>
+          <w:lang w:val="pt_PT" w:bidi="pt_PT"/>
+        </w:rPr>
+      </w:r>
+      <w:r>
+        <w:rPr>
+          <w:b/>
+          <w:lang w:val="pt_PT" w:bidi="pt_PT"/>
+        </w:rPr>
         <w:t>"do nosso grande Deus e Salvador Jesus Cristo".</w:t>
       </w:r>
     </w:p>
@@ -11892,6 +13707,21 @@
           <w:b/>
           <w:lang w:val="pt_PT" w:bidi="pt_PT"/>
         </w:rPr>
+        <w:t>ὃς ἔδωκεν ἑαυτὸν ὑπὲρ ἡμῶν</w:t>
+      </w:r>
+    </w:p>
+    <w:p>
+      <w:pPr/>
+      <w:r>
+        <w:rPr>
+          <w:lang w:val="pt_PT" w:bidi="pt_PT"/>
+        </w:rPr>
+      </w:r>
+      <w:r>
+        <w:rPr>
+          <w:b/>
+          <w:lang w:val="pt_PT" w:bidi="pt_PT"/>
+        </w:rPr>
         <w:t>"Foi ele quem se deu a si mesmo por nós".</w:t>
       </w:r>
     </w:p>
@@ -11975,6 +13805,21 @@
           <w:b/>
           <w:lang w:val="pt_PT" w:bidi="pt_PT"/>
         </w:rPr>
+        <w:t>ἡμῶν</w:t>
+      </w:r>
+    </w:p>
+    <w:p>
+      <w:pPr/>
+      <w:r>
+        <w:rPr>
+          <w:lang w:val="pt_PT" w:bidi="pt_PT"/>
+        </w:rPr>
+      </w:r>
+      <w:r>
+        <w:rPr>
+          <w:b/>
+          <w:lang w:val="pt_PT" w:bidi="pt_PT"/>
+        </w:rPr>
         <w:t>"nós".</w:t>
       </w:r>
     </w:p>
@@ -12071,6 +13916,21 @@
           <w:b/>
           <w:lang w:val="pt_PT" w:bidi="pt_PT"/>
         </w:rPr>
+        <w:t>λυτρώσηται ἡμᾶς ἀπὸ πάσης ἀνομίας</w:t>
+      </w:r>
+    </w:p>
+    <w:p>
+      <w:pPr/>
+      <w:r>
+        <w:rPr>
+          <w:lang w:val="pt_PT" w:bidi="pt_PT"/>
+        </w:rPr>
+      </w:r>
+      <w:r>
+        <w:rPr>
+          <w:b/>
+          <w:lang w:val="pt_PT" w:bidi="pt_PT"/>
+        </w:rPr>
         <w:t>"nos livrar de toda maldade".</w:t>
       </w:r>
     </w:p>
@@ -12167,6 +14027,21 @@
           <w:b/>
           <w:lang w:val="pt_PT" w:bidi="pt_PT"/>
         </w:rPr>
+        <w:t>ἡμᾶς</w:t>
+      </w:r>
+    </w:p>
+    <w:p>
+      <w:pPr/>
+      <w:r>
+        <w:rPr>
+          <w:lang w:val="pt_PT" w:bidi="pt_PT"/>
+        </w:rPr>
+      </w:r>
+      <w:r>
+        <w:rPr>
+          <w:b/>
+          <w:lang w:val="pt_PT" w:bidi="pt_PT"/>
+        </w:rPr>
         <w:t>"nós".</w:t>
       </w:r>
     </w:p>
@@ -12263,6 +14138,21 @@
           <w:b/>
           <w:lang w:val="pt_PT" w:bidi="pt_PT"/>
         </w:rPr>
+        <w:t>λαὸν περιούσιον</w:t>
+      </w:r>
+    </w:p>
+    <w:p>
+      <w:pPr/>
+      <w:r>
+        <w:rPr>
+          <w:lang w:val="pt_PT" w:bidi="pt_PT"/>
+        </w:rPr>
+      </w:r>
+      <w:r>
+        <w:rPr>
+          <w:b/>
+          <w:lang w:val="pt_PT" w:bidi="pt_PT"/>
+        </w:rPr>
         <w:t>"um povo que pertence somente a ele".</w:t>
       </w:r>
     </w:p>
@@ -12346,6 +14236,21 @@
           <w:b/>
           <w:lang w:val="pt_PT" w:bidi="pt_PT"/>
         </w:rPr>
+        <w:t>ζηλωτὴν καλῶν ἔργων</w:t>
+      </w:r>
+    </w:p>
+    <w:p>
+      <w:pPr/>
+      <w:r>
+        <w:rPr>
+          <w:lang w:val="pt_PT" w:bidi="pt_PT"/>
+        </w:rPr>
+      </w:r>
+      <w:r>
+        <w:rPr>
+          <w:b/>
+          <w:lang w:val="pt_PT" w:bidi="pt_PT"/>
+        </w:rPr>
         <w:t>"que se dedica a fazer o bem".</w:t>
       </w:r>
     </w:p>
@@ -12409,6 +14314,21 @@
           <w:b/>
           <w:lang w:val="pt_PT" w:bidi="pt_PT"/>
         </w:rPr>
+        <w:t>ταῦτα</w:t>
+      </w:r>
+    </w:p>
+    <w:p>
+      <w:pPr/>
+      <w:r>
+        <w:rPr>
+          <w:lang w:val="pt_PT" w:bidi="pt_PT"/>
+        </w:rPr>
+      </w:r>
+      <w:r>
+        <w:rPr>
+          <w:b/>
+          <w:lang w:val="pt_PT" w:bidi="pt_PT"/>
+        </w:rPr>
         <w:t>"essas coisas".</w:t>
       </w:r>
     </w:p>
@@ -12505,6 +14425,21 @@
           <w:b/>
           <w:lang w:val="pt_PT" w:bidi="pt_PT"/>
         </w:rPr>
+        <w:t>παρακάλει</w:t>
+      </w:r>
+    </w:p>
+    <w:p>
+      <w:pPr/>
+      <w:r>
+        <w:rPr>
+          <w:lang w:val="pt_PT" w:bidi="pt_PT"/>
+        </w:rPr>
+      </w:r>
+      <w:r>
+        <w:rPr>
+          <w:b/>
+          <w:lang w:val="pt_PT" w:bidi="pt_PT"/>
+        </w:rPr>
         <w:t>"para animar".</w:t>
       </w:r>
     </w:p>
@@ -12601,6 +14536,21 @@
           <w:b/>
           <w:lang w:val="pt_PT" w:bidi="pt_PT"/>
         </w:rPr>
+        <w:t>ἔλεγχε, μετὰ πάσης ἐπιταγῆς</w:t>
+      </w:r>
+    </w:p>
+    <w:p>
+      <w:pPr/>
+      <w:r>
+        <w:rPr>
+          <w:lang w:val="pt_PT" w:bidi="pt_PT"/>
+        </w:rPr>
+      </w:r>
+      <w:r>
+        <w:rPr>
+          <w:b/>
+          <w:lang w:val="pt_PT" w:bidi="pt_PT"/>
+        </w:rPr>
         <w:t>"use toda a sua autoridade... para repreender".</w:t>
       </w:r>
     </w:p>
@@ -12697,6 +14647,21 @@
           <w:b/>
           <w:lang w:val="pt_PT" w:bidi="pt_PT"/>
         </w:rPr>
+        <w:t>μετὰ πάσης ἐπιταγῆς</w:t>
+      </w:r>
+    </w:p>
+    <w:p>
+      <w:pPr/>
+      <w:r>
+        <w:rPr>
+          <w:lang w:val="pt_PT" w:bidi="pt_PT"/>
+        </w:rPr>
+      </w:r>
+      <w:r>
+        <w:rPr>
+          <w:b/>
+          <w:lang w:val="pt_PT" w:bidi="pt_PT"/>
+        </w:rPr>
         <w:t>"use toda a sua autoridade".</w:t>
       </w:r>
     </w:p>
@@ -12793,6 +14758,21 @@
           <w:b/>
           <w:lang w:val="pt_PT" w:bidi="pt_PT"/>
         </w:rPr>
+        <w:t>μηδείς σου περιφρονείτω</w:t>
+      </w:r>
+    </w:p>
+    <w:p>
+      <w:pPr/>
+      <w:r>
+        <w:rPr>
+          <w:lang w:val="pt_PT" w:bidi="pt_PT"/>
+        </w:rPr>
+      </w:r>
+      <w:r>
+        <w:rPr>
+          <w:b/>
+          <w:lang w:val="pt_PT" w:bidi="pt_PT"/>
+        </w:rPr>
         <w:t>"E que ninguém despreze você!".</w:t>
       </w:r>
     </w:p>
@@ -12856,6 +14836,21 @@
           <w:b/>
           <w:lang w:val="pt_PT" w:bidi="pt_PT"/>
         </w:rPr>
+        <w:t>μηδείς σου περιφρονείτω</w:t>
+      </w:r>
+    </w:p>
+    <w:p>
+      <w:pPr/>
+      <w:r>
+        <w:rPr>
+          <w:lang w:val="pt_PT" w:bidi="pt_PT"/>
+        </w:rPr>
+      </w:r>
+      <w:r>
+        <w:rPr>
+          <w:b/>
+          <w:lang w:val="pt_PT" w:bidi="pt_PT"/>
+        </w:rPr>
         <w:t>"E que ninguém despreze você!".</w:t>
       </w:r>
     </w:p>
@@ -12939,6 +14934,21 @@
           <w:b/>
           <w:lang w:val="pt_PT" w:bidi="pt_PT"/>
         </w:rPr>
+        <w:t>μηδείς σου περιφρονείτω</w:t>
+      </w:r>
+    </w:p>
+    <w:p>
+      <w:pPr/>
+      <w:r>
+        <w:rPr>
+          <w:lang w:val="pt_PT" w:bidi="pt_PT"/>
+        </w:rPr>
+      </w:r>
+      <w:r>
+        <w:rPr>
+          <w:b/>
+          <w:lang w:val="pt_PT" w:bidi="pt_PT"/>
+        </w:rPr>
         <w:t>"E que ninguém despreze você!"</w:t>
       </w:r>
     </w:p>
@@ -13173,6 +15183,21 @@
           <w:b/>
           <w:lang w:val="pt_PT" w:bidi="pt_PT"/>
         </w:rPr>
+        <w:t>ὑπομίμνῃσκε αὐτοὺς &amp; ὑποτάσσεσθαι</w:t>
+      </w:r>
+    </w:p>
+    <w:p>
+      <w:pPr/>
+      <w:r>
+        <w:rPr>
+          <w:lang w:val="pt_PT" w:bidi="pt_PT"/>
+        </w:rPr>
+      </w:r>
+      <w:r>
+        <w:rPr>
+          <w:b/>
+          <w:lang w:val="pt_PT" w:bidi="pt_PT"/>
+        </w:rPr>
         <w:t>"Recomende aos irmãos que respeitem".</w:t>
       </w:r>
     </w:p>
@@ -13236,6 +15261,21 @@
           <w:b/>
           <w:lang w:val="pt_PT" w:bidi="pt_PT"/>
         </w:rPr>
+        <w:t>ἀρχαῖς, ἐξουσίαις, ὑποτάσσεσθαι, πειθαρχεῖν</w:t>
+      </w:r>
+    </w:p>
+    <w:p>
+      <w:pPr/>
+      <w:r>
+        <w:rPr>
+          <w:lang w:val="pt_PT" w:bidi="pt_PT"/>
+        </w:rPr>
+      </w:r>
+      <w:r>
+        <w:rPr>
+          <w:b/>
+          <w:lang w:val="pt_PT" w:bidi="pt_PT"/>
+        </w:rPr>
         <w:t>"respeitem as ordens dos que governam e das autoridades, que sejam obedientes".</w:t>
       </w:r>
     </w:p>
@@ -13345,6 +15385,21 @@
           <w:b/>
           <w:lang w:val="pt_PT" w:bidi="pt_PT"/>
         </w:rPr>
+        <w:t>ἀρχαῖς, ἐξουσίαις</w:t>
+      </w:r>
+    </w:p>
+    <w:p>
+      <w:pPr/>
+      <w:r>
+        <w:rPr>
+          <w:lang w:val="pt_PT" w:bidi="pt_PT"/>
+        </w:rPr>
+      </w:r>
+      <w:r>
+        <w:rPr>
+          <w:b/>
+          <w:lang w:val="pt_PT" w:bidi="pt_PT"/>
+        </w:rPr>
         <w:t>"dos que governam e das autoridades".</w:t>
       </w:r>
     </w:p>
@@ -13454,6 +15509,21 @@
           <w:b/>
           <w:lang w:val="pt_PT" w:bidi="pt_PT"/>
         </w:rPr>
+        <w:t>πρὸς πᾶν ἔργον ἀγαθὸν ἑτοίμους εἶναι</w:t>
+      </w:r>
+    </w:p>
+    <w:p>
+      <w:pPr/>
+      <w:r>
+        <w:rPr>
+          <w:lang w:val="pt_PT" w:bidi="pt_PT"/>
+        </w:rPr>
+      </w:r>
+      <w:r>
+        <w:rPr>
+          <w:b/>
+          <w:lang w:val="pt_PT" w:bidi="pt_PT"/>
+        </w:rPr>
         <w:t>"prontos a fazer tudo o que é bom".</w:t>
       </w:r>
     </w:p>
@@ -13517,6 +15587,21 @@
           <w:b/>
           <w:lang w:val="pt_PT" w:bidi="pt_PT"/>
         </w:rPr>
+        <w:t>βλασφημεῖν</w:t>
+      </w:r>
+    </w:p>
+    <w:p>
+      <w:pPr/>
+      <w:r>
+        <w:rPr>
+          <w:lang w:val="pt_PT" w:bidi="pt_PT"/>
+        </w:rPr>
+      </w:r>
+      <w:r>
+        <w:rPr>
+          <w:b/>
+          <w:lang w:val="pt_PT" w:bidi="pt_PT"/>
+        </w:rPr>
         <w:t>"não falem mal".</w:t>
       </w:r>
     </w:p>
@@ -13580,6 +15665,21 @@
           <w:b/>
           <w:lang w:val="pt_PT" w:bidi="pt_PT"/>
         </w:rPr>
+        <w:t>ἀμάχους εἶναι</w:t>
+      </w:r>
+    </w:p>
+    <w:p>
+      <w:pPr/>
+      <w:r>
+        <w:rPr>
+          <w:lang w:val="pt_PT" w:bidi="pt_PT"/>
+        </w:rPr>
+      </w:r>
+      <w:r>
+        <w:rPr>
+          <w:b/>
+          <w:lang w:val="pt_PT" w:bidi="pt_PT"/>
+        </w:rPr>
         <w:t>"mas que sejam... pacíficos".</w:t>
       </w:r>
     </w:p>
@@ -13702,6 +15802,21 @@
           <w:b/>
           <w:lang w:val="pt_PT" w:bidi="pt_PT"/>
         </w:rPr>
+        <w:t>πᾶσαν ἐνδεικνυμένους πραΰτητα</w:t>
+      </w:r>
+    </w:p>
+    <w:p>
+      <w:pPr/>
+      <w:r>
+        <w:rPr>
+          <w:lang w:val="pt_PT" w:bidi="pt_PT"/>
+        </w:rPr>
+      </w:r>
+      <w:r>
+        <w:rPr>
+          <w:b/>
+          <w:lang w:val="pt_PT" w:bidi="pt_PT"/>
+        </w:rPr>
         <w:t>"tratem todos com educação".</w:t>
       </w:r>
     </w:p>
@@ -13798,6 +15913,21 @@
           <w:b/>
           <w:lang w:val="pt_PT" w:bidi="pt_PT"/>
         </w:rPr>
+        <w:t>πρὸς πάντας ἀνθρώπους</w:t>
+      </w:r>
+    </w:p>
+    <w:p>
+      <w:pPr/>
+      <w:r>
+        <w:rPr>
+          <w:lang w:val="pt_PT" w:bidi="pt_PT"/>
+        </w:rPr>
+      </w:r>
+      <w:r>
+        <w:rPr>
+          <w:b/>
+          <w:lang w:val="pt_PT" w:bidi="pt_PT"/>
+        </w:rPr>
         <w:t>"todos".</w:t>
       </w:r>
     </w:p>
@@ -13907,6 +16037,21 @@
           <w:b/>
           <w:lang w:val="pt_PT" w:bidi="pt_PT"/>
         </w:rPr>
+        <w:t>ἦμεν γάρ ποτε καὶ ἡμεῖς</w:t>
+      </w:r>
+    </w:p>
+    <w:p>
+      <w:pPr/>
+      <w:r>
+        <w:rPr>
+          <w:lang w:val="pt_PT" w:bidi="pt_PT"/>
+        </w:rPr>
+      </w:r>
+      <w:r>
+        <w:rPr>
+          <w:b/>
+          <w:lang w:val="pt_PT" w:bidi="pt_PT"/>
+        </w:rPr>
         <w:t>"Pois antigamente nós mesmos... éramos".</w:t>
       </w:r>
     </w:p>
@@ -14016,6 +16161,21 @@
           <w:b/>
           <w:lang w:val="pt_PT" w:bidi="pt_PT"/>
         </w:rPr>
+        <w:t>ποτε</w:t>
+      </w:r>
+    </w:p>
+    <w:p>
+      <w:pPr/>
+      <w:r>
+        <w:rPr>
+          <w:lang w:val="pt_PT" w:bidi="pt_PT"/>
+        </w:rPr>
+      </w:r>
+      <w:r>
+        <w:rPr>
+          <w:b/>
+          <w:lang w:val="pt_PT" w:bidi="pt_PT"/>
+        </w:rPr>
         <w:t>"antigamente".</w:t>
       </w:r>
     </w:p>
@@ -14079,6 +16239,21 @@
           <w:b/>
           <w:lang w:val="pt_PT" w:bidi="pt_PT"/>
         </w:rPr>
+        <w:t>ἡμεῖς</w:t>
+      </w:r>
+    </w:p>
+    <w:p>
+      <w:pPr/>
+      <w:r>
+        <w:rPr>
+          <w:lang w:val="pt_PT" w:bidi="pt_PT"/>
+        </w:rPr>
+      </w:r>
+      <w:r>
+        <w:rPr>
+          <w:b/>
+          <w:lang w:val="pt_PT" w:bidi="pt_PT"/>
+        </w:rPr>
         <w:t>"nós".</w:t>
       </w:r>
     </w:p>
@@ -14175,6 +16350,21 @@
           <w:b/>
           <w:lang w:val="pt_PT" w:bidi="pt_PT"/>
         </w:rPr>
+        <w:t>ἦμεν &amp; ἀνόητοι</w:t>
+      </w:r>
+    </w:p>
+    <w:p>
+      <w:pPr/>
+      <w:r>
+        <w:rPr>
+          <w:lang w:val="pt_PT" w:bidi="pt_PT"/>
+        </w:rPr>
+      </w:r>
+      <w:r>
+        <w:rPr>
+          <w:b/>
+          <w:lang w:val="pt_PT" w:bidi="pt_PT"/>
+        </w:rPr>
         <w:t>"não tínhamos juízo".</w:t>
       </w:r>
     </w:p>
@@ -14238,6 +16428,21 @@
           <w:b/>
           <w:lang w:val="pt_PT" w:bidi="pt_PT"/>
         </w:rPr>
+        <w:t>πλανώμενοι, δουλεύοντες ἐπιθυμίαις καὶ ἡδοναῖς ποικίλαις</w:t>
+      </w:r>
+    </w:p>
+    <w:p>
+      <w:pPr/>
+      <w:r>
+        <w:rPr>
+          <w:lang w:val="pt_PT" w:bidi="pt_PT"/>
+        </w:rPr>
+      </w:r>
+      <w:r>
+        <w:rPr>
+          <w:b/>
+          <w:lang w:val="pt_PT" w:bidi="pt_PT"/>
+        </w:rPr>
         <w:t>"Éramos escravos das paixões e dos prazeres de todo tipo".</w:t>
       </w:r>
     </w:p>
@@ -14347,6 +16552,21 @@
           <w:b/>
           <w:lang w:val="pt_PT" w:bidi="pt_PT"/>
         </w:rPr>
+        <w:t>πλανώμενοι, δουλεύοντες ἐπιθυμίαις καὶ ἡδοναῖς ποικίλαις</w:t>
+      </w:r>
+    </w:p>
+    <w:p>
+      <w:pPr/>
+      <w:r>
+        <w:rPr>
+          <w:lang w:val="pt_PT" w:bidi="pt_PT"/>
+        </w:rPr>
+      </w:r>
+      <w:r>
+        <w:rPr>
+          <w:b/>
+          <w:lang w:val="pt_PT" w:bidi="pt_PT"/>
+        </w:rPr>
         <w:t>"Éramos escravos das paixões e dos prazeres de todo tipo".</w:t>
       </w:r>
     </w:p>
@@ -14443,6 +16663,21 @@
           <w:b/>
           <w:lang w:val="pt_PT" w:bidi="pt_PT"/>
         </w:rPr>
+        <w:t>ἐπιθυμίαις καὶ ἡδοναῖς ποικίλαις</w:t>
+      </w:r>
+    </w:p>
+    <w:p>
+      <w:pPr/>
+      <w:r>
+        <w:rPr>
+          <w:lang w:val="pt_PT" w:bidi="pt_PT"/>
+        </w:rPr>
+      </w:r>
+      <w:r>
+        <w:rPr>
+          <w:b/>
+          <w:lang w:val="pt_PT" w:bidi="pt_PT"/>
+        </w:rPr>
         <w:t>"das paixões e dos prazeres de todo tipo".</w:t>
       </w:r>
     </w:p>
@@ -14552,6 +16787,21 @@
           <w:b/>
           <w:lang w:val="pt_PT" w:bidi="pt_PT"/>
         </w:rPr>
+        <w:t>ἐν κακίᾳ καὶ φθόνῳ διάγοντες</w:t>
+      </w:r>
+    </w:p>
+    <w:p>
+      <w:pPr/>
+      <w:r>
+        <w:rPr>
+          <w:lang w:val="pt_PT" w:bidi="pt_PT"/>
+        </w:rPr>
+      </w:r>
+      <w:r>
+        <w:rPr>
+          <w:b/>
+          <w:lang w:val="pt_PT" w:bidi="pt_PT"/>
+        </w:rPr>
         <w:t>"passávamos a nossa vida no meio da malícia e da inveja".</w:t>
       </w:r>
     </w:p>
@@ -14713,6 +16963,21 @@
           <w:b/>
           <w:lang w:val="pt_PT" w:bidi="pt_PT"/>
         </w:rPr>
+        <w:t>στυγητοί</w:t>
+      </w:r>
+    </w:p>
+    <w:p>
+      <w:pPr/>
+      <w:r>
+        <w:rPr>
+          <w:lang w:val="pt_PT" w:bidi="pt_PT"/>
+        </w:rPr>
+      </w:r>
+      <w:r>
+        <w:rPr>
+          <w:b/>
+          <w:lang w:val="pt_PT" w:bidi="pt_PT"/>
+        </w:rPr>
         <w:t>"tinham ódio de nós".</w:t>
       </w:r>
     </w:p>
@@ -14776,6 +17041,21 @@
           <w:b/>
           <w:lang w:val="pt_PT" w:bidi="pt_PT"/>
         </w:rPr>
+        <w:t>δὲ</w:t>
+      </w:r>
+    </w:p>
+    <w:p>
+      <w:pPr/>
+      <w:r>
+        <w:rPr>
+          <w:lang w:val="pt_PT" w:bidi="pt_PT"/>
+        </w:rPr>
+      </w:r>
+      <w:r>
+        <w:rPr>
+          <w:b/>
+          <w:lang w:val="pt_PT" w:bidi="pt_PT"/>
+        </w:rPr>
         <w:t>"Porém".</w:t>
       </w:r>
     </w:p>
@@ -14866,6 +17146,21 @@
           <w:b/>
           <w:lang w:val="pt_PT" w:bidi="pt_PT"/>
         </w:rPr>
+        <w:t>ὅτε &amp; ἡ χρηστότης καὶ ἡ φιλανθρωπία ἐπεφάνη τοῦ Σωτῆρος ἡμῶν, Θεοῦ</w:t>
+      </w:r>
+    </w:p>
+    <w:p>
+      <w:pPr/>
+      <w:r>
+        <w:rPr>
+          <w:lang w:val="pt_PT" w:bidi="pt_PT"/>
+        </w:rPr>
+      </w:r>
+      <w:r>
+        <w:rPr>
+          <w:b/>
+          <w:lang w:val="pt_PT" w:bidi="pt_PT"/>
+        </w:rPr>
         <w:t>"quando Deus, o nosso Salvador, mostrou a sua bondade e o seu amor por todos".</w:t>
       </w:r>
     </w:p>
@@ -14975,6 +17270,21 @@
           <w:b/>
           <w:lang w:val="pt_PT" w:bidi="pt_PT"/>
         </w:rPr>
+        <w:t>ὅτε &amp; ἡ χρηστότης καὶ ἡ φιλανθρωπία ἐπεφάνη τοῦ Σωτῆρος ἡμῶν, Θεοῦ</w:t>
+      </w:r>
+    </w:p>
+    <w:p>
+      <w:pPr/>
+      <w:r>
+        <w:rPr>
+          <w:lang w:val="pt_PT" w:bidi="pt_PT"/>
+        </w:rPr>
+      </w:r>
+      <w:r>
+        <w:rPr>
+          <w:b/>
+          <w:lang w:val="pt_PT" w:bidi="pt_PT"/>
+        </w:rPr>
         <w:t>"quando Deus, o nosso Salvador, mostrou a sua bondade e o seu amor por todos".</w:t>
       </w:r>
     </w:p>
@@ -15084,6 +17394,21 @@
           <w:b/>
           <w:lang w:val="pt_PT" w:bidi="pt_PT"/>
         </w:rPr>
+        <w:t>ἡμῶν</w:t>
+      </w:r>
+    </w:p>
+    <w:p>
+      <w:pPr/>
+      <w:r>
+        <w:rPr>
+          <w:lang w:val="pt_PT" w:bidi="pt_PT"/>
+        </w:rPr>
+      </w:r>
+      <w:r>
+        <w:rPr>
+          <w:b/>
+          <w:lang w:val="pt_PT" w:bidi="pt_PT"/>
+        </w:rPr>
         <w:t>"nosso".</w:t>
       </w:r>
     </w:p>
@@ -15180,6 +17505,21 @@
           <w:b/>
           <w:lang w:val="pt_PT" w:bidi="pt_PT"/>
         </w:rPr>
+        <w:t>ἔργων τῶν ἐν δικαιοσύνῃ</w:t>
+      </w:r>
+    </w:p>
+    <w:p>
+      <w:pPr/>
+      <w:r>
+        <w:rPr>
+          <w:lang w:val="pt_PT" w:bidi="pt_PT"/>
+        </w:rPr>
+      </w:r>
+      <w:r>
+        <w:rPr>
+          <w:b/>
+          <w:lang w:val="pt_PT" w:bidi="pt_PT"/>
+        </w:rPr>
         <w:t>"feito alguma coisa boa".</w:t>
       </w:r>
     </w:p>
@@ -15302,6 +17642,21 @@
           <w:b/>
           <w:lang w:val="pt_PT" w:bidi="pt_PT"/>
         </w:rPr>
+        <w:t>κατὰ τὸ αὐτοῦ ἔλεος</w:t>
+      </w:r>
+    </w:p>
+    <w:p>
+      <w:pPr/>
+      <w:r>
+        <w:rPr>
+          <w:lang w:val="pt_PT" w:bidi="pt_PT"/>
+        </w:rPr>
+      </w:r>
+      <w:r>
+        <w:rPr>
+          <w:b/>
+          <w:lang w:val="pt_PT" w:bidi="pt_PT"/>
+        </w:rPr>
         <w:t>"porque teve compaixão de nós".</w:t>
       </w:r>
     </w:p>
@@ -15398,6 +17753,21 @@
           <w:b/>
           <w:lang w:val="pt_PT" w:bidi="pt_PT"/>
         </w:rPr>
+        <w:t>λουτροῦ παλινγενεσίας</w:t>
+      </w:r>
+    </w:p>
+    <w:p>
+      <w:pPr/>
+      <w:r>
+        <w:rPr>
+          <w:lang w:val="pt_PT" w:bidi="pt_PT"/>
+        </w:rPr>
+      </w:r>
+      <w:r>
+        <w:rPr>
+          <w:b/>
+          <w:lang w:val="pt_PT" w:bidi="pt_PT"/>
+        </w:rPr>
         <w:t>"nos lavou".</w:t>
       </w:r>
     </w:p>
@@ -15507,6 +17877,21 @@
           <w:b/>
           <w:lang w:val="pt_PT" w:bidi="pt_PT"/>
         </w:rPr>
+        <w:t>οὗ ἐξέχεεν ἐφ’ ἡμᾶς πλουσίως,</w:t>
+      </w:r>
+    </w:p>
+    <w:p>
+      <w:pPr/>
+      <w:r>
+        <w:rPr>
+          <w:lang w:val="pt_PT" w:bidi="pt_PT"/>
+        </w:rPr>
+      </w:r>
+      <w:r>
+        <w:rPr>
+          <w:b/>
+          <w:lang w:val="pt_PT" w:bidi="pt_PT"/>
+        </w:rPr>
         <w:t>"Deus derramou com generosidade o seu Espírito Santo sobre nós".</w:t>
       </w:r>
     </w:p>
@@ -15590,6 +17975,21 @@
           <w:b/>
           <w:lang w:val="pt_PT" w:bidi="pt_PT"/>
         </w:rPr>
+        <w:t>ἡμᾶς</w:t>
+      </w:r>
+    </w:p>
+    <w:p>
+      <w:pPr/>
+      <w:r>
+        <w:rPr>
+          <w:lang w:val="pt_PT" w:bidi="pt_PT"/>
+        </w:rPr>
+      </w:r>
+      <w:r>
+        <w:rPr>
+          <w:b/>
+          <w:lang w:val="pt_PT" w:bidi="pt_PT"/>
+        </w:rPr>
         <w:t>"nós".</w:t>
       </w:r>
     </w:p>
@@ -15686,6 +18086,21 @@
           <w:b/>
           <w:lang w:val="pt_PT" w:bidi="pt_PT"/>
         </w:rPr>
+        <w:t>διὰ Ἰησοῦ Χριστοῦ, τοῦ Σωτῆρος ἡμῶν</w:t>
+      </w:r>
+    </w:p>
+    <w:p>
+      <w:pPr/>
+      <w:r>
+        <w:rPr>
+          <w:lang w:val="pt_PT" w:bidi="pt_PT"/>
+        </w:rPr>
+      </w:r>
+      <w:r>
+        <w:rPr>
+          <w:b/>
+          <w:lang w:val="pt_PT" w:bidi="pt_PT"/>
+        </w:rPr>
         <w:t>"por meio de Jesus Cristo, o nosso Salvador".</w:t>
       </w:r>
     </w:p>
@@ -15749,6 +18164,21 @@
           <w:b/>
           <w:lang w:val="pt_PT" w:bidi="pt_PT"/>
         </w:rPr>
+        <w:t>ἡμῶν</w:t>
+      </w:r>
+    </w:p>
+    <w:p>
+      <w:pPr/>
+      <w:r>
+        <w:rPr>
+          <w:lang w:val="pt_PT" w:bidi="pt_PT"/>
+        </w:rPr>
+      </w:r>
+      <w:r>
+        <w:rPr>
+          <w:b/>
+          <w:lang w:val="pt_PT" w:bidi="pt_PT"/>
+        </w:rPr>
         <w:t>"nosso".</w:t>
       </w:r>
     </w:p>
@@ -15845,6 +18275,21 @@
           <w:b/>
           <w:lang w:val="pt_PT" w:bidi="pt_PT"/>
         </w:rPr>
+        <w:t>ἵνα</w:t>
+      </w:r>
+    </w:p>
+    <w:p>
+      <w:pPr/>
+      <w:r>
+        <w:rPr>
+          <w:lang w:val="pt_PT" w:bidi="pt_PT"/>
+        </w:rPr>
+      </w:r>
+      <w:r>
+        <w:rPr>
+          <w:b/>
+          <w:lang w:val="pt_PT" w:bidi="pt_PT"/>
+        </w:rPr>
         <w:t>"para que".</w:t>
       </w:r>
     </w:p>
@@ -15967,6 +18412,21 @@
           <w:b/>
           <w:lang w:val="pt_PT" w:bidi="pt_PT"/>
         </w:rPr>
+        <w:t>δικαιωθέντες</w:t>
+      </w:r>
+    </w:p>
+    <w:p>
+      <w:pPr/>
+      <w:r>
+        <w:rPr>
+          <w:lang w:val="pt_PT" w:bidi="pt_PT"/>
+        </w:rPr>
+      </w:r>
+      <w:r>
+        <w:rPr>
+          <w:b/>
+          <w:lang w:val="pt_PT" w:bidi="pt_PT"/>
+        </w:rPr>
         <w:t>"sejamos aceitos".</w:t>
       </w:r>
     </w:p>
@@ -16063,6 +18523,21 @@
           <w:b/>
           <w:lang w:val="pt_PT" w:bidi="pt_PT"/>
         </w:rPr>
+        <w:t>τῇ ἐκείνου χάριτι</w:t>
+      </w:r>
+    </w:p>
+    <w:p>
+      <w:pPr/>
+      <w:r>
+        <w:rPr>
+          <w:lang w:val="pt_PT" w:bidi="pt_PT"/>
+        </w:rPr>
+      </w:r>
+      <w:r>
+        <w:rPr>
+          <w:b/>
+          <w:lang w:val="pt_PT" w:bidi="pt_PT"/>
+        </w:rPr>
         <w:t>"pela sua graça".</w:t>
       </w:r>
     </w:p>
@@ -16159,6 +18634,21 @@
           <w:b/>
           <w:lang w:val="pt_PT" w:bidi="pt_PT"/>
         </w:rPr>
+        <w:t>ἐκείνου</w:t>
+      </w:r>
+    </w:p>
+    <w:p>
+      <w:pPr/>
+      <w:r>
+        <w:rPr>
+          <w:lang w:val="pt_PT" w:bidi="pt_PT"/>
+        </w:rPr>
+      </w:r>
+      <w:r>
+        <w:rPr>
+          <w:b/>
+          <w:lang w:val="pt_PT" w:bidi="pt_PT"/>
+        </w:rPr>
         <w:t>"por sua".</w:t>
       </w:r>
     </w:p>
@@ -16255,6 +18745,21 @@
           <w:b/>
           <w:lang w:val="pt_PT" w:bidi="pt_PT"/>
         </w:rPr>
+        <w:t>κληρονόμοι γενηθῶμεν, κατ’ ἐλπίδα ζωῆς αἰωνίου</w:t>
+      </w:r>
+    </w:p>
+    <w:p>
+      <w:pPr/>
+      <w:r>
+        <w:rPr>
+          <w:lang w:val="pt_PT" w:bidi="pt_PT"/>
+        </w:rPr>
+      </w:r>
+      <w:r>
+        <w:rPr>
+          <w:b/>
+          <w:lang w:val="pt_PT" w:bidi="pt_PT"/>
+        </w:rPr>
         <w:t>"aceitos por Deus e recebamos a vida eterna que esperamos".</w:t>
       </w:r>
     </w:p>
@@ -16338,6 +18843,21 @@
           <w:b/>
           <w:lang w:val="pt_PT" w:bidi="pt_PT"/>
         </w:rPr>
+        <w:t>ὁ λόγος</w:t>
+      </w:r>
+    </w:p>
+    <w:p>
+      <w:pPr/>
+      <w:r>
+        <w:rPr>
+          <w:lang w:val="pt_PT" w:bidi="pt_PT"/>
+        </w:rPr>
+      </w:r>
+      <w:r>
+        <w:rPr>
+          <w:b/>
+          <w:lang w:val="pt_PT" w:bidi="pt_PT"/>
+        </w:rPr>
         <w:t>"Esse ensinamento".</w:t>
       </w:r>
     </w:p>
@@ -16428,6 +18948,21 @@
           <w:b/>
           <w:lang w:val="pt_PT" w:bidi="pt_PT"/>
         </w:rPr>
+        <w:t>τούτων</w:t>
+      </w:r>
+    </w:p>
+    <w:p>
+      <w:pPr/>
+      <w:r>
+        <w:rPr>
+          <w:lang w:val="pt_PT" w:bidi="pt_PT"/>
+        </w:rPr>
+      </w:r>
+      <w:r>
+        <w:rPr>
+          <w:b/>
+          <w:lang w:val="pt_PT" w:bidi="pt_PT"/>
+        </w:rPr>
         <w:t>"Esse ensinamento".</w:t>
       </w:r>
     </w:p>
@@ -16524,6 +19059,21 @@
           <w:b/>
           <w:lang w:val="pt_PT" w:bidi="pt_PT"/>
         </w:rPr>
+        <w:t>φροντίζωσιν καλῶν ἔργων, προΐστασθαι</w:t>
+      </w:r>
+    </w:p>
+    <w:p>
+      <w:pPr/>
+      <w:r>
+        <w:rPr>
+          <w:lang w:val="pt_PT" w:bidi="pt_PT"/>
+        </w:rPr>
+      </w:r>
+      <w:r>
+        <w:rPr>
+          <w:b/>
+          <w:lang w:val="pt_PT" w:bidi="pt_PT"/>
+        </w:rPr>
         <w:t>"se interessem em usar o seu tempo fazendo o bem".</w:t>
       </w:r>
     </w:p>
@@ -16587,6 +19137,21 @@
           <w:b/>
           <w:lang w:val="pt_PT" w:bidi="pt_PT"/>
         </w:rPr>
+        <w:t>τοῖς ἀνθρώποις</w:t>
+      </w:r>
+    </w:p>
+    <w:p>
+      <w:pPr/>
+      <w:r>
+        <w:rPr>
+          <w:lang w:val="pt_PT" w:bidi="pt_PT"/>
+        </w:rPr>
+      </w:r>
+      <w:r>
+        <w:rPr>
+          <w:b/>
+          <w:lang w:val="pt_PT" w:bidi="pt_PT"/>
+        </w:rPr>
         <w:t>"para todos".</w:t>
       </w:r>
     </w:p>
@@ -16683,6 +19248,21 @@
           <w:b/>
           <w:lang w:val="pt_PT" w:bidi="pt_PT"/>
         </w:rPr>
+        <w:t>δὲ &amp; περιΐστασο</w:t>
+      </w:r>
+    </w:p>
+    <w:p>
+      <w:pPr/>
+      <w:r>
+        <w:rPr>
+          <w:lang w:val="pt_PT" w:bidi="pt_PT"/>
+        </w:rPr>
+      </w:r>
+      <w:r>
+        <w:rPr>
+          <w:b/>
+          <w:lang w:val="pt_PT" w:bidi="pt_PT"/>
+        </w:rPr>
         <w:t>"Mas evite".</w:t>
       </w:r>
     </w:p>
@@ -16779,6 +19359,21 @@
           <w:b/>
           <w:lang w:val="pt_PT" w:bidi="pt_PT"/>
         </w:rPr>
+        <w:t>μωρὰς &amp; ζητήσεις</w:t>
+      </w:r>
+    </w:p>
+    <w:p>
+      <w:pPr/>
+      <w:r>
+        <w:rPr>
+          <w:lang w:val="pt_PT" w:bidi="pt_PT"/>
+        </w:rPr>
+      </w:r>
+      <w:r>
+        <w:rPr>
+          <w:b/>
+          <w:lang w:val="pt_PT" w:bidi="pt_PT"/>
+        </w:rPr>
         <w:t>"tolas"</w:t>
       </w:r>
       <w:r>
@@ -16855,6 +19450,21 @@
           <w:b/>
           <w:lang w:val="pt_PT" w:bidi="pt_PT"/>
         </w:rPr>
+        <w:t>γενεαλογίας</w:t>
+      </w:r>
+    </w:p>
+    <w:p>
+      <w:pPr/>
+      <w:r>
+        <w:rPr>
+          <w:lang w:val="pt_PT" w:bidi="pt_PT"/>
+        </w:rPr>
+      </w:r>
+      <w:r>
+        <w:rPr>
+          <w:b/>
+          <w:lang w:val="pt_PT" w:bidi="pt_PT"/>
+        </w:rPr>
         <w:t>"listas de nomes de antepassados".</w:t>
       </w:r>
     </w:p>
@@ -16964,6 +19574,21 @@
           <w:b/>
           <w:lang w:val="pt_PT" w:bidi="pt_PT"/>
         </w:rPr>
+        <w:t>ἔρεις</w:t>
+      </w:r>
+    </w:p>
+    <w:p>
+      <w:pPr/>
+      <w:r>
+        <w:rPr>
+          <w:lang w:val="pt_PT" w:bidi="pt_PT"/>
+        </w:rPr>
+      </w:r>
+      <w:r>
+        <w:rPr>
+          <w:b/>
+          <w:lang w:val="pt_PT" w:bidi="pt_PT"/>
+        </w:rPr>
         <w:t>"brigas".</w:t>
       </w:r>
     </w:p>
@@ -17060,6 +19685,21 @@
           <w:b/>
           <w:lang w:val="pt_PT" w:bidi="pt_PT"/>
         </w:rPr>
+        <w:t>νομικὰς</w:t>
+      </w:r>
+    </w:p>
+    <w:p>
+      <w:pPr/>
+      <w:r>
+        <w:rPr>
+          <w:lang w:val="pt_PT" w:bidi="pt_PT"/>
+        </w:rPr>
+      </w:r>
+      <w:r>
+        <w:rPr>
+          <w:b/>
+          <w:lang w:val="pt_PT" w:bidi="pt_PT"/>
+        </w:rPr>
         <w:t>"a respeito da lei dos judeus".</w:t>
       </w:r>
     </w:p>
@@ -17143,6 +19783,21 @@
           <w:b/>
           <w:lang w:val="pt_PT" w:bidi="pt_PT"/>
         </w:rPr>
+        <w:t>αἱρετικὸν ἄνθρωπον &amp; παραιτοῦ</w:t>
+      </w:r>
+    </w:p>
+    <w:p>
+      <w:pPr/>
+      <w:r>
+        <w:rPr>
+          <w:lang w:val="pt_PT" w:bidi="pt_PT"/>
+        </w:rPr>
+      </w:r>
+      <w:r>
+        <w:rPr>
+          <w:b/>
+          <w:lang w:val="pt_PT" w:bidi="pt_PT"/>
+        </w:rPr>
         <w:t>"Se uma pessoa causar divisões entre os irmãos na fé".</w:t>
       </w:r>
     </w:p>
@@ -17226,6 +19881,21 @@
           <w:b/>
           <w:lang w:val="pt_PT" w:bidi="pt_PT"/>
         </w:rPr>
+        <w:t>μετὰ μίαν καὶ δευτέραν νουθεσίαν</w:t>
+      </w:r>
+    </w:p>
+    <w:p>
+      <w:pPr/>
+      <w:r>
+        <w:rPr>
+          <w:lang w:val="pt_PT" w:bidi="pt_PT"/>
+        </w:rPr>
+      </w:r>
+      <w:r>
+        <w:rPr>
+          <w:b/>
+          <w:lang w:val="pt_PT" w:bidi="pt_PT"/>
+        </w:rPr>
         <w:t>"aconselhe essa pessoa uma ou duas vezes".</w:t>
       </w:r>
     </w:p>
@@ -17309,6 +19979,21 @@
           <w:b/>
           <w:lang w:val="pt_PT" w:bidi="pt_PT"/>
         </w:rPr>
+        <w:t>ὁ τοιοῦτος</w:t>
+      </w:r>
+    </w:p>
+    <w:p>
+      <w:pPr/>
+      <w:r>
+        <w:rPr>
+          <w:lang w:val="pt_PT" w:bidi="pt_PT"/>
+        </w:rPr>
+      </w:r>
+      <w:r>
+        <w:rPr>
+          <w:b/>
+          <w:lang w:val="pt_PT" w:bidi="pt_PT"/>
+        </w:rPr>
         <w:t>"uma pessoa como esta".</w:t>
       </w:r>
     </w:p>
@@ -17372,6 +20057,21 @@
           <w:b/>
           <w:lang w:val="pt_PT" w:bidi="pt_PT"/>
         </w:rPr>
+        <w:t>ἐξέστραπται</w:t>
+      </w:r>
+    </w:p>
+    <w:p>
+      <w:pPr/>
+      <w:r>
+        <w:rPr>
+          <w:lang w:val="pt_PT" w:bidi="pt_PT"/>
+        </w:rPr>
+      </w:r>
+      <w:r>
+        <w:rPr>
+          <w:b/>
+          <w:lang w:val="pt_PT" w:bidi="pt_PT"/>
+        </w:rPr>
         <w:t>"abandonou completamente o evangelho".</w:t>
       </w:r>
     </w:p>
@@ -17468,6 +20168,21 @@
           <w:b/>
           <w:lang w:val="pt_PT" w:bidi="pt_PT"/>
         </w:rPr>
+        <w:t>ὢν αὐτοκατάκριτος</w:t>
+      </w:r>
+    </w:p>
+    <w:p>
+      <w:pPr/>
+      <w:r>
+        <w:rPr>
+          <w:lang w:val="pt_PT" w:bidi="pt_PT"/>
+        </w:rPr>
+      </w:r>
+      <w:r>
+        <w:rPr>
+          <w:b/>
+          <w:lang w:val="pt_PT" w:bidi="pt_PT"/>
+        </w:rPr>
         <w:t>"os seus pecados provam que ela está errada".</w:t>
       </w:r>
     </w:p>
@@ -17531,6 +20246,21 @@
           <w:b/>
           <w:lang w:val="pt_PT" w:bidi="pt_PT"/>
         </w:rPr>
+        <w:t>ὅταν πέμψω Ἀρτεμᾶν πρὸς σὲ ἢ Τυχικόν</w:t>
+      </w:r>
+    </w:p>
+    <w:p>
+      <w:pPr/>
+      <w:r>
+        <w:rPr>
+          <w:lang w:val="pt_PT" w:bidi="pt_PT"/>
+        </w:rPr>
+      </w:r>
+      <w:r>
+        <w:rPr>
+          <w:b/>
+          <w:lang w:val="pt_PT" w:bidi="pt_PT"/>
+        </w:rPr>
         <w:t>"Quando eu lhe mandar o irmão Ártemas ou o irmão Tíquico".</w:t>
       </w:r>
     </w:p>
@@ -17614,6 +20344,21 @@
           <w:b/>
           <w:lang w:val="pt_PT" w:bidi="pt_PT"/>
         </w:rPr>
+        <w:t>Ἀρτεμᾶν &amp; Τυχικόν</w:t>
+      </w:r>
+    </w:p>
+    <w:p>
+      <w:pPr/>
+      <w:r>
+        <w:rPr>
+          <w:lang w:val="pt_PT" w:bidi="pt_PT"/>
+        </w:rPr>
+      </w:r>
+      <w:r>
+        <w:rPr>
+          <w:b/>
+          <w:lang w:val="pt_PT" w:bidi="pt_PT"/>
+        </w:rPr>
         <w:t>"Ártemas"</w:t>
       </w:r>
       <w:r>
@@ -17730,6 +20475,21 @@
           <w:b/>
           <w:lang w:val="pt_PT" w:bidi="pt_PT"/>
         </w:rPr>
+        <w:t>σπούδασον ἐλθεῖν</w:t>
+      </w:r>
+    </w:p>
+    <w:p>
+      <w:pPr/>
+      <w:r>
+        <w:rPr>
+          <w:lang w:val="pt_PT" w:bidi="pt_PT"/>
+        </w:rPr>
+      </w:r>
+      <w:r>
+        <w:rPr>
+          <w:b/>
+          <w:lang w:val="pt_PT" w:bidi="pt_PT"/>
+        </w:rPr>
         <w:t>"faça o possível para ir".</w:t>
       </w:r>
     </w:p>
@@ -17793,6 +20553,21 @@
           <w:b/>
           <w:lang w:val="pt_PT" w:bidi="pt_PT"/>
         </w:rPr>
+        <w:t>σπούδασον</w:t>
+      </w:r>
+    </w:p>
+    <w:p>
+      <w:pPr/>
+      <w:r>
+        <w:rPr>
+          <w:lang w:val="pt_PT" w:bidi="pt_PT"/>
+        </w:rPr>
+      </w:r>
+      <w:r>
+        <w:rPr>
+          <w:b/>
+          <w:lang w:val="pt_PT" w:bidi="pt_PT"/>
+        </w:rPr>
         <w:t>"faça o possível".</w:t>
       </w:r>
     </w:p>
@@ -17889,6 +20664,21 @@
           <w:b/>
           <w:lang w:val="pt_PT" w:bidi="pt_PT"/>
         </w:rPr>
+        <w:t>σπουδαίως πρόπεμψον</w:t>
+      </w:r>
+    </w:p>
+    <w:p>
+      <w:pPr/>
+      <w:r>
+        <w:rPr>
+          <w:lang w:val="pt_PT" w:bidi="pt_PT"/>
+        </w:rPr>
+      </w:r>
+      <w:r>
+        <w:rPr>
+          <w:b/>
+          <w:lang w:val="pt_PT" w:bidi="pt_PT"/>
+        </w:rPr>
         <w:t>"tudo o que você puder a fim de que eles tenham o que precisarem".</w:t>
       </w:r>
     </w:p>
@@ -17985,6 +20775,21 @@
           <w:b/>
           <w:lang w:val="pt_PT" w:bidi="pt_PT"/>
         </w:rPr>
+        <w:t>Ζηνᾶν &amp; Ἀπολλῶν</w:t>
+      </w:r>
+    </w:p>
+    <w:p>
+      <w:pPr/>
+      <w:r>
+        <w:rPr>
+          <w:lang w:val="pt_PT" w:bidi="pt_PT"/>
+        </w:rPr>
+      </w:r>
+      <w:r>
+        <w:rPr>
+          <w:b/>
+          <w:lang w:val="pt_PT" w:bidi="pt_PT"/>
+        </w:rPr>
         <w:t>"Zenas"</w:t>
       </w:r>
       <w:r>
@@ -18101,6 +20906,21 @@
           <w:b/>
           <w:lang w:val="pt_PT" w:bidi="pt_PT"/>
         </w:rPr>
+        <w:t>καὶ Ἀπολλῶν</w:t>
+      </w:r>
+    </w:p>
+    <w:p>
+      <w:pPr/>
+      <w:r>
+        <w:rPr>
+          <w:lang w:val="pt_PT" w:bidi="pt_PT"/>
+        </w:rPr>
+      </w:r>
+      <w:r>
+        <w:rPr>
+          <w:b/>
+          <w:lang w:val="pt_PT" w:bidi="pt_PT"/>
+        </w:rPr>
         <w:t>"e também Apolo".</w:t>
       </w:r>
     </w:p>
@@ -18164,6 +20984,21 @@
           <w:b/>
           <w:lang w:val="pt_PT" w:bidi="pt_PT"/>
         </w:rPr>
+        <w:t>ἵνα μηδὲν αὐτοῖς λείπῃ</w:t>
+      </w:r>
+    </w:p>
+    <w:p>
+      <w:pPr/>
+      <w:r>
+        <w:rPr>
+          <w:lang w:val="pt_PT" w:bidi="pt_PT"/>
+        </w:rPr>
+      </w:r>
+      <w:r>
+        <w:rPr>
+          <w:b/>
+          <w:lang w:val="pt_PT" w:bidi="pt_PT"/>
+        </w:rPr>
         <w:t>"a fim de que eles tenham o que precisarem".</w:t>
       </w:r>
     </w:p>
@@ -18260,6 +21095,21 @@
           <w:b/>
           <w:lang w:val="pt_PT" w:bidi="pt_PT"/>
         </w:rPr>
+        <w:t>ἵνα μηδὲν αὐτοῖς λείπῃ</w:t>
+      </w:r>
+    </w:p>
+    <w:p>
+      <w:pPr/>
+      <w:r>
+        <w:rPr>
+          <w:lang w:val="pt_PT" w:bidi="pt_PT"/>
+        </w:rPr>
+      </w:r>
+      <w:r>
+        <w:rPr>
+          <w:b/>
+          <w:lang w:val="pt_PT" w:bidi="pt_PT"/>
+        </w:rPr>
         <w:t>"a fim de que eles tenham o que precisarem".</w:t>
       </w:r>
     </w:p>
@@ -18343,6 +21193,21 @@
           <w:b/>
           <w:lang w:val="pt_PT" w:bidi="pt_PT"/>
         </w:rPr>
+        <w:t>οἱ ἡμέτεροι</w:t>
+      </w:r>
+    </w:p>
+    <w:p>
+      <w:pPr/>
+      <w:r>
+        <w:rPr>
+          <w:lang w:val="pt_PT" w:bidi="pt_PT"/>
+        </w:rPr>
+      </w:r>
+      <w:r>
+        <w:rPr>
+          <w:b/>
+          <w:lang w:val="pt_PT" w:bidi="pt_PT"/>
+        </w:rPr>
         <w:t>"nossa gente".</w:t>
       </w:r>
     </w:p>
@@ -18439,6 +21304,21 @@
           <w:b/>
           <w:lang w:val="pt_PT" w:bidi="pt_PT"/>
         </w:rPr>
+        <w:t>οἱ ἡμέτεροι</w:t>
+      </w:r>
+    </w:p>
+    <w:p>
+      <w:pPr/>
+      <w:r>
+        <w:rPr>
+          <w:lang w:val="pt_PT" w:bidi="pt_PT"/>
+        </w:rPr>
+      </w:r>
+      <w:r>
+        <w:rPr>
+          <w:b/>
+          <w:lang w:val="pt_PT" w:bidi="pt_PT"/>
+        </w:rPr>
         <w:t>"nossa gente".</w:t>
       </w:r>
     </w:p>
@@ -18535,6 +21415,21 @@
           <w:b/>
           <w:lang w:val="pt_PT" w:bidi="pt_PT"/>
         </w:rPr>
+        <w:t>εἰς τὰς ἀναγκαίας χρείας</w:t>
+      </w:r>
+    </w:p>
+    <w:p>
+      <w:pPr/>
+      <w:r>
+        <w:rPr>
+          <w:lang w:val="pt_PT" w:bidi="pt_PT"/>
+        </w:rPr>
+      </w:r>
+      <w:r>
+        <w:rPr>
+          <w:b/>
+          <w:lang w:val="pt_PT" w:bidi="pt_PT"/>
+        </w:rPr>
         <w:t>"fazendo o bem e ajudando os outros em caso de necessidade".</w:t>
       </w:r>
     </w:p>
@@ -18631,6 +21526,21 @@
           <w:b/>
           <w:lang w:val="pt_PT" w:bidi="pt_PT"/>
         </w:rPr>
+        <w:t>ἵνα μὴ ὦσιν ἄκαρποι</w:t>
+      </w:r>
+    </w:p>
+    <w:p>
+      <w:pPr/>
+      <w:r>
+        <w:rPr>
+          <w:lang w:val="pt_PT" w:bidi="pt_PT"/>
+        </w:rPr>
+      </w:r>
+      <w:r>
+        <w:rPr>
+          <w:b/>
+          <w:lang w:val="pt_PT" w:bidi="pt_PT"/>
+        </w:rPr>
         <w:t>"para que assim a vida da nossa gente seja útil!".</w:t>
       </w:r>
     </w:p>
@@ -18714,6 +21624,21 @@
           <w:b/>
           <w:lang w:val="pt_PT" w:bidi="pt_PT"/>
         </w:rPr>
+        <w:t>ἵνα μὴ ὦσιν ἄκαρποι</w:t>
+      </w:r>
+    </w:p>
+    <w:p>
+      <w:pPr/>
+      <w:r>
+        <w:rPr>
+          <w:lang w:val="pt_PT" w:bidi="pt_PT"/>
+        </w:rPr>
+      </w:r>
+      <w:r>
+        <w:rPr>
+          <w:b/>
+          <w:lang w:val="pt_PT" w:bidi="pt_PT"/>
+        </w:rPr>
         <w:t>"para que assim a vida da nossa gente seja útil!".</w:t>
       </w:r>
     </w:p>
@@ -18797,6 +21722,21 @@
           <w:b/>
           <w:lang w:val="pt_PT" w:bidi="pt_PT"/>
         </w:rPr>
+        <w:t>ἀσπάζονταί σε</w:t>
+      </w:r>
+    </w:p>
+    <w:p>
+      <w:pPr/>
+      <w:r>
+        <w:rPr>
+          <w:lang w:val="pt_PT" w:bidi="pt_PT"/>
+        </w:rPr>
+      </w:r>
+      <w:r>
+        <w:rPr>
+          <w:b/>
+          <w:lang w:val="pt_PT" w:bidi="pt_PT"/>
+        </w:rPr>
         <w:t>"mandam saudações a você".</w:t>
       </w:r>
     </w:p>
@@ -18880,6 +21820,21 @@
           <w:b/>
           <w:lang w:val="pt_PT" w:bidi="pt_PT"/>
         </w:rPr>
+        <w:t>οἱ μετ’ ἐμοῦ πάντες</w:t>
+      </w:r>
+    </w:p>
+    <w:p>
+      <w:pPr/>
+      <w:r>
+        <w:rPr>
+          <w:lang w:val="pt_PT" w:bidi="pt_PT"/>
+        </w:rPr>
+      </w:r>
+      <w:r>
+        <w:rPr>
+          <w:b/>
+          <w:lang w:val="pt_PT" w:bidi="pt_PT"/>
+        </w:rPr>
         <w:t>"Todos que estão comigo".</w:t>
       </w:r>
     </w:p>
@@ -18963,6 +21918,21 @@
           <w:b/>
           <w:lang w:val="pt_PT" w:bidi="pt_PT"/>
         </w:rPr>
+        <w:t>τοὺς φιλοῦντας ἡμᾶς ἐν πίστει</w:t>
+      </w:r>
+    </w:p>
+    <w:p>
+      <w:pPr/>
+      <w:r>
+        <w:rPr>
+          <w:lang w:val="pt_PT" w:bidi="pt_PT"/>
+        </w:rPr>
+      </w:r>
+      <w:r>
+        <w:rPr>
+          <w:b/>
+          <w:lang w:val="pt_PT" w:bidi="pt_PT"/>
+        </w:rPr>
         <w:t>"aos nossos amigos na fé".</w:t>
       </w:r>
     </w:p>
@@ -19072,6 +22042,21 @@
           <w:b/>
           <w:lang w:val="pt_PT" w:bidi="pt_PT"/>
         </w:rPr>
+        <w:t>ἡμᾶς</w:t>
+      </w:r>
+    </w:p>
+    <w:p>
+      <w:pPr/>
+      <w:r>
+        <w:rPr>
+          <w:lang w:val="pt_PT" w:bidi="pt_PT"/>
+        </w:rPr>
+      </w:r>
+      <w:r>
+        <w:rPr>
+          <w:b/>
+          <w:lang w:val="pt_PT" w:bidi="pt_PT"/>
+        </w:rPr>
         <w:t>"nossos".</w:t>
       </w:r>
     </w:p>
@@ -19168,6 +22153,21 @@
           <w:b/>
           <w:lang w:val="pt_PT" w:bidi="pt_PT"/>
         </w:rPr>
+        <w:t>ἡ χάρις μετὰ πάντων ὑμῶν</w:t>
+      </w:r>
+    </w:p>
+    <w:p>
+      <w:pPr/>
+      <w:r>
+        <w:rPr>
+          <w:lang w:val="pt_PT" w:bidi="pt_PT"/>
+        </w:rPr>
+      </w:r>
+      <w:r>
+        <w:rPr>
+          <w:b/>
+          <w:lang w:val="pt_PT" w:bidi="pt_PT"/>
+        </w:rPr>
         <w:t>"Que a graça de Deus esteja com todos vocês!".</w:t>
       </w:r>
     </w:p>
@@ -19237,6 +22237,21 @@
         <w:rPr>
           <w:lang w:val="pt_PT" w:bidi="pt_PT"/>
         </w:rPr>
+      </w:r>
+    </w:p>
+    <w:p>
+      <w:pPr/>
+      <w:r>
+        <w:rPr>
+          <w:lang w:val="pt_PT" w:bidi="pt_PT"/>
+        </w:rPr>
+      </w:r>
+      <w:r>
+        <w:rPr>
+          <w:b/>
+          <w:lang w:val="pt_PT" w:bidi="pt_PT"/>
+        </w:rPr>
+        <w:t>ὑμῶν</w:t>
       </w:r>
     </w:p>
     <w:p>

--- a/por/docx/56.content.docx
+++ b/por/docx/56.content.docx
@@ -28,49 +28,15 @@
       </w:r>
     </w:p>
     <w:p>
-      <w:pPr>
-        <w:pStyle w:val="Heading2"/>
-      </w:pPr>
-      <w:r>
-        <w:rPr>
-          <w:lang w:val="pt_PT" w:bidi="pt_PT"/>
-        </w:rPr>
-        <w:t>License Information</w:t>
-      </w:r>
-      <w:r>
-        <w:rPr>
-          <w:lang w:val="pt_PT" w:bidi="pt_PT"/>
-        </w:rPr>
-      </w:r>
-    </w:p>
-    <w:p>
-      <w:pPr/>
-      <w:r>
-        <w:rPr>
-          <w:lang w:val="pt_PT" w:bidi="pt_PT"/>
-        </w:rPr>
-      </w:r>
-      <w:r>
-        <w:rPr>
-          <w:b/>
-          <w:lang w:val="pt_PT" w:bidi="pt_PT"/>
-        </w:rPr>
-        <w:t>Notas de Tradução (unfoldingWord)</w:t>
-      </w:r>
-      <w:r>
-        <w:rPr>
-          <w:lang w:val="pt_PT" w:bidi="pt_PT"/>
-        </w:rPr>
-        <w:t xml:space="preserve"> (Portuguese) is based on</w:t>
-      </w:r>
-      <w:r>
-        <w:rPr>
-          <w:lang w:val="pt_PT" w:bidi="pt_PT"/>
-        </w:rPr>
-        <w:t xml:space="preserve">: </w:t>
-      </w:r>
-      <w:r>
-        <w:rPr>
+      <w:pPr/>
+      <w:r>
+        <w:rPr>
+          <w:lang w:val="pt_PT" w:bidi="pt_PT"/>
+        </w:rPr>
+      </w:r>
+      <w:r>
+        <w:rPr>
+          <w:b/>
           <w:lang w:val="pt_PT" w:bidi="pt_PT"/>
         </w:rPr>
         <w:t>unfoldingWord® Translation Notes</w:t>
@@ -79,62 +45,31 @@
         <w:rPr>
           <w:lang w:val="pt_PT" w:bidi="pt_PT"/>
         </w:rPr>
-        <w:t xml:space="preserve">, </w:t>
-      </w:r>
-      <w:hyperlink r:id="rId13">
-        <w:r>
-          <w:rPr>
-            <w:lang w:val="pt_PT" w:bidi="pt_PT"/>
-          </w:rPr>
-          <w:rPr>
-            <w:color w:val="0000EE"/>
-            <w:u w:val="single"/>
-          </w:rPr>
-          <w:t>unfoldingWord</w:t>
-        </w:r>
-      </w:hyperlink>
-      <w:r>
-        <w:rPr>
-          <w:lang w:val="pt_PT" w:bidi="pt_PT"/>
-        </w:rPr>
-        <w:t xml:space="preserve">, 2022, which is licensed under a </w:t>
-      </w:r>
-      <w:hyperlink r:id="rId14">
-        <w:r>
-          <w:rPr>
-            <w:lang w:val="pt_PT" w:bidi="pt_PT"/>
-          </w:rPr>
-          <w:rPr>
-            <w:color w:val="0000EE"/>
-            <w:u w:val="single"/>
-          </w:rPr>
-          <w:t>CC BY-SA 4.0 license</w:t>
-        </w:r>
-      </w:hyperlink>
-      <w:r>
-        <w:rPr>
-          <w:lang w:val="pt_PT" w:bidi="pt_PT"/>
-        </w:rPr>
-        <w:t>.</w:t>
-      </w:r>
-      <w:r>
-        <w:rPr>
-          <w:lang w:val="pt_PT" w:bidi="pt_PT"/>
-        </w:rPr>
-      </w:r>
-    </w:p>
-    <w:p>
-      <w:pPr/>
-      <w:r>
-        <w:rPr>
-          <w:lang w:val="pt_PT" w:bidi="pt_PT"/>
-        </w:rPr>
-      </w:r>
-      <w:r>
-        <w:rPr>
-          <w:lang w:val="pt_PT" w:bidi="pt_PT"/>
-        </w:rPr>
-        <w:t>This PDF version is provided under the same license.</w:t>
+        <w:t xml:space="preserve"> © 2022 unfoldingWord. Released under CC BY-SA 4.0 license. </w:t>
+      </w:r>
+      <w:r>
+        <w:rPr>
+          <w:lang w:val="pt_PT" w:bidi="pt_PT"/>
+        </w:rPr>
+        <w:t>unfoldingWord® Translation Notes</w:t>
+      </w:r>
+      <w:r>
+        <w:rPr>
+          <w:lang w:val="pt_PT" w:bidi="pt_PT"/>
+        </w:rPr>
+        <w:t xml:space="preserve"> has been adapted in the following languages: Tok Pisin, Arabic (عربي), French (Français), Hindi (हिंदी), Indonesian (Bahasa Indonesia), Portuguese (Português), Russian (Русский), Spanish (Español), Swahili (Kiswahili), and Simplified Chinese (简体中文) from </w:t>
+      </w:r>
+      <w:r>
+        <w:rPr>
+          <w:lang w:val="pt_PT" w:bidi="pt_PT"/>
+        </w:rPr>
+        <w:t>unfoldingWord® Translation Notes</w:t>
+      </w:r>
+      <w:r>
+        <w:rPr>
+          <w:lang w:val="pt_PT" w:bidi="pt_PT"/>
+        </w:rPr>
+        <w:t xml:space="preserve"> © 2022 unfoldingWord. Released under CC BY-SA 4.0 license by Mission Mutual</w:t>
       </w:r>
       <w:r>
         <w:rPr>
@@ -821,21 +756,6 @@
           <w:b/>
           <w:lang w:val="pt_PT" w:bidi="pt_PT"/>
         </w:rPr>
-        <w:t>κατὰ πίστιν ἐκλεκτῶν Θεοῦ καὶ ἐπίγνωσιν ἀληθείας</w:t>
-      </w:r>
-    </w:p>
-    <w:p>
-      <w:pPr/>
-      <w:r>
-        <w:rPr>
-          <w:lang w:val="pt_PT" w:bidi="pt_PT"/>
-        </w:rPr>
-      </w:r>
-      <w:r>
-        <w:rPr>
-          <w:b/>
-          <w:lang w:val="pt_PT" w:bidi="pt_PT"/>
-        </w:rPr>
         <w:t>"pela fé dos eleitos de Deus e pelo conhecimento da verdade"</w:t>
       </w:r>
     </w:p>
@@ -958,21 +878,6 @@
           <w:b/>
           <w:lang w:val="pt_PT" w:bidi="pt_PT"/>
         </w:rPr>
-        <w:t>ἐκλεκτῶν Θεοῦ</w:t>
-      </w:r>
-    </w:p>
-    <w:p>
-      <w:pPr/>
-      <w:r>
-        <w:rPr>
-          <w:lang w:val="pt_PT" w:bidi="pt_PT"/>
-        </w:rPr>
-      </w:r>
-      <w:r>
-        <w:rPr>
-          <w:b/>
-          <w:lang w:val="pt_PT" w:bidi="pt_PT"/>
-        </w:rPr>
         <w:t>"dos eleitos de Deus"</w:t>
       </w:r>
     </w:p>
@@ -1056,21 +961,6 @@
           <w:b/>
           <w:lang w:val="pt_PT" w:bidi="pt_PT"/>
         </w:rPr>
-        <w:t>καὶ ἐπίγνωσιν ἀληθείας</w:t>
-      </w:r>
-    </w:p>
-    <w:p>
-      <w:pPr/>
-      <w:r>
-        <w:rPr>
-          <w:lang w:val="pt_PT" w:bidi="pt_PT"/>
-        </w:rPr>
-      </w:r>
-      <w:r>
-        <w:rPr>
-          <w:b/>
-          <w:lang w:val="pt_PT" w:bidi="pt_PT"/>
-        </w:rPr>
         <w:t>"e seu conhecimento da verdade"</w:t>
       </w:r>
     </w:p>
@@ -1154,21 +1044,6 @@
           <w:b/>
           <w:lang w:val="pt_PT" w:bidi="pt_PT"/>
         </w:rPr>
-        <w:t>τῆς κατ’ εὐσέβειαν</w:t>
-      </w:r>
-    </w:p>
-    <w:p>
-      <w:pPr/>
-      <w:r>
-        <w:rPr>
-          <w:lang w:val="pt_PT" w:bidi="pt_PT"/>
-        </w:rPr>
-      </w:r>
-      <w:r>
-        <w:rPr>
-          <w:b/>
-          <w:lang w:val="pt_PT" w:bidi="pt_PT"/>
-        </w:rPr>
         <w:t>"que leva à piedade"</w:t>
       </w:r>
     </w:p>
@@ -1265,21 +1140,6 @@
           <w:b/>
           <w:lang w:val="pt_PT" w:bidi="pt_PT"/>
         </w:rPr>
-        <w:t>ἐπ’ ἐλπίδι ζωῆς αἰωνίου</w:t>
-      </w:r>
-    </w:p>
-    <w:p>
-      <w:pPr/>
-      <w:r>
-        <w:rPr>
-          <w:lang w:val="pt_PT" w:bidi="pt_PT"/>
-        </w:rPr>
-      </w:r>
-      <w:r>
-        <w:rPr>
-          <w:b/>
-          <w:lang w:val="pt_PT" w:bidi="pt_PT"/>
-        </w:rPr>
         <w:t>"na esperança da vida eterna"</w:t>
       </w:r>
     </w:p>
@@ -1402,21 +1262,6 @@
           <w:b/>
           <w:lang w:val="pt_PT" w:bidi="pt_PT"/>
         </w:rPr>
-        <w:t>ἐπ’ ἐλπίδι ζωῆς αἰωνίου</w:t>
-      </w:r>
-    </w:p>
-    <w:p>
-      <w:pPr/>
-      <w:r>
-        <w:rPr>
-          <w:lang w:val="pt_PT" w:bidi="pt_PT"/>
-        </w:rPr>
-      </w:r>
-      <w:r>
-        <w:rPr>
-          <w:b/>
-          <w:lang w:val="pt_PT" w:bidi="pt_PT"/>
-        </w:rPr>
         <w:t>"na esperança da vida eterna"</w:t>
       </w:r>
     </w:p>
@@ -1513,21 +1358,6 @@
           <w:b/>
           <w:lang w:val="pt_PT" w:bidi="pt_PT"/>
         </w:rPr>
-        <w:t>ὁ ἀψευδὴς Θεὸς</w:t>
-      </w:r>
-    </w:p>
-    <w:p>
-      <w:pPr/>
-      <w:r>
-        <w:rPr>
-          <w:lang w:val="pt_PT" w:bidi="pt_PT"/>
-        </w:rPr>
-      </w:r>
-      <w:r>
-        <w:rPr>
-          <w:b/>
-          <w:lang w:val="pt_PT" w:bidi="pt_PT"/>
-        </w:rPr>
         <w:t>"Deus que não pode mentir"</w:t>
       </w:r>
     </w:p>
@@ -1674,21 +1504,6 @@
           <w:b/>
           <w:lang w:val="pt_PT" w:bidi="pt_PT"/>
         </w:rPr>
-        <w:t>καιροῖς ἰδίοις</w:t>
-      </w:r>
-    </w:p>
-    <w:p>
-      <w:pPr/>
-      <w:r>
-        <w:rPr>
-          <w:lang w:val="pt_PT" w:bidi="pt_PT"/>
-        </w:rPr>
-      </w:r>
-      <w:r>
-        <w:rPr>
-          <w:b/>
-          <w:lang w:val="pt_PT" w:bidi="pt_PT"/>
-        </w:rPr>
         <w:t>"No Seu próprio tempo"</w:t>
       </w:r>
     </w:p>
@@ -1752,21 +1567,6 @@
           <w:b/>
           <w:lang w:val="pt_PT" w:bidi="pt_PT"/>
         </w:rPr>
-        <w:t>ἐφανέρωσεν &amp; τὸν λόγον αὐτοῦ</w:t>
-      </w:r>
-    </w:p>
-    <w:p>
-      <w:pPr/>
-      <w:r>
-        <w:rPr>
-          <w:lang w:val="pt_PT" w:bidi="pt_PT"/>
-        </w:rPr>
-      </w:r>
-      <w:r>
-        <w:rPr>
-          <w:b/>
-          <w:lang w:val="pt_PT" w:bidi="pt_PT"/>
-        </w:rPr>
         <w:t>"Ele fez"</w:t>
       </w:r>
       <w:r>
@@ -1863,21 +1663,6 @@
           <w:b/>
           <w:lang w:val="pt_PT" w:bidi="pt_PT"/>
         </w:rPr>
-        <w:t>ἐν κηρύγματι</w:t>
-      </w:r>
-    </w:p>
-    <w:p>
-      <w:pPr/>
-      <w:r>
-        <w:rPr>
-          <w:lang w:val="pt_PT" w:bidi="pt_PT"/>
-        </w:rPr>
-      </w:r>
-      <w:r>
-        <w:rPr>
-          <w:b/>
-          <w:lang w:val="pt_PT" w:bidi="pt_PT"/>
-        </w:rPr>
         <w:t>"na proclamação"</w:t>
       </w:r>
     </w:p>
@@ -1974,21 +1759,6 @@
           <w:b/>
           <w:lang w:val="pt_PT" w:bidi="pt_PT"/>
         </w:rPr>
-        <w:t>ὃ ἐπιστεύθην ἐγὼ</w:t>
-      </w:r>
-    </w:p>
-    <w:p>
-      <w:pPr/>
-      <w:r>
-        <w:rPr>
-          <w:lang w:val="pt_PT" w:bidi="pt_PT"/>
-        </w:rPr>
-      </w:r>
-      <w:r>
-        <w:rPr>
-          <w:b/>
-          <w:lang w:val="pt_PT" w:bidi="pt_PT"/>
-        </w:rPr>
         <w:t>"confiado a mim"</w:t>
       </w:r>
     </w:p>
@@ -2072,21 +1842,6 @@
           <w:b/>
           <w:lang w:val="pt_PT" w:bidi="pt_PT"/>
         </w:rPr>
-        <w:t>ἡμῶν</w:t>
-      </w:r>
-    </w:p>
-    <w:p>
-      <w:pPr/>
-      <w:r>
-        <w:rPr>
-          <w:lang w:val="pt_PT" w:bidi="pt_PT"/>
-        </w:rPr>
-      </w:r>
-      <w:r>
-        <w:rPr>
-          <w:b/>
-          <w:lang w:val="pt_PT" w:bidi="pt_PT"/>
-        </w:rPr>
         <w:t>"nosso"</w:t>
       </w:r>
     </w:p>
@@ -2183,21 +1938,6 @@
           <w:b/>
           <w:lang w:val="pt_PT" w:bidi="pt_PT"/>
         </w:rPr>
-        <w:t>γνησίῳ τέκνῳ</w:t>
-      </w:r>
-    </w:p>
-    <w:p>
-      <w:pPr/>
-      <w:r>
-        <w:rPr>
-          <w:lang w:val="pt_PT" w:bidi="pt_PT"/>
-        </w:rPr>
-      </w:r>
-      <w:r>
-        <w:rPr>
-          <w:b/>
-          <w:lang w:val="pt_PT" w:bidi="pt_PT"/>
-        </w:rPr>
         <w:t>"meu VERDADEIRO filho"</w:t>
       </w:r>
     </w:p>
@@ -2294,21 +2034,6 @@
           <w:b/>
           <w:lang w:val="pt_PT" w:bidi="pt_PT"/>
         </w:rPr>
-        <w:t>κατὰ κοινὴν πίστιν</w:t>
-      </w:r>
-    </w:p>
-    <w:p>
-      <w:pPr/>
-      <w:r>
-        <w:rPr>
-          <w:lang w:val="pt_PT" w:bidi="pt_PT"/>
-        </w:rPr>
-      </w:r>
-      <w:r>
-        <w:rPr>
-          <w:b/>
-          <w:lang w:val="pt_PT" w:bidi="pt_PT"/>
-        </w:rPr>
         <w:t>"em nossa fé comum"</w:t>
       </w:r>
     </w:p>
@@ -2418,21 +2143,6 @@
           <w:b/>
           <w:lang w:val="pt_PT" w:bidi="pt_PT"/>
         </w:rPr>
-        <w:t>χάρις καὶ εἰρήνη</w:t>
-      </w:r>
-    </w:p>
-    <w:p>
-      <w:pPr/>
-      <w:r>
-        <w:rPr>
-          <w:lang w:val="pt_PT" w:bidi="pt_PT"/>
-        </w:rPr>
-      </w:r>
-      <w:r>
-        <w:rPr>
-          <w:b/>
-          <w:lang w:val="pt_PT" w:bidi="pt_PT"/>
-        </w:rPr>
         <w:t>"Graça e paz"</w:t>
       </w:r>
     </w:p>
@@ -2516,21 +2226,6 @@
           <w:b/>
           <w:lang w:val="pt_PT" w:bidi="pt_PT"/>
         </w:rPr>
-        <w:t>χάρις καὶ εἰρήνη ἀπὸ Θεοῦ Πατρὸς καὶ Χριστοῦ Ἰησοῦ τοῦ Σωτῆρος ἡμῶν</w:t>
-      </w:r>
-    </w:p>
-    <w:p>
-      <w:pPr/>
-      <w:r>
-        <w:rPr>
-          <w:lang w:val="pt_PT" w:bidi="pt_PT"/>
-        </w:rPr>
-      </w:r>
-      <w:r>
-        <w:rPr>
-          <w:b/>
-          <w:lang w:val="pt_PT" w:bidi="pt_PT"/>
-        </w:rPr>
         <w:t>"Graça e paz de Deus o Pai e Cristo Jesus nosso Salvador"</w:t>
       </w:r>
     </w:p>
@@ -2640,21 +2335,6 @@
           <w:b/>
           <w:lang w:val="pt_PT" w:bidi="pt_PT"/>
         </w:rPr>
-        <w:t>Χριστοῦ Ἰησοῦ τοῦ Σωτῆρος ἡμῶν</w:t>
-      </w:r>
-    </w:p>
-    <w:p>
-      <w:pPr/>
-      <w:r>
-        <w:rPr>
-          <w:lang w:val="pt_PT" w:bidi="pt_PT"/>
-        </w:rPr>
-      </w:r>
-      <w:r>
-        <w:rPr>
-          <w:b/>
-          <w:lang w:val="pt_PT" w:bidi="pt_PT"/>
-        </w:rPr>
         <w:t>"Cristo Jesus nosso Salvador"</w:t>
       </w:r>
     </w:p>
@@ -2718,21 +2398,6 @@
           <w:b/>
           <w:lang w:val="pt_PT" w:bidi="pt_PT"/>
         </w:rPr>
-        <w:t>ἡμῶν</w:t>
-      </w:r>
-    </w:p>
-    <w:p>
-      <w:pPr/>
-      <w:r>
-        <w:rPr>
-          <w:lang w:val="pt_PT" w:bidi="pt_PT"/>
-        </w:rPr>
-      </w:r>
-      <w:r>
-        <w:rPr>
-          <w:b/>
-          <w:lang w:val="pt_PT" w:bidi="pt_PT"/>
-        </w:rPr>
         <w:t>"nosso"</w:t>
       </w:r>
     </w:p>
@@ -2829,21 +2494,6 @@
           <w:b/>
           <w:lang w:val="pt_PT" w:bidi="pt_PT"/>
         </w:rPr>
-        <w:t>τούτου χάριν</w:t>
-      </w:r>
-    </w:p>
-    <w:p>
-      <w:pPr/>
-      <w:r>
-        <w:rPr>
-          <w:lang w:val="pt_PT" w:bidi="pt_PT"/>
-        </w:rPr>
-      </w:r>
-      <w:r>
-        <w:rPr>
-          <w:b/>
-          <w:lang w:val="pt_PT" w:bidi="pt_PT"/>
-        </w:rPr>
         <w:t>"A razão"</w:t>
       </w:r>
     </w:p>
@@ -2940,21 +2590,6 @@
           <w:b/>
           <w:lang w:val="pt_PT" w:bidi="pt_PT"/>
         </w:rPr>
-        <w:t>ἀπέλιπόν σε ἐν Κρήτῃ</w:t>
-      </w:r>
-    </w:p>
-    <w:p>
-      <w:pPr/>
-      <w:r>
-        <w:rPr>
-          <w:lang w:val="pt_PT" w:bidi="pt_PT"/>
-        </w:rPr>
-      </w:r>
-      <w:r>
-        <w:rPr>
-          <w:b/>
-          <w:lang w:val="pt_PT" w:bidi="pt_PT"/>
-        </w:rPr>
         <w:t>"Eu deixei você em Creta"</w:t>
       </w:r>
     </w:p>
@@ -3018,21 +2653,6 @@
           <w:b/>
           <w:lang w:val="pt_PT" w:bidi="pt_PT"/>
         </w:rPr>
-        <w:t>ἵνα τὰ λείποντα ἐπιδιορθώσῃ</w:t>
-      </w:r>
-    </w:p>
-    <w:p>
-      <w:pPr/>
-      <w:r>
-        <w:rPr>
-          <w:lang w:val="pt_PT" w:bidi="pt_PT"/>
-        </w:rPr>
-      </w:r>
-      <w:r>
-        <w:rPr>
-          <w:b/>
-          <w:lang w:val="pt_PT" w:bidi="pt_PT"/>
-        </w:rPr>
         <w:t>"para que você colocasse em ordem o que estava inacabado"</w:t>
       </w:r>
     </w:p>
@@ -3096,21 +2716,6 @@
           <w:b/>
           <w:lang w:val="pt_PT" w:bidi="pt_PT"/>
         </w:rPr>
-        <w:t>καταστήσῃς &amp; πρεσβυτέρους</w:t>
-      </w:r>
-    </w:p>
-    <w:p>
-      <w:pPr/>
-      <w:r>
-        <w:rPr>
-          <w:lang w:val="pt_PT" w:bidi="pt_PT"/>
-        </w:rPr>
-      </w:r>
-      <w:r>
-        <w:rPr>
-          <w:b/>
-          <w:lang w:val="pt_PT" w:bidi="pt_PT"/>
-        </w:rPr>
         <w:t>"nomear"</w:t>
       </w:r>
       <w:r>
@@ -3187,21 +2792,6 @@
           <w:b/>
           <w:lang w:val="pt_PT" w:bidi="pt_PT"/>
         </w:rPr>
-        <w:t>εἴ τίς ἐστιν ἀνέγκλητος</w:t>
-      </w:r>
-    </w:p>
-    <w:p>
-      <w:pPr/>
-      <w:r>
-        <w:rPr>
-          <w:lang w:val="pt_PT" w:bidi="pt_PT"/>
-        </w:rPr>
-      </w:r>
-      <w:r>
-        <w:rPr>
-          <w:b/>
-          <w:lang w:val="pt_PT" w:bidi="pt_PT"/>
-        </w:rPr>
         <w:t>"Um ancião deve ser irrepreensível"</w:t>
       </w:r>
     </w:p>
@@ -3285,21 +2875,6 @@
           <w:b/>
           <w:lang w:val="pt_PT" w:bidi="pt_PT"/>
         </w:rPr>
-        <w:t>ἀνέγκλητος</w:t>
-      </w:r>
-    </w:p>
-    <w:p>
-      <w:pPr/>
-      <w:r>
-        <w:rPr>
-          <w:lang w:val="pt_PT" w:bidi="pt_PT"/>
-        </w:rPr>
-      </w:r>
-      <w:r>
-        <w:rPr>
-          <w:b/>
-          <w:lang w:val="pt_PT" w:bidi="pt_PT"/>
-        </w:rPr>
         <w:t>"irrepreensível"</w:t>
       </w:r>
     </w:p>
@@ -3396,21 +2971,6 @@
           <w:b/>
           <w:lang w:val="pt_PT" w:bidi="pt_PT"/>
         </w:rPr>
-        <w:t>μιᾶς γυναικὸς ἀνήρ</w:t>
-      </w:r>
-    </w:p>
-    <w:p>
-      <w:pPr/>
-      <w:r>
-        <w:rPr>
-          <w:lang w:val="pt_PT" w:bidi="pt_PT"/>
-        </w:rPr>
-      </w:r>
-      <w:r>
-        <w:rPr>
-          <w:b/>
-          <w:lang w:val="pt_PT" w:bidi="pt_PT"/>
-        </w:rPr>
         <w:t>"o marido de apenas uma esposa"</w:t>
       </w:r>
     </w:p>
@@ -3507,21 +3067,6 @@
           <w:b/>
           <w:lang w:val="pt_PT" w:bidi="pt_PT"/>
         </w:rPr>
-        <w:t>τέκνα &amp; πιστά</w:t>
-      </w:r>
-    </w:p>
-    <w:p>
-      <w:pPr/>
-      <w:r>
-        <w:rPr>
-          <w:lang w:val="pt_PT" w:bidi="pt_PT"/>
-        </w:rPr>
-      </w:r>
-      <w:r>
-        <w:rPr>
-          <w:b/>
-          <w:lang w:val="pt_PT" w:bidi="pt_PT"/>
-        </w:rPr>
         <w:t>"crianças"</w:t>
       </w:r>
       <w:r>
@@ -3618,21 +3163,6 @@
           <w:b/>
           <w:lang w:val="pt_PT" w:bidi="pt_PT"/>
         </w:rPr>
-        <w:t>τὸν ἐπίσκοπον</w:t>
-      </w:r>
-    </w:p>
-    <w:p>
-      <w:pPr/>
-      <w:r>
-        <w:rPr>
-          <w:lang w:val="pt_PT" w:bidi="pt_PT"/>
-        </w:rPr>
-      </w:r>
-      <w:r>
-        <w:rPr>
-          <w:b/>
-          <w:lang w:val="pt_PT" w:bidi="pt_PT"/>
-        </w:rPr>
         <w:t>"um supervisor"</w:t>
       </w:r>
     </w:p>
@@ -3729,21 +3259,6 @@
           <w:b/>
           <w:lang w:val="pt_PT" w:bidi="pt_PT"/>
         </w:rPr>
-        <w:t>Θεοῦ οἰκονόμον</w:t>
-      </w:r>
-    </w:p>
-    <w:p>
-      <w:pPr/>
-      <w:r>
-        <w:rPr>
-          <w:lang w:val="pt_PT" w:bidi="pt_PT"/>
-        </w:rPr>
-      </w:r>
-      <w:r>
-        <w:rPr>
-          <w:b/>
-          <w:lang w:val="pt_PT" w:bidi="pt_PT"/>
-        </w:rPr>
         <w:t>"Mordomo de Deus"</w:t>
       </w:r>
     </w:p>
@@ -3840,21 +3355,6 @@
           <w:b/>
           <w:lang w:val="pt_PT" w:bidi="pt_PT"/>
         </w:rPr>
-        <w:t>μὴ πάροινον</w:t>
-      </w:r>
-    </w:p>
-    <w:p>
-      <w:pPr/>
-      <w:r>
-        <w:rPr>
-          <w:lang w:val="pt_PT" w:bidi="pt_PT"/>
-        </w:rPr>
-      </w:r>
-      <w:r>
-        <w:rPr>
-          <w:b/>
-          <w:lang w:val="pt_PT" w:bidi="pt_PT"/>
-        </w:rPr>
         <w:t>"não deve ser chegado ao vinho"</w:t>
       </w:r>
     </w:p>
@@ -3918,21 +3418,6 @@
           <w:b/>
           <w:lang w:val="pt_PT" w:bidi="pt_PT"/>
         </w:rPr>
-        <w:t>μὴ πλήκτην</w:t>
-      </w:r>
-    </w:p>
-    <w:p>
-      <w:pPr/>
-      <w:r>
-        <w:rPr>
-          <w:lang w:val="pt_PT" w:bidi="pt_PT"/>
-        </w:rPr>
-      </w:r>
-      <w:r>
-        <w:rPr>
-          <w:b/>
-          <w:lang w:val="pt_PT" w:bidi="pt_PT"/>
-        </w:rPr>
         <w:t>"nem violento"</w:t>
       </w:r>
     </w:p>
@@ -3996,21 +3481,6 @@
           <w:b/>
           <w:lang w:val="pt_PT" w:bidi="pt_PT"/>
         </w:rPr>
-        <w:t>ἀλλὰ</w:t>
-      </w:r>
-    </w:p>
-    <w:p>
-      <w:pPr/>
-      <w:r>
-        <w:rPr>
-          <w:lang w:val="pt_PT" w:bidi="pt_PT"/>
-        </w:rPr>
-      </w:r>
-      <w:r>
-        <w:rPr>
-          <w:b/>
-          <w:lang w:val="pt_PT" w:bidi="pt_PT"/>
-        </w:rPr>
         <w:t>"Em vez disso"</w:t>
       </w:r>
     </w:p>
@@ -4107,21 +3577,6 @@
           <w:b/>
           <w:lang w:val="pt_PT" w:bidi="pt_PT"/>
         </w:rPr>
-        <w:t>φιλάγαθον</w:t>
-      </w:r>
-    </w:p>
-    <w:p>
-      <w:pPr/>
-      <w:r>
-        <w:rPr>
-          <w:lang w:val="pt_PT" w:bidi="pt_PT"/>
-        </w:rPr>
-      </w:r>
-      <w:r>
-        <w:rPr>
-          <w:b/>
-          <w:lang w:val="pt_PT" w:bidi="pt_PT"/>
-        </w:rPr>
         <w:t>"amar o bem"</w:t>
       </w:r>
     </w:p>
@@ -4231,21 +3686,6 @@
           <w:b/>
           <w:lang w:val="pt_PT" w:bidi="pt_PT"/>
         </w:rPr>
-        <w:t>σώφρονα &amp; ἐγκρατῆ</w:t>
-      </w:r>
-    </w:p>
-    <w:p>
-      <w:pPr/>
-      <w:r>
-        <w:rPr>
-          <w:lang w:val="pt_PT" w:bidi="pt_PT"/>
-        </w:rPr>
-      </w:r>
-      <w:r>
-        <w:rPr>
-          <w:b/>
-          <w:lang w:val="pt_PT" w:bidi="pt_PT"/>
-        </w:rPr>
         <w:t>"prudente"</w:t>
       </w:r>
       <w:r>
@@ -4368,21 +3808,6 @@
           <w:b/>
           <w:lang w:val="pt_PT" w:bidi="pt_PT"/>
         </w:rPr>
-        <w:t>δίκαιον, ὅσιον</w:t>
-      </w:r>
-    </w:p>
-    <w:p>
-      <w:pPr/>
-      <w:r>
-        <w:rPr>
-          <w:lang w:val="pt_PT" w:bidi="pt_PT"/>
-        </w:rPr>
-      </w:r>
-      <w:r>
-        <w:rPr>
-          <w:b/>
-          <w:lang w:val="pt_PT" w:bidi="pt_PT"/>
-        </w:rPr>
         <w:t>"justo, dedicado a Deus"</w:t>
       </w:r>
     </w:p>
@@ -4492,21 +3917,6 @@
           <w:b/>
           <w:lang w:val="pt_PT" w:bidi="pt_PT"/>
         </w:rPr>
-        <w:t>ἀντεχόμενον</w:t>
-      </w:r>
-    </w:p>
-    <w:p>
-      <w:pPr/>
-      <w:r>
-        <w:rPr>
-          <w:lang w:val="pt_PT" w:bidi="pt_PT"/>
-        </w:rPr>
-      </w:r>
-      <w:r>
-        <w:rPr>
-          <w:b/>
-          <w:lang w:val="pt_PT" w:bidi="pt_PT"/>
-        </w:rPr>
         <w:t>"Ele deve manter firme".</w:t>
       </w:r>
     </w:p>
@@ -4590,21 +4000,6 @@
           <w:b/>
           <w:lang w:val="pt_PT" w:bidi="pt_PT"/>
         </w:rPr>
-        <w:t>κατὰ τὴν διδαχὴν</w:t>
-      </w:r>
-    </w:p>
-    <w:p>
-      <w:pPr/>
-      <w:r>
-        <w:rPr>
-          <w:lang w:val="pt_PT" w:bidi="pt_PT"/>
-        </w:rPr>
-      </w:r>
-      <w:r>
-        <w:rPr>
-          <w:b/>
-          <w:lang w:val="pt_PT" w:bidi="pt_PT"/>
-        </w:rPr>
         <w:t>"que está de acordo com a doutrina".</w:t>
       </w:r>
     </w:p>
@@ -4668,21 +4063,6 @@
           <w:b/>
           <w:lang w:val="pt_PT" w:bidi="pt_PT"/>
         </w:rPr>
-        <w:t>ἵνα</w:t>
-      </w:r>
-    </w:p>
-    <w:p>
-      <w:pPr/>
-      <w:r>
-        <w:rPr>
-          <w:lang w:val="pt_PT" w:bidi="pt_PT"/>
-        </w:rPr>
-      </w:r>
-      <w:r>
-        <w:rPr>
-          <w:b/>
-          <w:lang w:val="pt_PT" w:bidi="pt_PT"/>
-        </w:rPr>
         <w:t>"Assim".</w:t>
       </w:r>
     </w:p>
@@ -4779,21 +4159,6 @@
           <w:b/>
           <w:lang w:val="pt_PT" w:bidi="pt_PT"/>
         </w:rPr>
-        <w:t>τῇ διδασκαλίᾳ τῇ ὑγιαινούσῃ</w:t>
-      </w:r>
-    </w:p>
-    <w:p>
-      <w:pPr/>
-      <w:r>
-        <w:rPr>
-          <w:lang w:val="pt_PT" w:bidi="pt_PT"/>
-        </w:rPr>
-      </w:r>
-      <w:r>
-        <w:rPr>
-          <w:b/>
-          <w:lang w:val="pt_PT" w:bidi="pt_PT"/>
-        </w:rPr>
         <w:t>"verdadeiro ensinamento".</w:t>
       </w:r>
     </w:p>
@@ -4903,21 +4268,6 @@
           <w:b/>
           <w:lang w:val="pt_PT" w:bidi="pt_PT"/>
         </w:rPr>
-        <w:t>ματαιολόγοι</w:t>
-      </w:r>
-    </w:p>
-    <w:p>
-      <w:pPr/>
-      <w:r>
-        <w:rPr>
-          <w:lang w:val="pt_PT" w:bidi="pt_PT"/>
-        </w:rPr>
-      </w:r>
-      <w:r>
-        <w:rPr>
-          <w:b/>
-          <w:lang w:val="pt_PT" w:bidi="pt_PT"/>
-        </w:rPr>
         <w:t>"com as suas tolices".</w:t>
       </w:r>
     </w:p>
@@ -5014,21 +4364,6 @@
           <w:b/>
           <w:lang w:val="pt_PT" w:bidi="pt_PT"/>
         </w:rPr>
-        <w:t>φρεναπάται</w:t>
-      </w:r>
-    </w:p>
-    <w:p>
-      <w:pPr/>
-      <w:r>
-        <w:rPr>
-          <w:lang w:val="pt_PT" w:bidi="pt_PT"/>
-        </w:rPr>
-      </w:r>
-      <w:r>
-        <w:rPr>
-          <w:b/>
-          <w:lang w:val="pt_PT" w:bidi="pt_PT"/>
-        </w:rPr>
         <w:t>"enganam".</w:t>
       </w:r>
     </w:p>
@@ -5125,21 +4460,6 @@
           <w:b/>
           <w:lang w:val="pt_PT" w:bidi="pt_PT"/>
         </w:rPr>
-        <w:t>ματαιολόγοι, καὶ φρεναπάται</w:t>
-      </w:r>
-    </w:p>
-    <w:p>
-      <w:pPr/>
-      <w:r>
-        <w:rPr>
-          <w:lang w:val="pt_PT" w:bidi="pt_PT"/>
-        </w:rPr>
-      </w:r>
-      <w:r>
-        <w:rPr>
-          <w:b/>
-          <w:lang w:val="pt_PT" w:bidi="pt_PT"/>
-        </w:rPr>
         <w:t>"que são revoltados e enganam os outros com as suas tolices".</w:t>
       </w:r>
     </w:p>
@@ -5262,21 +4582,6 @@
           <w:b/>
           <w:lang w:val="pt_PT" w:bidi="pt_PT"/>
         </w:rPr>
-        <w:t>οἱ ἐκ τῆς περιτομῆς</w:t>
-      </w:r>
-    </w:p>
-    <w:p>
-      <w:pPr/>
-      <w:r>
-        <w:rPr>
-          <w:lang w:val="pt_PT" w:bidi="pt_PT"/>
-        </w:rPr>
-      </w:r>
-      <w:r>
-        <w:rPr>
-          <w:b/>
-          <w:lang w:val="pt_PT" w:bidi="pt_PT"/>
-        </w:rPr>
         <w:t>"os que vieram do Judaísmo".</w:t>
       </w:r>
     </w:p>
@@ -5373,21 +4678,6 @@
           <w:b/>
           <w:lang w:val="pt_PT" w:bidi="pt_PT"/>
         </w:rPr>
-        <w:t>οὓς δεῖ ἐπιστομίζειν</w:t>
-      </w:r>
-    </w:p>
-    <w:p>
-      <w:pPr/>
-      <w:r>
-        <w:rPr>
-          <w:lang w:val="pt_PT" w:bidi="pt_PT"/>
-        </w:rPr>
-      </w:r>
-      <w:r>
-        <w:rPr>
-          <w:b/>
-          <w:lang w:val="pt_PT" w:bidi="pt_PT"/>
-        </w:rPr>
         <w:t>"é preciso fazê-los calar".</w:t>
       </w:r>
     </w:p>
@@ -5471,21 +4761,6 @@
           <w:b/>
           <w:lang w:val="pt_PT" w:bidi="pt_PT"/>
         </w:rPr>
-        <w:t>ὅλους οἴκους ἀνατρέπουσιν</w:t>
-      </w:r>
-    </w:p>
-    <w:p>
-      <w:pPr/>
-      <w:r>
-        <w:rPr>
-          <w:lang w:val="pt_PT" w:bidi="pt_PT"/>
-        </w:rPr>
-      </w:r>
-      <w:r>
-        <w:rPr>
-          <w:b/>
-          <w:lang w:val="pt_PT" w:bidi="pt_PT"/>
-        </w:rPr>
         <w:t>"atrapalhando famílias inteiras".</w:t>
       </w:r>
     </w:p>
@@ -5569,21 +4844,6 @@
           <w:b/>
           <w:lang w:val="pt_PT" w:bidi="pt_PT"/>
         </w:rPr>
-        <w:t>αἰσχροῦ κέρδους χάριν</w:t>
-      </w:r>
-    </w:p>
-    <w:p>
-      <w:pPr/>
-      <w:r>
-        <w:rPr>
-          <w:lang w:val="pt_PT" w:bidi="pt_PT"/>
-        </w:rPr>
-      </w:r>
-      <w:r>
-        <w:rPr>
-          <w:b/>
-          <w:lang w:val="pt_PT" w:bidi="pt_PT"/>
-        </w:rPr>
         <w:t>"intenção vergonhosa de ganhar dinheiro".</w:t>
       </w:r>
     </w:p>
@@ -5693,21 +4953,6 @@
           <w:b/>
           <w:lang w:val="pt_PT" w:bidi="pt_PT"/>
         </w:rPr>
-        <w:t>τις ἐξ αὐτῶν, ἴδιος αὐτῶν προφήτης</w:t>
-      </w:r>
-    </w:p>
-    <w:p>
-      <w:pPr/>
-      <w:r>
-        <w:rPr>
-          <w:lang w:val="pt_PT" w:bidi="pt_PT"/>
-        </w:rPr>
-      </w:r>
-      <w:r>
-        <w:rPr>
-          <w:b/>
-          <w:lang w:val="pt_PT" w:bidi="pt_PT"/>
-        </w:rPr>
         <w:t>"um deles, um profeta da ilha de Creta".</w:t>
       </w:r>
     </w:p>
@@ -5771,21 +5016,6 @@
           <w:b/>
           <w:lang w:val="pt_PT" w:bidi="pt_PT"/>
         </w:rPr>
-        <w:t>Κρῆτες ἀεὶ ψεῦσται</w:t>
-      </w:r>
-    </w:p>
-    <w:p>
-      <w:pPr/>
-      <w:r>
-        <w:rPr>
-          <w:lang w:val="pt_PT" w:bidi="pt_PT"/>
-        </w:rPr>
-      </w:r>
-      <w:r>
-        <w:rPr>
-          <w:b/>
-          <w:lang w:val="pt_PT" w:bidi="pt_PT"/>
-        </w:rPr>
         <w:t>"Os cretenses só dizem mentiras".</w:t>
       </w:r>
     </w:p>
@@ -5882,21 +5112,6 @@
           <w:b/>
           <w:lang w:val="pt_PT" w:bidi="pt_PT"/>
         </w:rPr>
-        <w:t>κακὰ θηρία</w:t>
-      </w:r>
-    </w:p>
-    <w:p>
-      <w:pPr/>
-      <w:r>
-        <w:rPr>
-          <w:lang w:val="pt_PT" w:bidi="pt_PT"/>
-        </w:rPr>
-      </w:r>
-      <w:r>
-        <w:rPr>
-          <w:b/>
-          <w:lang w:val="pt_PT" w:bidi="pt_PT"/>
-        </w:rPr>
         <w:t>"animais selvagens".</w:t>
       </w:r>
     </w:p>
@@ -6006,21 +5221,6 @@
           <w:b/>
           <w:lang w:val="pt_PT" w:bidi="pt_PT"/>
         </w:rPr>
-        <w:t>γαστέρες ἀργαί</w:t>
-      </w:r>
-    </w:p>
-    <w:p>
-      <w:pPr/>
-      <w:r>
-        <w:rPr>
-          <w:lang w:val="pt_PT" w:bidi="pt_PT"/>
-        </w:rPr>
-      </w:r>
-      <w:r>
-        <w:rPr>
-          <w:b/>
-          <w:lang w:val="pt_PT" w:bidi="pt_PT"/>
-        </w:rPr>
         <w:t>"preguiçosos que só pensam em comida".</w:t>
       </w:r>
     </w:p>
@@ -6104,21 +5304,6 @@
           <w:b/>
           <w:lang w:val="pt_PT" w:bidi="pt_PT"/>
         </w:rPr>
-        <w:t>δι’ ἣν αἰτίαν ἔλεγχε αὐτοὺς ἀποτόμως</w:t>
-      </w:r>
-    </w:p>
-    <w:p>
-      <w:pPr/>
-      <w:r>
-        <w:rPr>
-          <w:lang w:val="pt_PT" w:bidi="pt_PT"/>
-        </w:rPr>
-      </w:r>
-      <w:r>
-        <w:rPr>
-          <w:b/>
-          <w:lang w:val="pt_PT" w:bidi="pt_PT"/>
-        </w:rPr>
         <w:t>"Portanto, você tem de repreender duramente".</w:t>
       </w:r>
     </w:p>
@@ -6182,21 +5367,6 @@
           <w:b/>
           <w:lang w:val="pt_PT" w:bidi="pt_PT"/>
         </w:rPr>
-        <w:t>δι’ ἣν αἰτίαν</w:t>
-      </w:r>
-    </w:p>
-    <w:p>
-      <w:pPr/>
-      <w:r>
-        <w:rPr>
-          <w:lang w:val="pt_PT" w:bidi="pt_PT"/>
-        </w:rPr>
-      </w:r>
-      <w:r>
-        <w:rPr>
-          <w:b/>
-          <w:lang w:val="pt_PT" w:bidi="pt_PT"/>
-        </w:rPr>
         <w:t>"Portanto".</w:t>
       </w:r>
     </w:p>
@@ -6279,21 +5449,6 @@
         <w:rPr>
           <w:lang w:val="pt_PT" w:bidi="pt_PT"/>
         </w:rPr>
-      </w:r>
-    </w:p>
-    <w:p>
-      <w:pPr/>
-      <w:r>
-        <w:rPr>
-          <w:lang w:val="pt_PT" w:bidi="pt_PT"/>
-        </w:rPr>
-      </w:r>
-      <w:r>
-        <w:rPr>
-          <w:b/>
-          <w:lang w:val="pt_PT" w:bidi="pt_PT"/>
-        </w:rPr>
-        <w:t>αὐτοὺς</w:t>
       </w:r>
     </w:p>
     <w:p>
@@ -6457,21 +5612,6 @@
           <w:b/>
           <w:lang w:val="pt_PT" w:bidi="pt_PT"/>
         </w:rPr>
-        <w:t>ἵνα ὑγιαίνωσιν ἐν τῇ πίστει</w:t>
-      </w:r>
-    </w:p>
-    <w:p>
-      <w:pPr/>
-      <w:r>
-        <w:rPr>
-          <w:lang w:val="pt_PT" w:bidi="pt_PT"/>
-        </w:rPr>
-      </w:r>
-      <w:r>
-        <w:rPr>
-          <w:b/>
-          <w:lang w:val="pt_PT" w:bidi="pt_PT"/>
-        </w:rPr>
         <w:t>"para que sejam sadios na fé".</w:t>
       </w:r>
     </w:p>
@@ -6568,21 +5708,6 @@
           <w:b/>
           <w:lang w:val="pt_PT" w:bidi="pt_PT"/>
         </w:rPr>
-        <w:t>ἵνα</w:t>
-      </w:r>
-    </w:p>
-    <w:p>
-      <w:pPr/>
-      <w:r>
-        <w:rPr>
-          <w:lang w:val="pt_PT" w:bidi="pt_PT"/>
-        </w:rPr>
-      </w:r>
-      <w:r>
-        <w:rPr>
-          <w:b/>
-          <w:lang w:val="pt_PT" w:bidi="pt_PT"/>
-        </w:rPr>
         <w:t>"para que".</w:t>
       </w:r>
     </w:p>
@@ -6692,21 +5817,6 @@
           <w:b/>
           <w:lang w:val="pt_PT" w:bidi="pt_PT"/>
         </w:rPr>
-        <w:t>ἐν τῇ πίστει</w:t>
-      </w:r>
-    </w:p>
-    <w:p>
-      <w:pPr/>
-      <w:r>
-        <w:rPr>
-          <w:lang w:val="pt_PT" w:bidi="pt_PT"/>
-        </w:rPr>
-      </w:r>
-      <w:r>
-        <w:rPr>
-          <w:b/>
-          <w:lang w:val="pt_PT" w:bidi="pt_PT"/>
-        </w:rPr>
         <w:t>"na fé".</w:t>
       </w:r>
     </w:p>
@@ -6803,21 +5913,6 @@
           <w:b/>
           <w:lang w:val="pt_PT" w:bidi="pt_PT"/>
         </w:rPr>
-        <w:t>Ἰουδαϊκοῖς μύθοις</w:t>
-      </w:r>
-    </w:p>
-    <w:p>
-      <w:pPr/>
-      <w:r>
-        <w:rPr>
-          <w:lang w:val="pt_PT" w:bidi="pt_PT"/>
-        </w:rPr>
-      </w:r>
-      <w:r>
-        <w:rPr>
-          <w:b/>
-          <w:lang w:val="pt_PT" w:bidi="pt_PT"/>
-        </w:rPr>
         <w:t>"histórias inventadas por judeus".</w:t>
       </w:r>
     </w:p>
@@ -6881,21 +5976,6 @@
           <w:b/>
           <w:lang w:val="pt_PT" w:bidi="pt_PT"/>
         </w:rPr>
-        <w:t>ἀποστρεφομένων τὴν ἀλήθειαν</w:t>
-      </w:r>
-    </w:p>
-    <w:p>
-      <w:pPr/>
-      <w:r>
-        <w:rPr>
-          <w:lang w:val="pt_PT" w:bidi="pt_PT"/>
-        </w:rPr>
-      </w:r>
-      <w:r>
-        <w:rPr>
-          <w:b/>
-          <w:lang w:val="pt_PT" w:bidi="pt_PT"/>
-        </w:rPr>
         <w:t>"que rejeitam a verdade".</w:t>
       </w:r>
     </w:p>
@@ -6979,21 +6059,6 @@
           <w:b/>
           <w:lang w:val="pt_PT" w:bidi="pt_PT"/>
         </w:rPr>
-        <w:t>πάντα καθαρὰ τοῖς καθαροῖς</w:t>
-      </w:r>
-    </w:p>
-    <w:p>
-      <w:pPr/>
-      <w:r>
-        <w:rPr>
-          <w:lang w:val="pt_PT" w:bidi="pt_PT"/>
-        </w:rPr>
-      </w:r>
-      <w:r>
-        <w:rPr>
-          <w:b/>
-          <w:lang w:val="pt_PT" w:bidi="pt_PT"/>
-        </w:rPr>
         <w:t>"Tudo é puro para os que são puros".</w:t>
       </w:r>
     </w:p>
@@ -7077,21 +6142,6 @@
           <w:b/>
           <w:lang w:val="pt_PT" w:bidi="pt_PT"/>
         </w:rPr>
-        <w:t>τοῖς καθαροῖς</w:t>
-      </w:r>
-    </w:p>
-    <w:p>
-      <w:pPr/>
-      <w:r>
-        <w:rPr>
-          <w:lang w:val="pt_PT" w:bidi="pt_PT"/>
-        </w:rPr>
-      </w:r>
-      <w:r>
-        <w:rPr>
-          <w:b/>
-          <w:lang w:val="pt_PT" w:bidi="pt_PT"/>
-        </w:rPr>
         <w:t>"Para os que são puros".</w:t>
       </w:r>
     </w:p>
@@ -7155,21 +6205,6 @@
           <w:b/>
           <w:lang w:val="pt_PT" w:bidi="pt_PT"/>
         </w:rPr>
-        <w:t>δὲ</w:t>
-      </w:r>
-    </w:p>
-    <w:p>
-      <w:pPr/>
-      <w:r>
-        <w:rPr>
-          <w:lang w:val="pt_PT" w:bidi="pt_PT"/>
-        </w:rPr>
-      </w:r>
-      <w:r>
-        <w:rPr>
-          <w:b/>
-          <w:lang w:val="pt_PT" w:bidi="pt_PT"/>
-        </w:rPr>
         <w:t>"mas".</w:t>
       </w:r>
     </w:p>
@@ -7272,21 +6307,6 @@
           <w:b/>
           <w:lang w:val="pt_PT" w:bidi="pt_PT"/>
         </w:rPr>
-        <w:t>τοῖς δὲ μεμιαμμένοις καὶ ἀπίστοις, οὐδὲν καθαρόν</w:t>
-      </w:r>
-    </w:p>
-    <w:p>
-      <w:pPr/>
-      <w:r>
-        <w:rPr>
-          <w:lang w:val="pt_PT" w:bidi="pt_PT"/>
-        </w:rPr>
-      </w:r>
-      <w:r>
-        <w:rPr>
-          <w:b/>
-          <w:lang w:val="pt_PT" w:bidi="pt_PT"/>
-        </w:rPr>
         <w:t>"mas nada é puro para os impuros e descrentes".</w:t>
       </w:r>
     </w:p>
@@ -7370,21 +6390,6 @@
           <w:b/>
           <w:lang w:val="pt_PT" w:bidi="pt_PT"/>
         </w:rPr>
-        <w:t>δὲ</w:t>
-      </w:r>
-    </w:p>
-    <w:p>
-      <w:pPr/>
-      <w:r>
-        <w:rPr>
-          <w:lang w:val="pt_PT" w:bidi="pt_PT"/>
-        </w:rPr>
-      </w:r>
-      <w:r>
-        <w:rPr>
-          <w:b/>
-          <w:lang w:val="pt_PT" w:bidi="pt_PT"/>
-        </w:rPr>
         <w:t>"mas".</w:t>
       </w:r>
     </w:p>
@@ -7481,21 +6486,6 @@
           <w:b/>
           <w:lang w:val="pt_PT" w:bidi="pt_PT"/>
         </w:rPr>
-        <w:t>τοῖς &amp; ἔργοις ἀρνοῦνται</w:t>
-      </w:r>
-    </w:p>
-    <w:p>
-      <w:pPr/>
-      <w:r>
-        <w:rPr>
-          <w:lang w:val="pt_PT" w:bidi="pt_PT"/>
-        </w:rPr>
-      </w:r>
-      <w:r>
-        <w:rPr>
-          <w:b/>
-          <w:lang w:val="pt_PT" w:bidi="pt_PT"/>
-        </w:rPr>
         <w:t>"o que eles fazem mostra que isso não é verdade".</w:t>
       </w:r>
     </w:p>
@@ -7668,21 +6658,6 @@
           <w:b/>
           <w:lang w:val="pt_PT" w:bidi="pt_PT"/>
         </w:rPr>
-        <w:t>σὺ δὲ</w:t>
-      </w:r>
-    </w:p>
-    <w:p>
-      <w:pPr/>
-      <w:r>
-        <w:rPr>
-          <w:lang w:val="pt_PT" w:bidi="pt_PT"/>
-        </w:rPr>
-      </w:r>
-      <w:r>
-        <w:rPr>
-          <w:b/>
-          <w:lang w:val="pt_PT" w:bidi="pt_PT"/>
-        </w:rPr>
         <w:t>"Mas você, Tito".</w:t>
       </w:r>
     </w:p>
@@ -7805,21 +6780,6 @@
           <w:b/>
           <w:lang w:val="pt_PT" w:bidi="pt_PT"/>
         </w:rPr>
-        <w:t>τῇ ὑγιαινούσῃ διδασκαλίᾳ</w:t>
-      </w:r>
-    </w:p>
-    <w:p>
-      <w:pPr/>
-      <w:r>
-        <w:rPr>
-          <w:lang w:val="pt_PT" w:bidi="pt_PT"/>
-        </w:rPr>
-      </w:r>
-      <w:r>
-        <w:rPr>
-          <w:b/>
-          <w:lang w:val="pt_PT" w:bidi="pt_PT"/>
-        </w:rPr>
         <w:t>"doutrina verdadeira".</w:t>
       </w:r>
     </w:p>
@@ -7916,21 +6876,6 @@
           <w:b/>
           <w:lang w:val="pt_PT" w:bidi="pt_PT"/>
         </w:rPr>
-        <w:t>πρεσβύτας &amp; εἶναι</w:t>
-      </w:r>
-    </w:p>
-    <w:p>
-      <w:pPr/>
-      <w:r>
-        <w:rPr>
-          <w:lang w:val="pt_PT" w:bidi="pt_PT"/>
-        </w:rPr>
-      </w:r>
-      <w:r>
-        <w:rPr>
-          <w:b/>
-          <w:lang w:val="pt_PT" w:bidi="pt_PT"/>
-        </w:rPr>
         <w:t>"Ensine os mais velhos a serem".</w:t>
       </w:r>
     </w:p>
@@ -8014,21 +6959,6 @@
           <w:b/>
           <w:lang w:val="pt_PT" w:bidi="pt_PT"/>
         </w:rPr>
-        <w:t>νηφαλίους &amp; σεμνούς, σώφρονας</w:t>
-      </w:r>
-    </w:p>
-    <w:p>
-      <w:pPr/>
-      <w:r>
-        <w:rPr>
-          <w:lang w:val="pt_PT" w:bidi="pt_PT"/>
-        </w:rPr>
-      </w:r>
-      <w:r>
-        <w:rPr>
-          <w:b/>
-          <w:lang w:val="pt_PT" w:bidi="pt_PT"/>
-        </w:rPr>
         <w:t>"moderados, sérios, prudentes".</w:t>
       </w:r>
     </w:p>
@@ -8112,21 +7042,6 @@
           <w:b/>
           <w:lang w:val="pt_PT" w:bidi="pt_PT"/>
         </w:rPr>
-        <w:t>νηφαλίους</w:t>
-      </w:r>
-    </w:p>
-    <w:p>
-      <w:pPr/>
-      <w:r>
-        <w:rPr>
-          <w:lang w:val="pt_PT" w:bidi="pt_PT"/>
-        </w:rPr>
-      </w:r>
-      <w:r>
-        <w:rPr>
-          <w:b/>
-          <w:lang w:val="pt_PT" w:bidi="pt_PT"/>
-        </w:rPr>
         <w:t>"moderados".</w:t>
       </w:r>
     </w:p>
@@ -8190,21 +7105,6 @@
           <w:b/>
           <w:lang w:val="pt_PT" w:bidi="pt_PT"/>
         </w:rPr>
-        <w:t>σώφρονας</w:t>
-      </w:r>
-    </w:p>
-    <w:p>
-      <w:pPr/>
-      <w:r>
-        <w:rPr>
-          <w:lang w:val="pt_PT" w:bidi="pt_PT"/>
-        </w:rPr>
-      </w:r>
-      <w:r>
-        <w:rPr>
-          <w:b/>
-          <w:lang w:val="pt_PT" w:bidi="pt_PT"/>
-        </w:rPr>
         <w:t>"autocontrolados".</w:t>
       </w:r>
     </w:p>
@@ -8268,21 +7168,6 @@
           <w:b/>
           <w:lang w:val="pt_PT" w:bidi="pt_PT"/>
         </w:rPr>
-        <w:t>ὑγιαίνοντας τῇ πίστει τῇ ἀγάπῃ, τῇ ὑπομονῇ</w:t>
-      </w:r>
-    </w:p>
-    <w:p>
-      <w:pPr/>
-      <w:r>
-        <w:rPr>
-          <w:lang w:val="pt_PT" w:bidi="pt_PT"/>
-        </w:rPr>
-      </w:r>
-      <w:r>
-        <w:rPr>
-          <w:b/>
-          <w:lang w:val="pt_PT" w:bidi="pt_PT"/>
-        </w:rPr>
         <w:t>"e firmes na fé, no amor e na perseverança".</w:t>
       </w:r>
     </w:p>
@@ -8444,21 +7329,6 @@
           <w:b/>
           <w:lang w:val="pt_PT" w:bidi="pt_PT"/>
         </w:rPr>
-        <w:t>ὑγιαίνοντας τῇ πίστει</w:t>
-      </w:r>
-    </w:p>
-    <w:p>
-      <w:pPr/>
-      <w:r>
-        <w:rPr>
-          <w:lang w:val="pt_PT" w:bidi="pt_PT"/>
-        </w:rPr>
-      </w:r>
-      <w:r>
-        <w:rPr>
-          <w:b/>
-          <w:lang w:val="pt_PT" w:bidi="pt_PT"/>
-        </w:rPr>
         <w:t>"e firmes na fé".</w:t>
       </w:r>
     </w:p>
@@ -8555,21 +7425,6 @@
           <w:b/>
           <w:lang w:val="pt_PT" w:bidi="pt_PT"/>
         </w:rPr>
-        <w:t>τῇ ἀγάπῃ</w:t>
-      </w:r>
-    </w:p>
-    <w:p>
-      <w:pPr/>
-      <w:r>
-        <w:rPr>
-          <w:lang w:val="pt_PT" w:bidi="pt_PT"/>
-        </w:rPr>
-      </w:r>
-      <w:r>
-        <w:rPr>
-          <w:b/>
-          <w:lang w:val="pt_PT" w:bidi="pt_PT"/>
-        </w:rPr>
         <w:t>"no amor e".</w:t>
       </w:r>
     </w:p>
@@ -8666,21 +7521,6 @@
           <w:b/>
           <w:lang w:val="pt_PT" w:bidi="pt_PT"/>
         </w:rPr>
-        <w:t>τῇ ὑπομονῇ</w:t>
-      </w:r>
-    </w:p>
-    <w:p>
-      <w:pPr/>
-      <w:r>
-        <w:rPr>
-          <w:lang w:val="pt_PT" w:bidi="pt_PT"/>
-        </w:rPr>
-      </w:r>
-      <w:r>
-        <w:rPr>
-          <w:b/>
-          <w:lang w:val="pt_PT" w:bidi="pt_PT"/>
-        </w:rPr>
         <w:t>"e na perseverança".</w:t>
       </w:r>
     </w:p>
@@ -8777,21 +7617,6 @@
           <w:b/>
           <w:lang w:val="pt_PT" w:bidi="pt_PT"/>
         </w:rPr>
-        <w:t>πρεσβύτιδας ὡσαύτως</w:t>
-      </w:r>
-    </w:p>
-    <w:p>
-      <w:pPr/>
-      <w:r>
-        <w:rPr>
-          <w:lang w:val="pt_PT" w:bidi="pt_PT"/>
-        </w:rPr>
-      </w:r>
-      <w:r>
-        <w:rPr>
-          <w:b/>
-          <w:lang w:val="pt_PT" w:bidi="pt_PT"/>
-        </w:rPr>
         <w:t>"Aconselhe também as mulheres mais idosas".</w:t>
       </w:r>
     </w:p>
@@ -8875,21 +7700,6 @@
           <w:b/>
           <w:lang w:val="pt_PT" w:bidi="pt_PT"/>
         </w:rPr>
-        <w:t>οἴνῳ πολλῷ δεδουλωμένας</w:t>
-      </w:r>
-    </w:p>
-    <w:p>
-      <w:pPr/>
-      <w:r>
-        <w:rPr>
-          <w:lang w:val="pt_PT" w:bidi="pt_PT"/>
-        </w:rPr>
-      </w:r>
-      <w:r>
-        <w:rPr>
-          <w:b/>
-          <w:lang w:val="pt_PT" w:bidi="pt_PT"/>
-        </w:rPr>
         <w:t>"muito chegadas ao vinho!".</w:t>
       </w:r>
     </w:p>
@@ -8973,21 +7783,6 @@
           <w:b/>
           <w:lang w:val="pt_PT" w:bidi="pt_PT"/>
         </w:rPr>
-        <w:t>οἴνῳ πολλῷ δεδουλωμένας</w:t>
-      </w:r>
-    </w:p>
-    <w:p>
-      <w:pPr/>
-      <w:r>
-        <w:rPr>
-          <w:lang w:val="pt_PT" w:bidi="pt_PT"/>
-        </w:rPr>
-      </w:r>
-      <w:r>
-        <w:rPr>
-          <w:b/>
-          <w:lang w:val="pt_PT" w:bidi="pt_PT"/>
-        </w:rPr>
         <w:t>"muito chegadas ao vinho!".</w:t>
       </w:r>
     </w:p>
@@ -9071,21 +7866,6 @@
           <w:b/>
           <w:lang w:val="pt_PT" w:bidi="pt_PT"/>
         </w:rPr>
-        <w:t>καλοδιδασκάλους</w:t>
-      </w:r>
-    </w:p>
-    <w:p>
-      <w:pPr/>
-      <w:r>
-        <w:rPr>
-          <w:lang w:val="pt_PT" w:bidi="pt_PT"/>
-        </w:rPr>
-      </w:r>
-      <w:r>
-        <w:rPr>
-          <w:b/>
-          <w:lang w:val="pt_PT" w:bidi="pt_PT"/>
-        </w:rPr>
         <w:t>"Que elas ensinem o que é bom".</w:t>
       </w:r>
     </w:p>
@@ -9169,21 +7949,6 @@
           <w:b/>
           <w:lang w:val="pt_PT" w:bidi="pt_PT"/>
         </w:rPr>
-        <w:t>ἵνα</w:t>
-      </w:r>
-    </w:p>
-    <w:p>
-      <w:pPr/>
-      <w:r>
-        <w:rPr>
-          <w:lang w:val="pt_PT" w:bidi="pt_PT"/>
-        </w:rPr>
-      </w:r>
-      <w:r>
-        <w:rPr>
-          <w:b/>
-          <w:lang w:val="pt_PT" w:bidi="pt_PT"/>
-        </w:rPr>
         <w:t>"para que".</w:t>
       </w:r>
     </w:p>
@@ -9293,21 +8058,6 @@
           <w:b/>
           <w:lang w:val="pt_PT" w:bidi="pt_PT"/>
         </w:rPr>
-        <w:t>φιλάνδρους</w:t>
-      </w:r>
-    </w:p>
-    <w:p>
-      <w:pPr/>
-      <w:r>
-        <w:rPr>
-          <w:lang w:val="pt_PT" w:bidi="pt_PT"/>
-        </w:rPr>
-      </w:r>
-      <w:r>
-        <w:rPr>
-          <w:b/>
-          <w:lang w:val="pt_PT" w:bidi="pt_PT"/>
-        </w:rPr>
         <w:t>"amar o marido".</w:t>
       </w:r>
     </w:p>
@@ -9371,21 +8121,6 @@
           <w:b/>
           <w:lang w:val="pt_PT" w:bidi="pt_PT"/>
         </w:rPr>
-        <w:t>φιλοτέκνους</w:t>
-      </w:r>
-    </w:p>
-    <w:p>
-      <w:pPr/>
-      <w:r>
-        <w:rPr>
-          <w:lang w:val="pt_PT" w:bidi="pt_PT"/>
-        </w:rPr>
-      </w:r>
-      <w:r>
-        <w:rPr>
-          <w:b/>
-          <w:lang w:val="pt_PT" w:bidi="pt_PT"/>
-        </w:rPr>
         <w:t>"e os filhos".</w:t>
       </w:r>
     </w:p>
@@ -9449,21 +8184,6 @@
           <w:b/>
           <w:lang w:val="pt_PT" w:bidi="pt_PT"/>
         </w:rPr>
-        <w:t>ὑποτασσομένας τοῖς ἰδίοις ἀνδράσιν</w:t>
-      </w:r>
-    </w:p>
-    <w:p>
-      <w:pPr/>
-      <w:r>
-        <w:rPr>
-          <w:lang w:val="pt_PT" w:bidi="pt_PT"/>
-        </w:rPr>
-      </w:r>
-      <w:r>
-        <w:rPr>
-          <w:b/>
-          <w:lang w:val="pt_PT" w:bidi="pt_PT"/>
-        </w:rPr>
         <w:t>"e obedientes ao marido".</w:t>
       </w:r>
     </w:p>
@@ -9527,21 +8247,6 @@
           <w:b/>
           <w:lang w:val="pt_PT" w:bidi="pt_PT"/>
         </w:rPr>
-        <w:t>ἵνα</w:t>
-      </w:r>
-    </w:p>
-    <w:p>
-      <w:pPr/>
-      <w:r>
-        <w:rPr>
-          <w:lang w:val="pt_PT" w:bidi="pt_PT"/>
-        </w:rPr>
-      </w:r>
-      <w:r>
-        <w:rPr>
-          <w:b/>
-          <w:lang w:val="pt_PT" w:bidi="pt_PT"/>
-        </w:rPr>
         <w:t>"a fim de que".</w:t>
       </w:r>
     </w:p>
@@ -9651,21 +8356,6 @@
           <w:b/>
           <w:lang w:val="pt_PT" w:bidi="pt_PT"/>
         </w:rPr>
-        <w:t>ἵνα μὴ ὁ λόγος τοῦ Θεοῦ βλασφημῆται</w:t>
-      </w:r>
-    </w:p>
-    <w:p>
-      <w:pPr/>
-      <w:r>
-        <w:rPr>
-          <w:lang w:val="pt_PT" w:bidi="pt_PT"/>
-        </w:rPr>
-      </w:r>
-      <w:r>
-        <w:rPr>
-          <w:b/>
-          <w:lang w:val="pt_PT" w:bidi="pt_PT"/>
-        </w:rPr>
         <w:t>"ninguém fale mal da mensagem de Deus!".</w:t>
       </w:r>
     </w:p>
@@ -9762,21 +8452,6 @@
           <w:b/>
           <w:lang w:val="pt_PT" w:bidi="pt_PT"/>
         </w:rPr>
-        <w:t>ὁ λόγος τοῦ Θεοῦ</w:t>
-      </w:r>
-    </w:p>
-    <w:p>
-      <w:pPr/>
-      <w:r>
-        <w:rPr>
-          <w:lang w:val="pt_PT" w:bidi="pt_PT"/>
-        </w:rPr>
-      </w:r>
-      <w:r>
-        <w:rPr>
-          <w:b/>
-          <w:lang w:val="pt_PT" w:bidi="pt_PT"/>
-        </w:rPr>
         <w:t>"mensagem de Deus".</w:t>
       </w:r>
     </w:p>
@@ -9873,21 +8548,6 @@
           <w:b/>
           <w:lang w:val="pt_PT" w:bidi="pt_PT"/>
         </w:rPr>
-        <w:t>ὡσαύτως</w:t>
-      </w:r>
-    </w:p>
-    <w:p>
-      <w:pPr/>
-      <w:r>
-        <w:rPr>
-          <w:lang w:val="pt_PT" w:bidi="pt_PT"/>
-        </w:rPr>
-      </w:r>
-      <w:r>
-        <w:rPr>
-          <w:b/>
-          <w:lang w:val="pt_PT" w:bidi="pt_PT"/>
-        </w:rPr>
         <w:t>"Aconselhe também".</w:t>
       </w:r>
     </w:p>
@@ -9951,21 +8611,6 @@
           <w:b/>
           <w:lang w:val="pt_PT" w:bidi="pt_PT"/>
         </w:rPr>
-        <w:t>περὶ πάντα</w:t>
-      </w:r>
-    </w:p>
-    <w:p>
-      <w:pPr/>
-      <w:r>
-        <w:rPr>
-          <w:lang w:val="pt_PT" w:bidi="pt_PT"/>
-        </w:rPr>
-      </w:r>
-      <w:r>
-        <w:rPr>
-          <w:b/>
-          <w:lang w:val="pt_PT" w:bidi="pt_PT"/>
-        </w:rPr>
         <w:t>"em tudo".</w:t>
       </w:r>
     </w:p>
@@ -10029,21 +8674,6 @@
           <w:b/>
           <w:lang w:val="pt_PT" w:bidi="pt_PT"/>
         </w:rPr>
-        <w:t>σεαυτὸν παρεχόμενος</w:t>
-      </w:r>
-    </w:p>
-    <w:p>
-      <w:pPr/>
-      <w:r>
-        <w:rPr>
-          <w:lang w:val="pt_PT" w:bidi="pt_PT"/>
-        </w:rPr>
-      </w:r>
-      <w:r>
-        <w:rPr>
-          <w:b/>
-          <w:lang w:val="pt_PT" w:bidi="pt_PT"/>
-        </w:rPr>
         <w:t>"Você mesmo deve ser... um exemplo".</w:t>
       </w:r>
     </w:p>
@@ -10107,21 +8737,6 @@
           <w:b/>
           <w:lang w:val="pt_PT" w:bidi="pt_PT"/>
         </w:rPr>
-        <w:t>τύπον καλῶν ἔργων</w:t>
-      </w:r>
-    </w:p>
-    <w:p>
-      <w:pPr/>
-      <w:r>
-        <w:rPr>
-          <w:lang w:val="pt_PT" w:bidi="pt_PT"/>
-        </w:rPr>
-      </w:r>
-      <w:r>
-        <w:rPr>
-          <w:b/>
-          <w:lang w:val="pt_PT" w:bidi="pt_PT"/>
-        </w:rPr>
         <w:t>"um exemplo de boa conduta".</w:t>
       </w:r>
     </w:p>
@@ -10185,21 +8800,6 @@
           <w:b/>
           <w:lang w:val="pt_PT" w:bidi="pt_PT"/>
         </w:rPr>
-        <w:t>ἐν τῇ διδασκαλίᾳ ἀφθορίαν, σεμνότητα</w:t>
-      </w:r>
-    </w:p>
-    <w:p>
-      <w:pPr/>
-      <w:r>
-        <w:rPr>
-          <w:lang w:val="pt_PT" w:bidi="pt_PT"/>
-        </w:rPr>
-      </w:r>
-      <w:r>
-        <w:rPr>
-          <w:b/>
-          <w:lang w:val="pt_PT" w:bidi="pt_PT"/>
-        </w:rPr>
         <w:t>"Seja sincero e sério quando estiver ensinando".</w:t>
       </w:r>
     </w:p>
@@ -10283,21 +8883,6 @@
           <w:b/>
           <w:lang w:val="pt_PT" w:bidi="pt_PT"/>
         </w:rPr>
-        <w:t>ἐν τῇ διδασκαλίᾳ ἀφθορίαν, σεμνότητα</w:t>
-      </w:r>
-    </w:p>
-    <w:p>
-      <w:pPr/>
-      <w:r>
-        <w:rPr>
-          <w:lang w:val="pt_PT" w:bidi="pt_PT"/>
-        </w:rPr>
-      </w:r>
-      <w:r>
-        <w:rPr>
-          <w:b/>
-          <w:lang w:val="pt_PT" w:bidi="pt_PT"/>
-        </w:rPr>
         <w:t>"Seja sincero e sério quando estiver ensinando".</w:t>
       </w:r>
     </w:p>
@@ -10407,21 +8992,6 @@
           <w:b/>
           <w:lang w:val="pt_PT" w:bidi="pt_PT"/>
         </w:rPr>
-        <w:t>ἀφθορίαν</w:t>
-      </w:r>
-    </w:p>
-    <w:p>
-      <w:pPr/>
-      <w:r>
-        <w:rPr>
-          <w:lang w:val="pt_PT" w:bidi="pt_PT"/>
-        </w:rPr>
-      </w:r>
-      <w:r>
-        <w:rPr>
-          <w:b/>
-          <w:lang w:val="pt_PT" w:bidi="pt_PT"/>
-        </w:rPr>
         <w:t>"sincero".</w:t>
       </w:r>
     </w:p>
@@ -10505,21 +9075,6 @@
           <w:b/>
           <w:lang w:val="pt_PT" w:bidi="pt_PT"/>
         </w:rPr>
-        <w:t>ὑγιῆ</w:t>
-      </w:r>
-    </w:p>
-    <w:p>
-      <w:pPr/>
-      <w:r>
-        <w:rPr>
-          <w:lang w:val="pt_PT" w:bidi="pt_PT"/>
-        </w:rPr>
-      </w:r>
-      <w:r>
-        <w:rPr>
-          <w:b/>
-          <w:lang w:val="pt_PT" w:bidi="pt_PT"/>
-        </w:rPr>
         <w:t>"palavras certas".</w:t>
       </w:r>
     </w:p>
@@ -10629,21 +9184,6 @@
           <w:b/>
           <w:lang w:val="pt_PT" w:bidi="pt_PT"/>
         </w:rPr>
-        <w:t>ἵνα</w:t>
-      </w:r>
-    </w:p>
-    <w:p>
-      <w:pPr/>
-      <w:r>
-        <w:rPr>
-          <w:lang w:val="pt_PT" w:bidi="pt_PT"/>
-        </w:rPr>
-      </w:r>
-      <w:r>
-        <w:rPr>
-          <w:b/>
-          <w:lang w:val="pt_PT" w:bidi="pt_PT"/>
-        </w:rPr>
         <w:t>"para que".</w:t>
       </w:r>
     </w:p>
@@ -10740,21 +9280,6 @@
           <w:b/>
           <w:lang w:val="pt_PT" w:bidi="pt_PT"/>
         </w:rPr>
-        <w:t>ἵνα ὁ ἐξ ἐναντίας ἐντραπῇ</w:t>
-      </w:r>
-    </w:p>
-    <w:p>
-      <w:pPr/>
-      <w:r>
-        <w:rPr>
-          <w:lang w:val="pt_PT" w:bidi="pt_PT"/>
-        </w:rPr>
-      </w:r>
-      <w:r>
-        <w:rPr>
-          <w:b/>
-          <w:lang w:val="pt_PT" w:bidi="pt_PT"/>
-        </w:rPr>
         <w:t>"para que os inimigos fiquem envergonhados".</w:t>
       </w:r>
     </w:p>
@@ -10838,21 +9363,6 @@
           <w:b/>
           <w:lang w:val="pt_PT" w:bidi="pt_PT"/>
         </w:rPr>
-        <w:t>ἡμῶν</w:t>
-      </w:r>
-    </w:p>
-    <w:p>
-      <w:pPr/>
-      <w:r>
-        <w:rPr>
-          <w:lang w:val="pt_PT" w:bidi="pt_PT"/>
-        </w:rPr>
-      </w:r>
-      <w:r>
-        <w:rPr>
-          <w:b/>
-          <w:lang w:val="pt_PT" w:bidi="pt_PT"/>
-        </w:rPr>
         <w:t>"nosso".</w:t>
       </w:r>
     </w:p>
@@ -10949,21 +9459,6 @@
           <w:b/>
           <w:lang w:val="pt_PT" w:bidi="pt_PT"/>
         </w:rPr>
-        <w:t>δούλους ἰδίοις δεσπόταις ὑποτάσσεσθαι</w:t>
-      </w:r>
-    </w:p>
-    <w:p>
-      <w:pPr/>
-      <w:r>
-        <w:rPr>
-          <w:lang w:val="pt_PT" w:bidi="pt_PT"/>
-        </w:rPr>
-      </w:r>
-      <w:r>
-        <w:rPr>
-          <w:b/>
-          <w:lang w:val="pt_PT" w:bidi="pt_PT"/>
-        </w:rPr>
         <w:t>"Que os escravos obedeçam aos seus donos".</w:t>
       </w:r>
     </w:p>
@@ -11047,21 +9542,6 @@
           <w:b/>
           <w:lang w:val="pt_PT" w:bidi="pt_PT"/>
         </w:rPr>
-        <w:t>ἐν πᾶσιν</w:t>
-      </w:r>
-    </w:p>
-    <w:p>
-      <w:pPr/>
-      <w:r>
-        <w:rPr>
-          <w:lang w:val="pt_PT" w:bidi="pt_PT"/>
-        </w:rPr>
-      </w:r>
-      <w:r>
-        <w:rPr>
-          <w:b/>
-          <w:lang w:val="pt_PT" w:bidi="pt_PT"/>
-        </w:rPr>
         <w:t>"em tudo".</w:t>
       </w:r>
     </w:p>
@@ -11125,21 +9605,6 @@
           <w:b/>
           <w:lang w:val="pt_PT" w:bidi="pt_PT"/>
         </w:rPr>
-        <w:t>εὐαρέστους εἶναι</w:t>
-      </w:r>
-    </w:p>
-    <w:p>
-      <w:pPr/>
-      <w:r>
-        <w:rPr>
-          <w:lang w:val="pt_PT" w:bidi="pt_PT"/>
-        </w:rPr>
-      </w:r>
-      <w:r>
-        <w:rPr>
-          <w:b/>
-          <w:lang w:val="pt_PT" w:bidi="pt_PT"/>
-        </w:rPr>
         <w:t>"agradem em tudo".</w:t>
       </w:r>
     </w:p>
@@ -11236,21 +9701,6 @@
           <w:b/>
           <w:lang w:val="pt_PT" w:bidi="pt_PT"/>
         </w:rPr>
-        <w:t>μὴ νοσφιζομένους</w:t>
-      </w:r>
-    </w:p>
-    <w:p>
-      <w:pPr/>
-      <w:r>
-        <w:rPr>
-          <w:lang w:val="pt_PT" w:bidi="pt_PT"/>
-        </w:rPr>
-      </w:r>
-      <w:r>
-        <w:rPr>
-          <w:b/>
-          <w:lang w:val="pt_PT" w:bidi="pt_PT"/>
-        </w:rPr>
         <w:t>"nem roubem os seus donos".</w:t>
       </w:r>
     </w:p>
@@ -11334,21 +9784,6 @@
           <w:b/>
           <w:lang w:val="pt_PT" w:bidi="pt_PT"/>
         </w:rPr>
-        <w:t>ἀλλὰ</w:t>
-      </w:r>
-    </w:p>
-    <w:p>
-      <w:pPr/>
-      <w:r>
-        <w:rPr>
-          <w:lang w:val="pt_PT" w:bidi="pt_PT"/>
-        </w:rPr>
-      </w:r>
-      <w:r>
-        <w:rPr>
-          <w:b/>
-          <w:lang w:val="pt_PT" w:bidi="pt_PT"/>
-        </w:rPr>
         <w:t>"pelo contrário".</w:t>
       </w:r>
     </w:p>
@@ -11445,21 +9880,6 @@
           <w:b/>
           <w:lang w:val="pt_PT" w:bidi="pt_PT"/>
         </w:rPr>
-        <w:t>πᾶσαν πίστιν ἐνδεικνυμένους ἀγαθήν</w:t>
-      </w:r>
-    </w:p>
-    <w:p>
-      <w:pPr/>
-      <w:r>
-        <w:rPr>
-          <w:lang w:val="pt_PT" w:bidi="pt_PT"/>
-        </w:rPr>
-      </w:r>
-      <w:r>
-        <w:rPr>
-          <w:b/>
-          <w:lang w:val="pt_PT" w:bidi="pt_PT"/>
-        </w:rPr>
         <w:t>"mostrem que são sempre bons".</w:t>
       </w:r>
     </w:p>
@@ -11523,21 +9943,6 @@
           <w:b/>
           <w:lang w:val="pt_PT" w:bidi="pt_PT"/>
         </w:rPr>
-        <w:t>ἵνα</w:t>
-      </w:r>
-    </w:p>
-    <w:p>
-      <w:pPr/>
-      <w:r>
-        <w:rPr>
-          <w:lang w:val="pt_PT" w:bidi="pt_PT"/>
-        </w:rPr>
-      </w:r>
-      <w:r>
-        <w:rPr>
-          <w:b/>
-          <w:lang w:val="pt_PT" w:bidi="pt_PT"/>
-        </w:rPr>
         <w:t>"Desse modo".</w:t>
       </w:r>
     </w:p>
@@ -11660,21 +10065,6 @@
           <w:b/>
           <w:lang w:val="pt_PT" w:bidi="pt_PT"/>
         </w:rPr>
-        <w:t>ἐν πᾶσιν</w:t>
-      </w:r>
-    </w:p>
-    <w:p>
-      <w:pPr/>
-      <w:r>
-        <w:rPr>
-          <w:lang w:val="pt_PT" w:bidi="pt_PT"/>
-        </w:rPr>
-      </w:r>
-      <w:r>
-        <w:rPr>
-          <w:b/>
-          <w:lang w:val="pt_PT" w:bidi="pt_PT"/>
-        </w:rPr>
         <w:t>"em tudo".</w:t>
       </w:r>
     </w:p>
@@ -11738,21 +10128,6 @@
           <w:b/>
           <w:lang w:val="pt_PT" w:bidi="pt_PT"/>
         </w:rPr>
-        <w:t>τὴν διδασκαλίαν τὴν τοῦ Σωτῆρος ἡμῶν, Θεοῦ, κοσμῶσιν</w:t>
-      </w:r>
-    </w:p>
-    <w:p>
-      <w:pPr/>
-      <w:r>
-        <w:rPr>
-          <w:lang w:val="pt_PT" w:bidi="pt_PT"/>
-        </w:rPr>
-      </w:r>
-      <w:r>
-        <w:rPr>
-          <w:b/>
-          <w:lang w:val="pt_PT" w:bidi="pt_PT"/>
-        </w:rPr>
         <w:t>"todos falarão bem da doutrina a respeito de Deus, o nosso Salvador".</w:t>
       </w:r>
     </w:p>
@@ -11816,21 +10191,6 @@
           <w:b/>
           <w:lang w:val="pt_PT" w:bidi="pt_PT"/>
         </w:rPr>
-        <w:t>ἡμῶν</w:t>
-      </w:r>
-    </w:p>
-    <w:p>
-      <w:pPr/>
-      <w:r>
-        <w:rPr>
-          <w:lang w:val="pt_PT" w:bidi="pt_PT"/>
-        </w:rPr>
-      </w:r>
-      <w:r>
-        <w:rPr>
-          <w:b/>
-          <w:lang w:val="pt_PT" w:bidi="pt_PT"/>
-        </w:rPr>
         <w:t>"nosso".</w:t>
       </w:r>
     </w:p>
@@ -11933,21 +10293,6 @@
           <w:b/>
           <w:lang w:val="pt_PT" w:bidi="pt_PT"/>
         </w:rPr>
-        <w:t>γὰρ</w:t>
-      </w:r>
-    </w:p>
-    <w:p>
-      <w:pPr/>
-      <w:r>
-        <w:rPr>
-          <w:lang w:val="pt_PT" w:bidi="pt_PT"/>
-        </w:rPr>
-      </w:r>
-      <w:r>
-        <w:rPr>
-          <w:b/>
-          <w:lang w:val="pt_PT" w:bidi="pt_PT"/>
-        </w:rPr>
         <w:t>"Pois".</w:t>
       </w:r>
     </w:p>
@@ -12044,21 +10389,6 @@
           <w:b/>
           <w:lang w:val="pt_PT" w:bidi="pt_PT"/>
         </w:rPr>
-        <w:t>ἐπεφάνη &amp; ἡ χάρις τοῦ Θεοῦ</w:t>
-      </w:r>
-    </w:p>
-    <w:p>
-      <w:pPr/>
-      <w:r>
-        <w:rPr>
-          <w:lang w:val="pt_PT" w:bidi="pt_PT"/>
-        </w:rPr>
-      </w:r>
-      <w:r>
-        <w:rPr>
-          <w:b/>
-          <w:lang w:val="pt_PT" w:bidi="pt_PT"/>
-        </w:rPr>
         <w:t>"Deus revelou a sua graça".</w:t>
       </w:r>
     </w:p>
@@ -12155,21 +10485,6 @@
           <w:b/>
           <w:lang w:val="pt_PT" w:bidi="pt_PT"/>
         </w:rPr>
-        <w:t>ἐπεφάνη γὰρ ἡ χάρις τοῦ Θεοῦ σωτήριος πᾶσιν ἀνθρώποις</w:t>
-      </w:r>
-    </w:p>
-    <w:p>
-      <w:pPr/>
-      <w:r>
-        <w:rPr>
-          <w:lang w:val="pt_PT" w:bidi="pt_PT"/>
-        </w:rPr>
-      </w:r>
-      <w:r>
-        <w:rPr>
-          <w:b/>
-          <w:lang w:val="pt_PT" w:bidi="pt_PT"/>
-        </w:rPr>
         <w:t>"Pois Deus revelou a sua graça para dar a salvação a todos".</w:t>
       </w:r>
     </w:p>
@@ -12266,21 +10581,6 @@
           <w:b/>
           <w:lang w:val="pt_PT" w:bidi="pt_PT"/>
         </w:rPr>
-        <w:t>σωτήριος πᾶσιν ἀνθρώποις</w:t>
-      </w:r>
-    </w:p>
-    <w:p>
-      <w:pPr/>
-      <w:r>
-        <w:rPr>
-          <w:lang w:val="pt_PT" w:bidi="pt_PT"/>
-        </w:rPr>
-      </w:r>
-      <w:r>
-        <w:rPr>
-          <w:b/>
-          <w:lang w:val="pt_PT" w:bidi="pt_PT"/>
-        </w:rPr>
         <w:t>"para dar a salvação a todos".</w:t>
       </w:r>
     </w:p>
@@ -12390,21 +10690,6 @@
           <w:b/>
           <w:lang w:val="pt_PT" w:bidi="pt_PT"/>
         </w:rPr>
-        <w:t>πᾶσιν ἀνθρώποις</w:t>
-      </w:r>
-    </w:p>
-    <w:p>
-      <w:pPr/>
-      <w:r>
-        <w:rPr>
-          <w:lang w:val="pt_PT" w:bidi="pt_PT"/>
-        </w:rPr>
-      </w:r>
-      <w:r>
-        <w:rPr>
-          <w:b/>
-          <w:lang w:val="pt_PT" w:bidi="pt_PT"/>
-        </w:rPr>
         <w:t>"a todos".</w:t>
       </w:r>
     </w:p>
@@ -12501,21 +10786,6 @@
           <w:b/>
           <w:lang w:val="pt_PT" w:bidi="pt_PT"/>
         </w:rPr>
-        <w:t>παιδεύουσα ἡμᾶς</w:t>
-      </w:r>
-    </w:p>
-    <w:p>
-      <w:pPr/>
-      <w:r>
-        <w:rPr>
-          <w:lang w:val="pt_PT" w:bidi="pt_PT"/>
-        </w:rPr>
-      </w:r>
-      <w:r>
-        <w:rPr>
-          <w:b/>
-          <w:lang w:val="pt_PT" w:bidi="pt_PT"/>
-        </w:rPr>
         <w:t>"nos ensina".</w:t>
       </w:r>
     </w:p>
@@ -12599,21 +10869,6 @@
           <w:b/>
           <w:lang w:val="pt_PT" w:bidi="pt_PT"/>
         </w:rPr>
-        <w:t>ἡμᾶς</w:t>
-      </w:r>
-    </w:p>
-    <w:p>
-      <w:pPr/>
-      <w:r>
-        <w:rPr>
-          <w:lang w:val="pt_PT" w:bidi="pt_PT"/>
-        </w:rPr>
-      </w:r>
-      <w:r>
-        <w:rPr>
-          <w:b/>
-          <w:lang w:val="pt_PT" w:bidi="pt_PT"/>
-        </w:rPr>
         <w:t>"nos".</w:t>
       </w:r>
     </w:p>
@@ -12716,21 +10971,6 @@
           <w:b/>
           <w:lang w:val="pt_PT" w:bidi="pt_PT"/>
         </w:rPr>
-        <w:t>τὴν ἀσέβειαν</w:t>
-      </w:r>
-    </w:p>
-    <w:p>
-      <w:pPr/>
-      <w:r>
-        <w:rPr>
-          <w:lang w:val="pt_PT" w:bidi="pt_PT"/>
-        </w:rPr>
-      </w:r>
-      <w:r>
-        <w:rPr>
-          <w:b/>
-          <w:lang w:val="pt_PT" w:bidi="pt_PT"/>
-        </w:rPr>
         <w:t>"descrença".</w:t>
       </w:r>
     </w:p>
@@ -12827,21 +11067,6 @@
           <w:b/>
           <w:lang w:val="pt_PT" w:bidi="pt_PT"/>
         </w:rPr>
-        <w:t>τὰς κοσμικὰς ἐπιθυμίας</w:t>
-      </w:r>
-    </w:p>
-    <w:p>
-      <w:pPr/>
-      <w:r>
-        <w:rPr>
-          <w:lang w:val="pt_PT" w:bidi="pt_PT"/>
-        </w:rPr>
-      </w:r>
-      <w:r>
-        <w:rPr>
-          <w:b/>
-          <w:lang w:val="pt_PT" w:bidi="pt_PT"/>
-        </w:rPr>
         <w:t>"paixões mundanas".</w:t>
       </w:r>
     </w:p>
@@ -12938,21 +11163,6 @@
           <w:b/>
           <w:lang w:val="pt_PT" w:bidi="pt_PT"/>
         </w:rPr>
-        <w:t>ἀσέβειαν &amp; εὐσεβῶς</w:t>
-      </w:r>
-    </w:p>
-    <w:p>
-      <w:pPr/>
-      <w:r>
-        <w:rPr>
-          <w:lang w:val="pt_PT" w:bidi="pt_PT"/>
-        </w:rPr>
-      </w:r>
-      <w:r>
-        <w:rPr>
-          <w:b/>
-          <w:lang w:val="pt_PT" w:bidi="pt_PT"/>
-        </w:rPr>
         <w:t>"descrença"</w:t>
       </w:r>
       <w:r>
@@ -13029,21 +11239,6 @@
           <w:b/>
           <w:lang w:val="pt_PT" w:bidi="pt_PT"/>
         </w:rPr>
-        <w:t>ἐν τῷ νῦν αἰῶνι</w:t>
-      </w:r>
-    </w:p>
-    <w:p>
-      <w:pPr/>
-      <w:r>
-        <w:rPr>
-          <w:lang w:val="pt_PT" w:bidi="pt_PT"/>
-        </w:rPr>
-      </w:r>
-      <w:r>
-        <w:rPr>
-          <w:b/>
-          <w:lang w:val="pt_PT" w:bidi="pt_PT"/>
-        </w:rPr>
         <w:t>"vivermos neste mundo".</w:t>
       </w:r>
     </w:p>
@@ -13107,21 +11302,6 @@
           <w:b/>
           <w:lang w:val="pt_PT" w:bidi="pt_PT"/>
         </w:rPr>
-        <w:t>προσδεχόμενοι</w:t>
-      </w:r>
-    </w:p>
-    <w:p>
-      <w:pPr/>
-      <w:r>
-        <w:rPr>
-          <w:lang w:val="pt_PT" w:bidi="pt_PT"/>
-        </w:rPr>
-      </w:r>
-      <w:r>
-        <w:rPr>
-          <w:b/>
-          <w:lang w:val="pt_PT" w:bidi="pt_PT"/>
-        </w:rPr>
         <w:t>"enquanto ficamos esperando".</w:t>
       </w:r>
     </w:p>
@@ -13185,21 +11365,6 @@
           <w:b/>
           <w:lang w:val="pt_PT" w:bidi="pt_PT"/>
         </w:rPr>
-        <w:t>τὴν μακαρίαν ἐλπίδα, καὶ ἐπιφάνειαν τῆς δόξης</w:t>
-      </w:r>
-    </w:p>
-    <w:p>
-      <w:pPr/>
-      <w:r>
-        <w:rPr>
-          <w:lang w:val="pt_PT" w:bidi="pt_PT"/>
-        </w:rPr>
-      </w:r>
-      <w:r>
-        <w:rPr>
-          <w:b/>
-          <w:lang w:val="pt_PT" w:bidi="pt_PT"/>
-        </w:rPr>
         <w:t>"ficamos esperando o dia feliz em que aparecerá".</w:t>
       </w:r>
     </w:p>
@@ -13309,21 +11474,6 @@
           <w:b/>
           <w:lang w:val="pt_PT" w:bidi="pt_PT"/>
         </w:rPr>
-        <w:t>τὴν μακαρίαν ἐλπίδα, καὶ ἐπιφάνειαν τῆς δόξης</w:t>
-      </w:r>
-    </w:p>
-    <w:p>
-      <w:pPr/>
-      <w:r>
-        <w:rPr>
-          <w:lang w:val="pt_PT" w:bidi="pt_PT"/>
-        </w:rPr>
-      </w:r>
-      <w:r>
-        <w:rPr>
-          <w:b/>
-          <w:lang w:val="pt_PT" w:bidi="pt_PT"/>
-        </w:rPr>
         <w:t>"ficamos esperando o dia feliz em que aparecerá a glória do nosso grande Deus".</w:t>
       </w:r>
     </w:p>
@@ -13433,21 +11583,6 @@
           <w:b/>
           <w:lang w:val="pt_PT" w:bidi="pt_PT"/>
         </w:rPr>
-        <w:t>τὴν μακαρίαν ἐλπίδα, καὶ ἐπιφάνειαν τῆς δόξης τοῦ μεγάλου Θεοῦ καὶ Σωτῆρος ἡμῶν, Ἰησοῦ Χριστοῦ</w:t>
-      </w:r>
-    </w:p>
-    <w:p>
-      <w:pPr/>
-      <w:r>
-        <w:rPr>
-          <w:lang w:val="pt_PT" w:bidi="pt_PT"/>
-        </w:rPr>
-      </w:r>
-      <w:r>
-        <w:rPr>
-          <w:b/>
-          <w:lang w:val="pt_PT" w:bidi="pt_PT"/>
-        </w:rPr>
         <w:t>"ficamos esperando o dia feliz em que aparecerá a glória do nosso grande Deus e Salvador Jesus Cristo".</w:t>
       </w:r>
     </w:p>
@@ -13570,21 +11705,6 @@
           <w:b/>
           <w:lang w:val="pt_PT" w:bidi="pt_PT"/>
         </w:rPr>
-        <w:t>τοῦ μεγάλου Θεοῦ καὶ Σωτῆρος ἡμῶν, Ἰησοῦ Χριστοῦ</w:t>
-      </w:r>
-    </w:p>
-    <w:p>
-      <w:pPr/>
-      <w:r>
-        <w:rPr>
-          <w:lang w:val="pt_PT" w:bidi="pt_PT"/>
-        </w:rPr>
-      </w:r>
-      <w:r>
-        <w:rPr>
-          <w:b/>
-          <w:lang w:val="pt_PT" w:bidi="pt_PT"/>
-        </w:rPr>
         <w:t>"do nosso grande Deus e Salvador Jesus Cristo".</w:t>
       </w:r>
     </w:p>
@@ -13707,21 +11827,6 @@
           <w:b/>
           <w:lang w:val="pt_PT" w:bidi="pt_PT"/>
         </w:rPr>
-        <w:t>ὃς ἔδωκεν ἑαυτὸν ὑπὲρ ἡμῶν</w:t>
-      </w:r>
-    </w:p>
-    <w:p>
-      <w:pPr/>
-      <w:r>
-        <w:rPr>
-          <w:lang w:val="pt_PT" w:bidi="pt_PT"/>
-        </w:rPr>
-      </w:r>
-      <w:r>
-        <w:rPr>
-          <w:b/>
-          <w:lang w:val="pt_PT" w:bidi="pt_PT"/>
-        </w:rPr>
         <w:t>"Foi ele quem se deu a si mesmo por nós".</w:t>
       </w:r>
     </w:p>
@@ -13805,21 +11910,6 @@
           <w:b/>
           <w:lang w:val="pt_PT" w:bidi="pt_PT"/>
         </w:rPr>
-        <w:t>ἡμῶν</w:t>
-      </w:r>
-    </w:p>
-    <w:p>
-      <w:pPr/>
-      <w:r>
-        <w:rPr>
-          <w:lang w:val="pt_PT" w:bidi="pt_PT"/>
-        </w:rPr>
-      </w:r>
-      <w:r>
-        <w:rPr>
-          <w:b/>
-          <w:lang w:val="pt_PT" w:bidi="pt_PT"/>
-        </w:rPr>
         <w:t>"nós".</w:t>
       </w:r>
     </w:p>
@@ -13916,21 +12006,6 @@
           <w:b/>
           <w:lang w:val="pt_PT" w:bidi="pt_PT"/>
         </w:rPr>
-        <w:t>λυτρώσηται ἡμᾶς ἀπὸ πάσης ἀνομίας</w:t>
-      </w:r>
-    </w:p>
-    <w:p>
-      <w:pPr/>
-      <w:r>
-        <w:rPr>
-          <w:lang w:val="pt_PT" w:bidi="pt_PT"/>
-        </w:rPr>
-      </w:r>
-      <w:r>
-        <w:rPr>
-          <w:b/>
-          <w:lang w:val="pt_PT" w:bidi="pt_PT"/>
-        </w:rPr>
         <w:t>"nos livrar de toda maldade".</w:t>
       </w:r>
     </w:p>
@@ -14027,21 +12102,6 @@
           <w:b/>
           <w:lang w:val="pt_PT" w:bidi="pt_PT"/>
         </w:rPr>
-        <w:t>ἡμᾶς</w:t>
-      </w:r>
-    </w:p>
-    <w:p>
-      <w:pPr/>
-      <w:r>
-        <w:rPr>
-          <w:lang w:val="pt_PT" w:bidi="pt_PT"/>
-        </w:rPr>
-      </w:r>
-      <w:r>
-        <w:rPr>
-          <w:b/>
-          <w:lang w:val="pt_PT" w:bidi="pt_PT"/>
-        </w:rPr>
         <w:t>"nós".</w:t>
       </w:r>
     </w:p>
@@ -14138,21 +12198,6 @@
           <w:b/>
           <w:lang w:val="pt_PT" w:bidi="pt_PT"/>
         </w:rPr>
-        <w:t>λαὸν περιούσιον</w:t>
-      </w:r>
-    </w:p>
-    <w:p>
-      <w:pPr/>
-      <w:r>
-        <w:rPr>
-          <w:lang w:val="pt_PT" w:bidi="pt_PT"/>
-        </w:rPr>
-      </w:r>
-      <w:r>
-        <w:rPr>
-          <w:b/>
-          <w:lang w:val="pt_PT" w:bidi="pt_PT"/>
-        </w:rPr>
         <w:t>"um povo que pertence somente a ele".</w:t>
       </w:r>
     </w:p>
@@ -14236,21 +12281,6 @@
           <w:b/>
           <w:lang w:val="pt_PT" w:bidi="pt_PT"/>
         </w:rPr>
-        <w:t>ζηλωτὴν καλῶν ἔργων</w:t>
-      </w:r>
-    </w:p>
-    <w:p>
-      <w:pPr/>
-      <w:r>
-        <w:rPr>
-          <w:lang w:val="pt_PT" w:bidi="pt_PT"/>
-        </w:rPr>
-      </w:r>
-      <w:r>
-        <w:rPr>
-          <w:b/>
-          <w:lang w:val="pt_PT" w:bidi="pt_PT"/>
-        </w:rPr>
         <w:t>"que se dedica a fazer o bem".</w:t>
       </w:r>
     </w:p>
@@ -14314,21 +12344,6 @@
           <w:b/>
           <w:lang w:val="pt_PT" w:bidi="pt_PT"/>
         </w:rPr>
-        <w:t>ταῦτα</w:t>
-      </w:r>
-    </w:p>
-    <w:p>
-      <w:pPr/>
-      <w:r>
-        <w:rPr>
-          <w:lang w:val="pt_PT" w:bidi="pt_PT"/>
-        </w:rPr>
-      </w:r>
-      <w:r>
-        <w:rPr>
-          <w:b/>
-          <w:lang w:val="pt_PT" w:bidi="pt_PT"/>
-        </w:rPr>
         <w:t>"essas coisas".</w:t>
       </w:r>
     </w:p>
@@ -14425,21 +12440,6 @@
           <w:b/>
           <w:lang w:val="pt_PT" w:bidi="pt_PT"/>
         </w:rPr>
-        <w:t>παρακάλει</w:t>
-      </w:r>
-    </w:p>
-    <w:p>
-      <w:pPr/>
-      <w:r>
-        <w:rPr>
-          <w:lang w:val="pt_PT" w:bidi="pt_PT"/>
-        </w:rPr>
-      </w:r>
-      <w:r>
-        <w:rPr>
-          <w:b/>
-          <w:lang w:val="pt_PT" w:bidi="pt_PT"/>
-        </w:rPr>
         <w:t>"para animar".</w:t>
       </w:r>
     </w:p>
@@ -14536,21 +12536,6 @@
           <w:b/>
           <w:lang w:val="pt_PT" w:bidi="pt_PT"/>
         </w:rPr>
-        <w:t>ἔλεγχε, μετὰ πάσης ἐπιταγῆς</w:t>
-      </w:r>
-    </w:p>
-    <w:p>
-      <w:pPr/>
-      <w:r>
-        <w:rPr>
-          <w:lang w:val="pt_PT" w:bidi="pt_PT"/>
-        </w:rPr>
-      </w:r>
-      <w:r>
-        <w:rPr>
-          <w:b/>
-          <w:lang w:val="pt_PT" w:bidi="pt_PT"/>
-        </w:rPr>
         <w:t>"use toda a sua autoridade... para repreender".</w:t>
       </w:r>
     </w:p>
@@ -14647,21 +12632,6 @@
           <w:b/>
           <w:lang w:val="pt_PT" w:bidi="pt_PT"/>
         </w:rPr>
-        <w:t>μετὰ πάσης ἐπιταγῆς</w:t>
-      </w:r>
-    </w:p>
-    <w:p>
-      <w:pPr/>
-      <w:r>
-        <w:rPr>
-          <w:lang w:val="pt_PT" w:bidi="pt_PT"/>
-        </w:rPr>
-      </w:r>
-      <w:r>
-        <w:rPr>
-          <w:b/>
-          <w:lang w:val="pt_PT" w:bidi="pt_PT"/>
-        </w:rPr>
         <w:t>"use toda a sua autoridade".</w:t>
       </w:r>
     </w:p>
@@ -14758,21 +12728,6 @@
           <w:b/>
           <w:lang w:val="pt_PT" w:bidi="pt_PT"/>
         </w:rPr>
-        <w:t>μηδείς σου περιφρονείτω</w:t>
-      </w:r>
-    </w:p>
-    <w:p>
-      <w:pPr/>
-      <w:r>
-        <w:rPr>
-          <w:lang w:val="pt_PT" w:bidi="pt_PT"/>
-        </w:rPr>
-      </w:r>
-      <w:r>
-        <w:rPr>
-          <w:b/>
-          <w:lang w:val="pt_PT" w:bidi="pt_PT"/>
-        </w:rPr>
         <w:t>"E que ninguém despreze você!".</w:t>
       </w:r>
     </w:p>
@@ -14836,21 +12791,6 @@
           <w:b/>
           <w:lang w:val="pt_PT" w:bidi="pt_PT"/>
         </w:rPr>
-        <w:t>μηδείς σου περιφρονείτω</w:t>
-      </w:r>
-    </w:p>
-    <w:p>
-      <w:pPr/>
-      <w:r>
-        <w:rPr>
-          <w:lang w:val="pt_PT" w:bidi="pt_PT"/>
-        </w:rPr>
-      </w:r>
-      <w:r>
-        <w:rPr>
-          <w:b/>
-          <w:lang w:val="pt_PT" w:bidi="pt_PT"/>
-        </w:rPr>
         <w:t>"E que ninguém despreze você!".</w:t>
       </w:r>
     </w:p>
@@ -14934,21 +12874,6 @@
           <w:b/>
           <w:lang w:val="pt_PT" w:bidi="pt_PT"/>
         </w:rPr>
-        <w:t>μηδείς σου περιφρονείτω</w:t>
-      </w:r>
-    </w:p>
-    <w:p>
-      <w:pPr/>
-      <w:r>
-        <w:rPr>
-          <w:lang w:val="pt_PT" w:bidi="pt_PT"/>
-        </w:rPr>
-      </w:r>
-      <w:r>
-        <w:rPr>
-          <w:b/>
-          <w:lang w:val="pt_PT" w:bidi="pt_PT"/>
-        </w:rPr>
         <w:t>"E que ninguém despreze você!"</w:t>
       </w:r>
     </w:p>
@@ -15183,21 +13108,6 @@
           <w:b/>
           <w:lang w:val="pt_PT" w:bidi="pt_PT"/>
         </w:rPr>
-        <w:t>ὑπομίμνῃσκε αὐτοὺς &amp; ὑποτάσσεσθαι</w:t>
-      </w:r>
-    </w:p>
-    <w:p>
-      <w:pPr/>
-      <w:r>
-        <w:rPr>
-          <w:lang w:val="pt_PT" w:bidi="pt_PT"/>
-        </w:rPr>
-      </w:r>
-      <w:r>
-        <w:rPr>
-          <w:b/>
-          <w:lang w:val="pt_PT" w:bidi="pt_PT"/>
-        </w:rPr>
         <w:t>"Recomende aos irmãos que respeitem".</w:t>
       </w:r>
     </w:p>
@@ -15261,21 +13171,6 @@
           <w:b/>
           <w:lang w:val="pt_PT" w:bidi="pt_PT"/>
         </w:rPr>
-        <w:t>ἀρχαῖς, ἐξουσίαις, ὑποτάσσεσθαι, πειθαρχεῖν</w:t>
-      </w:r>
-    </w:p>
-    <w:p>
-      <w:pPr/>
-      <w:r>
-        <w:rPr>
-          <w:lang w:val="pt_PT" w:bidi="pt_PT"/>
-        </w:rPr>
-      </w:r>
-      <w:r>
-        <w:rPr>
-          <w:b/>
-          <w:lang w:val="pt_PT" w:bidi="pt_PT"/>
-        </w:rPr>
         <w:t>"respeitem as ordens dos que governam e das autoridades, que sejam obedientes".</w:t>
       </w:r>
     </w:p>
@@ -15385,21 +13280,6 @@
           <w:b/>
           <w:lang w:val="pt_PT" w:bidi="pt_PT"/>
         </w:rPr>
-        <w:t>ἀρχαῖς, ἐξουσίαις</w:t>
-      </w:r>
-    </w:p>
-    <w:p>
-      <w:pPr/>
-      <w:r>
-        <w:rPr>
-          <w:lang w:val="pt_PT" w:bidi="pt_PT"/>
-        </w:rPr>
-      </w:r>
-      <w:r>
-        <w:rPr>
-          <w:b/>
-          <w:lang w:val="pt_PT" w:bidi="pt_PT"/>
-        </w:rPr>
         <w:t>"dos que governam e das autoridades".</w:t>
       </w:r>
     </w:p>
@@ -15509,21 +13389,6 @@
           <w:b/>
           <w:lang w:val="pt_PT" w:bidi="pt_PT"/>
         </w:rPr>
-        <w:t>πρὸς πᾶν ἔργον ἀγαθὸν ἑτοίμους εἶναι</w:t>
-      </w:r>
-    </w:p>
-    <w:p>
-      <w:pPr/>
-      <w:r>
-        <w:rPr>
-          <w:lang w:val="pt_PT" w:bidi="pt_PT"/>
-        </w:rPr>
-      </w:r>
-      <w:r>
-        <w:rPr>
-          <w:b/>
-          <w:lang w:val="pt_PT" w:bidi="pt_PT"/>
-        </w:rPr>
         <w:t>"prontos a fazer tudo o que é bom".</w:t>
       </w:r>
     </w:p>
@@ -15587,21 +13452,6 @@
           <w:b/>
           <w:lang w:val="pt_PT" w:bidi="pt_PT"/>
         </w:rPr>
-        <w:t>βλασφημεῖν</w:t>
-      </w:r>
-    </w:p>
-    <w:p>
-      <w:pPr/>
-      <w:r>
-        <w:rPr>
-          <w:lang w:val="pt_PT" w:bidi="pt_PT"/>
-        </w:rPr>
-      </w:r>
-      <w:r>
-        <w:rPr>
-          <w:b/>
-          <w:lang w:val="pt_PT" w:bidi="pt_PT"/>
-        </w:rPr>
         <w:t>"não falem mal".</w:t>
       </w:r>
     </w:p>
@@ -15665,21 +13515,6 @@
           <w:b/>
           <w:lang w:val="pt_PT" w:bidi="pt_PT"/>
         </w:rPr>
-        <w:t>ἀμάχους εἶναι</w:t>
-      </w:r>
-    </w:p>
-    <w:p>
-      <w:pPr/>
-      <w:r>
-        <w:rPr>
-          <w:lang w:val="pt_PT" w:bidi="pt_PT"/>
-        </w:rPr>
-      </w:r>
-      <w:r>
-        <w:rPr>
-          <w:b/>
-          <w:lang w:val="pt_PT" w:bidi="pt_PT"/>
-        </w:rPr>
         <w:t>"mas que sejam... pacíficos".</w:t>
       </w:r>
     </w:p>
@@ -15802,21 +13637,6 @@
           <w:b/>
           <w:lang w:val="pt_PT" w:bidi="pt_PT"/>
         </w:rPr>
-        <w:t>πᾶσαν ἐνδεικνυμένους πραΰτητα</w:t>
-      </w:r>
-    </w:p>
-    <w:p>
-      <w:pPr/>
-      <w:r>
-        <w:rPr>
-          <w:lang w:val="pt_PT" w:bidi="pt_PT"/>
-        </w:rPr>
-      </w:r>
-      <w:r>
-        <w:rPr>
-          <w:b/>
-          <w:lang w:val="pt_PT" w:bidi="pt_PT"/>
-        </w:rPr>
         <w:t>"tratem todos com educação".</w:t>
       </w:r>
     </w:p>
@@ -15913,21 +13733,6 @@
           <w:b/>
           <w:lang w:val="pt_PT" w:bidi="pt_PT"/>
         </w:rPr>
-        <w:t>πρὸς πάντας ἀνθρώπους</w:t>
-      </w:r>
-    </w:p>
-    <w:p>
-      <w:pPr/>
-      <w:r>
-        <w:rPr>
-          <w:lang w:val="pt_PT" w:bidi="pt_PT"/>
-        </w:rPr>
-      </w:r>
-      <w:r>
-        <w:rPr>
-          <w:b/>
-          <w:lang w:val="pt_PT" w:bidi="pt_PT"/>
-        </w:rPr>
         <w:t>"todos".</w:t>
       </w:r>
     </w:p>
@@ -16037,21 +13842,6 @@
           <w:b/>
           <w:lang w:val="pt_PT" w:bidi="pt_PT"/>
         </w:rPr>
-        <w:t>ἦμεν γάρ ποτε καὶ ἡμεῖς</w:t>
-      </w:r>
-    </w:p>
-    <w:p>
-      <w:pPr/>
-      <w:r>
-        <w:rPr>
-          <w:lang w:val="pt_PT" w:bidi="pt_PT"/>
-        </w:rPr>
-      </w:r>
-      <w:r>
-        <w:rPr>
-          <w:b/>
-          <w:lang w:val="pt_PT" w:bidi="pt_PT"/>
-        </w:rPr>
         <w:t>"Pois antigamente nós mesmos... éramos".</w:t>
       </w:r>
     </w:p>
@@ -16161,21 +13951,6 @@
           <w:b/>
           <w:lang w:val="pt_PT" w:bidi="pt_PT"/>
         </w:rPr>
-        <w:t>ποτε</w:t>
-      </w:r>
-    </w:p>
-    <w:p>
-      <w:pPr/>
-      <w:r>
-        <w:rPr>
-          <w:lang w:val="pt_PT" w:bidi="pt_PT"/>
-        </w:rPr>
-      </w:r>
-      <w:r>
-        <w:rPr>
-          <w:b/>
-          <w:lang w:val="pt_PT" w:bidi="pt_PT"/>
-        </w:rPr>
         <w:t>"antigamente".</w:t>
       </w:r>
     </w:p>
@@ -16239,21 +14014,6 @@
           <w:b/>
           <w:lang w:val="pt_PT" w:bidi="pt_PT"/>
         </w:rPr>
-        <w:t>ἡμεῖς</w:t>
-      </w:r>
-    </w:p>
-    <w:p>
-      <w:pPr/>
-      <w:r>
-        <w:rPr>
-          <w:lang w:val="pt_PT" w:bidi="pt_PT"/>
-        </w:rPr>
-      </w:r>
-      <w:r>
-        <w:rPr>
-          <w:b/>
-          <w:lang w:val="pt_PT" w:bidi="pt_PT"/>
-        </w:rPr>
         <w:t>"nós".</w:t>
       </w:r>
     </w:p>
@@ -16350,21 +14110,6 @@
           <w:b/>
           <w:lang w:val="pt_PT" w:bidi="pt_PT"/>
         </w:rPr>
-        <w:t>ἦμεν &amp; ἀνόητοι</w:t>
-      </w:r>
-    </w:p>
-    <w:p>
-      <w:pPr/>
-      <w:r>
-        <w:rPr>
-          <w:lang w:val="pt_PT" w:bidi="pt_PT"/>
-        </w:rPr>
-      </w:r>
-      <w:r>
-        <w:rPr>
-          <w:b/>
-          <w:lang w:val="pt_PT" w:bidi="pt_PT"/>
-        </w:rPr>
         <w:t>"não tínhamos juízo".</w:t>
       </w:r>
     </w:p>
@@ -16428,21 +14173,6 @@
           <w:b/>
           <w:lang w:val="pt_PT" w:bidi="pt_PT"/>
         </w:rPr>
-        <w:t>πλανώμενοι, δουλεύοντες ἐπιθυμίαις καὶ ἡδοναῖς ποικίλαις</w:t>
-      </w:r>
-    </w:p>
-    <w:p>
-      <w:pPr/>
-      <w:r>
-        <w:rPr>
-          <w:lang w:val="pt_PT" w:bidi="pt_PT"/>
-        </w:rPr>
-      </w:r>
-      <w:r>
-        <w:rPr>
-          <w:b/>
-          <w:lang w:val="pt_PT" w:bidi="pt_PT"/>
-        </w:rPr>
         <w:t>"Éramos escravos das paixões e dos prazeres de todo tipo".</w:t>
       </w:r>
     </w:p>
@@ -16552,21 +14282,6 @@
           <w:b/>
           <w:lang w:val="pt_PT" w:bidi="pt_PT"/>
         </w:rPr>
-        <w:t>πλανώμενοι, δουλεύοντες ἐπιθυμίαις καὶ ἡδοναῖς ποικίλαις</w:t>
-      </w:r>
-    </w:p>
-    <w:p>
-      <w:pPr/>
-      <w:r>
-        <w:rPr>
-          <w:lang w:val="pt_PT" w:bidi="pt_PT"/>
-        </w:rPr>
-      </w:r>
-      <w:r>
-        <w:rPr>
-          <w:b/>
-          <w:lang w:val="pt_PT" w:bidi="pt_PT"/>
-        </w:rPr>
         <w:t>"Éramos escravos das paixões e dos prazeres de todo tipo".</w:t>
       </w:r>
     </w:p>
@@ -16663,21 +14378,6 @@
           <w:b/>
           <w:lang w:val="pt_PT" w:bidi="pt_PT"/>
         </w:rPr>
-        <w:t>ἐπιθυμίαις καὶ ἡδοναῖς ποικίλαις</w:t>
-      </w:r>
-    </w:p>
-    <w:p>
-      <w:pPr/>
-      <w:r>
-        <w:rPr>
-          <w:lang w:val="pt_PT" w:bidi="pt_PT"/>
-        </w:rPr>
-      </w:r>
-      <w:r>
-        <w:rPr>
-          <w:b/>
-          <w:lang w:val="pt_PT" w:bidi="pt_PT"/>
-        </w:rPr>
         <w:t>"das paixões e dos prazeres de todo tipo".</w:t>
       </w:r>
     </w:p>
@@ -16787,21 +14487,6 @@
           <w:b/>
           <w:lang w:val="pt_PT" w:bidi="pt_PT"/>
         </w:rPr>
-        <w:t>ἐν κακίᾳ καὶ φθόνῳ διάγοντες</w:t>
-      </w:r>
-    </w:p>
-    <w:p>
-      <w:pPr/>
-      <w:r>
-        <w:rPr>
-          <w:lang w:val="pt_PT" w:bidi="pt_PT"/>
-        </w:rPr>
-      </w:r>
-      <w:r>
-        <w:rPr>
-          <w:b/>
-          <w:lang w:val="pt_PT" w:bidi="pt_PT"/>
-        </w:rPr>
         <w:t>"passávamos a nossa vida no meio da malícia e da inveja".</w:t>
       </w:r>
     </w:p>
@@ -16963,21 +14648,6 @@
           <w:b/>
           <w:lang w:val="pt_PT" w:bidi="pt_PT"/>
         </w:rPr>
-        <w:t>στυγητοί</w:t>
-      </w:r>
-    </w:p>
-    <w:p>
-      <w:pPr/>
-      <w:r>
-        <w:rPr>
-          <w:lang w:val="pt_PT" w:bidi="pt_PT"/>
-        </w:rPr>
-      </w:r>
-      <w:r>
-        <w:rPr>
-          <w:b/>
-          <w:lang w:val="pt_PT" w:bidi="pt_PT"/>
-        </w:rPr>
         <w:t>"tinham ódio de nós".</w:t>
       </w:r>
     </w:p>
@@ -17041,21 +14711,6 @@
           <w:b/>
           <w:lang w:val="pt_PT" w:bidi="pt_PT"/>
         </w:rPr>
-        <w:t>δὲ</w:t>
-      </w:r>
-    </w:p>
-    <w:p>
-      <w:pPr/>
-      <w:r>
-        <w:rPr>
-          <w:lang w:val="pt_PT" w:bidi="pt_PT"/>
-        </w:rPr>
-      </w:r>
-      <w:r>
-        <w:rPr>
-          <w:b/>
-          <w:lang w:val="pt_PT" w:bidi="pt_PT"/>
-        </w:rPr>
         <w:t>"Porém".</w:t>
       </w:r>
     </w:p>
@@ -17146,21 +14801,6 @@
           <w:b/>
           <w:lang w:val="pt_PT" w:bidi="pt_PT"/>
         </w:rPr>
-        <w:t>ὅτε &amp; ἡ χρηστότης καὶ ἡ φιλανθρωπία ἐπεφάνη τοῦ Σωτῆρος ἡμῶν, Θεοῦ</w:t>
-      </w:r>
-    </w:p>
-    <w:p>
-      <w:pPr/>
-      <w:r>
-        <w:rPr>
-          <w:lang w:val="pt_PT" w:bidi="pt_PT"/>
-        </w:rPr>
-      </w:r>
-      <w:r>
-        <w:rPr>
-          <w:b/>
-          <w:lang w:val="pt_PT" w:bidi="pt_PT"/>
-        </w:rPr>
         <w:t>"quando Deus, o nosso Salvador, mostrou a sua bondade e o seu amor por todos".</w:t>
       </w:r>
     </w:p>
@@ -17270,21 +14910,6 @@
           <w:b/>
           <w:lang w:val="pt_PT" w:bidi="pt_PT"/>
         </w:rPr>
-        <w:t>ὅτε &amp; ἡ χρηστότης καὶ ἡ φιλανθρωπία ἐπεφάνη τοῦ Σωτῆρος ἡμῶν, Θεοῦ</w:t>
-      </w:r>
-    </w:p>
-    <w:p>
-      <w:pPr/>
-      <w:r>
-        <w:rPr>
-          <w:lang w:val="pt_PT" w:bidi="pt_PT"/>
-        </w:rPr>
-      </w:r>
-      <w:r>
-        <w:rPr>
-          <w:b/>
-          <w:lang w:val="pt_PT" w:bidi="pt_PT"/>
-        </w:rPr>
         <w:t>"quando Deus, o nosso Salvador, mostrou a sua bondade e o seu amor por todos".</w:t>
       </w:r>
     </w:p>
@@ -17394,21 +15019,6 @@
           <w:b/>
           <w:lang w:val="pt_PT" w:bidi="pt_PT"/>
         </w:rPr>
-        <w:t>ἡμῶν</w:t>
-      </w:r>
-    </w:p>
-    <w:p>
-      <w:pPr/>
-      <w:r>
-        <w:rPr>
-          <w:lang w:val="pt_PT" w:bidi="pt_PT"/>
-        </w:rPr>
-      </w:r>
-      <w:r>
-        <w:rPr>
-          <w:b/>
-          <w:lang w:val="pt_PT" w:bidi="pt_PT"/>
-        </w:rPr>
         <w:t>"nosso".</w:t>
       </w:r>
     </w:p>
@@ -17505,21 +15115,6 @@
           <w:b/>
           <w:lang w:val="pt_PT" w:bidi="pt_PT"/>
         </w:rPr>
-        <w:t>ἔργων τῶν ἐν δικαιοσύνῃ</w:t>
-      </w:r>
-    </w:p>
-    <w:p>
-      <w:pPr/>
-      <w:r>
-        <w:rPr>
-          <w:lang w:val="pt_PT" w:bidi="pt_PT"/>
-        </w:rPr>
-      </w:r>
-      <w:r>
-        <w:rPr>
-          <w:b/>
-          <w:lang w:val="pt_PT" w:bidi="pt_PT"/>
-        </w:rPr>
         <w:t>"feito alguma coisa boa".</w:t>
       </w:r>
     </w:p>
@@ -17642,21 +15237,6 @@
           <w:b/>
           <w:lang w:val="pt_PT" w:bidi="pt_PT"/>
         </w:rPr>
-        <w:t>κατὰ τὸ αὐτοῦ ἔλεος</w:t>
-      </w:r>
-    </w:p>
-    <w:p>
-      <w:pPr/>
-      <w:r>
-        <w:rPr>
-          <w:lang w:val="pt_PT" w:bidi="pt_PT"/>
-        </w:rPr>
-      </w:r>
-      <w:r>
-        <w:rPr>
-          <w:b/>
-          <w:lang w:val="pt_PT" w:bidi="pt_PT"/>
-        </w:rPr>
         <w:t>"porque teve compaixão de nós".</w:t>
       </w:r>
     </w:p>
@@ -17753,21 +15333,6 @@
           <w:b/>
           <w:lang w:val="pt_PT" w:bidi="pt_PT"/>
         </w:rPr>
-        <w:t>λουτροῦ παλινγενεσίας</w:t>
-      </w:r>
-    </w:p>
-    <w:p>
-      <w:pPr/>
-      <w:r>
-        <w:rPr>
-          <w:lang w:val="pt_PT" w:bidi="pt_PT"/>
-        </w:rPr>
-      </w:r>
-      <w:r>
-        <w:rPr>
-          <w:b/>
-          <w:lang w:val="pt_PT" w:bidi="pt_PT"/>
-        </w:rPr>
         <w:t>"nos lavou".</w:t>
       </w:r>
     </w:p>
@@ -17877,21 +15442,6 @@
           <w:b/>
           <w:lang w:val="pt_PT" w:bidi="pt_PT"/>
         </w:rPr>
-        <w:t>οὗ ἐξέχεεν ἐφ’ ἡμᾶς πλουσίως,</w:t>
-      </w:r>
-    </w:p>
-    <w:p>
-      <w:pPr/>
-      <w:r>
-        <w:rPr>
-          <w:lang w:val="pt_PT" w:bidi="pt_PT"/>
-        </w:rPr>
-      </w:r>
-      <w:r>
-        <w:rPr>
-          <w:b/>
-          <w:lang w:val="pt_PT" w:bidi="pt_PT"/>
-        </w:rPr>
         <w:t>"Deus derramou com generosidade o seu Espírito Santo sobre nós".</w:t>
       </w:r>
     </w:p>
@@ -17975,21 +15525,6 @@
           <w:b/>
           <w:lang w:val="pt_PT" w:bidi="pt_PT"/>
         </w:rPr>
-        <w:t>ἡμᾶς</w:t>
-      </w:r>
-    </w:p>
-    <w:p>
-      <w:pPr/>
-      <w:r>
-        <w:rPr>
-          <w:lang w:val="pt_PT" w:bidi="pt_PT"/>
-        </w:rPr>
-      </w:r>
-      <w:r>
-        <w:rPr>
-          <w:b/>
-          <w:lang w:val="pt_PT" w:bidi="pt_PT"/>
-        </w:rPr>
         <w:t>"nós".</w:t>
       </w:r>
     </w:p>
@@ -18086,21 +15621,6 @@
           <w:b/>
           <w:lang w:val="pt_PT" w:bidi="pt_PT"/>
         </w:rPr>
-        <w:t>διὰ Ἰησοῦ Χριστοῦ, τοῦ Σωτῆρος ἡμῶν</w:t>
-      </w:r>
-    </w:p>
-    <w:p>
-      <w:pPr/>
-      <w:r>
-        <w:rPr>
-          <w:lang w:val="pt_PT" w:bidi="pt_PT"/>
-        </w:rPr>
-      </w:r>
-      <w:r>
-        <w:rPr>
-          <w:b/>
-          <w:lang w:val="pt_PT" w:bidi="pt_PT"/>
-        </w:rPr>
         <w:t>"por meio de Jesus Cristo, o nosso Salvador".</w:t>
       </w:r>
     </w:p>
@@ -18164,21 +15684,6 @@
           <w:b/>
           <w:lang w:val="pt_PT" w:bidi="pt_PT"/>
         </w:rPr>
-        <w:t>ἡμῶν</w:t>
-      </w:r>
-    </w:p>
-    <w:p>
-      <w:pPr/>
-      <w:r>
-        <w:rPr>
-          <w:lang w:val="pt_PT" w:bidi="pt_PT"/>
-        </w:rPr>
-      </w:r>
-      <w:r>
-        <w:rPr>
-          <w:b/>
-          <w:lang w:val="pt_PT" w:bidi="pt_PT"/>
-        </w:rPr>
         <w:t>"nosso".</w:t>
       </w:r>
     </w:p>
@@ -18275,21 +15780,6 @@
           <w:b/>
           <w:lang w:val="pt_PT" w:bidi="pt_PT"/>
         </w:rPr>
-        <w:t>ἵνα</w:t>
-      </w:r>
-    </w:p>
-    <w:p>
-      <w:pPr/>
-      <w:r>
-        <w:rPr>
-          <w:lang w:val="pt_PT" w:bidi="pt_PT"/>
-        </w:rPr>
-      </w:r>
-      <w:r>
-        <w:rPr>
-          <w:b/>
-          <w:lang w:val="pt_PT" w:bidi="pt_PT"/>
-        </w:rPr>
         <w:t>"para que".</w:t>
       </w:r>
     </w:p>
@@ -18412,21 +15902,6 @@
           <w:b/>
           <w:lang w:val="pt_PT" w:bidi="pt_PT"/>
         </w:rPr>
-        <w:t>δικαιωθέντες</w:t>
-      </w:r>
-    </w:p>
-    <w:p>
-      <w:pPr/>
-      <w:r>
-        <w:rPr>
-          <w:lang w:val="pt_PT" w:bidi="pt_PT"/>
-        </w:rPr>
-      </w:r>
-      <w:r>
-        <w:rPr>
-          <w:b/>
-          <w:lang w:val="pt_PT" w:bidi="pt_PT"/>
-        </w:rPr>
         <w:t>"sejamos aceitos".</w:t>
       </w:r>
     </w:p>
@@ -18523,21 +15998,6 @@
           <w:b/>
           <w:lang w:val="pt_PT" w:bidi="pt_PT"/>
         </w:rPr>
-        <w:t>τῇ ἐκείνου χάριτι</w:t>
-      </w:r>
-    </w:p>
-    <w:p>
-      <w:pPr/>
-      <w:r>
-        <w:rPr>
-          <w:lang w:val="pt_PT" w:bidi="pt_PT"/>
-        </w:rPr>
-      </w:r>
-      <w:r>
-        <w:rPr>
-          <w:b/>
-          <w:lang w:val="pt_PT" w:bidi="pt_PT"/>
-        </w:rPr>
         <w:t>"pela sua graça".</w:t>
       </w:r>
     </w:p>
@@ -18634,21 +16094,6 @@
           <w:b/>
           <w:lang w:val="pt_PT" w:bidi="pt_PT"/>
         </w:rPr>
-        <w:t>ἐκείνου</w:t>
-      </w:r>
-    </w:p>
-    <w:p>
-      <w:pPr/>
-      <w:r>
-        <w:rPr>
-          <w:lang w:val="pt_PT" w:bidi="pt_PT"/>
-        </w:rPr>
-      </w:r>
-      <w:r>
-        <w:rPr>
-          <w:b/>
-          <w:lang w:val="pt_PT" w:bidi="pt_PT"/>
-        </w:rPr>
         <w:t>"por sua".</w:t>
       </w:r>
     </w:p>
@@ -18745,21 +16190,6 @@
           <w:b/>
           <w:lang w:val="pt_PT" w:bidi="pt_PT"/>
         </w:rPr>
-        <w:t>κληρονόμοι γενηθῶμεν, κατ’ ἐλπίδα ζωῆς αἰωνίου</w:t>
-      </w:r>
-    </w:p>
-    <w:p>
-      <w:pPr/>
-      <w:r>
-        <w:rPr>
-          <w:lang w:val="pt_PT" w:bidi="pt_PT"/>
-        </w:rPr>
-      </w:r>
-      <w:r>
-        <w:rPr>
-          <w:b/>
-          <w:lang w:val="pt_PT" w:bidi="pt_PT"/>
-        </w:rPr>
         <w:t>"aceitos por Deus e recebamos a vida eterna que esperamos".</w:t>
       </w:r>
     </w:p>
@@ -18843,21 +16273,6 @@
           <w:b/>
           <w:lang w:val="pt_PT" w:bidi="pt_PT"/>
         </w:rPr>
-        <w:t>ὁ λόγος</w:t>
-      </w:r>
-    </w:p>
-    <w:p>
-      <w:pPr/>
-      <w:r>
-        <w:rPr>
-          <w:lang w:val="pt_PT" w:bidi="pt_PT"/>
-        </w:rPr>
-      </w:r>
-      <w:r>
-        <w:rPr>
-          <w:b/>
-          <w:lang w:val="pt_PT" w:bidi="pt_PT"/>
-        </w:rPr>
         <w:t>"Esse ensinamento".</w:t>
       </w:r>
     </w:p>
@@ -18948,21 +16363,6 @@
           <w:b/>
           <w:lang w:val="pt_PT" w:bidi="pt_PT"/>
         </w:rPr>
-        <w:t>τούτων</w:t>
-      </w:r>
-    </w:p>
-    <w:p>
-      <w:pPr/>
-      <w:r>
-        <w:rPr>
-          <w:lang w:val="pt_PT" w:bidi="pt_PT"/>
-        </w:rPr>
-      </w:r>
-      <w:r>
-        <w:rPr>
-          <w:b/>
-          <w:lang w:val="pt_PT" w:bidi="pt_PT"/>
-        </w:rPr>
         <w:t>"Esse ensinamento".</w:t>
       </w:r>
     </w:p>
@@ -19059,21 +16459,6 @@
           <w:b/>
           <w:lang w:val="pt_PT" w:bidi="pt_PT"/>
         </w:rPr>
-        <w:t>φροντίζωσιν καλῶν ἔργων, προΐστασθαι</w:t>
-      </w:r>
-    </w:p>
-    <w:p>
-      <w:pPr/>
-      <w:r>
-        <w:rPr>
-          <w:lang w:val="pt_PT" w:bidi="pt_PT"/>
-        </w:rPr>
-      </w:r>
-      <w:r>
-        <w:rPr>
-          <w:b/>
-          <w:lang w:val="pt_PT" w:bidi="pt_PT"/>
-        </w:rPr>
         <w:t>"se interessem em usar o seu tempo fazendo o bem".</w:t>
       </w:r>
     </w:p>
@@ -19137,21 +16522,6 @@
           <w:b/>
           <w:lang w:val="pt_PT" w:bidi="pt_PT"/>
         </w:rPr>
-        <w:t>τοῖς ἀνθρώποις</w:t>
-      </w:r>
-    </w:p>
-    <w:p>
-      <w:pPr/>
-      <w:r>
-        <w:rPr>
-          <w:lang w:val="pt_PT" w:bidi="pt_PT"/>
-        </w:rPr>
-      </w:r>
-      <w:r>
-        <w:rPr>
-          <w:b/>
-          <w:lang w:val="pt_PT" w:bidi="pt_PT"/>
-        </w:rPr>
         <w:t>"para todos".</w:t>
       </w:r>
     </w:p>
@@ -19248,21 +16618,6 @@
           <w:b/>
           <w:lang w:val="pt_PT" w:bidi="pt_PT"/>
         </w:rPr>
-        <w:t>δὲ &amp; περιΐστασο</w:t>
-      </w:r>
-    </w:p>
-    <w:p>
-      <w:pPr/>
-      <w:r>
-        <w:rPr>
-          <w:lang w:val="pt_PT" w:bidi="pt_PT"/>
-        </w:rPr>
-      </w:r>
-      <w:r>
-        <w:rPr>
-          <w:b/>
-          <w:lang w:val="pt_PT" w:bidi="pt_PT"/>
-        </w:rPr>
         <w:t>"Mas evite".</w:t>
       </w:r>
     </w:p>
@@ -19359,21 +16714,6 @@
           <w:b/>
           <w:lang w:val="pt_PT" w:bidi="pt_PT"/>
         </w:rPr>
-        <w:t>μωρὰς &amp; ζητήσεις</w:t>
-      </w:r>
-    </w:p>
-    <w:p>
-      <w:pPr/>
-      <w:r>
-        <w:rPr>
-          <w:lang w:val="pt_PT" w:bidi="pt_PT"/>
-        </w:rPr>
-      </w:r>
-      <w:r>
-        <w:rPr>
-          <w:b/>
-          <w:lang w:val="pt_PT" w:bidi="pt_PT"/>
-        </w:rPr>
         <w:t>"tolas"</w:t>
       </w:r>
       <w:r>
@@ -19450,21 +16790,6 @@
           <w:b/>
           <w:lang w:val="pt_PT" w:bidi="pt_PT"/>
         </w:rPr>
-        <w:t>γενεαλογίας</w:t>
-      </w:r>
-    </w:p>
-    <w:p>
-      <w:pPr/>
-      <w:r>
-        <w:rPr>
-          <w:lang w:val="pt_PT" w:bidi="pt_PT"/>
-        </w:rPr>
-      </w:r>
-      <w:r>
-        <w:rPr>
-          <w:b/>
-          <w:lang w:val="pt_PT" w:bidi="pt_PT"/>
-        </w:rPr>
         <w:t>"listas de nomes de antepassados".</w:t>
       </w:r>
     </w:p>
@@ -19574,21 +16899,6 @@
           <w:b/>
           <w:lang w:val="pt_PT" w:bidi="pt_PT"/>
         </w:rPr>
-        <w:t>ἔρεις</w:t>
-      </w:r>
-    </w:p>
-    <w:p>
-      <w:pPr/>
-      <w:r>
-        <w:rPr>
-          <w:lang w:val="pt_PT" w:bidi="pt_PT"/>
-        </w:rPr>
-      </w:r>
-      <w:r>
-        <w:rPr>
-          <w:b/>
-          <w:lang w:val="pt_PT" w:bidi="pt_PT"/>
-        </w:rPr>
         <w:t>"brigas".</w:t>
       </w:r>
     </w:p>
@@ -19685,21 +16995,6 @@
           <w:b/>
           <w:lang w:val="pt_PT" w:bidi="pt_PT"/>
         </w:rPr>
-        <w:t>νομικὰς</w:t>
-      </w:r>
-    </w:p>
-    <w:p>
-      <w:pPr/>
-      <w:r>
-        <w:rPr>
-          <w:lang w:val="pt_PT" w:bidi="pt_PT"/>
-        </w:rPr>
-      </w:r>
-      <w:r>
-        <w:rPr>
-          <w:b/>
-          <w:lang w:val="pt_PT" w:bidi="pt_PT"/>
-        </w:rPr>
         <w:t>"a respeito da lei dos judeus".</w:t>
       </w:r>
     </w:p>
@@ -19783,21 +17078,6 @@
           <w:b/>
           <w:lang w:val="pt_PT" w:bidi="pt_PT"/>
         </w:rPr>
-        <w:t>αἱρετικὸν ἄνθρωπον &amp; παραιτοῦ</w:t>
-      </w:r>
-    </w:p>
-    <w:p>
-      <w:pPr/>
-      <w:r>
-        <w:rPr>
-          <w:lang w:val="pt_PT" w:bidi="pt_PT"/>
-        </w:rPr>
-      </w:r>
-      <w:r>
-        <w:rPr>
-          <w:b/>
-          <w:lang w:val="pt_PT" w:bidi="pt_PT"/>
-        </w:rPr>
         <w:t>"Se uma pessoa causar divisões entre os irmãos na fé".</w:t>
       </w:r>
     </w:p>
@@ -19881,21 +17161,6 @@
           <w:b/>
           <w:lang w:val="pt_PT" w:bidi="pt_PT"/>
         </w:rPr>
-        <w:t>μετὰ μίαν καὶ δευτέραν νουθεσίαν</w:t>
-      </w:r>
-    </w:p>
-    <w:p>
-      <w:pPr/>
-      <w:r>
-        <w:rPr>
-          <w:lang w:val="pt_PT" w:bidi="pt_PT"/>
-        </w:rPr>
-      </w:r>
-      <w:r>
-        <w:rPr>
-          <w:b/>
-          <w:lang w:val="pt_PT" w:bidi="pt_PT"/>
-        </w:rPr>
         <w:t>"aconselhe essa pessoa uma ou duas vezes".</w:t>
       </w:r>
     </w:p>
@@ -19979,21 +17244,6 @@
           <w:b/>
           <w:lang w:val="pt_PT" w:bidi="pt_PT"/>
         </w:rPr>
-        <w:t>ὁ τοιοῦτος</w:t>
-      </w:r>
-    </w:p>
-    <w:p>
-      <w:pPr/>
-      <w:r>
-        <w:rPr>
-          <w:lang w:val="pt_PT" w:bidi="pt_PT"/>
-        </w:rPr>
-      </w:r>
-      <w:r>
-        <w:rPr>
-          <w:b/>
-          <w:lang w:val="pt_PT" w:bidi="pt_PT"/>
-        </w:rPr>
         <w:t>"uma pessoa como esta".</w:t>
       </w:r>
     </w:p>
@@ -20057,21 +17307,6 @@
           <w:b/>
           <w:lang w:val="pt_PT" w:bidi="pt_PT"/>
         </w:rPr>
-        <w:t>ἐξέστραπται</w:t>
-      </w:r>
-    </w:p>
-    <w:p>
-      <w:pPr/>
-      <w:r>
-        <w:rPr>
-          <w:lang w:val="pt_PT" w:bidi="pt_PT"/>
-        </w:rPr>
-      </w:r>
-      <w:r>
-        <w:rPr>
-          <w:b/>
-          <w:lang w:val="pt_PT" w:bidi="pt_PT"/>
-        </w:rPr>
         <w:t>"abandonou completamente o evangelho".</w:t>
       </w:r>
     </w:p>
@@ -20168,21 +17403,6 @@
           <w:b/>
           <w:lang w:val="pt_PT" w:bidi="pt_PT"/>
         </w:rPr>
-        <w:t>ὢν αὐτοκατάκριτος</w:t>
-      </w:r>
-    </w:p>
-    <w:p>
-      <w:pPr/>
-      <w:r>
-        <w:rPr>
-          <w:lang w:val="pt_PT" w:bidi="pt_PT"/>
-        </w:rPr>
-      </w:r>
-      <w:r>
-        <w:rPr>
-          <w:b/>
-          <w:lang w:val="pt_PT" w:bidi="pt_PT"/>
-        </w:rPr>
         <w:t>"os seus pecados provam que ela está errada".</w:t>
       </w:r>
     </w:p>
@@ -20246,21 +17466,6 @@
           <w:b/>
           <w:lang w:val="pt_PT" w:bidi="pt_PT"/>
         </w:rPr>
-        <w:t>ὅταν πέμψω Ἀρτεμᾶν πρὸς σὲ ἢ Τυχικόν</w:t>
-      </w:r>
-    </w:p>
-    <w:p>
-      <w:pPr/>
-      <w:r>
-        <w:rPr>
-          <w:lang w:val="pt_PT" w:bidi="pt_PT"/>
-        </w:rPr>
-      </w:r>
-      <w:r>
-        <w:rPr>
-          <w:b/>
-          <w:lang w:val="pt_PT" w:bidi="pt_PT"/>
-        </w:rPr>
         <w:t>"Quando eu lhe mandar o irmão Ártemas ou o irmão Tíquico".</w:t>
       </w:r>
     </w:p>
@@ -20344,21 +17549,6 @@
           <w:b/>
           <w:lang w:val="pt_PT" w:bidi="pt_PT"/>
         </w:rPr>
-        <w:t>Ἀρτεμᾶν &amp; Τυχικόν</w:t>
-      </w:r>
-    </w:p>
-    <w:p>
-      <w:pPr/>
-      <w:r>
-        <w:rPr>
-          <w:lang w:val="pt_PT" w:bidi="pt_PT"/>
-        </w:rPr>
-      </w:r>
-      <w:r>
-        <w:rPr>
-          <w:b/>
-          <w:lang w:val="pt_PT" w:bidi="pt_PT"/>
-        </w:rPr>
         <w:t>"Ártemas"</w:t>
       </w:r>
       <w:r>
@@ -20475,21 +17665,6 @@
           <w:b/>
           <w:lang w:val="pt_PT" w:bidi="pt_PT"/>
         </w:rPr>
-        <w:t>σπούδασον ἐλθεῖν</w:t>
-      </w:r>
-    </w:p>
-    <w:p>
-      <w:pPr/>
-      <w:r>
-        <w:rPr>
-          <w:lang w:val="pt_PT" w:bidi="pt_PT"/>
-        </w:rPr>
-      </w:r>
-      <w:r>
-        <w:rPr>
-          <w:b/>
-          <w:lang w:val="pt_PT" w:bidi="pt_PT"/>
-        </w:rPr>
         <w:t>"faça o possível para ir".</w:t>
       </w:r>
     </w:p>
@@ -20553,21 +17728,6 @@
           <w:b/>
           <w:lang w:val="pt_PT" w:bidi="pt_PT"/>
         </w:rPr>
-        <w:t>σπούδασον</w:t>
-      </w:r>
-    </w:p>
-    <w:p>
-      <w:pPr/>
-      <w:r>
-        <w:rPr>
-          <w:lang w:val="pt_PT" w:bidi="pt_PT"/>
-        </w:rPr>
-      </w:r>
-      <w:r>
-        <w:rPr>
-          <w:b/>
-          <w:lang w:val="pt_PT" w:bidi="pt_PT"/>
-        </w:rPr>
         <w:t>"faça o possível".</w:t>
       </w:r>
     </w:p>
@@ -20664,21 +17824,6 @@
           <w:b/>
           <w:lang w:val="pt_PT" w:bidi="pt_PT"/>
         </w:rPr>
-        <w:t>σπουδαίως πρόπεμψον</w:t>
-      </w:r>
-    </w:p>
-    <w:p>
-      <w:pPr/>
-      <w:r>
-        <w:rPr>
-          <w:lang w:val="pt_PT" w:bidi="pt_PT"/>
-        </w:rPr>
-      </w:r>
-      <w:r>
-        <w:rPr>
-          <w:b/>
-          <w:lang w:val="pt_PT" w:bidi="pt_PT"/>
-        </w:rPr>
         <w:t>"tudo o que você puder a fim de que eles tenham o que precisarem".</w:t>
       </w:r>
     </w:p>
@@ -20775,21 +17920,6 @@
           <w:b/>
           <w:lang w:val="pt_PT" w:bidi="pt_PT"/>
         </w:rPr>
-        <w:t>Ζηνᾶν &amp; Ἀπολλῶν</w:t>
-      </w:r>
-    </w:p>
-    <w:p>
-      <w:pPr/>
-      <w:r>
-        <w:rPr>
-          <w:lang w:val="pt_PT" w:bidi="pt_PT"/>
-        </w:rPr>
-      </w:r>
-      <w:r>
-        <w:rPr>
-          <w:b/>
-          <w:lang w:val="pt_PT" w:bidi="pt_PT"/>
-        </w:rPr>
         <w:t>"Zenas"</w:t>
       </w:r>
       <w:r>
@@ -20906,21 +18036,6 @@
           <w:b/>
           <w:lang w:val="pt_PT" w:bidi="pt_PT"/>
         </w:rPr>
-        <w:t>καὶ Ἀπολλῶν</w:t>
-      </w:r>
-    </w:p>
-    <w:p>
-      <w:pPr/>
-      <w:r>
-        <w:rPr>
-          <w:lang w:val="pt_PT" w:bidi="pt_PT"/>
-        </w:rPr>
-      </w:r>
-      <w:r>
-        <w:rPr>
-          <w:b/>
-          <w:lang w:val="pt_PT" w:bidi="pt_PT"/>
-        </w:rPr>
         <w:t>"e também Apolo".</w:t>
       </w:r>
     </w:p>
@@ -20984,21 +18099,6 @@
           <w:b/>
           <w:lang w:val="pt_PT" w:bidi="pt_PT"/>
         </w:rPr>
-        <w:t>ἵνα μηδὲν αὐτοῖς λείπῃ</w:t>
-      </w:r>
-    </w:p>
-    <w:p>
-      <w:pPr/>
-      <w:r>
-        <w:rPr>
-          <w:lang w:val="pt_PT" w:bidi="pt_PT"/>
-        </w:rPr>
-      </w:r>
-      <w:r>
-        <w:rPr>
-          <w:b/>
-          <w:lang w:val="pt_PT" w:bidi="pt_PT"/>
-        </w:rPr>
         <w:t>"a fim de que eles tenham o que precisarem".</w:t>
       </w:r>
     </w:p>
@@ -21095,21 +18195,6 @@
           <w:b/>
           <w:lang w:val="pt_PT" w:bidi="pt_PT"/>
         </w:rPr>
-        <w:t>ἵνα μηδὲν αὐτοῖς λείπῃ</w:t>
-      </w:r>
-    </w:p>
-    <w:p>
-      <w:pPr/>
-      <w:r>
-        <w:rPr>
-          <w:lang w:val="pt_PT" w:bidi="pt_PT"/>
-        </w:rPr>
-      </w:r>
-      <w:r>
-        <w:rPr>
-          <w:b/>
-          <w:lang w:val="pt_PT" w:bidi="pt_PT"/>
-        </w:rPr>
         <w:t>"a fim de que eles tenham o que precisarem".</w:t>
       </w:r>
     </w:p>
@@ -21193,21 +18278,6 @@
           <w:b/>
           <w:lang w:val="pt_PT" w:bidi="pt_PT"/>
         </w:rPr>
-        <w:t>οἱ ἡμέτεροι</w:t>
-      </w:r>
-    </w:p>
-    <w:p>
-      <w:pPr/>
-      <w:r>
-        <w:rPr>
-          <w:lang w:val="pt_PT" w:bidi="pt_PT"/>
-        </w:rPr>
-      </w:r>
-      <w:r>
-        <w:rPr>
-          <w:b/>
-          <w:lang w:val="pt_PT" w:bidi="pt_PT"/>
-        </w:rPr>
         <w:t>"nossa gente".</w:t>
       </w:r>
     </w:p>
@@ -21304,21 +18374,6 @@
           <w:b/>
           <w:lang w:val="pt_PT" w:bidi="pt_PT"/>
         </w:rPr>
-        <w:t>οἱ ἡμέτεροι</w:t>
-      </w:r>
-    </w:p>
-    <w:p>
-      <w:pPr/>
-      <w:r>
-        <w:rPr>
-          <w:lang w:val="pt_PT" w:bidi="pt_PT"/>
-        </w:rPr>
-      </w:r>
-      <w:r>
-        <w:rPr>
-          <w:b/>
-          <w:lang w:val="pt_PT" w:bidi="pt_PT"/>
-        </w:rPr>
         <w:t>"nossa gente".</w:t>
       </w:r>
     </w:p>
@@ -21415,21 +18470,6 @@
           <w:b/>
           <w:lang w:val="pt_PT" w:bidi="pt_PT"/>
         </w:rPr>
-        <w:t>εἰς τὰς ἀναγκαίας χρείας</w:t>
-      </w:r>
-    </w:p>
-    <w:p>
-      <w:pPr/>
-      <w:r>
-        <w:rPr>
-          <w:lang w:val="pt_PT" w:bidi="pt_PT"/>
-        </w:rPr>
-      </w:r>
-      <w:r>
-        <w:rPr>
-          <w:b/>
-          <w:lang w:val="pt_PT" w:bidi="pt_PT"/>
-        </w:rPr>
         <w:t>"fazendo o bem e ajudando os outros em caso de necessidade".</w:t>
       </w:r>
     </w:p>
@@ -21526,21 +18566,6 @@
           <w:b/>
           <w:lang w:val="pt_PT" w:bidi="pt_PT"/>
         </w:rPr>
-        <w:t>ἵνα μὴ ὦσιν ἄκαρποι</w:t>
-      </w:r>
-    </w:p>
-    <w:p>
-      <w:pPr/>
-      <w:r>
-        <w:rPr>
-          <w:lang w:val="pt_PT" w:bidi="pt_PT"/>
-        </w:rPr>
-      </w:r>
-      <w:r>
-        <w:rPr>
-          <w:b/>
-          <w:lang w:val="pt_PT" w:bidi="pt_PT"/>
-        </w:rPr>
         <w:t>"para que assim a vida da nossa gente seja útil!".</w:t>
       </w:r>
     </w:p>
@@ -21624,21 +18649,6 @@
           <w:b/>
           <w:lang w:val="pt_PT" w:bidi="pt_PT"/>
         </w:rPr>
-        <w:t>ἵνα μὴ ὦσιν ἄκαρποι</w:t>
-      </w:r>
-    </w:p>
-    <w:p>
-      <w:pPr/>
-      <w:r>
-        <w:rPr>
-          <w:lang w:val="pt_PT" w:bidi="pt_PT"/>
-        </w:rPr>
-      </w:r>
-      <w:r>
-        <w:rPr>
-          <w:b/>
-          <w:lang w:val="pt_PT" w:bidi="pt_PT"/>
-        </w:rPr>
         <w:t>"para que assim a vida da nossa gente seja útil!".</w:t>
       </w:r>
     </w:p>
@@ -21722,21 +18732,6 @@
           <w:b/>
           <w:lang w:val="pt_PT" w:bidi="pt_PT"/>
         </w:rPr>
-        <w:t>ἀσπάζονταί σε</w:t>
-      </w:r>
-    </w:p>
-    <w:p>
-      <w:pPr/>
-      <w:r>
-        <w:rPr>
-          <w:lang w:val="pt_PT" w:bidi="pt_PT"/>
-        </w:rPr>
-      </w:r>
-      <w:r>
-        <w:rPr>
-          <w:b/>
-          <w:lang w:val="pt_PT" w:bidi="pt_PT"/>
-        </w:rPr>
         <w:t>"mandam saudações a você".</w:t>
       </w:r>
     </w:p>
@@ -21820,21 +18815,6 @@
           <w:b/>
           <w:lang w:val="pt_PT" w:bidi="pt_PT"/>
         </w:rPr>
-        <w:t>οἱ μετ’ ἐμοῦ πάντες</w:t>
-      </w:r>
-    </w:p>
-    <w:p>
-      <w:pPr/>
-      <w:r>
-        <w:rPr>
-          <w:lang w:val="pt_PT" w:bidi="pt_PT"/>
-        </w:rPr>
-      </w:r>
-      <w:r>
-        <w:rPr>
-          <w:b/>
-          <w:lang w:val="pt_PT" w:bidi="pt_PT"/>
-        </w:rPr>
         <w:t>"Todos que estão comigo".</w:t>
       </w:r>
     </w:p>
@@ -21918,21 +18898,6 @@
           <w:b/>
           <w:lang w:val="pt_PT" w:bidi="pt_PT"/>
         </w:rPr>
-        <w:t>τοὺς φιλοῦντας ἡμᾶς ἐν πίστει</w:t>
-      </w:r>
-    </w:p>
-    <w:p>
-      <w:pPr/>
-      <w:r>
-        <w:rPr>
-          <w:lang w:val="pt_PT" w:bidi="pt_PT"/>
-        </w:rPr>
-      </w:r>
-      <w:r>
-        <w:rPr>
-          <w:b/>
-          <w:lang w:val="pt_PT" w:bidi="pt_PT"/>
-        </w:rPr>
         <w:t>"aos nossos amigos na fé".</w:t>
       </w:r>
     </w:p>
@@ -22042,21 +19007,6 @@
           <w:b/>
           <w:lang w:val="pt_PT" w:bidi="pt_PT"/>
         </w:rPr>
-        <w:t>ἡμᾶς</w:t>
-      </w:r>
-    </w:p>
-    <w:p>
-      <w:pPr/>
-      <w:r>
-        <w:rPr>
-          <w:lang w:val="pt_PT" w:bidi="pt_PT"/>
-        </w:rPr>
-      </w:r>
-      <w:r>
-        <w:rPr>
-          <w:b/>
-          <w:lang w:val="pt_PT" w:bidi="pt_PT"/>
-        </w:rPr>
         <w:t>"nossos".</w:t>
       </w:r>
     </w:p>
@@ -22153,21 +19103,6 @@
           <w:b/>
           <w:lang w:val="pt_PT" w:bidi="pt_PT"/>
         </w:rPr>
-        <w:t>ἡ χάρις μετὰ πάντων ὑμῶν</w:t>
-      </w:r>
-    </w:p>
-    <w:p>
-      <w:pPr/>
-      <w:r>
-        <w:rPr>
-          <w:lang w:val="pt_PT" w:bidi="pt_PT"/>
-        </w:rPr>
-      </w:r>
-      <w:r>
-        <w:rPr>
-          <w:b/>
-          <w:lang w:val="pt_PT" w:bidi="pt_PT"/>
-        </w:rPr>
         <w:t>"Que a graça de Deus esteja com todos vocês!".</w:t>
       </w:r>
     </w:p>
@@ -22237,21 +19172,6 @@
         <w:rPr>
           <w:lang w:val="pt_PT" w:bidi="pt_PT"/>
         </w:rPr>
-      </w:r>
-    </w:p>
-    <w:p>
-      <w:pPr/>
-      <w:r>
-        <w:rPr>
-          <w:lang w:val="pt_PT" w:bidi="pt_PT"/>
-        </w:rPr>
-      </w:r>
-      <w:r>
-        <w:rPr>
-          <w:b/>
-          <w:lang w:val="pt_PT" w:bidi="pt_PT"/>
-        </w:rPr>
-        <w:t>ὑμῶν</w:t>
       </w:r>
     </w:p>
     <w:p>

--- a/por/docx/56.content.docx
+++ b/por/docx/56.content.docx
@@ -28,15 +28,49 @@
       </w:r>
     </w:p>
     <w:p>
-      <w:pPr/>
-      <w:r>
-        <w:rPr>
-          <w:lang w:val="pt_PT" w:bidi="pt_PT"/>
-        </w:rPr>
-      </w:r>
-      <w:r>
-        <w:rPr>
-          <w:b/>
+      <w:pPr>
+        <w:pStyle w:val="Heading2"/>
+      </w:pPr>
+      <w:r>
+        <w:rPr>
+          <w:lang w:val="pt_PT" w:bidi="pt_PT"/>
+        </w:rPr>
+        <w:t>License Information</w:t>
+      </w:r>
+      <w:r>
+        <w:rPr>
+          <w:lang w:val="pt_PT" w:bidi="pt_PT"/>
+        </w:rPr>
+      </w:r>
+    </w:p>
+    <w:p>
+      <w:pPr/>
+      <w:r>
+        <w:rPr>
+          <w:lang w:val="pt_PT" w:bidi="pt_PT"/>
+        </w:rPr>
+      </w:r>
+      <w:r>
+        <w:rPr>
+          <w:b/>
+          <w:lang w:val="pt_PT" w:bidi="pt_PT"/>
+        </w:rPr>
+        <w:t>Notas de Tradução (unfoldingWord)</w:t>
+      </w:r>
+      <w:r>
+        <w:rPr>
+          <w:lang w:val="pt_PT" w:bidi="pt_PT"/>
+        </w:rPr>
+        <w:t xml:space="preserve"> (Portuguese) is based on</w:t>
+      </w:r>
+      <w:r>
+        <w:rPr>
+          <w:lang w:val="pt_PT" w:bidi="pt_PT"/>
+        </w:rPr>
+        <w:t xml:space="preserve">: </w:t>
+      </w:r>
+      <w:r>
+        <w:rPr>
           <w:lang w:val="pt_PT" w:bidi="pt_PT"/>
         </w:rPr>
         <w:t>unfoldingWord® Translation Notes</w:t>
@@ -45,31 +79,62 @@
         <w:rPr>
           <w:lang w:val="pt_PT" w:bidi="pt_PT"/>
         </w:rPr>
-        <w:t xml:space="preserve"> © 2022 unfoldingWord. Released under CC BY-SA 4.0 license. </w:t>
-      </w:r>
-      <w:r>
-        <w:rPr>
-          <w:lang w:val="pt_PT" w:bidi="pt_PT"/>
-        </w:rPr>
-        <w:t>unfoldingWord® Translation Notes</w:t>
-      </w:r>
-      <w:r>
-        <w:rPr>
-          <w:lang w:val="pt_PT" w:bidi="pt_PT"/>
-        </w:rPr>
-        <w:t xml:space="preserve"> has been adapted in the following languages: Tok Pisin, Arabic (عربي), French (Français), Hindi (हिंदी), Indonesian (Bahasa Indonesia), Portuguese (Português), Russian (Русский), Spanish (Español), Swahili (Kiswahili), and Simplified Chinese (简体中文) from </w:t>
-      </w:r>
-      <w:r>
-        <w:rPr>
-          <w:lang w:val="pt_PT" w:bidi="pt_PT"/>
-        </w:rPr>
-        <w:t>unfoldingWord® Translation Notes</w:t>
-      </w:r>
-      <w:r>
-        <w:rPr>
-          <w:lang w:val="pt_PT" w:bidi="pt_PT"/>
-        </w:rPr>
-        <w:t xml:space="preserve"> © 2022 unfoldingWord. Released under CC BY-SA 4.0 license by Mission Mutual</w:t>
+        <w:t xml:space="preserve">, </w:t>
+      </w:r>
+      <w:hyperlink r:id="rId13">
+        <w:r>
+          <w:rPr>
+            <w:lang w:val="pt_PT" w:bidi="pt_PT"/>
+          </w:rPr>
+          <w:rPr>
+            <w:color w:val="0000EE"/>
+            <w:u w:val="single"/>
+          </w:rPr>
+          <w:t>unfoldingWord</w:t>
+        </w:r>
+      </w:hyperlink>
+      <w:r>
+        <w:rPr>
+          <w:lang w:val="pt_PT" w:bidi="pt_PT"/>
+        </w:rPr>
+        <w:t xml:space="preserve">, 2022, which is licensed under a </w:t>
+      </w:r>
+      <w:hyperlink r:id="rId14">
+        <w:r>
+          <w:rPr>
+            <w:lang w:val="pt_PT" w:bidi="pt_PT"/>
+          </w:rPr>
+          <w:rPr>
+            <w:color w:val="0000EE"/>
+            <w:u w:val="single"/>
+          </w:rPr>
+          <w:t>CC BY-SA 4.0 license</w:t>
+        </w:r>
+      </w:hyperlink>
+      <w:r>
+        <w:rPr>
+          <w:lang w:val="pt_PT" w:bidi="pt_PT"/>
+        </w:rPr>
+        <w:t>.</w:t>
+      </w:r>
+      <w:r>
+        <w:rPr>
+          <w:lang w:val="pt_PT" w:bidi="pt_PT"/>
+        </w:rPr>
+      </w:r>
+    </w:p>
+    <w:p>
+      <w:pPr/>
+      <w:r>
+        <w:rPr>
+          <w:lang w:val="pt_PT" w:bidi="pt_PT"/>
+        </w:rPr>
+      </w:r>
+      <w:r>
+        <w:rPr>
+          <w:lang w:val="pt_PT" w:bidi="pt_PT"/>
+        </w:rPr>
+        <w:t>This PDF version is provided under the same license.</w:t>
       </w:r>
       <w:r>
         <w:rPr>
@@ -756,6 +821,21 @@
           <w:b/>
           <w:lang w:val="pt_PT" w:bidi="pt_PT"/>
         </w:rPr>
+        <w:t>κατὰ πίστιν ἐκλεκτῶν Θεοῦ καὶ ἐπίγνωσιν ἀληθείας</w:t>
+      </w:r>
+    </w:p>
+    <w:p>
+      <w:pPr/>
+      <w:r>
+        <w:rPr>
+          <w:lang w:val="pt_PT" w:bidi="pt_PT"/>
+        </w:rPr>
+      </w:r>
+      <w:r>
+        <w:rPr>
+          <w:b/>
+          <w:lang w:val="pt_PT" w:bidi="pt_PT"/>
+        </w:rPr>
         <w:t>"pela fé dos eleitos de Deus e pelo conhecimento da verdade"</w:t>
       </w:r>
     </w:p>
@@ -878,6 +958,21 @@
           <w:b/>
           <w:lang w:val="pt_PT" w:bidi="pt_PT"/>
         </w:rPr>
+        <w:t>ἐκλεκτῶν Θεοῦ</w:t>
+      </w:r>
+    </w:p>
+    <w:p>
+      <w:pPr/>
+      <w:r>
+        <w:rPr>
+          <w:lang w:val="pt_PT" w:bidi="pt_PT"/>
+        </w:rPr>
+      </w:r>
+      <w:r>
+        <w:rPr>
+          <w:b/>
+          <w:lang w:val="pt_PT" w:bidi="pt_PT"/>
+        </w:rPr>
         <w:t>"dos eleitos de Deus"</w:t>
       </w:r>
     </w:p>
@@ -961,6 +1056,21 @@
           <w:b/>
           <w:lang w:val="pt_PT" w:bidi="pt_PT"/>
         </w:rPr>
+        <w:t>καὶ ἐπίγνωσιν ἀληθείας</w:t>
+      </w:r>
+    </w:p>
+    <w:p>
+      <w:pPr/>
+      <w:r>
+        <w:rPr>
+          <w:lang w:val="pt_PT" w:bidi="pt_PT"/>
+        </w:rPr>
+      </w:r>
+      <w:r>
+        <w:rPr>
+          <w:b/>
+          <w:lang w:val="pt_PT" w:bidi="pt_PT"/>
+        </w:rPr>
         <w:t>"e seu conhecimento da verdade"</w:t>
       </w:r>
     </w:p>
@@ -1044,6 +1154,21 @@
           <w:b/>
           <w:lang w:val="pt_PT" w:bidi="pt_PT"/>
         </w:rPr>
+        <w:t>τῆς κατ’ εὐσέβειαν</w:t>
+      </w:r>
+    </w:p>
+    <w:p>
+      <w:pPr/>
+      <w:r>
+        <w:rPr>
+          <w:lang w:val="pt_PT" w:bidi="pt_PT"/>
+        </w:rPr>
+      </w:r>
+      <w:r>
+        <w:rPr>
+          <w:b/>
+          <w:lang w:val="pt_PT" w:bidi="pt_PT"/>
+        </w:rPr>
         <w:t>"que leva à piedade"</w:t>
       </w:r>
     </w:p>
@@ -1140,6 +1265,21 @@
           <w:b/>
           <w:lang w:val="pt_PT" w:bidi="pt_PT"/>
         </w:rPr>
+        <w:t>ἐπ’ ἐλπίδι ζωῆς αἰωνίου</w:t>
+      </w:r>
+    </w:p>
+    <w:p>
+      <w:pPr/>
+      <w:r>
+        <w:rPr>
+          <w:lang w:val="pt_PT" w:bidi="pt_PT"/>
+        </w:rPr>
+      </w:r>
+      <w:r>
+        <w:rPr>
+          <w:b/>
+          <w:lang w:val="pt_PT" w:bidi="pt_PT"/>
+        </w:rPr>
         <w:t>"na esperança da vida eterna"</w:t>
       </w:r>
     </w:p>
@@ -1262,6 +1402,21 @@
           <w:b/>
           <w:lang w:val="pt_PT" w:bidi="pt_PT"/>
         </w:rPr>
+        <w:t>ἐπ’ ἐλπίδι ζωῆς αἰωνίου</w:t>
+      </w:r>
+    </w:p>
+    <w:p>
+      <w:pPr/>
+      <w:r>
+        <w:rPr>
+          <w:lang w:val="pt_PT" w:bidi="pt_PT"/>
+        </w:rPr>
+      </w:r>
+      <w:r>
+        <w:rPr>
+          <w:b/>
+          <w:lang w:val="pt_PT" w:bidi="pt_PT"/>
+        </w:rPr>
         <w:t>"na esperança da vida eterna"</w:t>
       </w:r>
     </w:p>
@@ -1358,6 +1513,21 @@
           <w:b/>
           <w:lang w:val="pt_PT" w:bidi="pt_PT"/>
         </w:rPr>
+        <w:t>ὁ ἀψευδὴς Θεὸς</w:t>
+      </w:r>
+    </w:p>
+    <w:p>
+      <w:pPr/>
+      <w:r>
+        <w:rPr>
+          <w:lang w:val="pt_PT" w:bidi="pt_PT"/>
+        </w:rPr>
+      </w:r>
+      <w:r>
+        <w:rPr>
+          <w:b/>
+          <w:lang w:val="pt_PT" w:bidi="pt_PT"/>
+        </w:rPr>
         <w:t>"Deus que não pode mentir"</w:t>
       </w:r>
     </w:p>
@@ -1504,6 +1674,21 @@
           <w:b/>
           <w:lang w:val="pt_PT" w:bidi="pt_PT"/>
         </w:rPr>
+        <w:t>καιροῖς ἰδίοις</w:t>
+      </w:r>
+    </w:p>
+    <w:p>
+      <w:pPr/>
+      <w:r>
+        <w:rPr>
+          <w:lang w:val="pt_PT" w:bidi="pt_PT"/>
+        </w:rPr>
+      </w:r>
+      <w:r>
+        <w:rPr>
+          <w:b/>
+          <w:lang w:val="pt_PT" w:bidi="pt_PT"/>
+        </w:rPr>
         <w:t>"No Seu próprio tempo"</w:t>
       </w:r>
     </w:p>
@@ -1567,6 +1752,21 @@
           <w:b/>
           <w:lang w:val="pt_PT" w:bidi="pt_PT"/>
         </w:rPr>
+        <w:t>ἐφανέρωσεν &amp; τὸν λόγον αὐτοῦ</w:t>
+      </w:r>
+    </w:p>
+    <w:p>
+      <w:pPr/>
+      <w:r>
+        <w:rPr>
+          <w:lang w:val="pt_PT" w:bidi="pt_PT"/>
+        </w:rPr>
+      </w:r>
+      <w:r>
+        <w:rPr>
+          <w:b/>
+          <w:lang w:val="pt_PT" w:bidi="pt_PT"/>
+        </w:rPr>
         <w:t>"Ele fez"</w:t>
       </w:r>
       <w:r>
@@ -1663,6 +1863,21 @@
           <w:b/>
           <w:lang w:val="pt_PT" w:bidi="pt_PT"/>
         </w:rPr>
+        <w:t>ἐν κηρύγματι</w:t>
+      </w:r>
+    </w:p>
+    <w:p>
+      <w:pPr/>
+      <w:r>
+        <w:rPr>
+          <w:lang w:val="pt_PT" w:bidi="pt_PT"/>
+        </w:rPr>
+      </w:r>
+      <w:r>
+        <w:rPr>
+          <w:b/>
+          <w:lang w:val="pt_PT" w:bidi="pt_PT"/>
+        </w:rPr>
         <w:t>"na proclamação"</w:t>
       </w:r>
     </w:p>
@@ -1759,6 +1974,21 @@
           <w:b/>
           <w:lang w:val="pt_PT" w:bidi="pt_PT"/>
         </w:rPr>
+        <w:t>ὃ ἐπιστεύθην ἐγὼ</w:t>
+      </w:r>
+    </w:p>
+    <w:p>
+      <w:pPr/>
+      <w:r>
+        <w:rPr>
+          <w:lang w:val="pt_PT" w:bidi="pt_PT"/>
+        </w:rPr>
+      </w:r>
+      <w:r>
+        <w:rPr>
+          <w:b/>
+          <w:lang w:val="pt_PT" w:bidi="pt_PT"/>
+        </w:rPr>
         <w:t>"confiado a mim"</w:t>
       </w:r>
     </w:p>
@@ -1842,6 +2072,21 @@
           <w:b/>
           <w:lang w:val="pt_PT" w:bidi="pt_PT"/>
         </w:rPr>
+        <w:t>ἡμῶν</w:t>
+      </w:r>
+    </w:p>
+    <w:p>
+      <w:pPr/>
+      <w:r>
+        <w:rPr>
+          <w:lang w:val="pt_PT" w:bidi="pt_PT"/>
+        </w:rPr>
+      </w:r>
+      <w:r>
+        <w:rPr>
+          <w:b/>
+          <w:lang w:val="pt_PT" w:bidi="pt_PT"/>
+        </w:rPr>
         <w:t>"nosso"</w:t>
       </w:r>
     </w:p>
@@ -1938,6 +2183,21 @@
           <w:b/>
           <w:lang w:val="pt_PT" w:bidi="pt_PT"/>
         </w:rPr>
+        <w:t>γνησίῳ τέκνῳ</w:t>
+      </w:r>
+    </w:p>
+    <w:p>
+      <w:pPr/>
+      <w:r>
+        <w:rPr>
+          <w:lang w:val="pt_PT" w:bidi="pt_PT"/>
+        </w:rPr>
+      </w:r>
+      <w:r>
+        <w:rPr>
+          <w:b/>
+          <w:lang w:val="pt_PT" w:bidi="pt_PT"/>
+        </w:rPr>
         <w:t>"meu VERDADEIRO filho"</w:t>
       </w:r>
     </w:p>
@@ -2034,6 +2294,21 @@
           <w:b/>
           <w:lang w:val="pt_PT" w:bidi="pt_PT"/>
         </w:rPr>
+        <w:t>κατὰ κοινὴν πίστιν</w:t>
+      </w:r>
+    </w:p>
+    <w:p>
+      <w:pPr/>
+      <w:r>
+        <w:rPr>
+          <w:lang w:val="pt_PT" w:bidi="pt_PT"/>
+        </w:rPr>
+      </w:r>
+      <w:r>
+        <w:rPr>
+          <w:b/>
+          <w:lang w:val="pt_PT" w:bidi="pt_PT"/>
+        </w:rPr>
         <w:t>"em nossa fé comum"</w:t>
       </w:r>
     </w:p>
@@ -2143,6 +2418,21 @@
           <w:b/>
           <w:lang w:val="pt_PT" w:bidi="pt_PT"/>
         </w:rPr>
+        <w:t>χάρις καὶ εἰρήνη</w:t>
+      </w:r>
+    </w:p>
+    <w:p>
+      <w:pPr/>
+      <w:r>
+        <w:rPr>
+          <w:lang w:val="pt_PT" w:bidi="pt_PT"/>
+        </w:rPr>
+      </w:r>
+      <w:r>
+        <w:rPr>
+          <w:b/>
+          <w:lang w:val="pt_PT" w:bidi="pt_PT"/>
+        </w:rPr>
         <w:t>"Graça e paz"</w:t>
       </w:r>
     </w:p>
@@ -2226,6 +2516,21 @@
           <w:b/>
           <w:lang w:val="pt_PT" w:bidi="pt_PT"/>
         </w:rPr>
+        <w:t>χάρις καὶ εἰρήνη ἀπὸ Θεοῦ Πατρὸς καὶ Χριστοῦ Ἰησοῦ τοῦ Σωτῆρος ἡμῶν</w:t>
+      </w:r>
+    </w:p>
+    <w:p>
+      <w:pPr/>
+      <w:r>
+        <w:rPr>
+          <w:lang w:val="pt_PT" w:bidi="pt_PT"/>
+        </w:rPr>
+      </w:r>
+      <w:r>
+        <w:rPr>
+          <w:b/>
+          <w:lang w:val="pt_PT" w:bidi="pt_PT"/>
+        </w:rPr>
         <w:t>"Graça e paz de Deus o Pai e Cristo Jesus nosso Salvador"</w:t>
       </w:r>
     </w:p>
@@ -2335,6 +2640,21 @@
           <w:b/>
           <w:lang w:val="pt_PT" w:bidi="pt_PT"/>
         </w:rPr>
+        <w:t>Χριστοῦ Ἰησοῦ τοῦ Σωτῆρος ἡμῶν</w:t>
+      </w:r>
+    </w:p>
+    <w:p>
+      <w:pPr/>
+      <w:r>
+        <w:rPr>
+          <w:lang w:val="pt_PT" w:bidi="pt_PT"/>
+        </w:rPr>
+      </w:r>
+      <w:r>
+        <w:rPr>
+          <w:b/>
+          <w:lang w:val="pt_PT" w:bidi="pt_PT"/>
+        </w:rPr>
         <w:t>"Cristo Jesus nosso Salvador"</w:t>
       </w:r>
     </w:p>
@@ -2398,6 +2718,21 @@
           <w:b/>
           <w:lang w:val="pt_PT" w:bidi="pt_PT"/>
         </w:rPr>
+        <w:t>ἡμῶν</w:t>
+      </w:r>
+    </w:p>
+    <w:p>
+      <w:pPr/>
+      <w:r>
+        <w:rPr>
+          <w:lang w:val="pt_PT" w:bidi="pt_PT"/>
+        </w:rPr>
+      </w:r>
+      <w:r>
+        <w:rPr>
+          <w:b/>
+          <w:lang w:val="pt_PT" w:bidi="pt_PT"/>
+        </w:rPr>
         <w:t>"nosso"</w:t>
       </w:r>
     </w:p>
@@ -2494,6 +2829,21 @@
           <w:b/>
           <w:lang w:val="pt_PT" w:bidi="pt_PT"/>
         </w:rPr>
+        <w:t>τούτου χάριν</w:t>
+      </w:r>
+    </w:p>
+    <w:p>
+      <w:pPr/>
+      <w:r>
+        <w:rPr>
+          <w:lang w:val="pt_PT" w:bidi="pt_PT"/>
+        </w:rPr>
+      </w:r>
+      <w:r>
+        <w:rPr>
+          <w:b/>
+          <w:lang w:val="pt_PT" w:bidi="pt_PT"/>
+        </w:rPr>
         <w:t>"A razão"</w:t>
       </w:r>
     </w:p>
@@ -2590,6 +2940,21 @@
           <w:b/>
           <w:lang w:val="pt_PT" w:bidi="pt_PT"/>
         </w:rPr>
+        <w:t>ἀπέλιπόν σε ἐν Κρήτῃ</w:t>
+      </w:r>
+    </w:p>
+    <w:p>
+      <w:pPr/>
+      <w:r>
+        <w:rPr>
+          <w:lang w:val="pt_PT" w:bidi="pt_PT"/>
+        </w:rPr>
+      </w:r>
+      <w:r>
+        <w:rPr>
+          <w:b/>
+          <w:lang w:val="pt_PT" w:bidi="pt_PT"/>
+        </w:rPr>
         <w:t>"Eu deixei você em Creta"</w:t>
       </w:r>
     </w:p>
@@ -2653,6 +3018,21 @@
           <w:b/>
           <w:lang w:val="pt_PT" w:bidi="pt_PT"/>
         </w:rPr>
+        <w:t>ἵνα τὰ λείποντα ἐπιδιορθώσῃ</w:t>
+      </w:r>
+    </w:p>
+    <w:p>
+      <w:pPr/>
+      <w:r>
+        <w:rPr>
+          <w:lang w:val="pt_PT" w:bidi="pt_PT"/>
+        </w:rPr>
+      </w:r>
+      <w:r>
+        <w:rPr>
+          <w:b/>
+          <w:lang w:val="pt_PT" w:bidi="pt_PT"/>
+        </w:rPr>
         <w:t>"para que você colocasse em ordem o que estava inacabado"</w:t>
       </w:r>
     </w:p>
@@ -2716,6 +3096,21 @@
           <w:b/>
           <w:lang w:val="pt_PT" w:bidi="pt_PT"/>
         </w:rPr>
+        <w:t>καταστήσῃς &amp; πρεσβυτέρους</w:t>
+      </w:r>
+    </w:p>
+    <w:p>
+      <w:pPr/>
+      <w:r>
+        <w:rPr>
+          <w:lang w:val="pt_PT" w:bidi="pt_PT"/>
+        </w:rPr>
+      </w:r>
+      <w:r>
+        <w:rPr>
+          <w:b/>
+          <w:lang w:val="pt_PT" w:bidi="pt_PT"/>
+        </w:rPr>
         <w:t>"nomear"</w:t>
       </w:r>
       <w:r>
@@ -2792,6 +3187,21 @@
           <w:b/>
           <w:lang w:val="pt_PT" w:bidi="pt_PT"/>
         </w:rPr>
+        <w:t>εἴ τίς ἐστιν ἀνέγκλητος</w:t>
+      </w:r>
+    </w:p>
+    <w:p>
+      <w:pPr/>
+      <w:r>
+        <w:rPr>
+          <w:lang w:val="pt_PT" w:bidi="pt_PT"/>
+        </w:rPr>
+      </w:r>
+      <w:r>
+        <w:rPr>
+          <w:b/>
+          <w:lang w:val="pt_PT" w:bidi="pt_PT"/>
+        </w:rPr>
         <w:t>"Um ancião deve ser irrepreensível"</w:t>
       </w:r>
     </w:p>
@@ -2875,6 +3285,21 @@
           <w:b/>
           <w:lang w:val="pt_PT" w:bidi="pt_PT"/>
         </w:rPr>
+        <w:t>ἀνέγκλητος</w:t>
+      </w:r>
+    </w:p>
+    <w:p>
+      <w:pPr/>
+      <w:r>
+        <w:rPr>
+          <w:lang w:val="pt_PT" w:bidi="pt_PT"/>
+        </w:rPr>
+      </w:r>
+      <w:r>
+        <w:rPr>
+          <w:b/>
+          <w:lang w:val="pt_PT" w:bidi="pt_PT"/>
+        </w:rPr>
         <w:t>"irrepreensível"</w:t>
       </w:r>
     </w:p>
@@ -2971,6 +3396,21 @@
           <w:b/>
           <w:lang w:val="pt_PT" w:bidi="pt_PT"/>
         </w:rPr>
+        <w:t>μιᾶς γυναικὸς ἀνήρ</w:t>
+      </w:r>
+    </w:p>
+    <w:p>
+      <w:pPr/>
+      <w:r>
+        <w:rPr>
+          <w:lang w:val="pt_PT" w:bidi="pt_PT"/>
+        </w:rPr>
+      </w:r>
+      <w:r>
+        <w:rPr>
+          <w:b/>
+          <w:lang w:val="pt_PT" w:bidi="pt_PT"/>
+        </w:rPr>
         <w:t>"o marido de apenas uma esposa"</w:t>
       </w:r>
     </w:p>
@@ -3067,6 +3507,21 @@
           <w:b/>
           <w:lang w:val="pt_PT" w:bidi="pt_PT"/>
         </w:rPr>
+        <w:t>τέκνα &amp; πιστά</w:t>
+      </w:r>
+    </w:p>
+    <w:p>
+      <w:pPr/>
+      <w:r>
+        <w:rPr>
+          <w:lang w:val="pt_PT" w:bidi="pt_PT"/>
+        </w:rPr>
+      </w:r>
+      <w:r>
+        <w:rPr>
+          <w:b/>
+          <w:lang w:val="pt_PT" w:bidi="pt_PT"/>
+        </w:rPr>
         <w:t>"crianças"</w:t>
       </w:r>
       <w:r>
@@ -3163,6 +3618,21 @@
           <w:b/>
           <w:lang w:val="pt_PT" w:bidi="pt_PT"/>
         </w:rPr>
+        <w:t>τὸν ἐπίσκοπον</w:t>
+      </w:r>
+    </w:p>
+    <w:p>
+      <w:pPr/>
+      <w:r>
+        <w:rPr>
+          <w:lang w:val="pt_PT" w:bidi="pt_PT"/>
+        </w:rPr>
+      </w:r>
+      <w:r>
+        <w:rPr>
+          <w:b/>
+          <w:lang w:val="pt_PT" w:bidi="pt_PT"/>
+        </w:rPr>
         <w:t>"um supervisor"</w:t>
       </w:r>
     </w:p>
@@ -3259,6 +3729,21 @@
           <w:b/>
           <w:lang w:val="pt_PT" w:bidi="pt_PT"/>
         </w:rPr>
+        <w:t>Θεοῦ οἰκονόμον</w:t>
+      </w:r>
+    </w:p>
+    <w:p>
+      <w:pPr/>
+      <w:r>
+        <w:rPr>
+          <w:lang w:val="pt_PT" w:bidi="pt_PT"/>
+        </w:rPr>
+      </w:r>
+      <w:r>
+        <w:rPr>
+          <w:b/>
+          <w:lang w:val="pt_PT" w:bidi="pt_PT"/>
+        </w:rPr>
         <w:t>"Mordomo de Deus"</w:t>
       </w:r>
     </w:p>
@@ -3355,6 +3840,21 @@
           <w:b/>
           <w:lang w:val="pt_PT" w:bidi="pt_PT"/>
         </w:rPr>
+        <w:t>μὴ πάροινον</w:t>
+      </w:r>
+    </w:p>
+    <w:p>
+      <w:pPr/>
+      <w:r>
+        <w:rPr>
+          <w:lang w:val="pt_PT" w:bidi="pt_PT"/>
+        </w:rPr>
+      </w:r>
+      <w:r>
+        <w:rPr>
+          <w:b/>
+          <w:lang w:val="pt_PT" w:bidi="pt_PT"/>
+        </w:rPr>
         <w:t>"não deve ser chegado ao vinho"</w:t>
       </w:r>
     </w:p>
@@ -3418,6 +3918,21 @@
           <w:b/>
           <w:lang w:val="pt_PT" w:bidi="pt_PT"/>
         </w:rPr>
+        <w:t>μὴ πλήκτην</w:t>
+      </w:r>
+    </w:p>
+    <w:p>
+      <w:pPr/>
+      <w:r>
+        <w:rPr>
+          <w:lang w:val="pt_PT" w:bidi="pt_PT"/>
+        </w:rPr>
+      </w:r>
+      <w:r>
+        <w:rPr>
+          <w:b/>
+          <w:lang w:val="pt_PT" w:bidi="pt_PT"/>
+        </w:rPr>
         <w:t>"nem violento"</w:t>
       </w:r>
     </w:p>
@@ -3481,6 +3996,21 @@
           <w:b/>
           <w:lang w:val="pt_PT" w:bidi="pt_PT"/>
         </w:rPr>
+        <w:t>ἀλλὰ</w:t>
+      </w:r>
+    </w:p>
+    <w:p>
+      <w:pPr/>
+      <w:r>
+        <w:rPr>
+          <w:lang w:val="pt_PT" w:bidi="pt_PT"/>
+        </w:rPr>
+      </w:r>
+      <w:r>
+        <w:rPr>
+          <w:b/>
+          <w:lang w:val="pt_PT" w:bidi="pt_PT"/>
+        </w:rPr>
         <w:t>"Em vez disso"</w:t>
       </w:r>
     </w:p>
@@ -3577,6 +4107,21 @@
           <w:b/>
           <w:lang w:val="pt_PT" w:bidi="pt_PT"/>
         </w:rPr>
+        <w:t>φιλάγαθον</w:t>
+      </w:r>
+    </w:p>
+    <w:p>
+      <w:pPr/>
+      <w:r>
+        <w:rPr>
+          <w:lang w:val="pt_PT" w:bidi="pt_PT"/>
+        </w:rPr>
+      </w:r>
+      <w:r>
+        <w:rPr>
+          <w:b/>
+          <w:lang w:val="pt_PT" w:bidi="pt_PT"/>
+        </w:rPr>
         <w:t>"amar o bem"</w:t>
       </w:r>
     </w:p>
@@ -3686,6 +4231,21 @@
           <w:b/>
           <w:lang w:val="pt_PT" w:bidi="pt_PT"/>
         </w:rPr>
+        <w:t>σώφρονα &amp; ἐγκρατῆ</w:t>
+      </w:r>
+    </w:p>
+    <w:p>
+      <w:pPr/>
+      <w:r>
+        <w:rPr>
+          <w:lang w:val="pt_PT" w:bidi="pt_PT"/>
+        </w:rPr>
+      </w:r>
+      <w:r>
+        <w:rPr>
+          <w:b/>
+          <w:lang w:val="pt_PT" w:bidi="pt_PT"/>
+        </w:rPr>
         <w:t>"prudente"</w:t>
       </w:r>
       <w:r>
@@ -3808,6 +4368,21 @@
           <w:b/>
           <w:lang w:val="pt_PT" w:bidi="pt_PT"/>
         </w:rPr>
+        <w:t>δίκαιον, ὅσιον</w:t>
+      </w:r>
+    </w:p>
+    <w:p>
+      <w:pPr/>
+      <w:r>
+        <w:rPr>
+          <w:lang w:val="pt_PT" w:bidi="pt_PT"/>
+        </w:rPr>
+      </w:r>
+      <w:r>
+        <w:rPr>
+          <w:b/>
+          <w:lang w:val="pt_PT" w:bidi="pt_PT"/>
+        </w:rPr>
         <w:t>"justo, dedicado a Deus"</w:t>
       </w:r>
     </w:p>
@@ -3917,6 +4492,21 @@
           <w:b/>
           <w:lang w:val="pt_PT" w:bidi="pt_PT"/>
         </w:rPr>
+        <w:t>ἀντεχόμενον</w:t>
+      </w:r>
+    </w:p>
+    <w:p>
+      <w:pPr/>
+      <w:r>
+        <w:rPr>
+          <w:lang w:val="pt_PT" w:bidi="pt_PT"/>
+        </w:rPr>
+      </w:r>
+      <w:r>
+        <w:rPr>
+          <w:b/>
+          <w:lang w:val="pt_PT" w:bidi="pt_PT"/>
+        </w:rPr>
         <w:t>"Ele deve manter firme".</w:t>
       </w:r>
     </w:p>
@@ -4000,6 +4590,21 @@
           <w:b/>
           <w:lang w:val="pt_PT" w:bidi="pt_PT"/>
         </w:rPr>
+        <w:t>κατὰ τὴν διδαχὴν</w:t>
+      </w:r>
+    </w:p>
+    <w:p>
+      <w:pPr/>
+      <w:r>
+        <w:rPr>
+          <w:lang w:val="pt_PT" w:bidi="pt_PT"/>
+        </w:rPr>
+      </w:r>
+      <w:r>
+        <w:rPr>
+          <w:b/>
+          <w:lang w:val="pt_PT" w:bidi="pt_PT"/>
+        </w:rPr>
         <w:t>"que está de acordo com a doutrina".</w:t>
       </w:r>
     </w:p>
@@ -4063,6 +4668,21 @@
           <w:b/>
           <w:lang w:val="pt_PT" w:bidi="pt_PT"/>
         </w:rPr>
+        <w:t>ἵνα</w:t>
+      </w:r>
+    </w:p>
+    <w:p>
+      <w:pPr/>
+      <w:r>
+        <w:rPr>
+          <w:lang w:val="pt_PT" w:bidi="pt_PT"/>
+        </w:rPr>
+      </w:r>
+      <w:r>
+        <w:rPr>
+          <w:b/>
+          <w:lang w:val="pt_PT" w:bidi="pt_PT"/>
+        </w:rPr>
         <w:t>"Assim".</w:t>
       </w:r>
     </w:p>
@@ -4159,6 +4779,21 @@
           <w:b/>
           <w:lang w:val="pt_PT" w:bidi="pt_PT"/>
         </w:rPr>
+        <w:t>τῇ διδασκαλίᾳ τῇ ὑγιαινούσῃ</w:t>
+      </w:r>
+    </w:p>
+    <w:p>
+      <w:pPr/>
+      <w:r>
+        <w:rPr>
+          <w:lang w:val="pt_PT" w:bidi="pt_PT"/>
+        </w:rPr>
+      </w:r>
+      <w:r>
+        <w:rPr>
+          <w:b/>
+          <w:lang w:val="pt_PT" w:bidi="pt_PT"/>
+        </w:rPr>
         <w:t>"verdadeiro ensinamento".</w:t>
       </w:r>
     </w:p>
@@ -4268,6 +4903,21 @@
           <w:b/>
           <w:lang w:val="pt_PT" w:bidi="pt_PT"/>
         </w:rPr>
+        <w:t>ματαιολόγοι</w:t>
+      </w:r>
+    </w:p>
+    <w:p>
+      <w:pPr/>
+      <w:r>
+        <w:rPr>
+          <w:lang w:val="pt_PT" w:bidi="pt_PT"/>
+        </w:rPr>
+      </w:r>
+      <w:r>
+        <w:rPr>
+          <w:b/>
+          <w:lang w:val="pt_PT" w:bidi="pt_PT"/>
+        </w:rPr>
         <w:t>"com as suas tolices".</w:t>
       </w:r>
     </w:p>
@@ -4364,6 +5014,21 @@
           <w:b/>
           <w:lang w:val="pt_PT" w:bidi="pt_PT"/>
         </w:rPr>
+        <w:t>φρεναπάται</w:t>
+      </w:r>
+    </w:p>
+    <w:p>
+      <w:pPr/>
+      <w:r>
+        <w:rPr>
+          <w:lang w:val="pt_PT" w:bidi="pt_PT"/>
+        </w:rPr>
+      </w:r>
+      <w:r>
+        <w:rPr>
+          <w:b/>
+          <w:lang w:val="pt_PT" w:bidi="pt_PT"/>
+        </w:rPr>
         <w:t>"enganam".</w:t>
       </w:r>
     </w:p>
@@ -4460,6 +5125,21 @@
           <w:b/>
           <w:lang w:val="pt_PT" w:bidi="pt_PT"/>
         </w:rPr>
+        <w:t>ματαιολόγοι, καὶ φρεναπάται</w:t>
+      </w:r>
+    </w:p>
+    <w:p>
+      <w:pPr/>
+      <w:r>
+        <w:rPr>
+          <w:lang w:val="pt_PT" w:bidi="pt_PT"/>
+        </w:rPr>
+      </w:r>
+      <w:r>
+        <w:rPr>
+          <w:b/>
+          <w:lang w:val="pt_PT" w:bidi="pt_PT"/>
+        </w:rPr>
         <w:t>"que são revoltados e enganam os outros com as suas tolices".</w:t>
       </w:r>
     </w:p>
@@ -4582,6 +5262,21 @@
           <w:b/>
           <w:lang w:val="pt_PT" w:bidi="pt_PT"/>
         </w:rPr>
+        <w:t>οἱ ἐκ τῆς περιτομῆς</w:t>
+      </w:r>
+    </w:p>
+    <w:p>
+      <w:pPr/>
+      <w:r>
+        <w:rPr>
+          <w:lang w:val="pt_PT" w:bidi="pt_PT"/>
+        </w:rPr>
+      </w:r>
+      <w:r>
+        <w:rPr>
+          <w:b/>
+          <w:lang w:val="pt_PT" w:bidi="pt_PT"/>
+        </w:rPr>
         <w:t>"os que vieram do Judaísmo".</w:t>
       </w:r>
     </w:p>
@@ -4678,6 +5373,21 @@
           <w:b/>
           <w:lang w:val="pt_PT" w:bidi="pt_PT"/>
         </w:rPr>
+        <w:t>οὓς δεῖ ἐπιστομίζειν</w:t>
+      </w:r>
+    </w:p>
+    <w:p>
+      <w:pPr/>
+      <w:r>
+        <w:rPr>
+          <w:lang w:val="pt_PT" w:bidi="pt_PT"/>
+        </w:rPr>
+      </w:r>
+      <w:r>
+        <w:rPr>
+          <w:b/>
+          <w:lang w:val="pt_PT" w:bidi="pt_PT"/>
+        </w:rPr>
         <w:t>"é preciso fazê-los calar".</w:t>
       </w:r>
     </w:p>
@@ -4761,6 +5471,21 @@
           <w:b/>
           <w:lang w:val="pt_PT" w:bidi="pt_PT"/>
         </w:rPr>
+        <w:t>ὅλους οἴκους ἀνατρέπουσιν</w:t>
+      </w:r>
+    </w:p>
+    <w:p>
+      <w:pPr/>
+      <w:r>
+        <w:rPr>
+          <w:lang w:val="pt_PT" w:bidi="pt_PT"/>
+        </w:rPr>
+      </w:r>
+      <w:r>
+        <w:rPr>
+          <w:b/>
+          <w:lang w:val="pt_PT" w:bidi="pt_PT"/>
+        </w:rPr>
         <w:t>"atrapalhando famílias inteiras".</w:t>
       </w:r>
     </w:p>
@@ -4844,6 +5569,21 @@
           <w:b/>
           <w:lang w:val="pt_PT" w:bidi="pt_PT"/>
         </w:rPr>
+        <w:t>αἰσχροῦ κέρδους χάριν</w:t>
+      </w:r>
+    </w:p>
+    <w:p>
+      <w:pPr/>
+      <w:r>
+        <w:rPr>
+          <w:lang w:val="pt_PT" w:bidi="pt_PT"/>
+        </w:rPr>
+      </w:r>
+      <w:r>
+        <w:rPr>
+          <w:b/>
+          <w:lang w:val="pt_PT" w:bidi="pt_PT"/>
+        </w:rPr>
         <w:t>"intenção vergonhosa de ganhar dinheiro".</w:t>
       </w:r>
     </w:p>
@@ -4953,6 +5693,21 @@
           <w:b/>
           <w:lang w:val="pt_PT" w:bidi="pt_PT"/>
         </w:rPr>
+        <w:t>τις ἐξ αὐτῶν, ἴδιος αὐτῶν προφήτης</w:t>
+      </w:r>
+    </w:p>
+    <w:p>
+      <w:pPr/>
+      <w:r>
+        <w:rPr>
+          <w:lang w:val="pt_PT" w:bidi="pt_PT"/>
+        </w:rPr>
+      </w:r>
+      <w:r>
+        <w:rPr>
+          <w:b/>
+          <w:lang w:val="pt_PT" w:bidi="pt_PT"/>
+        </w:rPr>
         <w:t>"um deles, um profeta da ilha de Creta".</w:t>
       </w:r>
     </w:p>
@@ -5016,6 +5771,21 @@
           <w:b/>
           <w:lang w:val="pt_PT" w:bidi="pt_PT"/>
         </w:rPr>
+        <w:t>Κρῆτες ἀεὶ ψεῦσται</w:t>
+      </w:r>
+    </w:p>
+    <w:p>
+      <w:pPr/>
+      <w:r>
+        <w:rPr>
+          <w:lang w:val="pt_PT" w:bidi="pt_PT"/>
+        </w:rPr>
+      </w:r>
+      <w:r>
+        <w:rPr>
+          <w:b/>
+          <w:lang w:val="pt_PT" w:bidi="pt_PT"/>
+        </w:rPr>
         <w:t>"Os cretenses só dizem mentiras".</w:t>
       </w:r>
     </w:p>
@@ -5112,6 +5882,21 @@
           <w:b/>
           <w:lang w:val="pt_PT" w:bidi="pt_PT"/>
         </w:rPr>
+        <w:t>κακὰ θηρία</w:t>
+      </w:r>
+    </w:p>
+    <w:p>
+      <w:pPr/>
+      <w:r>
+        <w:rPr>
+          <w:lang w:val="pt_PT" w:bidi="pt_PT"/>
+        </w:rPr>
+      </w:r>
+      <w:r>
+        <w:rPr>
+          <w:b/>
+          <w:lang w:val="pt_PT" w:bidi="pt_PT"/>
+        </w:rPr>
         <w:t>"animais selvagens".</w:t>
       </w:r>
     </w:p>
@@ -5221,6 +6006,21 @@
           <w:b/>
           <w:lang w:val="pt_PT" w:bidi="pt_PT"/>
         </w:rPr>
+        <w:t>γαστέρες ἀργαί</w:t>
+      </w:r>
+    </w:p>
+    <w:p>
+      <w:pPr/>
+      <w:r>
+        <w:rPr>
+          <w:lang w:val="pt_PT" w:bidi="pt_PT"/>
+        </w:rPr>
+      </w:r>
+      <w:r>
+        <w:rPr>
+          <w:b/>
+          <w:lang w:val="pt_PT" w:bidi="pt_PT"/>
+        </w:rPr>
         <w:t>"preguiçosos que só pensam em comida".</w:t>
       </w:r>
     </w:p>
@@ -5304,6 +6104,21 @@
           <w:b/>
           <w:lang w:val="pt_PT" w:bidi="pt_PT"/>
         </w:rPr>
+        <w:t>δι’ ἣν αἰτίαν ἔλεγχε αὐτοὺς ἀποτόμως</w:t>
+      </w:r>
+    </w:p>
+    <w:p>
+      <w:pPr/>
+      <w:r>
+        <w:rPr>
+          <w:lang w:val="pt_PT" w:bidi="pt_PT"/>
+        </w:rPr>
+      </w:r>
+      <w:r>
+        <w:rPr>
+          <w:b/>
+          <w:lang w:val="pt_PT" w:bidi="pt_PT"/>
+        </w:rPr>
         <w:t>"Portanto, você tem de repreender duramente".</w:t>
       </w:r>
     </w:p>
@@ -5367,6 +6182,21 @@
           <w:b/>
           <w:lang w:val="pt_PT" w:bidi="pt_PT"/>
         </w:rPr>
+        <w:t>δι’ ἣν αἰτίαν</w:t>
+      </w:r>
+    </w:p>
+    <w:p>
+      <w:pPr/>
+      <w:r>
+        <w:rPr>
+          <w:lang w:val="pt_PT" w:bidi="pt_PT"/>
+        </w:rPr>
+      </w:r>
+      <w:r>
+        <w:rPr>
+          <w:b/>
+          <w:lang w:val="pt_PT" w:bidi="pt_PT"/>
+        </w:rPr>
         <w:t>"Portanto".</w:t>
       </w:r>
     </w:p>
@@ -5449,6 +6279,21 @@
         <w:rPr>
           <w:lang w:val="pt_PT" w:bidi="pt_PT"/>
         </w:rPr>
+      </w:r>
+    </w:p>
+    <w:p>
+      <w:pPr/>
+      <w:r>
+        <w:rPr>
+          <w:lang w:val="pt_PT" w:bidi="pt_PT"/>
+        </w:rPr>
+      </w:r>
+      <w:r>
+        <w:rPr>
+          <w:b/>
+          <w:lang w:val="pt_PT" w:bidi="pt_PT"/>
+        </w:rPr>
+        <w:t>αὐτοὺς</w:t>
       </w:r>
     </w:p>
     <w:p>
@@ -5612,6 +6457,21 @@
           <w:b/>
           <w:lang w:val="pt_PT" w:bidi="pt_PT"/>
         </w:rPr>
+        <w:t>ἵνα ὑγιαίνωσιν ἐν τῇ πίστει</w:t>
+      </w:r>
+    </w:p>
+    <w:p>
+      <w:pPr/>
+      <w:r>
+        <w:rPr>
+          <w:lang w:val="pt_PT" w:bidi="pt_PT"/>
+        </w:rPr>
+      </w:r>
+      <w:r>
+        <w:rPr>
+          <w:b/>
+          <w:lang w:val="pt_PT" w:bidi="pt_PT"/>
+        </w:rPr>
         <w:t>"para que sejam sadios na fé".</w:t>
       </w:r>
     </w:p>
@@ -5708,6 +6568,21 @@
           <w:b/>
           <w:lang w:val="pt_PT" w:bidi="pt_PT"/>
         </w:rPr>
+        <w:t>ἵνα</w:t>
+      </w:r>
+    </w:p>
+    <w:p>
+      <w:pPr/>
+      <w:r>
+        <w:rPr>
+          <w:lang w:val="pt_PT" w:bidi="pt_PT"/>
+        </w:rPr>
+      </w:r>
+      <w:r>
+        <w:rPr>
+          <w:b/>
+          <w:lang w:val="pt_PT" w:bidi="pt_PT"/>
+        </w:rPr>
         <w:t>"para que".</w:t>
       </w:r>
     </w:p>
@@ -5817,6 +6692,21 @@
           <w:b/>
           <w:lang w:val="pt_PT" w:bidi="pt_PT"/>
         </w:rPr>
+        <w:t>ἐν τῇ πίστει</w:t>
+      </w:r>
+    </w:p>
+    <w:p>
+      <w:pPr/>
+      <w:r>
+        <w:rPr>
+          <w:lang w:val="pt_PT" w:bidi="pt_PT"/>
+        </w:rPr>
+      </w:r>
+      <w:r>
+        <w:rPr>
+          <w:b/>
+          <w:lang w:val="pt_PT" w:bidi="pt_PT"/>
+        </w:rPr>
         <w:t>"na fé".</w:t>
       </w:r>
     </w:p>
@@ -5913,6 +6803,21 @@
           <w:b/>
           <w:lang w:val="pt_PT" w:bidi="pt_PT"/>
         </w:rPr>
+        <w:t>Ἰουδαϊκοῖς μύθοις</w:t>
+      </w:r>
+    </w:p>
+    <w:p>
+      <w:pPr/>
+      <w:r>
+        <w:rPr>
+          <w:lang w:val="pt_PT" w:bidi="pt_PT"/>
+        </w:rPr>
+      </w:r>
+      <w:r>
+        <w:rPr>
+          <w:b/>
+          <w:lang w:val="pt_PT" w:bidi="pt_PT"/>
+        </w:rPr>
         <w:t>"histórias inventadas por judeus".</w:t>
       </w:r>
     </w:p>
@@ -5976,6 +6881,21 @@
           <w:b/>
           <w:lang w:val="pt_PT" w:bidi="pt_PT"/>
         </w:rPr>
+        <w:t>ἀποστρεφομένων τὴν ἀλήθειαν</w:t>
+      </w:r>
+    </w:p>
+    <w:p>
+      <w:pPr/>
+      <w:r>
+        <w:rPr>
+          <w:lang w:val="pt_PT" w:bidi="pt_PT"/>
+        </w:rPr>
+      </w:r>
+      <w:r>
+        <w:rPr>
+          <w:b/>
+          <w:lang w:val="pt_PT" w:bidi="pt_PT"/>
+        </w:rPr>
         <w:t>"que rejeitam a verdade".</w:t>
       </w:r>
     </w:p>
@@ -6059,6 +6979,21 @@
           <w:b/>
           <w:lang w:val="pt_PT" w:bidi="pt_PT"/>
         </w:rPr>
+        <w:t>πάντα καθαρὰ τοῖς καθαροῖς</w:t>
+      </w:r>
+    </w:p>
+    <w:p>
+      <w:pPr/>
+      <w:r>
+        <w:rPr>
+          <w:lang w:val="pt_PT" w:bidi="pt_PT"/>
+        </w:rPr>
+      </w:r>
+      <w:r>
+        <w:rPr>
+          <w:b/>
+          <w:lang w:val="pt_PT" w:bidi="pt_PT"/>
+        </w:rPr>
         <w:t>"Tudo é puro para os que são puros".</w:t>
       </w:r>
     </w:p>
@@ -6142,6 +7077,21 @@
           <w:b/>
           <w:lang w:val="pt_PT" w:bidi="pt_PT"/>
         </w:rPr>
+        <w:t>τοῖς καθαροῖς</w:t>
+      </w:r>
+    </w:p>
+    <w:p>
+      <w:pPr/>
+      <w:r>
+        <w:rPr>
+          <w:lang w:val="pt_PT" w:bidi="pt_PT"/>
+        </w:rPr>
+      </w:r>
+      <w:r>
+        <w:rPr>
+          <w:b/>
+          <w:lang w:val="pt_PT" w:bidi="pt_PT"/>
+        </w:rPr>
         <w:t>"Para os que são puros".</w:t>
       </w:r>
     </w:p>
@@ -6205,6 +7155,21 @@
           <w:b/>
           <w:lang w:val="pt_PT" w:bidi="pt_PT"/>
         </w:rPr>
+        <w:t>δὲ</w:t>
+      </w:r>
+    </w:p>
+    <w:p>
+      <w:pPr/>
+      <w:r>
+        <w:rPr>
+          <w:lang w:val="pt_PT" w:bidi="pt_PT"/>
+        </w:rPr>
+      </w:r>
+      <w:r>
+        <w:rPr>
+          <w:b/>
+          <w:lang w:val="pt_PT" w:bidi="pt_PT"/>
+        </w:rPr>
         <w:t>"mas".</w:t>
       </w:r>
     </w:p>
@@ -6307,6 +7272,21 @@
           <w:b/>
           <w:lang w:val="pt_PT" w:bidi="pt_PT"/>
         </w:rPr>
+        <w:t>τοῖς δὲ μεμιαμμένοις καὶ ἀπίστοις, οὐδὲν καθαρόν</w:t>
+      </w:r>
+    </w:p>
+    <w:p>
+      <w:pPr/>
+      <w:r>
+        <w:rPr>
+          <w:lang w:val="pt_PT" w:bidi="pt_PT"/>
+        </w:rPr>
+      </w:r>
+      <w:r>
+        <w:rPr>
+          <w:b/>
+          <w:lang w:val="pt_PT" w:bidi="pt_PT"/>
+        </w:rPr>
         <w:t>"mas nada é puro para os impuros e descrentes".</w:t>
       </w:r>
     </w:p>
@@ -6390,6 +7370,21 @@
           <w:b/>
           <w:lang w:val="pt_PT" w:bidi="pt_PT"/>
         </w:rPr>
+        <w:t>δὲ</w:t>
+      </w:r>
+    </w:p>
+    <w:p>
+      <w:pPr/>
+      <w:r>
+        <w:rPr>
+          <w:lang w:val="pt_PT" w:bidi="pt_PT"/>
+        </w:rPr>
+      </w:r>
+      <w:r>
+        <w:rPr>
+          <w:b/>
+          <w:lang w:val="pt_PT" w:bidi="pt_PT"/>
+        </w:rPr>
         <w:t>"mas".</w:t>
       </w:r>
     </w:p>
@@ -6486,6 +7481,21 @@
           <w:b/>
           <w:lang w:val="pt_PT" w:bidi="pt_PT"/>
         </w:rPr>
+        <w:t>τοῖς &amp; ἔργοις ἀρνοῦνται</w:t>
+      </w:r>
+    </w:p>
+    <w:p>
+      <w:pPr/>
+      <w:r>
+        <w:rPr>
+          <w:lang w:val="pt_PT" w:bidi="pt_PT"/>
+        </w:rPr>
+      </w:r>
+      <w:r>
+        <w:rPr>
+          <w:b/>
+          <w:lang w:val="pt_PT" w:bidi="pt_PT"/>
+        </w:rPr>
         <w:t>"o que eles fazem mostra que isso não é verdade".</w:t>
       </w:r>
     </w:p>
@@ -6658,6 +7668,21 @@
           <w:b/>
           <w:lang w:val="pt_PT" w:bidi="pt_PT"/>
         </w:rPr>
+        <w:t>σὺ δὲ</w:t>
+      </w:r>
+    </w:p>
+    <w:p>
+      <w:pPr/>
+      <w:r>
+        <w:rPr>
+          <w:lang w:val="pt_PT" w:bidi="pt_PT"/>
+        </w:rPr>
+      </w:r>
+      <w:r>
+        <w:rPr>
+          <w:b/>
+          <w:lang w:val="pt_PT" w:bidi="pt_PT"/>
+        </w:rPr>
         <w:t>"Mas você, Tito".</w:t>
       </w:r>
     </w:p>
@@ -6780,6 +7805,21 @@
           <w:b/>
           <w:lang w:val="pt_PT" w:bidi="pt_PT"/>
         </w:rPr>
+        <w:t>τῇ ὑγιαινούσῃ διδασκαλίᾳ</w:t>
+      </w:r>
+    </w:p>
+    <w:p>
+      <w:pPr/>
+      <w:r>
+        <w:rPr>
+          <w:lang w:val="pt_PT" w:bidi="pt_PT"/>
+        </w:rPr>
+      </w:r>
+      <w:r>
+        <w:rPr>
+          <w:b/>
+          <w:lang w:val="pt_PT" w:bidi="pt_PT"/>
+        </w:rPr>
         <w:t>"doutrina verdadeira".</w:t>
       </w:r>
     </w:p>
@@ -6876,6 +7916,21 @@
           <w:b/>
           <w:lang w:val="pt_PT" w:bidi="pt_PT"/>
         </w:rPr>
+        <w:t>πρεσβύτας &amp; εἶναι</w:t>
+      </w:r>
+    </w:p>
+    <w:p>
+      <w:pPr/>
+      <w:r>
+        <w:rPr>
+          <w:lang w:val="pt_PT" w:bidi="pt_PT"/>
+        </w:rPr>
+      </w:r>
+      <w:r>
+        <w:rPr>
+          <w:b/>
+          <w:lang w:val="pt_PT" w:bidi="pt_PT"/>
+        </w:rPr>
         <w:t>"Ensine os mais velhos a serem".</w:t>
       </w:r>
     </w:p>
@@ -6959,6 +8014,21 @@
           <w:b/>
           <w:lang w:val="pt_PT" w:bidi="pt_PT"/>
         </w:rPr>
+        <w:t>νηφαλίους &amp; σεμνούς, σώφρονας</w:t>
+      </w:r>
+    </w:p>
+    <w:p>
+      <w:pPr/>
+      <w:r>
+        <w:rPr>
+          <w:lang w:val="pt_PT" w:bidi="pt_PT"/>
+        </w:rPr>
+      </w:r>
+      <w:r>
+        <w:rPr>
+          <w:b/>
+          <w:lang w:val="pt_PT" w:bidi="pt_PT"/>
+        </w:rPr>
         <w:t>"moderados, sérios, prudentes".</w:t>
       </w:r>
     </w:p>
@@ -7042,6 +8112,21 @@
           <w:b/>
           <w:lang w:val="pt_PT" w:bidi="pt_PT"/>
         </w:rPr>
+        <w:t>νηφαλίους</w:t>
+      </w:r>
+    </w:p>
+    <w:p>
+      <w:pPr/>
+      <w:r>
+        <w:rPr>
+          <w:lang w:val="pt_PT" w:bidi="pt_PT"/>
+        </w:rPr>
+      </w:r>
+      <w:r>
+        <w:rPr>
+          <w:b/>
+          <w:lang w:val="pt_PT" w:bidi="pt_PT"/>
+        </w:rPr>
         <w:t>"moderados".</w:t>
       </w:r>
     </w:p>
@@ -7105,6 +8190,21 @@
           <w:b/>
           <w:lang w:val="pt_PT" w:bidi="pt_PT"/>
         </w:rPr>
+        <w:t>σώφρονας</w:t>
+      </w:r>
+    </w:p>
+    <w:p>
+      <w:pPr/>
+      <w:r>
+        <w:rPr>
+          <w:lang w:val="pt_PT" w:bidi="pt_PT"/>
+        </w:rPr>
+      </w:r>
+      <w:r>
+        <w:rPr>
+          <w:b/>
+          <w:lang w:val="pt_PT" w:bidi="pt_PT"/>
+        </w:rPr>
         <w:t>"autocontrolados".</w:t>
       </w:r>
     </w:p>
@@ -7168,6 +8268,21 @@
           <w:b/>
           <w:lang w:val="pt_PT" w:bidi="pt_PT"/>
         </w:rPr>
+        <w:t>ὑγιαίνοντας τῇ πίστει τῇ ἀγάπῃ, τῇ ὑπομονῇ</w:t>
+      </w:r>
+    </w:p>
+    <w:p>
+      <w:pPr/>
+      <w:r>
+        <w:rPr>
+          <w:lang w:val="pt_PT" w:bidi="pt_PT"/>
+        </w:rPr>
+      </w:r>
+      <w:r>
+        <w:rPr>
+          <w:b/>
+          <w:lang w:val="pt_PT" w:bidi="pt_PT"/>
+        </w:rPr>
         <w:t>"e firmes na fé, no amor e na perseverança".</w:t>
       </w:r>
     </w:p>
@@ -7329,6 +8444,21 @@
           <w:b/>
           <w:lang w:val="pt_PT" w:bidi="pt_PT"/>
         </w:rPr>
+        <w:t>ὑγιαίνοντας τῇ πίστει</w:t>
+      </w:r>
+    </w:p>
+    <w:p>
+      <w:pPr/>
+      <w:r>
+        <w:rPr>
+          <w:lang w:val="pt_PT" w:bidi="pt_PT"/>
+        </w:rPr>
+      </w:r>
+      <w:r>
+        <w:rPr>
+          <w:b/>
+          <w:lang w:val="pt_PT" w:bidi="pt_PT"/>
+        </w:rPr>
         <w:t>"e firmes na fé".</w:t>
       </w:r>
     </w:p>
@@ -7425,6 +8555,21 @@
           <w:b/>
           <w:lang w:val="pt_PT" w:bidi="pt_PT"/>
         </w:rPr>
+        <w:t>τῇ ἀγάπῃ</w:t>
+      </w:r>
+    </w:p>
+    <w:p>
+      <w:pPr/>
+      <w:r>
+        <w:rPr>
+          <w:lang w:val="pt_PT" w:bidi="pt_PT"/>
+        </w:rPr>
+      </w:r>
+      <w:r>
+        <w:rPr>
+          <w:b/>
+          <w:lang w:val="pt_PT" w:bidi="pt_PT"/>
+        </w:rPr>
         <w:t>"no amor e".</w:t>
       </w:r>
     </w:p>
@@ -7521,6 +8666,21 @@
           <w:b/>
           <w:lang w:val="pt_PT" w:bidi="pt_PT"/>
         </w:rPr>
+        <w:t>τῇ ὑπομονῇ</w:t>
+      </w:r>
+    </w:p>
+    <w:p>
+      <w:pPr/>
+      <w:r>
+        <w:rPr>
+          <w:lang w:val="pt_PT" w:bidi="pt_PT"/>
+        </w:rPr>
+      </w:r>
+      <w:r>
+        <w:rPr>
+          <w:b/>
+          <w:lang w:val="pt_PT" w:bidi="pt_PT"/>
+        </w:rPr>
         <w:t>"e na perseverança".</w:t>
       </w:r>
     </w:p>
@@ -7617,6 +8777,21 @@
           <w:b/>
           <w:lang w:val="pt_PT" w:bidi="pt_PT"/>
         </w:rPr>
+        <w:t>πρεσβύτιδας ὡσαύτως</w:t>
+      </w:r>
+    </w:p>
+    <w:p>
+      <w:pPr/>
+      <w:r>
+        <w:rPr>
+          <w:lang w:val="pt_PT" w:bidi="pt_PT"/>
+        </w:rPr>
+      </w:r>
+      <w:r>
+        <w:rPr>
+          <w:b/>
+          <w:lang w:val="pt_PT" w:bidi="pt_PT"/>
+        </w:rPr>
         <w:t>"Aconselhe também as mulheres mais idosas".</w:t>
       </w:r>
     </w:p>
@@ -7700,6 +8875,21 @@
           <w:b/>
           <w:lang w:val="pt_PT" w:bidi="pt_PT"/>
         </w:rPr>
+        <w:t>οἴνῳ πολλῷ δεδουλωμένας</w:t>
+      </w:r>
+    </w:p>
+    <w:p>
+      <w:pPr/>
+      <w:r>
+        <w:rPr>
+          <w:lang w:val="pt_PT" w:bidi="pt_PT"/>
+        </w:rPr>
+      </w:r>
+      <w:r>
+        <w:rPr>
+          <w:b/>
+          <w:lang w:val="pt_PT" w:bidi="pt_PT"/>
+        </w:rPr>
         <w:t>"muito chegadas ao vinho!".</w:t>
       </w:r>
     </w:p>
@@ -7783,6 +8973,21 @@
           <w:b/>
           <w:lang w:val="pt_PT" w:bidi="pt_PT"/>
         </w:rPr>
+        <w:t>οἴνῳ πολλῷ δεδουλωμένας</w:t>
+      </w:r>
+    </w:p>
+    <w:p>
+      <w:pPr/>
+      <w:r>
+        <w:rPr>
+          <w:lang w:val="pt_PT" w:bidi="pt_PT"/>
+        </w:rPr>
+      </w:r>
+      <w:r>
+        <w:rPr>
+          <w:b/>
+          <w:lang w:val="pt_PT" w:bidi="pt_PT"/>
+        </w:rPr>
         <w:t>"muito chegadas ao vinho!".</w:t>
       </w:r>
     </w:p>
@@ -7866,6 +9071,21 @@
           <w:b/>
           <w:lang w:val="pt_PT" w:bidi="pt_PT"/>
         </w:rPr>
+        <w:t>καλοδιδασκάλους</w:t>
+      </w:r>
+    </w:p>
+    <w:p>
+      <w:pPr/>
+      <w:r>
+        <w:rPr>
+          <w:lang w:val="pt_PT" w:bidi="pt_PT"/>
+        </w:rPr>
+      </w:r>
+      <w:r>
+        <w:rPr>
+          <w:b/>
+          <w:lang w:val="pt_PT" w:bidi="pt_PT"/>
+        </w:rPr>
         <w:t>"Que elas ensinem o que é bom".</w:t>
       </w:r>
     </w:p>
@@ -7949,6 +9169,21 @@
           <w:b/>
           <w:lang w:val="pt_PT" w:bidi="pt_PT"/>
         </w:rPr>
+        <w:t>ἵνα</w:t>
+      </w:r>
+    </w:p>
+    <w:p>
+      <w:pPr/>
+      <w:r>
+        <w:rPr>
+          <w:lang w:val="pt_PT" w:bidi="pt_PT"/>
+        </w:rPr>
+      </w:r>
+      <w:r>
+        <w:rPr>
+          <w:b/>
+          <w:lang w:val="pt_PT" w:bidi="pt_PT"/>
+        </w:rPr>
         <w:t>"para que".</w:t>
       </w:r>
     </w:p>
@@ -8058,6 +9293,21 @@
           <w:b/>
           <w:lang w:val="pt_PT" w:bidi="pt_PT"/>
         </w:rPr>
+        <w:t>φιλάνδρους</w:t>
+      </w:r>
+    </w:p>
+    <w:p>
+      <w:pPr/>
+      <w:r>
+        <w:rPr>
+          <w:lang w:val="pt_PT" w:bidi="pt_PT"/>
+        </w:rPr>
+      </w:r>
+      <w:r>
+        <w:rPr>
+          <w:b/>
+          <w:lang w:val="pt_PT" w:bidi="pt_PT"/>
+        </w:rPr>
         <w:t>"amar o marido".</w:t>
       </w:r>
     </w:p>
@@ -8121,6 +9371,21 @@
           <w:b/>
           <w:lang w:val="pt_PT" w:bidi="pt_PT"/>
         </w:rPr>
+        <w:t>φιλοτέκνους</w:t>
+      </w:r>
+    </w:p>
+    <w:p>
+      <w:pPr/>
+      <w:r>
+        <w:rPr>
+          <w:lang w:val="pt_PT" w:bidi="pt_PT"/>
+        </w:rPr>
+      </w:r>
+      <w:r>
+        <w:rPr>
+          <w:b/>
+          <w:lang w:val="pt_PT" w:bidi="pt_PT"/>
+        </w:rPr>
         <w:t>"e os filhos".</w:t>
       </w:r>
     </w:p>
@@ -8184,6 +9449,21 @@
           <w:b/>
           <w:lang w:val="pt_PT" w:bidi="pt_PT"/>
         </w:rPr>
+        <w:t>ὑποτασσομένας τοῖς ἰδίοις ἀνδράσιν</w:t>
+      </w:r>
+    </w:p>
+    <w:p>
+      <w:pPr/>
+      <w:r>
+        <w:rPr>
+          <w:lang w:val="pt_PT" w:bidi="pt_PT"/>
+        </w:rPr>
+      </w:r>
+      <w:r>
+        <w:rPr>
+          <w:b/>
+          <w:lang w:val="pt_PT" w:bidi="pt_PT"/>
+        </w:rPr>
         <w:t>"e obedientes ao marido".</w:t>
       </w:r>
     </w:p>
@@ -8247,6 +9527,21 @@
           <w:b/>
           <w:lang w:val="pt_PT" w:bidi="pt_PT"/>
         </w:rPr>
+        <w:t>ἵνα</w:t>
+      </w:r>
+    </w:p>
+    <w:p>
+      <w:pPr/>
+      <w:r>
+        <w:rPr>
+          <w:lang w:val="pt_PT" w:bidi="pt_PT"/>
+        </w:rPr>
+      </w:r>
+      <w:r>
+        <w:rPr>
+          <w:b/>
+          <w:lang w:val="pt_PT" w:bidi="pt_PT"/>
+        </w:rPr>
         <w:t>"a fim de que".</w:t>
       </w:r>
     </w:p>
@@ -8356,6 +9651,21 @@
           <w:b/>
           <w:lang w:val="pt_PT" w:bidi="pt_PT"/>
         </w:rPr>
+        <w:t>ἵνα μὴ ὁ λόγος τοῦ Θεοῦ βλασφημῆται</w:t>
+      </w:r>
+    </w:p>
+    <w:p>
+      <w:pPr/>
+      <w:r>
+        <w:rPr>
+          <w:lang w:val="pt_PT" w:bidi="pt_PT"/>
+        </w:rPr>
+      </w:r>
+      <w:r>
+        <w:rPr>
+          <w:b/>
+          <w:lang w:val="pt_PT" w:bidi="pt_PT"/>
+        </w:rPr>
         <w:t>"ninguém fale mal da mensagem de Deus!".</w:t>
       </w:r>
     </w:p>
@@ -8452,6 +9762,21 @@
           <w:b/>
           <w:lang w:val="pt_PT" w:bidi="pt_PT"/>
         </w:rPr>
+        <w:t>ὁ λόγος τοῦ Θεοῦ</w:t>
+      </w:r>
+    </w:p>
+    <w:p>
+      <w:pPr/>
+      <w:r>
+        <w:rPr>
+          <w:lang w:val="pt_PT" w:bidi="pt_PT"/>
+        </w:rPr>
+      </w:r>
+      <w:r>
+        <w:rPr>
+          <w:b/>
+          <w:lang w:val="pt_PT" w:bidi="pt_PT"/>
+        </w:rPr>
         <w:t>"mensagem de Deus".</w:t>
       </w:r>
     </w:p>
@@ -8548,6 +9873,21 @@
           <w:b/>
           <w:lang w:val="pt_PT" w:bidi="pt_PT"/>
         </w:rPr>
+        <w:t>ὡσαύτως</w:t>
+      </w:r>
+    </w:p>
+    <w:p>
+      <w:pPr/>
+      <w:r>
+        <w:rPr>
+          <w:lang w:val="pt_PT" w:bidi="pt_PT"/>
+        </w:rPr>
+      </w:r>
+      <w:r>
+        <w:rPr>
+          <w:b/>
+          <w:lang w:val="pt_PT" w:bidi="pt_PT"/>
+        </w:rPr>
         <w:t>"Aconselhe também".</w:t>
       </w:r>
     </w:p>
@@ -8611,6 +9951,21 @@
           <w:b/>
           <w:lang w:val="pt_PT" w:bidi="pt_PT"/>
         </w:rPr>
+        <w:t>περὶ πάντα</w:t>
+      </w:r>
+    </w:p>
+    <w:p>
+      <w:pPr/>
+      <w:r>
+        <w:rPr>
+          <w:lang w:val="pt_PT" w:bidi="pt_PT"/>
+        </w:rPr>
+      </w:r>
+      <w:r>
+        <w:rPr>
+          <w:b/>
+          <w:lang w:val="pt_PT" w:bidi="pt_PT"/>
+        </w:rPr>
         <w:t>"em tudo".</w:t>
       </w:r>
     </w:p>
@@ -8674,6 +10029,21 @@
           <w:b/>
           <w:lang w:val="pt_PT" w:bidi="pt_PT"/>
         </w:rPr>
+        <w:t>σεαυτὸν παρεχόμενος</w:t>
+      </w:r>
+    </w:p>
+    <w:p>
+      <w:pPr/>
+      <w:r>
+        <w:rPr>
+          <w:lang w:val="pt_PT" w:bidi="pt_PT"/>
+        </w:rPr>
+      </w:r>
+      <w:r>
+        <w:rPr>
+          <w:b/>
+          <w:lang w:val="pt_PT" w:bidi="pt_PT"/>
+        </w:rPr>
         <w:t>"Você mesmo deve ser... um exemplo".</w:t>
       </w:r>
     </w:p>
@@ -8737,6 +10107,21 @@
           <w:b/>
           <w:lang w:val="pt_PT" w:bidi="pt_PT"/>
         </w:rPr>
+        <w:t>τύπον καλῶν ἔργων</w:t>
+      </w:r>
+    </w:p>
+    <w:p>
+      <w:pPr/>
+      <w:r>
+        <w:rPr>
+          <w:lang w:val="pt_PT" w:bidi="pt_PT"/>
+        </w:rPr>
+      </w:r>
+      <w:r>
+        <w:rPr>
+          <w:b/>
+          <w:lang w:val="pt_PT" w:bidi="pt_PT"/>
+        </w:rPr>
         <w:t>"um exemplo de boa conduta".</w:t>
       </w:r>
     </w:p>
@@ -8800,6 +10185,21 @@
           <w:b/>
           <w:lang w:val="pt_PT" w:bidi="pt_PT"/>
         </w:rPr>
+        <w:t>ἐν τῇ διδασκαλίᾳ ἀφθορίαν, σεμνότητα</w:t>
+      </w:r>
+    </w:p>
+    <w:p>
+      <w:pPr/>
+      <w:r>
+        <w:rPr>
+          <w:lang w:val="pt_PT" w:bidi="pt_PT"/>
+        </w:rPr>
+      </w:r>
+      <w:r>
+        <w:rPr>
+          <w:b/>
+          <w:lang w:val="pt_PT" w:bidi="pt_PT"/>
+        </w:rPr>
         <w:t>"Seja sincero e sério quando estiver ensinando".</w:t>
       </w:r>
     </w:p>
@@ -8883,6 +10283,21 @@
           <w:b/>
           <w:lang w:val="pt_PT" w:bidi="pt_PT"/>
         </w:rPr>
+        <w:t>ἐν τῇ διδασκαλίᾳ ἀφθορίαν, σεμνότητα</w:t>
+      </w:r>
+    </w:p>
+    <w:p>
+      <w:pPr/>
+      <w:r>
+        <w:rPr>
+          <w:lang w:val="pt_PT" w:bidi="pt_PT"/>
+        </w:rPr>
+      </w:r>
+      <w:r>
+        <w:rPr>
+          <w:b/>
+          <w:lang w:val="pt_PT" w:bidi="pt_PT"/>
+        </w:rPr>
         <w:t>"Seja sincero e sério quando estiver ensinando".</w:t>
       </w:r>
     </w:p>
@@ -8992,6 +10407,21 @@
           <w:b/>
           <w:lang w:val="pt_PT" w:bidi="pt_PT"/>
         </w:rPr>
+        <w:t>ἀφθορίαν</w:t>
+      </w:r>
+    </w:p>
+    <w:p>
+      <w:pPr/>
+      <w:r>
+        <w:rPr>
+          <w:lang w:val="pt_PT" w:bidi="pt_PT"/>
+        </w:rPr>
+      </w:r>
+      <w:r>
+        <w:rPr>
+          <w:b/>
+          <w:lang w:val="pt_PT" w:bidi="pt_PT"/>
+        </w:rPr>
         <w:t>"sincero".</w:t>
       </w:r>
     </w:p>
@@ -9075,6 +10505,21 @@
           <w:b/>
           <w:lang w:val="pt_PT" w:bidi="pt_PT"/>
         </w:rPr>
+        <w:t>ὑγιῆ</w:t>
+      </w:r>
+    </w:p>
+    <w:p>
+      <w:pPr/>
+      <w:r>
+        <w:rPr>
+          <w:lang w:val="pt_PT" w:bidi="pt_PT"/>
+        </w:rPr>
+      </w:r>
+      <w:r>
+        <w:rPr>
+          <w:b/>
+          <w:lang w:val="pt_PT" w:bidi="pt_PT"/>
+        </w:rPr>
         <w:t>"palavras certas".</w:t>
       </w:r>
     </w:p>
@@ -9184,6 +10629,21 @@
           <w:b/>
           <w:lang w:val="pt_PT" w:bidi="pt_PT"/>
         </w:rPr>
+        <w:t>ἵνα</w:t>
+      </w:r>
+    </w:p>
+    <w:p>
+      <w:pPr/>
+      <w:r>
+        <w:rPr>
+          <w:lang w:val="pt_PT" w:bidi="pt_PT"/>
+        </w:rPr>
+      </w:r>
+      <w:r>
+        <w:rPr>
+          <w:b/>
+          <w:lang w:val="pt_PT" w:bidi="pt_PT"/>
+        </w:rPr>
         <w:t>"para que".</w:t>
       </w:r>
     </w:p>
@@ -9280,6 +10740,21 @@
           <w:b/>
           <w:lang w:val="pt_PT" w:bidi="pt_PT"/>
         </w:rPr>
+        <w:t>ἵνα ὁ ἐξ ἐναντίας ἐντραπῇ</w:t>
+      </w:r>
+    </w:p>
+    <w:p>
+      <w:pPr/>
+      <w:r>
+        <w:rPr>
+          <w:lang w:val="pt_PT" w:bidi="pt_PT"/>
+        </w:rPr>
+      </w:r>
+      <w:r>
+        <w:rPr>
+          <w:b/>
+          <w:lang w:val="pt_PT" w:bidi="pt_PT"/>
+        </w:rPr>
         <w:t>"para que os inimigos fiquem envergonhados".</w:t>
       </w:r>
     </w:p>
@@ -9363,6 +10838,21 @@
           <w:b/>
           <w:lang w:val="pt_PT" w:bidi="pt_PT"/>
         </w:rPr>
+        <w:t>ἡμῶν</w:t>
+      </w:r>
+    </w:p>
+    <w:p>
+      <w:pPr/>
+      <w:r>
+        <w:rPr>
+          <w:lang w:val="pt_PT" w:bidi="pt_PT"/>
+        </w:rPr>
+      </w:r>
+      <w:r>
+        <w:rPr>
+          <w:b/>
+          <w:lang w:val="pt_PT" w:bidi="pt_PT"/>
+        </w:rPr>
         <w:t>"nosso".</w:t>
       </w:r>
     </w:p>
@@ -9459,6 +10949,21 @@
           <w:b/>
           <w:lang w:val="pt_PT" w:bidi="pt_PT"/>
         </w:rPr>
+        <w:t>δούλους ἰδίοις δεσπόταις ὑποτάσσεσθαι</w:t>
+      </w:r>
+    </w:p>
+    <w:p>
+      <w:pPr/>
+      <w:r>
+        <w:rPr>
+          <w:lang w:val="pt_PT" w:bidi="pt_PT"/>
+        </w:rPr>
+      </w:r>
+      <w:r>
+        <w:rPr>
+          <w:b/>
+          <w:lang w:val="pt_PT" w:bidi="pt_PT"/>
+        </w:rPr>
         <w:t>"Que os escravos obedeçam aos seus donos".</w:t>
       </w:r>
     </w:p>
@@ -9542,6 +11047,21 @@
           <w:b/>
           <w:lang w:val="pt_PT" w:bidi="pt_PT"/>
         </w:rPr>
+        <w:t>ἐν πᾶσιν</w:t>
+      </w:r>
+    </w:p>
+    <w:p>
+      <w:pPr/>
+      <w:r>
+        <w:rPr>
+          <w:lang w:val="pt_PT" w:bidi="pt_PT"/>
+        </w:rPr>
+      </w:r>
+      <w:r>
+        <w:rPr>
+          <w:b/>
+          <w:lang w:val="pt_PT" w:bidi="pt_PT"/>
+        </w:rPr>
         <w:t>"em tudo".</w:t>
       </w:r>
     </w:p>
@@ -9605,6 +11125,21 @@
           <w:b/>
           <w:lang w:val="pt_PT" w:bidi="pt_PT"/>
         </w:rPr>
+        <w:t>εὐαρέστους εἶναι</w:t>
+      </w:r>
+    </w:p>
+    <w:p>
+      <w:pPr/>
+      <w:r>
+        <w:rPr>
+          <w:lang w:val="pt_PT" w:bidi="pt_PT"/>
+        </w:rPr>
+      </w:r>
+      <w:r>
+        <w:rPr>
+          <w:b/>
+          <w:lang w:val="pt_PT" w:bidi="pt_PT"/>
+        </w:rPr>
         <w:t>"agradem em tudo".</w:t>
       </w:r>
     </w:p>
@@ -9701,6 +11236,21 @@
           <w:b/>
           <w:lang w:val="pt_PT" w:bidi="pt_PT"/>
         </w:rPr>
+        <w:t>μὴ νοσφιζομένους</w:t>
+      </w:r>
+    </w:p>
+    <w:p>
+      <w:pPr/>
+      <w:r>
+        <w:rPr>
+          <w:lang w:val="pt_PT" w:bidi="pt_PT"/>
+        </w:rPr>
+      </w:r>
+      <w:r>
+        <w:rPr>
+          <w:b/>
+          <w:lang w:val="pt_PT" w:bidi="pt_PT"/>
+        </w:rPr>
         <w:t>"nem roubem os seus donos".</w:t>
       </w:r>
     </w:p>
@@ -9784,6 +11334,21 @@
           <w:b/>
           <w:lang w:val="pt_PT" w:bidi="pt_PT"/>
         </w:rPr>
+        <w:t>ἀλλὰ</w:t>
+      </w:r>
+    </w:p>
+    <w:p>
+      <w:pPr/>
+      <w:r>
+        <w:rPr>
+          <w:lang w:val="pt_PT" w:bidi="pt_PT"/>
+        </w:rPr>
+      </w:r>
+      <w:r>
+        <w:rPr>
+          <w:b/>
+          <w:lang w:val="pt_PT" w:bidi="pt_PT"/>
+        </w:rPr>
         <w:t>"pelo contrário".</w:t>
       </w:r>
     </w:p>
@@ -9880,6 +11445,21 @@
           <w:b/>
           <w:lang w:val="pt_PT" w:bidi="pt_PT"/>
         </w:rPr>
+        <w:t>πᾶσαν πίστιν ἐνδεικνυμένους ἀγαθήν</w:t>
+      </w:r>
+    </w:p>
+    <w:p>
+      <w:pPr/>
+      <w:r>
+        <w:rPr>
+          <w:lang w:val="pt_PT" w:bidi="pt_PT"/>
+        </w:rPr>
+      </w:r>
+      <w:r>
+        <w:rPr>
+          <w:b/>
+          <w:lang w:val="pt_PT" w:bidi="pt_PT"/>
+        </w:rPr>
         <w:t>"mostrem que são sempre bons".</w:t>
       </w:r>
     </w:p>
@@ -9943,6 +11523,21 @@
           <w:b/>
           <w:lang w:val="pt_PT" w:bidi="pt_PT"/>
         </w:rPr>
+        <w:t>ἵνα</w:t>
+      </w:r>
+    </w:p>
+    <w:p>
+      <w:pPr/>
+      <w:r>
+        <w:rPr>
+          <w:lang w:val="pt_PT" w:bidi="pt_PT"/>
+        </w:rPr>
+      </w:r>
+      <w:r>
+        <w:rPr>
+          <w:b/>
+          <w:lang w:val="pt_PT" w:bidi="pt_PT"/>
+        </w:rPr>
         <w:t>"Desse modo".</w:t>
       </w:r>
     </w:p>
@@ -10065,6 +11660,21 @@
           <w:b/>
           <w:lang w:val="pt_PT" w:bidi="pt_PT"/>
         </w:rPr>
+        <w:t>ἐν πᾶσιν</w:t>
+      </w:r>
+    </w:p>
+    <w:p>
+      <w:pPr/>
+      <w:r>
+        <w:rPr>
+          <w:lang w:val="pt_PT" w:bidi="pt_PT"/>
+        </w:rPr>
+      </w:r>
+      <w:r>
+        <w:rPr>
+          <w:b/>
+          <w:lang w:val="pt_PT" w:bidi="pt_PT"/>
+        </w:rPr>
         <w:t>"em tudo".</w:t>
       </w:r>
     </w:p>
@@ -10128,6 +11738,21 @@
           <w:b/>
           <w:lang w:val="pt_PT" w:bidi="pt_PT"/>
         </w:rPr>
+        <w:t>τὴν διδασκαλίαν τὴν τοῦ Σωτῆρος ἡμῶν, Θεοῦ, κοσμῶσιν</w:t>
+      </w:r>
+    </w:p>
+    <w:p>
+      <w:pPr/>
+      <w:r>
+        <w:rPr>
+          <w:lang w:val="pt_PT" w:bidi="pt_PT"/>
+        </w:rPr>
+      </w:r>
+      <w:r>
+        <w:rPr>
+          <w:b/>
+          <w:lang w:val="pt_PT" w:bidi="pt_PT"/>
+        </w:rPr>
         <w:t>"todos falarão bem da doutrina a respeito de Deus, o nosso Salvador".</w:t>
       </w:r>
     </w:p>
@@ -10191,6 +11816,21 @@
           <w:b/>
           <w:lang w:val="pt_PT" w:bidi="pt_PT"/>
         </w:rPr>
+        <w:t>ἡμῶν</w:t>
+      </w:r>
+    </w:p>
+    <w:p>
+      <w:pPr/>
+      <w:r>
+        <w:rPr>
+          <w:lang w:val="pt_PT" w:bidi="pt_PT"/>
+        </w:rPr>
+      </w:r>
+      <w:r>
+        <w:rPr>
+          <w:b/>
+          <w:lang w:val="pt_PT" w:bidi="pt_PT"/>
+        </w:rPr>
         <w:t>"nosso".</w:t>
       </w:r>
     </w:p>
@@ -10293,6 +11933,21 @@
           <w:b/>
           <w:lang w:val="pt_PT" w:bidi="pt_PT"/>
         </w:rPr>
+        <w:t>γὰρ</w:t>
+      </w:r>
+    </w:p>
+    <w:p>
+      <w:pPr/>
+      <w:r>
+        <w:rPr>
+          <w:lang w:val="pt_PT" w:bidi="pt_PT"/>
+        </w:rPr>
+      </w:r>
+      <w:r>
+        <w:rPr>
+          <w:b/>
+          <w:lang w:val="pt_PT" w:bidi="pt_PT"/>
+        </w:rPr>
         <w:t>"Pois".</w:t>
       </w:r>
     </w:p>
@@ -10389,6 +12044,21 @@
           <w:b/>
           <w:lang w:val="pt_PT" w:bidi="pt_PT"/>
         </w:rPr>
+        <w:t>ἐπεφάνη &amp; ἡ χάρις τοῦ Θεοῦ</w:t>
+      </w:r>
+    </w:p>
+    <w:p>
+      <w:pPr/>
+      <w:r>
+        <w:rPr>
+          <w:lang w:val="pt_PT" w:bidi="pt_PT"/>
+        </w:rPr>
+      </w:r>
+      <w:r>
+        <w:rPr>
+          <w:b/>
+          <w:lang w:val="pt_PT" w:bidi="pt_PT"/>
+        </w:rPr>
         <w:t>"Deus revelou a sua graça".</w:t>
       </w:r>
     </w:p>
@@ -10485,6 +12155,21 @@
           <w:b/>
           <w:lang w:val="pt_PT" w:bidi="pt_PT"/>
         </w:rPr>
+        <w:t>ἐπεφάνη γὰρ ἡ χάρις τοῦ Θεοῦ σωτήριος πᾶσιν ἀνθρώποις</w:t>
+      </w:r>
+    </w:p>
+    <w:p>
+      <w:pPr/>
+      <w:r>
+        <w:rPr>
+          <w:lang w:val="pt_PT" w:bidi="pt_PT"/>
+        </w:rPr>
+      </w:r>
+      <w:r>
+        <w:rPr>
+          <w:b/>
+          <w:lang w:val="pt_PT" w:bidi="pt_PT"/>
+        </w:rPr>
         <w:t>"Pois Deus revelou a sua graça para dar a salvação a todos".</w:t>
       </w:r>
     </w:p>
@@ -10581,6 +12266,21 @@
           <w:b/>
           <w:lang w:val="pt_PT" w:bidi="pt_PT"/>
         </w:rPr>
+        <w:t>σωτήριος πᾶσιν ἀνθρώποις</w:t>
+      </w:r>
+    </w:p>
+    <w:p>
+      <w:pPr/>
+      <w:r>
+        <w:rPr>
+          <w:lang w:val="pt_PT" w:bidi="pt_PT"/>
+        </w:rPr>
+      </w:r>
+      <w:r>
+        <w:rPr>
+          <w:b/>
+          <w:lang w:val="pt_PT" w:bidi="pt_PT"/>
+        </w:rPr>
         <w:t>"para dar a salvação a todos".</w:t>
       </w:r>
     </w:p>
@@ -10690,6 +12390,21 @@
           <w:b/>
           <w:lang w:val="pt_PT" w:bidi="pt_PT"/>
         </w:rPr>
+        <w:t>πᾶσιν ἀνθρώποις</w:t>
+      </w:r>
+    </w:p>
+    <w:p>
+      <w:pPr/>
+      <w:r>
+        <w:rPr>
+          <w:lang w:val="pt_PT" w:bidi="pt_PT"/>
+        </w:rPr>
+      </w:r>
+      <w:r>
+        <w:rPr>
+          <w:b/>
+          <w:lang w:val="pt_PT" w:bidi="pt_PT"/>
+        </w:rPr>
         <w:t>"a todos".</w:t>
       </w:r>
     </w:p>
@@ -10786,6 +12501,21 @@
           <w:b/>
           <w:lang w:val="pt_PT" w:bidi="pt_PT"/>
         </w:rPr>
+        <w:t>παιδεύουσα ἡμᾶς</w:t>
+      </w:r>
+    </w:p>
+    <w:p>
+      <w:pPr/>
+      <w:r>
+        <w:rPr>
+          <w:lang w:val="pt_PT" w:bidi="pt_PT"/>
+        </w:rPr>
+      </w:r>
+      <w:r>
+        <w:rPr>
+          <w:b/>
+          <w:lang w:val="pt_PT" w:bidi="pt_PT"/>
+        </w:rPr>
         <w:t>"nos ensina".</w:t>
       </w:r>
     </w:p>
@@ -10869,6 +12599,21 @@
           <w:b/>
           <w:lang w:val="pt_PT" w:bidi="pt_PT"/>
         </w:rPr>
+        <w:t>ἡμᾶς</w:t>
+      </w:r>
+    </w:p>
+    <w:p>
+      <w:pPr/>
+      <w:r>
+        <w:rPr>
+          <w:lang w:val="pt_PT" w:bidi="pt_PT"/>
+        </w:rPr>
+      </w:r>
+      <w:r>
+        <w:rPr>
+          <w:b/>
+          <w:lang w:val="pt_PT" w:bidi="pt_PT"/>
+        </w:rPr>
         <w:t>"nos".</w:t>
       </w:r>
     </w:p>
@@ -10971,6 +12716,21 @@
           <w:b/>
           <w:lang w:val="pt_PT" w:bidi="pt_PT"/>
         </w:rPr>
+        <w:t>τὴν ἀσέβειαν</w:t>
+      </w:r>
+    </w:p>
+    <w:p>
+      <w:pPr/>
+      <w:r>
+        <w:rPr>
+          <w:lang w:val="pt_PT" w:bidi="pt_PT"/>
+        </w:rPr>
+      </w:r>
+      <w:r>
+        <w:rPr>
+          <w:b/>
+          <w:lang w:val="pt_PT" w:bidi="pt_PT"/>
+        </w:rPr>
         <w:t>"descrença".</w:t>
       </w:r>
     </w:p>
@@ -11067,6 +12827,21 @@
           <w:b/>
           <w:lang w:val="pt_PT" w:bidi="pt_PT"/>
         </w:rPr>
+        <w:t>τὰς κοσμικὰς ἐπιθυμίας</w:t>
+      </w:r>
+    </w:p>
+    <w:p>
+      <w:pPr/>
+      <w:r>
+        <w:rPr>
+          <w:lang w:val="pt_PT" w:bidi="pt_PT"/>
+        </w:rPr>
+      </w:r>
+      <w:r>
+        <w:rPr>
+          <w:b/>
+          <w:lang w:val="pt_PT" w:bidi="pt_PT"/>
+        </w:rPr>
         <w:t>"paixões mundanas".</w:t>
       </w:r>
     </w:p>
@@ -11163,6 +12938,21 @@
           <w:b/>
           <w:lang w:val="pt_PT" w:bidi="pt_PT"/>
         </w:rPr>
+        <w:t>ἀσέβειαν &amp; εὐσεβῶς</w:t>
+      </w:r>
+    </w:p>
+    <w:p>
+      <w:pPr/>
+      <w:r>
+        <w:rPr>
+          <w:lang w:val="pt_PT" w:bidi="pt_PT"/>
+        </w:rPr>
+      </w:r>
+      <w:r>
+        <w:rPr>
+          <w:b/>
+          <w:lang w:val="pt_PT" w:bidi="pt_PT"/>
+        </w:rPr>
         <w:t>"descrença"</w:t>
       </w:r>
       <w:r>
@@ -11239,6 +13029,21 @@
           <w:b/>
           <w:lang w:val="pt_PT" w:bidi="pt_PT"/>
         </w:rPr>
+        <w:t>ἐν τῷ νῦν αἰῶνι</w:t>
+      </w:r>
+    </w:p>
+    <w:p>
+      <w:pPr/>
+      <w:r>
+        <w:rPr>
+          <w:lang w:val="pt_PT" w:bidi="pt_PT"/>
+        </w:rPr>
+      </w:r>
+      <w:r>
+        <w:rPr>
+          <w:b/>
+          <w:lang w:val="pt_PT" w:bidi="pt_PT"/>
+        </w:rPr>
         <w:t>"vivermos neste mundo".</w:t>
       </w:r>
     </w:p>
@@ -11302,6 +13107,21 @@
           <w:b/>
           <w:lang w:val="pt_PT" w:bidi="pt_PT"/>
         </w:rPr>
+        <w:t>προσδεχόμενοι</w:t>
+      </w:r>
+    </w:p>
+    <w:p>
+      <w:pPr/>
+      <w:r>
+        <w:rPr>
+          <w:lang w:val="pt_PT" w:bidi="pt_PT"/>
+        </w:rPr>
+      </w:r>
+      <w:r>
+        <w:rPr>
+          <w:b/>
+          <w:lang w:val="pt_PT" w:bidi="pt_PT"/>
+        </w:rPr>
         <w:t>"enquanto ficamos esperando".</w:t>
       </w:r>
     </w:p>
@@ -11365,6 +13185,21 @@
           <w:b/>
           <w:lang w:val="pt_PT" w:bidi="pt_PT"/>
         </w:rPr>
+        <w:t>τὴν μακαρίαν ἐλπίδα, καὶ ἐπιφάνειαν τῆς δόξης</w:t>
+      </w:r>
+    </w:p>
+    <w:p>
+      <w:pPr/>
+      <w:r>
+        <w:rPr>
+          <w:lang w:val="pt_PT" w:bidi="pt_PT"/>
+        </w:rPr>
+      </w:r>
+      <w:r>
+        <w:rPr>
+          <w:b/>
+          <w:lang w:val="pt_PT" w:bidi="pt_PT"/>
+        </w:rPr>
         <w:t>"ficamos esperando o dia feliz em que aparecerá".</w:t>
       </w:r>
     </w:p>
@@ -11474,6 +13309,21 @@
           <w:b/>
           <w:lang w:val="pt_PT" w:bidi="pt_PT"/>
         </w:rPr>
+        <w:t>τὴν μακαρίαν ἐλπίδα, καὶ ἐπιφάνειαν τῆς δόξης</w:t>
+      </w:r>
+    </w:p>
+    <w:p>
+      <w:pPr/>
+      <w:r>
+        <w:rPr>
+          <w:lang w:val="pt_PT" w:bidi="pt_PT"/>
+        </w:rPr>
+      </w:r>
+      <w:r>
+        <w:rPr>
+          <w:b/>
+          <w:lang w:val="pt_PT" w:bidi="pt_PT"/>
+        </w:rPr>
         <w:t>"ficamos esperando o dia feliz em que aparecerá a glória do nosso grande Deus".</w:t>
       </w:r>
     </w:p>
@@ -11583,6 +13433,21 @@
           <w:b/>
           <w:lang w:val="pt_PT" w:bidi="pt_PT"/>
         </w:rPr>
+        <w:t>τὴν μακαρίαν ἐλπίδα, καὶ ἐπιφάνειαν τῆς δόξης τοῦ μεγάλου Θεοῦ καὶ Σωτῆρος ἡμῶν, Ἰησοῦ Χριστοῦ</w:t>
+      </w:r>
+    </w:p>
+    <w:p>
+      <w:pPr/>
+      <w:r>
+        <w:rPr>
+          <w:lang w:val="pt_PT" w:bidi="pt_PT"/>
+        </w:rPr>
+      </w:r>
+      <w:r>
+        <w:rPr>
+          <w:b/>
+          <w:lang w:val="pt_PT" w:bidi="pt_PT"/>
+        </w:rPr>
         <w:t>"ficamos esperando o dia feliz em que aparecerá a glória do nosso grande Deus e Salvador Jesus Cristo".</w:t>
       </w:r>
     </w:p>
@@ -11705,6 +13570,21 @@
           <w:b/>
           <w:lang w:val="pt_PT" w:bidi="pt_PT"/>
         </w:rPr>
+        <w:t>τοῦ μεγάλου Θεοῦ καὶ Σωτῆρος ἡμῶν, Ἰησοῦ Χριστοῦ</w:t>
+      </w:r>
+    </w:p>
+    <w:p>
+      <w:pPr/>
+      <w:r>
+        <w:rPr>
+          <w:lang w:val="pt_PT" w:bidi="pt_PT"/>
+        </w:rPr>
+      </w:r>
+      <w:r>
+        <w:rPr>
+          <w:b/>
+          <w:lang w:val="pt_PT" w:bidi="pt_PT"/>
+        </w:rPr>
         <w:t>"do nosso grande Deus e Salvador Jesus Cristo".</w:t>
       </w:r>
     </w:p>
@@ -11827,6 +13707,21 @@
           <w:b/>
           <w:lang w:val="pt_PT" w:bidi="pt_PT"/>
         </w:rPr>
+        <w:t>ὃς ἔδωκεν ἑαυτὸν ὑπὲρ ἡμῶν</w:t>
+      </w:r>
+    </w:p>
+    <w:p>
+      <w:pPr/>
+      <w:r>
+        <w:rPr>
+          <w:lang w:val="pt_PT" w:bidi="pt_PT"/>
+        </w:rPr>
+      </w:r>
+      <w:r>
+        <w:rPr>
+          <w:b/>
+          <w:lang w:val="pt_PT" w:bidi="pt_PT"/>
+        </w:rPr>
         <w:t>"Foi ele quem se deu a si mesmo por nós".</w:t>
       </w:r>
     </w:p>
@@ -11910,6 +13805,21 @@
           <w:b/>
           <w:lang w:val="pt_PT" w:bidi="pt_PT"/>
         </w:rPr>
+        <w:t>ἡμῶν</w:t>
+      </w:r>
+    </w:p>
+    <w:p>
+      <w:pPr/>
+      <w:r>
+        <w:rPr>
+          <w:lang w:val="pt_PT" w:bidi="pt_PT"/>
+        </w:rPr>
+      </w:r>
+      <w:r>
+        <w:rPr>
+          <w:b/>
+          <w:lang w:val="pt_PT" w:bidi="pt_PT"/>
+        </w:rPr>
         <w:t>"nós".</w:t>
       </w:r>
     </w:p>
@@ -12006,6 +13916,21 @@
           <w:b/>
           <w:lang w:val="pt_PT" w:bidi="pt_PT"/>
         </w:rPr>
+        <w:t>λυτρώσηται ἡμᾶς ἀπὸ πάσης ἀνομίας</w:t>
+      </w:r>
+    </w:p>
+    <w:p>
+      <w:pPr/>
+      <w:r>
+        <w:rPr>
+          <w:lang w:val="pt_PT" w:bidi="pt_PT"/>
+        </w:rPr>
+      </w:r>
+      <w:r>
+        <w:rPr>
+          <w:b/>
+          <w:lang w:val="pt_PT" w:bidi="pt_PT"/>
+        </w:rPr>
         <w:t>"nos livrar de toda maldade".</w:t>
       </w:r>
     </w:p>
@@ -12102,6 +14027,21 @@
           <w:b/>
           <w:lang w:val="pt_PT" w:bidi="pt_PT"/>
         </w:rPr>
+        <w:t>ἡμᾶς</w:t>
+      </w:r>
+    </w:p>
+    <w:p>
+      <w:pPr/>
+      <w:r>
+        <w:rPr>
+          <w:lang w:val="pt_PT" w:bidi="pt_PT"/>
+        </w:rPr>
+      </w:r>
+      <w:r>
+        <w:rPr>
+          <w:b/>
+          <w:lang w:val="pt_PT" w:bidi="pt_PT"/>
+        </w:rPr>
         <w:t>"nós".</w:t>
       </w:r>
     </w:p>
@@ -12198,6 +14138,21 @@
           <w:b/>
           <w:lang w:val="pt_PT" w:bidi="pt_PT"/>
         </w:rPr>
+        <w:t>λαὸν περιούσιον</w:t>
+      </w:r>
+    </w:p>
+    <w:p>
+      <w:pPr/>
+      <w:r>
+        <w:rPr>
+          <w:lang w:val="pt_PT" w:bidi="pt_PT"/>
+        </w:rPr>
+      </w:r>
+      <w:r>
+        <w:rPr>
+          <w:b/>
+          <w:lang w:val="pt_PT" w:bidi="pt_PT"/>
+        </w:rPr>
         <w:t>"um povo que pertence somente a ele".</w:t>
       </w:r>
     </w:p>
@@ -12281,6 +14236,21 @@
           <w:b/>
           <w:lang w:val="pt_PT" w:bidi="pt_PT"/>
         </w:rPr>
+        <w:t>ζηλωτὴν καλῶν ἔργων</w:t>
+      </w:r>
+    </w:p>
+    <w:p>
+      <w:pPr/>
+      <w:r>
+        <w:rPr>
+          <w:lang w:val="pt_PT" w:bidi="pt_PT"/>
+        </w:rPr>
+      </w:r>
+      <w:r>
+        <w:rPr>
+          <w:b/>
+          <w:lang w:val="pt_PT" w:bidi="pt_PT"/>
+        </w:rPr>
         <w:t>"que se dedica a fazer o bem".</w:t>
       </w:r>
     </w:p>
@@ -12344,6 +14314,21 @@
           <w:b/>
           <w:lang w:val="pt_PT" w:bidi="pt_PT"/>
         </w:rPr>
+        <w:t>ταῦτα</w:t>
+      </w:r>
+    </w:p>
+    <w:p>
+      <w:pPr/>
+      <w:r>
+        <w:rPr>
+          <w:lang w:val="pt_PT" w:bidi="pt_PT"/>
+        </w:rPr>
+      </w:r>
+      <w:r>
+        <w:rPr>
+          <w:b/>
+          <w:lang w:val="pt_PT" w:bidi="pt_PT"/>
+        </w:rPr>
         <w:t>"essas coisas".</w:t>
       </w:r>
     </w:p>
@@ -12440,6 +14425,21 @@
           <w:b/>
           <w:lang w:val="pt_PT" w:bidi="pt_PT"/>
         </w:rPr>
+        <w:t>παρακάλει</w:t>
+      </w:r>
+    </w:p>
+    <w:p>
+      <w:pPr/>
+      <w:r>
+        <w:rPr>
+          <w:lang w:val="pt_PT" w:bidi="pt_PT"/>
+        </w:rPr>
+      </w:r>
+      <w:r>
+        <w:rPr>
+          <w:b/>
+          <w:lang w:val="pt_PT" w:bidi="pt_PT"/>
+        </w:rPr>
         <w:t>"para animar".</w:t>
       </w:r>
     </w:p>
@@ -12536,6 +14536,21 @@
           <w:b/>
           <w:lang w:val="pt_PT" w:bidi="pt_PT"/>
         </w:rPr>
+        <w:t>ἔλεγχε, μετὰ πάσης ἐπιταγῆς</w:t>
+      </w:r>
+    </w:p>
+    <w:p>
+      <w:pPr/>
+      <w:r>
+        <w:rPr>
+          <w:lang w:val="pt_PT" w:bidi="pt_PT"/>
+        </w:rPr>
+      </w:r>
+      <w:r>
+        <w:rPr>
+          <w:b/>
+          <w:lang w:val="pt_PT" w:bidi="pt_PT"/>
+        </w:rPr>
         <w:t>"use toda a sua autoridade... para repreender".</w:t>
       </w:r>
     </w:p>
@@ -12632,6 +14647,21 @@
           <w:b/>
           <w:lang w:val="pt_PT" w:bidi="pt_PT"/>
         </w:rPr>
+        <w:t>μετὰ πάσης ἐπιταγῆς</w:t>
+      </w:r>
+    </w:p>
+    <w:p>
+      <w:pPr/>
+      <w:r>
+        <w:rPr>
+          <w:lang w:val="pt_PT" w:bidi="pt_PT"/>
+        </w:rPr>
+      </w:r>
+      <w:r>
+        <w:rPr>
+          <w:b/>
+          <w:lang w:val="pt_PT" w:bidi="pt_PT"/>
+        </w:rPr>
         <w:t>"use toda a sua autoridade".</w:t>
       </w:r>
     </w:p>
@@ -12728,6 +14758,21 @@
           <w:b/>
           <w:lang w:val="pt_PT" w:bidi="pt_PT"/>
         </w:rPr>
+        <w:t>μηδείς σου περιφρονείτω</w:t>
+      </w:r>
+    </w:p>
+    <w:p>
+      <w:pPr/>
+      <w:r>
+        <w:rPr>
+          <w:lang w:val="pt_PT" w:bidi="pt_PT"/>
+        </w:rPr>
+      </w:r>
+      <w:r>
+        <w:rPr>
+          <w:b/>
+          <w:lang w:val="pt_PT" w:bidi="pt_PT"/>
+        </w:rPr>
         <w:t>"E que ninguém despreze você!".</w:t>
       </w:r>
     </w:p>
@@ -12791,6 +14836,21 @@
           <w:b/>
           <w:lang w:val="pt_PT" w:bidi="pt_PT"/>
         </w:rPr>
+        <w:t>μηδείς σου περιφρονείτω</w:t>
+      </w:r>
+    </w:p>
+    <w:p>
+      <w:pPr/>
+      <w:r>
+        <w:rPr>
+          <w:lang w:val="pt_PT" w:bidi="pt_PT"/>
+        </w:rPr>
+      </w:r>
+      <w:r>
+        <w:rPr>
+          <w:b/>
+          <w:lang w:val="pt_PT" w:bidi="pt_PT"/>
+        </w:rPr>
         <w:t>"E que ninguém despreze você!".</w:t>
       </w:r>
     </w:p>
@@ -12874,6 +14934,21 @@
           <w:b/>
           <w:lang w:val="pt_PT" w:bidi="pt_PT"/>
         </w:rPr>
+        <w:t>μηδείς σου περιφρονείτω</w:t>
+      </w:r>
+    </w:p>
+    <w:p>
+      <w:pPr/>
+      <w:r>
+        <w:rPr>
+          <w:lang w:val="pt_PT" w:bidi="pt_PT"/>
+        </w:rPr>
+      </w:r>
+      <w:r>
+        <w:rPr>
+          <w:b/>
+          <w:lang w:val="pt_PT" w:bidi="pt_PT"/>
+        </w:rPr>
         <w:t>"E que ninguém despreze você!"</w:t>
       </w:r>
     </w:p>
@@ -13108,6 +15183,21 @@
           <w:b/>
           <w:lang w:val="pt_PT" w:bidi="pt_PT"/>
         </w:rPr>
+        <w:t>ὑπομίμνῃσκε αὐτοὺς &amp; ὑποτάσσεσθαι</w:t>
+      </w:r>
+    </w:p>
+    <w:p>
+      <w:pPr/>
+      <w:r>
+        <w:rPr>
+          <w:lang w:val="pt_PT" w:bidi="pt_PT"/>
+        </w:rPr>
+      </w:r>
+      <w:r>
+        <w:rPr>
+          <w:b/>
+          <w:lang w:val="pt_PT" w:bidi="pt_PT"/>
+        </w:rPr>
         <w:t>"Recomende aos irmãos que respeitem".</w:t>
       </w:r>
     </w:p>
@@ -13171,6 +15261,21 @@
           <w:b/>
           <w:lang w:val="pt_PT" w:bidi="pt_PT"/>
         </w:rPr>
+        <w:t>ἀρχαῖς, ἐξουσίαις, ὑποτάσσεσθαι, πειθαρχεῖν</w:t>
+      </w:r>
+    </w:p>
+    <w:p>
+      <w:pPr/>
+      <w:r>
+        <w:rPr>
+          <w:lang w:val="pt_PT" w:bidi="pt_PT"/>
+        </w:rPr>
+      </w:r>
+      <w:r>
+        <w:rPr>
+          <w:b/>
+          <w:lang w:val="pt_PT" w:bidi="pt_PT"/>
+        </w:rPr>
         <w:t>"respeitem as ordens dos que governam e das autoridades, que sejam obedientes".</w:t>
       </w:r>
     </w:p>
@@ -13280,6 +15385,21 @@
           <w:b/>
           <w:lang w:val="pt_PT" w:bidi="pt_PT"/>
         </w:rPr>
+        <w:t>ἀρχαῖς, ἐξουσίαις</w:t>
+      </w:r>
+    </w:p>
+    <w:p>
+      <w:pPr/>
+      <w:r>
+        <w:rPr>
+          <w:lang w:val="pt_PT" w:bidi="pt_PT"/>
+        </w:rPr>
+      </w:r>
+      <w:r>
+        <w:rPr>
+          <w:b/>
+          <w:lang w:val="pt_PT" w:bidi="pt_PT"/>
+        </w:rPr>
         <w:t>"dos que governam e das autoridades".</w:t>
       </w:r>
     </w:p>
@@ -13389,6 +15509,21 @@
           <w:b/>
           <w:lang w:val="pt_PT" w:bidi="pt_PT"/>
         </w:rPr>
+        <w:t>πρὸς πᾶν ἔργον ἀγαθὸν ἑτοίμους εἶναι</w:t>
+      </w:r>
+    </w:p>
+    <w:p>
+      <w:pPr/>
+      <w:r>
+        <w:rPr>
+          <w:lang w:val="pt_PT" w:bidi="pt_PT"/>
+        </w:rPr>
+      </w:r>
+      <w:r>
+        <w:rPr>
+          <w:b/>
+          <w:lang w:val="pt_PT" w:bidi="pt_PT"/>
+        </w:rPr>
         <w:t>"prontos a fazer tudo o que é bom".</w:t>
       </w:r>
     </w:p>
@@ -13452,6 +15587,21 @@
           <w:b/>
           <w:lang w:val="pt_PT" w:bidi="pt_PT"/>
         </w:rPr>
+        <w:t>βλασφημεῖν</w:t>
+      </w:r>
+    </w:p>
+    <w:p>
+      <w:pPr/>
+      <w:r>
+        <w:rPr>
+          <w:lang w:val="pt_PT" w:bidi="pt_PT"/>
+        </w:rPr>
+      </w:r>
+      <w:r>
+        <w:rPr>
+          <w:b/>
+          <w:lang w:val="pt_PT" w:bidi="pt_PT"/>
+        </w:rPr>
         <w:t>"não falem mal".</w:t>
       </w:r>
     </w:p>
@@ -13515,6 +15665,21 @@
           <w:b/>
           <w:lang w:val="pt_PT" w:bidi="pt_PT"/>
         </w:rPr>
+        <w:t>ἀμάχους εἶναι</w:t>
+      </w:r>
+    </w:p>
+    <w:p>
+      <w:pPr/>
+      <w:r>
+        <w:rPr>
+          <w:lang w:val="pt_PT" w:bidi="pt_PT"/>
+        </w:rPr>
+      </w:r>
+      <w:r>
+        <w:rPr>
+          <w:b/>
+          <w:lang w:val="pt_PT" w:bidi="pt_PT"/>
+        </w:rPr>
         <w:t>"mas que sejam... pacíficos".</w:t>
       </w:r>
     </w:p>
@@ -13637,6 +15802,21 @@
           <w:b/>
           <w:lang w:val="pt_PT" w:bidi="pt_PT"/>
         </w:rPr>
+        <w:t>πᾶσαν ἐνδεικνυμένους πραΰτητα</w:t>
+      </w:r>
+    </w:p>
+    <w:p>
+      <w:pPr/>
+      <w:r>
+        <w:rPr>
+          <w:lang w:val="pt_PT" w:bidi="pt_PT"/>
+        </w:rPr>
+      </w:r>
+      <w:r>
+        <w:rPr>
+          <w:b/>
+          <w:lang w:val="pt_PT" w:bidi="pt_PT"/>
+        </w:rPr>
         <w:t>"tratem todos com educação".</w:t>
       </w:r>
     </w:p>
@@ -13733,6 +15913,21 @@
           <w:b/>
           <w:lang w:val="pt_PT" w:bidi="pt_PT"/>
         </w:rPr>
+        <w:t>πρὸς πάντας ἀνθρώπους</w:t>
+      </w:r>
+    </w:p>
+    <w:p>
+      <w:pPr/>
+      <w:r>
+        <w:rPr>
+          <w:lang w:val="pt_PT" w:bidi="pt_PT"/>
+        </w:rPr>
+      </w:r>
+      <w:r>
+        <w:rPr>
+          <w:b/>
+          <w:lang w:val="pt_PT" w:bidi="pt_PT"/>
+        </w:rPr>
         <w:t>"todos".</w:t>
       </w:r>
     </w:p>
@@ -13842,6 +16037,21 @@
           <w:b/>
           <w:lang w:val="pt_PT" w:bidi="pt_PT"/>
         </w:rPr>
+        <w:t>ἦμεν γάρ ποτε καὶ ἡμεῖς</w:t>
+      </w:r>
+    </w:p>
+    <w:p>
+      <w:pPr/>
+      <w:r>
+        <w:rPr>
+          <w:lang w:val="pt_PT" w:bidi="pt_PT"/>
+        </w:rPr>
+      </w:r>
+      <w:r>
+        <w:rPr>
+          <w:b/>
+          <w:lang w:val="pt_PT" w:bidi="pt_PT"/>
+        </w:rPr>
         <w:t>"Pois antigamente nós mesmos... éramos".</w:t>
       </w:r>
     </w:p>
@@ -13951,6 +16161,21 @@
           <w:b/>
           <w:lang w:val="pt_PT" w:bidi="pt_PT"/>
         </w:rPr>
+        <w:t>ποτε</w:t>
+      </w:r>
+    </w:p>
+    <w:p>
+      <w:pPr/>
+      <w:r>
+        <w:rPr>
+          <w:lang w:val="pt_PT" w:bidi="pt_PT"/>
+        </w:rPr>
+      </w:r>
+      <w:r>
+        <w:rPr>
+          <w:b/>
+          <w:lang w:val="pt_PT" w:bidi="pt_PT"/>
+        </w:rPr>
         <w:t>"antigamente".</w:t>
       </w:r>
     </w:p>
@@ -14014,6 +16239,21 @@
           <w:b/>
           <w:lang w:val="pt_PT" w:bidi="pt_PT"/>
         </w:rPr>
+        <w:t>ἡμεῖς</w:t>
+      </w:r>
+    </w:p>
+    <w:p>
+      <w:pPr/>
+      <w:r>
+        <w:rPr>
+          <w:lang w:val="pt_PT" w:bidi="pt_PT"/>
+        </w:rPr>
+      </w:r>
+      <w:r>
+        <w:rPr>
+          <w:b/>
+          <w:lang w:val="pt_PT" w:bidi="pt_PT"/>
+        </w:rPr>
         <w:t>"nós".</w:t>
       </w:r>
     </w:p>
@@ -14110,6 +16350,21 @@
           <w:b/>
           <w:lang w:val="pt_PT" w:bidi="pt_PT"/>
         </w:rPr>
+        <w:t>ἦμεν &amp; ἀνόητοι</w:t>
+      </w:r>
+    </w:p>
+    <w:p>
+      <w:pPr/>
+      <w:r>
+        <w:rPr>
+          <w:lang w:val="pt_PT" w:bidi="pt_PT"/>
+        </w:rPr>
+      </w:r>
+      <w:r>
+        <w:rPr>
+          <w:b/>
+          <w:lang w:val="pt_PT" w:bidi="pt_PT"/>
+        </w:rPr>
         <w:t>"não tínhamos juízo".</w:t>
       </w:r>
     </w:p>
@@ -14173,6 +16428,21 @@
           <w:b/>
           <w:lang w:val="pt_PT" w:bidi="pt_PT"/>
         </w:rPr>
+        <w:t>πλανώμενοι, δουλεύοντες ἐπιθυμίαις καὶ ἡδοναῖς ποικίλαις</w:t>
+      </w:r>
+    </w:p>
+    <w:p>
+      <w:pPr/>
+      <w:r>
+        <w:rPr>
+          <w:lang w:val="pt_PT" w:bidi="pt_PT"/>
+        </w:rPr>
+      </w:r>
+      <w:r>
+        <w:rPr>
+          <w:b/>
+          <w:lang w:val="pt_PT" w:bidi="pt_PT"/>
+        </w:rPr>
         <w:t>"Éramos escravos das paixões e dos prazeres de todo tipo".</w:t>
       </w:r>
     </w:p>
@@ -14282,6 +16552,21 @@
           <w:b/>
           <w:lang w:val="pt_PT" w:bidi="pt_PT"/>
         </w:rPr>
+        <w:t>πλανώμενοι, δουλεύοντες ἐπιθυμίαις καὶ ἡδοναῖς ποικίλαις</w:t>
+      </w:r>
+    </w:p>
+    <w:p>
+      <w:pPr/>
+      <w:r>
+        <w:rPr>
+          <w:lang w:val="pt_PT" w:bidi="pt_PT"/>
+        </w:rPr>
+      </w:r>
+      <w:r>
+        <w:rPr>
+          <w:b/>
+          <w:lang w:val="pt_PT" w:bidi="pt_PT"/>
+        </w:rPr>
         <w:t>"Éramos escravos das paixões e dos prazeres de todo tipo".</w:t>
       </w:r>
     </w:p>
@@ -14378,6 +16663,21 @@
           <w:b/>
           <w:lang w:val="pt_PT" w:bidi="pt_PT"/>
         </w:rPr>
+        <w:t>ἐπιθυμίαις καὶ ἡδοναῖς ποικίλαις</w:t>
+      </w:r>
+    </w:p>
+    <w:p>
+      <w:pPr/>
+      <w:r>
+        <w:rPr>
+          <w:lang w:val="pt_PT" w:bidi="pt_PT"/>
+        </w:rPr>
+      </w:r>
+      <w:r>
+        <w:rPr>
+          <w:b/>
+          <w:lang w:val="pt_PT" w:bidi="pt_PT"/>
+        </w:rPr>
         <w:t>"das paixões e dos prazeres de todo tipo".</w:t>
       </w:r>
     </w:p>
@@ -14487,6 +16787,21 @@
           <w:b/>
           <w:lang w:val="pt_PT" w:bidi="pt_PT"/>
         </w:rPr>
+        <w:t>ἐν κακίᾳ καὶ φθόνῳ διάγοντες</w:t>
+      </w:r>
+    </w:p>
+    <w:p>
+      <w:pPr/>
+      <w:r>
+        <w:rPr>
+          <w:lang w:val="pt_PT" w:bidi="pt_PT"/>
+        </w:rPr>
+      </w:r>
+      <w:r>
+        <w:rPr>
+          <w:b/>
+          <w:lang w:val="pt_PT" w:bidi="pt_PT"/>
+        </w:rPr>
         <w:t>"passávamos a nossa vida no meio da malícia e da inveja".</w:t>
       </w:r>
     </w:p>
@@ -14648,6 +16963,21 @@
           <w:b/>
           <w:lang w:val="pt_PT" w:bidi="pt_PT"/>
         </w:rPr>
+        <w:t>στυγητοί</w:t>
+      </w:r>
+    </w:p>
+    <w:p>
+      <w:pPr/>
+      <w:r>
+        <w:rPr>
+          <w:lang w:val="pt_PT" w:bidi="pt_PT"/>
+        </w:rPr>
+      </w:r>
+      <w:r>
+        <w:rPr>
+          <w:b/>
+          <w:lang w:val="pt_PT" w:bidi="pt_PT"/>
+        </w:rPr>
         <w:t>"tinham ódio de nós".</w:t>
       </w:r>
     </w:p>
@@ -14711,6 +17041,21 @@
           <w:b/>
           <w:lang w:val="pt_PT" w:bidi="pt_PT"/>
         </w:rPr>
+        <w:t>δὲ</w:t>
+      </w:r>
+    </w:p>
+    <w:p>
+      <w:pPr/>
+      <w:r>
+        <w:rPr>
+          <w:lang w:val="pt_PT" w:bidi="pt_PT"/>
+        </w:rPr>
+      </w:r>
+      <w:r>
+        <w:rPr>
+          <w:b/>
+          <w:lang w:val="pt_PT" w:bidi="pt_PT"/>
+        </w:rPr>
         <w:t>"Porém".</w:t>
       </w:r>
     </w:p>
@@ -14801,6 +17146,21 @@
           <w:b/>
           <w:lang w:val="pt_PT" w:bidi="pt_PT"/>
         </w:rPr>
+        <w:t>ὅτε &amp; ἡ χρηστότης καὶ ἡ φιλανθρωπία ἐπεφάνη τοῦ Σωτῆρος ἡμῶν, Θεοῦ</w:t>
+      </w:r>
+    </w:p>
+    <w:p>
+      <w:pPr/>
+      <w:r>
+        <w:rPr>
+          <w:lang w:val="pt_PT" w:bidi="pt_PT"/>
+        </w:rPr>
+      </w:r>
+      <w:r>
+        <w:rPr>
+          <w:b/>
+          <w:lang w:val="pt_PT" w:bidi="pt_PT"/>
+        </w:rPr>
         <w:t>"quando Deus, o nosso Salvador, mostrou a sua bondade e o seu amor por todos".</w:t>
       </w:r>
     </w:p>
@@ -14910,6 +17270,21 @@
           <w:b/>
           <w:lang w:val="pt_PT" w:bidi="pt_PT"/>
         </w:rPr>
+        <w:t>ὅτε &amp; ἡ χρηστότης καὶ ἡ φιλανθρωπία ἐπεφάνη τοῦ Σωτῆρος ἡμῶν, Θεοῦ</w:t>
+      </w:r>
+    </w:p>
+    <w:p>
+      <w:pPr/>
+      <w:r>
+        <w:rPr>
+          <w:lang w:val="pt_PT" w:bidi="pt_PT"/>
+        </w:rPr>
+      </w:r>
+      <w:r>
+        <w:rPr>
+          <w:b/>
+          <w:lang w:val="pt_PT" w:bidi="pt_PT"/>
+        </w:rPr>
         <w:t>"quando Deus, o nosso Salvador, mostrou a sua bondade e o seu amor por todos".</w:t>
       </w:r>
     </w:p>
@@ -15019,6 +17394,21 @@
           <w:b/>
           <w:lang w:val="pt_PT" w:bidi="pt_PT"/>
         </w:rPr>
+        <w:t>ἡμῶν</w:t>
+      </w:r>
+    </w:p>
+    <w:p>
+      <w:pPr/>
+      <w:r>
+        <w:rPr>
+          <w:lang w:val="pt_PT" w:bidi="pt_PT"/>
+        </w:rPr>
+      </w:r>
+      <w:r>
+        <w:rPr>
+          <w:b/>
+          <w:lang w:val="pt_PT" w:bidi="pt_PT"/>
+        </w:rPr>
         <w:t>"nosso".</w:t>
       </w:r>
     </w:p>
@@ -15115,6 +17505,21 @@
           <w:b/>
           <w:lang w:val="pt_PT" w:bidi="pt_PT"/>
         </w:rPr>
+        <w:t>ἔργων τῶν ἐν δικαιοσύνῃ</w:t>
+      </w:r>
+    </w:p>
+    <w:p>
+      <w:pPr/>
+      <w:r>
+        <w:rPr>
+          <w:lang w:val="pt_PT" w:bidi="pt_PT"/>
+        </w:rPr>
+      </w:r>
+      <w:r>
+        <w:rPr>
+          <w:b/>
+          <w:lang w:val="pt_PT" w:bidi="pt_PT"/>
+        </w:rPr>
         <w:t>"feito alguma coisa boa".</w:t>
       </w:r>
     </w:p>
@@ -15237,6 +17642,21 @@
           <w:b/>
           <w:lang w:val="pt_PT" w:bidi="pt_PT"/>
         </w:rPr>
+        <w:t>κατὰ τὸ αὐτοῦ ἔλεος</w:t>
+      </w:r>
+    </w:p>
+    <w:p>
+      <w:pPr/>
+      <w:r>
+        <w:rPr>
+          <w:lang w:val="pt_PT" w:bidi="pt_PT"/>
+        </w:rPr>
+      </w:r>
+      <w:r>
+        <w:rPr>
+          <w:b/>
+          <w:lang w:val="pt_PT" w:bidi="pt_PT"/>
+        </w:rPr>
         <w:t>"porque teve compaixão de nós".</w:t>
       </w:r>
     </w:p>
@@ -15333,6 +17753,21 @@
           <w:b/>
           <w:lang w:val="pt_PT" w:bidi="pt_PT"/>
         </w:rPr>
+        <w:t>λουτροῦ παλινγενεσίας</w:t>
+      </w:r>
+    </w:p>
+    <w:p>
+      <w:pPr/>
+      <w:r>
+        <w:rPr>
+          <w:lang w:val="pt_PT" w:bidi="pt_PT"/>
+        </w:rPr>
+      </w:r>
+      <w:r>
+        <w:rPr>
+          <w:b/>
+          <w:lang w:val="pt_PT" w:bidi="pt_PT"/>
+        </w:rPr>
         <w:t>"nos lavou".</w:t>
       </w:r>
     </w:p>
@@ -15442,6 +17877,21 @@
           <w:b/>
           <w:lang w:val="pt_PT" w:bidi="pt_PT"/>
         </w:rPr>
+        <w:t>οὗ ἐξέχεεν ἐφ’ ἡμᾶς πλουσίως,</w:t>
+      </w:r>
+    </w:p>
+    <w:p>
+      <w:pPr/>
+      <w:r>
+        <w:rPr>
+          <w:lang w:val="pt_PT" w:bidi="pt_PT"/>
+        </w:rPr>
+      </w:r>
+      <w:r>
+        <w:rPr>
+          <w:b/>
+          <w:lang w:val="pt_PT" w:bidi="pt_PT"/>
+        </w:rPr>
         <w:t>"Deus derramou com generosidade o seu Espírito Santo sobre nós".</w:t>
       </w:r>
     </w:p>
@@ -15525,6 +17975,21 @@
           <w:b/>
           <w:lang w:val="pt_PT" w:bidi="pt_PT"/>
         </w:rPr>
+        <w:t>ἡμᾶς</w:t>
+      </w:r>
+    </w:p>
+    <w:p>
+      <w:pPr/>
+      <w:r>
+        <w:rPr>
+          <w:lang w:val="pt_PT" w:bidi="pt_PT"/>
+        </w:rPr>
+      </w:r>
+      <w:r>
+        <w:rPr>
+          <w:b/>
+          <w:lang w:val="pt_PT" w:bidi="pt_PT"/>
+        </w:rPr>
         <w:t>"nós".</w:t>
       </w:r>
     </w:p>
@@ -15621,6 +18086,21 @@
           <w:b/>
           <w:lang w:val="pt_PT" w:bidi="pt_PT"/>
         </w:rPr>
+        <w:t>διὰ Ἰησοῦ Χριστοῦ, τοῦ Σωτῆρος ἡμῶν</w:t>
+      </w:r>
+    </w:p>
+    <w:p>
+      <w:pPr/>
+      <w:r>
+        <w:rPr>
+          <w:lang w:val="pt_PT" w:bidi="pt_PT"/>
+        </w:rPr>
+      </w:r>
+      <w:r>
+        <w:rPr>
+          <w:b/>
+          <w:lang w:val="pt_PT" w:bidi="pt_PT"/>
+        </w:rPr>
         <w:t>"por meio de Jesus Cristo, o nosso Salvador".</w:t>
       </w:r>
     </w:p>
@@ -15684,6 +18164,21 @@
           <w:b/>
           <w:lang w:val="pt_PT" w:bidi="pt_PT"/>
         </w:rPr>
+        <w:t>ἡμῶν</w:t>
+      </w:r>
+    </w:p>
+    <w:p>
+      <w:pPr/>
+      <w:r>
+        <w:rPr>
+          <w:lang w:val="pt_PT" w:bidi="pt_PT"/>
+        </w:rPr>
+      </w:r>
+      <w:r>
+        <w:rPr>
+          <w:b/>
+          <w:lang w:val="pt_PT" w:bidi="pt_PT"/>
+        </w:rPr>
         <w:t>"nosso".</w:t>
       </w:r>
     </w:p>
@@ -15780,6 +18275,21 @@
           <w:b/>
           <w:lang w:val="pt_PT" w:bidi="pt_PT"/>
         </w:rPr>
+        <w:t>ἵνα</w:t>
+      </w:r>
+    </w:p>
+    <w:p>
+      <w:pPr/>
+      <w:r>
+        <w:rPr>
+          <w:lang w:val="pt_PT" w:bidi="pt_PT"/>
+        </w:rPr>
+      </w:r>
+      <w:r>
+        <w:rPr>
+          <w:b/>
+          <w:lang w:val="pt_PT" w:bidi="pt_PT"/>
+        </w:rPr>
         <w:t>"para que".</w:t>
       </w:r>
     </w:p>
@@ -15902,6 +18412,21 @@
           <w:b/>
           <w:lang w:val="pt_PT" w:bidi="pt_PT"/>
         </w:rPr>
+        <w:t>δικαιωθέντες</w:t>
+      </w:r>
+    </w:p>
+    <w:p>
+      <w:pPr/>
+      <w:r>
+        <w:rPr>
+          <w:lang w:val="pt_PT" w:bidi="pt_PT"/>
+        </w:rPr>
+      </w:r>
+      <w:r>
+        <w:rPr>
+          <w:b/>
+          <w:lang w:val="pt_PT" w:bidi="pt_PT"/>
+        </w:rPr>
         <w:t>"sejamos aceitos".</w:t>
       </w:r>
     </w:p>
@@ -15998,6 +18523,21 @@
           <w:b/>
           <w:lang w:val="pt_PT" w:bidi="pt_PT"/>
         </w:rPr>
+        <w:t>τῇ ἐκείνου χάριτι</w:t>
+      </w:r>
+    </w:p>
+    <w:p>
+      <w:pPr/>
+      <w:r>
+        <w:rPr>
+          <w:lang w:val="pt_PT" w:bidi="pt_PT"/>
+        </w:rPr>
+      </w:r>
+      <w:r>
+        <w:rPr>
+          <w:b/>
+          <w:lang w:val="pt_PT" w:bidi="pt_PT"/>
+        </w:rPr>
         <w:t>"pela sua graça".</w:t>
       </w:r>
     </w:p>
@@ -16094,6 +18634,21 @@
           <w:b/>
           <w:lang w:val="pt_PT" w:bidi="pt_PT"/>
         </w:rPr>
+        <w:t>ἐκείνου</w:t>
+      </w:r>
+    </w:p>
+    <w:p>
+      <w:pPr/>
+      <w:r>
+        <w:rPr>
+          <w:lang w:val="pt_PT" w:bidi="pt_PT"/>
+        </w:rPr>
+      </w:r>
+      <w:r>
+        <w:rPr>
+          <w:b/>
+          <w:lang w:val="pt_PT" w:bidi="pt_PT"/>
+        </w:rPr>
         <w:t>"por sua".</w:t>
       </w:r>
     </w:p>
@@ -16190,6 +18745,21 @@
           <w:b/>
           <w:lang w:val="pt_PT" w:bidi="pt_PT"/>
         </w:rPr>
+        <w:t>κληρονόμοι γενηθῶμεν, κατ’ ἐλπίδα ζωῆς αἰωνίου</w:t>
+      </w:r>
+    </w:p>
+    <w:p>
+      <w:pPr/>
+      <w:r>
+        <w:rPr>
+          <w:lang w:val="pt_PT" w:bidi="pt_PT"/>
+        </w:rPr>
+      </w:r>
+      <w:r>
+        <w:rPr>
+          <w:b/>
+          <w:lang w:val="pt_PT" w:bidi="pt_PT"/>
+        </w:rPr>
         <w:t>"aceitos por Deus e recebamos a vida eterna que esperamos".</w:t>
       </w:r>
     </w:p>
@@ -16273,6 +18843,21 @@
           <w:b/>
           <w:lang w:val="pt_PT" w:bidi="pt_PT"/>
         </w:rPr>
+        <w:t>ὁ λόγος</w:t>
+      </w:r>
+    </w:p>
+    <w:p>
+      <w:pPr/>
+      <w:r>
+        <w:rPr>
+          <w:lang w:val="pt_PT" w:bidi="pt_PT"/>
+        </w:rPr>
+      </w:r>
+      <w:r>
+        <w:rPr>
+          <w:b/>
+          <w:lang w:val="pt_PT" w:bidi="pt_PT"/>
+        </w:rPr>
         <w:t>"Esse ensinamento".</w:t>
       </w:r>
     </w:p>
@@ -16363,6 +18948,21 @@
           <w:b/>
           <w:lang w:val="pt_PT" w:bidi="pt_PT"/>
         </w:rPr>
+        <w:t>τούτων</w:t>
+      </w:r>
+    </w:p>
+    <w:p>
+      <w:pPr/>
+      <w:r>
+        <w:rPr>
+          <w:lang w:val="pt_PT" w:bidi="pt_PT"/>
+        </w:rPr>
+      </w:r>
+      <w:r>
+        <w:rPr>
+          <w:b/>
+          <w:lang w:val="pt_PT" w:bidi="pt_PT"/>
+        </w:rPr>
         <w:t>"Esse ensinamento".</w:t>
       </w:r>
     </w:p>
@@ -16459,6 +19059,21 @@
           <w:b/>
           <w:lang w:val="pt_PT" w:bidi="pt_PT"/>
         </w:rPr>
+        <w:t>φροντίζωσιν καλῶν ἔργων, προΐστασθαι</w:t>
+      </w:r>
+    </w:p>
+    <w:p>
+      <w:pPr/>
+      <w:r>
+        <w:rPr>
+          <w:lang w:val="pt_PT" w:bidi="pt_PT"/>
+        </w:rPr>
+      </w:r>
+      <w:r>
+        <w:rPr>
+          <w:b/>
+          <w:lang w:val="pt_PT" w:bidi="pt_PT"/>
+        </w:rPr>
         <w:t>"se interessem em usar o seu tempo fazendo o bem".</w:t>
       </w:r>
     </w:p>
@@ -16522,6 +19137,21 @@
           <w:b/>
           <w:lang w:val="pt_PT" w:bidi="pt_PT"/>
         </w:rPr>
+        <w:t>τοῖς ἀνθρώποις</w:t>
+      </w:r>
+    </w:p>
+    <w:p>
+      <w:pPr/>
+      <w:r>
+        <w:rPr>
+          <w:lang w:val="pt_PT" w:bidi="pt_PT"/>
+        </w:rPr>
+      </w:r>
+      <w:r>
+        <w:rPr>
+          <w:b/>
+          <w:lang w:val="pt_PT" w:bidi="pt_PT"/>
+        </w:rPr>
         <w:t>"para todos".</w:t>
       </w:r>
     </w:p>
@@ -16618,6 +19248,21 @@
           <w:b/>
           <w:lang w:val="pt_PT" w:bidi="pt_PT"/>
         </w:rPr>
+        <w:t>δὲ &amp; περιΐστασο</w:t>
+      </w:r>
+    </w:p>
+    <w:p>
+      <w:pPr/>
+      <w:r>
+        <w:rPr>
+          <w:lang w:val="pt_PT" w:bidi="pt_PT"/>
+        </w:rPr>
+      </w:r>
+      <w:r>
+        <w:rPr>
+          <w:b/>
+          <w:lang w:val="pt_PT" w:bidi="pt_PT"/>
+        </w:rPr>
         <w:t>"Mas evite".</w:t>
       </w:r>
     </w:p>
@@ -16714,6 +19359,21 @@
           <w:b/>
           <w:lang w:val="pt_PT" w:bidi="pt_PT"/>
         </w:rPr>
+        <w:t>μωρὰς &amp; ζητήσεις</w:t>
+      </w:r>
+    </w:p>
+    <w:p>
+      <w:pPr/>
+      <w:r>
+        <w:rPr>
+          <w:lang w:val="pt_PT" w:bidi="pt_PT"/>
+        </w:rPr>
+      </w:r>
+      <w:r>
+        <w:rPr>
+          <w:b/>
+          <w:lang w:val="pt_PT" w:bidi="pt_PT"/>
+        </w:rPr>
         <w:t>"tolas"</w:t>
       </w:r>
       <w:r>
@@ -16790,6 +19450,21 @@
           <w:b/>
           <w:lang w:val="pt_PT" w:bidi="pt_PT"/>
         </w:rPr>
+        <w:t>γενεαλογίας</w:t>
+      </w:r>
+    </w:p>
+    <w:p>
+      <w:pPr/>
+      <w:r>
+        <w:rPr>
+          <w:lang w:val="pt_PT" w:bidi="pt_PT"/>
+        </w:rPr>
+      </w:r>
+      <w:r>
+        <w:rPr>
+          <w:b/>
+          <w:lang w:val="pt_PT" w:bidi="pt_PT"/>
+        </w:rPr>
         <w:t>"listas de nomes de antepassados".</w:t>
       </w:r>
     </w:p>
@@ -16899,6 +19574,21 @@
           <w:b/>
           <w:lang w:val="pt_PT" w:bidi="pt_PT"/>
         </w:rPr>
+        <w:t>ἔρεις</w:t>
+      </w:r>
+    </w:p>
+    <w:p>
+      <w:pPr/>
+      <w:r>
+        <w:rPr>
+          <w:lang w:val="pt_PT" w:bidi="pt_PT"/>
+        </w:rPr>
+      </w:r>
+      <w:r>
+        <w:rPr>
+          <w:b/>
+          <w:lang w:val="pt_PT" w:bidi="pt_PT"/>
+        </w:rPr>
         <w:t>"brigas".</w:t>
       </w:r>
     </w:p>
@@ -16995,6 +19685,21 @@
           <w:b/>
           <w:lang w:val="pt_PT" w:bidi="pt_PT"/>
         </w:rPr>
+        <w:t>νομικὰς</w:t>
+      </w:r>
+    </w:p>
+    <w:p>
+      <w:pPr/>
+      <w:r>
+        <w:rPr>
+          <w:lang w:val="pt_PT" w:bidi="pt_PT"/>
+        </w:rPr>
+      </w:r>
+      <w:r>
+        <w:rPr>
+          <w:b/>
+          <w:lang w:val="pt_PT" w:bidi="pt_PT"/>
+        </w:rPr>
         <w:t>"a respeito da lei dos judeus".</w:t>
       </w:r>
     </w:p>
@@ -17078,6 +19783,21 @@
           <w:b/>
           <w:lang w:val="pt_PT" w:bidi="pt_PT"/>
         </w:rPr>
+        <w:t>αἱρετικὸν ἄνθρωπον &amp; παραιτοῦ</w:t>
+      </w:r>
+    </w:p>
+    <w:p>
+      <w:pPr/>
+      <w:r>
+        <w:rPr>
+          <w:lang w:val="pt_PT" w:bidi="pt_PT"/>
+        </w:rPr>
+      </w:r>
+      <w:r>
+        <w:rPr>
+          <w:b/>
+          <w:lang w:val="pt_PT" w:bidi="pt_PT"/>
+        </w:rPr>
         <w:t>"Se uma pessoa causar divisões entre os irmãos na fé".</w:t>
       </w:r>
     </w:p>
@@ -17161,6 +19881,21 @@
           <w:b/>
           <w:lang w:val="pt_PT" w:bidi="pt_PT"/>
         </w:rPr>
+        <w:t>μετὰ μίαν καὶ δευτέραν νουθεσίαν</w:t>
+      </w:r>
+    </w:p>
+    <w:p>
+      <w:pPr/>
+      <w:r>
+        <w:rPr>
+          <w:lang w:val="pt_PT" w:bidi="pt_PT"/>
+        </w:rPr>
+      </w:r>
+      <w:r>
+        <w:rPr>
+          <w:b/>
+          <w:lang w:val="pt_PT" w:bidi="pt_PT"/>
+        </w:rPr>
         <w:t>"aconselhe essa pessoa uma ou duas vezes".</w:t>
       </w:r>
     </w:p>
@@ -17244,6 +19979,21 @@
           <w:b/>
           <w:lang w:val="pt_PT" w:bidi="pt_PT"/>
         </w:rPr>
+        <w:t>ὁ τοιοῦτος</w:t>
+      </w:r>
+    </w:p>
+    <w:p>
+      <w:pPr/>
+      <w:r>
+        <w:rPr>
+          <w:lang w:val="pt_PT" w:bidi="pt_PT"/>
+        </w:rPr>
+      </w:r>
+      <w:r>
+        <w:rPr>
+          <w:b/>
+          <w:lang w:val="pt_PT" w:bidi="pt_PT"/>
+        </w:rPr>
         <w:t>"uma pessoa como esta".</w:t>
       </w:r>
     </w:p>
@@ -17307,6 +20057,21 @@
           <w:b/>
           <w:lang w:val="pt_PT" w:bidi="pt_PT"/>
         </w:rPr>
+        <w:t>ἐξέστραπται</w:t>
+      </w:r>
+    </w:p>
+    <w:p>
+      <w:pPr/>
+      <w:r>
+        <w:rPr>
+          <w:lang w:val="pt_PT" w:bidi="pt_PT"/>
+        </w:rPr>
+      </w:r>
+      <w:r>
+        <w:rPr>
+          <w:b/>
+          <w:lang w:val="pt_PT" w:bidi="pt_PT"/>
+        </w:rPr>
         <w:t>"abandonou completamente o evangelho".</w:t>
       </w:r>
     </w:p>
@@ -17403,6 +20168,21 @@
           <w:b/>
           <w:lang w:val="pt_PT" w:bidi="pt_PT"/>
         </w:rPr>
+        <w:t>ὢν αὐτοκατάκριτος</w:t>
+      </w:r>
+    </w:p>
+    <w:p>
+      <w:pPr/>
+      <w:r>
+        <w:rPr>
+          <w:lang w:val="pt_PT" w:bidi="pt_PT"/>
+        </w:rPr>
+      </w:r>
+      <w:r>
+        <w:rPr>
+          <w:b/>
+          <w:lang w:val="pt_PT" w:bidi="pt_PT"/>
+        </w:rPr>
         <w:t>"os seus pecados provam que ela está errada".</w:t>
       </w:r>
     </w:p>
@@ -17466,6 +20246,21 @@
           <w:b/>
           <w:lang w:val="pt_PT" w:bidi="pt_PT"/>
         </w:rPr>
+        <w:t>ὅταν πέμψω Ἀρτεμᾶν πρὸς σὲ ἢ Τυχικόν</w:t>
+      </w:r>
+    </w:p>
+    <w:p>
+      <w:pPr/>
+      <w:r>
+        <w:rPr>
+          <w:lang w:val="pt_PT" w:bidi="pt_PT"/>
+        </w:rPr>
+      </w:r>
+      <w:r>
+        <w:rPr>
+          <w:b/>
+          <w:lang w:val="pt_PT" w:bidi="pt_PT"/>
+        </w:rPr>
         <w:t>"Quando eu lhe mandar o irmão Ártemas ou o irmão Tíquico".</w:t>
       </w:r>
     </w:p>
@@ -17549,6 +20344,21 @@
           <w:b/>
           <w:lang w:val="pt_PT" w:bidi="pt_PT"/>
         </w:rPr>
+        <w:t>Ἀρτεμᾶν &amp; Τυχικόν</w:t>
+      </w:r>
+    </w:p>
+    <w:p>
+      <w:pPr/>
+      <w:r>
+        <w:rPr>
+          <w:lang w:val="pt_PT" w:bidi="pt_PT"/>
+        </w:rPr>
+      </w:r>
+      <w:r>
+        <w:rPr>
+          <w:b/>
+          <w:lang w:val="pt_PT" w:bidi="pt_PT"/>
+        </w:rPr>
         <w:t>"Ártemas"</w:t>
       </w:r>
       <w:r>
@@ -17665,6 +20475,21 @@
           <w:b/>
           <w:lang w:val="pt_PT" w:bidi="pt_PT"/>
         </w:rPr>
+        <w:t>σπούδασον ἐλθεῖν</w:t>
+      </w:r>
+    </w:p>
+    <w:p>
+      <w:pPr/>
+      <w:r>
+        <w:rPr>
+          <w:lang w:val="pt_PT" w:bidi="pt_PT"/>
+        </w:rPr>
+      </w:r>
+      <w:r>
+        <w:rPr>
+          <w:b/>
+          <w:lang w:val="pt_PT" w:bidi="pt_PT"/>
+        </w:rPr>
         <w:t>"faça o possível para ir".</w:t>
       </w:r>
     </w:p>
@@ -17728,6 +20553,21 @@
           <w:b/>
           <w:lang w:val="pt_PT" w:bidi="pt_PT"/>
         </w:rPr>
+        <w:t>σπούδασον</w:t>
+      </w:r>
+    </w:p>
+    <w:p>
+      <w:pPr/>
+      <w:r>
+        <w:rPr>
+          <w:lang w:val="pt_PT" w:bidi="pt_PT"/>
+        </w:rPr>
+      </w:r>
+      <w:r>
+        <w:rPr>
+          <w:b/>
+          <w:lang w:val="pt_PT" w:bidi="pt_PT"/>
+        </w:rPr>
         <w:t>"faça o possível".</w:t>
       </w:r>
     </w:p>
@@ -17824,6 +20664,21 @@
           <w:b/>
           <w:lang w:val="pt_PT" w:bidi="pt_PT"/>
         </w:rPr>
+        <w:t>σπουδαίως πρόπεμψον</w:t>
+      </w:r>
+    </w:p>
+    <w:p>
+      <w:pPr/>
+      <w:r>
+        <w:rPr>
+          <w:lang w:val="pt_PT" w:bidi="pt_PT"/>
+        </w:rPr>
+      </w:r>
+      <w:r>
+        <w:rPr>
+          <w:b/>
+          <w:lang w:val="pt_PT" w:bidi="pt_PT"/>
+        </w:rPr>
         <w:t>"tudo o que você puder a fim de que eles tenham o que precisarem".</w:t>
       </w:r>
     </w:p>
@@ -17920,6 +20775,21 @@
           <w:b/>
           <w:lang w:val="pt_PT" w:bidi="pt_PT"/>
         </w:rPr>
+        <w:t>Ζηνᾶν &amp; Ἀπολλῶν</w:t>
+      </w:r>
+    </w:p>
+    <w:p>
+      <w:pPr/>
+      <w:r>
+        <w:rPr>
+          <w:lang w:val="pt_PT" w:bidi="pt_PT"/>
+        </w:rPr>
+      </w:r>
+      <w:r>
+        <w:rPr>
+          <w:b/>
+          <w:lang w:val="pt_PT" w:bidi="pt_PT"/>
+        </w:rPr>
         <w:t>"Zenas"</w:t>
       </w:r>
       <w:r>
@@ -18036,6 +20906,21 @@
           <w:b/>
           <w:lang w:val="pt_PT" w:bidi="pt_PT"/>
         </w:rPr>
+        <w:t>καὶ Ἀπολλῶν</w:t>
+      </w:r>
+    </w:p>
+    <w:p>
+      <w:pPr/>
+      <w:r>
+        <w:rPr>
+          <w:lang w:val="pt_PT" w:bidi="pt_PT"/>
+        </w:rPr>
+      </w:r>
+      <w:r>
+        <w:rPr>
+          <w:b/>
+          <w:lang w:val="pt_PT" w:bidi="pt_PT"/>
+        </w:rPr>
         <w:t>"e também Apolo".</w:t>
       </w:r>
     </w:p>
@@ -18099,6 +20984,21 @@
           <w:b/>
           <w:lang w:val="pt_PT" w:bidi="pt_PT"/>
         </w:rPr>
+        <w:t>ἵνα μηδὲν αὐτοῖς λείπῃ</w:t>
+      </w:r>
+    </w:p>
+    <w:p>
+      <w:pPr/>
+      <w:r>
+        <w:rPr>
+          <w:lang w:val="pt_PT" w:bidi="pt_PT"/>
+        </w:rPr>
+      </w:r>
+      <w:r>
+        <w:rPr>
+          <w:b/>
+          <w:lang w:val="pt_PT" w:bidi="pt_PT"/>
+        </w:rPr>
         <w:t>"a fim de que eles tenham o que precisarem".</w:t>
       </w:r>
     </w:p>
@@ -18195,6 +21095,21 @@
           <w:b/>
           <w:lang w:val="pt_PT" w:bidi="pt_PT"/>
         </w:rPr>
+        <w:t>ἵνα μηδὲν αὐτοῖς λείπῃ</w:t>
+      </w:r>
+    </w:p>
+    <w:p>
+      <w:pPr/>
+      <w:r>
+        <w:rPr>
+          <w:lang w:val="pt_PT" w:bidi="pt_PT"/>
+        </w:rPr>
+      </w:r>
+      <w:r>
+        <w:rPr>
+          <w:b/>
+          <w:lang w:val="pt_PT" w:bidi="pt_PT"/>
+        </w:rPr>
         <w:t>"a fim de que eles tenham o que precisarem".</w:t>
       </w:r>
     </w:p>
@@ -18278,6 +21193,21 @@
           <w:b/>
           <w:lang w:val="pt_PT" w:bidi="pt_PT"/>
         </w:rPr>
+        <w:t>οἱ ἡμέτεροι</w:t>
+      </w:r>
+    </w:p>
+    <w:p>
+      <w:pPr/>
+      <w:r>
+        <w:rPr>
+          <w:lang w:val="pt_PT" w:bidi="pt_PT"/>
+        </w:rPr>
+      </w:r>
+      <w:r>
+        <w:rPr>
+          <w:b/>
+          <w:lang w:val="pt_PT" w:bidi="pt_PT"/>
+        </w:rPr>
         <w:t>"nossa gente".</w:t>
       </w:r>
     </w:p>
@@ -18374,6 +21304,21 @@
           <w:b/>
           <w:lang w:val="pt_PT" w:bidi="pt_PT"/>
         </w:rPr>
+        <w:t>οἱ ἡμέτεροι</w:t>
+      </w:r>
+    </w:p>
+    <w:p>
+      <w:pPr/>
+      <w:r>
+        <w:rPr>
+          <w:lang w:val="pt_PT" w:bidi="pt_PT"/>
+        </w:rPr>
+      </w:r>
+      <w:r>
+        <w:rPr>
+          <w:b/>
+          <w:lang w:val="pt_PT" w:bidi="pt_PT"/>
+        </w:rPr>
         <w:t>"nossa gente".</w:t>
       </w:r>
     </w:p>
@@ -18470,6 +21415,21 @@
           <w:b/>
           <w:lang w:val="pt_PT" w:bidi="pt_PT"/>
         </w:rPr>
+        <w:t>εἰς τὰς ἀναγκαίας χρείας</w:t>
+      </w:r>
+    </w:p>
+    <w:p>
+      <w:pPr/>
+      <w:r>
+        <w:rPr>
+          <w:lang w:val="pt_PT" w:bidi="pt_PT"/>
+        </w:rPr>
+      </w:r>
+      <w:r>
+        <w:rPr>
+          <w:b/>
+          <w:lang w:val="pt_PT" w:bidi="pt_PT"/>
+        </w:rPr>
         <w:t>"fazendo o bem e ajudando os outros em caso de necessidade".</w:t>
       </w:r>
     </w:p>
@@ -18566,6 +21526,21 @@
           <w:b/>
           <w:lang w:val="pt_PT" w:bidi="pt_PT"/>
         </w:rPr>
+        <w:t>ἵνα μὴ ὦσιν ἄκαρποι</w:t>
+      </w:r>
+    </w:p>
+    <w:p>
+      <w:pPr/>
+      <w:r>
+        <w:rPr>
+          <w:lang w:val="pt_PT" w:bidi="pt_PT"/>
+        </w:rPr>
+      </w:r>
+      <w:r>
+        <w:rPr>
+          <w:b/>
+          <w:lang w:val="pt_PT" w:bidi="pt_PT"/>
+        </w:rPr>
         <w:t>"para que assim a vida da nossa gente seja útil!".</w:t>
       </w:r>
     </w:p>
@@ -18649,6 +21624,21 @@
           <w:b/>
           <w:lang w:val="pt_PT" w:bidi="pt_PT"/>
         </w:rPr>
+        <w:t>ἵνα μὴ ὦσιν ἄκαρποι</w:t>
+      </w:r>
+    </w:p>
+    <w:p>
+      <w:pPr/>
+      <w:r>
+        <w:rPr>
+          <w:lang w:val="pt_PT" w:bidi="pt_PT"/>
+        </w:rPr>
+      </w:r>
+      <w:r>
+        <w:rPr>
+          <w:b/>
+          <w:lang w:val="pt_PT" w:bidi="pt_PT"/>
+        </w:rPr>
         <w:t>"para que assim a vida da nossa gente seja útil!".</w:t>
       </w:r>
     </w:p>
@@ -18732,6 +21722,21 @@
           <w:b/>
           <w:lang w:val="pt_PT" w:bidi="pt_PT"/>
         </w:rPr>
+        <w:t>ἀσπάζονταί σε</w:t>
+      </w:r>
+    </w:p>
+    <w:p>
+      <w:pPr/>
+      <w:r>
+        <w:rPr>
+          <w:lang w:val="pt_PT" w:bidi="pt_PT"/>
+        </w:rPr>
+      </w:r>
+      <w:r>
+        <w:rPr>
+          <w:b/>
+          <w:lang w:val="pt_PT" w:bidi="pt_PT"/>
+        </w:rPr>
         <w:t>"mandam saudações a você".</w:t>
       </w:r>
     </w:p>
@@ -18815,6 +21820,21 @@
           <w:b/>
           <w:lang w:val="pt_PT" w:bidi="pt_PT"/>
         </w:rPr>
+        <w:t>οἱ μετ’ ἐμοῦ πάντες</w:t>
+      </w:r>
+    </w:p>
+    <w:p>
+      <w:pPr/>
+      <w:r>
+        <w:rPr>
+          <w:lang w:val="pt_PT" w:bidi="pt_PT"/>
+        </w:rPr>
+      </w:r>
+      <w:r>
+        <w:rPr>
+          <w:b/>
+          <w:lang w:val="pt_PT" w:bidi="pt_PT"/>
+        </w:rPr>
         <w:t>"Todos que estão comigo".</w:t>
       </w:r>
     </w:p>
@@ -18898,6 +21918,21 @@
           <w:b/>
           <w:lang w:val="pt_PT" w:bidi="pt_PT"/>
         </w:rPr>
+        <w:t>τοὺς φιλοῦντας ἡμᾶς ἐν πίστει</w:t>
+      </w:r>
+    </w:p>
+    <w:p>
+      <w:pPr/>
+      <w:r>
+        <w:rPr>
+          <w:lang w:val="pt_PT" w:bidi="pt_PT"/>
+        </w:rPr>
+      </w:r>
+      <w:r>
+        <w:rPr>
+          <w:b/>
+          <w:lang w:val="pt_PT" w:bidi="pt_PT"/>
+        </w:rPr>
         <w:t>"aos nossos amigos na fé".</w:t>
       </w:r>
     </w:p>
@@ -19007,6 +22042,21 @@
           <w:b/>
           <w:lang w:val="pt_PT" w:bidi="pt_PT"/>
         </w:rPr>
+        <w:t>ἡμᾶς</w:t>
+      </w:r>
+    </w:p>
+    <w:p>
+      <w:pPr/>
+      <w:r>
+        <w:rPr>
+          <w:lang w:val="pt_PT" w:bidi="pt_PT"/>
+        </w:rPr>
+      </w:r>
+      <w:r>
+        <w:rPr>
+          <w:b/>
+          <w:lang w:val="pt_PT" w:bidi="pt_PT"/>
+        </w:rPr>
         <w:t>"nossos".</w:t>
       </w:r>
     </w:p>
@@ -19103,6 +22153,21 @@
           <w:b/>
           <w:lang w:val="pt_PT" w:bidi="pt_PT"/>
         </w:rPr>
+        <w:t>ἡ χάρις μετὰ πάντων ὑμῶν</w:t>
+      </w:r>
+    </w:p>
+    <w:p>
+      <w:pPr/>
+      <w:r>
+        <w:rPr>
+          <w:lang w:val="pt_PT" w:bidi="pt_PT"/>
+        </w:rPr>
+      </w:r>
+      <w:r>
+        <w:rPr>
+          <w:b/>
+          <w:lang w:val="pt_PT" w:bidi="pt_PT"/>
+        </w:rPr>
         <w:t>"Que a graça de Deus esteja com todos vocês!".</w:t>
       </w:r>
     </w:p>
@@ -19172,6 +22237,21 @@
         <w:rPr>
           <w:lang w:val="pt_PT" w:bidi="pt_PT"/>
         </w:rPr>
+      </w:r>
+    </w:p>
+    <w:p>
+      <w:pPr/>
+      <w:r>
+        <w:rPr>
+          <w:lang w:val="pt_PT" w:bidi="pt_PT"/>
+        </w:rPr>
+      </w:r>
+      <w:r>
+        <w:rPr>
+          <w:b/>
+          <w:lang w:val="pt_PT" w:bidi="pt_PT"/>
+        </w:rPr>
+        <w:t>ὑμῶν</w:t>
       </w:r>
     </w:p>
     <w:p>

--- a/por/docx/56.content.docx
+++ b/por/docx/56.content.docx
@@ -756,6 +756,21 @@
           <w:b/>
           <w:lang w:val="pt_PT" w:bidi="pt_PT"/>
         </w:rPr>
+        <w:t>κατὰ πίστιν ἐκλεκτῶν Θεοῦ καὶ ἐπίγνωσιν ἀληθείας</w:t>
+      </w:r>
+    </w:p>
+    <w:p>
+      <w:pPr/>
+      <w:r>
+        <w:rPr>
+          <w:lang w:val="pt_PT" w:bidi="pt_PT"/>
+        </w:rPr>
+      </w:r>
+      <w:r>
+        <w:rPr>
+          <w:b/>
+          <w:lang w:val="pt_PT" w:bidi="pt_PT"/>
+        </w:rPr>
         <w:t>"pela fé dos eleitos de Deus e pelo conhecimento da verdade"</w:t>
       </w:r>
     </w:p>
@@ -878,6 +893,21 @@
           <w:b/>
           <w:lang w:val="pt_PT" w:bidi="pt_PT"/>
         </w:rPr>
+        <w:t>ἐκλεκτῶν Θεοῦ</w:t>
+      </w:r>
+    </w:p>
+    <w:p>
+      <w:pPr/>
+      <w:r>
+        <w:rPr>
+          <w:lang w:val="pt_PT" w:bidi="pt_PT"/>
+        </w:rPr>
+      </w:r>
+      <w:r>
+        <w:rPr>
+          <w:b/>
+          <w:lang w:val="pt_PT" w:bidi="pt_PT"/>
+        </w:rPr>
         <w:t>"dos eleitos de Deus"</w:t>
       </w:r>
     </w:p>
@@ -961,6 +991,21 @@
           <w:b/>
           <w:lang w:val="pt_PT" w:bidi="pt_PT"/>
         </w:rPr>
+        <w:t>καὶ ἐπίγνωσιν ἀληθείας</w:t>
+      </w:r>
+    </w:p>
+    <w:p>
+      <w:pPr/>
+      <w:r>
+        <w:rPr>
+          <w:lang w:val="pt_PT" w:bidi="pt_PT"/>
+        </w:rPr>
+      </w:r>
+      <w:r>
+        <w:rPr>
+          <w:b/>
+          <w:lang w:val="pt_PT" w:bidi="pt_PT"/>
+        </w:rPr>
         <w:t>"e seu conhecimento da verdade"</w:t>
       </w:r>
     </w:p>
@@ -1044,6 +1089,21 @@
           <w:b/>
           <w:lang w:val="pt_PT" w:bidi="pt_PT"/>
         </w:rPr>
+        <w:t>τῆς κατ’ εὐσέβειαν</w:t>
+      </w:r>
+    </w:p>
+    <w:p>
+      <w:pPr/>
+      <w:r>
+        <w:rPr>
+          <w:lang w:val="pt_PT" w:bidi="pt_PT"/>
+        </w:rPr>
+      </w:r>
+      <w:r>
+        <w:rPr>
+          <w:b/>
+          <w:lang w:val="pt_PT" w:bidi="pt_PT"/>
+        </w:rPr>
         <w:t>"que leva à piedade"</w:t>
       </w:r>
     </w:p>
@@ -1140,6 +1200,21 @@
           <w:b/>
           <w:lang w:val="pt_PT" w:bidi="pt_PT"/>
         </w:rPr>
+        <w:t>ἐπ’ ἐλπίδι ζωῆς αἰωνίου</w:t>
+      </w:r>
+    </w:p>
+    <w:p>
+      <w:pPr/>
+      <w:r>
+        <w:rPr>
+          <w:lang w:val="pt_PT" w:bidi="pt_PT"/>
+        </w:rPr>
+      </w:r>
+      <w:r>
+        <w:rPr>
+          <w:b/>
+          <w:lang w:val="pt_PT" w:bidi="pt_PT"/>
+        </w:rPr>
         <w:t>"na esperança da vida eterna"</w:t>
       </w:r>
     </w:p>
@@ -1262,6 +1337,21 @@
           <w:b/>
           <w:lang w:val="pt_PT" w:bidi="pt_PT"/>
         </w:rPr>
+        <w:t>ἐπ’ ἐλπίδι ζωῆς αἰωνίου</w:t>
+      </w:r>
+    </w:p>
+    <w:p>
+      <w:pPr/>
+      <w:r>
+        <w:rPr>
+          <w:lang w:val="pt_PT" w:bidi="pt_PT"/>
+        </w:rPr>
+      </w:r>
+      <w:r>
+        <w:rPr>
+          <w:b/>
+          <w:lang w:val="pt_PT" w:bidi="pt_PT"/>
+        </w:rPr>
         <w:t>"na esperança da vida eterna"</w:t>
       </w:r>
     </w:p>
@@ -1358,6 +1448,21 @@
           <w:b/>
           <w:lang w:val="pt_PT" w:bidi="pt_PT"/>
         </w:rPr>
+        <w:t>ὁ ἀψευδὴς Θεὸς</w:t>
+      </w:r>
+    </w:p>
+    <w:p>
+      <w:pPr/>
+      <w:r>
+        <w:rPr>
+          <w:lang w:val="pt_PT" w:bidi="pt_PT"/>
+        </w:rPr>
+      </w:r>
+      <w:r>
+        <w:rPr>
+          <w:b/>
+          <w:lang w:val="pt_PT" w:bidi="pt_PT"/>
+        </w:rPr>
         <w:t>"Deus que não pode mentir"</w:t>
       </w:r>
     </w:p>
@@ -1504,6 +1609,21 @@
           <w:b/>
           <w:lang w:val="pt_PT" w:bidi="pt_PT"/>
         </w:rPr>
+        <w:t>καιροῖς ἰδίοις</w:t>
+      </w:r>
+    </w:p>
+    <w:p>
+      <w:pPr/>
+      <w:r>
+        <w:rPr>
+          <w:lang w:val="pt_PT" w:bidi="pt_PT"/>
+        </w:rPr>
+      </w:r>
+      <w:r>
+        <w:rPr>
+          <w:b/>
+          <w:lang w:val="pt_PT" w:bidi="pt_PT"/>
+        </w:rPr>
         <w:t>"No Seu próprio tempo"</w:t>
       </w:r>
     </w:p>
@@ -1567,6 +1687,21 @@
           <w:b/>
           <w:lang w:val="pt_PT" w:bidi="pt_PT"/>
         </w:rPr>
+        <w:t>ἐφανέρωσεν &amp; τὸν λόγον αὐτοῦ</w:t>
+      </w:r>
+    </w:p>
+    <w:p>
+      <w:pPr/>
+      <w:r>
+        <w:rPr>
+          <w:lang w:val="pt_PT" w:bidi="pt_PT"/>
+        </w:rPr>
+      </w:r>
+      <w:r>
+        <w:rPr>
+          <w:b/>
+          <w:lang w:val="pt_PT" w:bidi="pt_PT"/>
+        </w:rPr>
         <w:t>"Ele fez"</w:t>
       </w:r>
       <w:r>
@@ -1663,6 +1798,21 @@
           <w:b/>
           <w:lang w:val="pt_PT" w:bidi="pt_PT"/>
         </w:rPr>
+        <w:t>ἐν κηρύγματι</w:t>
+      </w:r>
+    </w:p>
+    <w:p>
+      <w:pPr/>
+      <w:r>
+        <w:rPr>
+          <w:lang w:val="pt_PT" w:bidi="pt_PT"/>
+        </w:rPr>
+      </w:r>
+      <w:r>
+        <w:rPr>
+          <w:b/>
+          <w:lang w:val="pt_PT" w:bidi="pt_PT"/>
+        </w:rPr>
         <w:t>"na proclamação"</w:t>
       </w:r>
     </w:p>
@@ -1759,6 +1909,21 @@
           <w:b/>
           <w:lang w:val="pt_PT" w:bidi="pt_PT"/>
         </w:rPr>
+        <w:t>ὃ ἐπιστεύθην ἐγὼ</w:t>
+      </w:r>
+    </w:p>
+    <w:p>
+      <w:pPr/>
+      <w:r>
+        <w:rPr>
+          <w:lang w:val="pt_PT" w:bidi="pt_PT"/>
+        </w:rPr>
+      </w:r>
+      <w:r>
+        <w:rPr>
+          <w:b/>
+          <w:lang w:val="pt_PT" w:bidi="pt_PT"/>
+        </w:rPr>
         <w:t>"confiado a mim"</w:t>
       </w:r>
     </w:p>
@@ -1842,6 +2007,21 @@
           <w:b/>
           <w:lang w:val="pt_PT" w:bidi="pt_PT"/>
         </w:rPr>
+        <w:t>ἡμῶν</w:t>
+      </w:r>
+    </w:p>
+    <w:p>
+      <w:pPr/>
+      <w:r>
+        <w:rPr>
+          <w:lang w:val="pt_PT" w:bidi="pt_PT"/>
+        </w:rPr>
+      </w:r>
+      <w:r>
+        <w:rPr>
+          <w:b/>
+          <w:lang w:val="pt_PT" w:bidi="pt_PT"/>
+        </w:rPr>
         <w:t>"nosso"</w:t>
       </w:r>
     </w:p>
@@ -1938,6 +2118,21 @@
           <w:b/>
           <w:lang w:val="pt_PT" w:bidi="pt_PT"/>
         </w:rPr>
+        <w:t>γνησίῳ τέκνῳ</w:t>
+      </w:r>
+    </w:p>
+    <w:p>
+      <w:pPr/>
+      <w:r>
+        <w:rPr>
+          <w:lang w:val="pt_PT" w:bidi="pt_PT"/>
+        </w:rPr>
+      </w:r>
+      <w:r>
+        <w:rPr>
+          <w:b/>
+          <w:lang w:val="pt_PT" w:bidi="pt_PT"/>
+        </w:rPr>
         <w:t>"meu VERDADEIRO filho"</w:t>
       </w:r>
     </w:p>
@@ -2034,6 +2229,21 @@
           <w:b/>
           <w:lang w:val="pt_PT" w:bidi="pt_PT"/>
         </w:rPr>
+        <w:t>κατὰ κοινὴν πίστιν</w:t>
+      </w:r>
+    </w:p>
+    <w:p>
+      <w:pPr/>
+      <w:r>
+        <w:rPr>
+          <w:lang w:val="pt_PT" w:bidi="pt_PT"/>
+        </w:rPr>
+      </w:r>
+      <w:r>
+        <w:rPr>
+          <w:b/>
+          <w:lang w:val="pt_PT" w:bidi="pt_PT"/>
+        </w:rPr>
         <w:t>"em nossa fé comum"</w:t>
       </w:r>
     </w:p>
@@ -2143,6 +2353,21 @@
           <w:b/>
           <w:lang w:val="pt_PT" w:bidi="pt_PT"/>
         </w:rPr>
+        <w:t>χάρις καὶ εἰρήνη</w:t>
+      </w:r>
+    </w:p>
+    <w:p>
+      <w:pPr/>
+      <w:r>
+        <w:rPr>
+          <w:lang w:val="pt_PT" w:bidi="pt_PT"/>
+        </w:rPr>
+      </w:r>
+      <w:r>
+        <w:rPr>
+          <w:b/>
+          <w:lang w:val="pt_PT" w:bidi="pt_PT"/>
+        </w:rPr>
         <w:t>"Graça e paz"</w:t>
       </w:r>
     </w:p>
@@ -2226,6 +2451,21 @@
           <w:b/>
           <w:lang w:val="pt_PT" w:bidi="pt_PT"/>
         </w:rPr>
+        <w:t>χάρις καὶ εἰρήνη ἀπὸ Θεοῦ Πατρὸς καὶ Χριστοῦ Ἰησοῦ τοῦ Σωτῆρος ἡμῶν</w:t>
+      </w:r>
+    </w:p>
+    <w:p>
+      <w:pPr/>
+      <w:r>
+        <w:rPr>
+          <w:lang w:val="pt_PT" w:bidi="pt_PT"/>
+        </w:rPr>
+      </w:r>
+      <w:r>
+        <w:rPr>
+          <w:b/>
+          <w:lang w:val="pt_PT" w:bidi="pt_PT"/>
+        </w:rPr>
         <w:t>"Graça e paz de Deus o Pai e Cristo Jesus nosso Salvador"</w:t>
       </w:r>
     </w:p>
@@ -2335,6 +2575,21 @@
           <w:b/>
           <w:lang w:val="pt_PT" w:bidi="pt_PT"/>
         </w:rPr>
+        <w:t>Χριστοῦ Ἰησοῦ τοῦ Σωτῆρος ἡμῶν</w:t>
+      </w:r>
+    </w:p>
+    <w:p>
+      <w:pPr/>
+      <w:r>
+        <w:rPr>
+          <w:lang w:val="pt_PT" w:bidi="pt_PT"/>
+        </w:rPr>
+      </w:r>
+      <w:r>
+        <w:rPr>
+          <w:b/>
+          <w:lang w:val="pt_PT" w:bidi="pt_PT"/>
+        </w:rPr>
         <w:t>"Cristo Jesus nosso Salvador"</w:t>
       </w:r>
     </w:p>
@@ -2398,6 +2653,21 @@
           <w:b/>
           <w:lang w:val="pt_PT" w:bidi="pt_PT"/>
         </w:rPr>
+        <w:t>ἡμῶν</w:t>
+      </w:r>
+    </w:p>
+    <w:p>
+      <w:pPr/>
+      <w:r>
+        <w:rPr>
+          <w:lang w:val="pt_PT" w:bidi="pt_PT"/>
+        </w:rPr>
+      </w:r>
+      <w:r>
+        <w:rPr>
+          <w:b/>
+          <w:lang w:val="pt_PT" w:bidi="pt_PT"/>
+        </w:rPr>
         <w:t>"nosso"</w:t>
       </w:r>
     </w:p>
@@ -2494,6 +2764,21 @@
           <w:b/>
           <w:lang w:val="pt_PT" w:bidi="pt_PT"/>
         </w:rPr>
+        <w:t>τούτου χάριν</w:t>
+      </w:r>
+    </w:p>
+    <w:p>
+      <w:pPr/>
+      <w:r>
+        <w:rPr>
+          <w:lang w:val="pt_PT" w:bidi="pt_PT"/>
+        </w:rPr>
+      </w:r>
+      <w:r>
+        <w:rPr>
+          <w:b/>
+          <w:lang w:val="pt_PT" w:bidi="pt_PT"/>
+        </w:rPr>
         <w:t>"A razão"</w:t>
       </w:r>
     </w:p>
@@ -2590,6 +2875,21 @@
           <w:b/>
           <w:lang w:val="pt_PT" w:bidi="pt_PT"/>
         </w:rPr>
+        <w:t>ἀπέλιπόν σε ἐν Κρήτῃ</w:t>
+      </w:r>
+    </w:p>
+    <w:p>
+      <w:pPr/>
+      <w:r>
+        <w:rPr>
+          <w:lang w:val="pt_PT" w:bidi="pt_PT"/>
+        </w:rPr>
+      </w:r>
+      <w:r>
+        <w:rPr>
+          <w:b/>
+          <w:lang w:val="pt_PT" w:bidi="pt_PT"/>
+        </w:rPr>
         <w:t>"Eu deixei você em Creta"</w:t>
       </w:r>
     </w:p>
@@ -2653,6 +2953,21 @@
           <w:b/>
           <w:lang w:val="pt_PT" w:bidi="pt_PT"/>
         </w:rPr>
+        <w:t>ἵνα τὰ λείποντα ἐπιδιορθώσῃ</w:t>
+      </w:r>
+    </w:p>
+    <w:p>
+      <w:pPr/>
+      <w:r>
+        <w:rPr>
+          <w:lang w:val="pt_PT" w:bidi="pt_PT"/>
+        </w:rPr>
+      </w:r>
+      <w:r>
+        <w:rPr>
+          <w:b/>
+          <w:lang w:val="pt_PT" w:bidi="pt_PT"/>
+        </w:rPr>
         <w:t>"para que você colocasse em ordem o que estava inacabado"</w:t>
       </w:r>
     </w:p>
@@ -2716,6 +3031,21 @@
           <w:b/>
           <w:lang w:val="pt_PT" w:bidi="pt_PT"/>
         </w:rPr>
+        <w:t>καταστήσῃς &amp; πρεσβυτέρους</w:t>
+      </w:r>
+    </w:p>
+    <w:p>
+      <w:pPr/>
+      <w:r>
+        <w:rPr>
+          <w:lang w:val="pt_PT" w:bidi="pt_PT"/>
+        </w:rPr>
+      </w:r>
+      <w:r>
+        <w:rPr>
+          <w:b/>
+          <w:lang w:val="pt_PT" w:bidi="pt_PT"/>
+        </w:rPr>
         <w:t>"nomear"</w:t>
       </w:r>
       <w:r>
@@ -2792,6 +3122,21 @@
           <w:b/>
           <w:lang w:val="pt_PT" w:bidi="pt_PT"/>
         </w:rPr>
+        <w:t>εἴ τίς ἐστιν ἀνέγκλητος</w:t>
+      </w:r>
+    </w:p>
+    <w:p>
+      <w:pPr/>
+      <w:r>
+        <w:rPr>
+          <w:lang w:val="pt_PT" w:bidi="pt_PT"/>
+        </w:rPr>
+      </w:r>
+      <w:r>
+        <w:rPr>
+          <w:b/>
+          <w:lang w:val="pt_PT" w:bidi="pt_PT"/>
+        </w:rPr>
         <w:t>"Um ancião deve ser irrepreensível"</w:t>
       </w:r>
     </w:p>
@@ -2875,6 +3220,21 @@
           <w:b/>
           <w:lang w:val="pt_PT" w:bidi="pt_PT"/>
         </w:rPr>
+        <w:t>ἀνέγκλητος</w:t>
+      </w:r>
+    </w:p>
+    <w:p>
+      <w:pPr/>
+      <w:r>
+        <w:rPr>
+          <w:lang w:val="pt_PT" w:bidi="pt_PT"/>
+        </w:rPr>
+      </w:r>
+      <w:r>
+        <w:rPr>
+          <w:b/>
+          <w:lang w:val="pt_PT" w:bidi="pt_PT"/>
+        </w:rPr>
         <w:t>"irrepreensível"</w:t>
       </w:r>
     </w:p>
@@ -2971,6 +3331,21 @@
           <w:b/>
           <w:lang w:val="pt_PT" w:bidi="pt_PT"/>
         </w:rPr>
+        <w:t>μιᾶς γυναικὸς ἀνήρ</w:t>
+      </w:r>
+    </w:p>
+    <w:p>
+      <w:pPr/>
+      <w:r>
+        <w:rPr>
+          <w:lang w:val="pt_PT" w:bidi="pt_PT"/>
+        </w:rPr>
+      </w:r>
+      <w:r>
+        <w:rPr>
+          <w:b/>
+          <w:lang w:val="pt_PT" w:bidi="pt_PT"/>
+        </w:rPr>
         <w:t>"o marido de apenas uma esposa"</w:t>
       </w:r>
     </w:p>
@@ -3067,6 +3442,21 @@
           <w:b/>
           <w:lang w:val="pt_PT" w:bidi="pt_PT"/>
         </w:rPr>
+        <w:t>τέκνα &amp; πιστά</w:t>
+      </w:r>
+    </w:p>
+    <w:p>
+      <w:pPr/>
+      <w:r>
+        <w:rPr>
+          <w:lang w:val="pt_PT" w:bidi="pt_PT"/>
+        </w:rPr>
+      </w:r>
+      <w:r>
+        <w:rPr>
+          <w:b/>
+          <w:lang w:val="pt_PT" w:bidi="pt_PT"/>
+        </w:rPr>
         <w:t>"crianças"</w:t>
       </w:r>
       <w:r>
@@ -3163,6 +3553,21 @@
           <w:b/>
           <w:lang w:val="pt_PT" w:bidi="pt_PT"/>
         </w:rPr>
+        <w:t>τὸν ἐπίσκοπον</w:t>
+      </w:r>
+    </w:p>
+    <w:p>
+      <w:pPr/>
+      <w:r>
+        <w:rPr>
+          <w:lang w:val="pt_PT" w:bidi="pt_PT"/>
+        </w:rPr>
+      </w:r>
+      <w:r>
+        <w:rPr>
+          <w:b/>
+          <w:lang w:val="pt_PT" w:bidi="pt_PT"/>
+        </w:rPr>
         <w:t>"um supervisor"</w:t>
       </w:r>
     </w:p>
@@ -3259,6 +3664,21 @@
           <w:b/>
           <w:lang w:val="pt_PT" w:bidi="pt_PT"/>
         </w:rPr>
+        <w:t>Θεοῦ οἰκονόμον</w:t>
+      </w:r>
+    </w:p>
+    <w:p>
+      <w:pPr/>
+      <w:r>
+        <w:rPr>
+          <w:lang w:val="pt_PT" w:bidi="pt_PT"/>
+        </w:rPr>
+      </w:r>
+      <w:r>
+        <w:rPr>
+          <w:b/>
+          <w:lang w:val="pt_PT" w:bidi="pt_PT"/>
+        </w:rPr>
         <w:t>"Mordomo de Deus"</w:t>
       </w:r>
     </w:p>
@@ -3355,6 +3775,21 @@
           <w:b/>
           <w:lang w:val="pt_PT" w:bidi="pt_PT"/>
         </w:rPr>
+        <w:t>μὴ πάροινον</w:t>
+      </w:r>
+    </w:p>
+    <w:p>
+      <w:pPr/>
+      <w:r>
+        <w:rPr>
+          <w:lang w:val="pt_PT" w:bidi="pt_PT"/>
+        </w:rPr>
+      </w:r>
+      <w:r>
+        <w:rPr>
+          <w:b/>
+          <w:lang w:val="pt_PT" w:bidi="pt_PT"/>
+        </w:rPr>
         <w:t>"não deve ser chegado ao vinho"</w:t>
       </w:r>
     </w:p>
@@ -3418,6 +3853,21 @@
           <w:b/>
           <w:lang w:val="pt_PT" w:bidi="pt_PT"/>
         </w:rPr>
+        <w:t>μὴ πλήκτην</w:t>
+      </w:r>
+    </w:p>
+    <w:p>
+      <w:pPr/>
+      <w:r>
+        <w:rPr>
+          <w:lang w:val="pt_PT" w:bidi="pt_PT"/>
+        </w:rPr>
+      </w:r>
+      <w:r>
+        <w:rPr>
+          <w:b/>
+          <w:lang w:val="pt_PT" w:bidi="pt_PT"/>
+        </w:rPr>
         <w:t>"nem violento"</w:t>
       </w:r>
     </w:p>
@@ -3481,6 +3931,21 @@
           <w:b/>
           <w:lang w:val="pt_PT" w:bidi="pt_PT"/>
         </w:rPr>
+        <w:t>ἀλλὰ</w:t>
+      </w:r>
+    </w:p>
+    <w:p>
+      <w:pPr/>
+      <w:r>
+        <w:rPr>
+          <w:lang w:val="pt_PT" w:bidi="pt_PT"/>
+        </w:rPr>
+      </w:r>
+      <w:r>
+        <w:rPr>
+          <w:b/>
+          <w:lang w:val="pt_PT" w:bidi="pt_PT"/>
+        </w:rPr>
         <w:t>"Em vez disso"</w:t>
       </w:r>
     </w:p>
@@ -3577,6 +4042,21 @@
           <w:b/>
           <w:lang w:val="pt_PT" w:bidi="pt_PT"/>
         </w:rPr>
+        <w:t>φιλάγαθον</w:t>
+      </w:r>
+    </w:p>
+    <w:p>
+      <w:pPr/>
+      <w:r>
+        <w:rPr>
+          <w:lang w:val="pt_PT" w:bidi="pt_PT"/>
+        </w:rPr>
+      </w:r>
+      <w:r>
+        <w:rPr>
+          <w:b/>
+          <w:lang w:val="pt_PT" w:bidi="pt_PT"/>
+        </w:rPr>
         <w:t>"amar o bem"</w:t>
       </w:r>
     </w:p>
@@ -3686,6 +4166,21 @@
           <w:b/>
           <w:lang w:val="pt_PT" w:bidi="pt_PT"/>
         </w:rPr>
+        <w:t>σώφρονα &amp; ἐγκρατῆ</w:t>
+      </w:r>
+    </w:p>
+    <w:p>
+      <w:pPr/>
+      <w:r>
+        <w:rPr>
+          <w:lang w:val="pt_PT" w:bidi="pt_PT"/>
+        </w:rPr>
+      </w:r>
+      <w:r>
+        <w:rPr>
+          <w:b/>
+          <w:lang w:val="pt_PT" w:bidi="pt_PT"/>
+        </w:rPr>
         <w:t>"prudente"</w:t>
       </w:r>
       <w:r>
@@ -3808,6 +4303,21 @@
           <w:b/>
           <w:lang w:val="pt_PT" w:bidi="pt_PT"/>
         </w:rPr>
+        <w:t>δίκαιον, ὅσιον</w:t>
+      </w:r>
+    </w:p>
+    <w:p>
+      <w:pPr/>
+      <w:r>
+        <w:rPr>
+          <w:lang w:val="pt_PT" w:bidi="pt_PT"/>
+        </w:rPr>
+      </w:r>
+      <w:r>
+        <w:rPr>
+          <w:b/>
+          <w:lang w:val="pt_PT" w:bidi="pt_PT"/>
+        </w:rPr>
         <w:t>"justo, dedicado a Deus"</w:t>
       </w:r>
     </w:p>
@@ -3917,6 +4427,21 @@
           <w:b/>
           <w:lang w:val="pt_PT" w:bidi="pt_PT"/>
         </w:rPr>
+        <w:t>ἀντεχόμενον</w:t>
+      </w:r>
+    </w:p>
+    <w:p>
+      <w:pPr/>
+      <w:r>
+        <w:rPr>
+          <w:lang w:val="pt_PT" w:bidi="pt_PT"/>
+        </w:rPr>
+      </w:r>
+      <w:r>
+        <w:rPr>
+          <w:b/>
+          <w:lang w:val="pt_PT" w:bidi="pt_PT"/>
+        </w:rPr>
         <w:t>"Ele deve manter firme".</w:t>
       </w:r>
     </w:p>
@@ -4000,6 +4525,21 @@
           <w:b/>
           <w:lang w:val="pt_PT" w:bidi="pt_PT"/>
         </w:rPr>
+        <w:t>κατὰ τὴν διδαχὴν</w:t>
+      </w:r>
+    </w:p>
+    <w:p>
+      <w:pPr/>
+      <w:r>
+        <w:rPr>
+          <w:lang w:val="pt_PT" w:bidi="pt_PT"/>
+        </w:rPr>
+      </w:r>
+      <w:r>
+        <w:rPr>
+          <w:b/>
+          <w:lang w:val="pt_PT" w:bidi="pt_PT"/>
+        </w:rPr>
         <w:t>"que está de acordo com a doutrina".</w:t>
       </w:r>
     </w:p>
@@ -4063,6 +4603,21 @@
           <w:b/>
           <w:lang w:val="pt_PT" w:bidi="pt_PT"/>
         </w:rPr>
+        <w:t>ἵνα</w:t>
+      </w:r>
+    </w:p>
+    <w:p>
+      <w:pPr/>
+      <w:r>
+        <w:rPr>
+          <w:lang w:val="pt_PT" w:bidi="pt_PT"/>
+        </w:rPr>
+      </w:r>
+      <w:r>
+        <w:rPr>
+          <w:b/>
+          <w:lang w:val="pt_PT" w:bidi="pt_PT"/>
+        </w:rPr>
         <w:t>"Assim".</w:t>
       </w:r>
     </w:p>
@@ -4159,6 +4714,21 @@
           <w:b/>
           <w:lang w:val="pt_PT" w:bidi="pt_PT"/>
         </w:rPr>
+        <w:t>τῇ διδασκαλίᾳ τῇ ὑγιαινούσῃ</w:t>
+      </w:r>
+    </w:p>
+    <w:p>
+      <w:pPr/>
+      <w:r>
+        <w:rPr>
+          <w:lang w:val="pt_PT" w:bidi="pt_PT"/>
+        </w:rPr>
+      </w:r>
+      <w:r>
+        <w:rPr>
+          <w:b/>
+          <w:lang w:val="pt_PT" w:bidi="pt_PT"/>
+        </w:rPr>
         <w:t>"verdadeiro ensinamento".</w:t>
       </w:r>
     </w:p>
@@ -4268,6 +4838,21 @@
           <w:b/>
           <w:lang w:val="pt_PT" w:bidi="pt_PT"/>
         </w:rPr>
+        <w:t>ματαιολόγοι</w:t>
+      </w:r>
+    </w:p>
+    <w:p>
+      <w:pPr/>
+      <w:r>
+        <w:rPr>
+          <w:lang w:val="pt_PT" w:bidi="pt_PT"/>
+        </w:rPr>
+      </w:r>
+      <w:r>
+        <w:rPr>
+          <w:b/>
+          <w:lang w:val="pt_PT" w:bidi="pt_PT"/>
+        </w:rPr>
         <w:t>"com as suas tolices".</w:t>
       </w:r>
     </w:p>
@@ -4364,6 +4949,21 @@
           <w:b/>
           <w:lang w:val="pt_PT" w:bidi="pt_PT"/>
         </w:rPr>
+        <w:t>φρεναπάται</w:t>
+      </w:r>
+    </w:p>
+    <w:p>
+      <w:pPr/>
+      <w:r>
+        <w:rPr>
+          <w:lang w:val="pt_PT" w:bidi="pt_PT"/>
+        </w:rPr>
+      </w:r>
+      <w:r>
+        <w:rPr>
+          <w:b/>
+          <w:lang w:val="pt_PT" w:bidi="pt_PT"/>
+        </w:rPr>
         <w:t>"enganam".</w:t>
       </w:r>
     </w:p>
@@ -4460,6 +5060,21 @@
           <w:b/>
           <w:lang w:val="pt_PT" w:bidi="pt_PT"/>
         </w:rPr>
+        <w:t>ματαιολόγοι, καὶ φρεναπάται</w:t>
+      </w:r>
+    </w:p>
+    <w:p>
+      <w:pPr/>
+      <w:r>
+        <w:rPr>
+          <w:lang w:val="pt_PT" w:bidi="pt_PT"/>
+        </w:rPr>
+      </w:r>
+      <w:r>
+        <w:rPr>
+          <w:b/>
+          <w:lang w:val="pt_PT" w:bidi="pt_PT"/>
+        </w:rPr>
         <w:t>"que são revoltados e enganam os outros com as suas tolices".</w:t>
       </w:r>
     </w:p>
@@ -4582,6 +5197,21 @@
           <w:b/>
           <w:lang w:val="pt_PT" w:bidi="pt_PT"/>
         </w:rPr>
+        <w:t>οἱ ἐκ τῆς περιτομῆς</w:t>
+      </w:r>
+    </w:p>
+    <w:p>
+      <w:pPr/>
+      <w:r>
+        <w:rPr>
+          <w:lang w:val="pt_PT" w:bidi="pt_PT"/>
+        </w:rPr>
+      </w:r>
+      <w:r>
+        <w:rPr>
+          <w:b/>
+          <w:lang w:val="pt_PT" w:bidi="pt_PT"/>
+        </w:rPr>
         <w:t>"os que vieram do Judaísmo".</w:t>
       </w:r>
     </w:p>
@@ -4678,6 +5308,21 @@
           <w:b/>
           <w:lang w:val="pt_PT" w:bidi="pt_PT"/>
         </w:rPr>
+        <w:t>οὓς δεῖ ἐπιστομίζειν</w:t>
+      </w:r>
+    </w:p>
+    <w:p>
+      <w:pPr/>
+      <w:r>
+        <w:rPr>
+          <w:lang w:val="pt_PT" w:bidi="pt_PT"/>
+        </w:rPr>
+      </w:r>
+      <w:r>
+        <w:rPr>
+          <w:b/>
+          <w:lang w:val="pt_PT" w:bidi="pt_PT"/>
+        </w:rPr>
         <w:t>"é preciso fazê-los calar".</w:t>
       </w:r>
     </w:p>
@@ -4761,6 +5406,21 @@
           <w:b/>
           <w:lang w:val="pt_PT" w:bidi="pt_PT"/>
         </w:rPr>
+        <w:t>ὅλους οἴκους ἀνατρέπουσιν</w:t>
+      </w:r>
+    </w:p>
+    <w:p>
+      <w:pPr/>
+      <w:r>
+        <w:rPr>
+          <w:lang w:val="pt_PT" w:bidi="pt_PT"/>
+        </w:rPr>
+      </w:r>
+      <w:r>
+        <w:rPr>
+          <w:b/>
+          <w:lang w:val="pt_PT" w:bidi="pt_PT"/>
+        </w:rPr>
         <w:t>"atrapalhando famílias inteiras".</w:t>
       </w:r>
     </w:p>
@@ -4844,6 +5504,21 @@
           <w:b/>
           <w:lang w:val="pt_PT" w:bidi="pt_PT"/>
         </w:rPr>
+        <w:t>αἰσχροῦ κέρδους χάριν</w:t>
+      </w:r>
+    </w:p>
+    <w:p>
+      <w:pPr/>
+      <w:r>
+        <w:rPr>
+          <w:lang w:val="pt_PT" w:bidi="pt_PT"/>
+        </w:rPr>
+      </w:r>
+      <w:r>
+        <w:rPr>
+          <w:b/>
+          <w:lang w:val="pt_PT" w:bidi="pt_PT"/>
+        </w:rPr>
         <w:t>"intenção vergonhosa de ganhar dinheiro".</w:t>
       </w:r>
     </w:p>
@@ -4953,6 +5628,21 @@
           <w:b/>
           <w:lang w:val="pt_PT" w:bidi="pt_PT"/>
         </w:rPr>
+        <w:t>τις ἐξ αὐτῶν, ἴδιος αὐτῶν προφήτης</w:t>
+      </w:r>
+    </w:p>
+    <w:p>
+      <w:pPr/>
+      <w:r>
+        <w:rPr>
+          <w:lang w:val="pt_PT" w:bidi="pt_PT"/>
+        </w:rPr>
+      </w:r>
+      <w:r>
+        <w:rPr>
+          <w:b/>
+          <w:lang w:val="pt_PT" w:bidi="pt_PT"/>
+        </w:rPr>
         <w:t>"um deles, um profeta da ilha de Creta".</w:t>
       </w:r>
     </w:p>
@@ -5016,6 +5706,21 @@
           <w:b/>
           <w:lang w:val="pt_PT" w:bidi="pt_PT"/>
         </w:rPr>
+        <w:t>Κρῆτες ἀεὶ ψεῦσται</w:t>
+      </w:r>
+    </w:p>
+    <w:p>
+      <w:pPr/>
+      <w:r>
+        <w:rPr>
+          <w:lang w:val="pt_PT" w:bidi="pt_PT"/>
+        </w:rPr>
+      </w:r>
+      <w:r>
+        <w:rPr>
+          <w:b/>
+          <w:lang w:val="pt_PT" w:bidi="pt_PT"/>
+        </w:rPr>
         <w:t>"Os cretenses só dizem mentiras".</w:t>
       </w:r>
     </w:p>
@@ -5112,6 +5817,21 @@
           <w:b/>
           <w:lang w:val="pt_PT" w:bidi="pt_PT"/>
         </w:rPr>
+        <w:t>κακὰ θηρία</w:t>
+      </w:r>
+    </w:p>
+    <w:p>
+      <w:pPr/>
+      <w:r>
+        <w:rPr>
+          <w:lang w:val="pt_PT" w:bidi="pt_PT"/>
+        </w:rPr>
+      </w:r>
+      <w:r>
+        <w:rPr>
+          <w:b/>
+          <w:lang w:val="pt_PT" w:bidi="pt_PT"/>
+        </w:rPr>
         <w:t>"animais selvagens".</w:t>
       </w:r>
     </w:p>
@@ -5221,6 +5941,21 @@
           <w:b/>
           <w:lang w:val="pt_PT" w:bidi="pt_PT"/>
         </w:rPr>
+        <w:t>γαστέρες ἀργαί</w:t>
+      </w:r>
+    </w:p>
+    <w:p>
+      <w:pPr/>
+      <w:r>
+        <w:rPr>
+          <w:lang w:val="pt_PT" w:bidi="pt_PT"/>
+        </w:rPr>
+      </w:r>
+      <w:r>
+        <w:rPr>
+          <w:b/>
+          <w:lang w:val="pt_PT" w:bidi="pt_PT"/>
+        </w:rPr>
         <w:t>"preguiçosos que só pensam em comida".</w:t>
       </w:r>
     </w:p>
@@ -5304,6 +6039,21 @@
           <w:b/>
           <w:lang w:val="pt_PT" w:bidi="pt_PT"/>
         </w:rPr>
+        <w:t>δι’ ἣν αἰτίαν ἔλεγχε αὐτοὺς ἀποτόμως</w:t>
+      </w:r>
+    </w:p>
+    <w:p>
+      <w:pPr/>
+      <w:r>
+        <w:rPr>
+          <w:lang w:val="pt_PT" w:bidi="pt_PT"/>
+        </w:rPr>
+      </w:r>
+      <w:r>
+        <w:rPr>
+          <w:b/>
+          <w:lang w:val="pt_PT" w:bidi="pt_PT"/>
+        </w:rPr>
         <w:t>"Portanto, você tem de repreender duramente".</w:t>
       </w:r>
     </w:p>
@@ -5367,6 +6117,21 @@
           <w:b/>
           <w:lang w:val="pt_PT" w:bidi="pt_PT"/>
         </w:rPr>
+        <w:t>δι’ ἣν αἰτίαν</w:t>
+      </w:r>
+    </w:p>
+    <w:p>
+      <w:pPr/>
+      <w:r>
+        <w:rPr>
+          <w:lang w:val="pt_PT" w:bidi="pt_PT"/>
+        </w:rPr>
+      </w:r>
+      <w:r>
+        <w:rPr>
+          <w:b/>
+          <w:lang w:val="pt_PT" w:bidi="pt_PT"/>
+        </w:rPr>
         <w:t>"Portanto".</w:t>
       </w:r>
     </w:p>
@@ -5449,6 +6214,21 @@
         <w:rPr>
           <w:lang w:val="pt_PT" w:bidi="pt_PT"/>
         </w:rPr>
+      </w:r>
+    </w:p>
+    <w:p>
+      <w:pPr/>
+      <w:r>
+        <w:rPr>
+          <w:lang w:val="pt_PT" w:bidi="pt_PT"/>
+        </w:rPr>
+      </w:r>
+      <w:r>
+        <w:rPr>
+          <w:b/>
+          <w:lang w:val="pt_PT" w:bidi="pt_PT"/>
+        </w:rPr>
+        <w:t>αὐτοὺς</w:t>
       </w:r>
     </w:p>
     <w:p>
@@ -5612,6 +6392,21 @@
           <w:b/>
           <w:lang w:val="pt_PT" w:bidi="pt_PT"/>
         </w:rPr>
+        <w:t>ἵνα ὑγιαίνωσιν ἐν τῇ πίστει</w:t>
+      </w:r>
+    </w:p>
+    <w:p>
+      <w:pPr/>
+      <w:r>
+        <w:rPr>
+          <w:lang w:val="pt_PT" w:bidi="pt_PT"/>
+        </w:rPr>
+      </w:r>
+      <w:r>
+        <w:rPr>
+          <w:b/>
+          <w:lang w:val="pt_PT" w:bidi="pt_PT"/>
+        </w:rPr>
         <w:t>"para que sejam sadios na fé".</w:t>
       </w:r>
     </w:p>
@@ -5708,6 +6503,21 @@
           <w:b/>
           <w:lang w:val="pt_PT" w:bidi="pt_PT"/>
         </w:rPr>
+        <w:t>ἵνα</w:t>
+      </w:r>
+    </w:p>
+    <w:p>
+      <w:pPr/>
+      <w:r>
+        <w:rPr>
+          <w:lang w:val="pt_PT" w:bidi="pt_PT"/>
+        </w:rPr>
+      </w:r>
+      <w:r>
+        <w:rPr>
+          <w:b/>
+          <w:lang w:val="pt_PT" w:bidi="pt_PT"/>
+        </w:rPr>
         <w:t>"para que".</w:t>
       </w:r>
     </w:p>
@@ -5817,6 +6627,21 @@
           <w:b/>
           <w:lang w:val="pt_PT" w:bidi="pt_PT"/>
         </w:rPr>
+        <w:t>ἐν τῇ πίστει</w:t>
+      </w:r>
+    </w:p>
+    <w:p>
+      <w:pPr/>
+      <w:r>
+        <w:rPr>
+          <w:lang w:val="pt_PT" w:bidi="pt_PT"/>
+        </w:rPr>
+      </w:r>
+      <w:r>
+        <w:rPr>
+          <w:b/>
+          <w:lang w:val="pt_PT" w:bidi="pt_PT"/>
+        </w:rPr>
         <w:t>"na fé".</w:t>
       </w:r>
     </w:p>
@@ -5913,6 +6738,21 @@
           <w:b/>
           <w:lang w:val="pt_PT" w:bidi="pt_PT"/>
         </w:rPr>
+        <w:t>Ἰουδαϊκοῖς μύθοις</w:t>
+      </w:r>
+    </w:p>
+    <w:p>
+      <w:pPr/>
+      <w:r>
+        <w:rPr>
+          <w:lang w:val="pt_PT" w:bidi="pt_PT"/>
+        </w:rPr>
+      </w:r>
+      <w:r>
+        <w:rPr>
+          <w:b/>
+          <w:lang w:val="pt_PT" w:bidi="pt_PT"/>
+        </w:rPr>
         <w:t>"histórias inventadas por judeus".</w:t>
       </w:r>
     </w:p>
@@ -5976,6 +6816,21 @@
           <w:b/>
           <w:lang w:val="pt_PT" w:bidi="pt_PT"/>
         </w:rPr>
+        <w:t>ἀποστρεφομένων τὴν ἀλήθειαν</w:t>
+      </w:r>
+    </w:p>
+    <w:p>
+      <w:pPr/>
+      <w:r>
+        <w:rPr>
+          <w:lang w:val="pt_PT" w:bidi="pt_PT"/>
+        </w:rPr>
+      </w:r>
+      <w:r>
+        <w:rPr>
+          <w:b/>
+          <w:lang w:val="pt_PT" w:bidi="pt_PT"/>
+        </w:rPr>
         <w:t>"que rejeitam a verdade".</w:t>
       </w:r>
     </w:p>
@@ -6059,6 +6914,21 @@
           <w:b/>
           <w:lang w:val="pt_PT" w:bidi="pt_PT"/>
         </w:rPr>
+        <w:t>πάντα καθαρὰ τοῖς καθαροῖς</w:t>
+      </w:r>
+    </w:p>
+    <w:p>
+      <w:pPr/>
+      <w:r>
+        <w:rPr>
+          <w:lang w:val="pt_PT" w:bidi="pt_PT"/>
+        </w:rPr>
+      </w:r>
+      <w:r>
+        <w:rPr>
+          <w:b/>
+          <w:lang w:val="pt_PT" w:bidi="pt_PT"/>
+        </w:rPr>
         <w:t>"Tudo é puro para os que são puros".</w:t>
       </w:r>
     </w:p>
@@ -6142,6 +7012,21 @@
           <w:b/>
           <w:lang w:val="pt_PT" w:bidi="pt_PT"/>
         </w:rPr>
+        <w:t>τοῖς καθαροῖς</w:t>
+      </w:r>
+    </w:p>
+    <w:p>
+      <w:pPr/>
+      <w:r>
+        <w:rPr>
+          <w:lang w:val="pt_PT" w:bidi="pt_PT"/>
+        </w:rPr>
+      </w:r>
+      <w:r>
+        <w:rPr>
+          <w:b/>
+          <w:lang w:val="pt_PT" w:bidi="pt_PT"/>
+        </w:rPr>
         <w:t>"Para os que são puros".</w:t>
       </w:r>
     </w:p>
@@ -6205,6 +7090,21 @@
           <w:b/>
           <w:lang w:val="pt_PT" w:bidi="pt_PT"/>
         </w:rPr>
+        <w:t>δὲ</w:t>
+      </w:r>
+    </w:p>
+    <w:p>
+      <w:pPr/>
+      <w:r>
+        <w:rPr>
+          <w:lang w:val="pt_PT" w:bidi="pt_PT"/>
+        </w:rPr>
+      </w:r>
+      <w:r>
+        <w:rPr>
+          <w:b/>
+          <w:lang w:val="pt_PT" w:bidi="pt_PT"/>
+        </w:rPr>
         <w:t>"mas".</w:t>
       </w:r>
     </w:p>
@@ -6307,6 +7207,21 @@
           <w:b/>
           <w:lang w:val="pt_PT" w:bidi="pt_PT"/>
         </w:rPr>
+        <w:t>τοῖς δὲ μεμιαμμένοις καὶ ἀπίστοις, οὐδὲν καθαρόν</w:t>
+      </w:r>
+    </w:p>
+    <w:p>
+      <w:pPr/>
+      <w:r>
+        <w:rPr>
+          <w:lang w:val="pt_PT" w:bidi="pt_PT"/>
+        </w:rPr>
+      </w:r>
+      <w:r>
+        <w:rPr>
+          <w:b/>
+          <w:lang w:val="pt_PT" w:bidi="pt_PT"/>
+        </w:rPr>
         <w:t>"mas nada é puro para os impuros e descrentes".</w:t>
       </w:r>
     </w:p>
@@ -6390,6 +7305,21 @@
           <w:b/>
           <w:lang w:val="pt_PT" w:bidi="pt_PT"/>
         </w:rPr>
+        <w:t>δὲ</w:t>
+      </w:r>
+    </w:p>
+    <w:p>
+      <w:pPr/>
+      <w:r>
+        <w:rPr>
+          <w:lang w:val="pt_PT" w:bidi="pt_PT"/>
+        </w:rPr>
+      </w:r>
+      <w:r>
+        <w:rPr>
+          <w:b/>
+          <w:lang w:val="pt_PT" w:bidi="pt_PT"/>
+        </w:rPr>
         <w:t>"mas".</w:t>
       </w:r>
     </w:p>
@@ -6486,6 +7416,21 @@
           <w:b/>
           <w:lang w:val="pt_PT" w:bidi="pt_PT"/>
         </w:rPr>
+        <w:t>τοῖς &amp; ἔργοις ἀρνοῦνται</w:t>
+      </w:r>
+    </w:p>
+    <w:p>
+      <w:pPr/>
+      <w:r>
+        <w:rPr>
+          <w:lang w:val="pt_PT" w:bidi="pt_PT"/>
+        </w:rPr>
+      </w:r>
+      <w:r>
+        <w:rPr>
+          <w:b/>
+          <w:lang w:val="pt_PT" w:bidi="pt_PT"/>
+        </w:rPr>
         <w:t>"o que eles fazem mostra que isso não é verdade".</w:t>
       </w:r>
     </w:p>
@@ -6658,6 +7603,21 @@
           <w:b/>
           <w:lang w:val="pt_PT" w:bidi="pt_PT"/>
         </w:rPr>
+        <w:t>σὺ δὲ</w:t>
+      </w:r>
+    </w:p>
+    <w:p>
+      <w:pPr/>
+      <w:r>
+        <w:rPr>
+          <w:lang w:val="pt_PT" w:bidi="pt_PT"/>
+        </w:rPr>
+      </w:r>
+      <w:r>
+        <w:rPr>
+          <w:b/>
+          <w:lang w:val="pt_PT" w:bidi="pt_PT"/>
+        </w:rPr>
         <w:t>"Mas você, Tito".</w:t>
       </w:r>
     </w:p>
@@ -6780,6 +7740,21 @@
           <w:b/>
           <w:lang w:val="pt_PT" w:bidi="pt_PT"/>
         </w:rPr>
+        <w:t>τῇ ὑγιαινούσῃ διδασκαλίᾳ</w:t>
+      </w:r>
+    </w:p>
+    <w:p>
+      <w:pPr/>
+      <w:r>
+        <w:rPr>
+          <w:lang w:val="pt_PT" w:bidi="pt_PT"/>
+        </w:rPr>
+      </w:r>
+      <w:r>
+        <w:rPr>
+          <w:b/>
+          <w:lang w:val="pt_PT" w:bidi="pt_PT"/>
+        </w:rPr>
         <w:t>"doutrina verdadeira".</w:t>
       </w:r>
     </w:p>
@@ -6876,6 +7851,21 @@
           <w:b/>
           <w:lang w:val="pt_PT" w:bidi="pt_PT"/>
         </w:rPr>
+        <w:t>πρεσβύτας &amp; εἶναι</w:t>
+      </w:r>
+    </w:p>
+    <w:p>
+      <w:pPr/>
+      <w:r>
+        <w:rPr>
+          <w:lang w:val="pt_PT" w:bidi="pt_PT"/>
+        </w:rPr>
+      </w:r>
+      <w:r>
+        <w:rPr>
+          <w:b/>
+          <w:lang w:val="pt_PT" w:bidi="pt_PT"/>
+        </w:rPr>
         <w:t>"Ensine os mais velhos a serem".</w:t>
       </w:r>
     </w:p>
@@ -6959,6 +7949,21 @@
           <w:b/>
           <w:lang w:val="pt_PT" w:bidi="pt_PT"/>
         </w:rPr>
+        <w:t>νηφαλίους &amp; σεμνούς, σώφρονας</w:t>
+      </w:r>
+    </w:p>
+    <w:p>
+      <w:pPr/>
+      <w:r>
+        <w:rPr>
+          <w:lang w:val="pt_PT" w:bidi="pt_PT"/>
+        </w:rPr>
+      </w:r>
+      <w:r>
+        <w:rPr>
+          <w:b/>
+          <w:lang w:val="pt_PT" w:bidi="pt_PT"/>
+        </w:rPr>
         <w:t>"moderados, sérios, prudentes".</w:t>
       </w:r>
     </w:p>
@@ -7042,6 +8047,21 @@
           <w:b/>
           <w:lang w:val="pt_PT" w:bidi="pt_PT"/>
         </w:rPr>
+        <w:t>νηφαλίους</w:t>
+      </w:r>
+    </w:p>
+    <w:p>
+      <w:pPr/>
+      <w:r>
+        <w:rPr>
+          <w:lang w:val="pt_PT" w:bidi="pt_PT"/>
+        </w:rPr>
+      </w:r>
+      <w:r>
+        <w:rPr>
+          <w:b/>
+          <w:lang w:val="pt_PT" w:bidi="pt_PT"/>
+        </w:rPr>
         <w:t>"moderados".</w:t>
       </w:r>
     </w:p>
@@ -7105,6 +8125,21 @@
           <w:b/>
           <w:lang w:val="pt_PT" w:bidi="pt_PT"/>
         </w:rPr>
+        <w:t>σώφρονας</w:t>
+      </w:r>
+    </w:p>
+    <w:p>
+      <w:pPr/>
+      <w:r>
+        <w:rPr>
+          <w:lang w:val="pt_PT" w:bidi="pt_PT"/>
+        </w:rPr>
+      </w:r>
+      <w:r>
+        <w:rPr>
+          <w:b/>
+          <w:lang w:val="pt_PT" w:bidi="pt_PT"/>
+        </w:rPr>
         <w:t>"autocontrolados".</w:t>
       </w:r>
     </w:p>
@@ -7168,6 +8203,21 @@
           <w:b/>
           <w:lang w:val="pt_PT" w:bidi="pt_PT"/>
         </w:rPr>
+        <w:t>ὑγιαίνοντας τῇ πίστει τῇ ἀγάπῃ, τῇ ὑπομονῇ</w:t>
+      </w:r>
+    </w:p>
+    <w:p>
+      <w:pPr/>
+      <w:r>
+        <w:rPr>
+          <w:lang w:val="pt_PT" w:bidi="pt_PT"/>
+        </w:rPr>
+      </w:r>
+      <w:r>
+        <w:rPr>
+          <w:b/>
+          <w:lang w:val="pt_PT" w:bidi="pt_PT"/>
+        </w:rPr>
         <w:t>"e firmes na fé, no amor e na perseverança".</w:t>
       </w:r>
     </w:p>
@@ -7329,6 +8379,21 @@
           <w:b/>
           <w:lang w:val="pt_PT" w:bidi="pt_PT"/>
         </w:rPr>
+        <w:t>ὑγιαίνοντας τῇ πίστει</w:t>
+      </w:r>
+    </w:p>
+    <w:p>
+      <w:pPr/>
+      <w:r>
+        <w:rPr>
+          <w:lang w:val="pt_PT" w:bidi="pt_PT"/>
+        </w:rPr>
+      </w:r>
+      <w:r>
+        <w:rPr>
+          <w:b/>
+          <w:lang w:val="pt_PT" w:bidi="pt_PT"/>
+        </w:rPr>
         <w:t>"e firmes na fé".</w:t>
       </w:r>
     </w:p>
@@ -7425,6 +8490,21 @@
           <w:b/>
           <w:lang w:val="pt_PT" w:bidi="pt_PT"/>
         </w:rPr>
+        <w:t>τῇ ἀγάπῃ</w:t>
+      </w:r>
+    </w:p>
+    <w:p>
+      <w:pPr/>
+      <w:r>
+        <w:rPr>
+          <w:lang w:val="pt_PT" w:bidi="pt_PT"/>
+        </w:rPr>
+      </w:r>
+      <w:r>
+        <w:rPr>
+          <w:b/>
+          <w:lang w:val="pt_PT" w:bidi="pt_PT"/>
+        </w:rPr>
         <w:t>"no amor e".</w:t>
       </w:r>
     </w:p>
@@ -7521,6 +8601,21 @@
           <w:b/>
           <w:lang w:val="pt_PT" w:bidi="pt_PT"/>
         </w:rPr>
+        <w:t>τῇ ὑπομονῇ</w:t>
+      </w:r>
+    </w:p>
+    <w:p>
+      <w:pPr/>
+      <w:r>
+        <w:rPr>
+          <w:lang w:val="pt_PT" w:bidi="pt_PT"/>
+        </w:rPr>
+      </w:r>
+      <w:r>
+        <w:rPr>
+          <w:b/>
+          <w:lang w:val="pt_PT" w:bidi="pt_PT"/>
+        </w:rPr>
         <w:t>"e na perseverança".</w:t>
       </w:r>
     </w:p>
@@ -7617,6 +8712,21 @@
           <w:b/>
           <w:lang w:val="pt_PT" w:bidi="pt_PT"/>
         </w:rPr>
+        <w:t>πρεσβύτιδας ὡσαύτως</w:t>
+      </w:r>
+    </w:p>
+    <w:p>
+      <w:pPr/>
+      <w:r>
+        <w:rPr>
+          <w:lang w:val="pt_PT" w:bidi="pt_PT"/>
+        </w:rPr>
+      </w:r>
+      <w:r>
+        <w:rPr>
+          <w:b/>
+          <w:lang w:val="pt_PT" w:bidi="pt_PT"/>
+        </w:rPr>
         <w:t>"Aconselhe também as mulheres mais idosas".</w:t>
       </w:r>
     </w:p>
@@ -7700,6 +8810,21 @@
           <w:b/>
           <w:lang w:val="pt_PT" w:bidi="pt_PT"/>
         </w:rPr>
+        <w:t>οἴνῳ πολλῷ δεδουλωμένας</w:t>
+      </w:r>
+    </w:p>
+    <w:p>
+      <w:pPr/>
+      <w:r>
+        <w:rPr>
+          <w:lang w:val="pt_PT" w:bidi="pt_PT"/>
+        </w:rPr>
+      </w:r>
+      <w:r>
+        <w:rPr>
+          <w:b/>
+          <w:lang w:val="pt_PT" w:bidi="pt_PT"/>
+        </w:rPr>
         <w:t>"muito chegadas ao vinho!".</w:t>
       </w:r>
     </w:p>
@@ -7783,6 +8908,21 @@
           <w:b/>
           <w:lang w:val="pt_PT" w:bidi="pt_PT"/>
         </w:rPr>
+        <w:t>οἴνῳ πολλῷ δεδουλωμένας</w:t>
+      </w:r>
+    </w:p>
+    <w:p>
+      <w:pPr/>
+      <w:r>
+        <w:rPr>
+          <w:lang w:val="pt_PT" w:bidi="pt_PT"/>
+        </w:rPr>
+      </w:r>
+      <w:r>
+        <w:rPr>
+          <w:b/>
+          <w:lang w:val="pt_PT" w:bidi="pt_PT"/>
+        </w:rPr>
         <w:t>"muito chegadas ao vinho!".</w:t>
       </w:r>
     </w:p>
@@ -7866,6 +9006,21 @@
           <w:b/>
           <w:lang w:val="pt_PT" w:bidi="pt_PT"/>
         </w:rPr>
+        <w:t>καλοδιδασκάλους</w:t>
+      </w:r>
+    </w:p>
+    <w:p>
+      <w:pPr/>
+      <w:r>
+        <w:rPr>
+          <w:lang w:val="pt_PT" w:bidi="pt_PT"/>
+        </w:rPr>
+      </w:r>
+      <w:r>
+        <w:rPr>
+          <w:b/>
+          <w:lang w:val="pt_PT" w:bidi="pt_PT"/>
+        </w:rPr>
         <w:t>"Que elas ensinem o que é bom".</w:t>
       </w:r>
     </w:p>
@@ -7949,6 +9104,21 @@
           <w:b/>
           <w:lang w:val="pt_PT" w:bidi="pt_PT"/>
         </w:rPr>
+        <w:t>ἵνα</w:t>
+      </w:r>
+    </w:p>
+    <w:p>
+      <w:pPr/>
+      <w:r>
+        <w:rPr>
+          <w:lang w:val="pt_PT" w:bidi="pt_PT"/>
+        </w:rPr>
+      </w:r>
+      <w:r>
+        <w:rPr>
+          <w:b/>
+          <w:lang w:val="pt_PT" w:bidi="pt_PT"/>
+        </w:rPr>
         <w:t>"para que".</w:t>
       </w:r>
     </w:p>
@@ -8058,6 +9228,21 @@
           <w:b/>
           <w:lang w:val="pt_PT" w:bidi="pt_PT"/>
         </w:rPr>
+        <w:t>φιλάνδρους</w:t>
+      </w:r>
+    </w:p>
+    <w:p>
+      <w:pPr/>
+      <w:r>
+        <w:rPr>
+          <w:lang w:val="pt_PT" w:bidi="pt_PT"/>
+        </w:rPr>
+      </w:r>
+      <w:r>
+        <w:rPr>
+          <w:b/>
+          <w:lang w:val="pt_PT" w:bidi="pt_PT"/>
+        </w:rPr>
         <w:t>"amar o marido".</w:t>
       </w:r>
     </w:p>
@@ -8121,6 +9306,21 @@
           <w:b/>
           <w:lang w:val="pt_PT" w:bidi="pt_PT"/>
         </w:rPr>
+        <w:t>φιλοτέκνους</w:t>
+      </w:r>
+    </w:p>
+    <w:p>
+      <w:pPr/>
+      <w:r>
+        <w:rPr>
+          <w:lang w:val="pt_PT" w:bidi="pt_PT"/>
+        </w:rPr>
+      </w:r>
+      <w:r>
+        <w:rPr>
+          <w:b/>
+          <w:lang w:val="pt_PT" w:bidi="pt_PT"/>
+        </w:rPr>
         <w:t>"e os filhos".</w:t>
       </w:r>
     </w:p>
@@ -8184,6 +9384,21 @@
           <w:b/>
           <w:lang w:val="pt_PT" w:bidi="pt_PT"/>
         </w:rPr>
+        <w:t>ὑποτασσομένας τοῖς ἰδίοις ἀνδράσιν</w:t>
+      </w:r>
+    </w:p>
+    <w:p>
+      <w:pPr/>
+      <w:r>
+        <w:rPr>
+          <w:lang w:val="pt_PT" w:bidi="pt_PT"/>
+        </w:rPr>
+      </w:r>
+      <w:r>
+        <w:rPr>
+          <w:b/>
+          <w:lang w:val="pt_PT" w:bidi="pt_PT"/>
+        </w:rPr>
         <w:t>"e obedientes ao marido".</w:t>
       </w:r>
     </w:p>
@@ -8247,6 +9462,21 @@
           <w:b/>
           <w:lang w:val="pt_PT" w:bidi="pt_PT"/>
         </w:rPr>
+        <w:t>ἵνα</w:t>
+      </w:r>
+    </w:p>
+    <w:p>
+      <w:pPr/>
+      <w:r>
+        <w:rPr>
+          <w:lang w:val="pt_PT" w:bidi="pt_PT"/>
+        </w:rPr>
+      </w:r>
+      <w:r>
+        <w:rPr>
+          <w:b/>
+          <w:lang w:val="pt_PT" w:bidi="pt_PT"/>
+        </w:rPr>
         <w:t>"a fim de que".</w:t>
       </w:r>
     </w:p>
@@ -8356,6 +9586,21 @@
           <w:b/>
           <w:lang w:val="pt_PT" w:bidi="pt_PT"/>
         </w:rPr>
+        <w:t>ἵνα μὴ ὁ λόγος τοῦ Θεοῦ βλασφημῆται</w:t>
+      </w:r>
+    </w:p>
+    <w:p>
+      <w:pPr/>
+      <w:r>
+        <w:rPr>
+          <w:lang w:val="pt_PT" w:bidi="pt_PT"/>
+        </w:rPr>
+      </w:r>
+      <w:r>
+        <w:rPr>
+          <w:b/>
+          <w:lang w:val="pt_PT" w:bidi="pt_PT"/>
+        </w:rPr>
         <w:t>"ninguém fale mal da mensagem de Deus!".</w:t>
       </w:r>
     </w:p>
@@ -8452,6 +9697,21 @@
           <w:b/>
           <w:lang w:val="pt_PT" w:bidi="pt_PT"/>
         </w:rPr>
+        <w:t>ὁ λόγος τοῦ Θεοῦ</w:t>
+      </w:r>
+    </w:p>
+    <w:p>
+      <w:pPr/>
+      <w:r>
+        <w:rPr>
+          <w:lang w:val="pt_PT" w:bidi="pt_PT"/>
+        </w:rPr>
+      </w:r>
+      <w:r>
+        <w:rPr>
+          <w:b/>
+          <w:lang w:val="pt_PT" w:bidi="pt_PT"/>
+        </w:rPr>
         <w:t>"mensagem de Deus".</w:t>
       </w:r>
     </w:p>
@@ -8548,6 +9808,21 @@
           <w:b/>
           <w:lang w:val="pt_PT" w:bidi="pt_PT"/>
         </w:rPr>
+        <w:t>ὡσαύτως</w:t>
+      </w:r>
+    </w:p>
+    <w:p>
+      <w:pPr/>
+      <w:r>
+        <w:rPr>
+          <w:lang w:val="pt_PT" w:bidi="pt_PT"/>
+        </w:rPr>
+      </w:r>
+      <w:r>
+        <w:rPr>
+          <w:b/>
+          <w:lang w:val="pt_PT" w:bidi="pt_PT"/>
+        </w:rPr>
         <w:t>"Aconselhe também".</w:t>
       </w:r>
     </w:p>
@@ -8611,6 +9886,21 @@
           <w:b/>
           <w:lang w:val="pt_PT" w:bidi="pt_PT"/>
         </w:rPr>
+        <w:t>περὶ πάντα</w:t>
+      </w:r>
+    </w:p>
+    <w:p>
+      <w:pPr/>
+      <w:r>
+        <w:rPr>
+          <w:lang w:val="pt_PT" w:bidi="pt_PT"/>
+        </w:rPr>
+      </w:r>
+      <w:r>
+        <w:rPr>
+          <w:b/>
+          <w:lang w:val="pt_PT" w:bidi="pt_PT"/>
+        </w:rPr>
         <w:t>"em tudo".</w:t>
       </w:r>
     </w:p>
@@ -8674,6 +9964,21 @@
           <w:b/>
           <w:lang w:val="pt_PT" w:bidi="pt_PT"/>
         </w:rPr>
+        <w:t>σεαυτὸν παρεχόμενος</w:t>
+      </w:r>
+    </w:p>
+    <w:p>
+      <w:pPr/>
+      <w:r>
+        <w:rPr>
+          <w:lang w:val="pt_PT" w:bidi="pt_PT"/>
+        </w:rPr>
+      </w:r>
+      <w:r>
+        <w:rPr>
+          <w:b/>
+          <w:lang w:val="pt_PT" w:bidi="pt_PT"/>
+        </w:rPr>
         <w:t>"Você mesmo deve ser... um exemplo".</w:t>
       </w:r>
     </w:p>
@@ -8737,6 +10042,21 @@
           <w:b/>
           <w:lang w:val="pt_PT" w:bidi="pt_PT"/>
         </w:rPr>
+        <w:t>τύπον καλῶν ἔργων</w:t>
+      </w:r>
+    </w:p>
+    <w:p>
+      <w:pPr/>
+      <w:r>
+        <w:rPr>
+          <w:lang w:val="pt_PT" w:bidi="pt_PT"/>
+        </w:rPr>
+      </w:r>
+      <w:r>
+        <w:rPr>
+          <w:b/>
+          <w:lang w:val="pt_PT" w:bidi="pt_PT"/>
+        </w:rPr>
         <w:t>"um exemplo de boa conduta".</w:t>
       </w:r>
     </w:p>
@@ -8800,6 +10120,21 @@
           <w:b/>
           <w:lang w:val="pt_PT" w:bidi="pt_PT"/>
         </w:rPr>
+        <w:t>ἐν τῇ διδασκαλίᾳ ἀφθορίαν, σεμνότητα</w:t>
+      </w:r>
+    </w:p>
+    <w:p>
+      <w:pPr/>
+      <w:r>
+        <w:rPr>
+          <w:lang w:val="pt_PT" w:bidi="pt_PT"/>
+        </w:rPr>
+      </w:r>
+      <w:r>
+        <w:rPr>
+          <w:b/>
+          <w:lang w:val="pt_PT" w:bidi="pt_PT"/>
+        </w:rPr>
         <w:t>"Seja sincero e sério quando estiver ensinando".</w:t>
       </w:r>
     </w:p>
@@ -8883,6 +10218,21 @@
           <w:b/>
           <w:lang w:val="pt_PT" w:bidi="pt_PT"/>
         </w:rPr>
+        <w:t>ἐν τῇ διδασκαλίᾳ ἀφθορίαν, σεμνότητα</w:t>
+      </w:r>
+    </w:p>
+    <w:p>
+      <w:pPr/>
+      <w:r>
+        <w:rPr>
+          <w:lang w:val="pt_PT" w:bidi="pt_PT"/>
+        </w:rPr>
+      </w:r>
+      <w:r>
+        <w:rPr>
+          <w:b/>
+          <w:lang w:val="pt_PT" w:bidi="pt_PT"/>
+        </w:rPr>
         <w:t>"Seja sincero e sério quando estiver ensinando".</w:t>
       </w:r>
     </w:p>
@@ -8992,6 +10342,21 @@
           <w:b/>
           <w:lang w:val="pt_PT" w:bidi="pt_PT"/>
         </w:rPr>
+        <w:t>ἀφθορίαν</w:t>
+      </w:r>
+    </w:p>
+    <w:p>
+      <w:pPr/>
+      <w:r>
+        <w:rPr>
+          <w:lang w:val="pt_PT" w:bidi="pt_PT"/>
+        </w:rPr>
+      </w:r>
+      <w:r>
+        <w:rPr>
+          <w:b/>
+          <w:lang w:val="pt_PT" w:bidi="pt_PT"/>
+        </w:rPr>
         <w:t>"sincero".</w:t>
       </w:r>
     </w:p>
@@ -9075,6 +10440,21 @@
           <w:b/>
           <w:lang w:val="pt_PT" w:bidi="pt_PT"/>
         </w:rPr>
+        <w:t>ὑγιῆ</w:t>
+      </w:r>
+    </w:p>
+    <w:p>
+      <w:pPr/>
+      <w:r>
+        <w:rPr>
+          <w:lang w:val="pt_PT" w:bidi="pt_PT"/>
+        </w:rPr>
+      </w:r>
+      <w:r>
+        <w:rPr>
+          <w:b/>
+          <w:lang w:val="pt_PT" w:bidi="pt_PT"/>
+        </w:rPr>
         <w:t>"palavras certas".</w:t>
       </w:r>
     </w:p>
@@ -9184,6 +10564,21 @@
           <w:b/>
           <w:lang w:val="pt_PT" w:bidi="pt_PT"/>
         </w:rPr>
+        <w:t>ἵνα</w:t>
+      </w:r>
+    </w:p>
+    <w:p>
+      <w:pPr/>
+      <w:r>
+        <w:rPr>
+          <w:lang w:val="pt_PT" w:bidi="pt_PT"/>
+        </w:rPr>
+      </w:r>
+      <w:r>
+        <w:rPr>
+          <w:b/>
+          <w:lang w:val="pt_PT" w:bidi="pt_PT"/>
+        </w:rPr>
         <w:t>"para que".</w:t>
       </w:r>
     </w:p>
@@ -9280,6 +10675,21 @@
           <w:b/>
           <w:lang w:val="pt_PT" w:bidi="pt_PT"/>
         </w:rPr>
+        <w:t>ἵνα ὁ ἐξ ἐναντίας ἐντραπῇ</w:t>
+      </w:r>
+    </w:p>
+    <w:p>
+      <w:pPr/>
+      <w:r>
+        <w:rPr>
+          <w:lang w:val="pt_PT" w:bidi="pt_PT"/>
+        </w:rPr>
+      </w:r>
+      <w:r>
+        <w:rPr>
+          <w:b/>
+          <w:lang w:val="pt_PT" w:bidi="pt_PT"/>
+        </w:rPr>
         <w:t>"para que os inimigos fiquem envergonhados".</w:t>
       </w:r>
     </w:p>
@@ -9363,6 +10773,21 @@
           <w:b/>
           <w:lang w:val="pt_PT" w:bidi="pt_PT"/>
         </w:rPr>
+        <w:t>ἡμῶν</w:t>
+      </w:r>
+    </w:p>
+    <w:p>
+      <w:pPr/>
+      <w:r>
+        <w:rPr>
+          <w:lang w:val="pt_PT" w:bidi="pt_PT"/>
+        </w:rPr>
+      </w:r>
+      <w:r>
+        <w:rPr>
+          <w:b/>
+          <w:lang w:val="pt_PT" w:bidi="pt_PT"/>
+        </w:rPr>
         <w:t>"nosso".</w:t>
       </w:r>
     </w:p>
@@ -9459,6 +10884,21 @@
           <w:b/>
           <w:lang w:val="pt_PT" w:bidi="pt_PT"/>
         </w:rPr>
+        <w:t>δούλους ἰδίοις δεσπόταις ὑποτάσσεσθαι</w:t>
+      </w:r>
+    </w:p>
+    <w:p>
+      <w:pPr/>
+      <w:r>
+        <w:rPr>
+          <w:lang w:val="pt_PT" w:bidi="pt_PT"/>
+        </w:rPr>
+      </w:r>
+      <w:r>
+        <w:rPr>
+          <w:b/>
+          <w:lang w:val="pt_PT" w:bidi="pt_PT"/>
+        </w:rPr>
         <w:t>"Que os escravos obedeçam aos seus donos".</w:t>
       </w:r>
     </w:p>
@@ -9542,6 +10982,21 @@
           <w:b/>
           <w:lang w:val="pt_PT" w:bidi="pt_PT"/>
         </w:rPr>
+        <w:t>ἐν πᾶσιν</w:t>
+      </w:r>
+    </w:p>
+    <w:p>
+      <w:pPr/>
+      <w:r>
+        <w:rPr>
+          <w:lang w:val="pt_PT" w:bidi="pt_PT"/>
+        </w:rPr>
+      </w:r>
+      <w:r>
+        <w:rPr>
+          <w:b/>
+          <w:lang w:val="pt_PT" w:bidi="pt_PT"/>
+        </w:rPr>
         <w:t>"em tudo".</w:t>
       </w:r>
     </w:p>
@@ -9605,6 +11060,21 @@
           <w:b/>
           <w:lang w:val="pt_PT" w:bidi="pt_PT"/>
         </w:rPr>
+        <w:t>εὐαρέστους εἶναι</w:t>
+      </w:r>
+    </w:p>
+    <w:p>
+      <w:pPr/>
+      <w:r>
+        <w:rPr>
+          <w:lang w:val="pt_PT" w:bidi="pt_PT"/>
+        </w:rPr>
+      </w:r>
+      <w:r>
+        <w:rPr>
+          <w:b/>
+          <w:lang w:val="pt_PT" w:bidi="pt_PT"/>
+        </w:rPr>
         <w:t>"agradem em tudo".</w:t>
       </w:r>
     </w:p>
@@ -9701,6 +11171,21 @@
           <w:b/>
           <w:lang w:val="pt_PT" w:bidi="pt_PT"/>
         </w:rPr>
+        <w:t>μὴ νοσφιζομένους</w:t>
+      </w:r>
+    </w:p>
+    <w:p>
+      <w:pPr/>
+      <w:r>
+        <w:rPr>
+          <w:lang w:val="pt_PT" w:bidi="pt_PT"/>
+        </w:rPr>
+      </w:r>
+      <w:r>
+        <w:rPr>
+          <w:b/>
+          <w:lang w:val="pt_PT" w:bidi="pt_PT"/>
+        </w:rPr>
         <w:t>"nem roubem os seus donos".</w:t>
       </w:r>
     </w:p>
@@ -9784,6 +11269,21 @@
           <w:b/>
           <w:lang w:val="pt_PT" w:bidi="pt_PT"/>
         </w:rPr>
+        <w:t>ἀλλὰ</w:t>
+      </w:r>
+    </w:p>
+    <w:p>
+      <w:pPr/>
+      <w:r>
+        <w:rPr>
+          <w:lang w:val="pt_PT" w:bidi="pt_PT"/>
+        </w:rPr>
+      </w:r>
+      <w:r>
+        <w:rPr>
+          <w:b/>
+          <w:lang w:val="pt_PT" w:bidi="pt_PT"/>
+        </w:rPr>
         <w:t>"pelo contrário".</w:t>
       </w:r>
     </w:p>
@@ -9880,6 +11380,21 @@
           <w:b/>
           <w:lang w:val="pt_PT" w:bidi="pt_PT"/>
         </w:rPr>
+        <w:t>πᾶσαν πίστιν ἐνδεικνυμένους ἀγαθήν</w:t>
+      </w:r>
+    </w:p>
+    <w:p>
+      <w:pPr/>
+      <w:r>
+        <w:rPr>
+          <w:lang w:val="pt_PT" w:bidi="pt_PT"/>
+        </w:rPr>
+      </w:r>
+      <w:r>
+        <w:rPr>
+          <w:b/>
+          <w:lang w:val="pt_PT" w:bidi="pt_PT"/>
+        </w:rPr>
         <w:t>"mostrem que são sempre bons".</w:t>
       </w:r>
     </w:p>
@@ -9943,6 +11458,21 @@
           <w:b/>
           <w:lang w:val="pt_PT" w:bidi="pt_PT"/>
         </w:rPr>
+        <w:t>ἵνα</w:t>
+      </w:r>
+    </w:p>
+    <w:p>
+      <w:pPr/>
+      <w:r>
+        <w:rPr>
+          <w:lang w:val="pt_PT" w:bidi="pt_PT"/>
+        </w:rPr>
+      </w:r>
+      <w:r>
+        <w:rPr>
+          <w:b/>
+          <w:lang w:val="pt_PT" w:bidi="pt_PT"/>
+        </w:rPr>
         <w:t>"Desse modo".</w:t>
       </w:r>
     </w:p>
@@ -10065,6 +11595,21 @@
           <w:b/>
           <w:lang w:val="pt_PT" w:bidi="pt_PT"/>
         </w:rPr>
+        <w:t>ἐν πᾶσιν</w:t>
+      </w:r>
+    </w:p>
+    <w:p>
+      <w:pPr/>
+      <w:r>
+        <w:rPr>
+          <w:lang w:val="pt_PT" w:bidi="pt_PT"/>
+        </w:rPr>
+      </w:r>
+      <w:r>
+        <w:rPr>
+          <w:b/>
+          <w:lang w:val="pt_PT" w:bidi="pt_PT"/>
+        </w:rPr>
         <w:t>"em tudo".</w:t>
       </w:r>
     </w:p>
@@ -10128,6 +11673,21 @@
           <w:b/>
           <w:lang w:val="pt_PT" w:bidi="pt_PT"/>
         </w:rPr>
+        <w:t>τὴν διδασκαλίαν τὴν τοῦ Σωτῆρος ἡμῶν, Θεοῦ, κοσμῶσιν</w:t>
+      </w:r>
+    </w:p>
+    <w:p>
+      <w:pPr/>
+      <w:r>
+        <w:rPr>
+          <w:lang w:val="pt_PT" w:bidi="pt_PT"/>
+        </w:rPr>
+      </w:r>
+      <w:r>
+        <w:rPr>
+          <w:b/>
+          <w:lang w:val="pt_PT" w:bidi="pt_PT"/>
+        </w:rPr>
         <w:t>"todos falarão bem da doutrina a respeito de Deus, o nosso Salvador".</w:t>
       </w:r>
     </w:p>
@@ -10191,6 +11751,21 @@
           <w:b/>
           <w:lang w:val="pt_PT" w:bidi="pt_PT"/>
         </w:rPr>
+        <w:t>ἡμῶν</w:t>
+      </w:r>
+    </w:p>
+    <w:p>
+      <w:pPr/>
+      <w:r>
+        <w:rPr>
+          <w:lang w:val="pt_PT" w:bidi="pt_PT"/>
+        </w:rPr>
+      </w:r>
+      <w:r>
+        <w:rPr>
+          <w:b/>
+          <w:lang w:val="pt_PT" w:bidi="pt_PT"/>
+        </w:rPr>
         <w:t>"nosso".</w:t>
       </w:r>
     </w:p>
@@ -10293,6 +11868,21 @@
           <w:b/>
           <w:lang w:val="pt_PT" w:bidi="pt_PT"/>
         </w:rPr>
+        <w:t>γὰρ</w:t>
+      </w:r>
+    </w:p>
+    <w:p>
+      <w:pPr/>
+      <w:r>
+        <w:rPr>
+          <w:lang w:val="pt_PT" w:bidi="pt_PT"/>
+        </w:rPr>
+      </w:r>
+      <w:r>
+        <w:rPr>
+          <w:b/>
+          <w:lang w:val="pt_PT" w:bidi="pt_PT"/>
+        </w:rPr>
         <w:t>"Pois".</w:t>
       </w:r>
     </w:p>
@@ -10389,6 +11979,21 @@
           <w:b/>
           <w:lang w:val="pt_PT" w:bidi="pt_PT"/>
         </w:rPr>
+        <w:t>ἐπεφάνη &amp; ἡ χάρις τοῦ Θεοῦ</w:t>
+      </w:r>
+    </w:p>
+    <w:p>
+      <w:pPr/>
+      <w:r>
+        <w:rPr>
+          <w:lang w:val="pt_PT" w:bidi="pt_PT"/>
+        </w:rPr>
+      </w:r>
+      <w:r>
+        <w:rPr>
+          <w:b/>
+          <w:lang w:val="pt_PT" w:bidi="pt_PT"/>
+        </w:rPr>
         <w:t>"Deus revelou a sua graça".</w:t>
       </w:r>
     </w:p>
@@ -10485,6 +12090,21 @@
           <w:b/>
           <w:lang w:val="pt_PT" w:bidi="pt_PT"/>
         </w:rPr>
+        <w:t>ἐπεφάνη γὰρ ἡ χάρις τοῦ Θεοῦ σωτήριος πᾶσιν ἀνθρώποις</w:t>
+      </w:r>
+    </w:p>
+    <w:p>
+      <w:pPr/>
+      <w:r>
+        <w:rPr>
+          <w:lang w:val="pt_PT" w:bidi="pt_PT"/>
+        </w:rPr>
+      </w:r>
+      <w:r>
+        <w:rPr>
+          <w:b/>
+          <w:lang w:val="pt_PT" w:bidi="pt_PT"/>
+        </w:rPr>
         <w:t>"Pois Deus revelou a sua graça para dar a salvação a todos".</w:t>
       </w:r>
     </w:p>
@@ -10581,6 +12201,21 @@
           <w:b/>
           <w:lang w:val="pt_PT" w:bidi="pt_PT"/>
         </w:rPr>
+        <w:t>σωτήριος πᾶσιν ἀνθρώποις</w:t>
+      </w:r>
+    </w:p>
+    <w:p>
+      <w:pPr/>
+      <w:r>
+        <w:rPr>
+          <w:lang w:val="pt_PT" w:bidi="pt_PT"/>
+        </w:rPr>
+      </w:r>
+      <w:r>
+        <w:rPr>
+          <w:b/>
+          <w:lang w:val="pt_PT" w:bidi="pt_PT"/>
+        </w:rPr>
         <w:t>"para dar a salvação a todos".</w:t>
       </w:r>
     </w:p>
@@ -10690,6 +12325,21 @@
           <w:b/>
           <w:lang w:val="pt_PT" w:bidi="pt_PT"/>
         </w:rPr>
+        <w:t>πᾶσιν ἀνθρώποις</w:t>
+      </w:r>
+    </w:p>
+    <w:p>
+      <w:pPr/>
+      <w:r>
+        <w:rPr>
+          <w:lang w:val="pt_PT" w:bidi="pt_PT"/>
+        </w:rPr>
+      </w:r>
+      <w:r>
+        <w:rPr>
+          <w:b/>
+          <w:lang w:val="pt_PT" w:bidi="pt_PT"/>
+        </w:rPr>
         <w:t>"a todos".</w:t>
       </w:r>
     </w:p>
@@ -10786,6 +12436,21 @@
           <w:b/>
           <w:lang w:val="pt_PT" w:bidi="pt_PT"/>
         </w:rPr>
+        <w:t>παιδεύουσα ἡμᾶς</w:t>
+      </w:r>
+    </w:p>
+    <w:p>
+      <w:pPr/>
+      <w:r>
+        <w:rPr>
+          <w:lang w:val="pt_PT" w:bidi="pt_PT"/>
+        </w:rPr>
+      </w:r>
+      <w:r>
+        <w:rPr>
+          <w:b/>
+          <w:lang w:val="pt_PT" w:bidi="pt_PT"/>
+        </w:rPr>
         <w:t>"nos ensina".</w:t>
       </w:r>
     </w:p>
@@ -10869,6 +12534,21 @@
           <w:b/>
           <w:lang w:val="pt_PT" w:bidi="pt_PT"/>
         </w:rPr>
+        <w:t>ἡμᾶς</w:t>
+      </w:r>
+    </w:p>
+    <w:p>
+      <w:pPr/>
+      <w:r>
+        <w:rPr>
+          <w:lang w:val="pt_PT" w:bidi="pt_PT"/>
+        </w:rPr>
+      </w:r>
+      <w:r>
+        <w:rPr>
+          <w:b/>
+          <w:lang w:val="pt_PT" w:bidi="pt_PT"/>
+        </w:rPr>
         <w:t>"nos".</w:t>
       </w:r>
     </w:p>
@@ -10971,6 +12651,21 @@
           <w:b/>
           <w:lang w:val="pt_PT" w:bidi="pt_PT"/>
         </w:rPr>
+        <w:t>τὴν ἀσέβειαν</w:t>
+      </w:r>
+    </w:p>
+    <w:p>
+      <w:pPr/>
+      <w:r>
+        <w:rPr>
+          <w:lang w:val="pt_PT" w:bidi="pt_PT"/>
+        </w:rPr>
+      </w:r>
+      <w:r>
+        <w:rPr>
+          <w:b/>
+          <w:lang w:val="pt_PT" w:bidi="pt_PT"/>
+        </w:rPr>
         <w:t>"descrença".</w:t>
       </w:r>
     </w:p>
@@ -11067,6 +12762,21 @@
           <w:b/>
           <w:lang w:val="pt_PT" w:bidi="pt_PT"/>
         </w:rPr>
+        <w:t>τὰς κοσμικὰς ἐπιθυμίας</w:t>
+      </w:r>
+    </w:p>
+    <w:p>
+      <w:pPr/>
+      <w:r>
+        <w:rPr>
+          <w:lang w:val="pt_PT" w:bidi="pt_PT"/>
+        </w:rPr>
+      </w:r>
+      <w:r>
+        <w:rPr>
+          <w:b/>
+          <w:lang w:val="pt_PT" w:bidi="pt_PT"/>
+        </w:rPr>
         <w:t>"paixões mundanas".</w:t>
       </w:r>
     </w:p>
@@ -11163,6 +12873,21 @@
           <w:b/>
           <w:lang w:val="pt_PT" w:bidi="pt_PT"/>
         </w:rPr>
+        <w:t>ἀσέβειαν &amp; εὐσεβῶς</w:t>
+      </w:r>
+    </w:p>
+    <w:p>
+      <w:pPr/>
+      <w:r>
+        <w:rPr>
+          <w:lang w:val="pt_PT" w:bidi="pt_PT"/>
+        </w:rPr>
+      </w:r>
+      <w:r>
+        <w:rPr>
+          <w:b/>
+          <w:lang w:val="pt_PT" w:bidi="pt_PT"/>
+        </w:rPr>
         <w:t>"descrença"</w:t>
       </w:r>
       <w:r>
@@ -11239,6 +12964,21 @@
           <w:b/>
           <w:lang w:val="pt_PT" w:bidi="pt_PT"/>
         </w:rPr>
+        <w:t>ἐν τῷ νῦν αἰῶνι</w:t>
+      </w:r>
+    </w:p>
+    <w:p>
+      <w:pPr/>
+      <w:r>
+        <w:rPr>
+          <w:lang w:val="pt_PT" w:bidi="pt_PT"/>
+        </w:rPr>
+      </w:r>
+      <w:r>
+        <w:rPr>
+          <w:b/>
+          <w:lang w:val="pt_PT" w:bidi="pt_PT"/>
+        </w:rPr>
         <w:t>"vivermos neste mundo".</w:t>
       </w:r>
     </w:p>
@@ -11302,6 +13042,21 @@
           <w:b/>
           <w:lang w:val="pt_PT" w:bidi="pt_PT"/>
         </w:rPr>
+        <w:t>προσδεχόμενοι</w:t>
+      </w:r>
+    </w:p>
+    <w:p>
+      <w:pPr/>
+      <w:r>
+        <w:rPr>
+          <w:lang w:val="pt_PT" w:bidi="pt_PT"/>
+        </w:rPr>
+      </w:r>
+      <w:r>
+        <w:rPr>
+          <w:b/>
+          <w:lang w:val="pt_PT" w:bidi="pt_PT"/>
+        </w:rPr>
         <w:t>"enquanto ficamos esperando".</w:t>
       </w:r>
     </w:p>
@@ -11365,6 +13120,21 @@
           <w:b/>
           <w:lang w:val="pt_PT" w:bidi="pt_PT"/>
         </w:rPr>
+        <w:t>τὴν μακαρίαν ἐλπίδα, καὶ ἐπιφάνειαν τῆς δόξης</w:t>
+      </w:r>
+    </w:p>
+    <w:p>
+      <w:pPr/>
+      <w:r>
+        <w:rPr>
+          <w:lang w:val="pt_PT" w:bidi="pt_PT"/>
+        </w:rPr>
+      </w:r>
+      <w:r>
+        <w:rPr>
+          <w:b/>
+          <w:lang w:val="pt_PT" w:bidi="pt_PT"/>
+        </w:rPr>
         <w:t>"ficamos esperando o dia feliz em que aparecerá".</w:t>
       </w:r>
     </w:p>
@@ -11474,6 +13244,21 @@
           <w:b/>
           <w:lang w:val="pt_PT" w:bidi="pt_PT"/>
         </w:rPr>
+        <w:t>τὴν μακαρίαν ἐλπίδα, καὶ ἐπιφάνειαν τῆς δόξης</w:t>
+      </w:r>
+    </w:p>
+    <w:p>
+      <w:pPr/>
+      <w:r>
+        <w:rPr>
+          <w:lang w:val="pt_PT" w:bidi="pt_PT"/>
+        </w:rPr>
+      </w:r>
+      <w:r>
+        <w:rPr>
+          <w:b/>
+          <w:lang w:val="pt_PT" w:bidi="pt_PT"/>
+        </w:rPr>
         <w:t>"ficamos esperando o dia feliz em que aparecerá a glória do nosso grande Deus".</w:t>
       </w:r>
     </w:p>
@@ -11583,6 +13368,21 @@
           <w:b/>
           <w:lang w:val="pt_PT" w:bidi="pt_PT"/>
         </w:rPr>
+        <w:t>τὴν μακαρίαν ἐλπίδα, καὶ ἐπιφάνειαν τῆς δόξης τοῦ μεγάλου Θεοῦ καὶ Σωτῆρος ἡμῶν, Ἰησοῦ Χριστοῦ</w:t>
+      </w:r>
+    </w:p>
+    <w:p>
+      <w:pPr/>
+      <w:r>
+        <w:rPr>
+          <w:lang w:val="pt_PT" w:bidi="pt_PT"/>
+        </w:rPr>
+      </w:r>
+      <w:r>
+        <w:rPr>
+          <w:b/>
+          <w:lang w:val="pt_PT" w:bidi="pt_PT"/>
+        </w:rPr>
         <w:t>"ficamos esperando o dia feliz em que aparecerá a glória do nosso grande Deus e Salvador Jesus Cristo".</w:t>
       </w:r>
     </w:p>
@@ -11705,6 +13505,21 @@
           <w:b/>
           <w:lang w:val="pt_PT" w:bidi="pt_PT"/>
         </w:rPr>
+        <w:t>τοῦ μεγάλου Θεοῦ καὶ Σωτῆρος ἡμῶν, Ἰησοῦ Χριστοῦ</w:t>
+      </w:r>
+    </w:p>
+    <w:p>
+      <w:pPr/>
+      <w:r>
+        <w:rPr>
+          <w:lang w:val="pt_PT" w:bidi="pt_PT"/>
+        </w:rPr>
+      </w:r>
+      <w:r>
+        <w:rPr>
+          <w:b/>
+          <w:lang w:val="pt_PT" w:bidi="pt_PT"/>
+        </w:rPr>
         <w:t>"do nosso grande Deus e Salvador Jesus Cristo".</w:t>
       </w:r>
     </w:p>
@@ -11827,6 +13642,21 @@
           <w:b/>
           <w:lang w:val="pt_PT" w:bidi="pt_PT"/>
         </w:rPr>
+        <w:t>ὃς ἔδωκεν ἑαυτὸν ὑπὲρ ἡμῶν</w:t>
+      </w:r>
+    </w:p>
+    <w:p>
+      <w:pPr/>
+      <w:r>
+        <w:rPr>
+          <w:lang w:val="pt_PT" w:bidi="pt_PT"/>
+        </w:rPr>
+      </w:r>
+      <w:r>
+        <w:rPr>
+          <w:b/>
+          <w:lang w:val="pt_PT" w:bidi="pt_PT"/>
+        </w:rPr>
         <w:t>"Foi ele quem se deu a si mesmo por nós".</w:t>
       </w:r>
     </w:p>
@@ -11910,6 +13740,21 @@
           <w:b/>
           <w:lang w:val="pt_PT" w:bidi="pt_PT"/>
         </w:rPr>
+        <w:t>ἡμῶν</w:t>
+      </w:r>
+    </w:p>
+    <w:p>
+      <w:pPr/>
+      <w:r>
+        <w:rPr>
+          <w:lang w:val="pt_PT" w:bidi="pt_PT"/>
+        </w:rPr>
+      </w:r>
+      <w:r>
+        <w:rPr>
+          <w:b/>
+          <w:lang w:val="pt_PT" w:bidi="pt_PT"/>
+        </w:rPr>
         <w:t>"nós".</w:t>
       </w:r>
     </w:p>
@@ -12006,6 +13851,21 @@
           <w:b/>
           <w:lang w:val="pt_PT" w:bidi="pt_PT"/>
         </w:rPr>
+        <w:t>λυτρώσηται ἡμᾶς ἀπὸ πάσης ἀνομίας</w:t>
+      </w:r>
+    </w:p>
+    <w:p>
+      <w:pPr/>
+      <w:r>
+        <w:rPr>
+          <w:lang w:val="pt_PT" w:bidi="pt_PT"/>
+        </w:rPr>
+      </w:r>
+      <w:r>
+        <w:rPr>
+          <w:b/>
+          <w:lang w:val="pt_PT" w:bidi="pt_PT"/>
+        </w:rPr>
         <w:t>"nos livrar de toda maldade".</w:t>
       </w:r>
     </w:p>
@@ -12102,6 +13962,21 @@
           <w:b/>
           <w:lang w:val="pt_PT" w:bidi="pt_PT"/>
         </w:rPr>
+        <w:t>ἡμᾶς</w:t>
+      </w:r>
+    </w:p>
+    <w:p>
+      <w:pPr/>
+      <w:r>
+        <w:rPr>
+          <w:lang w:val="pt_PT" w:bidi="pt_PT"/>
+        </w:rPr>
+      </w:r>
+      <w:r>
+        <w:rPr>
+          <w:b/>
+          <w:lang w:val="pt_PT" w:bidi="pt_PT"/>
+        </w:rPr>
         <w:t>"nós".</w:t>
       </w:r>
     </w:p>
@@ -12198,6 +14073,21 @@
           <w:b/>
           <w:lang w:val="pt_PT" w:bidi="pt_PT"/>
         </w:rPr>
+        <w:t>λαὸν περιούσιον</w:t>
+      </w:r>
+    </w:p>
+    <w:p>
+      <w:pPr/>
+      <w:r>
+        <w:rPr>
+          <w:lang w:val="pt_PT" w:bidi="pt_PT"/>
+        </w:rPr>
+      </w:r>
+      <w:r>
+        <w:rPr>
+          <w:b/>
+          <w:lang w:val="pt_PT" w:bidi="pt_PT"/>
+        </w:rPr>
         <w:t>"um povo que pertence somente a ele".</w:t>
       </w:r>
     </w:p>
@@ -12281,6 +14171,21 @@
           <w:b/>
           <w:lang w:val="pt_PT" w:bidi="pt_PT"/>
         </w:rPr>
+        <w:t>ζηλωτὴν καλῶν ἔργων</w:t>
+      </w:r>
+    </w:p>
+    <w:p>
+      <w:pPr/>
+      <w:r>
+        <w:rPr>
+          <w:lang w:val="pt_PT" w:bidi="pt_PT"/>
+        </w:rPr>
+      </w:r>
+      <w:r>
+        <w:rPr>
+          <w:b/>
+          <w:lang w:val="pt_PT" w:bidi="pt_PT"/>
+        </w:rPr>
         <w:t>"que se dedica a fazer o bem".</w:t>
       </w:r>
     </w:p>
@@ -12344,6 +14249,21 @@
           <w:b/>
           <w:lang w:val="pt_PT" w:bidi="pt_PT"/>
         </w:rPr>
+        <w:t>ταῦτα</w:t>
+      </w:r>
+    </w:p>
+    <w:p>
+      <w:pPr/>
+      <w:r>
+        <w:rPr>
+          <w:lang w:val="pt_PT" w:bidi="pt_PT"/>
+        </w:rPr>
+      </w:r>
+      <w:r>
+        <w:rPr>
+          <w:b/>
+          <w:lang w:val="pt_PT" w:bidi="pt_PT"/>
+        </w:rPr>
         <w:t>"essas coisas".</w:t>
       </w:r>
     </w:p>
@@ -12440,6 +14360,21 @@
           <w:b/>
           <w:lang w:val="pt_PT" w:bidi="pt_PT"/>
         </w:rPr>
+        <w:t>παρακάλει</w:t>
+      </w:r>
+    </w:p>
+    <w:p>
+      <w:pPr/>
+      <w:r>
+        <w:rPr>
+          <w:lang w:val="pt_PT" w:bidi="pt_PT"/>
+        </w:rPr>
+      </w:r>
+      <w:r>
+        <w:rPr>
+          <w:b/>
+          <w:lang w:val="pt_PT" w:bidi="pt_PT"/>
+        </w:rPr>
         <w:t>"para animar".</w:t>
       </w:r>
     </w:p>
@@ -12536,6 +14471,21 @@
           <w:b/>
           <w:lang w:val="pt_PT" w:bidi="pt_PT"/>
         </w:rPr>
+        <w:t>ἔλεγχε, μετὰ πάσης ἐπιταγῆς</w:t>
+      </w:r>
+    </w:p>
+    <w:p>
+      <w:pPr/>
+      <w:r>
+        <w:rPr>
+          <w:lang w:val="pt_PT" w:bidi="pt_PT"/>
+        </w:rPr>
+      </w:r>
+      <w:r>
+        <w:rPr>
+          <w:b/>
+          <w:lang w:val="pt_PT" w:bidi="pt_PT"/>
+        </w:rPr>
         <w:t>"use toda a sua autoridade... para repreender".</w:t>
       </w:r>
     </w:p>
@@ -12632,6 +14582,21 @@
           <w:b/>
           <w:lang w:val="pt_PT" w:bidi="pt_PT"/>
         </w:rPr>
+        <w:t>μετὰ πάσης ἐπιταγῆς</w:t>
+      </w:r>
+    </w:p>
+    <w:p>
+      <w:pPr/>
+      <w:r>
+        <w:rPr>
+          <w:lang w:val="pt_PT" w:bidi="pt_PT"/>
+        </w:rPr>
+      </w:r>
+      <w:r>
+        <w:rPr>
+          <w:b/>
+          <w:lang w:val="pt_PT" w:bidi="pt_PT"/>
+        </w:rPr>
         <w:t>"use toda a sua autoridade".</w:t>
       </w:r>
     </w:p>
@@ -12728,6 +14693,21 @@
           <w:b/>
           <w:lang w:val="pt_PT" w:bidi="pt_PT"/>
         </w:rPr>
+        <w:t>μηδείς σου περιφρονείτω</w:t>
+      </w:r>
+    </w:p>
+    <w:p>
+      <w:pPr/>
+      <w:r>
+        <w:rPr>
+          <w:lang w:val="pt_PT" w:bidi="pt_PT"/>
+        </w:rPr>
+      </w:r>
+      <w:r>
+        <w:rPr>
+          <w:b/>
+          <w:lang w:val="pt_PT" w:bidi="pt_PT"/>
+        </w:rPr>
         <w:t>"E que ninguém despreze você!".</w:t>
       </w:r>
     </w:p>
@@ -12791,6 +14771,21 @@
           <w:b/>
           <w:lang w:val="pt_PT" w:bidi="pt_PT"/>
         </w:rPr>
+        <w:t>μηδείς σου περιφρονείτω</w:t>
+      </w:r>
+    </w:p>
+    <w:p>
+      <w:pPr/>
+      <w:r>
+        <w:rPr>
+          <w:lang w:val="pt_PT" w:bidi="pt_PT"/>
+        </w:rPr>
+      </w:r>
+      <w:r>
+        <w:rPr>
+          <w:b/>
+          <w:lang w:val="pt_PT" w:bidi="pt_PT"/>
+        </w:rPr>
         <w:t>"E que ninguém despreze você!".</w:t>
       </w:r>
     </w:p>
@@ -12874,6 +14869,21 @@
           <w:b/>
           <w:lang w:val="pt_PT" w:bidi="pt_PT"/>
         </w:rPr>
+        <w:t>μηδείς σου περιφρονείτω</w:t>
+      </w:r>
+    </w:p>
+    <w:p>
+      <w:pPr/>
+      <w:r>
+        <w:rPr>
+          <w:lang w:val="pt_PT" w:bidi="pt_PT"/>
+        </w:rPr>
+      </w:r>
+      <w:r>
+        <w:rPr>
+          <w:b/>
+          <w:lang w:val="pt_PT" w:bidi="pt_PT"/>
+        </w:rPr>
         <w:t>"E que ninguém despreze você!"</w:t>
       </w:r>
     </w:p>
@@ -13108,6 +15118,21 @@
           <w:b/>
           <w:lang w:val="pt_PT" w:bidi="pt_PT"/>
         </w:rPr>
+        <w:t>ὑπομίμνῃσκε αὐτοὺς &amp; ὑποτάσσεσθαι</w:t>
+      </w:r>
+    </w:p>
+    <w:p>
+      <w:pPr/>
+      <w:r>
+        <w:rPr>
+          <w:lang w:val="pt_PT" w:bidi="pt_PT"/>
+        </w:rPr>
+      </w:r>
+      <w:r>
+        <w:rPr>
+          <w:b/>
+          <w:lang w:val="pt_PT" w:bidi="pt_PT"/>
+        </w:rPr>
         <w:t>"Recomende aos irmãos que respeitem".</w:t>
       </w:r>
     </w:p>
@@ -13171,6 +15196,21 @@
           <w:b/>
           <w:lang w:val="pt_PT" w:bidi="pt_PT"/>
         </w:rPr>
+        <w:t>ἀρχαῖς, ἐξουσίαις, ὑποτάσσεσθαι, πειθαρχεῖν</w:t>
+      </w:r>
+    </w:p>
+    <w:p>
+      <w:pPr/>
+      <w:r>
+        <w:rPr>
+          <w:lang w:val="pt_PT" w:bidi="pt_PT"/>
+        </w:rPr>
+      </w:r>
+      <w:r>
+        <w:rPr>
+          <w:b/>
+          <w:lang w:val="pt_PT" w:bidi="pt_PT"/>
+        </w:rPr>
         <w:t>"respeitem as ordens dos que governam e das autoridades, que sejam obedientes".</w:t>
       </w:r>
     </w:p>
@@ -13280,6 +15320,21 @@
           <w:b/>
           <w:lang w:val="pt_PT" w:bidi="pt_PT"/>
         </w:rPr>
+        <w:t>ἀρχαῖς, ἐξουσίαις</w:t>
+      </w:r>
+    </w:p>
+    <w:p>
+      <w:pPr/>
+      <w:r>
+        <w:rPr>
+          <w:lang w:val="pt_PT" w:bidi="pt_PT"/>
+        </w:rPr>
+      </w:r>
+      <w:r>
+        <w:rPr>
+          <w:b/>
+          <w:lang w:val="pt_PT" w:bidi="pt_PT"/>
+        </w:rPr>
         <w:t>"dos que governam e das autoridades".</w:t>
       </w:r>
     </w:p>
@@ -13389,6 +15444,21 @@
           <w:b/>
           <w:lang w:val="pt_PT" w:bidi="pt_PT"/>
         </w:rPr>
+        <w:t>πρὸς πᾶν ἔργον ἀγαθὸν ἑτοίμους εἶναι</w:t>
+      </w:r>
+    </w:p>
+    <w:p>
+      <w:pPr/>
+      <w:r>
+        <w:rPr>
+          <w:lang w:val="pt_PT" w:bidi="pt_PT"/>
+        </w:rPr>
+      </w:r>
+      <w:r>
+        <w:rPr>
+          <w:b/>
+          <w:lang w:val="pt_PT" w:bidi="pt_PT"/>
+        </w:rPr>
         <w:t>"prontos a fazer tudo o que é bom".</w:t>
       </w:r>
     </w:p>
@@ -13452,6 +15522,21 @@
           <w:b/>
           <w:lang w:val="pt_PT" w:bidi="pt_PT"/>
         </w:rPr>
+        <w:t>βλασφημεῖν</w:t>
+      </w:r>
+    </w:p>
+    <w:p>
+      <w:pPr/>
+      <w:r>
+        <w:rPr>
+          <w:lang w:val="pt_PT" w:bidi="pt_PT"/>
+        </w:rPr>
+      </w:r>
+      <w:r>
+        <w:rPr>
+          <w:b/>
+          <w:lang w:val="pt_PT" w:bidi="pt_PT"/>
+        </w:rPr>
         <w:t>"não falem mal".</w:t>
       </w:r>
     </w:p>
@@ -13515,6 +15600,21 @@
           <w:b/>
           <w:lang w:val="pt_PT" w:bidi="pt_PT"/>
         </w:rPr>
+        <w:t>ἀμάχους εἶναι</w:t>
+      </w:r>
+    </w:p>
+    <w:p>
+      <w:pPr/>
+      <w:r>
+        <w:rPr>
+          <w:lang w:val="pt_PT" w:bidi="pt_PT"/>
+        </w:rPr>
+      </w:r>
+      <w:r>
+        <w:rPr>
+          <w:b/>
+          <w:lang w:val="pt_PT" w:bidi="pt_PT"/>
+        </w:rPr>
         <w:t>"mas que sejam... pacíficos".</w:t>
       </w:r>
     </w:p>
@@ -13637,6 +15737,21 @@
           <w:b/>
           <w:lang w:val="pt_PT" w:bidi="pt_PT"/>
         </w:rPr>
+        <w:t>πᾶσαν ἐνδεικνυμένους πραΰτητα</w:t>
+      </w:r>
+    </w:p>
+    <w:p>
+      <w:pPr/>
+      <w:r>
+        <w:rPr>
+          <w:lang w:val="pt_PT" w:bidi="pt_PT"/>
+        </w:rPr>
+      </w:r>
+      <w:r>
+        <w:rPr>
+          <w:b/>
+          <w:lang w:val="pt_PT" w:bidi="pt_PT"/>
+        </w:rPr>
         <w:t>"tratem todos com educação".</w:t>
       </w:r>
     </w:p>
@@ -13733,6 +15848,21 @@
           <w:b/>
           <w:lang w:val="pt_PT" w:bidi="pt_PT"/>
         </w:rPr>
+        <w:t>πρὸς πάντας ἀνθρώπους</w:t>
+      </w:r>
+    </w:p>
+    <w:p>
+      <w:pPr/>
+      <w:r>
+        <w:rPr>
+          <w:lang w:val="pt_PT" w:bidi="pt_PT"/>
+        </w:rPr>
+      </w:r>
+      <w:r>
+        <w:rPr>
+          <w:b/>
+          <w:lang w:val="pt_PT" w:bidi="pt_PT"/>
+        </w:rPr>
         <w:t>"todos".</w:t>
       </w:r>
     </w:p>
@@ -13842,6 +15972,21 @@
           <w:b/>
           <w:lang w:val="pt_PT" w:bidi="pt_PT"/>
         </w:rPr>
+        <w:t>ἦμεν γάρ ποτε καὶ ἡμεῖς</w:t>
+      </w:r>
+    </w:p>
+    <w:p>
+      <w:pPr/>
+      <w:r>
+        <w:rPr>
+          <w:lang w:val="pt_PT" w:bidi="pt_PT"/>
+        </w:rPr>
+      </w:r>
+      <w:r>
+        <w:rPr>
+          <w:b/>
+          <w:lang w:val="pt_PT" w:bidi="pt_PT"/>
+        </w:rPr>
         <w:t>"Pois antigamente nós mesmos... éramos".</w:t>
       </w:r>
     </w:p>
@@ -13951,6 +16096,21 @@
           <w:b/>
           <w:lang w:val="pt_PT" w:bidi="pt_PT"/>
         </w:rPr>
+        <w:t>ποτε</w:t>
+      </w:r>
+    </w:p>
+    <w:p>
+      <w:pPr/>
+      <w:r>
+        <w:rPr>
+          <w:lang w:val="pt_PT" w:bidi="pt_PT"/>
+        </w:rPr>
+      </w:r>
+      <w:r>
+        <w:rPr>
+          <w:b/>
+          <w:lang w:val="pt_PT" w:bidi="pt_PT"/>
+        </w:rPr>
         <w:t>"antigamente".</w:t>
       </w:r>
     </w:p>
@@ -14014,6 +16174,21 @@
           <w:b/>
           <w:lang w:val="pt_PT" w:bidi="pt_PT"/>
         </w:rPr>
+        <w:t>ἡμεῖς</w:t>
+      </w:r>
+    </w:p>
+    <w:p>
+      <w:pPr/>
+      <w:r>
+        <w:rPr>
+          <w:lang w:val="pt_PT" w:bidi="pt_PT"/>
+        </w:rPr>
+      </w:r>
+      <w:r>
+        <w:rPr>
+          <w:b/>
+          <w:lang w:val="pt_PT" w:bidi="pt_PT"/>
+        </w:rPr>
         <w:t>"nós".</w:t>
       </w:r>
     </w:p>
@@ -14110,6 +16285,21 @@
           <w:b/>
           <w:lang w:val="pt_PT" w:bidi="pt_PT"/>
         </w:rPr>
+        <w:t>ἦμεν &amp; ἀνόητοι</w:t>
+      </w:r>
+    </w:p>
+    <w:p>
+      <w:pPr/>
+      <w:r>
+        <w:rPr>
+          <w:lang w:val="pt_PT" w:bidi="pt_PT"/>
+        </w:rPr>
+      </w:r>
+      <w:r>
+        <w:rPr>
+          <w:b/>
+          <w:lang w:val="pt_PT" w:bidi="pt_PT"/>
+        </w:rPr>
         <w:t>"não tínhamos juízo".</w:t>
       </w:r>
     </w:p>
@@ -14173,6 +16363,21 @@
           <w:b/>
           <w:lang w:val="pt_PT" w:bidi="pt_PT"/>
         </w:rPr>
+        <w:t>πλανώμενοι, δουλεύοντες ἐπιθυμίαις καὶ ἡδοναῖς ποικίλαις</w:t>
+      </w:r>
+    </w:p>
+    <w:p>
+      <w:pPr/>
+      <w:r>
+        <w:rPr>
+          <w:lang w:val="pt_PT" w:bidi="pt_PT"/>
+        </w:rPr>
+      </w:r>
+      <w:r>
+        <w:rPr>
+          <w:b/>
+          <w:lang w:val="pt_PT" w:bidi="pt_PT"/>
+        </w:rPr>
         <w:t>"Éramos escravos das paixões e dos prazeres de todo tipo".</w:t>
       </w:r>
     </w:p>
@@ -14282,6 +16487,21 @@
           <w:b/>
           <w:lang w:val="pt_PT" w:bidi="pt_PT"/>
         </w:rPr>
+        <w:t>πλανώμενοι, δουλεύοντες ἐπιθυμίαις καὶ ἡδοναῖς ποικίλαις</w:t>
+      </w:r>
+    </w:p>
+    <w:p>
+      <w:pPr/>
+      <w:r>
+        <w:rPr>
+          <w:lang w:val="pt_PT" w:bidi="pt_PT"/>
+        </w:rPr>
+      </w:r>
+      <w:r>
+        <w:rPr>
+          <w:b/>
+          <w:lang w:val="pt_PT" w:bidi="pt_PT"/>
+        </w:rPr>
         <w:t>"Éramos escravos das paixões e dos prazeres de todo tipo".</w:t>
       </w:r>
     </w:p>
@@ -14378,6 +16598,21 @@
           <w:b/>
           <w:lang w:val="pt_PT" w:bidi="pt_PT"/>
         </w:rPr>
+        <w:t>ἐπιθυμίαις καὶ ἡδοναῖς ποικίλαις</w:t>
+      </w:r>
+    </w:p>
+    <w:p>
+      <w:pPr/>
+      <w:r>
+        <w:rPr>
+          <w:lang w:val="pt_PT" w:bidi="pt_PT"/>
+        </w:rPr>
+      </w:r>
+      <w:r>
+        <w:rPr>
+          <w:b/>
+          <w:lang w:val="pt_PT" w:bidi="pt_PT"/>
+        </w:rPr>
         <w:t>"das paixões e dos prazeres de todo tipo".</w:t>
       </w:r>
     </w:p>
@@ -14487,6 +16722,21 @@
           <w:b/>
           <w:lang w:val="pt_PT" w:bidi="pt_PT"/>
         </w:rPr>
+        <w:t>ἐν κακίᾳ καὶ φθόνῳ διάγοντες</w:t>
+      </w:r>
+    </w:p>
+    <w:p>
+      <w:pPr/>
+      <w:r>
+        <w:rPr>
+          <w:lang w:val="pt_PT" w:bidi="pt_PT"/>
+        </w:rPr>
+      </w:r>
+      <w:r>
+        <w:rPr>
+          <w:b/>
+          <w:lang w:val="pt_PT" w:bidi="pt_PT"/>
+        </w:rPr>
         <w:t>"passávamos a nossa vida no meio da malícia e da inveja".</w:t>
       </w:r>
     </w:p>
@@ -14648,6 +16898,21 @@
           <w:b/>
           <w:lang w:val="pt_PT" w:bidi="pt_PT"/>
         </w:rPr>
+        <w:t>στυγητοί</w:t>
+      </w:r>
+    </w:p>
+    <w:p>
+      <w:pPr/>
+      <w:r>
+        <w:rPr>
+          <w:lang w:val="pt_PT" w:bidi="pt_PT"/>
+        </w:rPr>
+      </w:r>
+      <w:r>
+        <w:rPr>
+          <w:b/>
+          <w:lang w:val="pt_PT" w:bidi="pt_PT"/>
+        </w:rPr>
         <w:t>"tinham ódio de nós".</w:t>
       </w:r>
     </w:p>
@@ -14711,6 +16976,21 @@
           <w:b/>
           <w:lang w:val="pt_PT" w:bidi="pt_PT"/>
         </w:rPr>
+        <w:t>δὲ</w:t>
+      </w:r>
+    </w:p>
+    <w:p>
+      <w:pPr/>
+      <w:r>
+        <w:rPr>
+          <w:lang w:val="pt_PT" w:bidi="pt_PT"/>
+        </w:rPr>
+      </w:r>
+      <w:r>
+        <w:rPr>
+          <w:b/>
+          <w:lang w:val="pt_PT" w:bidi="pt_PT"/>
+        </w:rPr>
         <w:t>"Porém".</w:t>
       </w:r>
     </w:p>
@@ -14801,6 +17081,21 @@
           <w:b/>
           <w:lang w:val="pt_PT" w:bidi="pt_PT"/>
         </w:rPr>
+        <w:t>ὅτε &amp; ἡ χρηστότης καὶ ἡ φιλανθρωπία ἐπεφάνη τοῦ Σωτῆρος ἡμῶν, Θεοῦ</w:t>
+      </w:r>
+    </w:p>
+    <w:p>
+      <w:pPr/>
+      <w:r>
+        <w:rPr>
+          <w:lang w:val="pt_PT" w:bidi="pt_PT"/>
+        </w:rPr>
+      </w:r>
+      <w:r>
+        <w:rPr>
+          <w:b/>
+          <w:lang w:val="pt_PT" w:bidi="pt_PT"/>
+        </w:rPr>
         <w:t>"quando Deus, o nosso Salvador, mostrou a sua bondade e o seu amor por todos".</w:t>
       </w:r>
     </w:p>
@@ -14910,6 +17205,21 @@
           <w:b/>
           <w:lang w:val="pt_PT" w:bidi="pt_PT"/>
         </w:rPr>
+        <w:t>ὅτε &amp; ἡ χρηστότης καὶ ἡ φιλανθρωπία ἐπεφάνη τοῦ Σωτῆρος ἡμῶν, Θεοῦ</w:t>
+      </w:r>
+    </w:p>
+    <w:p>
+      <w:pPr/>
+      <w:r>
+        <w:rPr>
+          <w:lang w:val="pt_PT" w:bidi="pt_PT"/>
+        </w:rPr>
+      </w:r>
+      <w:r>
+        <w:rPr>
+          <w:b/>
+          <w:lang w:val="pt_PT" w:bidi="pt_PT"/>
+        </w:rPr>
         <w:t>"quando Deus, o nosso Salvador, mostrou a sua bondade e o seu amor por todos".</w:t>
       </w:r>
     </w:p>
@@ -15019,6 +17329,21 @@
           <w:b/>
           <w:lang w:val="pt_PT" w:bidi="pt_PT"/>
         </w:rPr>
+        <w:t>ἡμῶν</w:t>
+      </w:r>
+    </w:p>
+    <w:p>
+      <w:pPr/>
+      <w:r>
+        <w:rPr>
+          <w:lang w:val="pt_PT" w:bidi="pt_PT"/>
+        </w:rPr>
+      </w:r>
+      <w:r>
+        <w:rPr>
+          <w:b/>
+          <w:lang w:val="pt_PT" w:bidi="pt_PT"/>
+        </w:rPr>
         <w:t>"nosso".</w:t>
       </w:r>
     </w:p>
@@ -15115,6 +17440,21 @@
           <w:b/>
           <w:lang w:val="pt_PT" w:bidi="pt_PT"/>
         </w:rPr>
+        <w:t>ἔργων τῶν ἐν δικαιοσύνῃ</w:t>
+      </w:r>
+    </w:p>
+    <w:p>
+      <w:pPr/>
+      <w:r>
+        <w:rPr>
+          <w:lang w:val="pt_PT" w:bidi="pt_PT"/>
+        </w:rPr>
+      </w:r>
+      <w:r>
+        <w:rPr>
+          <w:b/>
+          <w:lang w:val="pt_PT" w:bidi="pt_PT"/>
+        </w:rPr>
         <w:t>"feito alguma coisa boa".</w:t>
       </w:r>
     </w:p>
@@ -15237,6 +17577,21 @@
           <w:b/>
           <w:lang w:val="pt_PT" w:bidi="pt_PT"/>
         </w:rPr>
+        <w:t>κατὰ τὸ αὐτοῦ ἔλεος</w:t>
+      </w:r>
+    </w:p>
+    <w:p>
+      <w:pPr/>
+      <w:r>
+        <w:rPr>
+          <w:lang w:val="pt_PT" w:bidi="pt_PT"/>
+        </w:rPr>
+      </w:r>
+      <w:r>
+        <w:rPr>
+          <w:b/>
+          <w:lang w:val="pt_PT" w:bidi="pt_PT"/>
+        </w:rPr>
         <w:t>"porque teve compaixão de nós".</w:t>
       </w:r>
     </w:p>
@@ -15333,6 +17688,21 @@
           <w:b/>
           <w:lang w:val="pt_PT" w:bidi="pt_PT"/>
         </w:rPr>
+        <w:t>λουτροῦ παλινγενεσίας</w:t>
+      </w:r>
+    </w:p>
+    <w:p>
+      <w:pPr/>
+      <w:r>
+        <w:rPr>
+          <w:lang w:val="pt_PT" w:bidi="pt_PT"/>
+        </w:rPr>
+      </w:r>
+      <w:r>
+        <w:rPr>
+          <w:b/>
+          <w:lang w:val="pt_PT" w:bidi="pt_PT"/>
+        </w:rPr>
         <w:t>"nos lavou".</w:t>
       </w:r>
     </w:p>
@@ -15442,6 +17812,21 @@
           <w:b/>
           <w:lang w:val="pt_PT" w:bidi="pt_PT"/>
         </w:rPr>
+        <w:t>οὗ ἐξέχεεν ἐφ’ ἡμᾶς πλουσίως,</w:t>
+      </w:r>
+    </w:p>
+    <w:p>
+      <w:pPr/>
+      <w:r>
+        <w:rPr>
+          <w:lang w:val="pt_PT" w:bidi="pt_PT"/>
+        </w:rPr>
+      </w:r>
+      <w:r>
+        <w:rPr>
+          <w:b/>
+          <w:lang w:val="pt_PT" w:bidi="pt_PT"/>
+        </w:rPr>
         <w:t>"Deus derramou com generosidade o seu Espírito Santo sobre nós".</w:t>
       </w:r>
     </w:p>
@@ -15525,6 +17910,21 @@
           <w:b/>
           <w:lang w:val="pt_PT" w:bidi="pt_PT"/>
         </w:rPr>
+        <w:t>ἡμᾶς</w:t>
+      </w:r>
+    </w:p>
+    <w:p>
+      <w:pPr/>
+      <w:r>
+        <w:rPr>
+          <w:lang w:val="pt_PT" w:bidi="pt_PT"/>
+        </w:rPr>
+      </w:r>
+      <w:r>
+        <w:rPr>
+          <w:b/>
+          <w:lang w:val="pt_PT" w:bidi="pt_PT"/>
+        </w:rPr>
         <w:t>"nós".</w:t>
       </w:r>
     </w:p>
@@ -15621,6 +18021,21 @@
           <w:b/>
           <w:lang w:val="pt_PT" w:bidi="pt_PT"/>
         </w:rPr>
+        <w:t>διὰ Ἰησοῦ Χριστοῦ, τοῦ Σωτῆρος ἡμῶν</w:t>
+      </w:r>
+    </w:p>
+    <w:p>
+      <w:pPr/>
+      <w:r>
+        <w:rPr>
+          <w:lang w:val="pt_PT" w:bidi="pt_PT"/>
+        </w:rPr>
+      </w:r>
+      <w:r>
+        <w:rPr>
+          <w:b/>
+          <w:lang w:val="pt_PT" w:bidi="pt_PT"/>
+        </w:rPr>
         <w:t>"por meio de Jesus Cristo, o nosso Salvador".</w:t>
       </w:r>
     </w:p>
@@ -15684,6 +18099,21 @@
           <w:b/>
           <w:lang w:val="pt_PT" w:bidi="pt_PT"/>
         </w:rPr>
+        <w:t>ἡμῶν</w:t>
+      </w:r>
+    </w:p>
+    <w:p>
+      <w:pPr/>
+      <w:r>
+        <w:rPr>
+          <w:lang w:val="pt_PT" w:bidi="pt_PT"/>
+        </w:rPr>
+      </w:r>
+      <w:r>
+        <w:rPr>
+          <w:b/>
+          <w:lang w:val="pt_PT" w:bidi="pt_PT"/>
+        </w:rPr>
         <w:t>"nosso".</w:t>
       </w:r>
     </w:p>
@@ -15780,6 +18210,21 @@
           <w:b/>
           <w:lang w:val="pt_PT" w:bidi="pt_PT"/>
         </w:rPr>
+        <w:t>ἵνα</w:t>
+      </w:r>
+    </w:p>
+    <w:p>
+      <w:pPr/>
+      <w:r>
+        <w:rPr>
+          <w:lang w:val="pt_PT" w:bidi="pt_PT"/>
+        </w:rPr>
+      </w:r>
+      <w:r>
+        <w:rPr>
+          <w:b/>
+          <w:lang w:val="pt_PT" w:bidi="pt_PT"/>
+        </w:rPr>
         <w:t>"para que".</w:t>
       </w:r>
     </w:p>
@@ -15902,6 +18347,21 @@
           <w:b/>
           <w:lang w:val="pt_PT" w:bidi="pt_PT"/>
         </w:rPr>
+        <w:t>δικαιωθέντες</w:t>
+      </w:r>
+    </w:p>
+    <w:p>
+      <w:pPr/>
+      <w:r>
+        <w:rPr>
+          <w:lang w:val="pt_PT" w:bidi="pt_PT"/>
+        </w:rPr>
+      </w:r>
+      <w:r>
+        <w:rPr>
+          <w:b/>
+          <w:lang w:val="pt_PT" w:bidi="pt_PT"/>
+        </w:rPr>
         <w:t>"sejamos aceitos".</w:t>
       </w:r>
     </w:p>
@@ -15998,6 +18458,21 @@
           <w:b/>
           <w:lang w:val="pt_PT" w:bidi="pt_PT"/>
         </w:rPr>
+        <w:t>τῇ ἐκείνου χάριτι</w:t>
+      </w:r>
+    </w:p>
+    <w:p>
+      <w:pPr/>
+      <w:r>
+        <w:rPr>
+          <w:lang w:val="pt_PT" w:bidi="pt_PT"/>
+        </w:rPr>
+      </w:r>
+      <w:r>
+        <w:rPr>
+          <w:b/>
+          <w:lang w:val="pt_PT" w:bidi="pt_PT"/>
+        </w:rPr>
         <w:t>"pela sua graça".</w:t>
       </w:r>
     </w:p>
@@ -16094,6 +18569,21 @@
           <w:b/>
           <w:lang w:val="pt_PT" w:bidi="pt_PT"/>
         </w:rPr>
+        <w:t>ἐκείνου</w:t>
+      </w:r>
+    </w:p>
+    <w:p>
+      <w:pPr/>
+      <w:r>
+        <w:rPr>
+          <w:lang w:val="pt_PT" w:bidi="pt_PT"/>
+        </w:rPr>
+      </w:r>
+      <w:r>
+        <w:rPr>
+          <w:b/>
+          <w:lang w:val="pt_PT" w:bidi="pt_PT"/>
+        </w:rPr>
         <w:t>"por sua".</w:t>
       </w:r>
     </w:p>
@@ -16190,6 +18680,21 @@
           <w:b/>
           <w:lang w:val="pt_PT" w:bidi="pt_PT"/>
         </w:rPr>
+        <w:t>κληρονόμοι γενηθῶμεν, κατ’ ἐλπίδα ζωῆς αἰωνίου</w:t>
+      </w:r>
+    </w:p>
+    <w:p>
+      <w:pPr/>
+      <w:r>
+        <w:rPr>
+          <w:lang w:val="pt_PT" w:bidi="pt_PT"/>
+        </w:rPr>
+      </w:r>
+      <w:r>
+        <w:rPr>
+          <w:b/>
+          <w:lang w:val="pt_PT" w:bidi="pt_PT"/>
+        </w:rPr>
         <w:t>"aceitos por Deus e recebamos a vida eterna que esperamos".</w:t>
       </w:r>
     </w:p>
@@ -16273,6 +18778,21 @@
           <w:b/>
           <w:lang w:val="pt_PT" w:bidi="pt_PT"/>
         </w:rPr>
+        <w:t>ὁ λόγος</w:t>
+      </w:r>
+    </w:p>
+    <w:p>
+      <w:pPr/>
+      <w:r>
+        <w:rPr>
+          <w:lang w:val="pt_PT" w:bidi="pt_PT"/>
+        </w:rPr>
+      </w:r>
+      <w:r>
+        <w:rPr>
+          <w:b/>
+          <w:lang w:val="pt_PT" w:bidi="pt_PT"/>
+        </w:rPr>
         <w:t>"Esse ensinamento".</w:t>
       </w:r>
     </w:p>
@@ -16363,6 +18883,21 @@
           <w:b/>
           <w:lang w:val="pt_PT" w:bidi="pt_PT"/>
         </w:rPr>
+        <w:t>τούτων</w:t>
+      </w:r>
+    </w:p>
+    <w:p>
+      <w:pPr/>
+      <w:r>
+        <w:rPr>
+          <w:lang w:val="pt_PT" w:bidi="pt_PT"/>
+        </w:rPr>
+      </w:r>
+      <w:r>
+        <w:rPr>
+          <w:b/>
+          <w:lang w:val="pt_PT" w:bidi="pt_PT"/>
+        </w:rPr>
         <w:t>"Esse ensinamento".</w:t>
       </w:r>
     </w:p>
@@ -16459,6 +18994,21 @@
           <w:b/>
           <w:lang w:val="pt_PT" w:bidi="pt_PT"/>
         </w:rPr>
+        <w:t>φροντίζωσιν καλῶν ἔργων, προΐστασθαι</w:t>
+      </w:r>
+    </w:p>
+    <w:p>
+      <w:pPr/>
+      <w:r>
+        <w:rPr>
+          <w:lang w:val="pt_PT" w:bidi="pt_PT"/>
+        </w:rPr>
+      </w:r>
+      <w:r>
+        <w:rPr>
+          <w:b/>
+          <w:lang w:val="pt_PT" w:bidi="pt_PT"/>
+        </w:rPr>
         <w:t>"se interessem em usar o seu tempo fazendo o bem".</w:t>
       </w:r>
     </w:p>
@@ -16522,6 +19072,21 @@
           <w:b/>
           <w:lang w:val="pt_PT" w:bidi="pt_PT"/>
         </w:rPr>
+        <w:t>τοῖς ἀνθρώποις</w:t>
+      </w:r>
+    </w:p>
+    <w:p>
+      <w:pPr/>
+      <w:r>
+        <w:rPr>
+          <w:lang w:val="pt_PT" w:bidi="pt_PT"/>
+        </w:rPr>
+      </w:r>
+      <w:r>
+        <w:rPr>
+          <w:b/>
+          <w:lang w:val="pt_PT" w:bidi="pt_PT"/>
+        </w:rPr>
         <w:t>"para todos".</w:t>
       </w:r>
     </w:p>
@@ -16618,6 +19183,21 @@
           <w:b/>
           <w:lang w:val="pt_PT" w:bidi="pt_PT"/>
         </w:rPr>
+        <w:t>δὲ &amp; περιΐστασο</w:t>
+      </w:r>
+    </w:p>
+    <w:p>
+      <w:pPr/>
+      <w:r>
+        <w:rPr>
+          <w:lang w:val="pt_PT" w:bidi="pt_PT"/>
+        </w:rPr>
+      </w:r>
+      <w:r>
+        <w:rPr>
+          <w:b/>
+          <w:lang w:val="pt_PT" w:bidi="pt_PT"/>
+        </w:rPr>
         <w:t>"Mas evite".</w:t>
       </w:r>
     </w:p>
@@ -16714,6 +19294,21 @@
           <w:b/>
           <w:lang w:val="pt_PT" w:bidi="pt_PT"/>
         </w:rPr>
+        <w:t>μωρὰς &amp; ζητήσεις</w:t>
+      </w:r>
+    </w:p>
+    <w:p>
+      <w:pPr/>
+      <w:r>
+        <w:rPr>
+          <w:lang w:val="pt_PT" w:bidi="pt_PT"/>
+        </w:rPr>
+      </w:r>
+      <w:r>
+        <w:rPr>
+          <w:b/>
+          <w:lang w:val="pt_PT" w:bidi="pt_PT"/>
+        </w:rPr>
         <w:t>"tolas"</w:t>
       </w:r>
       <w:r>
@@ -16790,6 +19385,21 @@
           <w:b/>
           <w:lang w:val="pt_PT" w:bidi="pt_PT"/>
         </w:rPr>
+        <w:t>γενεαλογίας</w:t>
+      </w:r>
+    </w:p>
+    <w:p>
+      <w:pPr/>
+      <w:r>
+        <w:rPr>
+          <w:lang w:val="pt_PT" w:bidi="pt_PT"/>
+        </w:rPr>
+      </w:r>
+      <w:r>
+        <w:rPr>
+          <w:b/>
+          <w:lang w:val="pt_PT" w:bidi="pt_PT"/>
+        </w:rPr>
         <w:t>"listas de nomes de antepassados".</w:t>
       </w:r>
     </w:p>
@@ -16899,6 +19509,21 @@
           <w:b/>
           <w:lang w:val="pt_PT" w:bidi="pt_PT"/>
         </w:rPr>
+        <w:t>ἔρεις</w:t>
+      </w:r>
+    </w:p>
+    <w:p>
+      <w:pPr/>
+      <w:r>
+        <w:rPr>
+          <w:lang w:val="pt_PT" w:bidi="pt_PT"/>
+        </w:rPr>
+      </w:r>
+      <w:r>
+        <w:rPr>
+          <w:b/>
+          <w:lang w:val="pt_PT" w:bidi="pt_PT"/>
+        </w:rPr>
         <w:t>"brigas".</w:t>
       </w:r>
     </w:p>
@@ -16995,6 +19620,21 @@
           <w:b/>
           <w:lang w:val="pt_PT" w:bidi="pt_PT"/>
         </w:rPr>
+        <w:t>νομικὰς</w:t>
+      </w:r>
+    </w:p>
+    <w:p>
+      <w:pPr/>
+      <w:r>
+        <w:rPr>
+          <w:lang w:val="pt_PT" w:bidi="pt_PT"/>
+        </w:rPr>
+      </w:r>
+      <w:r>
+        <w:rPr>
+          <w:b/>
+          <w:lang w:val="pt_PT" w:bidi="pt_PT"/>
+        </w:rPr>
         <w:t>"a respeito da lei dos judeus".</w:t>
       </w:r>
     </w:p>
@@ -17078,6 +19718,21 @@
           <w:b/>
           <w:lang w:val="pt_PT" w:bidi="pt_PT"/>
         </w:rPr>
+        <w:t>αἱρετικὸν ἄνθρωπον &amp; παραιτοῦ</w:t>
+      </w:r>
+    </w:p>
+    <w:p>
+      <w:pPr/>
+      <w:r>
+        <w:rPr>
+          <w:lang w:val="pt_PT" w:bidi="pt_PT"/>
+        </w:rPr>
+      </w:r>
+      <w:r>
+        <w:rPr>
+          <w:b/>
+          <w:lang w:val="pt_PT" w:bidi="pt_PT"/>
+        </w:rPr>
         <w:t>"Se uma pessoa causar divisões entre os irmãos na fé".</w:t>
       </w:r>
     </w:p>
@@ -17161,6 +19816,21 @@
           <w:b/>
           <w:lang w:val="pt_PT" w:bidi="pt_PT"/>
         </w:rPr>
+        <w:t>μετὰ μίαν καὶ δευτέραν νουθεσίαν</w:t>
+      </w:r>
+    </w:p>
+    <w:p>
+      <w:pPr/>
+      <w:r>
+        <w:rPr>
+          <w:lang w:val="pt_PT" w:bidi="pt_PT"/>
+        </w:rPr>
+      </w:r>
+      <w:r>
+        <w:rPr>
+          <w:b/>
+          <w:lang w:val="pt_PT" w:bidi="pt_PT"/>
+        </w:rPr>
         <w:t>"aconselhe essa pessoa uma ou duas vezes".</w:t>
       </w:r>
     </w:p>
@@ -17244,6 +19914,21 @@
           <w:b/>
           <w:lang w:val="pt_PT" w:bidi="pt_PT"/>
         </w:rPr>
+        <w:t>ὁ τοιοῦτος</w:t>
+      </w:r>
+    </w:p>
+    <w:p>
+      <w:pPr/>
+      <w:r>
+        <w:rPr>
+          <w:lang w:val="pt_PT" w:bidi="pt_PT"/>
+        </w:rPr>
+      </w:r>
+      <w:r>
+        <w:rPr>
+          <w:b/>
+          <w:lang w:val="pt_PT" w:bidi="pt_PT"/>
+        </w:rPr>
         <w:t>"uma pessoa como esta".</w:t>
       </w:r>
     </w:p>
@@ -17307,6 +19992,21 @@
           <w:b/>
           <w:lang w:val="pt_PT" w:bidi="pt_PT"/>
         </w:rPr>
+        <w:t>ἐξέστραπται</w:t>
+      </w:r>
+    </w:p>
+    <w:p>
+      <w:pPr/>
+      <w:r>
+        <w:rPr>
+          <w:lang w:val="pt_PT" w:bidi="pt_PT"/>
+        </w:rPr>
+      </w:r>
+      <w:r>
+        <w:rPr>
+          <w:b/>
+          <w:lang w:val="pt_PT" w:bidi="pt_PT"/>
+        </w:rPr>
         <w:t>"abandonou completamente o evangelho".</w:t>
       </w:r>
     </w:p>
@@ -17403,6 +20103,21 @@
           <w:b/>
           <w:lang w:val="pt_PT" w:bidi="pt_PT"/>
         </w:rPr>
+        <w:t>ὢν αὐτοκατάκριτος</w:t>
+      </w:r>
+    </w:p>
+    <w:p>
+      <w:pPr/>
+      <w:r>
+        <w:rPr>
+          <w:lang w:val="pt_PT" w:bidi="pt_PT"/>
+        </w:rPr>
+      </w:r>
+      <w:r>
+        <w:rPr>
+          <w:b/>
+          <w:lang w:val="pt_PT" w:bidi="pt_PT"/>
+        </w:rPr>
         <w:t>"os seus pecados provam que ela está errada".</w:t>
       </w:r>
     </w:p>
@@ -17466,6 +20181,21 @@
           <w:b/>
           <w:lang w:val="pt_PT" w:bidi="pt_PT"/>
         </w:rPr>
+        <w:t>ὅταν πέμψω Ἀρτεμᾶν πρὸς σὲ ἢ Τυχικόν</w:t>
+      </w:r>
+    </w:p>
+    <w:p>
+      <w:pPr/>
+      <w:r>
+        <w:rPr>
+          <w:lang w:val="pt_PT" w:bidi="pt_PT"/>
+        </w:rPr>
+      </w:r>
+      <w:r>
+        <w:rPr>
+          <w:b/>
+          <w:lang w:val="pt_PT" w:bidi="pt_PT"/>
+        </w:rPr>
         <w:t>"Quando eu lhe mandar o irmão Ártemas ou o irmão Tíquico".</w:t>
       </w:r>
     </w:p>
@@ -17549,6 +20279,21 @@
           <w:b/>
           <w:lang w:val="pt_PT" w:bidi="pt_PT"/>
         </w:rPr>
+        <w:t>Ἀρτεμᾶν &amp; Τυχικόν</w:t>
+      </w:r>
+    </w:p>
+    <w:p>
+      <w:pPr/>
+      <w:r>
+        <w:rPr>
+          <w:lang w:val="pt_PT" w:bidi="pt_PT"/>
+        </w:rPr>
+      </w:r>
+      <w:r>
+        <w:rPr>
+          <w:b/>
+          <w:lang w:val="pt_PT" w:bidi="pt_PT"/>
+        </w:rPr>
         <w:t>"Ártemas"</w:t>
       </w:r>
       <w:r>
@@ -17665,6 +20410,21 @@
           <w:b/>
           <w:lang w:val="pt_PT" w:bidi="pt_PT"/>
         </w:rPr>
+        <w:t>σπούδασον ἐλθεῖν</w:t>
+      </w:r>
+    </w:p>
+    <w:p>
+      <w:pPr/>
+      <w:r>
+        <w:rPr>
+          <w:lang w:val="pt_PT" w:bidi="pt_PT"/>
+        </w:rPr>
+      </w:r>
+      <w:r>
+        <w:rPr>
+          <w:b/>
+          <w:lang w:val="pt_PT" w:bidi="pt_PT"/>
+        </w:rPr>
         <w:t>"faça o possível para ir".</w:t>
       </w:r>
     </w:p>
@@ -17728,6 +20488,21 @@
           <w:b/>
           <w:lang w:val="pt_PT" w:bidi="pt_PT"/>
         </w:rPr>
+        <w:t>σπούδασον</w:t>
+      </w:r>
+    </w:p>
+    <w:p>
+      <w:pPr/>
+      <w:r>
+        <w:rPr>
+          <w:lang w:val="pt_PT" w:bidi="pt_PT"/>
+        </w:rPr>
+      </w:r>
+      <w:r>
+        <w:rPr>
+          <w:b/>
+          <w:lang w:val="pt_PT" w:bidi="pt_PT"/>
+        </w:rPr>
         <w:t>"faça o possível".</w:t>
       </w:r>
     </w:p>
@@ -17824,6 +20599,21 @@
           <w:b/>
           <w:lang w:val="pt_PT" w:bidi="pt_PT"/>
         </w:rPr>
+        <w:t>σπουδαίως πρόπεμψον</w:t>
+      </w:r>
+    </w:p>
+    <w:p>
+      <w:pPr/>
+      <w:r>
+        <w:rPr>
+          <w:lang w:val="pt_PT" w:bidi="pt_PT"/>
+        </w:rPr>
+      </w:r>
+      <w:r>
+        <w:rPr>
+          <w:b/>
+          <w:lang w:val="pt_PT" w:bidi="pt_PT"/>
+        </w:rPr>
         <w:t>"tudo o que você puder a fim de que eles tenham o que precisarem".</w:t>
       </w:r>
     </w:p>
@@ -17920,6 +20710,21 @@
           <w:b/>
           <w:lang w:val="pt_PT" w:bidi="pt_PT"/>
         </w:rPr>
+        <w:t>Ζηνᾶν &amp; Ἀπολλῶν</w:t>
+      </w:r>
+    </w:p>
+    <w:p>
+      <w:pPr/>
+      <w:r>
+        <w:rPr>
+          <w:lang w:val="pt_PT" w:bidi="pt_PT"/>
+        </w:rPr>
+      </w:r>
+      <w:r>
+        <w:rPr>
+          <w:b/>
+          <w:lang w:val="pt_PT" w:bidi="pt_PT"/>
+        </w:rPr>
         <w:t>"Zenas"</w:t>
       </w:r>
       <w:r>
@@ -18036,6 +20841,21 @@
           <w:b/>
           <w:lang w:val="pt_PT" w:bidi="pt_PT"/>
         </w:rPr>
+        <w:t>καὶ Ἀπολλῶν</w:t>
+      </w:r>
+    </w:p>
+    <w:p>
+      <w:pPr/>
+      <w:r>
+        <w:rPr>
+          <w:lang w:val="pt_PT" w:bidi="pt_PT"/>
+        </w:rPr>
+      </w:r>
+      <w:r>
+        <w:rPr>
+          <w:b/>
+          <w:lang w:val="pt_PT" w:bidi="pt_PT"/>
+        </w:rPr>
         <w:t>"e também Apolo".</w:t>
       </w:r>
     </w:p>
@@ -18099,6 +20919,21 @@
           <w:b/>
           <w:lang w:val="pt_PT" w:bidi="pt_PT"/>
         </w:rPr>
+        <w:t>ἵνα μηδὲν αὐτοῖς λείπῃ</w:t>
+      </w:r>
+    </w:p>
+    <w:p>
+      <w:pPr/>
+      <w:r>
+        <w:rPr>
+          <w:lang w:val="pt_PT" w:bidi="pt_PT"/>
+        </w:rPr>
+      </w:r>
+      <w:r>
+        <w:rPr>
+          <w:b/>
+          <w:lang w:val="pt_PT" w:bidi="pt_PT"/>
+        </w:rPr>
         <w:t>"a fim de que eles tenham o que precisarem".</w:t>
       </w:r>
     </w:p>
@@ -18195,6 +21030,21 @@
           <w:b/>
           <w:lang w:val="pt_PT" w:bidi="pt_PT"/>
         </w:rPr>
+        <w:t>ἵνα μηδὲν αὐτοῖς λείπῃ</w:t>
+      </w:r>
+    </w:p>
+    <w:p>
+      <w:pPr/>
+      <w:r>
+        <w:rPr>
+          <w:lang w:val="pt_PT" w:bidi="pt_PT"/>
+        </w:rPr>
+      </w:r>
+      <w:r>
+        <w:rPr>
+          <w:b/>
+          <w:lang w:val="pt_PT" w:bidi="pt_PT"/>
+        </w:rPr>
         <w:t>"a fim de que eles tenham o que precisarem".</w:t>
       </w:r>
     </w:p>
@@ -18278,6 +21128,21 @@
           <w:b/>
           <w:lang w:val="pt_PT" w:bidi="pt_PT"/>
         </w:rPr>
+        <w:t>οἱ ἡμέτεροι</w:t>
+      </w:r>
+    </w:p>
+    <w:p>
+      <w:pPr/>
+      <w:r>
+        <w:rPr>
+          <w:lang w:val="pt_PT" w:bidi="pt_PT"/>
+        </w:rPr>
+      </w:r>
+      <w:r>
+        <w:rPr>
+          <w:b/>
+          <w:lang w:val="pt_PT" w:bidi="pt_PT"/>
+        </w:rPr>
         <w:t>"nossa gente".</w:t>
       </w:r>
     </w:p>
@@ -18374,6 +21239,21 @@
           <w:b/>
           <w:lang w:val="pt_PT" w:bidi="pt_PT"/>
         </w:rPr>
+        <w:t>οἱ ἡμέτεροι</w:t>
+      </w:r>
+    </w:p>
+    <w:p>
+      <w:pPr/>
+      <w:r>
+        <w:rPr>
+          <w:lang w:val="pt_PT" w:bidi="pt_PT"/>
+        </w:rPr>
+      </w:r>
+      <w:r>
+        <w:rPr>
+          <w:b/>
+          <w:lang w:val="pt_PT" w:bidi="pt_PT"/>
+        </w:rPr>
         <w:t>"nossa gente".</w:t>
       </w:r>
     </w:p>
@@ -18470,6 +21350,21 @@
           <w:b/>
           <w:lang w:val="pt_PT" w:bidi="pt_PT"/>
         </w:rPr>
+        <w:t>εἰς τὰς ἀναγκαίας χρείας</w:t>
+      </w:r>
+    </w:p>
+    <w:p>
+      <w:pPr/>
+      <w:r>
+        <w:rPr>
+          <w:lang w:val="pt_PT" w:bidi="pt_PT"/>
+        </w:rPr>
+      </w:r>
+      <w:r>
+        <w:rPr>
+          <w:b/>
+          <w:lang w:val="pt_PT" w:bidi="pt_PT"/>
+        </w:rPr>
         <w:t>"fazendo o bem e ajudando os outros em caso de necessidade".</w:t>
       </w:r>
     </w:p>
@@ -18566,6 +21461,21 @@
           <w:b/>
           <w:lang w:val="pt_PT" w:bidi="pt_PT"/>
         </w:rPr>
+        <w:t>ἵνα μὴ ὦσιν ἄκαρποι</w:t>
+      </w:r>
+    </w:p>
+    <w:p>
+      <w:pPr/>
+      <w:r>
+        <w:rPr>
+          <w:lang w:val="pt_PT" w:bidi="pt_PT"/>
+        </w:rPr>
+      </w:r>
+      <w:r>
+        <w:rPr>
+          <w:b/>
+          <w:lang w:val="pt_PT" w:bidi="pt_PT"/>
+        </w:rPr>
         <w:t>"para que assim a vida da nossa gente seja útil!".</w:t>
       </w:r>
     </w:p>
@@ -18649,6 +21559,21 @@
           <w:b/>
           <w:lang w:val="pt_PT" w:bidi="pt_PT"/>
         </w:rPr>
+        <w:t>ἵνα μὴ ὦσιν ἄκαρποι</w:t>
+      </w:r>
+    </w:p>
+    <w:p>
+      <w:pPr/>
+      <w:r>
+        <w:rPr>
+          <w:lang w:val="pt_PT" w:bidi="pt_PT"/>
+        </w:rPr>
+      </w:r>
+      <w:r>
+        <w:rPr>
+          <w:b/>
+          <w:lang w:val="pt_PT" w:bidi="pt_PT"/>
+        </w:rPr>
         <w:t>"para que assim a vida da nossa gente seja útil!".</w:t>
       </w:r>
     </w:p>
@@ -18732,6 +21657,21 @@
           <w:b/>
           <w:lang w:val="pt_PT" w:bidi="pt_PT"/>
         </w:rPr>
+        <w:t>ἀσπάζονταί σε</w:t>
+      </w:r>
+    </w:p>
+    <w:p>
+      <w:pPr/>
+      <w:r>
+        <w:rPr>
+          <w:lang w:val="pt_PT" w:bidi="pt_PT"/>
+        </w:rPr>
+      </w:r>
+      <w:r>
+        <w:rPr>
+          <w:b/>
+          <w:lang w:val="pt_PT" w:bidi="pt_PT"/>
+        </w:rPr>
         <w:t>"mandam saudações a você".</w:t>
       </w:r>
     </w:p>
@@ -18815,6 +21755,21 @@
           <w:b/>
           <w:lang w:val="pt_PT" w:bidi="pt_PT"/>
         </w:rPr>
+        <w:t>οἱ μετ’ ἐμοῦ πάντες</w:t>
+      </w:r>
+    </w:p>
+    <w:p>
+      <w:pPr/>
+      <w:r>
+        <w:rPr>
+          <w:lang w:val="pt_PT" w:bidi="pt_PT"/>
+        </w:rPr>
+      </w:r>
+      <w:r>
+        <w:rPr>
+          <w:b/>
+          <w:lang w:val="pt_PT" w:bidi="pt_PT"/>
+        </w:rPr>
         <w:t>"Todos que estão comigo".</w:t>
       </w:r>
     </w:p>
@@ -18898,6 +21853,21 @@
           <w:b/>
           <w:lang w:val="pt_PT" w:bidi="pt_PT"/>
         </w:rPr>
+        <w:t>τοὺς φιλοῦντας ἡμᾶς ἐν πίστει</w:t>
+      </w:r>
+    </w:p>
+    <w:p>
+      <w:pPr/>
+      <w:r>
+        <w:rPr>
+          <w:lang w:val="pt_PT" w:bidi="pt_PT"/>
+        </w:rPr>
+      </w:r>
+      <w:r>
+        <w:rPr>
+          <w:b/>
+          <w:lang w:val="pt_PT" w:bidi="pt_PT"/>
+        </w:rPr>
         <w:t>"aos nossos amigos na fé".</w:t>
       </w:r>
     </w:p>
@@ -19007,6 +21977,21 @@
           <w:b/>
           <w:lang w:val="pt_PT" w:bidi="pt_PT"/>
         </w:rPr>
+        <w:t>ἡμᾶς</w:t>
+      </w:r>
+    </w:p>
+    <w:p>
+      <w:pPr/>
+      <w:r>
+        <w:rPr>
+          <w:lang w:val="pt_PT" w:bidi="pt_PT"/>
+        </w:rPr>
+      </w:r>
+      <w:r>
+        <w:rPr>
+          <w:b/>
+          <w:lang w:val="pt_PT" w:bidi="pt_PT"/>
+        </w:rPr>
         <w:t>"nossos".</w:t>
       </w:r>
     </w:p>
@@ -19103,6 +22088,21 @@
           <w:b/>
           <w:lang w:val="pt_PT" w:bidi="pt_PT"/>
         </w:rPr>
+        <w:t>ἡ χάρις μετὰ πάντων ὑμῶν</w:t>
+      </w:r>
+    </w:p>
+    <w:p>
+      <w:pPr/>
+      <w:r>
+        <w:rPr>
+          <w:lang w:val="pt_PT" w:bidi="pt_PT"/>
+        </w:rPr>
+      </w:r>
+      <w:r>
+        <w:rPr>
+          <w:b/>
+          <w:lang w:val="pt_PT" w:bidi="pt_PT"/>
+        </w:rPr>
         <w:t>"Que a graça de Deus esteja com todos vocês!".</w:t>
       </w:r>
     </w:p>
@@ -19172,6 +22172,21 @@
         <w:rPr>
           <w:lang w:val="pt_PT" w:bidi="pt_PT"/>
         </w:rPr>
+      </w:r>
+    </w:p>
+    <w:p>
+      <w:pPr/>
+      <w:r>
+        <w:rPr>
+          <w:lang w:val="pt_PT" w:bidi="pt_PT"/>
+        </w:rPr>
+      </w:r>
+      <w:r>
+        <w:rPr>
+          <w:b/>
+          <w:lang w:val="pt_PT" w:bidi="pt_PT"/>
+        </w:rPr>
+        <w:t>ὑμῶν</w:t>
       </w:r>
     </w:p>
     <w:p>

--- a/por/docx/56.content.docx
+++ b/por/docx/56.content.docx
@@ -28,49 +28,15 @@
       </w:r>
     </w:p>
     <w:p>
-      <w:pPr>
-        <w:pStyle w:val="Heading2"/>
-      </w:pPr>
-      <w:r>
-        <w:rPr>
-          <w:lang w:val="pt_PT" w:bidi="pt_PT"/>
-        </w:rPr>
-        <w:t>License Information</w:t>
-      </w:r>
-      <w:r>
-        <w:rPr>
-          <w:lang w:val="pt_PT" w:bidi="pt_PT"/>
-        </w:rPr>
-      </w:r>
-    </w:p>
-    <w:p>
-      <w:pPr/>
-      <w:r>
-        <w:rPr>
-          <w:lang w:val="pt_PT" w:bidi="pt_PT"/>
-        </w:rPr>
-      </w:r>
-      <w:r>
-        <w:rPr>
-          <w:b/>
-          <w:lang w:val="pt_PT" w:bidi="pt_PT"/>
-        </w:rPr>
-        <w:t>Notas de Tradução (unfoldingWord)</w:t>
-      </w:r>
-      <w:r>
-        <w:rPr>
-          <w:lang w:val="pt_PT" w:bidi="pt_PT"/>
-        </w:rPr>
-        <w:t xml:space="preserve"> (Portuguese) is based on</w:t>
-      </w:r>
-      <w:r>
-        <w:rPr>
-          <w:lang w:val="pt_PT" w:bidi="pt_PT"/>
-        </w:rPr>
-        <w:t xml:space="preserve">: </w:t>
-      </w:r>
-      <w:r>
-        <w:rPr>
+      <w:pPr/>
+      <w:r>
+        <w:rPr>
+          <w:lang w:val="pt_PT" w:bidi="pt_PT"/>
+        </w:rPr>
+      </w:r>
+      <w:r>
+        <w:rPr>
+          <w:b/>
           <w:lang w:val="pt_PT" w:bidi="pt_PT"/>
         </w:rPr>
         <w:t>unfoldingWord® Translation Notes</w:t>
@@ -79,62 +45,31 @@
         <w:rPr>
           <w:lang w:val="pt_PT" w:bidi="pt_PT"/>
         </w:rPr>
-        <w:t xml:space="preserve">, </w:t>
-      </w:r>
-      <w:hyperlink r:id="rId13">
-        <w:r>
-          <w:rPr>
-            <w:lang w:val="pt_PT" w:bidi="pt_PT"/>
-          </w:rPr>
-          <w:rPr>
-            <w:color w:val="0000EE"/>
-            <w:u w:val="single"/>
-          </w:rPr>
-          <w:t>unfoldingWord</w:t>
-        </w:r>
-      </w:hyperlink>
-      <w:r>
-        <w:rPr>
-          <w:lang w:val="pt_PT" w:bidi="pt_PT"/>
-        </w:rPr>
-        <w:t xml:space="preserve">, 2022, which is licensed under a </w:t>
-      </w:r>
-      <w:hyperlink r:id="rId14">
-        <w:r>
-          <w:rPr>
-            <w:lang w:val="pt_PT" w:bidi="pt_PT"/>
-          </w:rPr>
-          <w:rPr>
-            <w:color w:val="0000EE"/>
-            <w:u w:val="single"/>
-          </w:rPr>
-          <w:t>CC BY-SA 4.0 license</w:t>
-        </w:r>
-      </w:hyperlink>
-      <w:r>
-        <w:rPr>
-          <w:lang w:val="pt_PT" w:bidi="pt_PT"/>
-        </w:rPr>
-        <w:t>.</w:t>
-      </w:r>
-      <w:r>
-        <w:rPr>
-          <w:lang w:val="pt_PT" w:bidi="pt_PT"/>
-        </w:rPr>
-      </w:r>
-    </w:p>
-    <w:p>
-      <w:pPr/>
-      <w:r>
-        <w:rPr>
-          <w:lang w:val="pt_PT" w:bidi="pt_PT"/>
-        </w:rPr>
-      </w:r>
-      <w:r>
-        <w:rPr>
-          <w:lang w:val="pt_PT" w:bidi="pt_PT"/>
-        </w:rPr>
-        <w:t>This PDF version is provided under the same license.</w:t>
+        <w:t xml:space="preserve"> © 2022 unfoldingWord. Released under CC BY-SA 4.0 license. </w:t>
+      </w:r>
+      <w:r>
+        <w:rPr>
+          <w:lang w:val="pt_PT" w:bidi="pt_PT"/>
+        </w:rPr>
+        <w:t>unfoldingWord® Translation Notes</w:t>
+      </w:r>
+      <w:r>
+        <w:rPr>
+          <w:lang w:val="pt_PT" w:bidi="pt_PT"/>
+        </w:rPr>
+        <w:t xml:space="preserve"> has been adapted in the following languages: Tok Pisin, Arabic (عربي), French (Français), Hindi (हिंदी), Indonesian (Bahasa Indonesia), Portuguese (Português), Russian (Русский), Spanish (Español), Swahili (Kiswahili), and Simplified Chinese (简体中文) from </w:t>
+      </w:r>
+      <w:r>
+        <w:rPr>
+          <w:lang w:val="pt_PT" w:bidi="pt_PT"/>
+        </w:rPr>
+        <w:t>unfoldingWord® Translation Notes</w:t>
+      </w:r>
+      <w:r>
+        <w:rPr>
+          <w:lang w:val="pt_PT" w:bidi="pt_PT"/>
+        </w:rPr>
+        <w:t xml:space="preserve"> © 2022 unfoldingWord. Released under CC BY-SA 4.0 license by Mission Mutual</w:t>
       </w:r>
       <w:r>
         <w:rPr>

--- a/por/docx/56.content.docx
+++ b/por/docx/56.content.docx
@@ -141,13 +141,6 @@
         <w:rPr>
           <w:lang w:val="pt_PT" w:bidi="pt_PT"/>
         </w:rPr>
-      </w:r>
-      <w:r>
-        <w:rPr>
-          <w:i/>
-          <w:lang w:val="pt_PT" w:bidi="pt_PT"/>
-        </w:rPr>
-        <w:t>Tito - Introdução, Tito - Introdução ao capítulo 1, Tito 1.1 (#1), Tito 1.1 (#2), Tito 1.1 (#3), Tito 1.1 (#4), Tito 1.2 (#1), Tito 1.2 (#2), Tito 1.2 (#3), Tito 1.2 (#4), Tito 1.3 (#1), Tito 1.3 (#2), Tito 1.3 (#3), Tito 1.3 (#4), Tito 1.3 (#5), Tito 1.4 (#1), Tito 1.4 (#2), Tito 1.4 (#3), Tito 1.4 (#4), Tito 1.4 (#5), Tito 1.4 (#6), Tito 1.5 (#1), Tito 1.5 (#2), Tito 1.5 (#3), Tito 1.5 (#4), Tito 1.6 (#1), Tito 1.6 (#2), Tito 1.6 (#3), Tito 1.6 (#4), Tito 1.7 (#1), Tito 1.7 (#2), Tito 1.7 (#3), Tito 1.7 (#4), Tito 1.8 (#1), Tito 1.8 (#2), Tito 1.8 (#3), Tito 1.8 (#4), Tito 1.9 (#1), Tito 1.9 (#2), Tito 1.9 (#3), Tito 1.9 (#4), Tito 1.10 (#1), Tito 1.10 (#2), Tito 1.10 (#3), Tito 1.10 (#4), Tito 1.11 (#1), Tito 1.11 (#2), Tito 1.11 (#3), Tito 1.12 (#1), Tito 1.12 (#2), Tito 1.12 (#3), Tito 1.12 (#4), Tito 1.13 (#1), Tito 1.13 (#2), Tito 1.13 (#3), Tito 1.13 (#4), Tito 1.13 (#5), Tito 1.13 (#6), Tito 1.14 (#1), Tito 1.14 (#2), Tito 1.15 (#1), Tito 1.15 (#2), Tito 1.15 (#3), Tito 1.15 (#4), Tito 1.16 (#1), Tito 1.16 (#2), Tito - Introdução ao capítulo 2, Tito 2.1 (#1), Tito 2.1 (#2), Tito 2.2 (#1), Tito 2.2 (#2), Tito 2.2 (#3), Tito 2.2 (#4), Tito 2.2 (#5), Tito 2.2 (#6), Tito 2.2 (#7), Tito 2.2 (#8), Tito 2.3 (#1), Tito 2.3 (#2), Tito 2.3 (#3), Tito 2.3 (#4), Tito 2.4 (#1), Tito 2.4 (#2), Tito 2.4 (#3), Tito 2.5 (#1), Tito 2.5 (#2), Tito 2.5 (#3), Tito 2.5 (#4), Tito 2.6 (#1), Tito 2.7 (#1), Tito 2.7 (#2), Tito 2.7 (#3), Tito 2.7 (#4), Tito 2.7 (#5), Tito 2.7 (#6), Tito 2.8 (#1), Tito 2.8 (#2), Tito 2.8 (#3), Tito 2.8 (#4), Tito 2.9 (#1), Tito 2.9 (#2), Tito 2.9 (#3), Tito 2.10 (#1), Tito 2.10 (#2), Tito 2.10 (#3), Tito 2.10 (#4), Tito 2.10 (#5), Tito 2.10 (#6), Tito 2.10 (#7), Tito 2.11 (#1), Tito 2.11 (#2), Tito 2.11 (#3), Tito 2.11 (#4), Tito 2.11 (#5), Tito 2.12 (#1), Tito 2.12 (#2), Tito 2.12 (#3), Tito 2.12 (#4), Tito 2.12 (#5), Tito 2.12 (#6), Tito 2.13 (#1), Tito 2.13 (#2), Tito 2.13 (#3), Tito 2.13 (#4), Tito 2.13 (#5), Tito 2.14 (#1), Tito 2.14 (#2), Tito 2.14 (#3), Tito 2.14 (#4), Tito 2.14 (#5), Tito 2.14 (#6), Tito 2.15 (#1), Tito 2.15 (#2), Tito 2.15 (#3), Tito 2.15 (#4), Tito 2.15 (#5), Tito 2.15 (#6), Tito 2.15 (#7), Tito - Introdução ao capítulo 3, Tito 3.1 (#1), Tito 3.1 (#2), Tito 3.1 (#3), Tito 3.1 (#4), Tito 3.2 (#1), Tito 3.2 (#2), Tito 3.2 (#3), Tito 3.2 (#4), Tito 3.3 (#1), Tito 3.3 (#2), Tito 3.3 (#3), Tito 3.3 (#4), Tito 3.3 (#5), Tito 3.3 (#6), Tito 3.3 (#7), Tito 3.3 (#8), Tito 3.3 (#9), Tito 3.4 (#1), Tito 3.4 (#2), Tito 3.4 (#3), Tito 3.4 (#4), Tito 3.5 (#1), Tito 3.5 (#2), Tito 3.5 (#3), Tito 3.6 (#1), Tito 3.6 (#2), Tito 3.6 (#3), Tito 3.6 (#4), Tito 3.7 (#1), Tito 3.7 (#2), Tito 3.7 (#3), Tito 3.7 (#4), Tito 3.7 (#5), Tito 3.8 (#1), Tito 3.8 (#2), Tito 3.8 (#3), Tito 3.8 (#4), Tito 3.9 (#1), Tito 3.9 (#2), Tito 3.9 (#3), Tito 3.9 (#4), Tito 3.9 (#5), Tito 3.10 (#1), Tito 3.10 (#2), Tito 3.11 (#1), Tito 3.11 (#2), Tito 3.11 (#3), Tito 3.12 (#1), Tito 3.12 (#2), Tito 3.12 (#3), Tito 3.12 (#4), Tito 3.13 (#1), Tito 3.13 (#2), Tito 3.13 (#3), Tito 3.13 (#4), Tito 3.13 (#5), Tito 3.14 (#1), Tito 3.14 (#2), Tito 3.14 (#3), Tito 3.14 (#4), Tito 3.14 (#5), Tito 3.15 (#1), Tito 3.15 (#2), Tito 3.15 (#3), Tito 3.15 (#4), Tito 3.15 (#5), Tito 3.15 (#6)</w:t>
       </w:r>
       <w:r>
         <w:rPr>

--- a/por/docx/56.content.docx
+++ b/por/docx/56.content.docx
@@ -19,7 +19,7 @@
         <w:rPr>
           <w:lang w:val="pt_PT" w:bidi="pt_PT"/>
         </w:rPr>
-        <w:t>Resource: Notas de Tradução (unfoldingWord)</w:t>
+        <w:t>Resource: unfoldingWord® Translation Notes</w:t>
       </w:r>
       <w:r>
         <w:rPr>
@@ -90,7 +90,7 @@
         <w:rPr>
           <w:lang w:val="pt_PT" w:bidi="pt_PT"/>
         </w:rPr>
-        <w:t>Notas de Tradução (unfoldingWord)</w:t>
+        <w:t>unfoldingWord® Translation Notes</w:t>
       </w:r>
     </w:p>
     <w:p>

--- a/por/docx/56.content.docx
+++ b/por/docx/56.content.docx
@@ -579,6 +579,21 @@
           <w:b/>
           <w:lang w:val="pt_PT" w:bidi="pt_PT"/>
         </w:rPr>
+        <w:t>κατὰ πίστιν ἐκλεκτῶν Θεοῦ καὶ ἐπίγνωσιν ἀληθείας</w:t>
+      </w:r>
+    </w:p>
+    <w:p>
+      <w:pPr/>
+      <w:r>
+        <w:rPr>
+          <w:lang w:val="pt_PT" w:bidi="pt_PT"/>
+        </w:rPr>
+      </w:r>
+      <w:r>
+        <w:rPr>
+          <w:b/>
+          <w:lang w:val="pt_PT" w:bidi="pt_PT"/>
+        </w:rPr>
         <w:t>"pela fé dos eleitos de Deus e pelo conhecimento da verdade"</w:t>
       </w:r>
     </w:p>
@@ -701,6 +716,21 @@
           <w:b/>
           <w:lang w:val="pt_PT" w:bidi="pt_PT"/>
         </w:rPr>
+        <w:t>ἐκλεκτῶν Θεοῦ</w:t>
+      </w:r>
+    </w:p>
+    <w:p>
+      <w:pPr/>
+      <w:r>
+        <w:rPr>
+          <w:lang w:val="pt_PT" w:bidi="pt_PT"/>
+        </w:rPr>
+      </w:r>
+      <w:r>
+        <w:rPr>
+          <w:b/>
+          <w:lang w:val="pt_PT" w:bidi="pt_PT"/>
+        </w:rPr>
         <w:t>"dos eleitos de Deus"</w:t>
       </w:r>
     </w:p>
@@ -784,6 +814,21 @@
           <w:b/>
           <w:lang w:val="pt_PT" w:bidi="pt_PT"/>
         </w:rPr>
+        <w:t>καὶ ἐπίγνωσιν ἀληθείας</w:t>
+      </w:r>
+    </w:p>
+    <w:p>
+      <w:pPr/>
+      <w:r>
+        <w:rPr>
+          <w:lang w:val="pt_PT" w:bidi="pt_PT"/>
+        </w:rPr>
+      </w:r>
+      <w:r>
+        <w:rPr>
+          <w:b/>
+          <w:lang w:val="pt_PT" w:bidi="pt_PT"/>
+        </w:rPr>
         <w:t>"e seu conhecimento da verdade"</w:t>
       </w:r>
     </w:p>
@@ -867,6 +912,21 @@
           <w:b/>
           <w:lang w:val="pt_PT" w:bidi="pt_PT"/>
         </w:rPr>
+        <w:t>τῆς κατ’ εὐσέβειαν</w:t>
+      </w:r>
+    </w:p>
+    <w:p>
+      <w:pPr/>
+      <w:r>
+        <w:rPr>
+          <w:lang w:val="pt_PT" w:bidi="pt_PT"/>
+        </w:rPr>
+      </w:r>
+      <w:r>
+        <w:rPr>
+          <w:b/>
+          <w:lang w:val="pt_PT" w:bidi="pt_PT"/>
+        </w:rPr>
         <w:t>"que leva à piedade"</w:t>
       </w:r>
     </w:p>
@@ -963,6 +1023,21 @@
           <w:b/>
           <w:lang w:val="pt_PT" w:bidi="pt_PT"/>
         </w:rPr>
+        <w:t>ἐπ’ ἐλπίδι ζωῆς αἰωνίου</w:t>
+      </w:r>
+    </w:p>
+    <w:p>
+      <w:pPr/>
+      <w:r>
+        <w:rPr>
+          <w:lang w:val="pt_PT" w:bidi="pt_PT"/>
+        </w:rPr>
+      </w:r>
+      <w:r>
+        <w:rPr>
+          <w:b/>
+          <w:lang w:val="pt_PT" w:bidi="pt_PT"/>
+        </w:rPr>
         <w:t>"na esperança da vida eterna"</w:t>
       </w:r>
     </w:p>
@@ -1085,6 +1160,21 @@
           <w:b/>
           <w:lang w:val="pt_PT" w:bidi="pt_PT"/>
         </w:rPr>
+        <w:t>ἐπ’ ἐλπίδι ζωῆς αἰωνίου</w:t>
+      </w:r>
+    </w:p>
+    <w:p>
+      <w:pPr/>
+      <w:r>
+        <w:rPr>
+          <w:lang w:val="pt_PT" w:bidi="pt_PT"/>
+        </w:rPr>
+      </w:r>
+      <w:r>
+        <w:rPr>
+          <w:b/>
+          <w:lang w:val="pt_PT" w:bidi="pt_PT"/>
+        </w:rPr>
         <w:t>"na esperança da vida eterna"</w:t>
       </w:r>
     </w:p>
@@ -1181,6 +1271,21 @@
           <w:b/>
           <w:lang w:val="pt_PT" w:bidi="pt_PT"/>
         </w:rPr>
+        <w:t>ὁ ἀψευδὴς Θεὸς</w:t>
+      </w:r>
+    </w:p>
+    <w:p>
+      <w:pPr/>
+      <w:r>
+        <w:rPr>
+          <w:lang w:val="pt_PT" w:bidi="pt_PT"/>
+        </w:rPr>
+      </w:r>
+      <w:r>
+        <w:rPr>
+          <w:b/>
+          <w:lang w:val="pt_PT" w:bidi="pt_PT"/>
+        </w:rPr>
         <w:t>"Deus que não pode mentir"</w:t>
       </w:r>
     </w:p>
@@ -1327,6 +1432,21 @@
           <w:b/>
           <w:lang w:val="pt_PT" w:bidi="pt_PT"/>
         </w:rPr>
+        <w:t>καιροῖς ἰδίοις</w:t>
+      </w:r>
+    </w:p>
+    <w:p>
+      <w:pPr/>
+      <w:r>
+        <w:rPr>
+          <w:lang w:val="pt_PT" w:bidi="pt_PT"/>
+        </w:rPr>
+      </w:r>
+      <w:r>
+        <w:rPr>
+          <w:b/>
+          <w:lang w:val="pt_PT" w:bidi="pt_PT"/>
+        </w:rPr>
         <w:t>"No Seu próprio tempo"</w:t>
       </w:r>
     </w:p>
@@ -1390,6 +1510,21 @@
           <w:b/>
           <w:lang w:val="pt_PT" w:bidi="pt_PT"/>
         </w:rPr>
+        <w:t>ἐφανέρωσεν &amp; τὸν λόγον αὐτοῦ</w:t>
+      </w:r>
+    </w:p>
+    <w:p>
+      <w:pPr/>
+      <w:r>
+        <w:rPr>
+          <w:lang w:val="pt_PT" w:bidi="pt_PT"/>
+        </w:rPr>
+      </w:r>
+      <w:r>
+        <w:rPr>
+          <w:b/>
+          <w:lang w:val="pt_PT" w:bidi="pt_PT"/>
+        </w:rPr>
         <w:t>"Ele fez"</w:t>
       </w:r>
       <w:r>
@@ -1486,6 +1621,21 @@
           <w:b/>
           <w:lang w:val="pt_PT" w:bidi="pt_PT"/>
         </w:rPr>
+        <w:t>ἐν κηρύγματι</w:t>
+      </w:r>
+    </w:p>
+    <w:p>
+      <w:pPr/>
+      <w:r>
+        <w:rPr>
+          <w:lang w:val="pt_PT" w:bidi="pt_PT"/>
+        </w:rPr>
+      </w:r>
+      <w:r>
+        <w:rPr>
+          <w:b/>
+          <w:lang w:val="pt_PT" w:bidi="pt_PT"/>
+        </w:rPr>
         <w:t>"na proclamação"</w:t>
       </w:r>
     </w:p>
@@ -1582,6 +1732,21 @@
           <w:b/>
           <w:lang w:val="pt_PT" w:bidi="pt_PT"/>
         </w:rPr>
+        <w:t>ὃ ἐπιστεύθην ἐγὼ</w:t>
+      </w:r>
+    </w:p>
+    <w:p>
+      <w:pPr/>
+      <w:r>
+        <w:rPr>
+          <w:lang w:val="pt_PT" w:bidi="pt_PT"/>
+        </w:rPr>
+      </w:r>
+      <w:r>
+        <w:rPr>
+          <w:b/>
+          <w:lang w:val="pt_PT" w:bidi="pt_PT"/>
+        </w:rPr>
         <w:t>"confiado a mim"</w:t>
       </w:r>
     </w:p>
@@ -1665,6 +1830,21 @@
           <w:b/>
           <w:lang w:val="pt_PT" w:bidi="pt_PT"/>
         </w:rPr>
+        <w:t>ἡμῶν</w:t>
+      </w:r>
+    </w:p>
+    <w:p>
+      <w:pPr/>
+      <w:r>
+        <w:rPr>
+          <w:lang w:val="pt_PT" w:bidi="pt_PT"/>
+        </w:rPr>
+      </w:r>
+      <w:r>
+        <w:rPr>
+          <w:b/>
+          <w:lang w:val="pt_PT" w:bidi="pt_PT"/>
+        </w:rPr>
         <w:t>"nosso"</w:t>
       </w:r>
     </w:p>
@@ -1761,6 +1941,21 @@
           <w:b/>
           <w:lang w:val="pt_PT" w:bidi="pt_PT"/>
         </w:rPr>
+        <w:t>γνησίῳ τέκνῳ</w:t>
+      </w:r>
+    </w:p>
+    <w:p>
+      <w:pPr/>
+      <w:r>
+        <w:rPr>
+          <w:lang w:val="pt_PT" w:bidi="pt_PT"/>
+        </w:rPr>
+      </w:r>
+      <w:r>
+        <w:rPr>
+          <w:b/>
+          <w:lang w:val="pt_PT" w:bidi="pt_PT"/>
+        </w:rPr>
         <w:t>"meu VERDADEIRO filho"</w:t>
       </w:r>
     </w:p>
@@ -1857,6 +2052,21 @@
           <w:b/>
           <w:lang w:val="pt_PT" w:bidi="pt_PT"/>
         </w:rPr>
+        <w:t>κατὰ κοινὴν πίστιν</w:t>
+      </w:r>
+    </w:p>
+    <w:p>
+      <w:pPr/>
+      <w:r>
+        <w:rPr>
+          <w:lang w:val="pt_PT" w:bidi="pt_PT"/>
+        </w:rPr>
+      </w:r>
+      <w:r>
+        <w:rPr>
+          <w:b/>
+          <w:lang w:val="pt_PT" w:bidi="pt_PT"/>
+        </w:rPr>
         <w:t>"em nossa fé comum"</w:t>
       </w:r>
     </w:p>
@@ -1966,6 +2176,21 @@
           <w:b/>
           <w:lang w:val="pt_PT" w:bidi="pt_PT"/>
         </w:rPr>
+        <w:t>χάρις καὶ εἰρήνη</w:t>
+      </w:r>
+    </w:p>
+    <w:p>
+      <w:pPr/>
+      <w:r>
+        <w:rPr>
+          <w:lang w:val="pt_PT" w:bidi="pt_PT"/>
+        </w:rPr>
+      </w:r>
+      <w:r>
+        <w:rPr>
+          <w:b/>
+          <w:lang w:val="pt_PT" w:bidi="pt_PT"/>
+        </w:rPr>
         <w:t>"Graça e paz"</w:t>
       </w:r>
     </w:p>
@@ -2049,6 +2274,21 @@
           <w:b/>
           <w:lang w:val="pt_PT" w:bidi="pt_PT"/>
         </w:rPr>
+        <w:t>χάρις καὶ εἰρήνη ἀπὸ Θεοῦ Πατρὸς καὶ Χριστοῦ Ἰησοῦ τοῦ Σωτῆρος ἡμῶν</w:t>
+      </w:r>
+    </w:p>
+    <w:p>
+      <w:pPr/>
+      <w:r>
+        <w:rPr>
+          <w:lang w:val="pt_PT" w:bidi="pt_PT"/>
+        </w:rPr>
+      </w:r>
+      <w:r>
+        <w:rPr>
+          <w:b/>
+          <w:lang w:val="pt_PT" w:bidi="pt_PT"/>
+        </w:rPr>
         <w:t>"Graça e paz de Deus o Pai e Cristo Jesus nosso Salvador"</w:t>
       </w:r>
     </w:p>
@@ -2158,6 +2398,21 @@
           <w:b/>
           <w:lang w:val="pt_PT" w:bidi="pt_PT"/>
         </w:rPr>
+        <w:t>Χριστοῦ Ἰησοῦ τοῦ Σωτῆρος ἡμῶν</w:t>
+      </w:r>
+    </w:p>
+    <w:p>
+      <w:pPr/>
+      <w:r>
+        <w:rPr>
+          <w:lang w:val="pt_PT" w:bidi="pt_PT"/>
+        </w:rPr>
+      </w:r>
+      <w:r>
+        <w:rPr>
+          <w:b/>
+          <w:lang w:val="pt_PT" w:bidi="pt_PT"/>
+        </w:rPr>
         <w:t>"Cristo Jesus nosso Salvador"</w:t>
       </w:r>
     </w:p>
@@ -2221,6 +2476,21 @@
           <w:b/>
           <w:lang w:val="pt_PT" w:bidi="pt_PT"/>
         </w:rPr>
+        <w:t>ἡμῶν</w:t>
+      </w:r>
+    </w:p>
+    <w:p>
+      <w:pPr/>
+      <w:r>
+        <w:rPr>
+          <w:lang w:val="pt_PT" w:bidi="pt_PT"/>
+        </w:rPr>
+      </w:r>
+      <w:r>
+        <w:rPr>
+          <w:b/>
+          <w:lang w:val="pt_PT" w:bidi="pt_PT"/>
+        </w:rPr>
         <w:t>"nosso"</w:t>
       </w:r>
     </w:p>
@@ -2317,6 +2587,21 @@
           <w:b/>
           <w:lang w:val="pt_PT" w:bidi="pt_PT"/>
         </w:rPr>
+        <w:t>τούτου χάριν</w:t>
+      </w:r>
+    </w:p>
+    <w:p>
+      <w:pPr/>
+      <w:r>
+        <w:rPr>
+          <w:lang w:val="pt_PT" w:bidi="pt_PT"/>
+        </w:rPr>
+      </w:r>
+      <w:r>
+        <w:rPr>
+          <w:b/>
+          <w:lang w:val="pt_PT" w:bidi="pt_PT"/>
+        </w:rPr>
         <w:t>"A razão"</w:t>
       </w:r>
     </w:p>
@@ -2413,6 +2698,21 @@
           <w:b/>
           <w:lang w:val="pt_PT" w:bidi="pt_PT"/>
         </w:rPr>
+        <w:t>ἀπέλιπόν σε ἐν Κρήτῃ</w:t>
+      </w:r>
+    </w:p>
+    <w:p>
+      <w:pPr/>
+      <w:r>
+        <w:rPr>
+          <w:lang w:val="pt_PT" w:bidi="pt_PT"/>
+        </w:rPr>
+      </w:r>
+      <w:r>
+        <w:rPr>
+          <w:b/>
+          <w:lang w:val="pt_PT" w:bidi="pt_PT"/>
+        </w:rPr>
         <w:t>"Eu deixei você em Creta"</w:t>
       </w:r>
     </w:p>
@@ -2476,6 +2776,21 @@
           <w:b/>
           <w:lang w:val="pt_PT" w:bidi="pt_PT"/>
         </w:rPr>
+        <w:t>ἵνα τὰ λείποντα ἐπιδιορθώσῃ</w:t>
+      </w:r>
+    </w:p>
+    <w:p>
+      <w:pPr/>
+      <w:r>
+        <w:rPr>
+          <w:lang w:val="pt_PT" w:bidi="pt_PT"/>
+        </w:rPr>
+      </w:r>
+      <w:r>
+        <w:rPr>
+          <w:b/>
+          <w:lang w:val="pt_PT" w:bidi="pt_PT"/>
+        </w:rPr>
         <w:t>"para que você colocasse em ordem o que estava inacabado"</w:t>
       </w:r>
     </w:p>
@@ -2539,6 +2854,21 @@
           <w:b/>
           <w:lang w:val="pt_PT" w:bidi="pt_PT"/>
         </w:rPr>
+        <w:t>καταστήσῃς &amp; πρεσβυτέρους</w:t>
+      </w:r>
+    </w:p>
+    <w:p>
+      <w:pPr/>
+      <w:r>
+        <w:rPr>
+          <w:lang w:val="pt_PT" w:bidi="pt_PT"/>
+        </w:rPr>
+      </w:r>
+      <w:r>
+        <w:rPr>
+          <w:b/>
+          <w:lang w:val="pt_PT" w:bidi="pt_PT"/>
+        </w:rPr>
         <w:t>"nomear"</w:t>
       </w:r>
       <w:r>
@@ -2615,6 +2945,21 @@
           <w:b/>
           <w:lang w:val="pt_PT" w:bidi="pt_PT"/>
         </w:rPr>
+        <w:t>εἴ τίς ἐστιν ἀνέγκλητος</w:t>
+      </w:r>
+    </w:p>
+    <w:p>
+      <w:pPr/>
+      <w:r>
+        <w:rPr>
+          <w:lang w:val="pt_PT" w:bidi="pt_PT"/>
+        </w:rPr>
+      </w:r>
+      <w:r>
+        <w:rPr>
+          <w:b/>
+          <w:lang w:val="pt_PT" w:bidi="pt_PT"/>
+        </w:rPr>
         <w:t>"Um ancião deve ser irrepreensível"</w:t>
       </w:r>
     </w:p>
@@ -2698,6 +3043,21 @@
           <w:b/>
           <w:lang w:val="pt_PT" w:bidi="pt_PT"/>
         </w:rPr>
+        <w:t>ἀνέγκλητος</w:t>
+      </w:r>
+    </w:p>
+    <w:p>
+      <w:pPr/>
+      <w:r>
+        <w:rPr>
+          <w:lang w:val="pt_PT" w:bidi="pt_PT"/>
+        </w:rPr>
+      </w:r>
+      <w:r>
+        <w:rPr>
+          <w:b/>
+          <w:lang w:val="pt_PT" w:bidi="pt_PT"/>
+        </w:rPr>
         <w:t>"irrepreensível"</w:t>
       </w:r>
     </w:p>
@@ -2794,6 +3154,21 @@
           <w:b/>
           <w:lang w:val="pt_PT" w:bidi="pt_PT"/>
         </w:rPr>
+        <w:t>μιᾶς γυναικὸς ἀνήρ</w:t>
+      </w:r>
+    </w:p>
+    <w:p>
+      <w:pPr/>
+      <w:r>
+        <w:rPr>
+          <w:lang w:val="pt_PT" w:bidi="pt_PT"/>
+        </w:rPr>
+      </w:r>
+      <w:r>
+        <w:rPr>
+          <w:b/>
+          <w:lang w:val="pt_PT" w:bidi="pt_PT"/>
+        </w:rPr>
         <w:t>"o marido de apenas uma esposa"</w:t>
       </w:r>
     </w:p>
@@ -2890,6 +3265,21 @@
           <w:b/>
           <w:lang w:val="pt_PT" w:bidi="pt_PT"/>
         </w:rPr>
+        <w:t>τέκνα &amp; πιστά</w:t>
+      </w:r>
+    </w:p>
+    <w:p>
+      <w:pPr/>
+      <w:r>
+        <w:rPr>
+          <w:lang w:val="pt_PT" w:bidi="pt_PT"/>
+        </w:rPr>
+      </w:r>
+      <w:r>
+        <w:rPr>
+          <w:b/>
+          <w:lang w:val="pt_PT" w:bidi="pt_PT"/>
+        </w:rPr>
         <w:t>"crianças"</w:t>
       </w:r>
       <w:r>
@@ -2986,6 +3376,21 @@
           <w:b/>
           <w:lang w:val="pt_PT" w:bidi="pt_PT"/>
         </w:rPr>
+        <w:t>τὸν ἐπίσκοπον</w:t>
+      </w:r>
+    </w:p>
+    <w:p>
+      <w:pPr/>
+      <w:r>
+        <w:rPr>
+          <w:lang w:val="pt_PT" w:bidi="pt_PT"/>
+        </w:rPr>
+      </w:r>
+      <w:r>
+        <w:rPr>
+          <w:b/>
+          <w:lang w:val="pt_PT" w:bidi="pt_PT"/>
+        </w:rPr>
         <w:t>"um supervisor"</w:t>
       </w:r>
     </w:p>
@@ -3082,6 +3487,21 @@
           <w:b/>
           <w:lang w:val="pt_PT" w:bidi="pt_PT"/>
         </w:rPr>
+        <w:t>Θεοῦ οἰκονόμον</w:t>
+      </w:r>
+    </w:p>
+    <w:p>
+      <w:pPr/>
+      <w:r>
+        <w:rPr>
+          <w:lang w:val="pt_PT" w:bidi="pt_PT"/>
+        </w:rPr>
+      </w:r>
+      <w:r>
+        <w:rPr>
+          <w:b/>
+          <w:lang w:val="pt_PT" w:bidi="pt_PT"/>
+        </w:rPr>
         <w:t>"Mordomo de Deus"</w:t>
       </w:r>
     </w:p>
@@ -3178,6 +3598,21 @@
           <w:b/>
           <w:lang w:val="pt_PT" w:bidi="pt_PT"/>
         </w:rPr>
+        <w:t>μὴ πάροινον</w:t>
+      </w:r>
+    </w:p>
+    <w:p>
+      <w:pPr/>
+      <w:r>
+        <w:rPr>
+          <w:lang w:val="pt_PT" w:bidi="pt_PT"/>
+        </w:rPr>
+      </w:r>
+      <w:r>
+        <w:rPr>
+          <w:b/>
+          <w:lang w:val="pt_PT" w:bidi="pt_PT"/>
+        </w:rPr>
         <w:t>"não deve ser chegado ao vinho"</w:t>
       </w:r>
     </w:p>
@@ -3241,6 +3676,21 @@
           <w:b/>
           <w:lang w:val="pt_PT" w:bidi="pt_PT"/>
         </w:rPr>
+        <w:t>μὴ πλήκτην</w:t>
+      </w:r>
+    </w:p>
+    <w:p>
+      <w:pPr/>
+      <w:r>
+        <w:rPr>
+          <w:lang w:val="pt_PT" w:bidi="pt_PT"/>
+        </w:rPr>
+      </w:r>
+      <w:r>
+        <w:rPr>
+          <w:b/>
+          <w:lang w:val="pt_PT" w:bidi="pt_PT"/>
+        </w:rPr>
         <w:t>"nem violento"</w:t>
       </w:r>
     </w:p>
@@ -3304,6 +3754,21 @@
           <w:b/>
           <w:lang w:val="pt_PT" w:bidi="pt_PT"/>
         </w:rPr>
+        <w:t>ἀλλὰ</w:t>
+      </w:r>
+    </w:p>
+    <w:p>
+      <w:pPr/>
+      <w:r>
+        <w:rPr>
+          <w:lang w:val="pt_PT" w:bidi="pt_PT"/>
+        </w:rPr>
+      </w:r>
+      <w:r>
+        <w:rPr>
+          <w:b/>
+          <w:lang w:val="pt_PT" w:bidi="pt_PT"/>
+        </w:rPr>
         <w:t>"Em vez disso"</w:t>
       </w:r>
     </w:p>
@@ -3400,6 +3865,21 @@
           <w:b/>
           <w:lang w:val="pt_PT" w:bidi="pt_PT"/>
         </w:rPr>
+        <w:t>φιλάγαθον</w:t>
+      </w:r>
+    </w:p>
+    <w:p>
+      <w:pPr/>
+      <w:r>
+        <w:rPr>
+          <w:lang w:val="pt_PT" w:bidi="pt_PT"/>
+        </w:rPr>
+      </w:r>
+      <w:r>
+        <w:rPr>
+          <w:b/>
+          <w:lang w:val="pt_PT" w:bidi="pt_PT"/>
+        </w:rPr>
         <w:t>"amar o bem"</w:t>
       </w:r>
     </w:p>
@@ -3509,6 +3989,21 @@
           <w:b/>
           <w:lang w:val="pt_PT" w:bidi="pt_PT"/>
         </w:rPr>
+        <w:t>σώφρονα &amp; ἐγκρατῆ</w:t>
+      </w:r>
+    </w:p>
+    <w:p>
+      <w:pPr/>
+      <w:r>
+        <w:rPr>
+          <w:lang w:val="pt_PT" w:bidi="pt_PT"/>
+        </w:rPr>
+      </w:r>
+      <w:r>
+        <w:rPr>
+          <w:b/>
+          <w:lang w:val="pt_PT" w:bidi="pt_PT"/>
+        </w:rPr>
         <w:t>"prudente"</w:t>
       </w:r>
       <w:r>
@@ -3631,6 +4126,21 @@
           <w:b/>
           <w:lang w:val="pt_PT" w:bidi="pt_PT"/>
         </w:rPr>
+        <w:t>δίκαιον, ὅσιον</w:t>
+      </w:r>
+    </w:p>
+    <w:p>
+      <w:pPr/>
+      <w:r>
+        <w:rPr>
+          <w:lang w:val="pt_PT" w:bidi="pt_PT"/>
+        </w:rPr>
+      </w:r>
+      <w:r>
+        <w:rPr>
+          <w:b/>
+          <w:lang w:val="pt_PT" w:bidi="pt_PT"/>
+        </w:rPr>
         <w:t>"justo, dedicado a Deus"</w:t>
       </w:r>
     </w:p>
@@ -3740,6 +4250,21 @@
           <w:b/>
           <w:lang w:val="pt_PT" w:bidi="pt_PT"/>
         </w:rPr>
+        <w:t>ἀντεχόμενον</w:t>
+      </w:r>
+    </w:p>
+    <w:p>
+      <w:pPr/>
+      <w:r>
+        <w:rPr>
+          <w:lang w:val="pt_PT" w:bidi="pt_PT"/>
+        </w:rPr>
+      </w:r>
+      <w:r>
+        <w:rPr>
+          <w:b/>
+          <w:lang w:val="pt_PT" w:bidi="pt_PT"/>
+        </w:rPr>
         <w:t>"Ele deve manter firme".</w:t>
       </w:r>
     </w:p>
@@ -3823,6 +4348,21 @@
           <w:b/>
           <w:lang w:val="pt_PT" w:bidi="pt_PT"/>
         </w:rPr>
+        <w:t>κατὰ τὴν διδαχὴν</w:t>
+      </w:r>
+    </w:p>
+    <w:p>
+      <w:pPr/>
+      <w:r>
+        <w:rPr>
+          <w:lang w:val="pt_PT" w:bidi="pt_PT"/>
+        </w:rPr>
+      </w:r>
+      <w:r>
+        <w:rPr>
+          <w:b/>
+          <w:lang w:val="pt_PT" w:bidi="pt_PT"/>
+        </w:rPr>
         <w:t>"que está de acordo com a doutrina".</w:t>
       </w:r>
     </w:p>
@@ -3886,6 +4426,21 @@
           <w:b/>
           <w:lang w:val="pt_PT" w:bidi="pt_PT"/>
         </w:rPr>
+        <w:t>ἵνα</w:t>
+      </w:r>
+    </w:p>
+    <w:p>
+      <w:pPr/>
+      <w:r>
+        <w:rPr>
+          <w:lang w:val="pt_PT" w:bidi="pt_PT"/>
+        </w:rPr>
+      </w:r>
+      <w:r>
+        <w:rPr>
+          <w:b/>
+          <w:lang w:val="pt_PT" w:bidi="pt_PT"/>
+        </w:rPr>
         <w:t>"Assim".</w:t>
       </w:r>
     </w:p>
@@ -3982,6 +4537,21 @@
           <w:b/>
           <w:lang w:val="pt_PT" w:bidi="pt_PT"/>
         </w:rPr>
+        <w:t>τῇ διδασκαλίᾳ τῇ ὑγιαινούσῃ</w:t>
+      </w:r>
+    </w:p>
+    <w:p>
+      <w:pPr/>
+      <w:r>
+        <w:rPr>
+          <w:lang w:val="pt_PT" w:bidi="pt_PT"/>
+        </w:rPr>
+      </w:r>
+      <w:r>
+        <w:rPr>
+          <w:b/>
+          <w:lang w:val="pt_PT" w:bidi="pt_PT"/>
+        </w:rPr>
         <w:t>"verdadeiro ensinamento".</w:t>
       </w:r>
     </w:p>
@@ -4091,6 +4661,21 @@
           <w:b/>
           <w:lang w:val="pt_PT" w:bidi="pt_PT"/>
         </w:rPr>
+        <w:t>ματαιολόγοι</w:t>
+      </w:r>
+    </w:p>
+    <w:p>
+      <w:pPr/>
+      <w:r>
+        <w:rPr>
+          <w:lang w:val="pt_PT" w:bidi="pt_PT"/>
+        </w:rPr>
+      </w:r>
+      <w:r>
+        <w:rPr>
+          <w:b/>
+          <w:lang w:val="pt_PT" w:bidi="pt_PT"/>
+        </w:rPr>
         <w:t>"com as suas tolices".</w:t>
       </w:r>
     </w:p>
@@ -4187,6 +4772,21 @@
           <w:b/>
           <w:lang w:val="pt_PT" w:bidi="pt_PT"/>
         </w:rPr>
+        <w:t>φρεναπάται</w:t>
+      </w:r>
+    </w:p>
+    <w:p>
+      <w:pPr/>
+      <w:r>
+        <w:rPr>
+          <w:lang w:val="pt_PT" w:bidi="pt_PT"/>
+        </w:rPr>
+      </w:r>
+      <w:r>
+        <w:rPr>
+          <w:b/>
+          <w:lang w:val="pt_PT" w:bidi="pt_PT"/>
+        </w:rPr>
         <w:t>"enganam".</w:t>
       </w:r>
     </w:p>
@@ -4283,6 +4883,21 @@
           <w:b/>
           <w:lang w:val="pt_PT" w:bidi="pt_PT"/>
         </w:rPr>
+        <w:t>ματαιολόγοι, καὶ φρεναπάται</w:t>
+      </w:r>
+    </w:p>
+    <w:p>
+      <w:pPr/>
+      <w:r>
+        <w:rPr>
+          <w:lang w:val="pt_PT" w:bidi="pt_PT"/>
+        </w:rPr>
+      </w:r>
+      <w:r>
+        <w:rPr>
+          <w:b/>
+          <w:lang w:val="pt_PT" w:bidi="pt_PT"/>
+        </w:rPr>
         <w:t>"que são revoltados e enganam os outros com as suas tolices".</w:t>
       </w:r>
     </w:p>
@@ -4405,6 +5020,21 @@
           <w:b/>
           <w:lang w:val="pt_PT" w:bidi="pt_PT"/>
         </w:rPr>
+        <w:t>οἱ ἐκ τῆς περιτομῆς</w:t>
+      </w:r>
+    </w:p>
+    <w:p>
+      <w:pPr/>
+      <w:r>
+        <w:rPr>
+          <w:lang w:val="pt_PT" w:bidi="pt_PT"/>
+        </w:rPr>
+      </w:r>
+      <w:r>
+        <w:rPr>
+          <w:b/>
+          <w:lang w:val="pt_PT" w:bidi="pt_PT"/>
+        </w:rPr>
         <w:t>"os que vieram do Judaísmo".</w:t>
       </w:r>
     </w:p>
@@ -4501,6 +5131,21 @@
           <w:b/>
           <w:lang w:val="pt_PT" w:bidi="pt_PT"/>
         </w:rPr>
+        <w:t>οὓς δεῖ ἐπιστομίζειν</w:t>
+      </w:r>
+    </w:p>
+    <w:p>
+      <w:pPr/>
+      <w:r>
+        <w:rPr>
+          <w:lang w:val="pt_PT" w:bidi="pt_PT"/>
+        </w:rPr>
+      </w:r>
+      <w:r>
+        <w:rPr>
+          <w:b/>
+          <w:lang w:val="pt_PT" w:bidi="pt_PT"/>
+        </w:rPr>
         <w:t>"é preciso fazê-los calar".</w:t>
       </w:r>
     </w:p>
@@ -4584,6 +5229,21 @@
           <w:b/>
           <w:lang w:val="pt_PT" w:bidi="pt_PT"/>
         </w:rPr>
+        <w:t>ὅλους οἴκους ἀνατρέπουσιν</w:t>
+      </w:r>
+    </w:p>
+    <w:p>
+      <w:pPr/>
+      <w:r>
+        <w:rPr>
+          <w:lang w:val="pt_PT" w:bidi="pt_PT"/>
+        </w:rPr>
+      </w:r>
+      <w:r>
+        <w:rPr>
+          <w:b/>
+          <w:lang w:val="pt_PT" w:bidi="pt_PT"/>
+        </w:rPr>
         <w:t>"atrapalhando famílias inteiras".</w:t>
       </w:r>
     </w:p>
@@ -4667,6 +5327,21 @@
           <w:b/>
           <w:lang w:val="pt_PT" w:bidi="pt_PT"/>
         </w:rPr>
+        <w:t>αἰσχροῦ κέρδους χάριν</w:t>
+      </w:r>
+    </w:p>
+    <w:p>
+      <w:pPr/>
+      <w:r>
+        <w:rPr>
+          <w:lang w:val="pt_PT" w:bidi="pt_PT"/>
+        </w:rPr>
+      </w:r>
+      <w:r>
+        <w:rPr>
+          <w:b/>
+          <w:lang w:val="pt_PT" w:bidi="pt_PT"/>
+        </w:rPr>
         <w:t>"intenção vergonhosa de ganhar dinheiro".</w:t>
       </w:r>
     </w:p>
@@ -4776,6 +5451,21 @@
           <w:b/>
           <w:lang w:val="pt_PT" w:bidi="pt_PT"/>
         </w:rPr>
+        <w:t>τις ἐξ αὐτῶν, ἴδιος αὐτῶν προφήτης</w:t>
+      </w:r>
+    </w:p>
+    <w:p>
+      <w:pPr/>
+      <w:r>
+        <w:rPr>
+          <w:lang w:val="pt_PT" w:bidi="pt_PT"/>
+        </w:rPr>
+      </w:r>
+      <w:r>
+        <w:rPr>
+          <w:b/>
+          <w:lang w:val="pt_PT" w:bidi="pt_PT"/>
+        </w:rPr>
         <w:t>"um deles, um profeta da ilha de Creta".</w:t>
       </w:r>
     </w:p>
@@ -4839,6 +5529,21 @@
           <w:b/>
           <w:lang w:val="pt_PT" w:bidi="pt_PT"/>
         </w:rPr>
+        <w:t>Κρῆτες ἀεὶ ψεῦσται</w:t>
+      </w:r>
+    </w:p>
+    <w:p>
+      <w:pPr/>
+      <w:r>
+        <w:rPr>
+          <w:lang w:val="pt_PT" w:bidi="pt_PT"/>
+        </w:rPr>
+      </w:r>
+      <w:r>
+        <w:rPr>
+          <w:b/>
+          <w:lang w:val="pt_PT" w:bidi="pt_PT"/>
+        </w:rPr>
         <w:t>"Os cretenses só dizem mentiras".</w:t>
       </w:r>
     </w:p>
@@ -4935,6 +5640,21 @@
           <w:b/>
           <w:lang w:val="pt_PT" w:bidi="pt_PT"/>
         </w:rPr>
+        <w:t>κακὰ θηρία</w:t>
+      </w:r>
+    </w:p>
+    <w:p>
+      <w:pPr/>
+      <w:r>
+        <w:rPr>
+          <w:lang w:val="pt_PT" w:bidi="pt_PT"/>
+        </w:rPr>
+      </w:r>
+      <w:r>
+        <w:rPr>
+          <w:b/>
+          <w:lang w:val="pt_PT" w:bidi="pt_PT"/>
+        </w:rPr>
         <w:t>"animais selvagens".</w:t>
       </w:r>
     </w:p>
@@ -5044,6 +5764,21 @@
           <w:b/>
           <w:lang w:val="pt_PT" w:bidi="pt_PT"/>
         </w:rPr>
+        <w:t>γαστέρες ἀργαί</w:t>
+      </w:r>
+    </w:p>
+    <w:p>
+      <w:pPr/>
+      <w:r>
+        <w:rPr>
+          <w:lang w:val="pt_PT" w:bidi="pt_PT"/>
+        </w:rPr>
+      </w:r>
+      <w:r>
+        <w:rPr>
+          <w:b/>
+          <w:lang w:val="pt_PT" w:bidi="pt_PT"/>
+        </w:rPr>
         <w:t>"preguiçosos que só pensam em comida".</w:t>
       </w:r>
     </w:p>
@@ -5127,6 +5862,21 @@
           <w:b/>
           <w:lang w:val="pt_PT" w:bidi="pt_PT"/>
         </w:rPr>
+        <w:t>δι’ ἣν αἰτίαν ἔλεγχε αὐτοὺς ἀποτόμως</w:t>
+      </w:r>
+    </w:p>
+    <w:p>
+      <w:pPr/>
+      <w:r>
+        <w:rPr>
+          <w:lang w:val="pt_PT" w:bidi="pt_PT"/>
+        </w:rPr>
+      </w:r>
+      <w:r>
+        <w:rPr>
+          <w:b/>
+          <w:lang w:val="pt_PT" w:bidi="pt_PT"/>
+        </w:rPr>
         <w:t>"Portanto, você tem de repreender duramente".</w:t>
       </w:r>
     </w:p>
@@ -5190,6 +5940,21 @@
           <w:b/>
           <w:lang w:val="pt_PT" w:bidi="pt_PT"/>
         </w:rPr>
+        <w:t>δι’ ἣν αἰτίαν</w:t>
+      </w:r>
+    </w:p>
+    <w:p>
+      <w:pPr/>
+      <w:r>
+        <w:rPr>
+          <w:lang w:val="pt_PT" w:bidi="pt_PT"/>
+        </w:rPr>
+      </w:r>
+      <w:r>
+        <w:rPr>
+          <w:b/>
+          <w:lang w:val="pt_PT" w:bidi="pt_PT"/>
+        </w:rPr>
         <w:t>"Portanto".</w:t>
       </w:r>
     </w:p>
@@ -5272,6 +6037,21 @@
         <w:rPr>
           <w:lang w:val="pt_PT" w:bidi="pt_PT"/>
         </w:rPr>
+      </w:r>
+    </w:p>
+    <w:p>
+      <w:pPr/>
+      <w:r>
+        <w:rPr>
+          <w:lang w:val="pt_PT" w:bidi="pt_PT"/>
+        </w:rPr>
+      </w:r>
+      <w:r>
+        <w:rPr>
+          <w:b/>
+          <w:lang w:val="pt_PT" w:bidi="pt_PT"/>
+        </w:rPr>
+        <w:t>αὐτοὺς</w:t>
       </w:r>
     </w:p>
     <w:p>
@@ -5435,6 +6215,21 @@
           <w:b/>
           <w:lang w:val="pt_PT" w:bidi="pt_PT"/>
         </w:rPr>
+        <w:t>ἵνα ὑγιαίνωσιν ἐν τῇ πίστει</w:t>
+      </w:r>
+    </w:p>
+    <w:p>
+      <w:pPr/>
+      <w:r>
+        <w:rPr>
+          <w:lang w:val="pt_PT" w:bidi="pt_PT"/>
+        </w:rPr>
+      </w:r>
+      <w:r>
+        <w:rPr>
+          <w:b/>
+          <w:lang w:val="pt_PT" w:bidi="pt_PT"/>
+        </w:rPr>
         <w:t>"para que sejam sadios na fé".</w:t>
       </w:r>
     </w:p>
@@ -5531,6 +6326,21 @@
           <w:b/>
           <w:lang w:val="pt_PT" w:bidi="pt_PT"/>
         </w:rPr>
+        <w:t>ἵνα</w:t>
+      </w:r>
+    </w:p>
+    <w:p>
+      <w:pPr/>
+      <w:r>
+        <w:rPr>
+          <w:lang w:val="pt_PT" w:bidi="pt_PT"/>
+        </w:rPr>
+      </w:r>
+      <w:r>
+        <w:rPr>
+          <w:b/>
+          <w:lang w:val="pt_PT" w:bidi="pt_PT"/>
+        </w:rPr>
         <w:t>"para que".</w:t>
       </w:r>
     </w:p>
@@ -5640,6 +6450,21 @@
           <w:b/>
           <w:lang w:val="pt_PT" w:bidi="pt_PT"/>
         </w:rPr>
+        <w:t>ἐν τῇ πίστει</w:t>
+      </w:r>
+    </w:p>
+    <w:p>
+      <w:pPr/>
+      <w:r>
+        <w:rPr>
+          <w:lang w:val="pt_PT" w:bidi="pt_PT"/>
+        </w:rPr>
+      </w:r>
+      <w:r>
+        <w:rPr>
+          <w:b/>
+          <w:lang w:val="pt_PT" w:bidi="pt_PT"/>
+        </w:rPr>
         <w:t>"na fé".</w:t>
       </w:r>
     </w:p>
@@ -5736,6 +6561,21 @@
           <w:b/>
           <w:lang w:val="pt_PT" w:bidi="pt_PT"/>
         </w:rPr>
+        <w:t>Ἰουδαϊκοῖς μύθοις</w:t>
+      </w:r>
+    </w:p>
+    <w:p>
+      <w:pPr/>
+      <w:r>
+        <w:rPr>
+          <w:lang w:val="pt_PT" w:bidi="pt_PT"/>
+        </w:rPr>
+      </w:r>
+      <w:r>
+        <w:rPr>
+          <w:b/>
+          <w:lang w:val="pt_PT" w:bidi="pt_PT"/>
+        </w:rPr>
         <w:t>"histórias inventadas por judeus".</w:t>
       </w:r>
     </w:p>
@@ -5799,6 +6639,21 @@
           <w:b/>
           <w:lang w:val="pt_PT" w:bidi="pt_PT"/>
         </w:rPr>
+        <w:t>ἀποστρεφομένων τὴν ἀλήθειαν</w:t>
+      </w:r>
+    </w:p>
+    <w:p>
+      <w:pPr/>
+      <w:r>
+        <w:rPr>
+          <w:lang w:val="pt_PT" w:bidi="pt_PT"/>
+        </w:rPr>
+      </w:r>
+      <w:r>
+        <w:rPr>
+          <w:b/>
+          <w:lang w:val="pt_PT" w:bidi="pt_PT"/>
+        </w:rPr>
         <w:t>"que rejeitam a verdade".</w:t>
       </w:r>
     </w:p>
@@ -5882,6 +6737,21 @@
           <w:b/>
           <w:lang w:val="pt_PT" w:bidi="pt_PT"/>
         </w:rPr>
+        <w:t>πάντα καθαρὰ τοῖς καθαροῖς</w:t>
+      </w:r>
+    </w:p>
+    <w:p>
+      <w:pPr/>
+      <w:r>
+        <w:rPr>
+          <w:lang w:val="pt_PT" w:bidi="pt_PT"/>
+        </w:rPr>
+      </w:r>
+      <w:r>
+        <w:rPr>
+          <w:b/>
+          <w:lang w:val="pt_PT" w:bidi="pt_PT"/>
+        </w:rPr>
         <w:t>"Tudo é puro para os que são puros".</w:t>
       </w:r>
     </w:p>
@@ -5965,6 +6835,21 @@
           <w:b/>
           <w:lang w:val="pt_PT" w:bidi="pt_PT"/>
         </w:rPr>
+        <w:t>τοῖς καθαροῖς</w:t>
+      </w:r>
+    </w:p>
+    <w:p>
+      <w:pPr/>
+      <w:r>
+        <w:rPr>
+          <w:lang w:val="pt_PT" w:bidi="pt_PT"/>
+        </w:rPr>
+      </w:r>
+      <w:r>
+        <w:rPr>
+          <w:b/>
+          <w:lang w:val="pt_PT" w:bidi="pt_PT"/>
+        </w:rPr>
         <w:t>"Para os que são puros".</w:t>
       </w:r>
     </w:p>
@@ -6028,6 +6913,21 @@
           <w:b/>
           <w:lang w:val="pt_PT" w:bidi="pt_PT"/>
         </w:rPr>
+        <w:t>δὲ</w:t>
+      </w:r>
+    </w:p>
+    <w:p>
+      <w:pPr/>
+      <w:r>
+        <w:rPr>
+          <w:lang w:val="pt_PT" w:bidi="pt_PT"/>
+        </w:rPr>
+      </w:r>
+      <w:r>
+        <w:rPr>
+          <w:b/>
+          <w:lang w:val="pt_PT" w:bidi="pt_PT"/>
+        </w:rPr>
         <w:t>"mas".</w:t>
       </w:r>
     </w:p>
@@ -6130,6 +7030,21 @@
           <w:b/>
           <w:lang w:val="pt_PT" w:bidi="pt_PT"/>
         </w:rPr>
+        <w:t>τοῖς δὲ μεμιαμμένοις καὶ ἀπίστοις, οὐδὲν καθαρόν</w:t>
+      </w:r>
+    </w:p>
+    <w:p>
+      <w:pPr/>
+      <w:r>
+        <w:rPr>
+          <w:lang w:val="pt_PT" w:bidi="pt_PT"/>
+        </w:rPr>
+      </w:r>
+      <w:r>
+        <w:rPr>
+          <w:b/>
+          <w:lang w:val="pt_PT" w:bidi="pt_PT"/>
+        </w:rPr>
         <w:t>"mas nada é puro para os impuros e descrentes".</w:t>
       </w:r>
     </w:p>
@@ -6213,6 +7128,21 @@
           <w:b/>
           <w:lang w:val="pt_PT" w:bidi="pt_PT"/>
         </w:rPr>
+        <w:t>δὲ</w:t>
+      </w:r>
+    </w:p>
+    <w:p>
+      <w:pPr/>
+      <w:r>
+        <w:rPr>
+          <w:lang w:val="pt_PT" w:bidi="pt_PT"/>
+        </w:rPr>
+      </w:r>
+      <w:r>
+        <w:rPr>
+          <w:b/>
+          <w:lang w:val="pt_PT" w:bidi="pt_PT"/>
+        </w:rPr>
         <w:t>"mas".</w:t>
       </w:r>
     </w:p>
@@ -6309,6 +7239,21 @@
           <w:b/>
           <w:lang w:val="pt_PT" w:bidi="pt_PT"/>
         </w:rPr>
+        <w:t>τοῖς &amp; ἔργοις ἀρνοῦνται</w:t>
+      </w:r>
+    </w:p>
+    <w:p>
+      <w:pPr/>
+      <w:r>
+        <w:rPr>
+          <w:lang w:val="pt_PT" w:bidi="pt_PT"/>
+        </w:rPr>
+      </w:r>
+      <w:r>
+        <w:rPr>
+          <w:b/>
+          <w:lang w:val="pt_PT" w:bidi="pt_PT"/>
+        </w:rPr>
         <w:t>"o que eles fazem mostra que isso não é verdade".</w:t>
       </w:r>
     </w:p>
@@ -6372,6 +7317,21 @@
           <w:b/>
           <w:lang w:val="pt_PT" w:bidi="pt_PT"/>
         </w:rPr>
+        <w:t>σὺ δὲ</w:t>
+      </w:r>
+    </w:p>
+    <w:p>
+      <w:pPr/>
+      <w:r>
+        <w:rPr>
+          <w:lang w:val="pt_PT" w:bidi="pt_PT"/>
+        </w:rPr>
+      </w:r>
+      <w:r>
+        <w:rPr>
+          <w:b/>
+          <w:lang w:val="pt_PT" w:bidi="pt_PT"/>
+        </w:rPr>
         <w:t>"Mas você, Tito".</w:t>
       </w:r>
     </w:p>
@@ -6494,6 +7454,21 @@
           <w:b/>
           <w:lang w:val="pt_PT" w:bidi="pt_PT"/>
         </w:rPr>
+        <w:t>τῇ ὑγιαινούσῃ διδασκαλίᾳ</w:t>
+      </w:r>
+    </w:p>
+    <w:p>
+      <w:pPr/>
+      <w:r>
+        <w:rPr>
+          <w:lang w:val="pt_PT" w:bidi="pt_PT"/>
+        </w:rPr>
+      </w:r>
+      <w:r>
+        <w:rPr>
+          <w:b/>
+          <w:lang w:val="pt_PT" w:bidi="pt_PT"/>
+        </w:rPr>
         <w:t>"doutrina verdadeira".</w:t>
       </w:r>
     </w:p>
@@ -6590,6 +7565,21 @@
           <w:b/>
           <w:lang w:val="pt_PT" w:bidi="pt_PT"/>
         </w:rPr>
+        <w:t>πρεσβύτας &amp; εἶναι</w:t>
+      </w:r>
+    </w:p>
+    <w:p>
+      <w:pPr/>
+      <w:r>
+        <w:rPr>
+          <w:lang w:val="pt_PT" w:bidi="pt_PT"/>
+        </w:rPr>
+      </w:r>
+      <w:r>
+        <w:rPr>
+          <w:b/>
+          <w:lang w:val="pt_PT" w:bidi="pt_PT"/>
+        </w:rPr>
         <w:t>"Ensine os mais velhos a serem".</w:t>
       </w:r>
     </w:p>
@@ -6673,6 +7663,21 @@
           <w:b/>
           <w:lang w:val="pt_PT" w:bidi="pt_PT"/>
         </w:rPr>
+        <w:t>νηφαλίους &amp; σεμνούς, σώφρονας</w:t>
+      </w:r>
+    </w:p>
+    <w:p>
+      <w:pPr/>
+      <w:r>
+        <w:rPr>
+          <w:lang w:val="pt_PT" w:bidi="pt_PT"/>
+        </w:rPr>
+      </w:r>
+      <w:r>
+        <w:rPr>
+          <w:b/>
+          <w:lang w:val="pt_PT" w:bidi="pt_PT"/>
+        </w:rPr>
         <w:t>"moderados, sérios, prudentes".</w:t>
       </w:r>
     </w:p>
@@ -6756,6 +7761,21 @@
           <w:b/>
           <w:lang w:val="pt_PT" w:bidi="pt_PT"/>
         </w:rPr>
+        <w:t>νηφαλίους</w:t>
+      </w:r>
+    </w:p>
+    <w:p>
+      <w:pPr/>
+      <w:r>
+        <w:rPr>
+          <w:lang w:val="pt_PT" w:bidi="pt_PT"/>
+        </w:rPr>
+      </w:r>
+      <w:r>
+        <w:rPr>
+          <w:b/>
+          <w:lang w:val="pt_PT" w:bidi="pt_PT"/>
+        </w:rPr>
         <w:t>"moderados".</w:t>
       </w:r>
     </w:p>
@@ -6819,6 +7839,21 @@
           <w:b/>
           <w:lang w:val="pt_PT" w:bidi="pt_PT"/>
         </w:rPr>
+        <w:t>σώφρονας</w:t>
+      </w:r>
+    </w:p>
+    <w:p>
+      <w:pPr/>
+      <w:r>
+        <w:rPr>
+          <w:lang w:val="pt_PT" w:bidi="pt_PT"/>
+        </w:rPr>
+      </w:r>
+      <w:r>
+        <w:rPr>
+          <w:b/>
+          <w:lang w:val="pt_PT" w:bidi="pt_PT"/>
+        </w:rPr>
         <w:t>"autocontrolados".</w:t>
       </w:r>
     </w:p>
@@ -6882,6 +7917,21 @@
           <w:b/>
           <w:lang w:val="pt_PT" w:bidi="pt_PT"/>
         </w:rPr>
+        <w:t>ὑγιαίνοντας τῇ πίστει τῇ ἀγάπῃ, τῇ ὑπομονῇ</w:t>
+      </w:r>
+    </w:p>
+    <w:p>
+      <w:pPr/>
+      <w:r>
+        <w:rPr>
+          <w:lang w:val="pt_PT" w:bidi="pt_PT"/>
+        </w:rPr>
+      </w:r>
+      <w:r>
+        <w:rPr>
+          <w:b/>
+          <w:lang w:val="pt_PT" w:bidi="pt_PT"/>
+        </w:rPr>
         <w:t>"e firmes na fé, no amor e na perseverança".</w:t>
       </w:r>
     </w:p>
@@ -7043,6 +8093,21 @@
           <w:b/>
           <w:lang w:val="pt_PT" w:bidi="pt_PT"/>
         </w:rPr>
+        <w:t>ὑγιαίνοντας τῇ πίστει</w:t>
+      </w:r>
+    </w:p>
+    <w:p>
+      <w:pPr/>
+      <w:r>
+        <w:rPr>
+          <w:lang w:val="pt_PT" w:bidi="pt_PT"/>
+        </w:rPr>
+      </w:r>
+      <w:r>
+        <w:rPr>
+          <w:b/>
+          <w:lang w:val="pt_PT" w:bidi="pt_PT"/>
+        </w:rPr>
         <w:t>"e firmes na fé".</w:t>
       </w:r>
     </w:p>
@@ -7139,6 +8204,21 @@
           <w:b/>
           <w:lang w:val="pt_PT" w:bidi="pt_PT"/>
         </w:rPr>
+        <w:t>τῇ ἀγάπῃ</w:t>
+      </w:r>
+    </w:p>
+    <w:p>
+      <w:pPr/>
+      <w:r>
+        <w:rPr>
+          <w:lang w:val="pt_PT" w:bidi="pt_PT"/>
+        </w:rPr>
+      </w:r>
+      <w:r>
+        <w:rPr>
+          <w:b/>
+          <w:lang w:val="pt_PT" w:bidi="pt_PT"/>
+        </w:rPr>
         <w:t>"no amor e".</w:t>
       </w:r>
     </w:p>
@@ -7235,6 +8315,21 @@
           <w:b/>
           <w:lang w:val="pt_PT" w:bidi="pt_PT"/>
         </w:rPr>
+        <w:t>τῇ ὑπομονῇ</w:t>
+      </w:r>
+    </w:p>
+    <w:p>
+      <w:pPr/>
+      <w:r>
+        <w:rPr>
+          <w:lang w:val="pt_PT" w:bidi="pt_PT"/>
+        </w:rPr>
+      </w:r>
+      <w:r>
+        <w:rPr>
+          <w:b/>
+          <w:lang w:val="pt_PT" w:bidi="pt_PT"/>
+        </w:rPr>
         <w:t>"e na perseverança".</w:t>
       </w:r>
     </w:p>
@@ -7331,6 +8426,21 @@
           <w:b/>
           <w:lang w:val="pt_PT" w:bidi="pt_PT"/>
         </w:rPr>
+        <w:t>πρεσβύτιδας ὡσαύτως</w:t>
+      </w:r>
+    </w:p>
+    <w:p>
+      <w:pPr/>
+      <w:r>
+        <w:rPr>
+          <w:lang w:val="pt_PT" w:bidi="pt_PT"/>
+        </w:rPr>
+      </w:r>
+      <w:r>
+        <w:rPr>
+          <w:b/>
+          <w:lang w:val="pt_PT" w:bidi="pt_PT"/>
+        </w:rPr>
         <w:t>"Aconselhe também as mulheres mais idosas".</w:t>
       </w:r>
     </w:p>
@@ -7414,6 +8524,21 @@
           <w:b/>
           <w:lang w:val="pt_PT" w:bidi="pt_PT"/>
         </w:rPr>
+        <w:t>οἴνῳ πολλῷ δεδουλωμένας</w:t>
+      </w:r>
+    </w:p>
+    <w:p>
+      <w:pPr/>
+      <w:r>
+        <w:rPr>
+          <w:lang w:val="pt_PT" w:bidi="pt_PT"/>
+        </w:rPr>
+      </w:r>
+      <w:r>
+        <w:rPr>
+          <w:b/>
+          <w:lang w:val="pt_PT" w:bidi="pt_PT"/>
+        </w:rPr>
         <w:t>"muito chegadas ao vinho!".</w:t>
       </w:r>
     </w:p>
@@ -7497,6 +8622,21 @@
           <w:b/>
           <w:lang w:val="pt_PT" w:bidi="pt_PT"/>
         </w:rPr>
+        <w:t>οἴνῳ πολλῷ δεδουλωμένας</w:t>
+      </w:r>
+    </w:p>
+    <w:p>
+      <w:pPr/>
+      <w:r>
+        <w:rPr>
+          <w:lang w:val="pt_PT" w:bidi="pt_PT"/>
+        </w:rPr>
+      </w:r>
+      <w:r>
+        <w:rPr>
+          <w:b/>
+          <w:lang w:val="pt_PT" w:bidi="pt_PT"/>
+        </w:rPr>
         <w:t>"muito chegadas ao vinho!".</w:t>
       </w:r>
     </w:p>
@@ -7580,6 +8720,21 @@
           <w:b/>
           <w:lang w:val="pt_PT" w:bidi="pt_PT"/>
         </w:rPr>
+        <w:t>καλοδιδασκάλους</w:t>
+      </w:r>
+    </w:p>
+    <w:p>
+      <w:pPr/>
+      <w:r>
+        <w:rPr>
+          <w:lang w:val="pt_PT" w:bidi="pt_PT"/>
+        </w:rPr>
+      </w:r>
+      <w:r>
+        <w:rPr>
+          <w:b/>
+          <w:lang w:val="pt_PT" w:bidi="pt_PT"/>
+        </w:rPr>
         <w:t>"Que elas ensinem o que é bom".</w:t>
       </w:r>
     </w:p>
@@ -7663,6 +8818,21 @@
           <w:b/>
           <w:lang w:val="pt_PT" w:bidi="pt_PT"/>
         </w:rPr>
+        <w:t>ἵνα</w:t>
+      </w:r>
+    </w:p>
+    <w:p>
+      <w:pPr/>
+      <w:r>
+        <w:rPr>
+          <w:lang w:val="pt_PT" w:bidi="pt_PT"/>
+        </w:rPr>
+      </w:r>
+      <w:r>
+        <w:rPr>
+          <w:b/>
+          <w:lang w:val="pt_PT" w:bidi="pt_PT"/>
+        </w:rPr>
         <w:t>"para que".</w:t>
       </w:r>
     </w:p>
@@ -7772,6 +8942,21 @@
           <w:b/>
           <w:lang w:val="pt_PT" w:bidi="pt_PT"/>
         </w:rPr>
+        <w:t>φιλάνδρους</w:t>
+      </w:r>
+    </w:p>
+    <w:p>
+      <w:pPr/>
+      <w:r>
+        <w:rPr>
+          <w:lang w:val="pt_PT" w:bidi="pt_PT"/>
+        </w:rPr>
+      </w:r>
+      <w:r>
+        <w:rPr>
+          <w:b/>
+          <w:lang w:val="pt_PT" w:bidi="pt_PT"/>
+        </w:rPr>
         <w:t>"amar o marido".</w:t>
       </w:r>
     </w:p>
@@ -7835,6 +9020,21 @@
           <w:b/>
           <w:lang w:val="pt_PT" w:bidi="pt_PT"/>
         </w:rPr>
+        <w:t>φιλοτέκνους</w:t>
+      </w:r>
+    </w:p>
+    <w:p>
+      <w:pPr/>
+      <w:r>
+        <w:rPr>
+          <w:lang w:val="pt_PT" w:bidi="pt_PT"/>
+        </w:rPr>
+      </w:r>
+      <w:r>
+        <w:rPr>
+          <w:b/>
+          <w:lang w:val="pt_PT" w:bidi="pt_PT"/>
+        </w:rPr>
         <w:t>"e os filhos".</w:t>
       </w:r>
     </w:p>
@@ -7898,6 +9098,21 @@
           <w:b/>
           <w:lang w:val="pt_PT" w:bidi="pt_PT"/>
         </w:rPr>
+        <w:t>ὑποτασσομένας τοῖς ἰδίοις ἀνδράσιν</w:t>
+      </w:r>
+    </w:p>
+    <w:p>
+      <w:pPr/>
+      <w:r>
+        <w:rPr>
+          <w:lang w:val="pt_PT" w:bidi="pt_PT"/>
+        </w:rPr>
+      </w:r>
+      <w:r>
+        <w:rPr>
+          <w:b/>
+          <w:lang w:val="pt_PT" w:bidi="pt_PT"/>
+        </w:rPr>
         <w:t>"e obedientes ao marido".</w:t>
       </w:r>
     </w:p>
@@ -7961,6 +9176,21 @@
           <w:b/>
           <w:lang w:val="pt_PT" w:bidi="pt_PT"/>
         </w:rPr>
+        <w:t>ἵνα</w:t>
+      </w:r>
+    </w:p>
+    <w:p>
+      <w:pPr/>
+      <w:r>
+        <w:rPr>
+          <w:lang w:val="pt_PT" w:bidi="pt_PT"/>
+        </w:rPr>
+      </w:r>
+      <w:r>
+        <w:rPr>
+          <w:b/>
+          <w:lang w:val="pt_PT" w:bidi="pt_PT"/>
+        </w:rPr>
         <w:t>"a fim de que".</w:t>
       </w:r>
     </w:p>
@@ -8070,6 +9300,21 @@
           <w:b/>
           <w:lang w:val="pt_PT" w:bidi="pt_PT"/>
         </w:rPr>
+        <w:t>ἵνα μὴ ὁ λόγος τοῦ Θεοῦ βλασφημῆται</w:t>
+      </w:r>
+    </w:p>
+    <w:p>
+      <w:pPr/>
+      <w:r>
+        <w:rPr>
+          <w:lang w:val="pt_PT" w:bidi="pt_PT"/>
+        </w:rPr>
+      </w:r>
+      <w:r>
+        <w:rPr>
+          <w:b/>
+          <w:lang w:val="pt_PT" w:bidi="pt_PT"/>
+        </w:rPr>
         <w:t>"ninguém fale mal da mensagem de Deus!".</w:t>
       </w:r>
     </w:p>
@@ -8166,6 +9411,21 @@
           <w:b/>
           <w:lang w:val="pt_PT" w:bidi="pt_PT"/>
         </w:rPr>
+        <w:t>ὁ λόγος τοῦ Θεοῦ</w:t>
+      </w:r>
+    </w:p>
+    <w:p>
+      <w:pPr/>
+      <w:r>
+        <w:rPr>
+          <w:lang w:val="pt_PT" w:bidi="pt_PT"/>
+        </w:rPr>
+      </w:r>
+      <w:r>
+        <w:rPr>
+          <w:b/>
+          <w:lang w:val="pt_PT" w:bidi="pt_PT"/>
+        </w:rPr>
         <w:t>"mensagem de Deus".</w:t>
       </w:r>
     </w:p>
@@ -8262,6 +9522,21 @@
           <w:b/>
           <w:lang w:val="pt_PT" w:bidi="pt_PT"/>
         </w:rPr>
+        <w:t>ὡσαύτως</w:t>
+      </w:r>
+    </w:p>
+    <w:p>
+      <w:pPr/>
+      <w:r>
+        <w:rPr>
+          <w:lang w:val="pt_PT" w:bidi="pt_PT"/>
+        </w:rPr>
+      </w:r>
+      <w:r>
+        <w:rPr>
+          <w:b/>
+          <w:lang w:val="pt_PT" w:bidi="pt_PT"/>
+        </w:rPr>
         <w:t>"Aconselhe também".</w:t>
       </w:r>
     </w:p>
@@ -8325,6 +9600,21 @@
           <w:b/>
           <w:lang w:val="pt_PT" w:bidi="pt_PT"/>
         </w:rPr>
+        <w:t>περὶ πάντα</w:t>
+      </w:r>
+    </w:p>
+    <w:p>
+      <w:pPr/>
+      <w:r>
+        <w:rPr>
+          <w:lang w:val="pt_PT" w:bidi="pt_PT"/>
+        </w:rPr>
+      </w:r>
+      <w:r>
+        <w:rPr>
+          <w:b/>
+          <w:lang w:val="pt_PT" w:bidi="pt_PT"/>
+        </w:rPr>
         <w:t>"em tudo".</w:t>
       </w:r>
     </w:p>
@@ -8388,6 +9678,21 @@
           <w:b/>
           <w:lang w:val="pt_PT" w:bidi="pt_PT"/>
         </w:rPr>
+        <w:t>σεαυτὸν παρεχόμενος</w:t>
+      </w:r>
+    </w:p>
+    <w:p>
+      <w:pPr/>
+      <w:r>
+        <w:rPr>
+          <w:lang w:val="pt_PT" w:bidi="pt_PT"/>
+        </w:rPr>
+      </w:r>
+      <w:r>
+        <w:rPr>
+          <w:b/>
+          <w:lang w:val="pt_PT" w:bidi="pt_PT"/>
+        </w:rPr>
         <w:t>"Você mesmo deve ser... um exemplo".</w:t>
       </w:r>
     </w:p>
@@ -8451,6 +9756,21 @@
           <w:b/>
           <w:lang w:val="pt_PT" w:bidi="pt_PT"/>
         </w:rPr>
+        <w:t>τύπον καλῶν ἔργων</w:t>
+      </w:r>
+    </w:p>
+    <w:p>
+      <w:pPr/>
+      <w:r>
+        <w:rPr>
+          <w:lang w:val="pt_PT" w:bidi="pt_PT"/>
+        </w:rPr>
+      </w:r>
+      <w:r>
+        <w:rPr>
+          <w:b/>
+          <w:lang w:val="pt_PT" w:bidi="pt_PT"/>
+        </w:rPr>
         <w:t>"um exemplo de boa conduta".</w:t>
       </w:r>
     </w:p>
@@ -8514,6 +9834,21 @@
           <w:b/>
           <w:lang w:val="pt_PT" w:bidi="pt_PT"/>
         </w:rPr>
+        <w:t>ἐν τῇ διδασκαλίᾳ ἀφθορίαν, σεμνότητα</w:t>
+      </w:r>
+    </w:p>
+    <w:p>
+      <w:pPr/>
+      <w:r>
+        <w:rPr>
+          <w:lang w:val="pt_PT" w:bidi="pt_PT"/>
+        </w:rPr>
+      </w:r>
+      <w:r>
+        <w:rPr>
+          <w:b/>
+          <w:lang w:val="pt_PT" w:bidi="pt_PT"/>
+        </w:rPr>
         <w:t>"Seja sincero e sério quando estiver ensinando".</w:t>
       </w:r>
     </w:p>
@@ -8597,6 +9932,21 @@
           <w:b/>
           <w:lang w:val="pt_PT" w:bidi="pt_PT"/>
         </w:rPr>
+        <w:t>ἐν τῇ διδασκαλίᾳ ἀφθορίαν, σεμνότητα</w:t>
+      </w:r>
+    </w:p>
+    <w:p>
+      <w:pPr/>
+      <w:r>
+        <w:rPr>
+          <w:lang w:val="pt_PT" w:bidi="pt_PT"/>
+        </w:rPr>
+      </w:r>
+      <w:r>
+        <w:rPr>
+          <w:b/>
+          <w:lang w:val="pt_PT" w:bidi="pt_PT"/>
+        </w:rPr>
         <w:t>"Seja sincero e sério quando estiver ensinando".</w:t>
       </w:r>
     </w:p>
@@ -8706,6 +10056,21 @@
           <w:b/>
           <w:lang w:val="pt_PT" w:bidi="pt_PT"/>
         </w:rPr>
+        <w:t>ἀφθορίαν</w:t>
+      </w:r>
+    </w:p>
+    <w:p>
+      <w:pPr/>
+      <w:r>
+        <w:rPr>
+          <w:lang w:val="pt_PT" w:bidi="pt_PT"/>
+        </w:rPr>
+      </w:r>
+      <w:r>
+        <w:rPr>
+          <w:b/>
+          <w:lang w:val="pt_PT" w:bidi="pt_PT"/>
+        </w:rPr>
         <w:t>"sincero".</w:t>
       </w:r>
     </w:p>
@@ -8789,6 +10154,21 @@
           <w:b/>
           <w:lang w:val="pt_PT" w:bidi="pt_PT"/>
         </w:rPr>
+        <w:t>ὑγιῆ</w:t>
+      </w:r>
+    </w:p>
+    <w:p>
+      <w:pPr/>
+      <w:r>
+        <w:rPr>
+          <w:lang w:val="pt_PT" w:bidi="pt_PT"/>
+        </w:rPr>
+      </w:r>
+      <w:r>
+        <w:rPr>
+          <w:b/>
+          <w:lang w:val="pt_PT" w:bidi="pt_PT"/>
+        </w:rPr>
         <w:t>"palavras certas".</w:t>
       </w:r>
     </w:p>
@@ -8898,6 +10278,21 @@
           <w:b/>
           <w:lang w:val="pt_PT" w:bidi="pt_PT"/>
         </w:rPr>
+        <w:t>ἵνα</w:t>
+      </w:r>
+    </w:p>
+    <w:p>
+      <w:pPr/>
+      <w:r>
+        <w:rPr>
+          <w:lang w:val="pt_PT" w:bidi="pt_PT"/>
+        </w:rPr>
+      </w:r>
+      <w:r>
+        <w:rPr>
+          <w:b/>
+          <w:lang w:val="pt_PT" w:bidi="pt_PT"/>
+        </w:rPr>
         <w:t>"para que".</w:t>
       </w:r>
     </w:p>
@@ -8994,6 +10389,21 @@
           <w:b/>
           <w:lang w:val="pt_PT" w:bidi="pt_PT"/>
         </w:rPr>
+        <w:t>ἵνα ὁ ἐξ ἐναντίας ἐντραπῇ</w:t>
+      </w:r>
+    </w:p>
+    <w:p>
+      <w:pPr/>
+      <w:r>
+        <w:rPr>
+          <w:lang w:val="pt_PT" w:bidi="pt_PT"/>
+        </w:rPr>
+      </w:r>
+      <w:r>
+        <w:rPr>
+          <w:b/>
+          <w:lang w:val="pt_PT" w:bidi="pt_PT"/>
+        </w:rPr>
         <w:t>"para que os inimigos fiquem envergonhados".</w:t>
       </w:r>
     </w:p>
@@ -9077,6 +10487,21 @@
           <w:b/>
           <w:lang w:val="pt_PT" w:bidi="pt_PT"/>
         </w:rPr>
+        <w:t>ἡμῶν</w:t>
+      </w:r>
+    </w:p>
+    <w:p>
+      <w:pPr/>
+      <w:r>
+        <w:rPr>
+          <w:lang w:val="pt_PT" w:bidi="pt_PT"/>
+        </w:rPr>
+      </w:r>
+      <w:r>
+        <w:rPr>
+          <w:b/>
+          <w:lang w:val="pt_PT" w:bidi="pt_PT"/>
+        </w:rPr>
         <w:t>"nosso".</w:t>
       </w:r>
     </w:p>
@@ -9173,6 +10598,21 @@
           <w:b/>
           <w:lang w:val="pt_PT" w:bidi="pt_PT"/>
         </w:rPr>
+        <w:t>δούλους ἰδίοις δεσπόταις ὑποτάσσεσθαι</w:t>
+      </w:r>
+    </w:p>
+    <w:p>
+      <w:pPr/>
+      <w:r>
+        <w:rPr>
+          <w:lang w:val="pt_PT" w:bidi="pt_PT"/>
+        </w:rPr>
+      </w:r>
+      <w:r>
+        <w:rPr>
+          <w:b/>
+          <w:lang w:val="pt_PT" w:bidi="pt_PT"/>
+        </w:rPr>
         <w:t>"Que os escravos obedeçam aos seus donos".</w:t>
       </w:r>
     </w:p>
@@ -9256,6 +10696,21 @@
           <w:b/>
           <w:lang w:val="pt_PT" w:bidi="pt_PT"/>
         </w:rPr>
+        <w:t>ἐν πᾶσιν</w:t>
+      </w:r>
+    </w:p>
+    <w:p>
+      <w:pPr/>
+      <w:r>
+        <w:rPr>
+          <w:lang w:val="pt_PT" w:bidi="pt_PT"/>
+        </w:rPr>
+      </w:r>
+      <w:r>
+        <w:rPr>
+          <w:b/>
+          <w:lang w:val="pt_PT" w:bidi="pt_PT"/>
+        </w:rPr>
         <w:t>"em tudo".</w:t>
       </w:r>
     </w:p>
@@ -9319,6 +10774,21 @@
           <w:b/>
           <w:lang w:val="pt_PT" w:bidi="pt_PT"/>
         </w:rPr>
+        <w:t>εὐαρέστους εἶναι</w:t>
+      </w:r>
+    </w:p>
+    <w:p>
+      <w:pPr/>
+      <w:r>
+        <w:rPr>
+          <w:lang w:val="pt_PT" w:bidi="pt_PT"/>
+        </w:rPr>
+      </w:r>
+      <w:r>
+        <w:rPr>
+          <w:b/>
+          <w:lang w:val="pt_PT" w:bidi="pt_PT"/>
+        </w:rPr>
         <w:t>"agradem em tudo".</w:t>
       </w:r>
     </w:p>
@@ -9415,6 +10885,21 @@
           <w:b/>
           <w:lang w:val="pt_PT" w:bidi="pt_PT"/>
         </w:rPr>
+        <w:t>μὴ νοσφιζομένους</w:t>
+      </w:r>
+    </w:p>
+    <w:p>
+      <w:pPr/>
+      <w:r>
+        <w:rPr>
+          <w:lang w:val="pt_PT" w:bidi="pt_PT"/>
+        </w:rPr>
+      </w:r>
+      <w:r>
+        <w:rPr>
+          <w:b/>
+          <w:lang w:val="pt_PT" w:bidi="pt_PT"/>
+        </w:rPr>
         <w:t>"nem roubem os seus donos".</w:t>
       </w:r>
     </w:p>
@@ -9498,6 +10983,21 @@
           <w:b/>
           <w:lang w:val="pt_PT" w:bidi="pt_PT"/>
         </w:rPr>
+        <w:t>ἀλλὰ</w:t>
+      </w:r>
+    </w:p>
+    <w:p>
+      <w:pPr/>
+      <w:r>
+        <w:rPr>
+          <w:lang w:val="pt_PT" w:bidi="pt_PT"/>
+        </w:rPr>
+      </w:r>
+      <w:r>
+        <w:rPr>
+          <w:b/>
+          <w:lang w:val="pt_PT" w:bidi="pt_PT"/>
+        </w:rPr>
         <w:t>"pelo contrário".</w:t>
       </w:r>
     </w:p>
@@ -9594,6 +11094,21 @@
           <w:b/>
           <w:lang w:val="pt_PT" w:bidi="pt_PT"/>
         </w:rPr>
+        <w:t>πᾶσαν πίστιν ἐνδεικνυμένους ἀγαθήν</w:t>
+      </w:r>
+    </w:p>
+    <w:p>
+      <w:pPr/>
+      <w:r>
+        <w:rPr>
+          <w:lang w:val="pt_PT" w:bidi="pt_PT"/>
+        </w:rPr>
+      </w:r>
+      <w:r>
+        <w:rPr>
+          <w:b/>
+          <w:lang w:val="pt_PT" w:bidi="pt_PT"/>
+        </w:rPr>
         <w:t>"mostrem que são sempre bons".</w:t>
       </w:r>
     </w:p>
@@ -9657,6 +11172,21 @@
           <w:b/>
           <w:lang w:val="pt_PT" w:bidi="pt_PT"/>
         </w:rPr>
+        <w:t>ἵνα</w:t>
+      </w:r>
+    </w:p>
+    <w:p>
+      <w:pPr/>
+      <w:r>
+        <w:rPr>
+          <w:lang w:val="pt_PT" w:bidi="pt_PT"/>
+        </w:rPr>
+      </w:r>
+      <w:r>
+        <w:rPr>
+          <w:b/>
+          <w:lang w:val="pt_PT" w:bidi="pt_PT"/>
+        </w:rPr>
         <w:t>"Desse modo".</w:t>
       </w:r>
     </w:p>
@@ -9779,6 +11309,21 @@
           <w:b/>
           <w:lang w:val="pt_PT" w:bidi="pt_PT"/>
         </w:rPr>
+        <w:t>ἐν πᾶσιν</w:t>
+      </w:r>
+    </w:p>
+    <w:p>
+      <w:pPr/>
+      <w:r>
+        <w:rPr>
+          <w:lang w:val="pt_PT" w:bidi="pt_PT"/>
+        </w:rPr>
+      </w:r>
+      <w:r>
+        <w:rPr>
+          <w:b/>
+          <w:lang w:val="pt_PT" w:bidi="pt_PT"/>
+        </w:rPr>
         <w:t>"em tudo".</w:t>
       </w:r>
     </w:p>
@@ -9842,6 +11387,21 @@
           <w:b/>
           <w:lang w:val="pt_PT" w:bidi="pt_PT"/>
         </w:rPr>
+        <w:t>τὴν διδασκαλίαν τὴν τοῦ Σωτῆρος ἡμῶν, Θεοῦ, κοσμῶσιν</w:t>
+      </w:r>
+    </w:p>
+    <w:p>
+      <w:pPr/>
+      <w:r>
+        <w:rPr>
+          <w:lang w:val="pt_PT" w:bidi="pt_PT"/>
+        </w:rPr>
+      </w:r>
+      <w:r>
+        <w:rPr>
+          <w:b/>
+          <w:lang w:val="pt_PT" w:bidi="pt_PT"/>
+        </w:rPr>
         <w:t>"todos falarão bem da doutrina a respeito de Deus, o nosso Salvador".</w:t>
       </w:r>
     </w:p>
@@ -9905,6 +11465,21 @@
           <w:b/>
           <w:lang w:val="pt_PT" w:bidi="pt_PT"/>
         </w:rPr>
+        <w:t>ἡμῶν</w:t>
+      </w:r>
+    </w:p>
+    <w:p>
+      <w:pPr/>
+      <w:r>
+        <w:rPr>
+          <w:lang w:val="pt_PT" w:bidi="pt_PT"/>
+        </w:rPr>
+      </w:r>
+      <w:r>
+        <w:rPr>
+          <w:b/>
+          <w:lang w:val="pt_PT" w:bidi="pt_PT"/>
+        </w:rPr>
         <w:t>"nosso".</w:t>
       </w:r>
     </w:p>
@@ -10007,6 +11582,21 @@
           <w:b/>
           <w:lang w:val="pt_PT" w:bidi="pt_PT"/>
         </w:rPr>
+        <w:t>γὰρ</w:t>
+      </w:r>
+    </w:p>
+    <w:p>
+      <w:pPr/>
+      <w:r>
+        <w:rPr>
+          <w:lang w:val="pt_PT" w:bidi="pt_PT"/>
+        </w:rPr>
+      </w:r>
+      <w:r>
+        <w:rPr>
+          <w:b/>
+          <w:lang w:val="pt_PT" w:bidi="pt_PT"/>
+        </w:rPr>
         <w:t>"Pois".</w:t>
       </w:r>
     </w:p>
@@ -10103,6 +11693,21 @@
           <w:b/>
           <w:lang w:val="pt_PT" w:bidi="pt_PT"/>
         </w:rPr>
+        <w:t>ἐπεφάνη &amp; ἡ χάρις τοῦ Θεοῦ</w:t>
+      </w:r>
+    </w:p>
+    <w:p>
+      <w:pPr/>
+      <w:r>
+        <w:rPr>
+          <w:lang w:val="pt_PT" w:bidi="pt_PT"/>
+        </w:rPr>
+      </w:r>
+      <w:r>
+        <w:rPr>
+          <w:b/>
+          <w:lang w:val="pt_PT" w:bidi="pt_PT"/>
+        </w:rPr>
         <w:t>"Deus revelou a sua graça".</w:t>
       </w:r>
     </w:p>
@@ -10199,6 +11804,21 @@
           <w:b/>
           <w:lang w:val="pt_PT" w:bidi="pt_PT"/>
         </w:rPr>
+        <w:t>ἐπεφάνη γὰρ ἡ χάρις τοῦ Θεοῦ σωτήριος πᾶσιν ἀνθρώποις</w:t>
+      </w:r>
+    </w:p>
+    <w:p>
+      <w:pPr/>
+      <w:r>
+        <w:rPr>
+          <w:lang w:val="pt_PT" w:bidi="pt_PT"/>
+        </w:rPr>
+      </w:r>
+      <w:r>
+        <w:rPr>
+          <w:b/>
+          <w:lang w:val="pt_PT" w:bidi="pt_PT"/>
+        </w:rPr>
         <w:t>"Pois Deus revelou a sua graça para dar a salvação a todos".</w:t>
       </w:r>
     </w:p>
@@ -10295,6 +11915,21 @@
           <w:b/>
           <w:lang w:val="pt_PT" w:bidi="pt_PT"/>
         </w:rPr>
+        <w:t>σωτήριος πᾶσιν ἀνθρώποις</w:t>
+      </w:r>
+    </w:p>
+    <w:p>
+      <w:pPr/>
+      <w:r>
+        <w:rPr>
+          <w:lang w:val="pt_PT" w:bidi="pt_PT"/>
+        </w:rPr>
+      </w:r>
+      <w:r>
+        <w:rPr>
+          <w:b/>
+          <w:lang w:val="pt_PT" w:bidi="pt_PT"/>
+        </w:rPr>
         <w:t>"para dar a salvação a todos".</w:t>
       </w:r>
     </w:p>
@@ -10404,6 +12039,21 @@
           <w:b/>
           <w:lang w:val="pt_PT" w:bidi="pt_PT"/>
         </w:rPr>
+        <w:t>πᾶσιν ἀνθρώποις</w:t>
+      </w:r>
+    </w:p>
+    <w:p>
+      <w:pPr/>
+      <w:r>
+        <w:rPr>
+          <w:lang w:val="pt_PT" w:bidi="pt_PT"/>
+        </w:rPr>
+      </w:r>
+      <w:r>
+        <w:rPr>
+          <w:b/>
+          <w:lang w:val="pt_PT" w:bidi="pt_PT"/>
+        </w:rPr>
         <w:t>"a todos".</w:t>
       </w:r>
     </w:p>
@@ -10500,6 +12150,21 @@
           <w:b/>
           <w:lang w:val="pt_PT" w:bidi="pt_PT"/>
         </w:rPr>
+        <w:t>παιδεύουσα ἡμᾶς</w:t>
+      </w:r>
+    </w:p>
+    <w:p>
+      <w:pPr/>
+      <w:r>
+        <w:rPr>
+          <w:lang w:val="pt_PT" w:bidi="pt_PT"/>
+        </w:rPr>
+      </w:r>
+      <w:r>
+        <w:rPr>
+          <w:b/>
+          <w:lang w:val="pt_PT" w:bidi="pt_PT"/>
+        </w:rPr>
         <w:t>"nos ensina".</w:t>
       </w:r>
     </w:p>
@@ -10583,6 +12248,21 @@
           <w:b/>
           <w:lang w:val="pt_PT" w:bidi="pt_PT"/>
         </w:rPr>
+        <w:t>ἡμᾶς</w:t>
+      </w:r>
+    </w:p>
+    <w:p>
+      <w:pPr/>
+      <w:r>
+        <w:rPr>
+          <w:lang w:val="pt_PT" w:bidi="pt_PT"/>
+        </w:rPr>
+      </w:r>
+      <w:r>
+        <w:rPr>
+          <w:b/>
+          <w:lang w:val="pt_PT" w:bidi="pt_PT"/>
+        </w:rPr>
         <w:t>"nos".</w:t>
       </w:r>
     </w:p>
@@ -10685,6 +12365,21 @@
           <w:b/>
           <w:lang w:val="pt_PT" w:bidi="pt_PT"/>
         </w:rPr>
+        <w:t>τὴν ἀσέβειαν</w:t>
+      </w:r>
+    </w:p>
+    <w:p>
+      <w:pPr/>
+      <w:r>
+        <w:rPr>
+          <w:lang w:val="pt_PT" w:bidi="pt_PT"/>
+        </w:rPr>
+      </w:r>
+      <w:r>
+        <w:rPr>
+          <w:b/>
+          <w:lang w:val="pt_PT" w:bidi="pt_PT"/>
+        </w:rPr>
         <w:t>"descrença".</w:t>
       </w:r>
     </w:p>
@@ -10781,6 +12476,21 @@
           <w:b/>
           <w:lang w:val="pt_PT" w:bidi="pt_PT"/>
         </w:rPr>
+        <w:t>τὰς κοσμικὰς ἐπιθυμίας</w:t>
+      </w:r>
+    </w:p>
+    <w:p>
+      <w:pPr/>
+      <w:r>
+        <w:rPr>
+          <w:lang w:val="pt_PT" w:bidi="pt_PT"/>
+        </w:rPr>
+      </w:r>
+      <w:r>
+        <w:rPr>
+          <w:b/>
+          <w:lang w:val="pt_PT" w:bidi="pt_PT"/>
+        </w:rPr>
         <w:t>"paixões mundanas".</w:t>
       </w:r>
     </w:p>
@@ -10877,6 +12587,21 @@
           <w:b/>
           <w:lang w:val="pt_PT" w:bidi="pt_PT"/>
         </w:rPr>
+        <w:t>ἀσέβειαν &amp; εὐσεβῶς</w:t>
+      </w:r>
+    </w:p>
+    <w:p>
+      <w:pPr/>
+      <w:r>
+        <w:rPr>
+          <w:lang w:val="pt_PT" w:bidi="pt_PT"/>
+        </w:rPr>
+      </w:r>
+      <w:r>
+        <w:rPr>
+          <w:b/>
+          <w:lang w:val="pt_PT" w:bidi="pt_PT"/>
+        </w:rPr>
         <w:t>"descrença"</w:t>
       </w:r>
       <w:r>
@@ -10953,6 +12678,21 @@
           <w:b/>
           <w:lang w:val="pt_PT" w:bidi="pt_PT"/>
         </w:rPr>
+        <w:t>ἐν τῷ νῦν αἰῶνι</w:t>
+      </w:r>
+    </w:p>
+    <w:p>
+      <w:pPr/>
+      <w:r>
+        <w:rPr>
+          <w:lang w:val="pt_PT" w:bidi="pt_PT"/>
+        </w:rPr>
+      </w:r>
+      <w:r>
+        <w:rPr>
+          <w:b/>
+          <w:lang w:val="pt_PT" w:bidi="pt_PT"/>
+        </w:rPr>
         <w:t>"vivermos neste mundo".</w:t>
       </w:r>
     </w:p>
@@ -11016,6 +12756,21 @@
           <w:b/>
           <w:lang w:val="pt_PT" w:bidi="pt_PT"/>
         </w:rPr>
+        <w:t>προσδεχόμενοι</w:t>
+      </w:r>
+    </w:p>
+    <w:p>
+      <w:pPr/>
+      <w:r>
+        <w:rPr>
+          <w:lang w:val="pt_PT" w:bidi="pt_PT"/>
+        </w:rPr>
+      </w:r>
+      <w:r>
+        <w:rPr>
+          <w:b/>
+          <w:lang w:val="pt_PT" w:bidi="pt_PT"/>
+        </w:rPr>
         <w:t>"enquanto ficamos esperando".</w:t>
       </w:r>
     </w:p>
@@ -11079,6 +12834,21 @@
           <w:b/>
           <w:lang w:val="pt_PT" w:bidi="pt_PT"/>
         </w:rPr>
+        <w:t>τὴν μακαρίαν ἐλπίδα, καὶ ἐπιφάνειαν τῆς δόξης</w:t>
+      </w:r>
+    </w:p>
+    <w:p>
+      <w:pPr/>
+      <w:r>
+        <w:rPr>
+          <w:lang w:val="pt_PT" w:bidi="pt_PT"/>
+        </w:rPr>
+      </w:r>
+      <w:r>
+        <w:rPr>
+          <w:b/>
+          <w:lang w:val="pt_PT" w:bidi="pt_PT"/>
+        </w:rPr>
         <w:t>"ficamos esperando o dia feliz em que aparecerá".</w:t>
       </w:r>
     </w:p>
@@ -11188,6 +12958,21 @@
           <w:b/>
           <w:lang w:val="pt_PT" w:bidi="pt_PT"/>
         </w:rPr>
+        <w:t>τὴν μακαρίαν ἐλπίδα, καὶ ἐπιφάνειαν τῆς δόξης</w:t>
+      </w:r>
+    </w:p>
+    <w:p>
+      <w:pPr/>
+      <w:r>
+        <w:rPr>
+          <w:lang w:val="pt_PT" w:bidi="pt_PT"/>
+        </w:rPr>
+      </w:r>
+      <w:r>
+        <w:rPr>
+          <w:b/>
+          <w:lang w:val="pt_PT" w:bidi="pt_PT"/>
+        </w:rPr>
         <w:t>"ficamos esperando o dia feliz em que aparecerá a glória do nosso grande Deus".</w:t>
       </w:r>
     </w:p>
@@ -11297,6 +13082,21 @@
           <w:b/>
           <w:lang w:val="pt_PT" w:bidi="pt_PT"/>
         </w:rPr>
+        <w:t>τὴν μακαρίαν ἐλπίδα, καὶ ἐπιφάνειαν τῆς δόξης τοῦ μεγάλου Θεοῦ καὶ Σωτῆρος ἡμῶν, Ἰησοῦ Χριστοῦ</w:t>
+      </w:r>
+    </w:p>
+    <w:p>
+      <w:pPr/>
+      <w:r>
+        <w:rPr>
+          <w:lang w:val="pt_PT" w:bidi="pt_PT"/>
+        </w:rPr>
+      </w:r>
+      <w:r>
+        <w:rPr>
+          <w:b/>
+          <w:lang w:val="pt_PT" w:bidi="pt_PT"/>
+        </w:rPr>
         <w:t>"ficamos esperando o dia feliz em que aparecerá a glória do nosso grande Deus e Salvador Jesus Cristo".</w:t>
       </w:r>
     </w:p>
@@ -11419,6 +13219,21 @@
           <w:b/>
           <w:lang w:val="pt_PT" w:bidi="pt_PT"/>
         </w:rPr>
+        <w:t>τοῦ μεγάλου Θεοῦ καὶ Σωτῆρος ἡμῶν, Ἰησοῦ Χριστοῦ</w:t>
+      </w:r>
+    </w:p>
+    <w:p>
+      <w:pPr/>
+      <w:r>
+        <w:rPr>
+          <w:lang w:val="pt_PT" w:bidi="pt_PT"/>
+        </w:rPr>
+      </w:r>
+      <w:r>
+        <w:rPr>
+          <w:b/>
+          <w:lang w:val="pt_PT" w:bidi="pt_PT"/>
+        </w:rPr>
         <w:t>"do nosso grande Deus e Salvador Jesus Cristo".</w:t>
       </w:r>
     </w:p>
@@ -11541,6 +13356,21 @@
           <w:b/>
           <w:lang w:val="pt_PT" w:bidi="pt_PT"/>
         </w:rPr>
+        <w:t>ὃς ἔδωκεν ἑαυτὸν ὑπὲρ ἡμῶν</w:t>
+      </w:r>
+    </w:p>
+    <w:p>
+      <w:pPr/>
+      <w:r>
+        <w:rPr>
+          <w:lang w:val="pt_PT" w:bidi="pt_PT"/>
+        </w:rPr>
+      </w:r>
+      <w:r>
+        <w:rPr>
+          <w:b/>
+          <w:lang w:val="pt_PT" w:bidi="pt_PT"/>
+        </w:rPr>
         <w:t>"Foi ele quem se deu a si mesmo por nós".</w:t>
       </w:r>
     </w:p>
@@ -11624,6 +13454,21 @@
           <w:b/>
           <w:lang w:val="pt_PT" w:bidi="pt_PT"/>
         </w:rPr>
+        <w:t>ἡμῶν</w:t>
+      </w:r>
+    </w:p>
+    <w:p>
+      <w:pPr/>
+      <w:r>
+        <w:rPr>
+          <w:lang w:val="pt_PT" w:bidi="pt_PT"/>
+        </w:rPr>
+      </w:r>
+      <w:r>
+        <w:rPr>
+          <w:b/>
+          <w:lang w:val="pt_PT" w:bidi="pt_PT"/>
+        </w:rPr>
         <w:t>"nós".</w:t>
       </w:r>
     </w:p>
@@ -11720,6 +13565,21 @@
           <w:b/>
           <w:lang w:val="pt_PT" w:bidi="pt_PT"/>
         </w:rPr>
+        <w:t>λυτρώσηται ἡμᾶς ἀπὸ πάσης ἀνομίας</w:t>
+      </w:r>
+    </w:p>
+    <w:p>
+      <w:pPr/>
+      <w:r>
+        <w:rPr>
+          <w:lang w:val="pt_PT" w:bidi="pt_PT"/>
+        </w:rPr>
+      </w:r>
+      <w:r>
+        <w:rPr>
+          <w:b/>
+          <w:lang w:val="pt_PT" w:bidi="pt_PT"/>
+        </w:rPr>
         <w:t>"nos livrar de toda maldade".</w:t>
       </w:r>
     </w:p>
@@ -11816,6 +13676,21 @@
           <w:b/>
           <w:lang w:val="pt_PT" w:bidi="pt_PT"/>
         </w:rPr>
+        <w:t>ἡμᾶς</w:t>
+      </w:r>
+    </w:p>
+    <w:p>
+      <w:pPr/>
+      <w:r>
+        <w:rPr>
+          <w:lang w:val="pt_PT" w:bidi="pt_PT"/>
+        </w:rPr>
+      </w:r>
+      <w:r>
+        <w:rPr>
+          <w:b/>
+          <w:lang w:val="pt_PT" w:bidi="pt_PT"/>
+        </w:rPr>
         <w:t>"nós".</w:t>
       </w:r>
     </w:p>
@@ -11912,6 +13787,21 @@
           <w:b/>
           <w:lang w:val="pt_PT" w:bidi="pt_PT"/>
         </w:rPr>
+        <w:t>λαὸν περιούσιον</w:t>
+      </w:r>
+    </w:p>
+    <w:p>
+      <w:pPr/>
+      <w:r>
+        <w:rPr>
+          <w:lang w:val="pt_PT" w:bidi="pt_PT"/>
+        </w:rPr>
+      </w:r>
+      <w:r>
+        <w:rPr>
+          <w:b/>
+          <w:lang w:val="pt_PT" w:bidi="pt_PT"/>
+        </w:rPr>
         <w:t>"um povo que pertence somente a ele".</w:t>
       </w:r>
     </w:p>
@@ -11995,6 +13885,21 @@
           <w:b/>
           <w:lang w:val="pt_PT" w:bidi="pt_PT"/>
         </w:rPr>
+        <w:t>ζηλωτὴν καλῶν ἔργων</w:t>
+      </w:r>
+    </w:p>
+    <w:p>
+      <w:pPr/>
+      <w:r>
+        <w:rPr>
+          <w:lang w:val="pt_PT" w:bidi="pt_PT"/>
+        </w:rPr>
+      </w:r>
+      <w:r>
+        <w:rPr>
+          <w:b/>
+          <w:lang w:val="pt_PT" w:bidi="pt_PT"/>
+        </w:rPr>
         <w:t>"que se dedica a fazer o bem".</w:t>
       </w:r>
     </w:p>
@@ -12058,6 +13963,21 @@
           <w:b/>
           <w:lang w:val="pt_PT" w:bidi="pt_PT"/>
         </w:rPr>
+        <w:t>ταῦτα</w:t>
+      </w:r>
+    </w:p>
+    <w:p>
+      <w:pPr/>
+      <w:r>
+        <w:rPr>
+          <w:lang w:val="pt_PT" w:bidi="pt_PT"/>
+        </w:rPr>
+      </w:r>
+      <w:r>
+        <w:rPr>
+          <w:b/>
+          <w:lang w:val="pt_PT" w:bidi="pt_PT"/>
+        </w:rPr>
         <w:t>"essas coisas".</w:t>
       </w:r>
     </w:p>
@@ -12154,6 +14074,21 @@
           <w:b/>
           <w:lang w:val="pt_PT" w:bidi="pt_PT"/>
         </w:rPr>
+        <w:t>παρακάλει</w:t>
+      </w:r>
+    </w:p>
+    <w:p>
+      <w:pPr/>
+      <w:r>
+        <w:rPr>
+          <w:lang w:val="pt_PT" w:bidi="pt_PT"/>
+        </w:rPr>
+      </w:r>
+      <w:r>
+        <w:rPr>
+          <w:b/>
+          <w:lang w:val="pt_PT" w:bidi="pt_PT"/>
+        </w:rPr>
         <w:t>"para animar".</w:t>
       </w:r>
     </w:p>
@@ -12250,6 +14185,21 @@
           <w:b/>
           <w:lang w:val="pt_PT" w:bidi="pt_PT"/>
         </w:rPr>
+        <w:t>ἔλεγχε, μετὰ πάσης ἐπιταγῆς</w:t>
+      </w:r>
+    </w:p>
+    <w:p>
+      <w:pPr/>
+      <w:r>
+        <w:rPr>
+          <w:lang w:val="pt_PT" w:bidi="pt_PT"/>
+        </w:rPr>
+      </w:r>
+      <w:r>
+        <w:rPr>
+          <w:b/>
+          <w:lang w:val="pt_PT" w:bidi="pt_PT"/>
+        </w:rPr>
         <w:t>"use toda a sua autoridade... para repreender".</w:t>
       </w:r>
     </w:p>
@@ -12346,6 +14296,21 @@
           <w:b/>
           <w:lang w:val="pt_PT" w:bidi="pt_PT"/>
         </w:rPr>
+        <w:t>μετὰ πάσης ἐπιταγῆς</w:t>
+      </w:r>
+    </w:p>
+    <w:p>
+      <w:pPr/>
+      <w:r>
+        <w:rPr>
+          <w:lang w:val="pt_PT" w:bidi="pt_PT"/>
+        </w:rPr>
+      </w:r>
+      <w:r>
+        <w:rPr>
+          <w:b/>
+          <w:lang w:val="pt_PT" w:bidi="pt_PT"/>
+        </w:rPr>
         <w:t>"use toda a sua autoridade".</w:t>
       </w:r>
     </w:p>
@@ -12442,6 +14407,21 @@
           <w:b/>
           <w:lang w:val="pt_PT" w:bidi="pt_PT"/>
         </w:rPr>
+        <w:t>μηδείς σου περιφρονείτω</w:t>
+      </w:r>
+    </w:p>
+    <w:p>
+      <w:pPr/>
+      <w:r>
+        <w:rPr>
+          <w:lang w:val="pt_PT" w:bidi="pt_PT"/>
+        </w:rPr>
+      </w:r>
+      <w:r>
+        <w:rPr>
+          <w:b/>
+          <w:lang w:val="pt_PT" w:bidi="pt_PT"/>
+        </w:rPr>
         <w:t>"E que ninguém despreze você!".</w:t>
       </w:r>
     </w:p>
@@ -12505,6 +14485,21 @@
           <w:b/>
           <w:lang w:val="pt_PT" w:bidi="pt_PT"/>
         </w:rPr>
+        <w:t>μηδείς σου περιφρονείτω</w:t>
+      </w:r>
+    </w:p>
+    <w:p>
+      <w:pPr/>
+      <w:r>
+        <w:rPr>
+          <w:lang w:val="pt_PT" w:bidi="pt_PT"/>
+        </w:rPr>
+      </w:r>
+      <w:r>
+        <w:rPr>
+          <w:b/>
+          <w:lang w:val="pt_PT" w:bidi="pt_PT"/>
+        </w:rPr>
         <w:t>"E que ninguém despreze você!".</w:t>
       </w:r>
     </w:p>
@@ -12588,6 +14583,21 @@
           <w:b/>
           <w:lang w:val="pt_PT" w:bidi="pt_PT"/>
         </w:rPr>
+        <w:t>μηδείς σου περιφρονείτω</w:t>
+      </w:r>
+    </w:p>
+    <w:p>
+      <w:pPr/>
+      <w:r>
+        <w:rPr>
+          <w:lang w:val="pt_PT" w:bidi="pt_PT"/>
+        </w:rPr>
+      </w:r>
+      <w:r>
+        <w:rPr>
+          <w:b/>
+          <w:lang w:val="pt_PT" w:bidi="pt_PT"/>
+        </w:rPr>
         <w:t>"E que ninguém despreze você!"</w:t>
       </w:r>
     </w:p>
@@ -12671,6 +14681,21 @@
           <w:b/>
           <w:lang w:val="pt_PT" w:bidi="pt_PT"/>
         </w:rPr>
+        <w:t>ὑπομίμνῃσκε αὐτοὺς &amp; ὑποτάσσεσθαι</w:t>
+      </w:r>
+    </w:p>
+    <w:p>
+      <w:pPr/>
+      <w:r>
+        <w:rPr>
+          <w:lang w:val="pt_PT" w:bidi="pt_PT"/>
+        </w:rPr>
+      </w:r>
+      <w:r>
+        <w:rPr>
+          <w:b/>
+          <w:lang w:val="pt_PT" w:bidi="pt_PT"/>
+        </w:rPr>
         <w:t>"Recomende aos irmãos que respeitem".</w:t>
       </w:r>
     </w:p>
@@ -12734,6 +14759,21 @@
           <w:b/>
           <w:lang w:val="pt_PT" w:bidi="pt_PT"/>
         </w:rPr>
+        <w:t>ἀρχαῖς, ἐξουσίαις, ὑποτάσσεσθαι, πειθαρχεῖν</w:t>
+      </w:r>
+    </w:p>
+    <w:p>
+      <w:pPr/>
+      <w:r>
+        <w:rPr>
+          <w:lang w:val="pt_PT" w:bidi="pt_PT"/>
+        </w:rPr>
+      </w:r>
+      <w:r>
+        <w:rPr>
+          <w:b/>
+          <w:lang w:val="pt_PT" w:bidi="pt_PT"/>
+        </w:rPr>
         <w:t>"respeitem as ordens dos que governam e das autoridades, que sejam obedientes".</w:t>
       </w:r>
     </w:p>
@@ -12843,6 +14883,21 @@
           <w:b/>
           <w:lang w:val="pt_PT" w:bidi="pt_PT"/>
         </w:rPr>
+        <w:t>ἀρχαῖς, ἐξουσίαις</w:t>
+      </w:r>
+    </w:p>
+    <w:p>
+      <w:pPr/>
+      <w:r>
+        <w:rPr>
+          <w:lang w:val="pt_PT" w:bidi="pt_PT"/>
+        </w:rPr>
+      </w:r>
+      <w:r>
+        <w:rPr>
+          <w:b/>
+          <w:lang w:val="pt_PT" w:bidi="pt_PT"/>
+        </w:rPr>
         <w:t>"dos que governam e das autoridades".</w:t>
       </w:r>
     </w:p>
@@ -12952,6 +15007,21 @@
           <w:b/>
           <w:lang w:val="pt_PT" w:bidi="pt_PT"/>
         </w:rPr>
+        <w:t>πρὸς πᾶν ἔργον ἀγαθὸν ἑτοίμους εἶναι</w:t>
+      </w:r>
+    </w:p>
+    <w:p>
+      <w:pPr/>
+      <w:r>
+        <w:rPr>
+          <w:lang w:val="pt_PT" w:bidi="pt_PT"/>
+        </w:rPr>
+      </w:r>
+      <w:r>
+        <w:rPr>
+          <w:b/>
+          <w:lang w:val="pt_PT" w:bidi="pt_PT"/>
+        </w:rPr>
         <w:t>"prontos a fazer tudo o que é bom".</w:t>
       </w:r>
     </w:p>
@@ -13015,6 +15085,21 @@
           <w:b/>
           <w:lang w:val="pt_PT" w:bidi="pt_PT"/>
         </w:rPr>
+        <w:t>βλασφημεῖν</w:t>
+      </w:r>
+    </w:p>
+    <w:p>
+      <w:pPr/>
+      <w:r>
+        <w:rPr>
+          <w:lang w:val="pt_PT" w:bidi="pt_PT"/>
+        </w:rPr>
+      </w:r>
+      <w:r>
+        <w:rPr>
+          <w:b/>
+          <w:lang w:val="pt_PT" w:bidi="pt_PT"/>
+        </w:rPr>
         <w:t>"não falem mal".</w:t>
       </w:r>
     </w:p>
@@ -13078,6 +15163,21 @@
           <w:b/>
           <w:lang w:val="pt_PT" w:bidi="pt_PT"/>
         </w:rPr>
+        <w:t>ἀμάχους εἶναι</w:t>
+      </w:r>
+    </w:p>
+    <w:p>
+      <w:pPr/>
+      <w:r>
+        <w:rPr>
+          <w:lang w:val="pt_PT" w:bidi="pt_PT"/>
+        </w:rPr>
+      </w:r>
+      <w:r>
+        <w:rPr>
+          <w:b/>
+          <w:lang w:val="pt_PT" w:bidi="pt_PT"/>
+        </w:rPr>
         <w:t>"mas que sejam... pacíficos".</w:t>
       </w:r>
     </w:p>
@@ -13200,6 +15300,21 @@
           <w:b/>
           <w:lang w:val="pt_PT" w:bidi="pt_PT"/>
         </w:rPr>
+        <w:t>πᾶσαν ἐνδεικνυμένους πραΰτητα</w:t>
+      </w:r>
+    </w:p>
+    <w:p>
+      <w:pPr/>
+      <w:r>
+        <w:rPr>
+          <w:lang w:val="pt_PT" w:bidi="pt_PT"/>
+        </w:rPr>
+      </w:r>
+      <w:r>
+        <w:rPr>
+          <w:b/>
+          <w:lang w:val="pt_PT" w:bidi="pt_PT"/>
+        </w:rPr>
         <w:t>"tratem todos com educação".</w:t>
       </w:r>
     </w:p>
@@ -13296,6 +15411,21 @@
           <w:b/>
           <w:lang w:val="pt_PT" w:bidi="pt_PT"/>
         </w:rPr>
+        <w:t>πρὸς πάντας ἀνθρώπους</w:t>
+      </w:r>
+    </w:p>
+    <w:p>
+      <w:pPr/>
+      <w:r>
+        <w:rPr>
+          <w:lang w:val="pt_PT" w:bidi="pt_PT"/>
+        </w:rPr>
+      </w:r>
+      <w:r>
+        <w:rPr>
+          <w:b/>
+          <w:lang w:val="pt_PT" w:bidi="pt_PT"/>
+        </w:rPr>
         <w:t>"todos".</w:t>
       </w:r>
     </w:p>
@@ -13405,6 +15535,21 @@
           <w:b/>
           <w:lang w:val="pt_PT" w:bidi="pt_PT"/>
         </w:rPr>
+        <w:t>ἦμεν γάρ ποτε καὶ ἡμεῖς</w:t>
+      </w:r>
+    </w:p>
+    <w:p>
+      <w:pPr/>
+      <w:r>
+        <w:rPr>
+          <w:lang w:val="pt_PT" w:bidi="pt_PT"/>
+        </w:rPr>
+      </w:r>
+      <w:r>
+        <w:rPr>
+          <w:b/>
+          <w:lang w:val="pt_PT" w:bidi="pt_PT"/>
+        </w:rPr>
         <w:t>"Pois antigamente nós mesmos... éramos".</w:t>
       </w:r>
     </w:p>
@@ -13514,6 +15659,21 @@
           <w:b/>
           <w:lang w:val="pt_PT" w:bidi="pt_PT"/>
         </w:rPr>
+        <w:t>ποτε</w:t>
+      </w:r>
+    </w:p>
+    <w:p>
+      <w:pPr/>
+      <w:r>
+        <w:rPr>
+          <w:lang w:val="pt_PT" w:bidi="pt_PT"/>
+        </w:rPr>
+      </w:r>
+      <w:r>
+        <w:rPr>
+          <w:b/>
+          <w:lang w:val="pt_PT" w:bidi="pt_PT"/>
+        </w:rPr>
         <w:t>"antigamente".</w:t>
       </w:r>
     </w:p>
@@ -13577,6 +15737,21 @@
           <w:b/>
           <w:lang w:val="pt_PT" w:bidi="pt_PT"/>
         </w:rPr>
+        <w:t>ἡμεῖς</w:t>
+      </w:r>
+    </w:p>
+    <w:p>
+      <w:pPr/>
+      <w:r>
+        <w:rPr>
+          <w:lang w:val="pt_PT" w:bidi="pt_PT"/>
+        </w:rPr>
+      </w:r>
+      <w:r>
+        <w:rPr>
+          <w:b/>
+          <w:lang w:val="pt_PT" w:bidi="pt_PT"/>
+        </w:rPr>
         <w:t>"nós".</w:t>
       </w:r>
     </w:p>
@@ -13673,6 +15848,21 @@
           <w:b/>
           <w:lang w:val="pt_PT" w:bidi="pt_PT"/>
         </w:rPr>
+        <w:t>ἦμεν &amp; ἀνόητοι</w:t>
+      </w:r>
+    </w:p>
+    <w:p>
+      <w:pPr/>
+      <w:r>
+        <w:rPr>
+          <w:lang w:val="pt_PT" w:bidi="pt_PT"/>
+        </w:rPr>
+      </w:r>
+      <w:r>
+        <w:rPr>
+          <w:b/>
+          <w:lang w:val="pt_PT" w:bidi="pt_PT"/>
+        </w:rPr>
         <w:t>"não tínhamos juízo".</w:t>
       </w:r>
     </w:p>
@@ -13736,6 +15926,21 @@
           <w:b/>
           <w:lang w:val="pt_PT" w:bidi="pt_PT"/>
         </w:rPr>
+        <w:t>πλανώμενοι, δουλεύοντες ἐπιθυμίαις καὶ ἡδοναῖς ποικίλαις</w:t>
+      </w:r>
+    </w:p>
+    <w:p>
+      <w:pPr/>
+      <w:r>
+        <w:rPr>
+          <w:lang w:val="pt_PT" w:bidi="pt_PT"/>
+        </w:rPr>
+      </w:r>
+      <w:r>
+        <w:rPr>
+          <w:b/>
+          <w:lang w:val="pt_PT" w:bidi="pt_PT"/>
+        </w:rPr>
         <w:t>"Éramos escravos das paixões e dos prazeres de todo tipo".</w:t>
       </w:r>
     </w:p>
@@ -13845,6 +16050,21 @@
           <w:b/>
           <w:lang w:val="pt_PT" w:bidi="pt_PT"/>
         </w:rPr>
+        <w:t>πλανώμενοι, δουλεύοντες ἐπιθυμίαις καὶ ἡδοναῖς ποικίλαις</w:t>
+      </w:r>
+    </w:p>
+    <w:p>
+      <w:pPr/>
+      <w:r>
+        <w:rPr>
+          <w:lang w:val="pt_PT" w:bidi="pt_PT"/>
+        </w:rPr>
+      </w:r>
+      <w:r>
+        <w:rPr>
+          <w:b/>
+          <w:lang w:val="pt_PT" w:bidi="pt_PT"/>
+        </w:rPr>
         <w:t>"Éramos escravos das paixões e dos prazeres de todo tipo".</w:t>
       </w:r>
     </w:p>
@@ -13941,6 +16161,21 @@
           <w:b/>
           <w:lang w:val="pt_PT" w:bidi="pt_PT"/>
         </w:rPr>
+        <w:t>ἐπιθυμίαις καὶ ἡδοναῖς ποικίλαις</w:t>
+      </w:r>
+    </w:p>
+    <w:p>
+      <w:pPr/>
+      <w:r>
+        <w:rPr>
+          <w:lang w:val="pt_PT" w:bidi="pt_PT"/>
+        </w:rPr>
+      </w:r>
+      <w:r>
+        <w:rPr>
+          <w:b/>
+          <w:lang w:val="pt_PT" w:bidi="pt_PT"/>
+        </w:rPr>
         <w:t>"das paixões e dos prazeres de todo tipo".</w:t>
       </w:r>
     </w:p>
@@ -14050,6 +16285,21 @@
           <w:b/>
           <w:lang w:val="pt_PT" w:bidi="pt_PT"/>
         </w:rPr>
+        <w:t>ἐν κακίᾳ καὶ φθόνῳ διάγοντες</w:t>
+      </w:r>
+    </w:p>
+    <w:p>
+      <w:pPr/>
+      <w:r>
+        <w:rPr>
+          <w:lang w:val="pt_PT" w:bidi="pt_PT"/>
+        </w:rPr>
+      </w:r>
+      <w:r>
+        <w:rPr>
+          <w:b/>
+          <w:lang w:val="pt_PT" w:bidi="pt_PT"/>
+        </w:rPr>
         <w:t>"passávamos a nossa vida no meio da malícia e da inveja".</w:t>
       </w:r>
     </w:p>
@@ -14211,6 +16461,21 @@
           <w:b/>
           <w:lang w:val="pt_PT" w:bidi="pt_PT"/>
         </w:rPr>
+        <w:t>στυγητοί</w:t>
+      </w:r>
+    </w:p>
+    <w:p>
+      <w:pPr/>
+      <w:r>
+        <w:rPr>
+          <w:lang w:val="pt_PT" w:bidi="pt_PT"/>
+        </w:rPr>
+      </w:r>
+      <w:r>
+        <w:rPr>
+          <w:b/>
+          <w:lang w:val="pt_PT" w:bidi="pt_PT"/>
+        </w:rPr>
         <w:t>"tinham ódio de nós".</w:t>
       </w:r>
     </w:p>
@@ -14274,6 +16539,21 @@
           <w:b/>
           <w:lang w:val="pt_PT" w:bidi="pt_PT"/>
         </w:rPr>
+        <w:t>δὲ</w:t>
+      </w:r>
+    </w:p>
+    <w:p>
+      <w:pPr/>
+      <w:r>
+        <w:rPr>
+          <w:lang w:val="pt_PT" w:bidi="pt_PT"/>
+        </w:rPr>
+      </w:r>
+      <w:r>
+        <w:rPr>
+          <w:b/>
+          <w:lang w:val="pt_PT" w:bidi="pt_PT"/>
+        </w:rPr>
         <w:t>"Porém".</w:t>
       </w:r>
     </w:p>
@@ -14364,6 +16644,21 @@
           <w:b/>
           <w:lang w:val="pt_PT" w:bidi="pt_PT"/>
         </w:rPr>
+        <w:t>ὅτε &amp; ἡ χρηστότης καὶ ἡ φιλανθρωπία ἐπεφάνη τοῦ Σωτῆρος ἡμῶν, Θεοῦ</w:t>
+      </w:r>
+    </w:p>
+    <w:p>
+      <w:pPr/>
+      <w:r>
+        <w:rPr>
+          <w:lang w:val="pt_PT" w:bidi="pt_PT"/>
+        </w:rPr>
+      </w:r>
+      <w:r>
+        <w:rPr>
+          <w:b/>
+          <w:lang w:val="pt_PT" w:bidi="pt_PT"/>
+        </w:rPr>
         <w:t>"quando Deus, o nosso Salvador, mostrou a sua bondade e o seu amor por todos".</w:t>
       </w:r>
     </w:p>
@@ -14473,6 +16768,21 @@
           <w:b/>
           <w:lang w:val="pt_PT" w:bidi="pt_PT"/>
         </w:rPr>
+        <w:t>ὅτε &amp; ἡ χρηστότης καὶ ἡ φιλανθρωπία ἐπεφάνη τοῦ Σωτῆρος ἡμῶν, Θεοῦ</w:t>
+      </w:r>
+    </w:p>
+    <w:p>
+      <w:pPr/>
+      <w:r>
+        <w:rPr>
+          <w:lang w:val="pt_PT" w:bidi="pt_PT"/>
+        </w:rPr>
+      </w:r>
+      <w:r>
+        <w:rPr>
+          <w:b/>
+          <w:lang w:val="pt_PT" w:bidi="pt_PT"/>
+        </w:rPr>
         <w:t>"quando Deus, o nosso Salvador, mostrou a sua bondade e o seu amor por todos".</w:t>
       </w:r>
     </w:p>
@@ -14582,6 +16892,21 @@
           <w:b/>
           <w:lang w:val="pt_PT" w:bidi="pt_PT"/>
         </w:rPr>
+        <w:t>ἡμῶν</w:t>
+      </w:r>
+    </w:p>
+    <w:p>
+      <w:pPr/>
+      <w:r>
+        <w:rPr>
+          <w:lang w:val="pt_PT" w:bidi="pt_PT"/>
+        </w:rPr>
+      </w:r>
+      <w:r>
+        <w:rPr>
+          <w:b/>
+          <w:lang w:val="pt_PT" w:bidi="pt_PT"/>
+        </w:rPr>
         <w:t>"nosso".</w:t>
       </w:r>
     </w:p>
@@ -14678,6 +17003,21 @@
           <w:b/>
           <w:lang w:val="pt_PT" w:bidi="pt_PT"/>
         </w:rPr>
+        <w:t>ἔργων τῶν ἐν δικαιοσύνῃ</w:t>
+      </w:r>
+    </w:p>
+    <w:p>
+      <w:pPr/>
+      <w:r>
+        <w:rPr>
+          <w:lang w:val="pt_PT" w:bidi="pt_PT"/>
+        </w:rPr>
+      </w:r>
+      <w:r>
+        <w:rPr>
+          <w:b/>
+          <w:lang w:val="pt_PT" w:bidi="pt_PT"/>
+        </w:rPr>
         <w:t>"feito alguma coisa boa".</w:t>
       </w:r>
     </w:p>
@@ -14800,6 +17140,21 @@
           <w:b/>
           <w:lang w:val="pt_PT" w:bidi="pt_PT"/>
         </w:rPr>
+        <w:t>κατὰ τὸ αὐτοῦ ἔλεος</w:t>
+      </w:r>
+    </w:p>
+    <w:p>
+      <w:pPr/>
+      <w:r>
+        <w:rPr>
+          <w:lang w:val="pt_PT" w:bidi="pt_PT"/>
+        </w:rPr>
+      </w:r>
+      <w:r>
+        <w:rPr>
+          <w:b/>
+          <w:lang w:val="pt_PT" w:bidi="pt_PT"/>
+        </w:rPr>
         <w:t>"porque teve compaixão de nós".</w:t>
       </w:r>
     </w:p>
@@ -14896,6 +17251,21 @@
           <w:b/>
           <w:lang w:val="pt_PT" w:bidi="pt_PT"/>
         </w:rPr>
+        <w:t>λουτροῦ παλινγενεσίας</w:t>
+      </w:r>
+    </w:p>
+    <w:p>
+      <w:pPr/>
+      <w:r>
+        <w:rPr>
+          <w:lang w:val="pt_PT" w:bidi="pt_PT"/>
+        </w:rPr>
+      </w:r>
+      <w:r>
+        <w:rPr>
+          <w:b/>
+          <w:lang w:val="pt_PT" w:bidi="pt_PT"/>
+        </w:rPr>
         <w:t>"nos lavou".</w:t>
       </w:r>
     </w:p>
@@ -15005,6 +17375,21 @@
           <w:b/>
           <w:lang w:val="pt_PT" w:bidi="pt_PT"/>
         </w:rPr>
+        <w:t>οὗ ἐξέχεεν ἐφ’ ἡμᾶς πλουσίως,</w:t>
+      </w:r>
+    </w:p>
+    <w:p>
+      <w:pPr/>
+      <w:r>
+        <w:rPr>
+          <w:lang w:val="pt_PT" w:bidi="pt_PT"/>
+        </w:rPr>
+      </w:r>
+      <w:r>
+        <w:rPr>
+          <w:b/>
+          <w:lang w:val="pt_PT" w:bidi="pt_PT"/>
+        </w:rPr>
         <w:t>"Deus derramou com generosidade o seu Espírito Santo sobre nós".</w:t>
       </w:r>
     </w:p>
@@ -15088,6 +17473,21 @@
           <w:b/>
           <w:lang w:val="pt_PT" w:bidi="pt_PT"/>
         </w:rPr>
+        <w:t>ἡμᾶς</w:t>
+      </w:r>
+    </w:p>
+    <w:p>
+      <w:pPr/>
+      <w:r>
+        <w:rPr>
+          <w:lang w:val="pt_PT" w:bidi="pt_PT"/>
+        </w:rPr>
+      </w:r>
+      <w:r>
+        <w:rPr>
+          <w:b/>
+          <w:lang w:val="pt_PT" w:bidi="pt_PT"/>
+        </w:rPr>
         <w:t>"nós".</w:t>
       </w:r>
     </w:p>
@@ -15184,6 +17584,21 @@
           <w:b/>
           <w:lang w:val="pt_PT" w:bidi="pt_PT"/>
         </w:rPr>
+        <w:t>διὰ Ἰησοῦ Χριστοῦ, τοῦ Σωτῆρος ἡμῶν</w:t>
+      </w:r>
+    </w:p>
+    <w:p>
+      <w:pPr/>
+      <w:r>
+        <w:rPr>
+          <w:lang w:val="pt_PT" w:bidi="pt_PT"/>
+        </w:rPr>
+      </w:r>
+      <w:r>
+        <w:rPr>
+          <w:b/>
+          <w:lang w:val="pt_PT" w:bidi="pt_PT"/>
+        </w:rPr>
         <w:t>"por meio de Jesus Cristo, o nosso Salvador".</w:t>
       </w:r>
     </w:p>
@@ -15247,6 +17662,21 @@
           <w:b/>
           <w:lang w:val="pt_PT" w:bidi="pt_PT"/>
         </w:rPr>
+        <w:t>ἡμῶν</w:t>
+      </w:r>
+    </w:p>
+    <w:p>
+      <w:pPr/>
+      <w:r>
+        <w:rPr>
+          <w:lang w:val="pt_PT" w:bidi="pt_PT"/>
+        </w:rPr>
+      </w:r>
+      <w:r>
+        <w:rPr>
+          <w:b/>
+          <w:lang w:val="pt_PT" w:bidi="pt_PT"/>
+        </w:rPr>
         <w:t>"nosso".</w:t>
       </w:r>
     </w:p>
@@ -15343,6 +17773,21 @@
           <w:b/>
           <w:lang w:val="pt_PT" w:bidi="pt_PT"/>
         </w:rPr>
+        <w:t>ἵνα</w:t>
+      </w:r>
+    </w:p>
+    <w:p>
+      <w:pPr/>
+      <w:r>
+        <w:rPr>
+          <w:lang w:val="pt_PT" w:bidi="pt_PT"/>
+        </w:rPr>
+      </w:r>
+      <w:r>
+        <w:rPr>
+          <w:b/>
+          <w:lang w:val="pt_PT" w:bidi="pt_PT"/>
+        </w:rPr>
         <w:t>"para que".</w:t>
       </w:r>
     </w:p>
@@ -15465,6 +17910,21 @@
           <w:b/>
           <w:lang w:val="pt_PT" w:bidi="pt_PT"/>
         </w:rPr>
+        <w:t>δικαιωθέντες</w:t>
+      </w:r>
+    </w:p>
+    <w:p>
+      <w:pPr/>
+      <w:r>
+        <w:rPr>
+          <w:lang w:val="pt_PT" w:bidi="pt_PT"/>
+        </w:rPr>
+      </w:r>
+      <w:r>
+        <w:rPr>
+          <w:b/>
+          <w:lang w:val="pt_PT" w:bidi="pt_PT"/>
+        </w:rPr>
         <w:t>"sejamos aceitos".</w:t>
       </w:r>
     </w:p>
@@ -15561,6 +18021,21 @@
           <w:b/>
           <w:lang w:val="pt_PT" w:bidi="pt_PT"/>
         </w:rPr>
+        <w:t>τῇ ἐκείνου χάριτι</w:t>
+      </w:r>
+    </w:p>
+    <w:p>
+      <w:pPr/>
+      <w:r>
+        <w:rPr>
+          <w:lang w:val="pt_PT" w:bidi="pt_PT"/>
+        </w:rPr>
+      </w:r>
+      <w:r>
+        <w:rPr>
+          <w:b/>
+          <w:lang w:val="pt_PT" w:bidi="pt_PT"/>
+        </w:rPr>
         <w:t>"pela sua graça".</w:t>
       </w:r>
     </w:p>
@@ -15657,6 +18132,21 @@
           <w:b/>
           <w:lang w:val="pt_PT" w:bidi="pt_PT"/>
         </w:rPr>
+        <w:t>ἐκείνου</w:t>
+      </w:r>
+    </w:p>
+    <w:p>
+      <w:pPr/>
+      <w:r>
+        <w:rPr>
+          <w:lang w:val="pt_PT" w:bidi="pt_PT"/>
+        </w:rPr>
+      </w:r>
+      <w:r>
+        <w:rPr>
+          <w:b/>
+          <w:lang w:val="pt_PT" w:bidi="pt_PT"/>
+        </w:rPr>
         <w:t>"por sua".</w:t>
       </w:r>
     </w:p>
@@ -15753,6 +18243,21 @@
           <w:b/>
           <w:lang w:val="pt_PT" w:bidi="pt_PT"/>
         </w:rPr>
+        <w:t>κληρονόμοι γενηθῶμεν, κατ’ ἐλπίδα ζωῆς αἰωνίου</w:t>
+      </w:r>
+    </w:p>
+    <w:p>
+      <w:pPr/>
+      <w:r>
+        <w:rPr>
+          <w:lang w:val="pt_PT" w:bidi="pt_PT"/>
+        </w:rPr>
+      </w:r>
+      <w:r>
+        <w:rPr>
+          <w:b/>
+          <w:lang w:val="pt_PT" w:bidi="pt_PT"/>
+        </w:rPr>
         <w:t>"aceitos por Deus e recebamos a vida eterna que esperamos".</w:t>
       </w:r>
     </w:p>
@@ -15836,6 +18341,21 @@
           <w:b/>
           <w:lang w:val="pt_PT" w:bidi="pt_PT"/>
         </w:rPr>
+        <w:t>ὁ λόγος</w:t>
+      </w:r>
+    </w:p>
+    <w:p>
+      <w:pPr/>
+      <w:r>
+        <w:rPr>
+          <w:lang w:val="pt_PT" w:bidi="pt_PT"/>
+        </w:rPr>
+      </w:r>
+      <w:r>
+        <w:rPr>
+          <w:b/>
+          <w:lang w:val="pt_PT" w:bidi="pt_PT"/>
+        </w:rPr>
         <w:t>"Esse ensinamento".</w:t>
       </w:r>
     </w:p>
@@ -15926,6 +18446,21 @@
           <w:b/>
           <w:lang w:val="pt_PT" w:bidi="pt_PT"/>
         </w:rPr>
+        <w:t>τούτων</w:t>
+      </w:r>
+    </w:p>
+    <w:p>
+      <w:pPr/>
+      <w:r>
+        <w:rPr>
+          <w:lang w:val="pt_PT" w:bidi="pt_PT"/>
+        </w:rPr>
+      </w:r>
+      <w:r>
+        <w:rPr>
+          <w:b/>
+          <w:lang w:val="pt_PT" w:bidi="pt_PT"/>
+        </w:rPr>
         <w:t>"Esse ensinamento".</w:t>
       </w:r>
     </w:p>
@@ -16022,6 +18557,21 @@
           <w:b/>
           <w:lang w:val="pt_PT" w:bidi="pt_PT"/>
         </w:rPr>
+        <w:t>φροντίζωσιν καλῶν ἔργων, προΐστασθαι</w:t>
+      </w:r>
+    </w:p>
+    <w:p>
+      <w:pPr/>
+      <w:r>
+        <w:rPr>
+          <w:lang w:val="pt_PT" w:bidi="pt_PT"/>
+        </w:rPr>
+      </w:r>
+      <w:r>
+        <w:rPr>
+          <w:b/>
+          <w:lang w:val="pt_PT" w:bidi="pt_PT"/>
+        </w:rPr>
         <w:t>"se interessem em usar o seu tempo fazendo o bem".</w:t>
       </w:r>
     </w:p>
@@ -16085,6 +18635,21 @@
           <w:b/>
           <w:lang w:val="pt_PT" w:bidi="pt_PT"/>
         </w:rPr>
+        <w:t>τοῖς ἀνθρώποις</w:t>
+      </w:r>
+    </w:p>
+    <w:p>
+      <w:pPr/>
+      <w:r>
+        <w:rPr>
+          <w:lang w:val="pt_PT" w:bidi="pt_PT"/>
+        </w:rPr>
+      </w:r>
+      <w:r>
+        <w:rPr>
+          <w:b/>
+          <w:lang w:val="pt_PT" w:bidi="pt_PT"/>
+        </w:rPr>
         <w:t>"para todos".</w:t>
       </w:r>
     </w:p>
@@ -16181,6 +18746,21 @@
           <w:b/>
           <w:lang w:val="pt_PT" w:bidi="pt_PT"/>
         </w:rPr>
+        <w:t>δὲ &amp; περιΐστασο</w:t>
+      </w:r>
+    </w:p>
+    <w:p>
+      <w:pPr/>
+      <w:r>
+        <w:rPr>
+          <w:lang w:val="pt_PT" w:bidi="pt_PT"/>
+        </w:rPr>
+      </w:r>
+      <w:r>
+        <w:rPr>
+          <w:b/>
+          <w:lang w:val="pt_PT" w:bidi="pt_PT"/>
+        </w:rPr>
         <w:t>"Mas evite".</w:t>
       </w:r>
     </w:p>
@@ -16277,6 +18857,21 @@
           <w:b/>
           <w:lang w:val="pt_PT" w:bidi="pt_PT"/>
         </w:rPr>
+        <w:t>μωρὰς &amp; ζητήσεις</w:t>
+      </w:r>
+    </w:p>
+    <w:p>
+      <w:pPr/>
+      <w:r>
+        <w:rPr>
+          <w:lang w:val="pt_PT" w:bidi="pt_PT"/>
+        </w:rPr>
+      </w:r>
+      <w:r>
+        <w:rPr>
+          <w:b/>
+          <w:lang w:val="pt_PT" w:bidi="pt_PT"/>
+        </w:rPr>
         <w:t>"tolas"</w:t>
       </w:r>
       <w:r>
@@ -16353,6 +18948,21 @@
           <w:b/>
           <w:lang w:val="pt_PT" w:bidi="pt_PT"/>
         </w:rPr>
+        <w:t>γενεαλογίας</w:t>
+      </w:r>
+    </w:p>
+    <w:p>
+      <w:pPr/>
+      <w:r>
+        <w:rPr>
+          <w:lang w:val="pt_PT" w:bidi="pt_PT"/>
+        </w:rPr>
+      </w:r>
+      <w:r>
+        <w:rPr>
+          <w:b/>
+          <w:lang w:val="pt_PT" w:bidi="pt_PT"/>
+        </w:rPr>
         <w:t>"listas de nomes de antepassados".</w:t>
       </w:r>
     </w:p>
@@ -16462,6 +19072,21 @@
           <w:b/>
           <w:lang w:val="pt_PT" w:bidi="pt_PT"/>
         </w:rPr>
+        <w:t>ἔρεις</w:t>
+      </w:r>
+    </w:p>
+    <w:p>
+      <w:pPr/>
+      <w:r>
+        <w:rPr>
+          <w:lang w:val="pt_PT" w:bidi="pt_PT"/>
+        </w:rPr>
+      </w:r>
+      <w:r>
+        <w:rPr>
+          <w:b/>
+          <w:lang w:val="pt_PT" w:bidi="pt_PT"/>
+        </w:rPr>
         <w:t>"brigas".</w:t>
       </w:r>
     </w:p>
@@ -16558,6 +19183,21 @@
           <w:b/>
           <w:lang w:val="pt_PT" w:bidi="pt_PT"/>
         </w:rPr>
+        <w:t>νομικὰς</w:t>
+      </w:r>
+    </w:p>
+    <w:p>
+      <w:pPr/>
+      <w:r>
+        <w:rPr>
+          <w:lang w:val="pt_PT" w:bidi="pt_PT"/>
+        </w:rPr>
+      </w:r>
+      <w:r>
+        <w:rPr>
+          <w:b/>
+          <w:lang w:val="pt_PT" w:bidi="pt_PT"/>
+        </w:rPr>
         <w:t>"a respeito da lei dos judeus".</w:t>
       </w:r>
     </w:p>
@@ -16641,6 +19281,21 @@
           <w:b/>
           <w:lang w:val="pt_PT" w:bidi="pt_PT"/>
         </w:rPr>
+        <w:t>αἱρετικὸν ἄνθρωπον &amp; παραιτοῦ</w:t>
+      </w:r>
+    </w:p>
+    <w:p>
+      <w:pPr/>
+      <w:r>
+        <w:rPr>
+          <w:lang w:val="pt_PT" w:bidi="pt_PT"/>
+        </w:rPr>
+      </w:r>
+      <w:r>
+        <w:rPr>
+          <w:b/>
+          <w:lang w:val="pt_PT" w:bidi="pt_PT"/>
+        </w:rPr>
         <w:t>"Se uma pessoa causar divisões entre os irmãos na fé".</w:t>
       </w:r>
     </w:p>
@@ -16724,6 +19379,21 @@
           <w:b/>
           <w:lang w:val="pt_PT" w:bidi="pt_PT"/>
         </w:rPr>
+        <w:t>μετὰ μίαν καὶ δευτέραν νουθεσίαν</w:t>
+      </w:r>
+    </w:p>
+    <w:p>
+      <w:pPr/>
+      <w:r>
+        <w:rPr>
+          <w:lang w:val="pt_PT" w:bidi="pt_PT"/>
+        </w:rPr>
+      </w:r>
+      <w:r>
+        <w:rPr>
+          <w:b/>
+          <w:lang w:val="pt_PT" w:bidi="pt_PT"/>
+        </w:rPr>
         <w:t>"aconselhe essa pessoa uma ou duas vezes".</w:t>
       </w:r>
     </w:p>
@@ -16807,6 +19477,21 @@
           <w:b/>
           <w:lang w:val="pt_PT" w:bidi="pt_PT"/>
         </w:rPr>
+        <w:t>ὁ τοιοῦτος</w:t>
+      </w:r>
+    </w:p>
+    <w:p>
+      <w:pPr/>
+      <w:r>
+        <w:rPr>
+          <w:lang w:val="pt_PT" w:bidi="pt_PT"/>
+        </w:rPr>
+      </w:r>
+      <w:r>
+        <w:rPr>
+          <w:b/>
+          <w:lang w:val="pt_PT" w:bidi="pt_PT"/>
+        </w:rPr>
         <w:t>"uma pessoa como esta".</w:t>
       </w:r>
     </w:p>
@@ -16870,6 +19555,21 @@
           <w:b/>
           <w:lang w:val="pt_PT" w:bidi="pt_PT"/>
         </w:rPr>
+        <w:t>ἐξέστραπται</w:t>
+      </w:r>
+    </w:p>
+    <w:p>
+      <w:pPr/>
+      <w:r>
+        <w:rPr>
+          <w:lang w:val="pt_PT" w:bidi="pt_PT"/>
+        </w:rPr>
+      </w:r>
+      <w:r>
+        <w:rPr>
+          <w:b/>
+          <w:lang w:val="pt_PT" w:bidi="pt_PT"/>
+        </w:rPr>
         <w:t>"abandonou completamente o evangelho".</w:t>
       </w:r>
     </w:p>
@@ -16966,6 +19666,21 @@
           <w:b/>
           <w:lang w:val="pt_PT" w:bidi="pt_PT"/>
         </w:rPr>
+        <w:t>ὢν αὐτοκατάκριτος</w:t>
+      </w:r>
+    </w:p>
+    <w:p>
+      <w:pPr/>
+      <w:r>
+        <w:rPr>
+          <w:lang w:val="pt_PT" w:bidi="pt_PT"/>
+        </w:rPr>
+      </w:r>
+      <w:r>
+        <w:rPr>
+          <w:b/>
+          <w:lang w:val="pt_PT" w:bidi="pt_PT"/>
+        </w:rPr>
         <w:t>"os seus pecados provam que ela está errada".</w:t>
       </w:r>
     </w:p>
@@ -17029,6 +19744,21 @@
           <w:b/>
           <w:lang w:val="pt_PT" w:bidi="pt_PT"/>
         </w:rPr>
+        <w:t>ὅταν πέμψω Ἀρτεμᾶν πρὸς σὲ ἢ Τυχικόν</w:t>
+      </w:r>
+    </w:p>
+    <w:p>
+      <w:pPr/>
+      <w:r>
+        <w:rPr>
+          <w:lang w:val="pt_PT" w:bidi="pt_PT"/>
+        </w:rPr>
+      </w:r>
+      <w:r>
+        <w:rPr>
+          <w:b/>
+          <w:lang w:val="pt_PT" w:bidi="pt_PT"/>
+        </w:rPr>
         <w:t>"Quando eu lhe mandar o irmão Ártemas ou o irmão Tíquico".</w:t>
       </w:r>
     </w:p>
@@ -17112,6 +19842,21 @@
           <w:b/>
           <w:lang w:val="pt_PT" w:bidi="pt_PT"/>
         </w:rPr>
+        <w:t>Ἀρτεμᾶν &amp; Τυχικόν</w:t>
+      </w:r>
+    </w:p>
+    <w:p>
+      <w:pPr/>
+      <w:r>
+        <w:rPr>
+          <w:lang w:val="pt_PT" w:bidi="pt_PT"/>
+        </w:rPr>
+      </w:r>
+      <w:r>
+        <w:rPr>
+          <w:b/>
+          <w:lang w:val="pt_PT" w:bidi="pt_PT"/>
+        </w:rPr>
         <w:t>"Ártemas"</w:t>
       </w:r>
       <w:r>
@@ -17228,6 +19973,21 @@
           <w:b/>
           <w:lang w:val="pt_PT" w:bidi="pt_PT"/>
         </w:rPr>
+        <w:t>σπούδασον ἐλθεῖν</w:t>
+      </w:r>
+    </w:p>
+    <w:p>
+      <w:pPr/>
+      <w:r>
+        <w:rPr>
+          <w:lang w:val="pt_PT" w:bidi="pt_PT"/>
+        </w:rPr>
+      </w:r>
+      <w:r>
+        <w:rPr>
+          <w:b/>
+          <w:lang w:val="pt_PT" w:bidi="pt_PT"/>
+        </w:rPr>
         <w:t>"faça o possível para ir".</w:t>
       </w:r>
     </w:p>
@@ -17291,6 +20051,21 @@
           <w:b/>
           <w:lang w:val="pt_PT" w:bidi="pt_PT"/>
         </w:rPr>
+        <w:t>σπούδασον</w:t>
+      </w:r>
+    </w:p>
+    <w:p>
+      <w:pPr/>
+      <w:r>
+        <w:rPr>
+          <w:lang w:val="pt_PT" w:bidi="pt_PT"/>
+        </w:rPr>
+      </w:r>
+      <w:r>
+        <w:rPr>
+          <w:b/>
+          <w:lang w:val="pt_PT" w:bidi="pt_PT"/>
+        </w:rPr>
         <w:t>"faça o possível".</w:t>
       </w:r>
     </w:p>
@@ -17387,6 +20162,21 @@
           <w:b/>
           <w:lang w:val="pt_PT" w:bidi="pt_PT"/>
         </w:rPr>
+        <w:t>σπουδαίως πρόπεμψον</w:t>
+      </w:r>
+    </w:p>
+    <w:p>
+      <w:pPr/>
+      <w:r>
+        <w:rPr>
+          <w:lang w:val="pt_PT" w:bidi="pt_PT"/>
+        </w:rPr>
+      </w:r>
+      <w:r>
+        <w:rPr>
+          <w:b/>
+          <w:lang w:val="pt_PT" w:bidi="pt_PT"/>
+        </w:rPr>
         <w:t>"tudo o que você puder a fim de que eles tenham o que precisarem".</w:t>
       </w:r>
     </w:p>
@@ -17483,6 +20273,21 @@
           <w:b/>
           <w:lang w:val="pt_PT" w:bidi="pt_PT"/>
         </w:rPr>
+        <w:t>Ζηνᾶν &amp; Ἀπολλῶν</w:t>
+      </w:r>
+    </w:p>
+    <w:p>
+      <w:pPr/>
+      <w:r>
+        <w:rPr>
+          <w:lang w:val="pt_PT" w:bidi="pt_PT"/>
+        </w:rPr>
+      </w:r>
+      <w:r>
+        <w:rPr>
+          <w:b/>
+          <w:lang w:val="pt_PT" w:bidi="pt_PT"/>
+        </w:rPr>
         <w:t>"Zenas"</w:t>
       </w:r>
       <w:r>
@@ -17599,6 +20404,21 @@
           <w:b/>
           <w:lang w:val="pt_PT" w:bidi="pt_PT"/>
         </w:rPr>
+        <w:t>καὶ Ἀπολλῶν</w:t>
+      </w:r>
+    </w:p>
+    <w:p>
+      <w:pPr/>
+      <w:r>
+        <w:rPr>
+          <w:lang w:val="pt_PT" w:bidi="pt_PT"/>
+        </w:rPr>
+      </w:r>
+      <w:r>
+        <w:rPr>
+          <w:b/>
+          <w:lang w:val="pt_PT" w:bidi="pt_PT"/>
+        </w:rPr>
         <w:t>"e também Apolo".</w:t>
       </w:r>
     </w:p>
@@ -17662,6 +20482,21 @@
           <w:b/>
           <w:lang w:val="pt_PT" w:bidi="pt_PT"/>
         </w:rPr>
+        <w:t>ἵνα μηδὲν αὐτοῖς λείπῃ</w:t>
+      </w:r>
+    </w:p>
+    <w:p>
+      <w:pPr/>
+      <w:r>
+        <w:rPr>
+          <w:lang w:val="pt_PT" w:bidi="pt_PT"/>
+        </w:rPr>
+      </w:r>
+      <w:r>
+        <w:rPr>
+          <w:b/>
+          <w:lang w:val="pt_PT" w:bidi="pt_PT"/>
+        </w:rPr>
         <w:t>"a fim de que eles tenham o que precisarem".</w:t>
       </w:r>
     </w:p>
@@ -17758,6 +20593,21 @@
           <w:b/>
           <w:lang w:val="pt_PT" w:bidi="pt_PT"/>
         </w:rPr>
+        <w:t>ἵνα μηδὲν αὐτοῖς λείπῃ</w:t>
+      </w:r>
+    </w:p>
+    <w:p>
+      <w:pPr/>
+      <w:r>
+        <w:rPr>
+          <w:lang w:val="pt_PT" w:bidi="pt_PT"/>
+        </w:rPr>
+      </w:r>
+      <w:r>
+        <w:rPr>
+          <w:b/>
+          <w:lang w:val="pt_PT" w:bidi="pt_PT"/>
+        </w:rPr>
         <w:t>"a fim de que eles tenham o que precisarem".</w:t>
       </w:r>
     </w:p>
@@ -17841,6 +20691,21 @@
           <w:b/>
           <w:lang w:val="pt_PT" w:bidi="pt_PT"/>
         </w:rPr>
+        <w:t>οἱ ἡμέτεροι</w:t>
+      </w:r>
+    </w:p>
+    <w:p>
+      <w:pPr/>
+      <w:r>
+        <w:rPr>
+          <w:lang w:val="pt_PT" w:bidi="pt_PT"/>
+        </w:rPr>
+      </w:r>
+      <w:r>
+        <w:rPr>
+          <w:b/>
+          <w:lang w:val="pt_PT" w:bidi="pt_PT"/>
+        </w:rPr>
         <w:t>"nossa gente".</w:t>
       </w:r>
     </w:p>
@@ -17937,6 +20802,21 @@
           <w:b/>
           <w:lang w:val="pt_PT" w:bidi="pt_PT"/>
         </w:rPr>
+        <w:t>οἱ ἡμέτεροι</w:t>
+      </w:r>
+    </w:p>
+    <w:p>
+      <w:pPr/>
+      <w:r>
+        <w:rPr>
+          <w:lang w:val="pt_PT" w:bidi="pt_PT"/>
+        </w:rPr>
+      </w:r>
+      <w:r>
+        <w:rPr>
+          <w:b/>
+          <w:lang w:val="pt_PT" w:bidi="pt_PT"/>
+        </w:rPr>
         <w:t>"nossa gente".</w:t>
       </w:r>
     </w:p>
@@ -18033,6 +20913,21 @@
           <w:b/>
           <w:lang w:val="pt_PT" w:bidi="pt_PT"/>
         </w:rPr>
+        <w:t>εἰς τὰς ἀναγκαίας χρείας</w:t>
+      </w:r>
+    </w:p>
+    <w:p>
+      <w:pPr/>
+      <w:r>
+        <w:rPr>
+          <w:lang w:val="pt_PT" w:bidi="pt_PT"/>
+        </w:rPr>
+      </w:r>
+      <w:r>
+        <w:rPr>
+          <w:b/>
+          <w:lang w:val="pt_PT" w:bidi="pt_PT"/>
+        </w:rPr>
         <w:t>"fazendo o bem e ajudando os outros em caso de necessidade".</w:t>
       </w:r>
     </w:p>
@@ -18129,6 +21024,21 @@
           <w:b/>
           <w:lang w:val="pt_PT" w:bidi="pt_PT"/>
         </w:rPr>
+        <w:t>ἵνα μὴ ὦσιν ἄκαρποι</w:t>
+      </w:r>
+    </w:p>
+    <w:p>
+      <w:pPr/>
+      <w:r>
+        <w:rPr>
+          <w:lang w:val="pt_PT" w:bidi="pt_PT"/>
+        </w:rPr>
+      </w:r>
+      <w:r>
+        <w:rPr>
+          <w:b/>
+          <w:lang w:val="pt_PT" w:bidi="pt_PT"/>
+        </w:rPr>
         <w:t>"para que assim a vida da nossa gente seja útil!".</w:t>
       </w:r>
     </w:p>
@@ -18212,6 +21122,21 @@
           <w:b/>
           <w:lang w:val="pt_PT" w:bidi="pt_PT"/>
         </w:rPr>
+        <w:t>ἵνα μὴ ὦσιν ἄκαρποι</w:t>
+      </w:r>
+    </w:p>
+    <w:p>
+      <w:pPr/>
+      <w:r>
+        <w:rPr>
+          <w:lang w:val="pt_PT" w:bidi="pt_PT"/>
+        </w:rPr>
+      </w:r>
+      <w:r>
+        <w:rPr>
+          <w:b/>
+          <w:lang w:val="pt_PT" w:bidi="pt_PT"/>
+        </w:rPr>
         <w:t>"para que assim a vida da nossa gente seja útil!".</w:t>
       </w:r>
     </w:p>
@@ -18295,6 +21220,21 @@
           <w:b/>
           <w:lang w:val="pt_PT" w:bidi="pt_PT"/>
         </w:rPr>
+        <w:t>ἀσπάζονταί σε</w:t>
+      </w:r>
+    </w:p>
+    <w:p>
+      <w:pPr/>
+      <w:r>
+        <w:rPr>
+          <w:lang w:val="pt_PT" w:bidi="pt_PT"/>
+        </w:rPr>
+      </w:r>
+      <w:r>
+        <w:rPr>
+          <w:b/>
+          <w:lang w:val="pt_PT" w:bidi="pt_PT"/>
+        </w:rPr>
         <w:t>"mandam saudações a você".</w:t>
       </w:r>
     </w:p>
@@ -18378,6 +21318,21 @@
           <w:b/>
           <w:lang w:val="pt_PT" w:bidi="pt_PT"/>
         </w:rPr>
+        <w:t>οἱ μετ’ ἐμοῦ πάντες</w:t>
+      </w:r>
+    </w:p>
+    <w:p>
+      <w:pPr/>
+      <w:r>
+        <w:rPr>
+          <w:lang w:val="pt_PT" w:bidi="pt_PT"/>
+        </w:rPr>
+      </w:r>
+      <w:r>
+        <w:rPr>
+          <w:b/>
+          <w:lang w:val="pt_PT" w:bidi="pt_PT"/>
+        </w:rPr>
         <w:t>"Todos que estão comigo".</w:t>
       </w:r>
     </w:p>
@@ -18461,6 +21416,21 @@
           <w:b/>
           <w:lang w:val="pt_PT" w:bidi="pt_PT"/>
         </w:rPr>
+        <w:t>τοὺς φιλοῦντας ἡμᾶς ἐν πίστει</w:t>
+      </w:r>
+    </w:p>
+    <w:p>
+      <w:pPr/>
+      <w:r>
+        <w:rPr>
+          <w:lang w:val="pt_PT" w:bidi="pt_PT"/>
+        </w:rPr>
+      </w:r>
+      <w:r>
+        <w:rPr>
+          <w:b/>
+          <w:lang w:val="pt_PT" w:bidi="pt_PT"/>
+        </w:rPr>
         <w:t>"aos nossos amigos na fé".</w:t>
       </w:r>
     </w:p>
@@ -18570,6 +21540,21 @@
           <w:b/>
           <w:lang w:val="pt_PT" w:bidi="pt_PT"/>
         </w:rPr>
+        <w:t>ἡμᾶς</w:t>
+      </w:r>
+    </w:p>
+    <w:p>
+      <w:pPr/>
+      <w:r>
+        <w:rPr>
+          <w:lang w:val="pt_PT" w:bidi="pt_PT"/>
+        </w:rPr>
+      </w:r>
+      <w:r>
+        <w:rPr>
+          <w:b/>
+          <w:lang w:val="pt_PT" w:bidi="pt_PT"/>
+        </w:rPr>
         <w:t>"nossos".</w:t>
       </w:r>
     </w:p>
@@ -18666,6 +21651,21 @@
           <w:b/>
           <w:lang w:val="pt_PT" w:bidi="pt_PT"/>
         </w:rPr>
+        <w:t>ἡ χάρις μετὰ πάντων ὑμῶν</w:t>
+      </w:r>
+    </w:p>
+    <w:p>
+      <w:pPr/>
+      <w:r>
+        <w:rPr>
+          <w:lang w:val="pt_PT" w:bidi="pt_PT"/>
+        </w:rPr>
+      </w:r>
+      <w:r>
+        <w:rPr>
+          <w:b/>
+          <w:lang w:val="pt_PT" w:bidi="pt_PT"/>
+        </w:rPr>
         <w:t>"Que a graça de Deus esteja com todos vocês!".</w:t>
       </w:r>
     </w:p>
@@ -18735,6 +21735,21 @@
         <w:rPr>
           <w:lang w:val="pt_PT" w:bidi="pt_PT"/>
         </w:rPr>
+      </w:r>
+    </w:p>
+    <w:p>
+      <w:pPr/>
+      <w:r>
+        <w:rPr>
+          <w:lang w:val="pt_PT" w:bidi="pt_PT"/>
+        </w:rPr>
+      </w:r>
+      <w:r>
+        <w:rPr>
+          <w:b/>
+          <w:lang w:val="pt_PT" w:bidi="pt_PT"/>
+        </w:rPr>
+        <w:t>ὑμῶν</w:t>
       </w:r>
     </w:p>
     <w:p>

--- a/por/docx/56.content.docx
+++ b/por/docx/56.content.docx
@@ -579,7 +579,7 @@
           <w:b/>
           <w:lang w:val="pt_PT" w:bidi="pt_PT"/>
         </w:rPr>
-        <w:t>κατὰ πίστιν ἐκλεκτῶν Θεοῦ καὶ ἐπίγνωσιν ἀληθείας</w:t>
+        <w:t>κατὰ πίστιν ἐκλεκτῶν Θεοῦ, καὶ ἐπίγνωσιν ἀληθείας</w:t>
       </w:r>
     </w:p>
     <w:p>
@@ -7917,7 +7917,7 @@
           <w:b/>
           <w:lang w:val="pt_PT" w:bidi="pt_PT"/>
         </w:rPr>
-        <w:t>ὑγιαίνοντας τῇ πίστει τῇ ἀγάπῃ, τῇ ὑπομονῇ</w:t>
+        <w:t>ὑγιαίνοντας τῇ πίστει, τῇ ἀγάπῃ, τῇ ὑπομονῇ</w:t>
       </w:r>
     </w:p>
     <w:p>
@@ -11804,7 +11804,7 @@
           <w:b/>
           <w:lang w:val="pt_PT" w:bidi="pt_PT"/>
         </w:rPr>
-        <w:t>ἐπεφάνη γὰρ ἡ χάρις τοῦ Θεοῦ σωτήριος πᾶσιν ἀνθρώποις</w:t>
+        <w:t>ἐπεφάνη γὰρ ἡ χάρις τοῦ Θεοῦ, σωτήριος πᾶσιν ἀνθρώποις</w:t>
       </w:r>
     </w:p>
     <w:p>
@@ -12587,7 +12587,7 @@
           <w:b/>
           <w:lang w:val="pt_PT" w:bidi="pt_PT"/>
         </w:rPr>
-        <w:t>ἀσέβειαν &amp; εὐσεβῶς</w:t>
+        <w:t>τὴν ἀσέβειαν &amp; εὐσεβῶς</w:t>
       </w:r>
     </w:p>
     <w:p>
@@ -17375,7 +17375,7 @@
           <w:b/>
           <w:lang w:val="pt_PT" w:bidi="pt_PT"/>
         </w:rPr>
-        <w:t>οὗ ἐξέχεεν ἐφ’ ἡμᾶς πλουσίως,</w:t>
+        <w:t>οὗ ἐξέχεεν ἐφ’ ἡμᾶς πλουσίως</w:t>
       </w:r>
     </w:p>
     <w:p>

--- a/por/docx/56.content.docx
+++ b/por/docx/56.content.docx
@@ -559,6 +559,163 @@
         <w:rPr>
           <w:lang w:val="pt_PT" w:bidi="pt_PT"/>
         </w:rPr>
+        <w:t>Tito - Introdução ao capítulo 1</w:t>
+      </w:r>
+      <w:r>
+        <w:rPr>
+          <w:lang w:val="pt_PT" w:bidi="pt_PT"/>
+        </w:rPr>
+      </w:r>
+    </w:p>
+    <w:p>
+      <w:pPr>
+        <w:pStyle w:val="Heading3"/>
+      </w:pPr>
+      <w:r>
+        <w:rPr>
+          <w:lang w:val="pt_PT" w:bidi="pt_PT"/>
+        </w:rPr>
+        <w:t>Estrutura e formatação</w:t>
+      </w:r>
+    </w:p>
+    <w:p>
+      <w:pPr/>
+      <w:r>
+        <w:rPr>
+          <w:lang w:val="pt_PT" w:bidi="pt_PT"/>
+        </w:rPr>
+      </w:r>
+      <w:r>
+        <w:rPr>
+          <w:lang w:val="pt_PT" w:bidi="pt_PT"/>
+        </w:rPr>
+        <w:t>Paulo apresenta formalmente esta carta nos versículos 1–4. Os escritores frequentemente começavam cartas dessa maneira no antigo Oriente Próximo.</w:t>
+      </w:r>
+    </w:p>
+    <w:p>
+      <w:pPr/>
+      <w:r>
+        <w:rPr>
+          <w:lang w:val="pt_PT" w:bidi="pt_PT"/>
+        </w:rPr>
+      </w:r>
+      <w:r>
+        <w:rPr>
+          <w:lang w:val="pt_PT" w:bidi="pt_PT"/>
+        </w:rPr>
+        <w:t xml:space="preserve">Nos versículos 6–9, Paulo lista várias qualidades que um homem deve ter se quiser ser um ancião na igreja. (Veja: </w:t>
+      </w:r>
+      <w:r>
+        <w:rPr>
+          <w:lang w:val="pt_PT" w:bidi="pt_PT"/>
+        </w:rPr>
+        <w:t>Substantivos abstratos</w:t>
+      </w:r>
+      <w:r>
+        <w:rPr>
+          <w:lang w:val="pt_PT" w:bidi="pt_PT"/>
+        </w:rPr>
+        <w:t>) Paulo fornece uma lista semelhante em 1 Timóteo 3.</w:t>
+      </w:r>
+    </w:p>
+    <w:p>
+      <w:pPr>
+        <w:pStyle w:val="Heading3"/>
+      </w:pPr>
+      <w:r>
+        <w:rPr>
+          <w:lang w:val="pt_PT" w:bidi="pt_PT"/>
+        </w:rPr>
+        <w:t>Conceitos especiais nesse capítulo</w:t>
+      </w:r>
+    </w:p>
+    <w:p>
+      <w:pPr>
+        <w:pStyle w:val="Heading4"/>
+      </w:pPr>
+      <w:r>
+        <w:rPr>
+          <w:lang w:val="pt_PT" w:bidi="pt_PT"/>
+        </w:rPr>
+        <w:t>Idosos</w:t>
+      </w:r>
+    </w:p>
+    <w:p>
+      <w:pPr/>
+      <w:r>
+        <w:rPr>
+          <w:lang w:val="pt_PT" w:bidi="pt_PT"/>
+        </w:rPr>
+      </w:r>
+      <w:r>
+        <w:rPr>
+          <w:lang w:val="pt_PT" w:bidi="pt_PT"/>
+        </w:rPr>
+        <w:t>A igreja tem utilizado diferentes títulos para os líderes da igreja. Alguns desses títulos incluem supervisor, ancião, pastor e bispo.</w:t>
+      </w:r>
+    </w:p>
+    <w:p>
+      <w:pPr>
+        <w:pStyle w:val="Heading3"/>
+      </w:pPr>
+      <w:r>
+        <w:rPr>
+          <w:lang w:val="pt_PT" w:bidi="pt_PT"/>
+        </w:rPr>
+        <w:t>Outras possíveis dificuldades de tradução nesse capítulo</w:t>
+      </w:r>
+    </w:p>
+    <w:p>
+      <w:pPr>
+        <w:pStyle w:val="Heading4"/>
+      </w:pPr>
+      <w:r>
+        <w:rPr>
+          <w:lang w:val="pt_PT" w:bidi="pt_PT"/>
+        </w:rPr>
+        <w:t>Deveria, pode, deve</w:t>
+      </w:r>
+    </w:p>
+    <w:p>
+      <w:pPr/>
+      <w:r>
+        <w:rPr>
+          <w:lang w:val="pt_PT" w:bidi="pt_PT"/>
+        </w:rPr>
+      </w:r>
+      <w:r>
+        <w:rPr>
+          <w:lang w:val="pt_PT" w:bidi="pt_PT"/>
+        </w:rPr>
+        <w:t>Algumas versões da Bíblia utilizam diferentes palavras que indicam requisitos ou obrigações. Esses verbos têm diferentes níveis de intensidade associados a eles. As sutis diferenças podem ser difíceis de traduzir. Outras versões traduzem esses verbos de uma maneira mais geral.</w:t>
+      </w:r>
+      <w:r>
+        <w:rPr>
+          <w:lang w:val="pt_PT" w:bidi="pt_PT"/>
+        </w:rPr>
+      </w:r>
+      <w:r>
+        <w:rPr>
+          <w:lang w:val="pt_PT" w:bidi="pt_PT"/>
+        </w:rPr>
+      </w:r>
+    </w:p>
+    <w:p>
+      <w:pPr/>
+      <w:r>
+        <w:rPr>
+          <w:lang w:val="pt_PT" w:bidi="pt_PT"/>
+        </w:rPr>
+      </w:r>
+    </w:p>
+    <w:p>
+      <w:pPr>
+        <w:pStyle w:val="Heading2"/>
+      </w:pPr>
+      <w:r>
+        <w:rPr>
+          <w:lang w:val="pt_PT" w:bidi="pt_PT"/>
+        </w:rPr>
         <w:t>Tito 1.1 (#1)</w:t>
       </w:r>
       <w:r>
@@ -7297,6 +7454,115 @@
         <w:rPr>
           <w:lang w:val="pt_PT" w:bidi="pt_PT"/>
         </w:rPr>
+        <w:t>Tito - Introdução ao capítulo 2</w:t>
+      </w:r>
+      <w:r>
+        <w:rPr>
+          <w:lang w:val="pt_PT" w:bidi="pt_PT"/>
+        </w:rPr>
+      </w:r>
+    </w:p>
+    <w:p>
+      <w:pPr/>
+      <w:r>
+        <w:rPr>
+          <w:lang w:val="pt_PT" w:bidi="pt_PT"/>
+        </w:rPr>
+      </w:r>
+      <w:r>
+        <w:rPr>
+          <w:lang w:val="pt_PT" w:bidi="pt_PT"/>
+        </w:rPr>
+        <w:t>Paulo continua dando a Tito razões para pregar a palavra de Deus e explica como os homens mais velhos, as mulheres mais velhas, os jovens e os escravos ou servos devem viver como crentes.</w:t>
+      </w:r>
+    </w:p>
+    <w:p>
+      <w:pPr>
+        <w:pStyle w:val="Heading3"/>
+      </w:pPr>
+      <w:r>
+        <w:rPr>
+          <w:lang w:val="pt_PT" w:bidi="pt_PT"/>
+        </w:rPr>
+        <w:t>Conceitos especiais nesse capítulo</w:t>
+      </w:r>
+    </w:p>
+    <w:p>
+      <w:pPr>
+        <w:pStyle w:val="Heading4"/>
+      </w:pPr>
+      <w:r>
+        <w:rPr>
+          <w:lang w:val="pt_PT" w:bidi="pt_PT"/>
+        </w:rPr>
+        <w:t>Papéis de gênero</w:t>
+      </w:r>
+    </w:p>
+    <w:p>
+      <w:pPr/>
+      <w:r>
+        <w:rPr>
+          <w:lang w:val="pt_PT" w:bidi="pt_PT"/>
+        </w:rPr>
+      </w:r>
+      <w:r>
+        <w:rPr>
+          <w:lang w:val="pt_PT" w:bidi="pt_PT"/>
+        </w:rPr>
+        <w:t>Os estudiosos estão divididos sobre como entender esta passagem em seu contexto histórico e cultural. Alguns acreditam que homens e mulheres são completamente iguais em todos os aspectos. Outros acreditam que Deus criou homens e mulheres para desempenharem papéis distintamente diferentes no casamento e na igreja. Os tradutores devem ter cuidado para não permitir que sua compreensão deste assunto afete a forma como traduzem esta passagem.</w:t>
+      </w:r>
+    </w:p>
+    <w:p>
+      <w:pPr>
+        <w:pStyle w:val="Heading4"/>
+      </w:pPr>
+      <w:r>
+        <w:rPr>
+          <w:lang w:val="pt_PT" w:bidi="pt_PT"/>
+        </w:rPr>
+        <w:t>Escravidão</w:t>
+      </w:r>
+    </w:p>
+    <w:p>
+      <w:pPr/>
+      <w:r>
+        <w:rPr>
+          <w:lang w:val="pt_PT" w:bidi="pt_PT"/>
+        </w:rPr>
+      </w:r>
+      <w:r>
+        <w:rPr>
+          <w:lang w:val="pt_PT" w:bidi="pt_PT"/>
+        </w:rPr>
+        <w:t>Paulo não discute neste capítulo se a escravidão é boa ou ruim; ele ensina os escravos a servirem fielmente seus senhores. Ele instrui todos os crentes a serem piedosos e a viverem corretamente em todas as situações.</w:t>
+      </w:r>
+      <w:r>
+        <w:rPr>
+          <w:lang w:val="pt_PT" w:bidi="pt_PT"/>
+        </w:rPr>
+      </w:r>
+      <w:r>
+        <w:rPr>
+          <w:lang w:val="pt_PT" w:bidi="pt_PT"/>
+        </w:rPr>
+      </w:r>
+    </w:p>
+    <w:p>
+      <w:pPr/>
+      <w:r>
+        <w:rPr>
+          <w:lang w:val="pt_PT" w:bidi="pt_PT"/>
+        </w:rPr>
+      </w:r>
+    </w:p>
+    <w:p>
+      <w:pPr>
+        <w:pStyle w:val="Heading2"/>
+      </w:pPr>
+      <w:r>
+        <w:rPr>
+          <w:lang w:val="pt_PT" w:bidi="pt_PT"/>
+        </w:rPr>
         <w:t>Tito 2.1 (#1)</w:t>
       </w:r>
       <w:r>
@@ -14661,6 +14927,157 @@
         <w:rPr>
           <w:lang w:val="pt_PT" w:bidi="pt_PT"/>
         </w:rPr>
+        <w:t>Tito - Introdução ao capítulo 3</w:t>
+      </w:r>
+      <w:r>
+        <w:rPr>
+          <w:lang w:val="pt_PT" w:bidi="pt_PT"/>
+        </w:rPr>
+      </w:r>
+    </w:p>
+    <w:p>
+      <w:pPr>
+        <w:pStyle w:val="Heading3"/>
+      </w:pPr>
+      <w:r>
+        <w:rPr>
+          <w:lang w:val="pt_PT" w:bidi="pt_PT"/>
+        </w:rPr>
+        <w:t>Estrutura e formatação</w:t>
+      </w:r>
+    </w:p>
+    <w:p>
+      <w:pPr/>
+      <w:r>
+        <w:rPr>
+          <w:lang w:val="pt_PT" w:bidi="pt_PT"/>
+        </w:rPr>
+      </w:r>
+      <w:r>
+        <w:rPr>
+          <w:lang w:val="pt_PT" w:bidi="pt_PT"/>
+        </w:rPr>
+        <w:t>Neste capítulo, Paulo continua dando instruções a Tito sobre como ensinar os anciãos e as pessoas sob seus cuidados em Creta.</w:t>
+      </w:r>
+    </w:p>
+    <w:p>
+      <w:pPr/>
+      <w:r>
+        <w:rPr>
+          <w:lang w:val="pt_PT" w:bidi="pt_PT"/>
+        </w:rPr>
+      </w:r>
+      <w:r>
+        <w:rPr>
+          <w:lang w:val="pt_PT" w:bidi="pt_PT"/>
+        </w:rPr>
+        <w:t>Nos versículos 1–7, Paulo explica como, pela misericórdia de Deus, o Espírito Santo renova nossas vidas e nos motiva a viver de uma maneira nova.</w:t>
+      </w:r>
+    </w:p>
+    <w:p>
+      <w:pPr/>
+      <w:r>
+        <w:rPr>
+          <w:lang w:val="pt_PT" w:bidi="pt_PT"/>
+        </w:rPr>
+      </w:r>
+      <w:r>
+        <w:rPr>
+          <w:lang w:val="pt_PT" w:bidi="pt_PT"/>
+        </w:rPr>
+        <w:t>Nos versículos 8–11, Paulo explica o que Tito deve evitar e como lidar com aqueles que causam contenda entre os crentes.</w:t>
+      </w:r>
+    </w:p>
+    <w:p>
+      <w:pPr/>
+      <w:r>
+        <w:rPr>
+          <w:lang w:val="pt_PT" w:bidi="pt_PT"/>
+        </w:rPr>
+      </w:r>
+      <w:r>
+        <w:rPr>
+          <w:lang w:val="pt_PT" w:bidi="pt_PT"/>
+        </w:rPr>
+        <w:t>Nos versículos 12–15, Paulo encerra a carta instruindo Tito sobre o que fazer após nomear anciãos em Creta e enviando saudações daqueles que estão com ele.</w:t>
+      </w:r>
+    </w:p>
+    <w:p>
+      <w:pPr/>
+      <w:r>
+        <w:rPr>
+          <w:lang w:val="pt_PT" w:bidi="pt_PT"/>
+        </w:rPr>
+      </w:r>
+      <w:r>
+        <w:rPr>
+          <w:lang w:val="pt_PT" w:bidi="pt_PT"/>
+        </w:rPr>
+        <w:t>O versículo 15 conclui formalmente esta carta. Esta era uma maneira comum de terminar uma carta no antigo Oriente Próximo.</w:t>
+      </w:r>
+    </w:p>
+    <w:p>
+      <w:pPr>
+        <w:pStyle w:val="Heading3"/>
+      </w:pPr>
+      <w:r>
+        <w:rPr>
+          <w:lang w:val="pt_PT" w:bidi="pt_PT"/>
+        </w:rPr>
+        <w:t>Conceitos especiais nesse capítulo</w:t>
+      </w:r>
+    </w:p>
+    <w:p>
+      <w:pPr>
+        <w:pStyle w:val="Heading4"/>
+      </w:pPr>
+      <w:r>
+        <w:rPr>
+          <w:lang w:val="pt_PT" w:bidi="pt_PT"/>
+        </w:rPr>
+        <w:t>Genealogias</w:t>
+      </w:r>
+    </w:p>
+    <w:p>
+      <w:pPr/>
+      <w:r>
+        <w:rPr>
+          <w:lang w:val="pt_PT" w:bidi="pt_PT"/>
+        </w:rPr>
+      </w:r>
+      <w:r>
+        <w:rPr>
+          <w:lang w:val="pt_PT" w:bidi="pt_PT"/>
+        </w:rPr>
+        <w:t>Genealogias (versículo 9) são listas que registram os ancestrais ou descendentes de uma pessoa e indicam de qual tribo e família ela veio. Por exemplo, os sacerdotes eram da tribo de Levi e da família de Arão. Algumas dessas listas incluíam histórias de ancestrais e até de seres espirituais. Essas listas e histórias eram usadas para discutir a origem das coisas e a importância de várias pessoas.</w:t>
+      </w:r>
+      <w:r>
+        <w:rPr>
+          <w:lang w:val="pt_PT" w:bidi="pt_PT"/>
+        </w:rPr>
+      </w:r>
+      <w:r>
+        <w:rPr>
+          <w:lang w:val="pt_PT" w:bidi="pt_PT"/>
+        </w:rPr>
+      </w:r>
+    </w:p>
+    <w:p>
+      <w:pPr/>
+      <w:r>
+        <w:rPr>
+          <w:lang w:val="pt_PT" w:bidi="pt_PT"/>
+        </w:rPr>
+      </w:r>
+    </w:p>
+    <w:p>
+      <w:pPr>
+        <w:pStyle w:val="Heading2"/>
+      </w:pPr>
+      <w:r>
+        <w:rPr>
+          <w:lang w:val="pt_PT" w:bidi="pt_PT"/>
+        </w:rPr>
         <w:t>Tito 3.1 (#1)</w:t>
       </w:r>
       <w:r>
@@ -21812,423 +22229,6 @@
           <w:lang w:val="pt_PT" w:bidi="pt_PT"/>
         </w:rPr>
         <w:t>Formas de ‘você’ — Singular.</w:t>
-      </w:r>
-      <w:r>
-        <w:rPr>
-          <w:lang w:val="pt_PT" w:bidi="pt_PT"/>
-        </w:rPr>
-      </w:r>
-      <w:r>
-        <w:rPr>
-          <w:lang w:val="pt_PT" w:bidi="pt_PT"/>
-        </w:rPr>
-      </w:r>
-    </w:p>
-    <w:p>
-      <w:pPr/>
-      <w:r>
-        <w:rPr>
-          <w:lang w:val="pt_PT" w:bidi="pt_PT"/>
-        </w:rPr>
-      </w:r>
-    </w:p>
-    <w:p>
-      <w:pPr>
-        <w:pStyle w:val="Heading2"/>
-      </w:pPr>
-      <w:r>
-        <w:rPr>
-          <w:lang w:val="pt_PT" w:bidi="pt_PT"/>
-        </w:rPr>
-        <w:t>Tito - Introdução ao capítulo 1</w:t>
-      </w:r>
-      <w:r>
-        <w:rPr>
-          <w:lang w:val="pt_PT" w:bidi="pt_PT"/>
-        </w:rPr>
-      </w:r>
-    </w:p>
-    <w:p>
-      <w:pPr>
-        <w:pStyle w:val="Heading3"/>
-      </w:pPr>
-      <w:r>
-        <w:rPr>
-          <w:lang w:val="pt_PT" w:bidi="pt_PT"/>
-        </w:rPr>
-        <w:t>Estrutura e formatação</w:t>
-      </w:r>
-    </w:p>
-    <w:p>
-      <w:pPr/>
-      <w:r>
-        <w:rPr>
-          <w:lang w:val="pt_PT" w:bidi="pt_PT"/>
-        </w:rPr>
-      </w:r>
-      <w:r>
-        <w:rPr>
-          <w:lang w:val="pt_PT" w:bidi="pt_PT"/>
-        </w:rPr>
-        <w:t>Paulo apresenta formalmente esta carta nos versículos 1–4. Os escritores frequentemente começavam cartas dessa maneira no antigo Oriente Próximo.</w:t>
-      </w:r>
-    </w:p>
-    <w:p>
-      <w:pPr/>
-      <w:r>
-        <w:rPr>
-          <w:lang w:val="pt_PT" w:bidi="pt_PT"/>
-        </w:rPr>
-      </w:r>
-      <w:r>
-        <w:rPr>
-          <w:lang w:val="pt_PT" w:bidi="pt_PT"/>
-        </w:rPr>
-        <w:t xml:space="preserve">Nos versículos 6–9, Paulo lista várias qualidades que um homem deve ter se quiser ser um ancião na igreja. (Veja: </w:t>
-      </w:r>
-      <w:r>
-        <w:rPr>
-          <w:lang w:val="pt_PT" w:bidi="pt_PT"/>
-        </w:rPr>
-        <w:t>Substantivos abstratos</w:t>
-      </w:r>
-      <w:r>
-        <w:rPr>
-          <w:lang w:val="pt_PT" w:bidi="pt_PT"/>
-        </w:rPr>
-        <w:t>) Paulo fornece uma lista semelhante em 1 Timóteo 3.</w:t>
-      </w:r>
-    </w:p>
-    <w:p>
-      <w:pPr>
-        <w:pStyle w:val="Heading3"/>
-      </w:pPr>
-      <w:r>
-        <w:rPr>
-          <w:lang w:val="pt_PT" w:bidi="pt_PT"/>
-        </w:rPr>
-        <w:t>Conceitos especiais nesse capítulo</w:t>
-      </w:r>
-    </w:p>
-    <w:p>
-      <w:pPr>
-        <w:pStyle w:val="Heading4"/>
-      </w:pPr>
-      <w:r>
-        <w:rPr>
-          <w:lang w:val="pt_PT" w:bidi="pt_PT"/>
-        </w:rPr>
-        <w:t>Idosos</w:t>
-      </w:r>
-    </w:p>
-    <w:p>
-      <w:pPr/>
-      <w:r>
-        <w:rPr>
-          <w:lang w:val="pt_PT" w:bidi="pt_PT"/>
-        </w:rPr>
-      </w:r>
-      <w:r>
-        <w:rPr>
-          <w:lang w:val="pt_PT" w:bidi="pt_PT"/>
-        </w:rPr>
-        <w:t>A igreja tem utilizado diferentes títulos para os líderes da igreja. Alguns desses títulos incluem supervisor, ancião, pastor e bispo.</w:t>
-      </w:r>
-    </w:p>
-    <w:p>
-      <w:pPr>
-        <w:pStyle w:val="Heading3"/>
-      </w:pPr>
-      <w:r>
-        <w:rPr>
-          <w:lang w:val="pt_PT" w:bidi="pt_PT"/>
-        </w:rPr>
-        <w:t>Outras possíveis dificuldades de tradução nesse capítulo</w:t>
-      </w:r>
-    </w:p>
-    <w:p>
-      <w:pPr>
-        <w:pStyle w:val="Heading4"/>
-      </w:pPr>
-      <w:r>
-        <w:rPr>
-          <w:lang w:val="pt_PT" w:bidi="pt_PT"/>
-        </w:rPr>
-        <w:t>Deveria, pode, deve</w:t>
-      </w:r>
-    </w:p>
-    <w:p>
-      <w:pPr/>
-      <w:r>
-        <w:rPr>
-          <w:lang w:val="pt_PT" w:bidi="pt_PT"/>
-        </w:rPr>
-      </w:r>
-      <w:r>
-        <w:rPr>
-          <w:lang w:val="pt_PT" w:bidi="pt_PT"/>
-        </w:rPr>
-        <w:t>Algumas versões da Bíblia utilizam diferentes palavras que indicam requisitos ou obrigações. Esses verbos têm diferentes níveis de intensidade associados a eles. As sutis diferenças podem ser difíceis de traduzir. Outras versões traduzem esses verbos de uma maneira mais geral.</w:t>
-      </w:r>
-      <w:r>
-        <w:rPr>
-          <w:lang w:val="pt_PT" w:bidi="pt_PT"/>
-        </w:rPr>
-      </w:r>
-      <w:r>
-        <w:rPr>
-          <w:lang w:val="pt_PT" w:bidi="pt_PT"/>
-        </w:rPr>
-      </w:r>
-    </w:p>
-    <w:p>
-      <w:pPr/>
-      <w:r>
-        <w:rPr>
-          <w:lang w:val="pt_PT" w:bidi="pt_PT"/>
-        </w:rPr>
-      </w:r>
-    </w:p>
-    <w:p>
-      <w:pPr>
-        <w:pStyle w:val="Heading2"/>
-      </w:pPr>
-      <w:r>
-        <w:rPr>
-          <w:lang w:val="pt_PT" w:bidi="pt_PT"/>
-        </w:rPr>
-        <w:t>Tito - Introdução ao capítulo 2</w:t>
-      </w:r>
-      <w:r>
-        <w:rPr>
-          <w:lang w:val="pt_PT" w:bidi="pt_PT"/>
-        </w:rPr>
-      </w:r>
-    </w:p>
-    <w:p>
-      <w:pPr/>
-      <w:r>
-        <w:rPr>
-          <w:lang w:val="pt_PT" w:bidi="pt_PT"/>
-        </w:rPr>
-      </w:r>
-      <w:r>
-        <w:rPr>
-          <w:lang w:val="pt_PT" w:bidi="pt_PT"/>
-        </w:rPr>
-        <w:t>Paulo continua dando a Tito razões para pregar a palavra de Deus e explica como os homens mais velhos, as mulheres mais velhas, os jovens e os escravos ou servos devem viver como crentes.</w:t>
-      </w:r>
-    </w:p>
-    <w:p>
-      <w:pPr>
-        <w:pStyle w:val="Heading3"/>
-      </w:pPr>
-      <w:r>
-        <w:rPr>
-          <w:lang w:val="pt_PT" w:bidi="pt_PT"/>
-        </w:rPr>
-        <w:t>Conceitos especiais nesse capítulo</w:t>
-      </w:r>
-    </w:p>
-    <w:p>
-      <w:pPr>
-        <w:pStyle w:val="Heading4"/>
-      </w:pPr>
-      <w:r>
-        <w:rPr>
-          <w:lang w:val="pt_PT" w:bidi="pt_PT"/>
-        </w:rPr>
-        <w:t>Papéis de gênero</w:t>
-      </w:r>
-    </w:p>
-    <w:p>
-      <w:pPr/>
-      <w:r>
-        <w:rPr>
-          <w:lang w:val="pt_PT" w:bidi="pt_PT"/>
-        </w:rPr>
-      </w:r>
-      <w:r>
-        <w:rPr>
-          <w:lang w:val="pt_PT" w:bidi="pt_PT"/>
-        </w:rPr>
-        <w:t>Os estudiosos estão divididos sobre como entender esta passagem em seu contexto histórico e cultural. Alguns acreditam que homens e mulheres são completamente iguais em todos os aspectos. Outros acreditam que Deus criou homens e mulheres para desempenharem papéis distintamente diferentes no casamento e na igreja. Os tradutores devem ter cuidado para não permitir que sua compreensão deste assunto afete a forma como traduzem esta passagem.</w:t>
-      </w:r>
-    </w:p>
-    <w:p>
-      <w:pPr>
-        <w:pStyle w:val="Heading4"/>
-      </w:pPr>
-      <w:r>
-        <w:rPr>
-          <w:lang w:val="pt_PT" w:bidi="pt_PT"/>
-        </w:rPr>
-        <w:t>Escravidão</w:t>
-      </w:r>
-    </w:p>
-    <w:p>
-      <w:pPr/>
-      <w:r>
-        <w:rPr>
-          <w:lang w:val="pt_PT" w:bidi="pt_PT"/>
-        </w:rPr>
-      </w:r>
-      <w:r>
-        <w:rPr>
-          <w:lang w:val="pt_PT" w:bidi="pt_PT"/>
-        </w:rPr>
-        <w:t>Paulo não discute neste capítulo se a escravidão é boa ou ruim; ele ensina os escravos a servirem fielmente seus senhores. Ele instrui todos os crentes a serem piedosos e a viverem corretamente em todas as situações.</w:t>
-      </w:r>
-      <w:r>
-        <w:rPr>
-          <w:lang w:val="pt_PT" w:bidi="pt_PT"/>
-        </w:rPr>
-      </w:r>
-      <w:r>
-        <w:rPr>
-          <w:lang w:val="pt_PT" w:bidi="pt_PT"/>
-        </w:rPr>
-      </w:r>
-    </w:p>
-    <w:p>
-      <w:pPr/>
-      <w:r>
-        <w:rPr>
-          <w:lang w:val="pt_PT" w:bidi="pt_PT"/>
-        </w:rPr>
-      </w:r>
-    </w:p>
-    <w:p>
-      <w:pPr>
-        <w:pStyle w:val="Heading2"/>
-      </w:pPr>
-      <w:r>
-        <w:rPr>
-          <w:lang w:val="pt_PT" w:bidi="pt_PT"/>
-        </w:rPr>
-        <w:t>Tito - Introdução ao capítulo 3</w:t>
-      </w:r>
-      <w:r>
-        <w:rPr>
-          <w:lang w:val="pt_PT" w:bidi="pt_PT"/>
-        </w:rPr>
-      </w:r>
-    </w:p>
-    <w:p>
-      <w:pPr>
-        <w:pStyle w:val="Heading3"/>
-      </w:pPr>
-      <w:r>
-        <w:rPr>
-          <w:lang w:val="pt_PT" w:bidi="pt_PT"/>
-        </w:rPr>
-        <w:t>Estrutura e formatação</w:t>
-      </w:r>
-    </w:p>
-    <w:p>
-      <w:pPr/>
-      <w:r>
-        <w:rPr>
-          <w:lang w:val="pt_PT" w:bidi="pt_PT"/>
-        </w:rPr>
-      </w:r>
-      <w:r>
-        <w:rPr>
-          <w:lang w:val="pt_PT" w:bidi="pt_PT"/>
-        </w:rPr>
-        <w:t>Neste capítulo, Paulo continua dando instruções a Tito sobre como ensinar os anciãos e as pessoas sob seus cuidados em Creta.</w:t>
-      </w:r>
-    </w:p>
-    <w:p>
-      <w:pPr/>
-      <w:r>
-        <w:rPr>
-          <w:lang w:val="pt_PT" w:bidi="pt_PT"/>
-        </w:rPr>
-      </w:r>
-      <w:r>
-        <w:rPr>
-          <w:lang w:val="pt_PT" w:bidi="pt_PT"/>
-        </w:rPr>
-        <w:t>Nos versículos 1–7, Paulo explica como, pela misericórdia de Deus, o Espírito Santo renova nossas vidas e nos motiva a viver de uma maneira nova.</w:t>
-      </w:r>
-    </w:p>
-    <w:p>
-      <w:pPr/>
-      <w:r>
-        <w:rPr>
-          <w:lang w:val="pt_PT" w:bidi="pt_PT"/>
-        </w:rPr>
-      </w:r>
-      <w:r>
-        <w:rPr>
-          <w:lang w:val="pt_PT" w:bidi="pt_PT"/>
-        </w:rPr>
-        <w:t>Nos versículos 8–11, Paulo explica o que Tito deve evitar e como lidar com aqueles que causam contenda entre os crentes.</w:t>
-      </w:r>
-    </w:p>
-    <w:p>
-      <w:pPr/>
-      <w:r>
-        <w:rPr>
-          <w:lang w:val="pt_PT" w:bidi="pt_PT"/>
-        </w:rPr>
-      </w:r>
-      <w:r>
-        <w:rPr>
-          <w:lang w:val="pt_PT" w:bidi="pt_PT"/>
-        </w:rPr>
-        <w:t>Nos versículos 12–15, Paulo encerra a carta instruindo Tito sobre o que fazer após nomear anciãos em Creta e enviando saudações daqueles que estão com ele.</w:t>
-      </w:r>
-    </w:p>
-    <w:p>
-      <w:pPr/>
-      <w:r>
-        <w:rPr>
-          <w:lang w:val="pt_PT" w:bidi="pt_PT"/>
-        </w:rPr>
-      </w:r>
-      <w:r>
-        <w:rPr>
-          <w:lang w:val="pt_PT" w:bidi="pt_PT"/>
-        </w:rPr>
-        <w:t>O versículo 15 conclui formalmente esta carta. Esta era uma maneira comum de terminar uma carta no antigo Oriente Próximo.</w:t>
-      </w:r>
-    </w:p>
-    <w:p>
-      <w:pPr>
-        <w:pStyle w:val="Heading3"/>
-      </w:pPr>
-      <w:r>
-        <w:rPr>
-          <w:lang w:val="pt_PT" w:bidi="pt_PT"/>
-        </w:rPr>
-        <w:t>Conceitos especiais nesse capítulo</w:t>
-      </w:r>
-    </w:p>
-    <w:p>
-      <w:pPr>
-        <w:pStyle w:val="Heading4"/>
-      </w:pPr>
-      <w:r>
-        <w:rPr>
-          <w:lang w:val="pt_PT" w:bidi="pt_PT"/>
-        </w:rPr>
-        <w:t>Genealogias</w:t>
-      </w:r>
-    </w:p>
-    <w:p>
-      <w:pPr/>
-      <w:r>
-        <w:rPr>
-          <w:lang w:val="pt_PT" w:bidi="pt_PT"/>
-        </w:rPr>
-      </w:r>
-      <w:r>
-        <w:rPr>
-          <w:lang w:val="pt_PT" w:bidi="pt_PT"/>
-        </w:rPr>
-        <w:t>Genealogias (versículo 9) são listas que registram os ancestrais ou descendentes de uma pessoa e indicam de qual tribo e família ela veio. Por exemplo, os sacerdotes eram da tribo de Levi e da família de Arão. Algumas dessas listas incluíam histórias de ancestrais e até de seres espirituais. Essas listas e histórias eram usadas para discutir a origem das coisas e a importância de várias pessoas.</w:t>
       </w:r>
       <w:r>
         <w:rPr>

--- a/por/docx/56.content.docx
+++ b/por/docx/56.content.docx
@@ -736,6 +736,21 @@
           <w:b/>
           <w:lang w:val="pt_PT" w:bidi="pt_PT"/>
         </w:rPr>
+        <w:t>κατὰ πίστιν ἐκλεκτῶν Θεοῦ, καὶ ἐπίγνωσιν ἀληθείας</w:t>
+      </w:r>
+    </w:p>
+    <w:p>
+      <w:pPr/>
+      <w:r>
+        <w:rPr>
+          <w:lang w:val="pt_PT" w:bidi="pt_PT"/>
+        </w:rPr>
+      </w:r>
+      <w:r>
+        <w:rPr>
+          <w:b/>
+          <w:lang w:val="pt_PT" w:bidi="pt_PT"/>
+        </w:rPr>
         <w:t>"pela fé dos eleitos de Deus e pelo conhecimento da verdade"</w:t>
       </w:r>
     </w:p>
@@ -1054,6 +1069,21 @@
           <w:b/>
           <w:lang w:val="pt_PT" w:bidi="pt_PT"/>
         </w:rPr>
+        <w:t>τῆς κατ’ εὐσέβειαν</w:t>
+      </w:r>
+    </w:p>
+    <w:p>
+      <w:pPr/>
+      <w:r>
+        <w:rPr>
+          <w:lang w:val="pt_PT" w:bidi="pt_PT"/>
+        </w:rPr>
+      </w:r>
+      <w:r>
+        <w:rPr>
+          <w:b/>
+          <w:lang w:val="pt_PT" w:bidi="pt_PT"/>
+        </w:rPr>
         <w:t>"que leva à piedade"</w:t>
       </w:r>
     </w:p>
@@ -1287,6 +1317,21 @@
           <w:b/>
           <w:lang w:val="pt_PT" w:bidi="pt_PT"/>
         </w:rPr>
+        <w:t>ἐπ’ ἐλπίδι ζωῆς αἰωνίου</w:t>
+      </w:r>
+    </w:p>
+    <w:p>
+      <w:pPr/>
+      <w:r>
+        <w:rPr>
+          <w:lang w:val="pt_PT" w:bidi="pt_PT"/>
+        </w:rPr>
+      </w:r>
+      <w:r>
+        <w:rPr>
+          <w:b/>
+          <w:lang w:val="pt_PT" w:bidi="pt_PT"/>
+        </w:rPr>
         <w:t>"na esperança da vida eterna"</w:t>
       </w:r>
     </w:p>
@@ -1544,6 +1589,21 @@
           <w:b/>
           <w:lang w:val="pt_PT" w:bidi="pt_PT"/>
         </w:rPr>
+        <w:t>καιροῖς ἰδίοις</w:t>
+      </w:r>
+    </w:p>
+    <w:p>
+      <w:pPr/>
+      <w:r>
+        <w:rPr>
+          <w:lang w:val="pt_PT" w:bidi="pt_PT"/>
+        </w:rPr>
+      </w:r>
+      <w:r>
+        <w:rPr>
+          <w:b/>
+          <w:lang w:val="pt_PT" w:bidi="pt_PT"/>
+        </w:rPr>
         <w:t>"No Seu próprio tempo"</w:t>
       </w:r>
     </w:p>
@@ -2371,6 +2431,21 @@
           <w:b/>
           <w:lang w:val="pt_PT" w:bidi="pt_PT"/>
         </w:rPr>
+        <w:t>χάρις καὶ εἰρήνη ἀπὸ Θεοῦ Πατρὸς καὶ Χριστοῦ Ἰησοῦ τοῦ Σωτῆρος ἡμῶν</w:t>
+      </w:r>
+    </w:p>
+    <w:p>
+      <w:pPr/>
+      <w:r>
+        <w:rPr>
+          <w:lang w:val="pt_PT" w:bidi="pt_PT"/>
+        </w:rPr>
+      </w:r>
+      <w:r>
+        <w:rPr>
+          <w:b/>
+          <w:lang w:val="pt_PT" w:bidi="pt_PT"/>
+        </w:rPr>
         <w:t>"Graça e paz de Deus o Pai e Cristo Jesus nosso Salvador"</w:t>
       </w:r>
     </w:p>
@@ -2480,6 +2555,21 @@
           <w:b/>
           <w:lang w:val="pt_PT" w:bidi="pt_PT"/>
         </w:rPr>
+        <w:t>Χριστοῦ Ἰησοῦ τοῦ Σωτῆρος ἡμῶν</w:t>
+      </w:r>
+    </w:p>
+    <w:p>
+      <w:pPr/>
+      <w:r>
+        <w:rPr>
+          <w:lang w:val="pt_PT" w:bidi="pt_PT"/>
+        </w:rPr>
+      </w:r>
+      <w:r>
+        <w:rPr>
+          <w:b/>
+          <w:lang w:val="pt_PT" w:bidi="pt_PT"/>
+        </w:rPr>
         <w:t>"Cristo Jesus nosso Salvador"</w:t>
       </w:r>
     </w:p>
@@ -2765,6 +2855,21 @@
           <w:b/>
           <w:lang w:val="pt_PT" w:bidi="pt_PT"/>
         </w:rPr>
+        <w:t>ἀπέλιπόν σε ἐν Κρήτῃ</w:t>
+      </w:r>
+    </w:p>
+    <w:p>
+      <w:pPr/>
+      <w:r>
+        <w:rPr>
+          <w:lang w:val="pt_PT" w:bidi="pt_PT"/>
+        </w:rPr>
+      </w:r>
+      <w:r>
+        <w:rPr>
+          <w:b/>
+          <w:lang w:val="pt_PT" w:bidi="pt_PT"/>
+        </w:rPr>
         <w:t>"Eu deixei você em Creta"</w:t>
       </w:r>
     </w:p>
@@ -2828,6 +2933,21 @@
           <w:b/>
           <w:lang w:val="pt_PT" w:bidi="pt_PT"/>
         </w:rPr>
+        <w:t>ἵνα τὰ λείποντα ἐπιδιορθώσῃ</w:t>
+      </w:r>
+    </w:p>
+    <w:p>
+      <w:pPr/>
+      <w:r>
+        <w:rPr>
+          <w:lang w:val="pt_PT" w:bidi="pt_PT"/>
+        </w:rPr>
+      </w:r>
+      <w:r>
+        <w:rPr>
+          <w:b/>
+          <w:lang w:val="pt_PT" w:bidi="pt_PT"/>
+        </w:rPr>
         <w:t>"para que você colocasse em ordem o que estava inacabado"</w:t>
       </w:r>
     </w:p>
@@ -2891,6 +3011,21 @@
           <w:b/>
           <w:lang w:val="pt_PT" w:bidi="pt_PT"/>
         </w:rPr>
+        <w:t>καταστήσῃς &amp; πρεσβυτέρους</w:t>
+      </w:r>
+    </w:p>
+    <w:p>
+      <w:pPr/>
+      <w:r>
+        <w:rPr>
+          <w:lang w:val="pt_PT" w:bidi="pt_PT"/>
+        </w:rPr>
+      </w:r>
+      <w:r>
+        <w:rPr>
+          <w:b/>
+          <w:lang w:val="pt_PT" w:bidi="pt_PT"/>
+        </w:rPr>
         <w:t>"nomear"</w:t>
       </w:r>
       <w:r>
@@ -3620,6 +3755,21 @@
           <w:b/>
           <w:lang w:val="pt_PT" w:bidi="pt_PT"/>
         </w:rPr>
+        <w:t>μὴ πάροινον</w:t>
+      </w:r>
+    </w:p>
+    <w:p>
+      <w:pPr/>
+      <w:r>
+        <w:rPr>
+          <w:lang w:val="pt_PT" w:bidi="pt_PT"/>
+        </w:rPr>
+      </w:r>
+      <w:r>
+        <w:rPr>
+          <w:b/>
+          <w:lang w:val="pt_PT" w:bidi="pt_PT"/>
+        </w:rPr>
         <w:t>"não deve ser chegado ao vinho"</w:t>
       </w:r>
     </w:p>
@@ -3683,6 +3833,21 @@
           <w:b/>
           <w:lang w:val="pt_PT" w:bidi="pt_PT"/>
         </w:rPr>
+        <w:t>μὴ πλήκτην</w:t>
+      </w:r>
+    </w:p>
+    <w:p>
+      <w:pPr/>
+      <w:r>
+        <w:rPr>
+          <w:lang w:val="pt_PT" w:bidi="pt_PT"/>
+        </w:rPr>
+      </w:r>
+      <w:r>
+        <w:rPr>
+          <w:b/>
+          <w:lang w:val="pt_PT" w:bidi="pt_PT"/>
+        </w:rPr>
         <w:t>"nem violento"</w:t>
       </w:r>
     </w:p>
@@ -3981,6 +4146,21 @@
           <w:b/>
           <w:lang w:val="pt_PT" w:bidi="pt_PT"/>
         </w:rPr>
+        <w:t>σώφρονα &amp; ἐγκρατῆ</w:t>
+      </w:r>
+    </w:p>
+    <w:p>
+      <w:pPr/>
+      <w:r>
+        <w:rPr>
+          <w:lang w:val="pt_PT" w:bidi="pt_PT"/>
+        </w:rPr>
+      </w:r>
+      <w:r>
+        <w:rPr>
+          <w:b/>
+          <w:lang w:val="pt_PT" w:bidi="pt_PT"/>
+        </w:rPr>
         <w:t>"prudente"</w:t>
       </w:r>
       <w:r>
@@ -4325,6 +4505,21 @@
           <w:b/>
           <w:lang w:val="pt_PT" w:bidi="pt_PT"/>
         </w:rPr>
+        <w:t>κατὰ τὴν διδαχὴν</w:t>
+      </w:r>
+    </w:p>
+    <w:p>
+      <w:pPr/>
+      <w:r>
+        <w:rPr>
+          <w:lang w:val="pt_PT" w:bidi="pt_PT"/>
+        </w:rPr>
+      </w:r>
+      <w:r>
+        <w:rPr>
+          <w:b/>
+          <w:lang w:val="pt_PT" w:bidi="pt_PT"/>
+        </w:rPr>
         <w:t>"que está de acordo com a doutrina".</w:t>
       </w:r>
     </w:p>
@@ -5413,6 +5608,21 @@
           <w:b/>
           <w:lang w:val="pt_PT" w:bidi="pt_PT"/>
         </w:rPr>
+        <w:t>τις ἐξ αὐτῶν, ἴδιος αὐτῶν προφήτης</w:t>
+      </w:r>
+    </w:p>
+    <w:p>
+      <w:pPr/>
+      <w:r>
+        <w:rPr>
+          <w:lang w:val="pt_PT" w:bidi="pt_PT"/>
+        </w:rPr>
+      </w:r>
+      <w:r>
+        <w:rPr>
+          <w:b/>
+          <w:lang w:val="pt_PT" w:bidi="pt_PT"/>
+        </w:rPr>
         <w:t>"um deles, um profeta da ilha de Creta".</w:t>
       </w:r>
     </w:p>
@@ -5795,6 +6005,21 @@
         <w:rPr>
           <w:lang w:val="pt_PT" w:bidi="pt_PT"/>
         </w:rPr>
+      </w:r>
+    </w:p>
+    <w:p>
+      <w:pPr/>
+      <w:r>
+        <w:rPr>
+          <w:lang w:val="pt_PT" w:bidi="pt_PT"/>
+        </w:rPr>
+      </w:r>
+      <w:r>
+        <w:rPr>
+          <w:b/>
+          <w:lang w:val="pt_PT" w:bidi="pt_PT"/>
+        </w:rPr>
+        <w:t>δι’ ἣν αἰτίαν ἔλεγχε αὐτοὺς ἀποτόμως</w:t>
       </w:r>
     </w:p>
     <w:p>
@@ -6147,6 +6372,21 @@
           <w:b/>
           <w:lang w:val="pt_PT" w:bidi="pt_PT"/>
         </w:rPr>
+        <w:t>ἵνα ὑγιαίνωσιν ἐν τῇ πίστει</w:t>
+      </w:r>
+    </w:p>
+    <w:p>
+      <w:pPr/>
+      <w:r>
+        <w:rPr>
+          <w:lang w:val="pt_PT" w:bidi="pt_PT"/>
+        </w:rPr>
+      </w:r>
+      <w:r>
+        <w:rPr>
+          <w:b/>
+          <w:lang w:val="pt_PT" w:bidi="pt_PT"/>
+        </w:rPr>
         <w:t>"para que sejam sadios na fé".</w:t>
       </w:r>
     </w:p>
@@ -6478,6 +6718,21 @@
           <w:b/>
           <w:lang w:val="pt_PT" w:bidi="pt_PT"/>
         </w:rPr>
+        <w:t>Ἰουδαϊκοῖς μύθοις</w:t>
+      </w:r>
+    </w:p>
+    <w:p>
+      <w:pPr/>
+      <w:r>
+        <w:rPr>
+          <w:lang w:val="pt_PT" w:bidi="pt_PT"/>
+        </w:rPr>
+      </w:r>
+      <w:r>
+        <w:rPr>
+          <w:b/>
+          <w:lang w:val="pt_PT" w:bidi="pt_PT"/>
+        </w:rPr>
         <w:t>"histórias inventadas por judeus".</w:t>
       </w:r>
     </w:p>
@@ -6541,6 +6796,21 @@
           <w:b/>
           <w:lang w:val="pt_PT" w:bidi="pt_PT"/>
         </w:rPr>
+        <w:t>ἀποστρεφομένων τὴν ἀλήθειαν</w:t>
+      </w:r>
+    </w:p>
+    <w:p>
+      <w:pPr/>
+      <w:r>
+        <w:rPr>
+          <w:lang w:val="pt_PT" w:bidi="pt_PT"/>
+        </w:rPr>
+      </w:r>
+      <w:r>
+        <w:rPr>
+          <w:b/>
+          <w:lang w:val="pt_PT" w:bidi="pt_PT"/>
+        </w:rPr>
         <w:t>"que rejeitam a verdade".</w:t>
       </w:r>
     </w:p>
@@ -6722,6 +6992,21 @@
           <w:b/>
           <w:lang w:val="pt_PT" w:bidi="pt_PT"/>
         </w:rPr>
+        <w:t>τοῖς καθαροῖς</w:t>
+      </w:r>
+    </w:p>
+    <w:p>
+      <w:pPr/>
+      <w:r>
+        <w:rPr>
+          <w:lang w:val="pt_PT" w:bidi="pt_PT"/>
+        </w:rPr>
+      </w:r>
+      <w:r>
+        <w:rPr>
+          <w:b/>
+          <w:lang w:val="pt_PT" w:bidi="pt_PT"/>
+        </w:rPr>
         <w:t>"Para os que são puros".</w:t>
       </w:r>
     </w:p>
@@ -6902,6 +7187,21 @@
           <w:b/>
           <w:lang w:val="pt_PT" w:bidi="pt_PT"/>
         </w:rPr>
+        <w:t>τοῖς δὲ μεμιαμμένοις καὶ ἀπίστοις, οὐδὲν καθαρόν</w:t>
+      </w:r>
+    </w:p>
+    <w:p>
+      <w:pPr/>
+      <w:r>
+        <w:rPr>
+          <w:lang w:val="pt_PT" w:bidi="pt_PT"/>
+        </w:rPr>
+      </w:r>
+      <w:r>
+        <w:rPr>
+          <w:b/>
+          <w:lang w:val="pt_PT" w:bidi="pt_PT"/>
+        </w:rPr>
         <w:t>"mas nada é puro para os impuros e descrentes".</w:t>
       </w:r>
     </w:p>
@@ -7096,6 +7396,21 @@
           <w:b/>
           <w:lang w:val="pt_PT" w:bidi="pt_PT"/>
         </w:rPr>
+        <w:t>τοῖς &amp; ἔργοις ἀρνοῦνται</w:t>
+      </w:r>
+    </w:p>
+    <w:p>
+      <w:pPr/>
+      <w:r>
+        <w:rPr>
+          <w:lang w:val="pt_PT" w:bidi="pt_PT"/>
+        </w:rPr>
+      </w:r>
+      <w:r>
+        <w:rPr>
+          <w:b/>
+          <w:lang w:val="pt_PT" w:bidi="pt_PT"/>
+        </w:rPr>
         <w:t>"o que eles fazem mostra que isso não é verdade".</w:t>
       </w:r>
     </w:p>
@@ -7405,6 +7720,21 @@
           <w:b/>
           <w:lang w:val="pt_PT" w:bidi="pt_PT"/>
         </w:rPr>
+        <w:t>τῇ ὑγιαινούσῃ διδασκαλίᾳ</w:t>
+      </w:r>
+    </w:p>
+    <w:p>
+      <w:pPr/>
+      <w:r>
+        <w:rPr>
+          <w:lang w:val="pt_PT" w:bidi="pt_PT"/>
+        </w:rPr>
+      </w:r>
+      <w:r>
+        <w:rPr>
+          <w:b/>
+          <w:lang w:val="pt_PT" w:bidi="pt_PT"/>
+        </w:rPr>
         <w:t>"doutrina verdadeira".</w:t>
       </w:r>
     </w:p>
@@ -7599,6 +7929,21 @@
           <w:b/>
           <w:lang w:val="pt_PT" w:bidi="pt_PT"/>
         </w:rPr>
+        <w:t>νηφαλίους &amp; σεμνούς, σώφρονας</w:t>
+      </w:r>
+    </w:p>
+    <w:p>
+      <w:pPr/>
+      <w:r>
+        <w:rPr>
+          <w:lang w:val="pt_PT" w:bidi="pt_PT"/>
+        </w:rPr>
+      </w:r>
+      <w:r>
+        <w:rPr>
+          <w:b/>
+          <w:lang w:val="pt_PT" w:bidi="pt_PT"/>
+        </w:rPr>
         <w:t>"moderados, sérios, prudentes".</w:t>
       </w:r>
     </w:p>
@@ -7682,6 +8027,21 @@
           <w:b/>
           <w:lang w:val="pt_PT" w:bidi="pt_PT"/>
         </w:rPr>
+        <w:t>νηφαλίους</w:t>
+      </w:r>
+    </w:p>
+    <w:p>
+      <w:pPr/>
+      <w:r>
+        <w:rPr>
+          <w:lang w:val="pt_PT" w:bidi="pt_PT"/>
+        </w:rPr>
+      </w:r>
+      <w:r>
+        <w:rPr>
+          <w:b/>
+          <w:lang w:val="pt_PT" w:bidi="pt_PT"/>
+        </w:rPr>
         <w:t>"moderados".</w:t>
       </w:r>
     </w:p>
@@ -7745,6 +8105,21 @@
           <w:b/>
           <w:lang w:val="pt_PT" w:bidi="pt_PT"/>
         </w:rPr>
+        <w:t>σώφρονας</w:t>
+      </w:r>
+    </w:p>
+    <w:p>
+      <w:pPr/>
+      <w:r>
+        <w:rPr>
+          <w:lang w:val="pt_PT" w:bidi="pt_PT"/>
+        </w:rPr>
+      </w:r>
+      <w:r>
+        <w:rPr>
+          <w:b/>
+          <w:lang w:val="pt_PT" w:bidi="pt_PT"/>
+        </w:rPr>
         <w:t>"autocontrolados".</w:t>
       </w:r>
     </w:p>
@@ -8513,6 +8888,21 @@
           <w:b/>
           <w:lang w:val="pt_PT" w:bidi="pt_PT"/>
         </w:rPr>
+        <w:t>οἴνῳ πολλῷ δεδουλωμένας</w:t>
+      </w:r>
+    </w:p>
+    <w:p>
+      <w:pPr/>
+      <w:r>
+        <w:rPr>
+          <w:lang w:val="pt_PT" w:bidi="pt_PT"/>
+        </w:rPr>
+      </w:r>
+      <w:r>
+        <w:rPr>
+          <w:b/>
+          <w:lang w:val="pt_PT" w:bidi="pt_PT"/>
+        </w:rPr>
         <w:t>"muito chegadas ao vinho!".</w:t>
       </w:r>
     </w:p>
@@ -8818,6 +9208,21 @@
           <w:b/>
           <w:lang w:val="pt_PT" w:bidi="pt_PT"/>
         </w:rPr>
+        <w:t>φιλάνδρους</w:t>
+      </w:r>
+    </w:p>
+    <w:p>
+      <w:pPr/>
+      <w:r>
+        <w:rPr>
+          <w:lang w:val="pt_PT" w:bidi="pt_PT"/>
+        </w:rPr>
+      </w:r>
+      <w:r>
+        <w:rPr>
+          <w:b/>
+          <w:lang w:val="pt_PT" w:bidi="pt_PT"/>
+        </w:rPr>
         <w:t>"amar o marido".</w:t>
       </w:r>
     </w:p>
@@ -8881,6 +9286,21 @@
           <w:b/>
           <w:lang w:val="pt_PT" w:bidi="pt_PT"/>
         </w:rPr>
+        <w:t>φιλοτέκνους</w:t>
+      </w:r>
+    </w:p>
+    <w:p>
+      <w:pPr/>
+      <w:r>
+        <w:rPr>
+          <w:lang w:val="pt_PT" w:bidi="pt_PT"/>
+        </w:rPr>
+      </w:r>
+      <w:r>
+        <w:rPr>
+          <w:b/>
+          <w:lang w:val="pt_PT" w:bidi="pt_PT"/>
+        </w:rPr>
         <w:t>"e os filhos".</w:t>
       </w:r>
     </w:p>
@@ -8944,6 +9364,21 @@
           <w:b/>
           <w:lang w:val="pt_PT" w:bidi="pt_PT"/>
         </w:rPr>
+        <w:t>ὑποτασσομένας τοῖς ἰδίοις ἀνδράσιν</w:t>
+      </w:r>
+    </w:p>
+    <w:p>
+      <w:pPr/>
+      <w:r>
+        <w:rPr>
+          <w:lang w:val="pt_PT" w:bidi="pt_PT"/>
+        </w:rPr>
+      </w:r>
+      <w:r>
+        <w:rPr>
+          <w:b/>
+          <w:lang w:val="pt_PT" w:bidi="pt_PT"/>
+        </w:rPr>
         <w:t>"e obedientes ao marido".</w:t>
       </w:r>
     </w:p>
@@ -9131,6 +9566,21 @@
           <w:b/>
           <w:lang w:val="pt_PT" w:bidi="pt_PT"/>
         </w:rPr>
+        <w:t>ἵνα μὴ ὁ λόγος τοῦ Θεοῦ βλασφημῆται</w:t>
+      </w:r>
+    </w:p>
+    <w:p>
+      <w:pPr/>
+      <w:r>
+        <w:rPr>
+          <w:lang w:val="pt_PT" w:bidi="pt_PT"/>
+        </w:rPr>
+      </w:r>
+      <w:r>
+        <w:rPr>
+          <w:b/>
+          <w:lang w:val="pt_PT" w:bidi="pt_PT"/>
+        </w:rPr>
         <w:t>"ninguém fale mal da mensagem de Deus!".</w:t>
       </w:r>
     </w:p>
@@ -9416,6 +9866,21 @@
           <w:b/>
           <w:lang w:val="pt_PT" w:bidi="pt_PT"/>
         </w:rPr>
+        <w:t>περὶ πάντα</w:t>
+      </w:r>
+    </w:p>
+    <w:p>
+      <w:pPr/>
+      <w:r>
+        <w:rPr>
+          <w:lang w:val="pt_PT" w:bidi="pt_PT"/>
+        </w:rPr>
+      </w:r>
+      <w:r>
+        <w:rPr>
+          <w:b/>
+          <w:lang w:val="pt_PT" w:bidi="pt_PT"/>
+        </w:rPr>
         <w:t>"em tudo".</w:t>
       </w:r>
     </w:p>
@@ -9479,6 +9944,21 @@
           <w:b/>
           <w:lang w:val="pt_PT" w:bidi="pt_PT"/>
         </w:rPr>
+        <w:t>σεαυτὸν παρεχόμενος</w:t>
+      </w:r>
+    </w:p>
+    <w:p>
+      <w:pPr/>
+      <w:r>
+        <w:rPr>
+          <w:lang w:val="pt_PT" w:bidi="pt_PT"/>
+        </w:rPr>
+      </w:r>
+      <w:r>
+        <w:rPr>
+          <w:b/>
+          <w:lang w:val="pt_PT" w:bidi="pt_PT"/>
+        </w:rPr>
         <w:t>"Você mesmo deve ser... um exemplo".</w:t>
       </w:r>
     </w:p>
@@ -9542,6 +10022,21 @@
           <w:b/>
           <w:lang w:val="pt_PT" w:bidi="pt_PT"/>
         </w:rPr>
+        <w:t>τύπον καλῶν ἔργων</w:t>
+      </w:r>
+    </w:p>
+    <w:p>
+      <w:pPr/>
+      <w:r>
+        <w:rPr>
+          <w:lang w:val="pt_PT" w:bidi="pt_PT"/>
+        </w:rPr>
+      </w:r>
+      <w:r>
+        <w:rPr>
+          <w:b/>
+          <w:lang w:val="pt_PT" w:bidi="pt_PT"/>
+        </w:rPr>
         <w:t>"um exemplo de boa conduta".</w:t>
       </w:r>
     </w:p>
@@ -10467,6 +10962,21 @@
           <w:b/>
           <w:lang w:val="pt_PT" w:bidi="pt_PT"/>
         </w:rPr>
+        <w:t>ἐν πᾶσιν</w:t>
+      </w:r>
+    </w:p>
+    <w:p>
+      <w:pPr/>
+      <w:r>
+        <w:rPr>
+          <w:lang w:val="pt_PT" w:bidi="pt_PT"/>
+        </w:rPr>
+      </w:r>
+      <w:r>
+        <w:rPr>
+          <w:b/>
+          <w:lang w:val="pt_PT" w:bidi="pt_PT"/>
+        </w:rPr>
         <w:t>"em tudo".</w:t>
       </w:r>
     </w:p>
@@ -10850,6 +11360,21 @@
           <w:b/>
           <w:lang w:val="pt_PT" w:bidi="pt_PT"/>
         </w:rPr>
+        <w:t>πᾶσαν πίστιν ἐνδεικνυμένους ἀγαθήν</w:t>
+      </w:r>
+    </w:p>
+    <w:p>
+      <w:pPr/>
+      <w:r>
+        <w:rPr>
+          <w:lang w:val="pt_PT" w:bidi="pt_PT"/>
+        </w:rPr>
+      </w:r>
+      <w:r>
+        <w:rPr>
+          <w:b/>
+          <w:lang w:val="pt_PT" w:bidi="pt_PT"/>
+        </w:rPr>
         <w:t>"mostrem que são sempre bons".</w:t>
       </w:r>
     </w:p>
@@ -11050,6 +11575,21 @@
           <w:b/>
           <w:lang w:val="pt_PT" w:bidi="pt_PT"/>
         </w:rPr>
+        <w:t>ἐν πᾶσιν</w:t>
+      </w:r>
+    </w:p>
+    <w:p>
+      <w:pPr/>
+      <w:r>
+        <w:rPr>
+          <w:lang w:val="pt_PT" w:bidi="pt_PT"/>
+        </w:rPr>
+      </w:r>
+      <w:r>
+        <w:rPr>
+          <w:b/>
+          <w:lang w:val="pt_PT" w:bidi="pt_PT"/>
+        </w:rPr>
         <w:t>"em tudo".</w:t>
       </w:r>
     </w:p>
@@ -11113,6 +11653,21 @@
           <w:b/>
           <w:lang w:val="pt_PT" w:bidi="pt_PT"/>
         </w:rPr>
+        <w:t>τὴν διδασκαλίαν τὴν τοῦ Σωτῆρος ἡμῶν, Θεοῦ, κοσμῶσιν</w:t>
+      </w:r>
+    </w:p>
+    <w:p>
+      <w:pPr/>
+      <w:r>
+        <w:rPr>
+          <w:lang w:val="pt_PT" w:bidi="pt_PT"/>
+        </w:rPr>
+      </w:r>
+      <w:r>
+        <w:rPr>
+          <w:b/>
+          <w:lang w:val="pt_PT" w:bidi="pt_PT"/>
+        </w:rPr>
         <w:t>"todos falarão bem da doutrina a respeito de Deus, o nosso Salvador".</w:t>
       </w:r>
     </w:p>
@@ -11404,6 +11959,21 @@
           <w:b/>
           <w:lang w:val="pt_PT" w:bidi="pt_PT"/>
         </w:rPr>
+        <w:t>ἐπεφάνη &amp; ἡ χάρις τοῦ Θεοῦ</w:t>
+      </w:r>
+    </w:p>
+    <w:p>
+      <w:pPr/>
+      <w:r>
+        <w:rPr>
+          <w:lang w:val="pt_PT" w:bidi="pt_PT"/>
+        </w:rPr>
+      </w:r>
+      <w:r>
+        <w:rPr>
+          <w:b/>
+          <w:lang w:val="pt_PT" w:bidi="pt_PT"/>
+        </w:rPr>
         <w:t>"Deus revelou a sua graça".</w:t>
       </w:r>
     </w:p>
@@ -11500,6 +12070,21 @@
           <w:b/>
           <w:lang w:val="pt_PT" w:bidi="pt_PT"/>
         </w:rPr>
+        <w:t>ἐπεφάνη γὰρ ἡ χάρις τοῦ Θεοῦ, σωτήριος πᾶσιν ἀνθρώποις</w:t>
+      </w:r>
+    </w:p>
+    <w:p>
+      <w:pPr/>
+      <w:r>
+        <w:rPr>
+          <w:lang w:val="pt_PT" w:bidi="pt_PT"/>
+        </w:rPr>
+      </w:r>
+      <w:r>
+        <w:rPr>
+          <w:b/>
+          <w:lang w:val="pt_PT" w:bidi="pt_PT"/>
+        </w:rPr>
         <w:t>"Pois Deus revelou a sua graça para dar a salvação a todos".</w:t>
       </w:r>
     </w:p>
@@ -12268,6 +12853,21 @@
           <w:b/>
           <w:lang w:val="pt_PT" w:bidi="pt_PT"/>
         </w:rPr>
+        <w:t>τὴν ἀσέβειαν &amp; εὐσεβῶς</w:t>
+      </w:r>
+    </w:p>
+    <w:p>
+      <w:pPr/>
+      <w:r>
+        <w:rPr>
+          <w:lang w:val="pt_PT" w:bidi="pt_PT"/>
+        </w:rPr>
+      </w:r>
+      <w:r>
+        <w:rPr>
+          <w:b/>
+          <w:lang w:val="pt_PT" w:bidi="pt_PT"/>
+        </w:rPr>
         <w:t>"descrença"</w:t>
       </w:r>
       <w:r>
@@ -12344,6 +12944,21 @@
           <w:b/>
           <w:lang w:val="pt_PT" w:bidi="pt_PT"/>
         </w:rPr>
+        <w:t>ἐν τῷ νῦν αἰῶνι</w:t>
+      </w:r>
+    </w:p>
+    <w:p>
+      <w:pPr/>
+      <w:r>
+        <w:rPr>
+          <w:lang w:val="pt_PT" w:bidi="pt_PT"/>
+        </w:rPr>
+      </w:r>
+      <w:r>
+        <w:rPr>
+          <w:b/>
+          <w:lang w:val="pt_PT" w:bidi="pt_PT"/>
+        </w:rPr>
         <w:t>"vivermos neste mundo".</w:t>
       </w:r>
     </w:p>
@@ -12407,6 +13022,21 @@
           <w:b/>
           <w:lang w:val="pt_PT" w:bidi="pt_PT"/>
         </w:rPr>
+        <w:t>προσδεχόμενοι</w:t>
+      </w:r>
+    </w:p>
+    <w:p>
+      <w:pPr/>
+      <w:r>
+        <w:rPr>
+          <w:lang w:val="pt_PT" w:bidi="pt_PT"/>
+        </w:rPr>
+      </w:r>
+      <w:r>
+        <w:rPr>
+          <w:b/>
+          <w:lang w:val="pt_PT" w:bidi="pt_PT"/>
+        </w:rPr>
         <w:t>"enquanto ficamos esperando".</w:t>
       </w:r>
     </w:p>
@@ -12594,6 +13224,21 @@
           <w:b/>
           <w:lang w:val="pt_PT" w:bidi="pt_PT"/>
         </w:rPr>
+        <w:t>τὴν μακαρίαν ἐλπίδα, καὶ ἐπιφάνειαν τῆς δόξης</w:t>
+      </w:r>
+    </w:p>
+    <w:p>
+      <w:pPr/>
+      <w:r>
+        <w:rPr>
+          <w:lang w:val="pt_PT" w:bidi="pt_PT"/>
+        </w:rPr>
+      </w:r>
+      <w:r>
+        <w:rPr>
+          <w:b/>
+          <w:lang w:val="pt_PT" w:bidi="pt_PT"/>
+        </w:rPr>
         <w:t>"ficamos esperando o dia feliz em que aparecerá a glória do nosso grande Deus".</w:t>
       </w:r>
     </w:p>
@@ -12703,6 +13348,21 @@
           <w:b/>
           <w:lang w:val="pt_PT" w:bidi="pt_PT"/>
         </w:rPr>
+        <w:t>τὴν μακαρίαν ἐλπίδα, καὶ ἐπιφάνειαν τῆς δόξης τοῦ μεγάλου Θεοῦ καὶ Σωτῆρος ἡμῶν, Ἰησοῦ Χριστοῦ</w:t>
+      </w:r>
+    </w:p>
+    <w:p>
+      <w:pPr/>
+      <w:r>
+        <w:rPr>
+          <w:lang w:val="pt_PT" w:bidi="pt_PT"/>
+        </w:rPr>
+      </w:r>
+      <w:r>
+        <w:rPr>
+          <w:b/>
+          <w:lang w:val="pt_PT" w:bidi="pt_PT"/>
+        </w:rPr>
         <w:t>"ficamos esperando o dia feliz em que aparecerá a glória do nosso grande Deus e Salvador Jesus Cristo".</w:t>
       </w:r>
     </w:p>
@@ -12825,6 +13485,21 @@
           <w:b/>
           <w:lang w:val="pt_PT" w:bidi="pt_PT"/>
         </w:rPr>
+        <w:t>τοῦ μεγάλου Θεοῦ καὶ Σωτῆρος ἡμῶν, Ἰησοῦ Χριστοῦ</w:t>
+      </w:r>
+    </w:p>
+    <w:p>
+      <w:pPr/>
+      <w:r>
+        <w:rPr>
+          <w:lang w:val="pt_PT" w:bidi="pt_PT"/>
+        </w:rPr>
+      </w:r>
+      <w:r>
+        <w:rPr>
+          <w:b/>
+          <w:lang w:val="pt_PT" w:bidi="pt_PT"/>
+        </w:rPr>
         <w:t>"do nosso grande Deus e Salvador Jesus Cristo".</w:t>
       </w:r>
     </w:p>
@@ -13476,6 +14151,21 @@
           <w:b/>
           <w:lang w:val="pt_PT" w:bidi="pt_PT"/>
         </w:rPr>
+        <w:t>ζηλωτὴν καλῶν ἔργων</w:t>
+      </w:r>
+    </w:p>
+    <w:p>
+      <w:pPr/>
+      <w:r>
+        <w:rPr>
+          <w:lang w:val="pt_PT" w:bidi="pt_PT"/>
+        </w:rPr>
+      </w:r>
+      <w:r>
+        <w:rPr>
+          <w:b/>
+          <w:lang w:val="pt_PT" w:bidi="pt_PT"/>
+        </w:rPr>
         <w:t>"que se dedica a fazer o bem".</w:t>
       </w:r>
     </w:p>
@@ -13983,6 +14673,21 @@
           <w:b/>
           <w:lang w:val="pt_PT" w:bidi="pt_PT"/>
         </w:rPr>
+        <w:t>μηδείς σου περιφρονείτω</w:t>
+      </w:r>
+    </w:p>
+    <w:p>
+      <w:pPr/>
+      <w:r>
+        <w:rPr>
+          <w:lang w:val="pt_PT" w:bidi="pt_PT"/>
+        </w:rPr>
+      </w:r>
+      <w:r>
+        <w:rPr>
+          <w:b/>
+          <w:lang w:val="pt_PT" w:bidi="pt_PT"/>
+        </w:rPr>
         <w:t>"E que ninguém despreze você!".</w:t>
       </w:r>
     </w:p>
@@ -14046,6 +14751,21 @@
           <w:b/>
           <w:lang w:val="pt_PT" w:bidi="pt_PT"/>
         </w:rPr>
+        <w:t>μηδείς σου περιφρονείτω</w:t>
+      </w:r>
+    </w:p>
+    <w:p>
+      <w:pPr/>
+      <w:r>
+        <w:rPr>
+          <w:lang w:val="pt_PT" w:bidi="pt_PT"/>
+        </w:rPr>
+      </w:r>
+      <w:r>
+        <w:rPr>
+          <w:b/>
+          <w:lang w:val="pt_PT" w:bidi="pt_PT"/>
+        </w:rPr>
         <w:t>"E que ninguém despreze você!".</w:t>
       </w:r>
     </w:p>
@@ -14378,6 +15098,21 @@
           <w:b/>
           <w:lang w:val="pt_PT" w:bidi="pt_PT"/>
         </w:rPr>
+        <w:t>ὑπομίμνῃσκε αὐτοὺς &amp; ὑποτάσσεσθαι</w:t>
+      </w:r>
+    </w:p>
+    <w:p>
+      <w:pPr/>
+      <w:r>
+        <w:rPr>
+          <w:lang w:val="pt_PT" w:bidi="pt_PT"/>
+        </w:rPr>
+      </w:r>
+      <w:r>
+        <w:rPr>
+          <w:b/>
+          <w:lang w:val="pt_PT" w:bidi="pt_PT"/>
+        </w:rPr>
         <w:t>"Recomende aos irmãos que respeitem".</w:t>
       </w:r>
     </w:p>
@@ -14689,6 +15424,21 @@
           <w:b/>
           <w:lang w:val="pt_PT" w:bidi="pt_PT"/>
         </w:rPr>
+        <w:t>πρὸς πᾶν ἔργον ἀγαθὸν ἑτοίμους εἶναι</w:t>
+      </w:r>
+    </w:p>
+    <w:p>
+      <w:pPr/>
+      <w:r>
+        <w:rPr>
+          <w:lang w:val="pt_PT" w:bidi="pt_PT"/>
+        </w:rPr>
+      </w:r>
+      <w:r>
+        <w:rPr>
+          <w:b/>
+          <w:lang w:val="pt_PT" w:bidi="pt_PT"/>
+        </w:rPr>
         <w:t>"prontos a fazer tudo o que é bom".</w:t>
       </w:r>
     </w:p>
@@ -14752,6 +15502,21 @@
           <w:b/>
           <w:lang w:val="pt_PT" w:bidi="pt_PT"/>
         </w:rPr>
+        <w:t>βλασφημεῖν</w:t>
+      </w:r>
+    </w:p>
+    <w:p>
+      <w:pPr/>
+      <w:r>
+        <w:rPr>
+          <w:lang w:val="pt_PT" w:bidi="pt_PT"/>
+        </w:rPr>
+      </w:r>
+      <w:r>
+        <w:rPr>
+          <w:b/>
+          <w:lang w:val="pt_PT" w:bidi="pt_PT"/>
+        </w:rPr>
         <w:t>"não falem mal".</w:t>
       </w:r>
     </w:p>
@@ -15500,6 +16265,21 @@
           <w:b/>
           <w:lang w:val="pt_PT" w:bidi="pt_PT"/>
         </w:rPr>
+        <w:t>ἦμεν &amp; ἀνόητοι</w:t>
+      </w:r>
+    </w:p>
+    <w:p>
+      <w:pPr/>
+      <w:r>
+        <w:rPr>
+          <w:lang w:val="pt_PT" w:bidi="pt_PT"/>
+        </w:rPr>
+      </w:r>
+      <w:r>
+        <w:rPr>
+          <w:b/>
+          <w:lang w:val="pt_PT" w:bidi="pt_PT"/>
+        </w:rPr>
         <w:t>"não tínhamos juízo".</w:t>
       </w:r>
     </w:p>
@@ -15687,6 +16467,21 @@
           <w:b/>
           <w:lang w:val="pt_PT" w:bidi="pt_PT"/>
         </w:rPr>
+        <w:t>πλανώμενοι, δουλεύοντες ἐπιθυμίαις καὶ ἡδοναῖς ποικίλαις</w:t>
+      </w:r>
+    </w:p>
+    <w:p>
+      <w:pPr/>
+      <w:r>
+        <w:rPr>
+          <w:lang w:val="pt_PT" w:bidi="pt_PT"/>
+        </w:rPr>
+      </w:r>
+      <w:r>
+        <w:rPr>
+          <w:b/>
+          <w:lang w:val="pt_PT" w:bidi="pt_PT"/>
+        </w:rPr>
         <w:t>"Éramos escravos das paixões e dos prazeres de todo tipo".</w:t>
       </w:r>
     </w:p>
@@ -16083,6 +16878,21 @@
           <w:b/>
           <w:lang w:val="pt_PT" w:bidi="pt_PT"/>
         </w:rPr>
+        <w:t>στυγητοί</w:t>
+      </w:r>
+    </w:p>
+    <w:p>
+      <w:pPr/>
+      <w:r>
+        <w:rPr>
+          <w:lang w:val="pt_PT" w:bidi="pt_PT"/>
+        </w:rPr>
+      </w:r>
+      <w:r>
+        <w:rPr>
+          <w:b/>
+          <w:lang w:val="pt_PT" w:bidi="pt_PT"/>
+        </w:rPr>
         <w:t>"tinham ódio de nós".</w:t>
       </w:r>
     </w:p>
@@ -16251,6 +17061,21 @@
           <w:b/>
           <w:lang w:val="pt_PT" w:bidi="pt_PT"/>
         </w:rPr>
+        <w:t>ὅτε &amp; ἡ χρηστότης καὶ ἡ φιλανθρωπία ἐπεφάνη τοῦ Σωτῆρος ἡμῶν, Θεοῦ</w:t>
+      </w:r>
+    </w:p>
+    <w:p>
+      <w:pPr/>
+      <w:r>
+        <w:rPr>
+          <w:lang w:val="pt_PT" w:bidi="pt_PT"/>
+        </w:rPr>
+      </w:r>
+      <w:r>
+        <w:rPr>
+          <w:b/>
+          <w:lang w:val="pt_PT" w:bidi="pt_PT"/>
+        </w:rPr>
         <w:t>"quando Deus, o nosso Salvador, mostrou a sua bondade e o seu amor por todos".</w:t>
       </w:r>
     </w:p>
@@ -16360,6 +17185,21 @@
           <w:b/>
           <w:lang w:val="pt_PT" w:bidi="pt_PT"/>
         </w:rPr>
+        <w:t>ὅτε &amp; ἡ χρηστότης καὶ ἡ φιλανθρωπία ἐπεφάνη τοῦ Σωτῆρος ἡμῶν, Θεοῦ</w:t>
+      </w:r>
+    </w:p>
+    <w:p>
+      <w:pPr/>
+      <w:r>
+        <w:rPr>
+          <w:lang w:val="pt_PT" w:bidi="pt_PT"/>
+        </w:rPr>
+      </w:r>
+      <w:r>
+        <w:rPr>
+          <w:b/>
+          <w:lang w:val="pt_PT" w:bidi="pt_PT"/>
+        </w:rPr>
         <w:t>"quando Deus, o nosso Salvador, mostrou a sua bondade e o seu amor por todos".</w:t>
       </w:r>
     </w:p>
@@ -17161,6 +18001,21 @@
           <w:b/>
           <w:lang w:val="pt_PT" w:bidi="pt_PT"/>
         </w:rPr>
+        <w:t>διὰ Ἰησοῦ Χριστοῦ, τοῦ Σωτῆρος ἡμῶν</w:t>
+      </w:r>
+    </w:p>
+    <w:p>
+      <w:pPr/>
+      <w:r>
+        <w:rPr>
+          <w:lang w:val="pt_PT" w:bidi="pt_PT"/>
+        </w:rPr>
+      </w:r>
+      <w:r>
+        <w:rPr>
+          <w:b/>
+          <w:lang w:val="pt_PT" w:bidi="pt_PT"/>
+        </w:rPr>
         <w:t>"por meio de Jesus Cristo, o nosso Salvador".</w:t>
       </w:r>
     </w:p>
@@ -17805,6 +18660,21 @@
           <w:b/>
           <w:lang w:val="pt_PT" w:bidi="pt_PT"/>
         </w:rPr>
+        <w:t>κληρονόμοι γενηθῶμεν, κατ’ ἐλπίδα ζωῆς αἰωνίου</w:t>
+      </w:r>
+    </w:p>
+    <w:p>
+      <w:pPr/>
+      <w:r>
+        <w:rPr>
+          <w:lang w:val="pt_PT" w:bidi="pt_PT"/>
+        </w:rPr>
+      </w:r>
+      <w:r>
+        <w:rPr>
+          <w:b/>
+          <w:lang w:val="pt_PT" w:bidi="pt_PT"/>
+        </w:rPr>
         <w:t>"aceitos por Deus e recebamos a vida eterna que esperamos".</w:t>
       </w:r>
     </w:p>
@@ -18104,6 +18974,21 @@
           <w:b/>
           <w:lang w:val="pt_PT" w:bidi="pt_PT"/>
         </w:rPr>
+        <w:t>φροντίζωσιν καλῶν ἔργων, προΐστασθαι</w:t>
+      </w:r>
+    </w:p>
+    <w:p>
+      <w:pPr/>
+      <w:r>
+        <w:rPr>
+          <w:lang w:val="pt_PT" w:bidi="pt_PT"/>
+        </w:rPr>
+      </w:r>
+      <w:r>
+        <w:rPr>
+          <w:b/>
+          <w:lang w:val="pt_PT" w:bidi="pt_PT"/>
+        </w:rPr>
         <w:t>"se interessem em usar o seu tempo fazendo o bem".</w:t>
       </w:r>
     </w:p>
@@ -18389,6 +19274,21 @@
           <w:b/>
           <w:lang w:val="pt_PT" w:bidi="pt_PT"/>
         </w:rPr>
+        <w:t>μωρὰς &amp; ζητήσεις</w:t>
+      </w:r>
+    </w:p>
+    <w:p>
+      <w:pPr/>
+      <w:r>
+        <w:rPr>
+          <w:lang w:val="pt_PT" w:bidi="pt_PT"/>
+        </w:rPr>
+      </w:r>
+      <w:r>
+        <w:rPr>
+          <w:b/>
+          <w:lang w:val="pt_PT" w:bidi="pt_PT"/>
+        </w:rPr>
         <w:t>"tolas"</w:t>
       </w:r>
       <w:r>
@@ -18994,6 +19894,21 @@
           <w:b/>
           <w:lang w:val="pt_PT" w:bidi="pt_PT"/>
         </w:rPr>
+        <w:t>ὁ τοιοῦτος</w:t>
+      </w:r>
+    </w:p>
+    <w:p>
+      <w:pPr/>
+      <w:r>
+        <w:rPr>
+          <w:lang w:val="pt_PT" w:bidi="pt_PT"/>
+        </w:rPr>
+      </w:r>
+      <w:r>
+        <w:rPr>
+          <w:b/>
+          <w:lang w:val="pt_PT" w:bidi="pt_PT"/>
+        </w:rPr>
         <w:t>"uma pessoa como esta".</w:t>
       </w:r>
     </w:p>
@@ -19168,6 +20083,21 @@
           <w:b/>
           <w:lang w:val="pt_PT" w:bidi="pt_PT"/>
         </w:rPr>
+        <w:t>ὢν αὐτοκατάκριτος</w:t>
+      </w:r>
+    </w:p>
+    <w:p>
+      <w:pPr/>
+      <w:r>
+        <w:rPr>
+          <w:lang w:val="pt_PT" w:bidi="pt_PT"/>
+        </w:rPr>
+      </w:r>
+      <w:r>
+        <w:rPr>
+          <w:b/>
+          <w:lang w:val="pt_PT" w:bidi="pt_PT"/>
+        </w:rPr>
         <w:t>"os seus pecados provam que ela está errada".</w:t>
       </w:r>
     </w:p>
@@ -19329,6 +20259,21 @@
           <w:b/>
           <w:lang w:val="pt_PT" w:bidi="pt_PT"/>
         </w:rPr>
+        <w:t>Ἀρτεμᾶν &amp; Τυχικόν</w:t>
+      </w:r>
+    </w:p>
+    <w:p>
+      <w:pPr/>
+      <w:r>
+        <w:rPr>
+          <w:lang w:val="pt_PT" w:bidi="pt_PT"/>
+        </w:rPr>
+      </w:r>
+      <w:r>
+        <w:rPr>
+          <w:b/>
+          <w:lang w:val="pt_PT" w:bidi="pt_PT"/>
+        </w:rPr>
         <w:t>"Ártemas"</w:t>
       </w:r>
       <w:r>
@@ -19445,6 +20390,21 @@
           <w:b/>
           <w:lang w:val="pt_PT" w:bidi="pt_PT"/>
         </w:rPr>
+        <w:t>σπούδασον ἐλθεῖν</w:t>
+      </w:r>
+    </w:p>
+    <w:p>
+      <w:pPr/>
+      <w:r>
+        <w:rPr>
+          <w:lang w:val="pt_PT" w:bidi="pt_PT"/>
+        </w:rPr>
+      </w:r>
+      <w:r>
+        <w:rPr>
+          <w:b/>
+          <w:lang w:val="pt_PT" w:bidi="pt_PT"/>
+        </w:rPr>
         <w:t>"faça o possível para ir".</w:t>
       </w:r>
     </w:p>
@@ -19730,6 +20690,21 @@
           <w:b/>
           <w:lang w:val="pt_PT" w:bidi="pt_PT"/>
         </w:rPr>
+        <w:t>Ζηνᾶν &amp; Ἀπολλῶν</w:t>
+      </w:r>
+    </w:p>
+    <w:p>
+      <w:pPr/>
+      <w:r>
+        <w:rPr>
+          <w:lang w:val="pt_PT" w:bidi="pt_PT"/>
+        </w:rPr>
+      </w:r>
+      <w:r>
+        <w:rPr>
+          <w:b/>
+          <w:lang w:val="pt_PT" w:bidi="pt_PT"/>
+        </w:rPr>
         <w:t>"Zenas"</w:t>
       </w:r>
       <w:r>
@@ -19846,6 +20821,21 @@
           <w:b/>
           <w:lang w:val="pt_PT" w:bidi="pt_PT"/>
         </w:rPr>
+        <w:t>καὶ Ἀπολλῶν</w:t>
+      </w:r>
+    </w:p>
+    <w:p>
+      <w:pPr/>
+      <w:r>
+        <w:rPr>
+          <w:lang w:val="pt_PT" w:bidi="pt_PT"/>
+        </w:rPr>
+      </w:r>
+      <w:r>
+        <w:rPr>
+          <w:b/>
+          <w:lang w:val="pt_PT" w:bidi="pt_PT"/>
+        </w:rPr>
         <w:t>"e também Apolo".</w:t>
       </w:r>
     </w:p>
@@ -19909,6 +20899,21 @@
           <w:b/>
           <w:lang w:val="pt_PT" w:bidi="pt_PT"/>
         </w:rPr>
+        <w:t>ἵνα μηδὲν αὐτοῖς λείπῃ</w:t>
+      </w:r>
+    </w:p>
+    <w:p>
+      <w:pPr/>
+      <w:r>
+        <w:rPr>
+          <w:lang w:val="pt_PT" w:bidi="pt_PT"/>
+        </w:rPr>
+      </w:r>
+      <w:r>
+        <w:rPr>
+          <w:b/>
+          <w:lang w:val="pt_PT" w:bidi="pt_PT"/>
+        </w:rPr>
         <w:t>"a fim de que eles tenham o que precisarem".</w:t>
       </w:r>
     </w:p>
@@ -20005,6 +21010,21 @@
           <w:b/>
           <w:lang w:val="pt_PT" w:bidi="pt_PT"/>
         </w:rPr>
+        <w:t>ἵνα μηδὲν αὐτοῖς λείπῃ</w:t>
+      </w:r>
+    </w:p>
+    <w:p>
+      <w:pPr/>
+      <w:r>
+        <w:rPr>
+          <w:lang w:val="pt_PT" w:bidi="pt_PT"/>
+        </w:rPr>
+      </w:r>
+      <w:r>
+        <w:rPr>
+          <w:b/>
+          <w:lang w:val="pt_PT" w:bidi="pt_PT"/>
+        </w:rPr>
         <w:t>"a fim de que eles tenham o que precisarem".</w:t>
       </w:r>
     </w:p>
@@ -20421,6 +21441,21 @@
           <w:b/>
           <w:lang w:val="pt_PT" w:bidi="pt_PT"/>
         </w:rPr>
+        <w:t>ἵνα μὴ ὦσιν ἄκαρποι</w:t>
+      </w:r>
+    </w:p>
+    <w:p>
+      <w:pPr/>
+      <w:r>
+        <w:rPr>
+          <w:lang w:val="pt_PT" w:bidi="pt_PT"/>
+        </w:rPr>
+      </w:r>
+      <w:r>
+        <w:rPr>
+          <w:b/>
+          <w:lang w:val="pt_PT" w:bidi="pt_PT"/>
+        </w:rPr>
         <w:t>"para que assim a vida da nossa gente seja útil!".</w:t>
       </w:r>
     </w:p>
@@ -20504,6 +21539,21 @@
           <w:b/>
           <w:lang w:val="pt_PT" w:bidi="pt_PT"/>
         </w:rPr>
+        <w:t>ἵνα μὴ ὦσιν ἄκαρποι</w:t>
+      </w:r>
+    </w:p>
+    <w:p>
+      <w:pPr/>
+      <w:r>
+        <w:rPr>
+          <w:lang w:val="pt_PT" w:bidi="pt_PT"/>
+        </w:rPr>
+      </w:r>
+      <w:r>
+        <w:rPr>
+          <w:b/>
+          <w:lang w:val="pt_PT" w:bidi="pt_PT"/>
+        </w:rPr>
         <w:t>"para que assim a vida da nossa gente seja útil!".</w:t>
       </w:r>
     </w:p>
@@ -20587,6 +21637,21 @@
           <w:b/>
           <w:lang w:val="pt_PT" w:bidi="pt_PT"/>
         </w:rPr>
+        <w:t>ἀσπάζονταί σε</w:t>
+      </w:r>
+    </w:p>
+    <w:p>
+      <w:pPr/>
+      <w:r>
+        <w:rPr>
+          <w:lang w:val="pt_PT" w:bidi="pt_PT"/>
+        </w:rPr>
+      </w:r>
+      <w:r>
+        <w:rPr>
+          <w:b/>
+          <w:lang w:val="pt_PT" w:bidi="pt_PT"/>
+        </w:rPr>
         <w:t>"mandam saudações a você".</w:t>
       </w:r>
     </w:p>
@@ -20656,6 +21721,21 @@
         <w:rPr>
           <w:lang w:val="pt_PT" w:bidi="pt_PT"/>
         </w:rPr>
+      </w:r>
+    </w:p>
+    <w:p>
+      <w:pPr/>
+      <w:r>
+        <w:rPr>
+          <w:lang w:val="pt_PT" w:bidi="pt_PT"/>
+        </w:rPr>
+      </w:r>
+      <w:r>
+        <w:rPr>
+          <w:b/>
+          <w:lang w:val="pt_PT" w:bidi="pt_PT"/>
+        </w:rPr>
+        <w:t>οἱ μετ’ ἐμοῦ πάντες</w:t>
       </w:r>
     </w:p>
     <w:p>
